--- a/dokumentumok/Dokumentáció.docx
+++ b/dokumentumok/Dokumentáció.docx
@@ -4355,21 +4355,7 @@
         <w:rPr>
           <w:lang w:eastAsia="hu-HU"/>
         </w:rPr>
-        <w:t xml:space="preserve">A hagyományos módszerek (szóbeli bejelentés, papíros lista, közösségi csoportok) könnyen átláthatatlanná válnak, az információk </w:t>
-      </w:r>
-      <w:proofErr w:type="spellStart"/>
-      <w:r>
-        <w:rPr>
-          <w:lang w:eastAsia="hu-HU"/>
-        </w:rPr>
-        <w:t>elveszhetnek</w:t>
-      </w:r>
-      <w:proofErr w:type="spellEnd"/>
-      <w:r>
-        <w:rPr>
-          <w:lang w:eastAsia="hu-HU"/>
-        </w:rPr>
-        <w:t>, és a kommunikáció hiányos lehet.</w:t>
+        <w:t>A hagyományos módszerek (szóbeli bejelentés, papíros lista, közösségi csoportok) könnyen átláthatatlanná válnak, az információk elveszhetnek, és a kommunikáció hiányos lehet.</w:t>
       </w:r>
     </w:p>
     <w:p>
@@ -4505,6 +4491,14 @@
       </w:pPr>
       <w:r>
         <w:t>Főoldal (eseménylista)</w:t>
+      </w:r>
+    </w:p>
+    <w:p>
+      <w:pPr>
+        <w:pStyle w:val="Listaszerbekezds"/>
+      </w:pPr>
+      <w:r>
+        <w:t>Naptár nézet (calendar view – eseménylista naptári megjelenítéssel)</w:t>
       </w:r>
     </w:p>
     <w:p>
@@ -4622,6 +4616,7 @@
         </w:rPr>
       </w:pPr>
       <w:r>
+        <w:lastRenderedPageBreak/>
         <w:t>Az események felkeresésére szolgáló oldal átlátható eseménylistát és keresőfelületet kínál a felhasználók számára, lehetővé téve, hogy gyorsan megtalálják a számukra érdekes eseményeket.</w:t>
       </w:r>
     </w:p>
@@ -4630,7 +4625,6 @@
         <w:pStyle w:val="Cmsor5"/>
       </w:pPr>
       <w:r>
-        <w:lastRenderedPageBreak/>
         <w:t>Események feltöltéséhez szolgáló oldal koncepció</w:t>
       </w:r>
     </w:p>
@@ -4736,6 +4730,22 @@
         <w:pStyle w:val="Listaszerbekezds"/>
       </w:pPr>
       <w:r>
+        <w:t>Ismétlődő események létrehozása (heti ismétlődés beállítása)</w:t>
+      </w:r>
+    </w:p>
+    <w:p>
+      <w:pPr>
+        <w:pStyle w:val="Listaszerbekezds"/>
+      </w:pPr>
+      <w:r>
+        <w:t>Ismétlődő alkalmak kezelése (átütemezés, elmaradás jelölése)</w:t>
+      </w:r>
+    </w:p>
+    <w:p>
+      <w:pPr>
+        <w:pStyle w:val="Listaszerbekezds"/>
+      </w:pPr>
+      <w:r>
         <w:t xml:space="preserve">Jelentkezési feltételek </w:t>
       </w:r>
       <w:r>
@@ -4756,7 +4766,7 @@
         <w:pStyle w:val="Listaszerbekezds"/>
       </w:pPr>
       <w:r>
-        <w:t>Maximum létszám megadása</w:t>
+        <w:t>Résztvevők listájának kezelése</w:t>
       </w:r>
     </w:p>
     <w:p>
@@ -4768,14 +4778,6 @@
       </w:r>
       <w:r>
         <w:t>létrehozása eseményekhez</w:t>
-      </w:r>
-    </w:p>
-    <w:p>
-      <w:pPr>
-        <w:pStyle w:val="Listaszerbekezds"/>
-      </w:pPr>
-      <w:r>
-        <w:t>Résztvevők listájának kezelése és exportálása</w:t>
       </w:r>
     </w:p>
     <w:p>
@@ -4828,6 +4830,14 @@
         <w:pStyle w:val="Listaszerbekezds"/>
       </w:pPr>
       <w:r>
+        <w:t>Ismétlődő eseménynek való jelentkezés (az egész sorozatra)</w:t>
+      </w:r>
+    </w:p>
+    <w:p>
+      <w:pPr>
+        <w:pStyle w:val="Listaszerbekezds"/>
+      </w:pPr>
+      <w:r>
         <w:t>Jelentkezés visszavonása</w:t>
       </w:r>
     </w:p>
@@ -4850,7 +4860,7 @@
         <w:pStyle w:val="Listaszerbekezds"/>
       </w:pPr>
       <w:r>
-        <w:t>Esemény keresése, szűrés dátum, szervező vagy típus szerint</w:t>
+        <w:t xml:space="preserve">Szavazásokon való részvétel, eredmények követése </w:t>
       </w:r>
     </w:p>
     <w:p>
@@ -4858,7 +4868,7 @@
         <w:pStyle w:val="Listaszerbekezds"/>
       </w:pPr>
       <w:r>
-        <w:t xml:space="preserve">Szavazásokon való részvétel, eredmények követése </w:t>
+        <w:t>Diákok hozzászólhatnak eseményekhez</w:t>
       </w:r>
     </w:p>
     <w:p>
@@ -4866,7 +4876,7 @@
         <w:pStyle w:val="Listaszerbekezds"/>
       </w:pPr>
       <w:r>
-        <w:t>Diákok hozzászólhatnak eseményekhez.</w:t>
+        <w:t>Hozzászólások írása eseményekhez</w:t>
       </w:r>
     </w:p>
     <w:p>
@@ -4874,21 +4884,7 @@
         <w:pStyle w:val="Listaszerbekezds"/>
       </w:pPr>
       <w:r>
-        <w:t>Hozzászólások írása eseményekhez</w:t>
-      </w:r>
-    </w:p>
-    <w:p>
-      <w:pPr>
-        <w:pStyle w:val="Listaszerbekezds"/>
-      </w:pPr>
-      <w:r>
-        <w:t>„Kedvenc esemény” funkció</w:t>
-      </w:r>
-      <w:r>
-        <w:t xml:space="preserve">, </w:t>
-      </w:r>
-      <w:r>
-        <w:t>kiemelt események követése</w:t>
+        <w:t>„Kedvenc esemény" funkció (jelölés/kijelölés)</w:t>
       </w:r>
     </w:p>
     <w:p>
@@ -5235,6 +5231,14 @@
         <w:pStyle w:val="Listaszerbekezds"/>
       </w:pPr>
       <w:r>
+        <w:t>Naptári nézet modul</w:t>
+      </w:r>
+    </w:p>
+    <w:p>
+      <w:pPr>
+        <w:pStyle w:val="Listaszerbekezds"/>
+      </w:pPr>
+      <w:r>
         <w:t>Kérlelem / jováhagyási modul</w:t>
       </w:r>
     </w:p>
@@ -5301,6 +5305,60 @@
       </w:pPr>
       <w:r>
         <w:t>Adminisztrátorok: név, e-mail cím, teljes jogosultsági szint</w:t>
+      </w:r>
+    </w:p>
+    <w:p>
+      <w:pPr>
+        <w:pStyle w:val="Cmsor3"/>
+      </w:pPr>
+      <w:r>
+        <w:t>Esemény adatok</w:t>
+      </w:r>
+    </w:p>
+    <w:p>
+      <w:pPr>
+        <w:pStyle w:val="Listaszerbekezds"/>
+      </w:pPr>
+      <w:r>
+        <w:t>Esemény alapadatok: cím, leírás, kezdés/befejezés időpontja</w:t>
+      </w:r>
+    </w:p>
+    <w:p>
+      <w:pPr>
+        <w:pStyle w:val="Listaszerbekezds"/>
+      </w:pPr>
+      <w:r>
+        <w:t>Ismétlődési információ: ismétlődés típusa, befejezési dátuma, szülőeseményre való hivatkozás</w:t>
+      </w:r>
+    </w:p>
+    <w:p>
+      <w:pPr>
+        <w:pStyle w:val="Listaszerbekezds"/>
+      </w:pPr>
+      <w:r>
+        <w:t>Állapot információ: aktív/lezárt/elmaradt státusz</w:t>
+      </w:r>
+    </w:p>
+    <w:p>
+      <w:pPr>
+        <w:pStyle w:val="Listaszerbekezds"/>
+      </w:pPr>
+      <w:r>
+        <w:t>Részvételi adatok: igen</w:t>
+      </w:r>
+      <w:r>
+        <w:t xml:space="preserve"> vagy </w:t>
+      </w:r>
+      <w:r>
+        <w:t xml:space="preserve">nem </w:t>
+      </w:r>
+    </w:p>
+    <w:p>
+      <w:pPr>
+        <w:pStyle w:val="Listaszerbekezds"/>
+      </w:pPr>
+      <w:r>
+        <w:t>Kommentek és kedvencek információja</w:t>
       </w:r>
     </w:p>
     <w:p>
@@ -5596,47 +5654,10 @@
         <w:t xml:space="preserve"> </w:t>
       </w:r>
       <w:r>
-        <w:t xml:space="preserve">Vue3, </w:t>
-      </w:r>
-      <w:proofErr w:type="spellStart"/>
-      <w:r>
-        <w:t>Vite</w:t>
-      </w:r>
-      <w:proofErr w:type="spellEnd"/>
-      <w:r>
-        <w:t xml:space="preserve">, </w:t>
-      </w:r>
-      <w:proofErr w:type="spellStart"/>
-      <w:r>
-        <w:t>Vue</w:t>
-      </w:r>
-      <w:proofErr w:type="spellEnd"/>
-      <w:r>
-        <w:t xml:space="preserve"> Router, </w:t>
-      </w:r>
-      <w:proofErr w:type="spellStart"/>
-      <w:r>
-        <w:t>Axios</w:t>
-      </w:r>
-      <w:proofErr w:type="spellEnd"/>
-      <w:r>
-        <w:t xml:space="preserve">, </w:t>
-      </w:r>
-      <w:proofErr w:type="spellStart"/>
-      <w:r>
-        <w:t>Vuex</w:t>
-      </w:r>
-      <w:proofErr w:type="spellEnd"/>
-      <w:r>
-        <w:t xml:space="preserve">, </w:t>
-      </w:r>
-      <w:proofErr w:type="spellStart"/>
-      <w:r>
-        <w:t>MySQL</w:t>
-      </w:r>
-      <w:proofErr w:type="spellEnd"/>
-      <w:r>
-        <w:t>, PHP, JavaScript</w:t>
+        <w:t xml:space="preserve">Vue3, Vite, Vue Router, Axios, Vuex, </w:t>
+      </w:r>
+      <w:r>
+        <w:t>MySQL, PHP, JavaScript</w:t>
       </w:r>
     </w:p>
     <w:p>
@@ -5658,15 +5679,7 @@
         <w:t>:</w:t>
       </w:r>
       <w:r>
-        <w:t xml:space="preserve"> Nagy </w:t>
-      </w:r>
-      <w:proofErr w:type="spellStart"/>
-      <w:r>
-        <w:t>Levéd</w:t>
-      </w:r>
-      <w:proofErr w:type="spellEnd"/>
-      <w:r>
-        <w:t xml:space="preserve"> Sámuel, Tóth Tamás</w:t>
+        <w:t xml:space="preserve"> Nagy Levéd Sámuel, Tóth Tamás</w:t>
       </w:r>
     </w:p>
     <w:p>
@@ -5737,11 +5750,9 @@
           <w:numId w:val="17"/>
         </w:numPr>
       </w:pPr>
-      <w:proofErr w:type="spellStart"/>
       <w:r>
         <w:t>password</w:t>
       </w:r>
-      <w:proofErr w:type="spellEnd"/>
     </w:p>
     <w:p>
       <w:pPr>
@@ -5782,15 +5793,7 @@
         </w:numPr>
       </w:pPr>
       <w:r>
-        <w:t xml:space="preserve">email kötelező, </w:t>
-      </w:r>
-      <w:proofErr w:type="spellStart"/>
-      <w:r>
-        <w:t>string</w:t>
-      </w:r>
-      <w:proofErr w:type="spellEnd"/>
-      <w:r>
-        <w:t>, létező felhasználói email</w:t>
+        <w:t>email kötelező, string, létező felhasználói email</w:t>
       </w:r>
     </w:p>
     <w:p>
@@ -5801,19 +5804,9 @@
           <w:numId w:val="17"/>
         </w:numPr>
       </w:pPr>
-      <w:proofErr w:type="spellStart"/>
-      <w:r>
-        <w:t>password</w:t>
-      </w:r>
-      <w:proofErr w:type="spellEnd"/>
-      <w:r>
-        <w:t xml:space="preserve"> kötelező, </w:t>
-      </w:r>
-      <w:proofErr w:type="spellStart"/>
-      <w:r>
-        <w:t>string</w:t>
-      </w:r>
-      <w:proofErr w:type="spellEnd"/>
+      <w:r>
+        <w:t>password kötelező, string</w:t>
+      </w:r>
     </w:p>
     <w:p>
       <w:pPr>
@@ -5836,23 +5829,7 @@
         </w:numPr>
       </w:pPr>
       <w:r>
-        <w:t xml:space="preserve">Ha nincs ilyen </w:t>
-      </w:r>
-      <w:proofErr w:type="gramStart"/>
-      <w:r>
-        <w:t>felhasználó,</w:t>
-      </w:r>
-      <w:proofErr w:type="gramEnd"/>
-      <w:r>
-        <w:t xml:space="preserve"> vagy jelszó </w:t>
-      </w:r>
-      <w:proofErr w:type="spellStart"/>
-      <w:r>
-        <w:t>hash</w:t>
-      </w:r>
-      <w:proofErr w:type="spellEnd"/>
-      <w:r>
-        <w:t xml:space="preserve"> ellenőrzés hibás:</w:t>
+        <w:t>Ha nincs ilyen felhasználó, vagy jelszó hash ellenőrzés hibás:</w:t>
       </w:r>
     </w:p>
     <w:p>
@@ -5864,7 +5841,7 @@
         </w:numPr>
       </w:pPr>
       <w:r>
-        <w:t>401, „Hibás jelszó vagy email”.</w:t>
+        <w:t>401, „Hibás jelszó vagy email”</w:t>
       </w:r>
     </w:p>
     <w:p>
@@ -5875,21 +5852,8 @@
           <w:numId w:val="18"/>
         </w:numPr>
       </w:pPr>
-      <w:proofErr w:type="spellStart"/>
-      <w:r>
-        <w:t>Sanctum</w:t>
-      </w:r>
-      <w:proofErr w:type="spellEnd"/>
-      <w:r>
-        <w:t xml:space="preserve"> </w:t>
-      </w:r>
-      <w:proofErr w:type="spellStart"/>
-      <w:r>
-        <w:t>token</w:t>
-      </w:r>
-      <w:proofErr w:type="spellEnd"/>
-      <w:r>
-        <w:t xml:space="preserve"> létrehozása.</w:t>
+      <w:r>
+        <w:t>Sanctum token létrehozása</w:t>
       </w:r>
     </w:p>
     <w:p>
@@ -5912,37 +5876,8 @@
           <w:numId w:val="17"/>
         </w:numPr>
       </w:pPr>
-      <w:proofErr w:type="spellStart"/>
-      <w:r>
-        <w:t>user</w:t>
-      </w:r>
-      <w:proofErr w:type="spellEnd"/>
-      <w:r>
-        <w:t xml:space="preserve"> (</w:t>
-      </w:r>
-      <w:proofErr w:type="spellStart"/>
-      <w:r>
-        <w:t>id</w:t>
-      </w:r>
-      <w:proofErr w:type="spellEnd"/>
-      <w:r>
-        <w:t xml:space="preserve">, </w:t>
-      </w:r>
-      <w:proofErr w:type="spellStart"/>
-      <w:r>
-        <w:t>name</w:t>
-      </w:r>
-      <w:proofErr w:type="spellEnd"/>
-      <w:r>
-        <w:t xml:space="preserve">, email, </w:t>
-      </w:r>
-      <w:proofErr w:type="spellStart"/>
-      <w:r>
-        <w:t>establishment_id</w:t>
-      </w:r>
-      <w:proofErr w:type="spellEnd"/>
-      <w:r>
-        <w:t>)</w:t>
+      <w:r>
+        <w:t>user (id, name, email, establishment_id)</w:t>
       </w:r>
     </w:p>
     <w:p>
@@ -5953,11 +5888,9 @@
           <w:numId w:val="17"/>
         </w:numPr>
       </w:pPr>
-      <w:proofErr w:type="spellStart"/>
       <w:r>
         <w:t>token</w:t>
       </w:r>
-      <w:proofErr w:type="spellEnd"/>
     </w:p>
     <w:p>
       <w:pPr>
@@ -6034,11 +5967,9 @@
           <w:numId w:val="17"/>
         </w:numPr>
       </w:pPr>
-      <w:proofErr w:type="spellStart"/>
       <w:r>
         <w:t>username</w:t>
       </w:r>
-      <w:proofErr w:type="spellEnd"/>
     </w:p>
     <w:p>
       <w:pPr>
@@ -6060,11 +5991,9 @@
           <w:numId w:val="17"/>
         </w:numPr>
       </w:pPr>
-      <w:proofErr w:type="spellStart"/>
       <w:r>
         <w:t>password</w:t>
       </w:r>
-      <w:proofErr w:type="spellEnd"/>
     </w:p>
     <w:p>
       <w:pPr>
@@ -6074,11 +6003,9 @@
           <w:numId w:val="17"/>
         </w:numPr>
       </w:pPr>
-      <w:proofErr w:type="spellStart"/>
       <w:r>
         <w:t>password_confirmation</w:t>
       </w:r>
-      <w:proofErr w:type="spellEnd"/>
     </w:p>
     <w:p>
       <w:pPr>
@@ -6107,13 +6034,8 @@
         </w:numPr>
       </w:pPr>
       <w:r>
-        <w:t xml:space="preserve">email </w:t>
-      </w:r>
-      <w:proofErr w:type="spellStart"/>
-      <w:r>
-        <w:t>kisbetűsítése</w:t>
-      </w:r>
-      <w:proofErr w:type="spellEnd"/>
+        <w:t>email kisbetűsítése</w:t>
+      </w:r>
     </w:p>
     <w:p>
       <w:pPr>
@@ -6135,19 +6057,9 @@
           <w:numId w:val="17"/>
         </w:numPr>
       </w:pPr>
-      <w:proofErr w:type="spellStart"/>
-      <w:r>
-        <w:t>username</w:t>
-      </w:r>
-      <w:proofErr w:type="spellEnd"/>
-      <w:r>
-        <w:t xml:space="preserve"> </w:t>
-      </w:r>
-      <w:proofErr w:type="spellStart"/>
-      <w:r>
-        <w:t>required</w:t>
-      </w:r>
-      <w:proofErr w:type="spellEnd"/>
+      <w:r>
+        <w:t>username required</w:t>
+      </w:r>
     </w:p>
     <w:p>
       <w:pPr>
@@ -6158,21 +6070,8 @@
         </w:numPr>
       </w:pPr>
       <w:r>
-        <w:t xml:space="preserve">email </w:t>
-      </w:r>
-      <w:proofErr w:type="spellStart"/>
-      <w:r>
-        <w:t>required</w:t>
-      </w:r>
-      <w:proofErr w:type="spellEnd"/>
-      <w:r>
-        <w:t xml:space="preserve">, email, </w:t>
-      </w:r>
-      <w:proofErr w:type="spellStart"/>
-      <w:r>
-        <w:t>unique</w:t>
-      </w:r>
-      <w:proofErr w:type="spellEnd"/>
+        <w:t>email required, email, unique</w:t>
+      </w:r>
     </w:p>
     <w:p>
       <w:pPr>
@@ -6182,43 +6081,9 @@
           <w:numId w:val="17"/>
         </w:numPr>
       </w:pPr>
-      <w:proofErr w:type="spellStart"/>
-      <w:r>
-        <w:t>password</w:t>
-      </w:r>
-      <w:proofErr w:type="spellEnd"/>
-      <w:r>
-        <w:t xml:space="preserve"> </w:t>
-      </w:r>
-      <w:proofErr w:type="spellStart"/>
-      <w:r>
-        <w:t>required</w:t>
-      </w:r>
-      <w:proofErr w:type="spellEnd"/>
-      <w:r>
-        <w:t xml:space="preserve">, </w:t>
-      </w:r>
-      <w:proofErr w:type="spellStart"/>
-      <w:r>
-        <w:t>confirmed</w:t>
-      </w:r>
-      <w:proofErr w:type="spellEnd"/>
-      <w:r>
-        <w:t xml:space="preserve">, min 6, mixed </w:t>
-      </w:r>
-      <w:proofErr w:type="spellStart"/>
-      <w:r>
-        <w:t>case</w:t>
-      </w:r>
-      <w:proofErr w:type="spellEnd"/>
-      <w:r>
-        <w:t xml:space="preserve"> + </w:t>
-      </w:r>
-      <w:proofErr w:type="spellStart"/>
-      <w:r>
-        <w:t>number</w:t>
-      </w:r>
-      <w:proofErr w:type="spellEnd"/>
+      <w:r>
+        <w:t>password required, confirmed, min 6, mixed case + number</w:t>
+      </w:r>
     </w:p>
     <w:p>
       <w:pPr>
@@ -6240,19 +6105,9 @@
           <w:numId w:val="17"/>
         </w:numPr>
       </w:pPr>
-      <w:proofErr w:type="spellStart"/>
-      <w:r>
-        <w:t>name</w:t>
-      </w:r>
-      <w:proofErr w:type="spellEnd"/>
-      <w:r>
-        <w:t xml:space="preserve"> &lt;- </w:t>
-      </w:r>
-      <w:proofErr w:type="spellStart"/>
-      <w:r>
-        <w:t>username</w:t>
-      </w:r>
-      <w:proofErr w:type="spellEnd"/>
+      <w:r>
+        <w:t>name &lt;- username</w:t>
+      </w:r>
     </w:p>
     <w:p>
       <w:pPr>
@@ -6274,29 +6129,8 @@
           <w:numId w:val="17"/>
         </w:numPr>
       </w:pPr>
-      <w:proofErr w:type="spellStart"/>
-      <w:r>
-        <w:t>password</w:t>
-      </w:r>
-      <w:proofErr w:type="spellEnd"/>
-      <w:r>
-        <w:t xml:space="preserve"> &lt;- </w:t>
-      </w:r>
-      <w:proofErr w:type="spellStart"/>
-      <w:r>
-        <w:t>hash</w:t>
-      </w:r>
-      <w:proofErr w:type="spellEnd"/>
-      <w:r>
-        <w:t>(</w:t>
-      </w:r>
-      <w:proofErr w:type="spellStart"/>
-      <w:r>
-        <w:t>password</w:t>
-      </w:r>
-      <w:proofErr w:type="spellEnd"/>
-      <w:r>
-        <w:t>)</w:t>
+      <w:r>
+        <w:t>password &lt;- hash(password)</w:t>
       </w:r>
     </w:p>
     <w:p>
@@ -6319,21 +6153,8 @@
           <w:numId w:val="23"/>
         </w:numPr>
       </w:pPr>
-      <w:proofErr w:type="spellStart"/>
-      <w:r>
-        <w:t>Sanctum</w:t>
-      </w:r>
-      <w:proofErr w:type="spellEnd"/>
-      <w:r>
-        <w:t xml:space="preserve"> </w:t>
-      </w:r>
-      <w:proofErr w:type="spellStart"/>
-      <w:r>
-        <w:t>token</w:t>
-      </w:r>
-      <w:proofErr w:type="spellEnd"/>
-      <w:r>
-        <w:t xml:space="preserve"> generálása</w:t>
+      <w:r>
+        <w:t>Sanctum token generálása</w:t>
       </w:r>
     </w:p>
     <w:p>
@@ -6345,37 +6166,8 @@
         </w:numPr>
       </w:pPr>
       <w:r>
-        <w:t xml:space="preserve">Válasz: </w:t>
-      </w:r>
-      <w:proofErr w:type="spellStart"/>
-      <w:r>
-        <w:t>user</w:t>
-      </w:r>
-      <w:proofErr w:type="spellEnd"/>
-      <w:r>
-        <w:t xml:space="preserve"> + </w:t>
-      </w:r>
-      <w:proofErr w:type="spellStart"/>
-      <w:r>
-        <w:t>token</w:t>
-      </w:r>
-      <w:proofErr w:type="spellEnd"/>
-      <w:r>
-        <w:t xml:space="preserve"> + </w:t>
-      </w:r>
-      <w:proofErr w:type="spellStart"/>
-      <w:r>
-        <w:t>email_verified</w:t>
-      </w:r>
-      <w:proofErr w:type="spellEnd"/>
-      <w:r>
-        <w:t>=</w:t>
-      </w:r>
-      <w:proofErr w:type="spellStart"/>
-      <w:r>
-        <w:t>false</w:t>
-      </w:r>
-      <w:proofErr w:type="spellEnd"/>
+        <w:t>Válasz: user + token + email_verified=false</w:t>
+      </w:r>
     </w:p>
     <w:p>
       <w:pPr>
@@ -6410,13 +6202,8 @@
         <w:pStyle w:val="pszeudo"/>
       </w:pPr>
       <w:r>
-        <w:t xml:space="preserve">ALGORITMUS: </w:t>
-      </w:r>
-      <w:proofErr w:type="spellStart"/>
-      <w:r>
-        <w:t>EmailVerifikáció</w:t>
-      </w:r>
-      <w:proofErr w:type="spellEnd"/>
+        <w:t>ALGORITMUS: EmailVerifikáció</w:t>
+      </w:r>
     </w:p>
     <w:p>
       <w:pPr>
@@ -6444,13 +6231,8 @@
           <w:numId w:val="30"/>
         </w:numPr>
       </w:pPr>
-      <w:proofErr w:type="spellStart"/>
-      <w:r>
-        <w:t>Verify</w:t>
-      </w:r>
-      <w:proofErr w:type="spellEnd"/>
-      <w:r>
-        <w:t xml:space="preserve"> link:</w:t>
+      <w:r>
+        <w:t>Verify link:</w:t>
       </w:r>
     </w:p>
     <w:p>
@@ -6468,15 +6250,7 @@
         <w:t>á</w:t>
       </w:r>
       <w:r>
-        <w:t xml:space="preserve">r </w:t>
-      </w:r>
-      <w:proofErr w:type="spellStart"/>
-      <w:r>
-        <w:t>verified</w:t>
-      </w:r>
-      <w:proofErr w:type="spellEnd"/>
-      <w:r>
-        <w:t>, visszajelz</w:t>
+        <w:t>r verified, visszajelz</w:t>
       </w:r>
       <w:r>
         <w:t>é</w:t>
@@ -6494,29 +6268,8 @@
         </w:numPr>
       </w:pPr>
       <w:r>
-        <w:t xml:space="preserve">különben </w:t>
-      </w:r>
-      <w:proofErr w:type="spellStart"/>
-      <w:r>
-        <w:t>markEmailAsVerified</w:t>
-      </w:r>
-      <w:proofErr w:type="spellEnd"/>
-      <w:r>
-        <w:t xml:space="preserve"> + </w:t>
-      </w:r>
-      <w:proofErr w:type="spellStart"/>
-      <w:r>
-        <w:t>Verified</w:t>
-      </w:r>
-      <w:proofErr w:type="spellEnd"/>
-      <w:r>
-        <w:t xml:space="preserve"> </w:t>
-      </w:r>
-      <w:proofErr w:type="spellStart"/>
-      <w:r>
-        <w:t>event</w:t>
-      </w:r>
-      <w:proofErr w:type="spellEnd"/>
+        <w:t>különben markEmailAsVerified + Verified event</w:t>
+      </w:r>
     </w:p>
     <w:p>
       <w:pPr>
@@ -6526,7 +6279,6 @@
           <w:numId w:val="30"/>
         </w:numPr>
       </w:pPr>
-      <w:proofErr w:type="spellStart"/>
       <w:r>
         <w:t>Ú</w:t>
       </w:r>
@@ -6543,11 +6295,7 @@
         <w:t>é</w:t>
       </w:r>
       <w:r>
-        <w:t>s</w:t>
-      </w:r>
-      <w:proofErr w:type="spellEnd"/>
-      <w:r>
-        <w:t>:</w:t>
+        <w:t>s:</w:t>
       </w:r>
     </w:p>
     <w:p>
@@ -6559,15 +6307,7 @@
         </w:numPr>
       </w:pPr>
       <w:r>
-        <w:t xml:space="preserve">nem </w:t>
-      </w:r>
-      <w:proofErr w:type="spellStart"/>
-      <w:r>
-        <w:t>verified</w:t>
-      </w:r>
-      <w:proofErr w:type="spellEnd"/>
-      <w:r>
-        <w:t xml:space="preserve"> </w:t>
+        <w:t xml:space="preserve">nem verified </w:t>
       </w:r>
       <w:r>
         <w:t>felhasználónak</w:t>
@@ -6611,21 +6351,8 @@
           <w:numId w:val="17"/>
         </w:numPr>
       </w:pPr>
-      <w:proofErr w:type="spellStart"/>
-      <w:r>
-        <w:t>verified</w:t>
-      </w:r>
-      <w:proofErr w:type="spellEnd"/>
-      <w:r>
-        <w:t xml:space="preserve"> </w:t>
-      </w:r>
-      <w:proofErr w:type="spellStart"/>
-      <w:r>
-        <w:t>boolean</w:t>
-      </w:r>
-      <w:proofErr w:type="spellEnd"/>
-      <w:r>
-        <w:t xml:space="preserve"> visszaadása</w:t>
+      <w:r>
+        <w:t>verified boolean visszaadása</w:t>
       </w:r>
     </w:p>
     <w:p>
@@ -6701,15 +6428,7 @@
         </w:numPr>
       </w:pPr>
       <w:r>
-        <w:t xml:space="preserve">Hitelesített felhasználó aktuális </w:t>
-      </w:r>
-      <w:proofErr w:type="spellStart"/>
-      <w:r>
-        <w:t>tokenjének</w:t>
-      </w:r>
-      <w:proofErr w:type="spellEnd"/>
-      <w:r>
-        <w:t xml:space="preserve"> lekérése.</w:t>
+        <w:t>Hitelesített felhasználó aktuális tokenjének lekérése</w:t>
       </w:r>
     </w:p>
     <w:p>
@@ -6723,24 +6442,11 @@
       <w:r>
         <w:t xml:space="preserve">Aktuális </w:t>
       </w:r>
-      <w:proofErr w:type="spellStart"/>
-      <w:r>
-        <w:t>access</w:t>
-      </w:r>
-      <w:proofErr w:type="spellEnd"/>
-      <w:r>
-        <w:t xml:space="preserve"> </w:t>
-      </w:r>
-      <w:proofErr w:type="spellStart"/>
-      <w:r>
-        <w:t>token</w:t>
-      </w:r>
-      <w:proofErr w:type="spellEnd"/>
+      <w:r>
+        <w:t>access token</w:t>
+      </w:r>
       <w:r>
         <w:t xml:space="preserve"> törlése</w:t>
-      </w:r>
-      <w:r>
-        <w:t>.</w:t>
       </w:r>
     </w:p>
     <w:p>
@@ -6764,7 +6470,7 @@
         <w:t>kijelentkezés</w:t>
       </w:r>
       <w:r>
-        <w:t>".</w:t>
+        <w:t>"</w:t>
       </w:r>
     </w:p>
     <w:p>
@@ -6805,11 +6511,9 @@
       <w:r>
         <w:t xml:space="preserve">ALGORITMUS: </w:t>
       </w:r>
-      <w:proofErr w:type="spellStart"/>
       <w:r>
         <w:t>TörzsadatKeresés</w:t>
       </w:r>
-      <w:proofErr w:type="spellEnd"/>
     </w:p>
     <w:p>
       <w:pPr>
@@ -6850,15 +6554,7 @@
         </w:numPr>
       </w:pPr>
       <w:r>
-        <w:t>Járások listázása és keresése (</w:t>
-      </w:r>
-      <w:proofErr w:type="spellStart"/>
-      <w:r>
-        <w:t>region_id</w:t>
-      </w:r>
-      <w:proofErr w:type="spellEnd"/>
-      <w:r>
-        <w:t xml:space="preserve"> szűrővel)</w:t>
+        <w:t>Járások listázása és keresése (region_id szűrővel)</w:t>
       </w:r>
     </w:p>
     <w:p>
@@ -6870,15 +6566,7 @@
         </w:numPr>
       </w:pPr>
       <w:r>
-        <w:t>Települések listázása és keresése (</w:t>
-      </w:r>
-      <w:proofErr w:type="spellStart"/>
-      <w:r>
-        <w:t>inner_region_id</w:t>
-      </w:r>
-      <w:proofErr w:type="spellEnd"/>
-      <w:r>
-        <w:t xml:space="preserve"> szűrővel)</w:t>
+        <w:t>Települések listázása és keresése (inner_region_id szűrővel)</w:t>
       </w:r>
     </w:p>
     <w:p>
@@ -6901,21 +6589,8 @@
           <w:numId w:val="17"/>
         </w:numPr>
       </w:pPr>
-      <w:proofErr w:type="spellStart"/>
-      <w:r>
-        <w:t>settlement_id</w:t>
-      </w:r>
-      <w:proofErr w:type="spellEnd"/>
-      <w:r>
-        <w:t xml:space="preserve"> vagy </w:t>
-      </w:r>
-      <w:proofErr w:type="spellStart"/>
-      <w:r>
-        <w:t>region_id</w:t>
-      </w:r>
-      <w:proofErr w:type="spellEnd"/>
-      <w:r>
-        <w:t xml:space="preserve"> alapú szűrés</w:t>
+      <w:r>
+        <w:t>settlement_id vagy region_id alapú szűrés</w:t>
       </w:r>
     </w:p>
     <w:p>
@@ -6927,21 +6602,8 @@
         </w:numPr>
       </w:pPr>
       <w:r>
-        <w:t xml:space="preserve">opcionális </w:t>
-      </w:r>
-      <w:proofErr w:type="spellStart"/>
-      <w:r>
-        <w:t>title</w:t>
-      </w:r>
-      <w:proofErr w:type="spellEnd"/>
-      <w:r>
-        <w:t xml:space="preserve"> </w:t>
-      </w:r>
-      <w:proofErr w:type="spellStart"/>
-      <w:r>
-        <w:t>search</w:t>
-      </w:r>
-      <w:proofErr w:type="spellEnd"/>
+        <w:t>opcionális title search</w:t>
+      </w:r>
     </w:p>
     <w:p>
       <w:pPr>
@@ -6990,11 +6652,9 @@
       <w:r>
         <w:t xml:space="preserve">ALGORITMUS: </w:t>
       </w:r>
-      <w:proofErr w:type="spellStart"/>
       <w:r>
         <w:t>OsztályKezelés</w:t>
       </w:r>
-      <w:proofErr w:type="spellEnd"/>
     </w:p>
     <w:p>
       <w:pPr>
@@ -7096,23 +6756,7 @@
         </w:numPr>
       </w:pPr>
       <w:r>
-        <w:t xml:space="preserve">létrehozás/listázás/tanár módosítás </w:t>
-      </w:r>
-      <w:proofErr w:type="spellStart"/>
-      <w:r>
-        <w:t>admin</w:t>
-      </w:r>
-      <w:proofErr w:type="spellEnd"/>
-      <w:r>
-        <w:t xml:space="preserve"> vagy </w:t>
-      </w:r>
-      <w:proofErr w:type="spellStart"/>
-      <w:r>
-        <w:t>staff</w:t>
-      </w:r>
-      <w:proofErr w:type="spellEnd"/>
-      <w:r>
-        <w:t xml:space="preserve"> szerepkör szerint védett</w:t>
+        <w:t>létrehozás/listázás/tanár módosítás admin vagy staff szerepkör szerint védett</w:t>
       </w:r>
     </w:p>
     <w:p>
@@ -7124,15 +6768,7 @@
         </w:numPr>
       </w:pPr>
       <w:r>
-        <w:t xml:space="preserve">diák mozgás csak </w:t>
-      </w:r>
-      <w:proofErr w:type="spellStart"/>
-      <w:r>
-        <w:t>admin</w:t>
-      </w:r>
-      <w:proofErr w:type="spellEnd"/>
-      <w:r>
-        <w:t xml:space="preserve"> jogosultsággal</w:t>
+        <w:t>diák mozgás csak admin jogosultsággal</w:t>
       </w:r>
     </w:p>
     <w:p>
@@ -7183,11 +6819,9 @@
       <w:r>
         <w:t xml:space="preserve">ALGORITMUS: </w:t>
       </w:r>
-      <w:proofErr w:type="spellStart"/>
       <w:r>
         <w:t>KollabKérelemKezelése</w:t>
       </w:r>
-      <w:proofErr w:type="spellEnd"/>
     </w:p>
     <w:p>
       <w:pPr>
@@ -7210,11 +6844,9 @@
           <w:numId w:val="17"/>
         </w:numPr>
       </w:pPr>
-      <w:proofErr w:type="spellStart"/>
       <w:r>
         <w:t>establishmentId</w:t>
       </w:r>
-      <w:proofErr w:type="spellEnd"/>
     </w:p>
     <w:p>
       <w:pPr>
@@ -7224,11 +6856,9 @@
           <w:numId w:val="17"/>
         </w:numPr>
       </w:pPr>
-      <w:proofErr w:type="spellStart"/>
       <w:r>
         <w:t>event_id</w:t>
       </w:r>
-      <w:proofErr w:type="spellEnd"/>
     </w:p>
     <w:p>
       <w:pPr>
@@ -7238,27 +6868,33 @@
           <w:numId w:val="17"/>
         </w:numPr>
       </w:pPr>
-      <w:proofErr w:type="spellStart"/>
-      <w:r>
-        <w:t>action</w:t>
-      </w:r>
-      <w:proofErr w:type="spellEnd"/>
-      <w:r>
-        <w:t xml:space="preserve">: </w:t>
-      </w:r>
-      <w:proofErr w:type="spellStart"/>
-      <w:r>
-        <w:t>accept</w:t>
-      </w:r>
-      <w:proofErr w:type="spellEnd"/>
-      <w:r>
-        <w:t xml:space="preserve"> vagy </w:t>
-      </w:r>
-      <w:proofErr w:type="spellStart"/>
-      <w:r>
-        <w:t>reject</w:t>
-      </w:r>
-      <w:proofErr w:type="spellEnd"/>
+      <w:r>
+        <w:t>action: accept vagy reject</w:t>
+      </w:r>
+    </w:p>
+    <w:p>
+      <w:pPr>
+        <w:pStyle w:val="pszeudo"/>
+        <w:numPr>
+          <w:ilvl w:val="0"/>
+          <w:numId w:val="17"/>
+        </w:numPr>
+      </w:pPr>
+      <w:r>
+        <w:t>users[] (action=accept eset</w:t>
+      </w:r>
+      <w:r>
+        <w:t>é</w:t>
+      </w:r>
+      <w:r>
+        <w:t xml:space="preserve">n </w:t>
+      </w:r>
+      <w:r>
+        <w:t>kötelező</w:t>
+      </w:r>
+      <w:r>
+        <w:t>)</w:t>
+      </w:r>
     </w:p>
     <w:p>
       <w:pPr>
@@ -7287,15 +6923,7 @@
         </w:numPr>
       </w:pPr>
       <w:r>
-        <w:t xml:space="preserve">Hitelesített felhasználó és </w:t>
-      </w:r>
-      <w:proofErr w:type="spellStart"/>
-      <w:r>
-        <w:t>admin</w:t>
-      </w:r>
-      <w:proofErr w:type="spellEnd"/>
-      <w:r>
-        <w:t xml:space="preserve"> jogosultság ellenőrzése</w:t>
+        <w:t>Hitelesített felhasználó és admin jogosultság ellenőrzése</w:t>
       </w:r>
     </w:p>
     <w:p>
@@ -7306,27 +6934,9 @@
           <w:numId w:val="26"/>
         </w:numPr>
       </w:pPr>
-      <w:proofErr w:type="spellStart"/>
-      <w:r>
-        <w:t>event_id</w:t>
-      </w:r>
-      <w:proofErr w:type="spellEnd"/>
-      <w:r>
-        <w:t xml:space="preserve"> és </w:t>
-      </w:r>
-      <w:proofErr w:type="spellStart"/>
-      <w:r>
-        <w:t>action</w:t>
-      </w:r>
-      <w:proofErr w:type="spellEnd"/>
-      <w:r>
-        <w:t xml:space="preserve"> </w:t>
-      </w:r>
-      <w:proofErr w:type="spellStart"/>
-      <w:r>
-        <w:t>validálása</w:t>
-      </w:r>
-      <w:proofErr w:type="spellEnd"/>
+      <w:r>
+        <w:t>event_id és action validálása</w:t>
+      </w:r>
     </w:p>
     <w:p>
       <w:pPr>
@@ -7337,6 +6947,48 @@
         </w:numPr>
       </w:pPr>
       <w:r>
+        <w:t>Ha action=accept, users[] lista valid</w:t>
+      </w:r>
+      <w:r>
+        <w:t>á</w:t>
+      </w:r>
+      <w:r>
+        <w:t>l</w:t>
+      </w:r>
+      <w:r>
+        <w:t>á</w:t>
+      </w:r>
+      <w:r>
+        <w:t>sa (</w:t>
+      </w:r>
+      <w:r>
+        <w:t>létező</w:t>
+      </w:r>
+      <w:r>
+        <w:t xml:space="preserve">, egyedi </w:t>
+      </w:r>
+      <w:r>
+        <w:t>felhasználó</w:t>
+      </w:r>
+      <w:r>
+        <w:t xml:space="preserve"> </w:t>
+      </w:r>
+      <w:r>
+        <w:t>azonosítok</w:t>
+      </w:r>
+      <w:r>
+        <w:t>)</w:t>
+      </w:r>
+    </w:p>
+    <w:p>
+      <w:pPr>
+        <w:pStyle w:val="pszeudo"/>
+        <w:numPr>
+          <w:ilvl w:val="0"/>
+          <w:numId w:val="26"/>
+        </w:numPr>
+      </w:pPr>
+      <w:r>
         <w:t>Tranzakció:</w:t>
       </w:r>
     </w:p>
@@ -7348,13 +7000,8 @@
           <w:numId w:val="17"/>
         </w:numPr>
       </w:pPr>
-      <w:proofErr w:type="spellStart"/>
-      <w:r>
-        <w:t>EventRequest</w:t>
-      </w:r>
-      <w:proofErr w:type="spellEnd"/>
-      <w:r>
-        <w:t xml:space="preserve"> törlése az adott intézményre</w:t>
+      <w:r>
+        <w:t>EventRequest törlése az adott intézményre</w:t>
       </w:r>
     </w:p>
     <w:p>
@@ -7366,31 +7013,94 @@
         </w:numPr>
       </w:pPr>
       <w:r>
-        <w:t xml:space="preserve">ha </w:t>
-      </w:r>
-      <w:proofErr w:type="spellStart"/>
-      <w:r>
-        <w:t>action</w:t>
-      </w:r>
-      <w:proofErr w:type="spellEnd"/>
-      <w:r>
-        <w:t xml:space="preserve"> = </w:t>
-      </w:r>
-      <w:proofErr w:type="spellStart"/>
-      <w:r>
-        <w:t>accept</w:t>
-      </w:r>
-      <w:proofErr w:type="spellEnd"/>
-      <w:r>
-        <w:t xml:space="preserve">: intézmény tagjai számára </w:t>
-      </w:r>
-      <w:proofErr w:type="spellStart"/>
+        <w:t xml:space="preserve">ha accept: </w:t>
+      </w:r>
+      <w:r>
+        <w:t>intézményhez</w:t>
+      </w:r>
+      <w:r>
+        <w:t xml:space="preserve"> </w:t>
+      </w:r>
+      <w:r>
+        <w:t>tartozó</w:t>
+      </w:r>
+      <w:r>
+        <w:t xml:space="preserve"> </w:t>
+      </w:r>
+      <w:r>
+        <w:t>felhasználók</w:t>
+      </w:r>
+      <w:r>
+        <w:t xml:space="preserve"> elemeknek </w:t>
+      </w:r>
       <w:r>
         <w:t>event_shown</w:t>
       </w:r>
-      <w:proofErr w:type="spellEnd"/>
-      <w:r>
-        <w:t xml:space="preserve"> rekordok létrehozása</w:t>
+      <w:r>
+        <w:t xml:space="preserve"> </w:t>
+      </w:r>
+      <w:r>
+        <w:t>létrehozás</w:t>
+      </w:r>
+    </w:p>
+    <w:p>
+      <w:pPr>
+        <w:pStyle w:val="pszeudo"/>
+        <w:numPr>
+          <w:ilvl w:val="1"/>
+          <w:numId w:val="17"/>
+        </w:numPr>
+      </w:pPr>
+      <w:r>
+        <w:t xml:space="preserve">ha a </w:t>
+      </w:r>
+      <w:r>
+        <w:t>felhasználóknak</w:t>
+      </w:r>
+      <w:r>
+        <w:t xml:space="preserve"> m</w:t>
+      </w:r>
+      <w:r>
+        <w:t>á</w:t>
+      </w:r>
+      <w:r>
+        <w:t xml:space="preserve">s </w:t>
+      </w:r>
+      <w:r>
+        <w:t>intézményi</w:t>
+      </w:r>
+      <w:r>
+        <w:t xml:space="preserve"> </w:t>
+      </w:r>
+      <w:r>
+        <w:t>event_shown</w:t>
+      </w:r>
+      <w:r>
+        <w:t xml:space="preserve"> sorban m</w:t>
+      </w:r>
+      <w:r>
+        <w:t>á</w:t>
+      </w:r>
+      <w:r>
+        <w:t xml:space="preserve">r kedvenc az </w:t>
+      </w:r>
+      <w:r>
+        <w:t>esemény</w:t>
+      </w:r>
+      <w:r>
+        <w:t xml:space="preserve">, az </w:t>
+      </w:r>
+      <w:r>
+        <w:t>új</w:t>
+      </w:r>
+      <w:r>
+        <w:t xml:space="preserve"> sor is_favourite=true </w:t>
+      </w:r>
+      <w:r>
+        <w:t>érteket</w:t>
+      </w:r>
+      <w:r>
+        <w:t xml:space="preserve"> kap</w:t>
       </w:r>
     </w:p>
     <w:p>
@@ -7402,7 +7112,7 @@
         </w:numPr>
       </w:pPr>
       <w:r>
-        <w:t>Válasz: „Művelet végrehajtva”.</w:t>
+        <w:t>Válasz: „Művelet végrehajtva”</w:t>
       </w:r>
     </w:p>
     <w:p>
@@ -7440,11 +7150,9 @@
       <w:r>
         <w:t xml:space="preserve">ALGORITMUS: </w:t>
       </w:r>
-      <w:proofErr w:type="spellStart"/>
       <w:r>
         <w:t>KollabEseményKérelmekListázása</w:t>
       </w:r>
-      <w:proofErr w:type="spellEnd"/>
     </w:p>
     <w:p>
       <w:pPr>
@@ -7467,11 +7175,9 @@
           <w:numId w:val="17"/>
         </w:numPr>
       </w:pPr>
-      <w:proofErr w:type="spellStart"/>
       <w:r>
         <w:t>establishmentId</w:t>
       </w:r>
-      <w:proofErr w:type="spellEnd"/>
     </w:p>
     <w:p>
       <w:pPr>
@@ -7511,13 +7217,8 @@
           <w:numId w:val="27"/>
         </w:numPr>
       </w:pPr>
-      <w:proofErr w:type="spellStart"/>
-      <w:r>
-        <w:t>Admin</w:t>
-      </w:r>
-      <w:proofErr w:type="spellEnd"/>
-      <w:r>
-        <w:t xml:space="preserve"> jogosults</w:t>
+      <w:r>
+        <w:t>Admin jogosults</w:t>
       </w:r>
       <w:r>
         <w:t>á</w:t>
@@ -7547,7 +7248,7 @@
         <w:t>é</w:t>
       </w:r>
       <w:r>
-        <w:t>nyben.</w:t>
+        <w:t>nyben</w:t>
       </w:r>
     </w:p>
     <w:p>
@@ -7558,27 +7259,14 @@
           <w:numId w:val="27"/>
         </w:numPr>
       </w:pPr>
-      <w:proofErr w:type="spellStart"/>
-      <w:r>
-        <w:t>EventRequest</w:t>
-      </w:r>
-      <w:proofErr w:type="spellEnd"/>
-      <w:r>
-        <w:t xml:space="preserve"> rekordokb</w:t>
+      <w:r>
+        <w:t>EventRequest rekordokb</w:t>
       </w:r>
       <w:r>
         <w:t>ó</w:t>
       </w:r>
       <w:r>
-        <w:t xml:space="preserve">l </w:t>
-      </w:r>
-      <w:proofErr w:type="spellStart"/>
-      <w:r>
-        <w:t>event_id</w:t>
-      </w:r>
-      <w:proofErr w:type="spellEnd"/>
-      <w:r>
-        <w:t>-k kigy</w:t>
+        <w:t>l event_id-k kigy</w:t>
       </w:r>
       <w:r>
         <w:t>ű</w:t>
@@ -7590,7 +7278,7 @@
         <w:t>é</w:t>
       </w:r>
       <w:r>
-        <w:t>se.</w:t>
+        <w:t>se</w:t>
       </w:r>
     </w:p>
     <w:p>
@@ -7613,13 +7301,8 @@
       <w:r>
         <w:t xml:space="preserve"> lekérése </w:t>
       </w:r>
-      <w:proofErr w:type="spellStart"/>
-      <w:r>
-        <w:t>start_date</w:t>
-      </w:r>
-      <w:proofErr w:type="spellEnd"/>
-      <w:r>
-        <w:t xml:space="preserve"> szerint.</w:t>
+      <w:r>
+        <w:t>start_date szerint</w:t>
       </w:r>
     </w:p>
     <w:p>
@@ -7630,19 +7313,11 @@
           <w:numId w:val="27"/>
         </w:numPr>
       </w:pPr>
-      <w:proofErr w:type="spellStart"/>
-      <w:r>
-        <w:t>creator_name</w:t>
-      </w:r>
-      <w:proofErr w:type="spellEnd"/>
-      <w:r>
-        <w:t xml:space="preserve"> </w:t>
+      <w:r>
+        <w:t xml:space="preserve">creator_name </w:t>
       </w:r>
       <w:r>
         <w:t>mező kiegészítése</w:t>
-      </w:r>
-      <w:r>
-        <w:t>.</w:t>
       </w:r>
     </w:p>
     <w:p>
@@ -7653,19 +7328,14 @@
           <w:numId w:val="27"/>
         </w:numPr>
       </w:pPr>
-      <w:proofErr w:type="spellStart"/>
-      <w:r>
-        <w:t>Valasz</w:t>
-      </w:r>
-      <w:proofErr w:type="spellEnd"/>
+      <w:r>
+        <w:t>Válasz</w:t>
+      </w:r>
       <w:r>
         <w:t>:</w:t>
       </w:r>
       <w:r>
         <w:t xml:space="preserve"> eseménylista</w:t>
-      </w:r>
-      <w:r>
-        <w:t>.</w:t>
       </w:r>
     </w:p>
     <w:p>
@@ -7708,11 +7378,9 @@
       <w:r>
         <w:t xml:space="preserve">ALGORITMUS: </w:t>
       </w:r>
-      <w:proofErr w:type="spellStart"/>
       <w:r>
         <w:t>IntézményiKérelemKezelés</w:t>
       </w:r>
-      <w:proofErr w:type="spellEnd"/>
     </w:p>
     <w:p>
       <w:pPr>
@@ -7735,11 +7403,9 @@
           <w:numId w:val="17"/>
         </w:numPr>
       </w:pPr>
-      <w:proofErr w:type="spellStart"/>
       <w:r>
         <w:t>establishment_id</w:t>
       </w:r>
-      <w:proofErr w:type="spellEnd"/>
     </w:p>
     <w:p>
       <w:pPr>
@@ -7749,27 +7415,9 @@
           <w:numId w:val="17"/>
         </w:numPr>
       </w:pPr>
-      <w:proofErr w:type="spellStart"/>
-      <w:r>
-        <w:t>action</w:t>
-      </w:r>
-      <w:proofErr w:type="spellEnd"/>
-      <w:r>
-        <w:t xml:space="preserve">: </w:t>
-      </w:r>
-      <w:proofErr w:type="spellStart"/>
-      <w:r>
-        <w:t>accept</w:t>
-      </w:r>
-      <w:proofErr w:type="spellEnd"/>
-      <w:r>
-        <w:t xml:space="preserve"> vagy </w:t>
-      </w:r>
-      <w:proofErr w:type="spellStart"/>
-      <w:r>
-        <w:t>reject</w:t>
-      </w:r>
-      <w:proofErr w:type="spellEnd"/>
+      <w:r>
+        <w:t>action: accept vagy reject</w:t>
+      </w:r>
     </w:p>
     <w:p>
       <w:pPr>
@@ -7779,21 +7427,8 @@
           <w:numId w:val="17"/>
         </w:numPr>
       </w:pPr>
-      <w:proofErr w:type="spellStart"/>
-      <w:r>
-        <w:t>request_</w:t>
-      </w:r>
-      <w:proofErr w:type="gramStart"/>
-      <w:r>
-        <w:t>id</w:t>
-      </w:r>
-      <w:proofErr w:type="spellEnd"/>
-      <w:r>
-        <w:t>[</w:t>
-      </w:r>
-      <w:proofErr w:type="gramEnd"/>
-      <w:r>
-        <w:t>]</w:t>
+      <w:r>
+        <w:t>request_id[]</w:t>
       </w:r>
     </w:p>
     <w:p>
@@ -7834,19 +7469,11 @@
           <w:numId w:val="29"/>
         </w:numPr>
       </w:pPr>
-      <w:proofErr w:type="spellStart"/>
-      <w:r>
-        <w:t>Admin</w:t>
-      </w:r>
-      <w:proofErr w:type="spellEnd"/>
-      <w:r>
-        <w:t xml:space="preserve"> jogosultság ellenőrzés</w:t>
+      <w:r>
+        <w:t>Admin jogosultság ellenőrzés</w:t>
       </w:r>
       <w:r>
         <w:t>e</w:t>
-      </w:r>
-      <w:r>
-        <w:t>.</w:t>
       </w:r>
     </w:p>
     <w:p>
@@ -7864,7 +7491,7 @@
         <w:t>kérelmek</w:t>
       </w:r>
       <w:r>
-        <w:t xml:space="preserve"> feldolgozása.</w:t>
+        <w:t xml:space="preserve"> feldolgozása</w:t>
       </w:r>
     </w:p>
     <w:p>
@@ -7879,26 +7506,10 @@
         <w:t>Ha</w:t>
       </w:r>
       <w:r>
-        <w:t xml:space="preserve"> </w:t>
-      </w:r>
-      <w:proofErr w:type="spellStart"/>
-      <w:r>
-        <w:t>action</w:t>
-      </w:r>
-      <w:proofErr w:type="spellEnd"/>
-      <w:r>
-        <w:t xml:space="preserve"> =</w:t>
-      </w:r>
-      <w:r>
-        <w:t xml:space="preserve"> </w:t>
-      </w:r>
-      <w:proofErr w:type="spellStart"/>
-      <w:r>
-        <w:t>accept</w:t>
-      </w:r>
-      <w:proofErr w:type="spellEnd"/>
-      <w:r>
-        <w:t>:</w:t>
+        <w:t xml:space="preserve"> action =</w:t>
+      </w:r>
+      <w:r>
+        <w:t xml:space="preserve"> accept:</w:t>
       </w:r>
     </w:p>
     <w:p>
@@ -7909,21 +7520,8 @@
           <w:numId w:val="17"/>
         </w:numPr>
       </w:pPr>
-      <w:proofErr w:type="spellStart"/>
-      <w:r>
-        <w:t>teacher</w:t>
-      </w:r>
-      <w:proofErr w:type="spellEnd"/>
-      <w:r>
-        <w:t xml:space="preserve"> -&gt; </w:t>
-      </w:r>
-      <w:proofErr w:type="spellStart"/>
-      <w:r>
-        <w:t>Staff</w:t>
-      </w:r>
-      <w:proofErr w:type="spellEnd"/>
-      <w:r>
-        <w:t xml:space="preserve"> rekord létrehozása</w:t>
+      <w:r>
+        <w:t>teacher -&gt; Staff rekord létrehozása</w:t>
       </w:r>
     </w:p>
     <w:p>
@@ -7934,21 +7532,8 @@
           <w:numId w:val="17"/>
         </w:numPr>
       </w:pPr>
-      <w:proofErr w:type="spellStart"/>
-      <w:r>
-        <w:t>student</w:t>
-      </w:r>
-      <w:proofErr w:type="spellEnd"/>
-      <w:r>
-        <w:t xml:space="preserve"> -&gt; </w:t>
-      </w:r>
-      <w:proofErr w:type="spellStart"/>
-      <w:r>
-        <w:t>Student</w:t>
-      </w:r>
-      <w:proofErr w:type="spellEnd"/>
-      <w:r>
-        <w:t xml:space="preserve"> rekord létrehozása</w:t>
+      <w:r>
+        <w:t>student -&gt; Student rekord létrehozása</w:t>
       </w:r>
     </w:p>
     <w:p>
@@ -7959,18 +7544,8 @@
           <w:numId w:val="17"/>
         </w:numPr>
       </w:pPr>
-      <w:proofErr w:type="spellStart"/>
-      <w:proofErr w:type="gramStart"/>
-      <w:r>
-        <w:t>user.establishment</w:t>
-      </w:r>
-      <w:proofErr w:type="gramEnd"/>
-      <w:r>
-        <w:t>_id</w:t>
-      </w:r>
-      <w:proofErr w:type="spellEnd"/>
-      <w:r>
-        <w:t xml:space="preserve"> frissítése</w:t>
+      <w:r>
+        <w:t>user.establishment_id frissítése</w:t>
       </w:r>
     </w:p>
     <w:p>
@@ -7981,13 +7556,8 @@
           <w:numId w:val="17"/>
         </w:numPr>
       </w:pPr>
-      <w:proofErr w:type="spellStart"/>
-      <w:r>
-        <w:t>request</w:t>
-      </w:r>
-      <w:proofErr w:type="spellEnd"/>
-      <w:r>
-        <w:t xml:space="preserve"> törlése</w:t>
+      <w:r>
+        <w:t>request törlése</w:t>
       </w:r>
     </w:p>
     <w:p>
@@ -7999,23 +7569,7 @@
         </w:numPr>
       </w:pPr>
       <w:r>
-        <w:t xml:space="preserve">Ha </w:t>
-      </w:r>
-      <w:proofErr w:type="spellStart"/>
-      <w:r>
-        <w:t>action</w:t>
-      </w:r>
-      <w:proofErr w:type="spellEnd"/>
-      <w:r>
-        <w:t xml:space="preserve"> = </w:t>
-      </w:r>
-      <w:proofErr w:type="spellStart"/>
-      <w:r>
-        <w:t>reject</w:t>
-      </w:r>
-      <w:proofErr w:type="spellEnd"/>
-      <w:r>
-        <w:t>:</w:t>
+        <w:t>Ha action = reject:</w:t>
       </w:r>
     </w:p>
     <w:p>
@@ -8039,23 +7593,7 @@
         </w:numPr>
       </w:pPr>
       <w:r>
-        <w:t xml:space="preserve">Válasz: </w:t>
-      </w:r>
-      <w:proofErr w:type="spellStart"/>
-      <w:r>
-        <w:t>accepted</w:t>
-      </w:r>
-      <w:proofErr w:type="spellEnd"/>
-      <w:r>
-        <w:t>/</w:t>
-      </w:r>
-      <w:proofErr w:type="spellStart"/>
-      <w:r>
-        <w:t>rejected</w:t>
-      </w:r>
-      <w:proofErr w:type="spellEnd"/>
-      <w:r>
-        <w:t xml:space="preserve"> darabszám</w:t>
+        <w:t>Válasz: accepted/rejected darabszám</w:t>
       </w:r>
     </w:p>
     <w:p>
@@ -8093,11 +7631,7 @@
         <w:pStyle w:val="pszeudo"/>
       </w:pPr>
       <w:r>
-        <w:t xml:space="preserve">ALGORITMUS: </w:t>
-      </w:r>
-      <w:proofErr w:type="spellStart"/>
-      <w:r>
-        <w:t>Komment</w:t>
+        <w:t>ALGORITMUS: Komment</w:t>
       </w:r>
       <w:r>
         <w:t>Í</w:t>
@@ -8111,7 +7645,6 @@
       <w:r>
         <w:t>s</w:t>
       </w:r>
-      <w:proofErr w:type="spellEnd"/>
     </w:p>
     <w:p>
       <w:pPr>
@@ -8135,15 +7668,7 @@
         </w:numPr>
       </w:pPr>
       <w:r>
-        <w:t xml:space="preserve">A rendszerben van </w:t>
-      </w:r>
-      <w:proofErr w:type="spellStart"/>
-      <w:r>
-        <w:t>event_messages</w:t>
-      </w:r>
-      <w:proofErr w:type="spellEnd"/>
-      <w:r>
-        <w:t xml:space="preserve"> tábla és komment darabszám számítás</w:t>
+        <w:t>A rendszerben van event_messages tábla és komment darabszám számítás</w:t>
       </w:r>
     </w:p>
     <w:p>
@@ -8155,21 +7680,8 @@
         </w:numPr>
       </w:pPr>
       <w:r>
-        <w:t xml:space="preserve">Külön komment létrehozó API </w:t>
-      </w:r>
-      <w:proofErr w:type="spellStart"/>
-      <w:r>
-        <w:t>endpoint</w:t>
-      </w:r>
-      <w:proofErr w:type="spellEnd"/>
-      <w:r>
-        <w:t xml:space="preserve"> jelenleg nincs a </w:t>
-      </w:r>
-      <w:proofErr w:type="spellStart"/>
-      <w:r>
-        <w:t>routes</w:t>
-      </w:r>
-      <w:proofErr w:type="spellEnd"/>
+        <w:t>Külön komment létrehozó API endpoint jelenleg nincs a routes</w:t>
+      </w:r>
     </w:p>
     <w:p>
       <w:pPr>
@@ -8213,13 +7725,8 @@
         <w:pStyle w:val="pszeudo"/>
       </w:pPr>
       <w:r>
-        <w:t xml:space="preserve">ALGORITMUS: </w:t>
-      </w:r>
-      <w:proofErr w:type="spellStart"/>
-      <w:r>
-        <w:t>EseményLétrehozás</w:t>
-      </w:r>
-      <w:proofErr w:type="spellEnd"/>
+        <w:t>ALGORITMUS: EseményLétrehozás</w:t>
+      </w:r>
     </w:p>
     <w:p>
       <w:pPr>
@@ -8242,19 +7749,9 @@
           <w:numId w:val="17"/>
         </w:numPr>
       </w:pPr>
-      <w:proofErr w:type="spellStart"/>
-      <w:r>
-        <w:t>type</w:t>
-      </w:r>
-      <w:proofErr w:type="spellEnd"/>
-      <w:r>
-        <w:t xml:space="preserve">: local vagy </w:t>
-      </w:r>
-      <w:proofErr w:type="spellStart"/>
-      <w:r>
-        <w:t>global</w:t>
-      </w:r>
-      <w:proofErr w:type="spellEnd"/>
+      <w:r>
+        <w:t>type: local vagy global</w:t>
+      </w:r>
     </w:p>
     <w:p>
       <w:pPr>
@@ -8264,11 +7761,9 @@
           <w:numId w:val="17"/>
         </w:numPr>
       </w:pPr>
-      <w:proofErr w:type="spellStart"/>
       <w:r>
         <w:t>establishment_id</w:t>
       </w:r>
-      <w:proofErr w:type="spellEnd"/>
     </w:p>
     <w:p>
       <w:pPr>
@@ -8278,27 +7773,12 @@
           <w:numId w:val="17"/>
         </w:numPr>
       </w:pPr>
-      <w:proofErr w:type="spellStart"/>
-      <w:r>
-        <w:t>title</w:t>
-      </w:r>
-      <w:proofErr w:type="spellEnd"/>
-      <w:r>
-        <w:t xml:space="preserve">, </w:t>
-      </w:r>
-      <w:proofErr w:type="spellStart"/>
-      <w:r>
-        <w:t>description</w:t>
-      </w:r>
-      <w:proofErr w:type="spellEnd"/>
-      <w:r>
-        <w:t xml:space="preserve">, </w:t>
-      </w:r>
-      <w:proofErr w:type="spellStart"/>
-      <w:r>
-        <w:t>content</w:t>
-      </w:r>
-      <w:proofErr w:type="spellEnd"/>
+      <w:r>
+        <w:t xml:space="preserve">target_group: </w:t>
+      </w:r>
+      <w:r>
+        <w:t>osztaly_szintu vagy evfolyam_szintu vagy teljes_iskola</w:t>
+      </w:r>
     </w:p>
     <w:p>
       <w:pPr>
@@ -8308,50 +7788,11 @@
           <w:numId w:val="17"/>
         </w:numPr>
       </w:pPr>
-      <w:proofErr w:type="spellStart"/>
-      <w:r>
-        <w:t>start_date</w:t>
-      </w:r>
-      <w:proofErr w:type="spellEnd"/>
-      <w:r>
-        <w:t xml:space="preserve">, </w:t>
-      </w:r>
-      <w:proofErr w:type="spellStart"/>
-      <w:r>
-        <w:t>end_date</w:t>
-      </w:r>
-      <w:proofErr w:type="spellEnd"/>
-      <w:r>
-        <w:t>, (</w:t>
-      </w:r>
-      <w:proofErr w:type="spellStart"/>
-      <w:r>
-        <w:t>end_date</w:t>
-      </w:r>
-      <w:proofErr w:type="spellEnd"/>
-      <w:r>
-        <w:t xml:space="preserve"> &gt; </w:t>
-      </w:r>
-      <w:proofErr w:type="spellStart"/>
-      <w:r>
-        <w:t>start_date</w:t>
-      </w:r>
-      <w:proofErr w:type="spellEnd"/>
-      <w:r>
-        <w:t>)</w:t>
-      </w:r>
-    </w:p>
-    <w:p>
-      <w:pPr>
-        <w:pStyle w:val="pszeudo"/>
-      </w:pPr>
-    </w:p>
-    <w:p>
-      <w:pPr>
-        <w:pStyle w:val="pszeudo"/>
-      </w:pPr>
-      <w:r>
-        <w:t>BEMENET (FELTÉTELES):</w:t>
+      <w:r>
+        <w:t xml:space="preserve">selected_class_ids[] </w:t>
+      </w:r>
+      <w:r>
+        <w:t>(ha target_group=osztaly_szintu)</w:t>
       </w:r>
     </w:p>
     <w:p>
@@ -8363,28 +7804,7 @@
         </w:numPr>
       </w:pPr>
       <w:r>
-        <w:t xml:space="preserve">local: </w:t>
-      </w:r>
-      <w:proofErr w:type="spellStart"/>
-      <w:r>
-        <w:t>target_group</w:t>
-      </w:r>
-      <w:proofErr w:type="spellEnd"/>
-      <w:r>
-        <w:t xml:space="preserve">, </w:t>
-      </w:r>
-      <w:proofErr w:type="spellStart"/>
-      <w:proofErr w:type="gramStart"/>
-      <w:r>
-        <w:t>users</w:t>
-      </w:r>
-      <w:proofErr w:type="spellEnd"/>
-      <w:r>
-        <w:t>[</w:t>
-      </w:r>
-      <w:proofErr w:type="gramEnd"/>
-      <w:r>
-        <w:t>]</w:t>
+        <w:t>selected_grade_ids[] (ha target_group=evfolyam_szintu)</w:t>
       </w:r>
     </w:p>
     <w:p>
@@ -8395,39 +7815,127 @@
           <w:numId w:val="17"/>
         </w:numPr>
       </w:pPr>
-      <w:proofErr w:type="spellStart"/>
-      <w:r>
-        <w:t>global</w:t>
-      </w:r>
-      <w:proofErr w:type="spellEnd"/>
-      <w:r>
-        <w:t xml:space="preserve">: </w:t>
-      </w:r>
-      <w:proofErr w:type="spellStart"/>
-      <w:r>
-        <w:t>collab_establishment_</w:t>
-      </w:r>
-      <w:proofErr w:type="gramStart"/>
-      <w:r>
-        <w:t>ids</w:t>
-      </w:r>
-      <w:proofErr w:type="spellEnd"/>
-      <w:r>
-        <w:t>[</w:t>
-      </w:r>
-      <w:proofErr w:type="gramEnd"/>
-      <w:r>
-        <w:t>] (legalább 1)</w:t>
-      </w:r>
-    </w:p>
-    <w:p>
-      <w:pPr>
-        <w:pStyle w:val="pszeudo"/>
-      </w:pPr>
-    </w:p>
-    <w:p>
-      <w:pPr>
-        <w:pStyle w:val="pszeudo"/>
+      <w:r>
+        <w:t>title, description, content</w:t>
+      </w:r>
+    </w:p>
+    <w:p>
+      <w:pPr>
+        <w:pStyle w:val="pszeudo"/>
+        <w:numPr>
+          <w:ilvl w:val="0"/>
+          <w:numId w:val="17"/>
+        </w:numPr>
+      </w:pPr>
+      <w:r>
+        <w:t>start_date, end_date, (end_date &gt; start_date)</w:t>
+      </w:r>
+    </w:p>
+    <w:p>
+      <w:pPr>
+        <w:pStyle w:val="pszeudo"/>
+        <w:numPr>
+          <w:ilvl w:val="0"/>
+          <w:numId w:val="17"/>
+        </w:numPr>
+      </w:pPr>
+      <w:r>
+        <w:t>users[]</w:t>
+      </w:r>
+    </w:p>
+    <w:p>
+      <w:pPr>
+        <w:pStyle w:val="pszeudo"/>
+      </w:pPr>
+    </w:p>
+    <w:p>
+      <w:pPr>
+        <w:pStyle w:val="pszeudo"/>
+      </w:pPr>
+      <w:r>
+        <w:t>BEMENET (</w:t>
+      </w:r>
+      <w:r>
+        <w:t>ISMÉTLŐDÉS</w:t>
+      </w:r>
+      <w:r>
+        <w:t>, CSAK LOCAL ESETBEN</w:t>
+      </w:r>
+      <w:r>
+        <w:t>):</w:t>
+      </w:r>
+    </w:p>
+    <w:p>
+      <w:pPr>
+        <w:pStyle w:val="pszeudo"/>
+        <w:numPr>
+          <w:ilvl w:val="0"/>
+          <w:numId w:val="17"/>
+        </w:numPr>
+      </w:pPr>
+      <w:r>
+        <w:t>is_recurring: true/false</w:t>
+      </w:r>
+    </w:p>
+    <w:p>
+      <w:pPr>
+        <w:pStyle w:val="pszeudo"/>
+        <w:numPr>
+          <w:ilvl w:val="0"/>
+          <w:numId w:val="17"/>
+        </w:numPr>
+      </w:pPr>
+      <w:r>
+        <w:t>recurrence_frequency: weekly (ha is_recurring=true)</w:t>
+      </w:r>
+    </w:p>
+    <w:p>
+      <w:pPr>
+        <w:pStyle w:val="pszeudo"/>
+        <w:numPr>
+          <w:ilvl w:val="0"/>
+          <w:numId w:val="17"/>
+        </w:numPr>
+      </w:pPr>
+      <w:r>
+        <w:t>recurrence_until (ha is_recurring=true)</w:t>
+      </w:r>
+    </w:p>
+    <w:p>
+      <w:pPr>
+        <w:pStyle w:val="pszeudo"/>
+      </w:pPr>
+    </w:p>
+    <w:p>
+      <w:pPr>
+        <w:pStyle w:val="pszeudo"/>
+      </w:pPr>
+      <w:r>
+        <w:t>BEMENET (GLOBÁL ESETBEN)</w:t>
+      </w:r>
+    </w:p>
+    <w:p>
+      <w:pPr>
+        <w:pStyle w:val="pszeudo"/>
+        <w:numPr>
+          <w:ilvl w:val="0"/>
+          <w:numId w:val="17"/>
+        </w:numPr>
+      </w:pPr>
+      <w:r>
+        <w:t>collab_establishment_ids[] (</w:t>
+      </w:r>
+      <w:r>
+        <w:t>legalább</w:t>
+      </w:r>
+      <w:r>
+        <w:t xml:space="preserve"> 1)</w:t>
+      </w:r>
+    </w:p>
+    <w:p>
+      <w:pPr>
+        <w:pStyle w:val="pszeudo"/>
+        <w:ind w:left="0"/>
       </w:pPr>
     </w:p>
     <w:p>
@@ -8447,7 +7955,7 @@
         </w:numPr>
       </w:pPr>
       <w:r>
-        <w:t>Hitelesített felhasználó ellenőrzése.</w:t>
+        <w:t>Hitelesített felhasználó ellenőrzése</w:t>
       </w:r>
     </w:p>
     <w:p>
@@ -8459,15 +7967,7 @@
         </w:numPr>
       </w:pPr>
       <w:r>
-        <w:t xml:space="preserve">Bemenet </w:t>
-      </w:r>
-      <w:proofErr w:type="spellStart"/>
-      <w:r>
-        <w:t>validálása</w:t>
-      </w:r>
-      <w:proofErr w:type="spellEnd"/>
-      <w:r>
-        <w:t>.</w:t>
+        <w:t>Bemenet validálása.</w:t>
       </w:r>
     </w:p>
     <w:p>
@@ -8479,15 +7979,7 @@
         </w:numPr>
       </w:pPr>
       <w:r>
-        <w:t xml:space="preserve">Ha </w:t>
-      </w:r>
-      <w:proofErr w:type="spellStart"/>
-      <w:r>
-        <w:t>type</w:t>
-      </w:r>
-      <w:proofErr w:type="spellEnd"/>
-      <w:r>
-        <w:t xml:space="preserve"> = local:</w:t>
+        <w:t>Ismétlődési szabály ellenőrzés</w:t>
       </w:r>
     </w:p>
     <w:p>
@@ -8499,15 +7991,13 @@
         </w:numPr>
       </w:pPr>
       <w:r>
-        <w:t xml:space="preserve">csak </w:t>
-      </w:r>
-      <w:proofErr w:type="spellStart"/>
-      <w:r>
-        <w:t>staff</w:t>
-      </w:r>
-      <w:proofErr w:type="spellEnd"/>
-      <w:r>
-        <w:t xml:space="preserve"> hozhat létre saját intézményben</w:t>
+        <w:t xml:space="preserve">ha is_recurring=true, recurrence_until nem lehet </w:t>
+      </w:r>
+      <w:r>
+        <w:t>korábbi</w:t>
+      </w:r>
+      <w:r>
+        <w:t>, mint start_date napja</w:t>
       </w:r>
     </w:p>
     <w:p>
@@ -8519,7 +8009,37 @@
         </w:numPr>
       </w:pPr>
       <w:r>
-        <w:t>esemény létrehozása tranzakcióban</w:t>
+        <w:t>ismétlődő</w:t>
+      </w:r>
+      <w:r>
+        <w:t xml:space="preserve"> </w:t>
+      </w:r>
+      <w:r>
+        <w:t>esemény</w:t>
+      </w:r>
+      <w:r>
+        <w:t xml:space="preserve"> csak local </w:t>
+      </w:r>
+      <w:r>
+        <w:t>típussal</w:t>
+      </w:r>
+      <w:r>
+        <w:t xml:space="preserve"> </w:t>
+      </w:r>
+      <w:r>
+        <w:t>engedélyezett</w:t>
+      </w:r>
+    </w:p>
+    <w:p>
+      <w:pPr>
+        <w:pStyle w:val="pszeudo"/>
+        <w:numPr>
+          <w:ilvl w:val="0"/>
+          <w:numId w:val="21"/>
+        </w:numPr>
+      </w:pPr>
+      <w:r>
+        <w:t>Célcsoport ellenőrzése:</w:t>
       </w:r>
     </w:p>
     <w:p>
@@ -8530,13 +8050,53 @@
           <w:numId w:val="17"/>
         </w:numPr>
       </w:pPr>
-      <w:proofErr w:type="spellStart"/>
-      <w:r>
-        <w:t>event_shown</w:t>
-      </w:r>
-      <w:proofErr w:type="spellEnd"/>
-      <w:r>
-        <w:t xml:space="preserve"> rekordok: készítő + érvényesen kiválasztott felhasználók</w:t>
+      <w:r>
+        <w:t>osztaly_szintu eset</w:t>
+      </w:r>
+      <w:r>
+        <w:t>é</w:t>
+      </w:r>
+      <w:r>
+        <w:t xml:space="preserve">n minden selected_class_ids elemnek az </w:t>
+      </w:r>
+      <w:r>
+        <w:t>intézményhez</w:t>
+      </w:r>
+      <w:r>
+        <w:t xml:space="preserve"> kell tartoznia</w:t>
+      </w:r>
+    </w:p>
+    <w:p>
+      <w:pPr>
+        <w:pStyle w:val="pszeudo"/>
+        <w:numPr>
+          <w:ilvl w:val="1"/>
+          <w:numId w:val="17"/>
+        </w:numPr>
+      </w:pPr>
+      <w:r>
+        <w:t>evfolyam_szintu eset</w:t>
+      </w:r>
+      <w:r>
+        <w:t>é</w:t>
+      </w:r>
+      <w:r>
+        <w:t xml:space="preserve">n minden selected_grade_ids elemnek szerepelnie kell az </w:t>
+      </w:r>
+      <w:r>
+        <w:t>intézmény</w:t>
+      </w:r>
+      <w:r>
+        <w:t xml:space="preserve"> </w:t>
+      </w:r>
+      <w:r>
+        <w:t>osztályai</w:t>
+      </w:r>
+      <w:r>
+        <w:t xml:space="preserve"> </w:t>
+      </w:r>
+      <w:r>
+        <w:t>között</w:t>
       </w:r>
     </w:p>
     <w:p>
@@ -8548,23 +8108,7 @@
         </w:numPr>
       </w:pPr>
       <w:r>
-        <w:t xml:space="preserve">Ha </w:t>
-      </w:r>
-      <w:proofErr w:type="spellStart"/>
-      <w:r>
-        <w:t>type</w:t>
-      </w:r>
-      <w:proofErr w:type="spellEnd"/>
-      <w:r>
-        <w:t xml:space="preserve"> = </w:t>
-      </w:r>
-      <w:proofErr w:type="spellStart"/>
-      <w:r>
-        <w:t>global</w:t>
-      </w:r>
-      <w:proofErr w:type="spellEnd"/>
-      <w:r>
-        <w:t>:</w:t>
+        <w:t>Ha type=local:</w:t>
       </w:r>
     </w:p>
     <w:p>
@@ -8576,15 +8120,22 @@
         </w:numPr>
       </w:pPr>
       <w:r>
-        <w:t xml:space="preserve">csak </w:t>
-      </w:r>
-      <w:proofErr w:type="spellStart"/>
-      <w:r>
-        <w:t>admin</w:t>
-      </w:r>
-      <w:proofErr w:type="spellEnd"/>
-      <w:r>
-        <w:t xml:space="preserve"> hozhat létre saját intézményben</w:t>
+        <w:t xml:space="preserve">csak staff hozhat </w:t>
+      </w:r>
+      <w:r>
+        <w:t>létre</w:t>
+      </w:r>
+      <w:r>
+        <w:t xml:space="preserve"> </w:t>
+      </w:r>
+      <w:r>
+        <w:t>saját</w:t>
+      </w:r>
+      <w:r>
+        <w:t xml:space="preserve"> </w:t>
+      </w:r>
+      <w:r>
+        <w:t>intézményben</w:t>
       </w:r>
     </w:p>
     <w:p>
@@ -8595,13 +8146,23 @@
           <w:numId w:val="17"/>
         </w:numPr>
       </w:pPr>
-      <w:proofErr w:type="spellStart"/>
-      <w:r>
-        <w:t>collab_establishment_ids</w:t>
-      </w:r>
-      <w:proofErr w:type="spellEnd"/>
-      <w:r>
-        <w:t xml:space="preserve"> kötelező</w:t>
+      <w:r>
+        <w:t>tranzakcióban</w:t>
+      </w:r>
+      <w:r>
+        <w:t xml:space="preserve"> </w:t>
+      </w:r>
+      <w:r>
+        <w:t>esemény</w:t>
+      </w:r>
+      <w:r>
+        <w:t xml:space="preserve"> rekord </w:t>
+      </w:r>
+      <w:r>
+        <w:t>létrehozása</w:t>
+      </w:r>
+      <w:r>
+        <w:t xml:space="preserve"> (status=upcoming)</w:t>
       </w:r>
     </w:p>
     <w:p>
@@ -8613,7 +8174,43 @@
         </w:numPr>
       </w:pPr>
       <w:r>
-        <w:t>esemény létrehozás tranzakcióban</w:t>
+        <w:t xml:space="preserve">event_shown </w:t>
+      </w:r>
+      <w:r>
+        <w:t xml:space="preserve">rekordok </w:t>
+      </w:r>
+      <w:r>
+        <w:t>létrehozása</w:t>
+      </w:r>
+      <w:r>
+        <w:t xml:space="preserve">: </w:t>
+      </w:r>
+      <w:r>
+        <w:t>készítő</w:t>
+      </w:r>
+      <w:r>
+        <w:t xml:space="preserve"> + </w:t>
+      </w:r>
+      <w:r>
+        <w:t>intézményhez</w:t>
+      </w:r>
+      <w:r>
+        <w:t xml:space="preserve"> </w:t>
+      </w:r>
+      <w:r>
+        <w:t>tartozó</w:t>
+      </w:r>
+      <w:r>
+        <w:t xml:space="preserve">, </w:t>
+      </w:r>
+      <w:r>
+        <w:t>kiválasztott</w:t>
+      </w:r>
+      <w:r>
+        <w:t xml:space="preserve"> </w:t>
+      </w:r>
+      <w:r>
+        <w:t>felhasználók</w:t>
       </w:r>
     </w:p>
     <w:p>
@@ -8625,15 +8222,28 @@
         </w:numPr>
       </w:pPr>
       <w:r>
-        <w:t xml:space="preserve">saját intézmény tagjainak láthatóság beállítása </w:t>
-      </w:r>
-      <w:proofErr w:type="spellStart"/>
-      <w:r>
-        <w:t>event_shown</w:t>
-      </w:r>
-      <w:proofErr w:type="spellEnd"/>
-      <w:r>
-        <w:t>-ban</w:t>
+        <w:t xml:space="preserve">ha is_recurring=true: heti alkalmak </w:t>
+      </w:r>
+      <w:r>
+        <w:t>generálása</w:t>
+      </w:r>
+      <w:r>
+        <w:t xml:space="preserve"> recurrence_until </w:t>
+      </w:r>
+      <w:r>
+        <w:t>dátumig</w:t>
+      </w:r>
+    </w:p>
+    <w:p>
+      <w:pPr>
+        <w:pStyle w:val="pszeudo"/>
+        <w:numPr>
+          <w:ilvl w:val="0"/>
+          <w:numId w:val="21"/>
+        </w:numPr>
+      </w:pPr>
+      <w:r>
+        <w:t>Ha type=global:</w:t>
       </w:r>
     </w:p>
     <w:p>
@@ -8645,15 +8255,106 @@
         </w:numPr>
       </w:pPr>
       <w:r>
-        <w:t xml:space="preserve">kollaboráló intézményekhez </w:t>
-      </w:r>
-      <w:proofErr w:type="spellStart"/>
-      <w:r>
-        <w:t>event_request</w:t>
-      </w:r>
-      <w:proofErr w:type="spellEnd"/>
-      <w:r>
-        <w:t xml:space="preserve"> rekordok létrehozása</w:t>
+        <w:t>csak admin hozhat létre saját intézményben</w:t>
+      </w:r>
+    </w:p>
+    <w:p>
+      <w:pPr>
+        <w:pStyle w:val="pszeudo"/>
+        <w:numPr>
+          <w:ilvl w:val="1"/>
+          <w:numId w:val="17"/>
+        </w:numPr>
+      </w:pPr>
+      <w:r>
+        <w:t>tranzakcióban</w:t>
+      </w:r>
+      <w:r>
+        <w:t xml:space="preserve"> </w:t>
+      </w:r>
+      <w:r>
+        <w:t>esemény</w:t>
+      </w:r>
+      <w:r>
+        <w:t xml:space="preserve"> rekord </w:t>
+      </w:r>
+      <w:r>
+        <w:t>létrehozása</w:t>
+      </w:r>
+      <w:r>
+        <w:t xml:space="preserve"> (</w:t>
+      </w:r>
+      <w:r>
+        <w:t>ismétlődés</w:t>
+      </w:r>
+      <w:r>
+        <w:t xml:space="preserve"> kikapcsolva)</w:t>
+      </w:r>
+    </w:p>
+    <w:p>
+      <w:pPr>
+        <w:pStyle w:val="pszeudo"/>
+        <w:numPr>
+          <w:ilvl w:val="1"/>
+          <w:numId w:val="17"/>
+        </w:numPr>
+      </w:pPr>
+      <w:r>
+        <w:t>event_shown</w:t>
+      </w:r>
+      <w:r>
+        <w:t xml:space="preserve"> rekordok </w:t>
+      </w:r>
+      <w:r>
+        <w:t>létrehozása</w:t>
+      </w:r>
+      <w:r>
+        <w:t xml:space="preserve"> </w:t>
+      </w:r>
+      <w:r>
+        <w:t>saját</w:t>
+      </w:r>
+      <w:r>
+        <w:t xml:space="preserve"> </w:t>
+      </w:r>
+      <w:r>
+        <w:t>intézményhez</w:t>
+      </w:r>
+      <w:r>
+        <w:t xml:space="preserve"> </w:t>
+      </w:r>
+      <w:r>
+        <w:t>tartozó</w:t>
+      </w:r>
+      <w:r>
+        <w:t xml:space="preserve"> </w:t>
+      </w:r>
+      <w:r>
+        <w:t>felhasználók</w:t>
+      </w:r>
+      <w:r>
+        <w:t xml:space="preserve"> </w:t>
+      </w:r>
+      <w:r>
+        <w:t>listára</w:t>
+      </w:r>
+    </w:p>
+    <w:p>
+      <w:pPr>
+        <w:pStyle w:val="pszeudo"/>
+        <w:numPr>
+          <w:ilvl w:val="1"/>
+          <w:numId w:val="17"/>
+        </w:numPr>
+      </w:pPr>
+      <w:r>
+        <w:t xml:space="preserve">EventRequest rekordok </w:t>
+      </w:r>
+      <w:r>
+        <w:t>létrehozása</w:t>
+      </w:r>
+      <w:r>
+        <w:t xml:space="preserve"> minden collab_establishment_ids elemre</w:t>
       </w:r>
     </w:p>
     <w:p>
@@ -8667,25 +8368,20 @@
       <w:r>
         <w:t xml:space="preserve">Válasz: 201, „Esemény létrehozva” + </w:t>
       </w:r>
-      <w:proofErr w:type="spellStart"/>
-      <w:r>
-        <w:t>event</w:t>
-      </w:r>
-      <w:proofErr w:type="spellEnd"/>
-    </w:p>
-    <w:p>
-      <w:pPr>
-        <w:pStyle w:val="pszeudo"/>
-      </w:pPr>
-    </w:p>
-    <w:p>
-      <w:pPr>
-        <w:pStyle w:val="pszeudo"/>
-      </w:pPr>
-    </w:p>
-    <w:p>
-      <w:pPr>
-        <w:pStyle w:val="pszeudo"/>
+      <w:r>
+        <w:t>esemény</w:t>
+      </w:r>
+    </w:p>
+    <w:p>
+      <w:pPr>
+        <w:pStyle w:val="pszeudo"/>
+        <w:ind w:left="0"/>
+      </w:pPr>
+    </w:p>
+    <w:p>
+      <w:pPr>
+        <w:pStyle w:val="pszeudo"/>
+        <w:ind w:left="0"/>
       </w:pPr>
       <w:r>
         <w:t>ALGORITMUS VÉGE</w:t>
@@ -8713,13 +8409,8 @@
         <w:pStyle w:val="pszeudo"/>
       </w:pPr>
       <w:r>
-        <w:t xml:space="preserve">ALGORITMUS: </w:t>
-      </w:r>
-      <w:proofErr w:type="spellStart"/>
-      <w:r>
-        <w:t>EseményRészvétel</w:t>
-      </w:r>
-      <w:proofErr w:type="spellEnd"/>
+        <w:t>ALGORITMUS: EseményRészvétel</w:t>
+      </w:r>
     </w:p>
     <w:p>
       <w:pPr>
@@ -8742,21 +8433,8 @@
           <w:numId w:val="17"/>
         </w:numPr>
       </w:pPr>
-      <w:proofErr w:type="spellStart"/>
-      <w:r>
-        <w:t>eventId</w:t>
-      </w:r>
-      <w:proofErr w:type="spellEnd"/>
-      <w:r>
-        <w:t xml:space="preserve"> (</w:t>
-      </w:r>
-      <w:proofErr w:type="spellStart"/>
-      <w:r>
-        <w:t>path</w:t>
-      </w:r>
-      <w:proofErr w:type="spellEnd"/>
-      <w:r>
-        <w:t>)</w:t>
+      <w:r>
+        <w:t>eventId (path)</w:t>
       </w:r>
     </w:p>
     <w:p>
@@ -8767,13 +8445,8 @@
           <w:numId w:val="17"/>
         </w:numPr>
       </w:pPr>
-      <w:proofErr w:type="spellStart"/>
-      <w:r>
-        <w:t>answer</w:t>
-      </w:r>
-      <w:proofErr w:type="spellEnd"/>
-      <w:r>
-        <w:t>: y vagy n</w:t>
+      <w:r>
+        <w:t>answer: y vagy n</w:t>
       </w:r>
     </w:p>
     <w:p>
@@ -8803,7 +8476,7 @@
         </w:numPr>
       </w:pPr>
       <w:r>
-        <w:t>Hitelesített felhasználó ellenőrzése.</w:t>
+        <w:t>Hitelesített felhasználó ellenőrzése</w:t>
       </w:r>
     </w:p>
     <w:p>
@@ -8814,21 +8487,8 @@
           <w:numId w:val="19"/>
         </w:numPr>
       </w:pPr>
-      <w:proofErr w:type="spellStart"/>
-      <w:r>
-        <w:t>answer</w:t>
-      </w:r>
-      <w:proofErr w:type="spellEnd"/>
-      <w:r>
-        <w:t xml:space="preserve"> mező </w:t>
-      </w:r>
-      <w:proofErr w:type="spellStart"/>
-      <w:r>
-        <w:t>validálása</w:t>
-      </w:r>
-      <w:proofErr w:type="spellEnd"/>
-      <w:r>
-        <w:t xml:space="preserve"> (csak y vagy n)</w:t>
+      <w:r>
+        <w:t>answer mező validálása (csak y vagy n)</w:t>
       </w:r>
     </w:p>
     <w:p>
@@ -8840,7 +8500,7 @@
         </w:numPr>
       </w:pPr>
       <w:r>
-        <w:t>Esemény létezésének ellenőrzése.</w:t>
+        <w:t>Esemény létezésének ellenőrzése</w:t>
       </w:r>
     </w:p>
     <w:p>
@@ -8852,15 +8512,7 @@
         </w:numPr>
       </w:pPr>
       <w:r>
-        <w:t>Jogosultság ellenőrzése: a felhasználó csak számára látható eseményre válaszolhat (</w:t>
-      </w:r>
-      <w:proofErr w:type="spellStart"/>
-      <w:r>
-        <w:t>event_shown</w:t>
-      </w:r>
-      <w:proofErr w:type="spellEnd"/>
-      <w:r>
-        <w:t>)</w:t>
+        <w:t>Jogosultság ellenőrzése: a felhasználó csak számára látható eseményre válaszolhat (event_shown)</w:t>
       </w:r>
     </w:p>
     <w:p>
@@ -8871,21 +8523,8 @@
           <w:numId w:val="19"/>
         </w:numPr>
       </w:pPr>
-      <w:proofErr w:type="spellStart"/>
-      <w:r>
-        <w:t>event_deedbacks</w:t>
-      </w:r>
-      <w:proofErr w:type="spellEnd"/>
-      <w:r>
-        <w:t xml:space="preserve"> táblában </w:t>
-      </w:r>
-      <w:proofErr w:type="spellStart"/>
-      <w:r>
-        <w:t>updateOrInsert</w:t>
-      </w:r>
-      <w:proofErr w:type="spellEnd"/>
-      <w:r>
-        <w:t xml:space="preserve"> végrehajtás.</w:t>
+      <w:r>
+        <w:t>event_deedbacks táblában updateOrInsert végrehajtás</w:t>
       </w:r>
     </w:p>
     <w:p>
@@ -8897,15 +8536,7 @@
         </w:numPr>
       </w:pPr>
       <w:r>
-        <w:t xml:space="preserve">Statisztikák </w:t>
-      </w:r>
-      <w:proofErr w:type="spellStart"/>
-      <w:r>
-        <w:t>újraszámolása</w:t>
-      </w:r>
-      <w:proofErr w:type="spellEnd"/>
-      <w:r>
-        <w:t>:</w:t>
+        <w:t>Statisztikák újraszámolása:</w:t>
       </w:r>
     </w:p>
     <w:p>
@@ -8916,13 +8547,8 @@
           <w:numId w:val="17"/>
         </w:numPr>
       </w:pPr>
-      <w:proofErr w:type="spellStart"/>
-      <w:r>
-        <w:t>attending_count</w:t>
-      </w:r>
-      <w:proofErr w:type="spellEnd"/>
-      <w:r>
-        <w:t xml:space="preserve"> (y)</w:t>
+      <w:r>
+        <w:t>attending_count (y)</w:t>
       </w:r>
     </w:p>
     <w:p>
@@ -8933,13 +8559,8 @@
           <w:numId w:val="17"/>
         </w:numPr>
       </w:pPr>
-      <w:proofErr w:type="spellStart"/>
-      <w:r>
-        <w:t>not_attending_count</w:t>
-      </w:r>
-      <w:proofErr w:type="spellEnd"/>
-      <w:r>
-        <w:t xml:space="preserve"> (n)</w:t>
+      <w:r>
+        <w:t>not_attending_count (n)</w:t>
       </w:r>
     </w:p>
     <w:p>
@@ -8953,11 +8574,9 @@
       <w:r>
         <w:t xml:space="preserve">Válasz: mentett </w:t>
       </w:r>
-      <w:proofErr w:type="spellStart"/>
-      <w:r>
-        <w:t>answer</w:t>
-      </w:r>
-      <w:proofErr w:type="spellEnd"/>
+      <w:r>
+        <w:t>válasz</w:t>
+      </w:r>
       <w:r>
         <w:t xml:space="preserve"> + statisztikák</w:t>
       </w:r>
@@ -9023,11 +8642,9 @@
           <w:numId w:val="17"/>
         </w:numPr>
       </w:pPr>
-      <w:proofErr w:type="spellStart"/>
       <w:r>
         <w:t>establishmentId</w:t>
       </w:r>
-      <w:proofErr w:type="spellEnd"/>
     </w:p>
     <w:p>
       <w:pPr>
@@ -9080,7 +8697,7 @@
         </w:numPr>
       </w:pPr>
       <w:r>
-        <w:t>Ellenőrzés, hogy van-e osztálytagság az intézményben.</w:t>
+        <w:t>Látható esemény id-k kigyűjtése event_shown-ból, user_id + establishment_id alapján</w:t>
       </w:r>
     </w:p>
     <w:p>
@@ -9092,7 +8709,7 @@
         </w:numPr>
       </w:pPr>
       <w:r>
-        <w:t>Ha van osztálytagság:</w:t>
+        <w:t>Esemény lekérdezése:</w:t>
       </w:r>
     </w:p>
     <w:p>
@@ -9104,16 +8721,26 @@
         </w:numPr>
       </w:pPr>
       <w:r>
-        <w:t xml:space="preserve">minden </w:t>
-      </w:r>
-      <w:proofErr w:type="spellStart"/>
-      <w:r>
-        <w:t>event_shown-ból</w:t>
-      </w:r>
-      <w:proofErr w:type="spellEnd"/>
-      <w:r>
-        <w:t xml:space="preserve"> alapján látható esemény listázása</w:t>
-      </w:r>
+        <w:t>azonnal látható események</w:t>
+      </w:r>
+    </w:p>
+    <w:p>
+      <w:pPr>
+        <w:pStyle w:val="pszeudo"/>
+        <w:numPr>
+          <w:ilvl w:val="1"/>
+          <w:numId w:val="17"/>
+        </w:numPr>
+      </w:pPr>
+      <w:r>
+        <w:t>+ olyan események, amelyek recurrence_parent_event_id mezőben egy látható szülőeseményre mutatnak</w:t>
+      </w:r>
+    </w:p>
+    <w:p>
+      <w:pPr>
+        <w:pStyle w:val="pszeudo"/>
+        <w:ind w:left="654"/>
+      </w:pPr>
     </w:p>
     <w:p>
       <w:pPr>
@@ -9124,7 +8751,19 @@
         </w:numPr>
       </w:pPr>
       <w:r>
-        <w:t>Ha nincs osztálytagság:</w:t>
+        <w:t xml:space="preserve">Rendezés start_date szerintnövekvő sorrendben </w:t>
+      </w:r>
+    </w:p>
+    <w:p>
+      <w:pPr>
+        <w:pStyle w:val="pszeudo"/>
+        <w:numPr>
+          <w:ilvl w:val="0"/>
+          <w:numId w:val="20"/>
+        </w:numPr>
+      </w:pPr>
+      <w:r>
+        <w:t>Kiegészítés:</w:t>
       </w:r>
     </w:p>
     <w:p>
@@ -9136,15 +8775,67 @@
         </w:numPr>
       </w:pPr>
       <w:r>
-        <w:t xml:space="preserve">közvetlenül kiosztott események + </w:t>
-      </w:r>
-      <w:proofErr w:type="spellStart"/>
-      <w:r>
-        <w:t>teljes_iskola</w:t>
-      </w:r>
-      <w:proofErr w:type="spellEnd"/>
-      <w:r>
-        <w:t xml:space="preserve"> local típusú események</w:t>
+        <w:t>creator_name</w:t>
+      </w:r>
+    </w:p>
+    <w:p>
+      <w:pPr>
+        <w:pStyle w:val="pszeudo"/>
+        <w:numPr>
+          <w:ilvl w:val="1"/>
+          <w:numId w:val="17"/>
+        </w:numPr>
+      </w:pPr>
+      <w:r>
+        <w:t>attending_count, not_attending_count</w:t>
+      </w:r>
+    </w:p>
+    <w:p>
+      <w:pPr>
+        <w:pStyle w:val="pszeudo"/>
+        <w:numPr>
+          <w:ilvl w:val="1"/>
+          <w:numId w:val="17"/>
+        </w:numPr>
+      </w:pPr>
+      <w:r>
+        <w:t>participant_count</w:t>
+      </w:r>
+    </w:p>
+    <w:p>
+      <w:pPr>
+        <w:pStyle w:val="pszeudo"/>
+        <w:numPr>
+          <w:ilvl w:val="1"/>
+          <w:numId w:val="17"/>
+        </w:numPr>
+      </w:pPr>
+      <w:r>
+        <w:t>user_participation</w:t>
+      </w:r>
+    </w:p>
+    <w:p>
+      <w:pPr>
+        <w:pStyle w:val="pszeudo"/>
+        <w:numPr>
+          <w:ilvl w:val="1"/>
+          <w:numId w:val="17"/>
+        </w:numPr>
+      </w:pPr>
+      <w:r>
+        <w:t>comment_count</w:t>
+      </w:r>
+    </w:p>
+    <w:p>
+      <w:pPr>
+        <w:pStyle w:val="pszeudo"/>
+        <w:numPr>
+          <w:ilvl w:val="1"/>
+          <w:numId w:val="17"/>
+        </w:numPr>
+      </w:pPr>
+      <w:r>
+        <w:t>is_favourite</w:t>
       </w:r>
     </w:p>
     <w:p>
@@ -9156,15 +8847,70 @@
         </w:numPr>
       </w:pPr>
       <w:r>
-        <w:t xml:space="preserve">Rendezés </w:t>
-      </w:r>
-      <w:proofErr w:type="spellStart"/>
-      <w:r>
-        <w:t>start_date</w:t>
-      </w:r>
-      <w:proofErr w:type="spellEnd"/>
-      <w:r>
-        <w:t xml:space="preserve"> szerint</w:t>
+        <w:t xml:space="preserve">Válasz: </w:t>
+      </w:r>
+      <w:r>
+        <w:t>esemény</w:t>
+      </w:r>
+      <w:r>
+        <w:t xml:space="preserve"> tömb</w:t>
+      </w:r>
+    </w:p>
+    <w:p>
+      <w:pPr>
+        <w:pStyle w:val="pszeudo"/>
+        <w:ind w:left="0"/>
+      </w:pPr>
+    </w:p>
+    <w:p>
+      <w:pPr>
+        <w:pStyle w:val="pszeudo"/>
+      </w:pPr>
+    </w:p>
+    <w:p>
+      <w:pPr>
+        <w:pStyle w:val="pszeudo"/>
+      </w:pPr>
+      <w:r>
+        <w:t>ALGORITMUS VÉGE</w:t>
+      </w:r>
+    </w:p>
+    <w:p>
+      <w:pPr>
+        <w:pStyle w:val="Cmsor2"/>
+        <w:pageBreakBefore/>
+      </w:pPr>
+      <w:bookmarkStart w:id="47" w:name="_Toc214930996"/>
+      <w:bookmarkStart w:id="48" w:name="_Toc224913846"/>
+      <w:r>
+        <w:lastRenderedPageBreak/>
+        <w:t>Esemény priorizálás</w:t>
+      </w:r>
+      <w:bookmarkEnd w:id="47"/>
+      <w:bookmarkEnd w:id="48"/>
+    </w:p>
+    <w:p>
+      <w:pPr>
+        <w:pStyle w:val="pszeudo"/>
+      </w:pPr>
+      <w:r>
+        <w:t>ALGORITMUS: Kedvenc</w:t>
+      </w:r>
+      <w:r>
+        <w:t>Esemény</w:t>
+      </w:r>
+    </w:p>
+    <w:p>
+      <w:pPr>
+        <w:pStyle w:val="pszeudo"/>
+      </w:pPr>
+    </w:p>
+    <w:p>
+      <w:pPr>
+        <w:pStyle w:val="pszeudo"/>
+      </w:pPr>
+      <w:r>
+        <w:t>BEMENET:</w:t>
       </w:r>
     </w:p>
     <w:p>
@@ -9172,11 +8918,86 @@
         <w:pStyle w:val="pszeudo"/>
         <w:numPr>
           <w:ilvl w:val="0"/>
-          <w:numId w:val="20"/>
-        </w:numPr>
-      </w:pPr>
-      <w:r>
-        <w:t>Kiegészítés:</w:t>
+          <w:numId w:val="17"/>
+        </w:numPr>
+      </w:pPr>
+      <w:r>
+        <w:t>eventId (path)</w:t>
+      </w:r>
+    </w:p>
+    <w:p>
+      <w:pPr>
+        <w:pStyle w:val="pszeudo"/>
+      </w:pPr>
+    </w:p>
+    <w:p>
+      <w:pPr>
+        <w:pStyle w:val="pszeudo"/>
+      </w:pPr>
+    </w:p>
+    <w:p>
+      <w:pPr>
+        <w:pStyle w:val="pszeudo"/>
+      </w:pPr>
+      <w:r>
+        <w:t>LÉPÉSEK:</w:t>
+      </w:r>
+    </w:p>
+    <w:p>
+      <w:pPr>
+        <w:pStyle w:val="pszeudo"/>
+        <w:numPr>
+          <w:ilvl w:val="0"/>
+          <w:numId w:val="32"/>
+        </w:numPr>
+      </w:pPr>
+      <w:r>
+        <w:t>Hitelesített felhasználó ellenőrzése</w:t>
+      </w:r>
+    </w:p>
+    <w:p>
+      <w:pPr>
+        <w:pStyle w:val="pszeudo"/>
+        <w:numPr>
+          <w:ilvl w:val="0"/>
+          <w:numId w:val="32"/>
+        </w:numPr>
+      </w:pPr>
+      <w:r>
+        <w:t>Esemény</w:t>
+      </w:r>
+      <w:r>
+        <w:t xml:space="preserve"> </w:t>
+      </w:r>
+      <w:r>
+        <w:t>létezés</w:t>
+      </w:r>
+      <w:r>
+        <w:t xml:space="preserve"> </w:t>
+      </w:r>
+      <w:r>
+        <w:t>ellenőrzése</w:t>
+      </w:r>
+    </w:p>
+    <w:p>
+      <w:pPr>
+        <w:pStyle w:val="pszeudo"/>
+        <w:numPr>
+          <w:ilvl w:val="0"/>
+          <w:numId w:val="32"/>
+        </w:numPr>
+      </w:pPr>
+      <w:r>
+        <w:t>Jogosultság</w:t>
+      </w:r>
+      <w:r>
+        <w:t xml:space="preserve"> </w:t>
+      </w:r>
+      <w:r>
+        <w:t>ellenőrzése</w:t>
+      </w:r>
+      <w:r>
+        <w:t>:</w:t>
       </w:r>
     </w:p>
     <w:p>
@@ -9187,11 +9008,78 @@
           <w:numId w:val="17"/>
         </w:numPr>
       </w:pPr>
-      <w:proofErr w:type="spellStart"/>
-      <w:r>
-        <w:t>creator_name</w:t>
-      </w:r>
-      <w:proofErr w:type="spellEnd"/>
+      <w:r>
+        <w:t xml:space="preserve">csak olyan </w:t>
+      </w:r>
+      <w:r>
+        <w:t>esemény</w:t>
+      </w:r>
+      <w:r>
+        <w:t xml:space="preserve"> </w:t>
+      </w:r>
+      <w:r>
+        <w:t>jelölhető</w:t>
+      </w:r>
+      <w:r>
+        <w:t xml:space="preserve"> kedvencnek, amelyre a </w:t>
+      </w:r>
+      <w:r>
+        <w:t>felhasználónak</w:t>
+      </w:r>
+      <w:r>
+        <w:t xml:space="preserve"> van </w:t>
+      </w:r>
+      <w:r>
+        <w:t>event_shown</w:t>
+      </w:r>
+      <w:r>
+        <w:t xml:space="preserve"> sora</w:t>
+      </w:r>
+    </w:p>
+    <w:p>
+      <w:pPr>
+        <w:pStyle w:val="pszeudo"/>
+        <w:numPr>
+          <w:ilvl w:val="0"/>
+          <w:numId w:val="32"/>
+        </w:numPr>
+      </w:pPr>
+      <w:r>
+        <w:t>Aktuális</w:t>
+      </w:r>
+      <w:r>
+        <w:t xml:space="preserve"> kedvenc </w:t>
+      </w:r>
+      <w:r>
+        <w:t>á</w:t>
+      </w:r>
+      <w:r>
+        <w:t xml:space="preserve">llapot </w:t>
+      </w:r>
+      <w:r>
+        <w:t>ellenőrzése</w:t>
+      </w:r>
+      <w:r>
+        <w:t xml:space="preserve"> (is_favourite)</w:t>
+      </w:r>
+    </w:p>
+    <w:p>
+      <w:pPr>
+        <w:pStyle w:val="pszeudo"/>
+        <w:numPr>
+          <w:ilvl w:val="0"/>
+          <w:numId w:val="32"/>
+        </w:numPr>
+      </w:pPr>
+      <w:r>
+        <w:t>Toggle m</w:t>
+      </w:r>
+      <w:r>
+        <w:t>ű</w:t>
+      </w:r>
+      <w:r>
+        <w:t>velet:</w:t>
+      </w:r>
     </w:p>
     <w:p>
       <w:pPr>
@@ -9201,19 +9089,27 @@
           <w:numId w:val="17"/>
         </w:numPr>
       </w:pPr>
-      <w:proofErr w:type="spellStart"/>
-      <w:r>
-        <w:t>attending_count</w:t>
-      </w:r>
-      <w:proofErr w:type="spellEnd"/>
-      <w:r>
-        <w:t xml:space="preserve">, </w:t>
-      </w:r>
-      <w:proofErr w:type="spellStart"/>
-      <w:r>
-        <w:t>not_attending_count</w:t>
-      </w:r>
-      <w:proofErr w:type="spellEnd"/>
+      <w:r>
+        <w:t xml:space="preserve">ha jelenleg false, akkor true-ra </w:t>
+      </w:r>
+      <w:r>
+        <w:t>á</w:t>
+      </w:r>
+      <w:r>
+        <w:t>ll</w:t>
+      </w:r>
+      <w:r>
+        <w:t>í</w:t>
+      </w:r>
+      <w:r>
+        <w:t>t</w:t>
+      </w:r>
+      <w:r>
+        <w:t>á</w:t>
+      </w:r>
+      <w:r>
+        <w:t>s</w:t>
+      </w:r>
     </w:p>
     <w:p>
       <w:pPr>
@@ -9223,11 +9119,81 @@
           <w:numId w:val="17"/>
         </w:numPr>
       </w:pPr>
-      <w:proofErr w:type="spellStart"/>
-      <w:r>
-        <w:t>user_participation</w:t>
-      </w:r>
-      <w:proofErr w:type="spellEnd"/>
+      <w:r>
+        <w:t xml:space="preserve">ha jelenleg true, akkor false-ra </w:t>
+      </w:r>
+      <w:r>
+        <w:t>á</w:t>
+      </w:r>
+      <w:r>
+        <w:t>ll</w:t>
+      </w:r>
+      <w:r>
+        <w:t>í</w:t>
+      </w:r>
+      <w:r>
+        <w:t>t</w:t>
+      </w:r>
+      <w:r>
+        <w:t>á</w:t>
+      </w:r>
+      <w:r>
+        <w:t>s</w:t>
+      </w:r>
+    </w:p>
+    <w:p>
+      <w:pPr>
+        <w:pStyle w:val="pszeudo"/>
+        <w:numPr>
+          <w:ilvl w:val="0"/>
+          <w:numId w:val="32"/>
+        </w:numPr>
+      </w:pPr>
+      <w:r>
+        <w:t>Ment</w:t>
+      </w:r>
+      <w:r>
+        <w:t>é</w:t>
+      </w:r>
+      <w:r>
+        <w:t xml:space="preserve">s </w:t>
+      </w:r>
+      <w:r>
+        <w:t>event_shown</w:t>
+      </w:r>
+      <w:r>
+        <w:t xml:space="preserve"> </w:t>
+      </w:r>
+      <w:r>
+        <w:t>táblában</w:t>
+      </w:r>
+      <w:r>
+        <w:t xml:space="preserve"> (event_id + user_id </w:t>
+      </w:r>
+      <w:r>
+        <w:t>kombináció</w:t>
+      </w:r>
+      <w:r>
+        <w:t xml:space="preserve">(k) </w:t>
+      </w:r>
+      <w:r>
+        <w:t>frissítése</w:t>
+      </w:r>
+      <w:r>
+        <w:t>)</w:t>
+      </w:r>
+    </w:p>
+    <w:p>
+      <w:pPr>
+        <w:pStyle w:val="pszeudo"/>
+        <w:numPr>
+          <w:ilvl w:val="0"/>
+          <w:numId w:val="32"/>
+        </w:numPr>
+      </w:pPr>
+      <w:r>
+        <w:t>Válasz:</w:t>
+      </w:r>
     </w:p>
     <w:p>
       <w:pPr>
@@ -9237,75 +9203,51 @@
           <w:numId w:val="17"/>
         </w:numPr>
       </w:pPr>
-      <w:proofErr w:type="spellStart"/>
-      <w:r>
-        <w:t>comment_count</w:t>
-      </w:r>
-      <w:proofErr w:type="spellEnd"/>
-    </w:p>
-    <w:p>
-      <w:pPr>
-        <w:pStyle w:val="pszeudo"/>
-        <w:numPr>
-          <w:ilvl w:val="0"/>
-          <w:numId w:val="20"/>
-        </w:numPr>
-      </w:pPr>
-      <w:r>
-        <w:t xml:space="preserve">Válasz: </w:t>
-      </w:r>
-      <w:proofErr w:type="spellStart"/>
-      <w:r>
-        <w:t>events</w:t>
-      </w:r>
-      <w:proofErr w:type="spellEnd"/>
-      <w:r>
-        <w:t xml:space="preserve"> tömb</w:t>
-      </w:r>
-    </w:p>
-    <w:p>
-      <w:pPr>
-        <w:pStyle w:val="pszeudo"/>
-        <w:ind w:left="0"/>
-      </w:pPr>
-    </w:p>
-    <w:p>
-      <w:pPr>
-        <w:pStyle w:val="pszeudo"/>
-      </w:pPr>
-    </w:p>
-    <w:p>
-      <w:pPr>
-        <w:pStyle w:val="pszeudo"/>
-      </w:pPr>
-      <w:r>
-        <w:t>ALGORITMUS VÉGE</w:t>
-      </w:r>
-    </w:p>
-    <w:p>
-      <w:pPr>
-        <w:pStyle w:val="Cmsor2"/>
-      </w:pPr>
-      <w:bookmarkStart w:id="47" w:name="_Toc214930996"/>
-      <w:bookmarkStart w:id="48" w:name="_Toc224913846"/>
-      <w:r>
-        <w:t>Esemény priorizálás</w:t>
-      </w:r>
-      <w:bookmarkEnd w:id="47"/>
-      <w:bookmarkEnd w:id="48"/>
-    </w:p>
-    <w:p>
-      <w:pPr>
-        <w:pStyle w:val="pszeudo"/>
-      </w:pPr>
-      <w:r>
-        <w:t xml:space="preserve">ALGORITMUS: </w:t>
-      </w:r>
-      <w:proofErr w:type="spellStart"/>
-      <w:r>
-        <w:t>KedvencHozzaadas</w:t>
-      </w:r>
-      <w:proofErr w:type="spellEnd"/>
+      <w:r>
+        <w:t>"</w:t>
+      </w:r>
+      <w:r>
+        <w:t>Esemény</w:t>
+      </w:r>
+      <w:r>
+        <w:t xml:space="preserve"> </w:t>
+      </w:r>
+      <w:r>
+        <w:t>hozzáadva</w:t>
+      </w:r>
+      <w:r>
+        <w:t xml:space="preserve"> a kedvencekhez" vagy</w:t>
+      </w:r>
+    </w:p>
+    <w:p>
+      <w:pPr>
+        <w:pStyle w:val="pszeudo"/>
+        <w:numPr>
+          <w:ilvl w:val="1"/>
+          <w:numId w:val="17"/>
+        </w:numPr>
+      </w:pPr>
+      <w:r>
+        <w:t>"</w:t>
+      </w:r>
+      <w:r>
+        <w:t>Esemény</w:t>
+      </w:r>
+      <w:r>
+        <w:t xml:space="preserve"> </w:t>
+      </w:r>
+      <w:r>
+        <w:t>eltávolítva</w:t>
+      </w:r>
+      <w:r>
+        <w:t xml:space="preserve"> a kedvencek </w:t>
+      </w:r>
+      <w:r>
+        <w:t>közül</w:t>
+      </w:r>
+      <w:r>
+        <w:t>"</w:t>
+      </w:r>
     </w:p>
     <w:p>
       <w:pPr>
@@ -9344,13 +9286,8 @@
         <w:pStyle w:val="pszeudo"/>
       </w:pPr>
       <w:r>
-        <w:t xml:space="preserve">ALGORITMUS: </w:t>
-      </w:r>
-      <w:proofErr w:type="spellStart"/>
-      <w:r>
-        <w:t>IntézményhezCsatlakozás</w:t>
-      </w:r>
-      <w:proofErr w:type="spellEnd"/>
+        <w:t>ALGORITMUS: IntézményhezCsatlakozás</w:t>
+      </w:r>
     </w:p>
     <w:p>
       <w:pPr>
@@ -9373,11 +9310,9 @@
           <w:numId w:val="17"/>
         </w:numPr>
       </w:pPr>
-      <w:proofErr w:type="spellStart"/>
       <w:r>
         <w:t>establishment_id</w:t>
       </w:r>
-      <w:proofErr w:type="spellEnd"/>
     </w:p>
     <w:p>
       <w:pPr>
@@ -9387,27 +9322,9 @@
           <w:numId w:val="17"/>
         </w:numPr>
       </w:pPr>
-      <w:proofErr w:type="spellStart"/>
-      <w:r>
-        <w:t>role</w:t>
-      </w:r>
-      <w:proofErr w:type="spellEnd"/>
-      <w:r>
-        <w:t xml:space="preserve">: </w:t>
-      </w:r>
-      <w:proofErr w:type="spellStart"/>
-      <w:r>
-        <w:t>student</w:t>
-      </w:r>
-      <w:proofErr w:type="spellEnd"/>
-      <w:r>
-        <w:t xml:space="preserve"> vagy </w:t>
-      </w:r>
-      <w:proofErr w:type="spellStart"/>
-      <w:r>
-        <w:t>teacher</w:t>
-      </w:r>
-      <w:proofErr w:type="spellEnd"/>
+      <w:r>
+        <w:t>role: student vagy teacher</w:t>
+      </w:r>
     </w:p>
     <w:p>
       <w:pPr>
@@ -9472,23 +9389,7 @@
         </w:numPr>
       </w:pPr>
       <w:r>
-        <w:t xml:space="preserve">már tag-e </w:t>
-      </w:r>
-      <w:proofErr w:type="spellStart"/>
-      <w:r>
-        <w:t>staff</w:t>
-      </w:r>
-      <w:proofErr w:type="spellEnd"/>
-      <w:r>
-        <w:t>/</w:t>
-      </w:r>
-      <w:proofErr w:type="spellStart"/>
-      <w:r>
-        <w:t>student</w:t>
-      </w:r>
-      <w:proofErr w:type="spellEnd"/>
-      <w:r>
-        <w:t xml:space="preserve"> táblák alapján</w:t>
+        <w:t>már tag-e staff/student táblák alapján</w:t>
       </w:r>
     </w:p>
     <w:p>
@@ -9511,13 +9412,8 @@
           <w:numId w:val="17"/>
         </w:numPr>
       </w:pPr>
-      <w:proofErr w:type="spellStart"/>
-      <w:r>
-        <w:t>establishment_id</w:t>
-      </w:r>
-      <w:proofErr w:type="spellEnd"/>
-      <w:r>
-        <w:t xml:space="preserve"> létezik</w:t>
+      <w:r>
+        <w:t>establishment_id létezik</w:t>
       </w:r>
     </w:p>
     <w:p>
@@ -9528,29 +9424,8 @@
           <w:numId w:val="17"/>
         </w:numPr>
       </w:pPr>
-      <w:proofErr w:type="spellStart"/>
-      <w:r>
-        <w:t>role</w:t>
-      </w:r>
-      <w:proofErr w:type="spellEnd"/>
-      <w:r>
-        <w:t xml:space="preserve"> csak </w:t>
-      </w:r>
-      <w:proofErr w:type="spellStart"/>
-      <w:r>
-        <w:t>staff</w:t>
-      </w:r>
-      <w:proofErr w:type="spellEnd"/>
-      <w:r>
-        <w:t xml:space="preserve"> vagy </w:t>
-      </w:r>
-      <w:proofErr w:type="spellStart"/>
-      <w:r>
-        <w:t>student</w:t>
-      </w:r>
-      <w:proofErr w:type="spellEnd"/>
-      <w:r>
-        <w:t xml:space="preserve"> lehet</w:t>
+      <w:r>
+        <w:t>role csak staff vagy student lehet</w:t>
       </w:r>
     </w:p>
     <w:p>
@@ -9561,13 +9436,8 @@
           <w:numId w:val="22"/>
         </w:numPr>
       </w:pPr>
-      <w:proofErr w:type="spellStart"/>
-      <w:r>
-        <w:t>establishment_request</w:t>
-      </w:r>
-      <w:proofErr w:type="spellEnd"/>
-      <w:r>
-        <w:t xml:space="preserve"> rekord létrehozása</w:t>
+      <w:r>
+        <w:t>establishment_request rekord létrehozása</w:t>
       </w:r>
     </w:p>
     <w:p>
@@ -9601,6 +9471,429 @@
       <w:r>
         <w:t>ALGORITMUS VÉGE</w:t>
       </w:r>
+    </w:p>
+    <w:p>
+      <w:pPr>
+        <w:pStyle w:val="Cmsor2"/>
+        <w:pageBreakBefore/>
+      </w:pPr>
+      <w:r>
+        <w:lastRenderedPageBreak/>
+        <w:t>Ismétlődő esemény alkalom kezelése</w:t>
+      </w:r>
+    </w:p>
+    <w:p>
+      <w:pPr>
+        <w:pStyle w:val="pszeudo"/>
+      </w:pPr>
+      <w:r>
+        <w:t xml:space="preserve">ALGORITMUS: </w:t>
+      </w:r>
+      <w:r>
+        <w:t>IsmétlődőEseményAlkalomKezelése</w:t>
+      </w:r>
+    </w:p>
+    <w:p>
+      <w:pPr>
+        <w:pStyle w:val="pszeudo"/>
+      </w:pPr>
+    </w:p>
+    <w:p>
+      <w:pPr>
+        <w:pStyle w:val="pszeudo"/>
+      </w:pPr>
+      <w:r>
+        <w:t>BEMENET:</w:t>
+      </w:r>
+    </w:p>
+    <w:p>
+      <w:pPr>
+        <w:pStyle w:val="pszeudo"/>
+        <w:numPr>
+          <w:ilvl w:val="0"/>
+          <w:numId w:val="17"/>
+        </w:numPr>
+      </w:pPr>
+      <w:r>
+        <w:t>eventId (path)</w:t>
+      </w:r>
+    </w:p>
+    <w:p>
+      <w:pPr>
+        <w:pStyle w:val="pszeudo"/>
+        <w:numPr>
+          <w:ilvl w:val="0"/>
+          <w:numId w:val="17"/>
+        </w:numPr>
+      </w:pPr>
+      <w:r>
+        <w:t>action: reschedule vagy cancel</w:t>
+      </w:r>
+    </w:p>
+    <w:p>
+      <w:pPr>
+        <w:pStyle w:val="pszeudo"/>
+        <w:numPr>
+          <w:ilvl w:val="0"/>
+          <w:numId w:val="17"/>
+        </w:numPr>
+      </w:pPr>
+      <w:r>
+        <w:t>start_date (action=reschedule eset</w:t>
+      </w:r>
+      <w:r>
+        <w:t>é</w:t>
+      </w:r>
+      <w:r>
+        <w:t xml:space="preserve">n </w:t>
+      </w:r>
+      <w:r>
+        <w:t>kötelező</w:t>
+      </w:r>
+      <w:r>
+        <w:t>)</w:t>
+      </w:r>
+    </w:p>
+    <w:p>
+      <w:pPr>
+        <w:pStyle w:val="pszeudo"/>
+        <w:numPr>
+          <w:ilvl w:val="0"/>
+          <w:numId w:val="17"/>
+        </w:numPr>
+      </w:pPr>
+      <w:r>
+        <w:t>end_date (action=reschedule eset</w:t>
+      </w:r>
+      <w:r>
+        <w:t>é</w:t>
+      </w:r>
+      <w:r>
+        <w:t xml:space="preserve">n </w:t>
+      </w:r>
+      <w:r>
+        <w:t>kötelező</w:t>
+      </w:r>
+      <w:r>
+        <w:t>, end_date &gt; start_date)</w:t>
+      </w:r>
+    </w:p>
+    <w:p>
+      <w:pPr>
+        <w:pStyle w:val="pszeudo"/>
+      </w:pPr>
+    </w:p>
+    <w:p>
+      <w:pPr>
+        <w:pStyle w:val="pszeudo"/>
+      </w:pPr>
+    </w:p>
+    <w:p>
+      <w:pPr>
+        <w:pStyle w:val="pszeudo"/>
+      </w:pPr>
+      <w:r>
+        <w:t>LÉPÉSEK:</w:t>
+      </w:r>
+    </w:p>
+    <w:p>
+      <w:pPr>
+        <w:pStyle w:val="pszeudo"/>
+        <w:numPr>
+          <w:ilvl w:val="0"/>
+          <w:numId w:val="31"/>
+        </w:numPr>
+      </w:pPr>
+      <w:r>
+        <w:t>Hitelesített felhasználó ellenőrzése</w:t>
+      </w:r>
+    </w:p>
+    <w:p>
+      <w:pPr>
+        <w:pStyle w:val="pszeudo"/>
+        <w:numPr>
+          <w:ilvl w:val="0"/>
+          <w:numId w:val="31"/>
+        </w:numPr>
+      </w:pPr>
+      <w:r>
+        <w:t>Esemény</w:t>
+      </w:r>
+      <w:r>
+        <w:t xml:space="preserve"> </w:t>
+      </w:r>
+      <w:r>
+        <w:t>létezés</w:t>
+      </w:r>
+      <w:r>
+        <w:t xml:space="preserve"> </w:t>
+      </w:r>
+      <w:r>
+        <w:t>ellenőrzése</w:t>
+      </w:r>
+    </w:p>
+    <w:p>
+      <w:pPr>
+        <w:pStyle w:val="pszeudo"/>
+        <w:numPr>
+          <w:ilvl w:val="0"/>
+          <w:numId w:val="31"/>
+        </w:numPr>
+      </w:pPr>
+      <w:r>
+        <w:t>Jogosultság</w:t>
+      </w:r>
+      <w:r>
+        <w:t xml:space="preserve"> </w:t>
+      </w:r>
+      <w:r>
+        <w:t>ellenőrzése</w:t>
+      </w:r>
+      <w:r>
+        <w:t>:</w:t>
+      </w:r>
+    </w:p>
+    <w:p>
+      <w:pPr>
+        <w:pStyle w:val="pszeudo"/>
+        <w:numPr>
+          <w:ilvl w:val="1"/>
+          <w:numId w:val="17"/>
+        </w:numPr>
+      </w:pPr>
+      <w:r>
+        <w:t xml:space="preserve">csak az </w:t>
+      </w:r>
+      <w:r>
+        <w:t>esemény</w:t>
+      </w:r>
+      <w:r>
+        <w:t xml:space="preserve"> </w:t>
+      </w:r>
+      <w:r>
+        <w:t>létrehozója</w:t>
+      </w:r>
+      <w:r>
+        <w:t xml:space="preserve"> kezelheti az alkalmat</w:t>
+      </w:r>
+    </w:p>
+    <w:p>
+      <w:pPr>
+        <w:pStyle w:val="pszeudo"/>
+        <w:numPr>
+          <w:ilvl w:val="0"/>
+          <w:numId w:val="31"/>
+        </w:numPr>
+      </w:pPr>
+      <w:r>
+        <w:t>Bemenet valid</w:t>
+      </w:r>
+      <w:r>
+        <w:t>á</w:t>
+      </w:r>
+      <w:r>
+        <w:t>l</w:t>
+      </w:r>
+      <w:r>
+        <w:t>á</w:t>
+      </w:r>
+      <w:r>
+        <w:t xml:space="preserve">sa action </w:t>
+      </w:r>
+      <w:r>
+        <w:t>alapján</w:t>
+      </w:r>
+    </w:p>
+    <w:p>
+      <w:pPr>
+        <w:pStyle w:val="pszeudo"/>
+        <w:numPr>
+          <w:ilvl w:val="0"/>
+          <w:numId w:val="31"/>
+        </w:numPr>
+      </w:pPr>
+      <w:r>
+        <w:t>Ha action=cancel:</w:t>
+      </w:r>
+    </w:p>
+    <w:p>
+      <w:pPr>
+        <w:pStyle w:val="pszeudo"/>
+        <w:numPr>
+          <w:ilvl w:val="1"/>
+          <w:numId w:val="17"/>
+        </w:numPr>
+      </w:pPr>
+      <w:r>
+        <w:t>event.status &lt;- ended</w:t>
+      </w:r>
+    </w:p>
+    <w:p>
+      <w:pPr>
+        <w:pStyle w:val="pszeudo"/>
+        <w:numPr>
+          <w:ilvl w:val="1"/>
+          <w:numId w:val="17"/>
+        </w:numPr>
+      </w:pPr>
+      <w:r>
+        <w:t>event.cancelled_at &lt;- now</w:t>
+      </w:r>
+    </w:p>
+    <w:p>
+      <w:pPr>
+        <w:pStyle w:val="pszeudo"/>
+        <w:numPr>
+          <w:ilvl w:val="1"/>
+          <w:numId w:val="17"/>
+        </w:numPr>
+      </w:pPr>
+      <w:r>
+        <w:t>válasz</w:t>
+      </w:r>
+      <w:r>
+        <w:t>: "Az alkalom elmaradtk</w:t>
+      </w:r>
+      <w:r>
+        <w:t>é</w:t>
+      </w:r>
+      <w:r>
+        <w:t>nt jel</w:t>
+      </w:r>
+      <w:r>
+        <w:t>ö</w:t>
+      </w:r>
+      <w:r>
+        <w:t>lve".</w:t>
+      </w:r>
+    </w:p>
+    <w:p>
+      <w:pPr>
+        <w:pStyle w:val="pszeudo"/>
+        <w:numPr>
+          <w:ilvl w:val="0"/>
+          <w:numId w:val="31"/>
+        </w:numPr>
+      </w:pPr>
+      <w:r>
+        <w:t>Ha action=reschedule:</w:t>
+      </w:r>
+    </w:p>
+    <w:p>
+      <w:pPr>
+        <w:pStyle w:val="pszeudo"/>
+        <w:numPr>
+          <w:ilvl w:val="1"/>
+          <w:numId w:val="17"/>
+        </w:numPr>
+      </w:pPr>
+      <w:r>
+        <w:t xml:space="preserve">event.start_date &lt;- </w:t>
+      </w:r>
+      <w:r>
+        <w:t>új</w:t>
+      </w:r>
+      <w:r>
+        <w:t xml:space="preserve"> start_date</w:t>
+      </w:r>
+    </w:p>
+    <w:p>
+      <w:pPr>
+        <w:pStyle w:val="pszeudo"/>
+        <w:numPr>
+          <w:ilvl w:val="1"/>
+          <w:numId w:val="17"/>
+        </w:numPr>
+      </w:pPr>
+      <w:r>
+        <w:t xml:space="preserve">event.end_date &lt;- </w:t>
+      </w:r>
+      <w:r>
+        <w:t>új</w:t>
+      </w:r>
+      <w:r>
+        <w:t xml:space="preserve"> end_date</w:t>
+      </w:r>
+    </w:p>
+    <w:p>
+      <w:pPr>
+        <w:pStyle w:val="pszeudo"/>
+        <w:numPr>
+          <w:ilvl w:val="1"/>
+          <w:numId w:val="17"/>
+        </w:numPr>
+      </w:pPr>
+      <w:r>
+        <w:t>event.status &lt;- upcoming</w:t>
+      </w:r>
+    </w:p>
+    <w:p>
+      <w:pPr>
+        <w:pStyle w:val="pszeudo"/>
+        <w:numPr>
+          <w:ilvl w:val="1"/>
+          <w:numId w:val="17"/>
+        </w:numPr>
+      </w:pPr>
+      <w:r>
+        <w:t>event.cancelled_at &lt;- null</w:t>
+      </w:r>
+    </w:p>
+    <w:p>
+      <w:pPr>
+        <w:pStyle w:val="pszeudo"/>
+        <w:numPr>
+          <w:ilvl w:val="1"/>
+          <w:numId w:val="17"/>
+        </w:numPr>
+      </w:pPr>
+      <w:r>
+        <w:t>válasz</w:t>
+      </w:r>
+      <w:r>
+        <w:t xml:space="preserve">: "Az alkalom </w:t>
+      </w:r>
+      <w:r>
+        <w:t>időpontja</w:t>
+      </w:r>
+      <w:r>
+        <w:t xml:space="preserve"> sikeresen </w:t>
+      </w:r>
+      <w:r>
+        <w:t>módosítva</w:t>
+      </w:r>
+      <w:r>
+        <w:t xml:space="preserve">" + </w:t>
+      </w:r>
+      <w:r>
+        <w:t>esemény</w:t>
+      </w:r>
+    </w:p>
+    <w:p>
+      <w:pPr>
+        <w:pStyle w:val="pszeudo"/>
+        <w:ind w:left="0"/>
+      </w:pPr>
+    </w:p>
+    <w:p>
+      <w:pPr>
+        <w:pStyle w:val="pszeudo"/>
+        <w:ind w:left="0"/>
+      </w:pPr>
+    </w:p>
+    <w:p>
+      <w:pPr>
+        <w:pStyle w:val="pszeudo"/>
+      </w:pPr>
+      <w:r>
+        <w:t>ALGORITMUS VÉGE</w:t>
+      </w:r>
+    </w:p>
+    <w:p>
+      <w:pPr>
+        <w:pStyle w:val="pszeudo"/>
+        <w:ind w:left="0"/>
+      </w:pPr>
     </w:p>
     <w:sectPr>
       <w:headerReference w:type="default" r:id="rId12"/>
@@ -9803,6 +10096,95 @@
 <file path=word/numbering.xml><?xml version="1.0" encoding="utf-8"?>
 <w:numbering xmlns:wpc="http://schemas.microsoft.com/office/word/2010/wordprocessingCanvas" xmlns:cx="http://schemas.microsoft.com/office/drawing/2014/chartex" xmlns:cx1="http://schemas.microsoft.com/office/drawing/2015/9/8/chartex" xmlns:cx2="http://schemas.microsoft.com/office/drawing/2015/10/21/chartex" xmlns:cx3="http://schemas.microsoft.com/office/drawing/2016/5/9/chartex" xmlns:cx4="http://schemas.microsoft.com/office/drawing/2016/5/10/chartex" xmlns:cx5="http://schemas.microsoft.com/office/drawing/2016/5/11/chartex" xmlns:cx6="http://schemas.microsoft.com/office/drawing/2016/5/12/chartex" xmlns:cx7="http://schemas.microsoft.com/office/drawing/2016/5/13/chartex" xmlns:cx8="http://schemas.microsoft.com/office/drawing/2016/5/14/chartex" xmlns:mc="http://schemas.openxmlformats.org/markup-compatibility/2006" xmlns:aink="http://schemas.microsoft.com/office/drawing/2016/ink" xmlns:am3d="http://schemas.microsoft.com/office/drawing/2017/model3d" xmlns:o="urn:schemas-microsoft-com:office:office" xmlns:oel="http://schemas.microsoft.com/office/2019/extlst" xmlns:r="http://schemas.openxmlformats.org/officeDocument/2006/relationships" xmlns:m="http://schemas.openxmlformats.org/officeDocument/2006/math" xmlns:v="urn:schemas-microsoft-com:vml" xmlns:wp14="http://schemas.microsoft.com/office/word/2010/wordprocessingDrawing" xmlns:wp="http://schemas.openxmlformats.org/drawingml/2006/wordprocessingDrawing" xmlns:w10="urn:schemas-microsoft-com:office:word" xmlns:w="http://schemas.openxmlformats.org/wordprocessingml/2006/main" xmlns:w14="http://schemas.microsoft.com/office/word/2010/wordml" xmlns:w15="http://schemas.microsoft.com/office/word/2012/wordml" xmlns:w16cex="http://schemas.microsoft.com/office/word/2018/wordml/cex" xmlns:w16cid="http://schemas.microsoft.com/office/word/2016/wordml/cid" xmlns:w16="http://schemas.microsoft.com/office/word/2018/wordml" xmlns:w16du="http://schemas.microsoft.com/office/word/2023/wordml/word16du" xmlns:w16sdtdh="http://schemas.microsoft.com/office/word/2020/wordml/sdtdatahash" xmlns:w16sdtfl="http://schemas.microsoft.com/office/word/2024/wordml/sdtformatlock" xmlns:w16se="http://schemas.microsoft.com/office/word/2015/wordml/symex" xmlns:wpg="http://schemas.microsoft.com/office/word/2010/wordprocessingGroup" xmlns:wpi="http://schemas.microsoft.com/office/word/2010/wordprocessingInk" xmlns:wne="http://schemas.microsoft.com/office/word/2006/wordml" xmlns:wps="http://schemas.microsoft.com/office/word/2010/wordprocessingShape" mc:Ignorable="w14 w15 w16se w16cid w16 w16cex w16sdtdh w16sdtfl w16du wp14">
   <w:abstractNum w:abstractNumId="0" w15:restartNumberingAfterBreak="0">
+    <w:nsid w:val="057B002A"/>
+    <w:multiLevelType w:val="hybridMultilevel"/>
+    <w:tmpl w:val="E1F2899A"/>
+    <w:lvl w:ilvl="0" w:tplc="6BF4C8FC">
+      <w:start w:val="1"/>
+      <w:numFmt w:val="decimal"/>
+      <w:lvlText w:val="%1."/>
+      <w:lvlJc w:val="left"/>
+      <w:pPr>
+        <w:ind w:left="-66" w:hanging="360"/>
+      </w:pPr>
+      <w:rPr>
+        <w:rFonts w:hint="default"/>
+      </w:rPr>
+    </w:lvl>
+    <w:lvl w:ilvl="1" w:tplc="040E0019" w:tentative="1">
+      <w:start w:val="1"/>
+      <w:numFmt w:val="lowerLetter"/>
+      <w:lvlText w:val="%2."/>
+      <w:lvlJc w:val="left"/>
+      <w:pPr>
+        <w:ind w:left="654" w:hanging="360"/>
+      </w:pPr>
+    </w:lvl>
+    <w:lvl w:ilvl="2" w:tplc="040E001B" w:tentative="1">
+      <w:start w:val="1"/>
+      <w:numFmt w:val="lowerRoman"/>
+      <w:lvlText w:val="%3."/>
+      <w:lvlJc w:val="right"/>
+      <w:pPr>
+        <w:ind w:left="1374" w:hanging="180"/>
+      </w:pPr>
+    </w:lvl>
+    <w:lvl w:ilvl="3" w:tplc="040E000F" w:tentative="1">
+      <w:start w:val="1"/>
+      <w:numFmt w:val="decimal"/>
+      <w:lvlText w:val="%4."/>
+      <w:lvlJc w:val="left"/>
+      <w:pPr>
+        <w:ind w:left="2094" w:hanging="360"/>
+      </w:pPr>
+    </w:lvl>
+    <w:lvl w:ilvl="4" w:tplc="040E0019" w:tentative="1">
+      <w:start w:val="1"/>
+      <w:numFmt w:val="lowerLetter"/>
+      <w:lvlText w:val="%5."/>
+      <w:lvlJc w:val="left"/>
+      <w:pPr>
+        <w:ind w:left="2814" w:hanging="360"/>
+      </w:pPr>
+    </w:lvl>
+    <w:lvl w:ilvl="5" w:tplc="040E001B" w:tentative="1">
+      <w:start w:val="1"/>
+      <w:numFmt w:val="lowerRoman"/>
+      <w:lvlText w:val="%6."/>
+      <w:lvlJc w:val="right"/>
+      <w:pPr>
+        <w:ind w:left="3534" w:hanging="180"/>
+      </w:pPr>
+    </w:lvl>
+    <w:lvl w:ilvl="6" w:tplc="040E000F" w:tentative="1">
+      <w:start w:val="1"/>
+      <w:numFmt w:val="decimal"/>
+      <w:lvlText w:val="%7."/>
+      <w:lvlJc w:val="left"/>
+      <w:pPr>
+        <w:ind w:left="4254" w:hanging="360"/>
+      </w:pPr>
+    </w:lvl>
+    <w:lvl w:ilvl="7" w:tplc="040E0019" w:tentative="1">
+      <w:start w:val="1"/>
+      <w:numFmt w:val="lowerLetter"/>
+      <w:lvlText w:val="%8."/>
+      <w:lvlJc w:val="left"/>
+      <w:pPr>
+        <w:ind w:left="4974" w:hanging="360"/>
+      </w:pPr>
+    </w:lvl>
+    <w:lvl w:ilvl="8" w:tplc="040E001B" w:tentative="1">
+      <w:start w:val="1"/>
+      <w:numFmt w:val="lowerRoman"/>
+      <w:lvlText w:val="%9."/>
+      <w:lvlJc w:val="right"/>
+      <w:pPr>
+        <w:ind w:left="5694" w:hanging="180"/>
+      </w:pPr>
+    </w:lvl>
+  </w:abstractNum>
+  <w:abstractNum w:abstractNumId="1" w15:restartNumberingAfterBreak="0">
     <w:nsid w:val="0C52586A"/>
     <w:multiLevelType w:val="multilevel"/>
     <w:tmpl w:val="23FCF012"/>
@@ -9915,7 +10297,7 @@
       </w:rPr>
     </w:lvl>
   </w:abstractNum>
-  <w:abstractNum w:abstractNumId="1" w15:restartNumberingAfterBreak="0">
+  <w:abstractNum w:abstractNumId="2" w15:restartNumberingAfterBreak="0">
     <w:nsid w:val="11732477"/>
     <w:multiLevelType w:val="multilevel"/>
     <w:tmpl w:val="040E001F"/>
@@ -10001,7 +10383,7 @@
       </w:pPr>
     </w:lvl>
   </w:abstractNum>
-  <w:abstractNum w:abstractNumId="2" w15:restartNumberingAfterBreak="0">
+  <w:abstractNum w:abstractNumId="3" w15:restartNumberingAfterBreak="0">
     <w:nsid w:val="11A47E0A"/>
     <w:multiLevelType w:val="hybridMultilevel"/>
     <w:tmpl w:val="5156CFB6"/>
@@ -10114,7 +10496,7 @@
       </w:rPr>
     </w:lvl>
   </w:abstractNum>
-  <w:abstractNum w:abstractNumId="3" w15:restartNumberingAfterBreak="0">
+  <w:abstractNum w:abstractNumId="4" w15:restartNumberingAfterBreak="0">
     <w:nsid w:val="16F57C33"/>
     <w:multiLevelType w:val="hybridMultilevel"/>
     <w:tmpl w:val="67BAC2DC"/>
@@ -10203,7 +10585,7 @@
       </w:pPr>
     </w:lvl>
   </w:abstractNum>
-  <w:abstractNum w:abstractNumId="4" w15:restartNumberingAfterBreak="0">
+  <w:abstractNum w:abstractNumId="5" w15:restartNumberingAfterBreak="0">
     <w:nsid w:val="1D417533"/>
     <w:multiLevelType w:val="hybridMultilevel"/>
     <w:tmpl w:val="2594F57C"/>
@@ -10292,7 +10674,7 @@
       </w:pPr>
     </w:lvl>
   </w:abstractNum>
-  <w:abstractNum w:abstractNumId="5" w15:restartNumberingAfterBreak="0">
+  <w:abstractNum w:abstractNumId="6" w15:restartNumberingAfterBreak="0">
     <w:nsid w:val="234D7471"/>
     <w:multiLevelType w:val="hybridMultilevel"/>
     <w:tmpl w:val="AF7CB7B8"/>
@@ -10405,7 +10787,7 @@
       </w:rPr>
     </w:lvl>
   </w:abstractNum>
-  <w:abstractNum w:abstractNumId="6" w15:restartNumberingAfterBreak="0">
+  <w:abstractNum w:abstractNumId="7" w15:restartNumberingAfterBreak="0">
     <w:nsid w:val="2AB802CF"/>
     <w:multiLevelType w:val="hybridMultilevel"/>
     <w:tmpl w:val="6B3AF36A"/>
@@ -10494,7 +10876,7 @@
       </w:pPr>
     </w:lvl>
   </w:abstractNum>
-  <w:abstractNum w:abstractNumId="7" w15:restartNumberingAfterBreak="0">
+  <w:abstractNum w:abstractNumId="8" w15:restartNumberingAfterBreak="0">
     <w:nsid w:val="2C487606"/>
     <w:multiLevelType w:val="hybridMultilevel"/>
     <w:tmpl w:val="25DCB88C"/>
@@ -10607,7 +10989,7 @@
       </w:rPr>
     </w:lvl>
   </w:abstractNum>
-  <w:abstractNum w:abstractNumId="8" w15:restartNumberingAfterBreak="0">
+  <w:abstractNum w:abstractNumId="9" w15:restartNumberingAfterBreak="0">
     <w:nsid w:val="2E930716"/>
     <w:multiLevelType w:val="hybridMultilevel"/>
     <w:tmpl w:val="CF4C5104"/>
@@ -10696,7 +11078,7 @@
       </w:pPr>
     </w:lvl>
   </w:abstractNum>
-  <w:abstractNum w:abstractNumId="9" w15:restartNumberingAfterBreak="0">
+  <w:abstractNum w:abstractNumId="10" w15:restartNumberingAfterBreak="0">
     <w:nsid w:val="2F620CCB"/>
     <w:multiLevelType w:val="hybridMultilevel"/>
     <w:tmpl w:val="F5E01EBC"/>
@@ -10785,7 +11167,7 @@
       </w:pPr>
     </w:lvl>
   </w:abstractNum>
-  <w:abstractNum w:abstractNumId="10" w15:restartNumberingAfterBreak="0">
+  <w:abstractNum w:abstractNumId="11" w15:restartNumberingAfterBreak="0">
     <w:nsid w:val="3A5632FE"/>
     <w:multiLevelType w:val="hybridMultilevel"/>
     <w:tmpl w:val="064A8054"/>
@@ -10898,7 +11280,7 @@
       </w:rPr>
     </w:lvl>
   </w:abstractNum>
-  <w:abstractNum w:abstractNumId="11" w15:restartNumberingAfterBreak="0">
+  <w:abstractNum w:abstractNumId="12" w15:restartNumberingAfterBreak="0">
     <w:nsid w:val="3ACD1445"/>
     <w:multiLevelType w:val="hybridMultilevel"/>
     <w:tmpl w:val="6150B02C"/>
@@ -10987,7 +11369,7 @@
       </w:pPr>
     </w:lvl>
   </w:abstractNum>
-  <w:abstractNum w:abstractNumId="12" w15:restartNumberingAfterBreak="0">
+  <w:abstractNum w:abstractNumId="13" w15:restartNumberingAfterBreak="0">
     <w:nsid w:val="3D1624F5"/>
     <w:multiLevelType w:val="hybridMultilevel"/>
     <w:tmpl w:val="4DF66B12"/>
@@ -11099,7 +11481,7 @@
       </w:rPr>
     </w:lvl>
   </w:abstractNum>
-  <w:abstractNum w:abstractNumId="13" w15:restartNumberingAfterBreak="0">
+  <w:abstractNum w:abstractNumId="14" w15:restartNumberingAfterBreak="0">
     <w:nsid w:val="3E3C5155"/>
     <w:multiLevelType w:val="hybridMultilevel"/>
     <w:tmpl w:val="F38A9C3A"/>
@@ -11188,7 +11570,7 @@
       </w:pPr>
     </w:lvl>
   </w:abstractNum>
-  <w:abstractNum w:abstractNumId="14" w15:restartNumberingAfterBreak="0">
+  <w:abstractNum w:abstractNumId="15" w15:restartNumberingAfterBreak="0">
     <w:nsid w:val="429D4955"/>
     <w:multiLevelType w:val="multilevel"/>
     <w:tmpl w:val="21F64594"/>
@@ -11337,7 +11719,7 @@
       </w:rPr>
     </w:lvl>
   </w:abstractNum>
-  <w:abstractNum w:abstractNumId="15" w15:restartNumberingAfterBreak="0">
+  <w:abstractNum w:abstractNumId="16" w15:restartNumberingAfterBreak="0">
     <w:nsid w:val="49FA4C06"/>
     <w:multiLevelType w:val="hybridMultilevel"/>
     <w:tmpl w:val="854A11DA"/>
@@ -11426,7 +11808,7 @@
       </w:pPr>
     </w:lvl>
   </w:abstractNum>
-  <w:abstractNum w:abstractNumId="16" w15:restartNumberingAfterBreak="0">
+  <w:abstractNum w:abstractNumId="17" w15:restartNumberingAfterBreak="0">
     <w:nsid w:val="4C3B2A94"/>
     <w:multiLevelType w:val="multilevel"/>
     <w:tmpl w:val="693C88C2"/>
@@ -11539,7 +11921,7 @@
       </w:rPr>
     </w:lvl>
   </w:abstractNum>
-  <w:abstractNum w:abstractNumId="17" w15:restartNumberingAfterBreak="0">
+  <w:abstractNum w:abstractNumId="18" w15:restartNumberingAfterBreak="0">
     <w:nsid w:val="555725DB"/>
     <w:multiLevelType w:val="hybridMultilevel"/>
     <w:tmpl w:val="60D8DA36"/>
@@ -11628,7 +12010,7 @@
       </w:pPr>
     </w:lvl>
   </w:abstractNum>
-  <w:abstractNum w:abstractNumId="18" w15:restartNumberingAfterBreak="0">
+  <w:abstractNum w:abstractNumId="19" w15:restartNumberingAfterBreak="0">
     <w:nsid w:val="5CE74B93"/>
     <w:multiLevelType w:val="hybridMultilevel"/>
     <w:tmpl w:val="05803D82"/>
@@ -11741,7 +12123,96 @@
       </w:rPr>
     </w:lvl>
   </w:abstractNum>
-  <w:abstractNum w:abstractNumId="19" w15:restartNumberingAfterBreak="0">
+  <w:abstractNum w:abstractNumId="20" w15:restartNumberingAfterBreak="0">
+    <w:nsid w:val="5D363C1B"/>
+    <w:multiLevelType w:val="hybridMultilevel"/>
+    <w:tmpl w:val="82A0D50E"/>
+    <w:lvl w:ilvl="0" w:tplc="F20AF098">
+      <w:start w:val="1"/>
+      <w:numFmt w:val="decimal"/>
+      <w:lvlText w:val="%1."/>
+      <w:lvlJc w:val="left"/>
+      <w:pPr>
+        <w:ind w:left="-66" w:hanging="360"/>
+      </w:pPr>
+      <w:rPr>
+        <w:rFonts w:hint="default"/>
+      </w:rPr>
+    </w:lvl>
+    <w:lvl w:ilvl="1" w:tplc="040E0019" w:tentative="1">
+      <w:start w:val="1"/>
+      <w:numFmt w:val="lowerLetter"/>
+      <w:lvlText w:val="%2."/>
+      <w:lvlJc w:val="left"/>
+      <w:pPr>
+        <w:ind w:left="654" w:hanging="360"/>
+      </w:pPr>
+    </w:lvl>
+    <w:lvl w:ilvl="2" w:tplc="040E001B" w:tentative="1">
+      <w:start w:val="1"/>
+      <w:numFmt w:val="lowerRoman"/>
+      <w:lvlText w:val="%3."/>
+      <w:lvlJc w:val="right"/>
+      <w:pPr>
+        <w:ind w:left="1374" w:hanging="180"/>
+      </w:pPr>
+    </w:lvl>
+    <w:lvl w:ilvl="3" w:tplc="040E000F" w:tentative="1">
+      <w:start w:val="1"/>
+      <w:numFmt w:val="decimal"/>
+      <w:lvlText w:val="%4."/>
+      <w:lvlJc w:val="left"/>
+      <w:pPr>
+        <w:ind w:left="2094" w:hanging="360"/>
+      </w:pPr>
+    </w:lvl>
+    <w:lvl w:ilvl="4" w:tplc="040E0019" w:tentative="1">
+      <w:start w:val="1"/>
+      <w:numFmt w:val="lowerLetter"/>
+      <w:lvlText w:val="%5."/>
+      <w:lvlJc w:val="left"/>
+      <w:pPr>
+        <w:ind w:left="2814" w:hanging="360"/>
+      </w:pPr>
+    </w:lvl>
+    <w:lvl w:ilvl="5" w:tplc="040E001B" w:tentative="1">
+      <w:start w:val="1"/>
+      <w:numFmt w:val="lowerRoman"/>
+      <w:lvlText w:val="%6."/>
+      <w:lvlJc w:val="right"/>
+      <w:pPr>
+        <w:ind w:left="3534" w:hanging="180"/>
+      </w:pPr>
+    </w:lvl>
+    <w:lvl w:ilvl="6" w:tplc="040E000F" w:tentative="1">
+      <w:start w:val="1"/>
+      <w:numFmt w:val="decimal"/>
+      <w:lvlText w:val="%7."/>
+      <w:lvlJc w:val="left"/>
+      <w:pPr>
+        <w:ind w:left="4254" w:hanging="360"/>
+      </w:pPr>
+    </w:lvl>
+    <w:lvl w:ilvl="7" w:tplc="040E0019" w:tentative="1">
+      <w:start w:val="1"/>
+      <w:numFmt w:val="lowerLetter"/>
+      <w:lvlText w:val="%8."/>
+      <w:lvlJc w:val="left"/>
+      <w:pPr>
+        <w:ind w:left="4974" w:hanging="360"/>
+      </w:pPr>
+    </w:lvl>
+    <w:lvl w:ilvl="8" w:tplc="040E001B" w:tentative="1">
+      <w:start w:val="1"/>
+      <w:numFmt w:val="lowerRoman"/>
+      <w:lvlText w:val="%9."/>
+      <w:lvlJc w:val="right"/>
+      <w:pPr>
+        <w:ind w:left="5694" w:hanging="180"/>
+      </w:pPr>
+    </w:lvl>
+  </w:abstractNum>
+  <w:abstractNum w:abstractNumId="21" w15:restartNumberingAfterBreak="0">
     <w:nsid w:val="5EBC2AB8"/>
     <w:multiLevelType w:val="hybridMultilevel"/>
     <w:tmpl w:val="8D78A730"/>
@@ -11830,7 +12301,7 @@
       </w:pPr>
     </w:lvl>
   </w:abstractNum>
-  <w:abstractNum w:abstractNumId="20" w15:restartNumberingAfterBreak="0">
+  <w:abstractNum w:abstractNumId="22" w15:restartNumberingAfterBreak="0">
     <w:nsid w:val="5FB90A5E"/>
     <w:multiLevelType w:val="hybridMultilevel"/>
     <w:tmpl w:val="418AD984"/>
@@ -11919,7 +12390,7 @@
       </w:pPr>
     </w:lvl>
   </w:abstractNum>
-  <w:abstractNum w:abstractNumId="21" w15:restartNumberingAfterBreak="0">
+  <w:abstractNum w:abstractNumId="23" w15:restartNumberingAfterBreak="0">
     <w:nsid w:val="6243682A"/>
     <w:multiLevelType w:val="hybridMultilevel"/>
     <w:tmpl w:val="10B09D84"/>
@@ -12008,7 +12479,7 @@
       </w:pPr>
     </w:lvl>
   </w:abstractNum>
-  <w:abstractNum w:abstractNumId="22" w15:restartNumberingAfterBreak="0">
+  <w:abstractNum w:abstractNumId="24" w15:restartNumberingAfterBreak="0">
     <w:nsid w:val="63046BA7"/>
     <w:multiLevelType w:val="multilevel"/>
     <w:tmpl w:val="040E001F"/>
@@ -12094,7 +12565,7 @@
       </w:pPr>
     </w:lvl>
   </w:abstractNum>
-  <w:abstractNum w:abstractNumId="23" w15:restartNumberingAfterBreak="0">
+  <w:abstractNum w:abstractNumId="25" w15:restartNumberingAfterBreak="0">
     <w:nsid w:val="634651BC"/>
     <w:multiLevelType w:val="multilevel"/>
     <w:tmpl w:val="040E001F"/>
@@ -12180,7 +12651,7 @@
       </w:pPr>
     </w:lvl>
   </w:abstractNum>
-  <w:abstractNum w:abstractNumId="24" w15:restartNumberingAfterBreak="0">
+  <w:abstractNum w:abstractNumId="26" w15:restartNumberingAfterBreak="0">
     <w:nsid w:val="64607064"/>
     <w:multiLevelType w:val="hybridMultilevel"/>
     <w:tmpl w:val="48D0A192"/>
@@ -12269,7 +12740,7 @@
       </w:pPr>
     </w:lvl>
   </w:abstractNum>
-  <w:abstractNum w:abstractNumId="25" w15:restartNumberingAfterBreak="0">
+  <w:abstractNum w:abstractNumId="27" w15:restartNumberingAfterBreak="0">
     <w:nsid w:val="6C2B7B22"/>
     <w:multiLevelType w:val="hybridMultilevel"/>
     <w:tmpl w:val="8E0871A2"/>
@@ -12383,7 +12854,7 @@
       </w:rPr>
     </w:lvl>
   </w:abstractNum>
-  <w:abstractNum w:abstractNumId="26" w15:restartNumberingAfterBreak="0">
+  <w:abstractNum w:abstractNumId="28" w15:restartNumberingAfterBreak="0">
     <w:nsid w:val="787035A4"/>
     <w:multiLevelType w:val="multilevel"/>
     <w:tmpl w:val="3EBC1194"/>
@@ -12532,7 +13003,7 @@
       </w:rPr>
     </w:lvl>
   </w:abstractNum>
-  <w:abstractNum w:abstractNumId="27" w15:restartNumberingAfterBreak="0">
+  <w:abstractNum w:abstractNumId="29" w15:restartNumberingAfterBreak="0">
     <w:nsid w:val="7AA558AC"/>
     <w:multiLevelType w:val="multilevel"/>
     <w:tmpl w:val="21E0DE86"/>
@@ -12648,7 +13119,7 @@
       </w:rPr>
     </w:lvl>
   </w:abstractNum>
-  <w:abstractNum w:abstractNumId="28" w15:restartNumberingAfterBreak="0">
+  <w:abstractNum w:abstractNumId="30" w15:restartNumberingAfterBreak="0">
     <w:nsid w:val="7D130323"/>
     <w:multiLevelType w:val="multilevel"/>
     <w:tmpl w:val="268E892A"/>
@@ -12735,94 +13206,100 @@
     </w:lvl>
   </w:abstractNum>
   <w:num w:numId="1" w16cid:durableId="1212571866">
+    <w:abstractNumId w:val="29"/>
+  </w:num>
+  <w:num w:numId="2" w16cid:durableId="690761563">
+    <w:abstractNumId w:val="2"/>
+  </w:num>
+  <w:num w:numId="3" w16cid:durableId="2080513835">
+    <w:abstractNumId w:val="29"/>
+  </w:num>
+  <w:num w:numId="4" w16cid:durableId="401024283">
+    <w:abstractNumId w:val="11"/>
+  </w:num>
+  <w:num w:numId="5" w16cid:durableId="1035279011">
+    <w:abstractNumId w:val="8"/>
+  </w:num>
+  <w:num w:numId="6" w16cid:durableId="180510536">
+    <w:abstractNumId w:val="6"/>
+  </w:num>
+  <w:num w:numId="7" w16cid:durableId="967974107">
+    <w:abstractNumId w:val="25"/>
+  </w:num>
+  <w:num w:numId="8" w16cid:durableId="1819225105">
+    <w:abstractNumId w:val="24"/>
+  </w:num>
+  <w:num w:numId="9" w16cid:durableId="1146319877">
+    <w:abstractNumId w:val="30"/>
+  </w:num>
+  <w:num w:numId="10" w16cid:durableId="1156653901">
+    <w:abstractNumId w:val="17"/>
+  </w:num>
+  <w:num w:numId="11" w16cid:durableId="1024936215">
+    <w:abstractNumId w:val="1"/>
+  </w:num>
+  <w:num w:numId="12" w16cid:durableId="854150281">
     <w:abstractNumId w:val="27"/>
   </w:num>
-  <w:num w:numId="2" w16cid:durableId="690761563">
-    <w:abstractNumId w:val="1"/>
+  <w:num w:numId="13" w16cid:durableId="1335913126">
+    <w:abstractNumId w:val="19"/>
   </w:num>
-  <w:num w:numId="3" w16cid:durableId="2080513835">
-    <w:abstractNumId w:val="27"/>
+  <w:num w:numId="14" w16cid:durableId="116070901">
+    <w:abstractNumId w:val="3"/>
   </w:num>
-  <w:num w:numId="4" w16cid:durableId="401024283">
+  <w:num w:numId="15" w16cid:durableId="1347638919">
+    <w:abstractNumId w:val="15"/>
+  </w:num>
+  <w:num w:numId="16" w16cid:durableId="1406800822">
+    <w:abstractNumId w:val="28"/>
+  </w:num>
+  <w:num w:numId="17" w16cid:durableId="1546481394">
+    <w:abstractNumId w:val="13"/>
+  </w:num>
+  <w:num w:numId="18" w16cid:durableId="840630474">
+    <w:abstractNumId w:val="9"/>
+  </w:num>
+  <w:num w:numId="19" w16cid:durableId="1209956828">
+    <w:abstractNumId w:val="16"/>
+  </w:num>
+  <w:num w:numId="20" w16cid:durableId="572933971">
+    <w:abstractNumId w:val="22"/>
+  </w:num>
+  <w:num w:numId="21" w16cid:durableId="2070223776">
+    <w:abstractNumId w:val="12"/>
+  </w:num>
+  <w:num w:numId="22" w16cid:durableId="1102913311">
+    <w:abstractNumId w:val="4"/>
+  </w:num>
+  <w:num w:numId="23" w16cid:durableId="1394233864">
+    <w:abstractNumId w:val="23"/>
+  </w:num>
+  <w:num w:numId="24" w16cid:durableId="788857333">
+    <w:abstractNumId w:val="14"/>
+  </w:num>
+  <w:num w:numId="25" w16cid:durableId="1378159454">
+    <w:abstractNumId w:val="21"/>
+  </w:num>
+  <w:num w:numId="26" w16cid:durableId="148450608">
     <w:abstractNumId w:val="10"/>
   </w:num>
-  <w:num w:numId="5" w16cid:durableId="1035279011">
+  <w:num w:numId="27" w16cid:durableId="1625497521">
+    <w:abstractNumId w:val="18"/>
+  </w:num>
+  <w:num w:numId="28" w16cid:durableId="1001616923">
+    <w:abstractNumId w:val="5"/>
+  </w:num>
+  <w:num w:numId="29" w16cid:durableId="856693139">
     <w:abstractNumId w:val="7"/>
   </w:num>
-  <w:num w:numId="6" w16cid:durableId="180510536">
-    <w:abstractNumId w:val="5"/>
+  <w:num w:numId="30" w16cid:durableId="720132359">
+    <w:abstractNumId w:val="26"/>
   </w:num>
-  <w:num w:numId="7" w16cid:durableId="967974107">
-    <w:abstractNumId w:val="23"/>
-  </w:num>
-  <w:num w:numId="8" w16cid:durableId="1819225105">
-    <w:abstractNumId w:val="22"/>
-  </w:num>
-  <w:num w:numId="9" w16cid:durableId="1146319877">
-    <w:abstractNumId w:val="28"/>
-  </w:num>
-  <w:num w:numId="10" w16cid:durableId="1156653901">
-    <w:abstractNumId w:val="16"/>
-  </w:num>
-  <w:num w:numId="11" w16cid:durableId="1024936215">
+  <w:num w:numId="31" w16cid:durableId="1412971268">
     <w:abstractNumId w:val="0"/>
   </w:num>
-  <w:num w:numId="12" w16cid:durableId="854150281">
-    <w:abstractNumId w:val="25"/>
-  </w:num>
-  <w:num w:numId="13" w16cid:durableId="1335913126">
-    <w:abstractNumId w:val="18"/>
-  </w:num>
-  <w:num w:numId="14" w16cid:durableId="116070901">
-    <w:abstractNumId w:val="2"/>
-  </w:num>
-  <w:num w:numId="15" w16cid:durableId="1347638919">
-    <w:abstractNumId w:val="14"/>
-  </w:num>
-  <w:num w:numId="16" w16cid:durableId="1406800822">
-    <w:abstractNumId w:val="26"/>
-  </w:num>
-  <w:num w:numId="17" w16cid:durableId="1546481394">
-    <w:abstractNumId w:val="12"/>
-  </w:num>
-  <w:num w:numId="18" w16cid:durableId="840630474">
-    <w:abstractNumId w:val="8"/>
-  </w:num>
-  <w:num w:numId="19" w16cid:durableId="1209956828">
-    <w:abstractNumId w:val="15"/>
-  </w:num>
-  <w:num w:numId="20" w16cid:durableId="572933971">
+  <w:num w:numId="32" w16cid:durableId="186531626">
     <w:abstractNumId w:val="20"/>
-  </w:num>
-  <w:num w:numId="21" w16cid:durableId="2070223776">
-    <w:abstractNumId w:val="11"/>
-  </w:num>
-  <w:num w:numId="22" w16cid:durableId="1102913311">
-    <w:abstractNumId w:val="3"/>
-  </w:num>
-  <w:num w:numId="23" w16cid:durableId="1394233864">
-    <w:abstractNumId w:val="21"/>
-  </w:num>
-  <w:num w:numId="24" w16cid:durableId="788857333">
-    <w:abstractNumId w:val="13"/>
-  </w:num>
-  <w:num w:numId="25" w16cid:durableId="1378159454">
-    <w:abstractNumId w:val="19"/>
-  </w:num>
-  <w:num w:numId="26" w16cid:durableId="148450608">
-    <w:abstractNumId w:val="9"/>
-  </w:num>
-  <w:num w:numId="27" w16cid:durableId="1625497521">
-    <w:abstractNumId w:val="17"/>
-  </w:num>
-  <w:num w:numId="28" w16cid:durableId="1001616923">
-    <w:abstractNumId w:val="4"/>
-  </w:num>
-  <w:num w:numId="29" w16cid:durableId="856693139">
-    <w:abstractNumId w:val="6"/>
-  </w:num>
-  <w:num w:numId="30" w16cid:durableId="720132359">
-    <w:abstractNumId w:val="24"/>
   </w:num>
 </w:numbering>
 </file>
@@ -13348,7 +13825,6 @@
   <w:style w:type="character" w:default="1" w:styleId="Bekezdsalapbettpusa">
     <w:name w:val="Default Paragraph Font"/>
     <w:uiPriority w:val="1"/>
-    <w:semiHidden/>
     <w:unhideWhenUsed/>
   </w:style>
   <w:style w:type="table" w:default="1" w:styleId="Normltblzat">

--- a/dokumentumok/Dokumentáció.docx
+++ b/dokumentumok/Dokumentáció.docx
@@ -188,7 +188,7 @@
           <w:r>
             <w:fldChar w:fldCharType="separate"/>
           </w:r>
-          <w:hyperlink w:anchor="_Toc225343128" w:history="1">
+          <w:hyperlink w:anchor="_Toc225455050" w:history="1">
             <w:r>
               <w:rPr>
                 <w:rStyle w:val="Hiperhivatkozs"/>
@@ -234,7 +234,7 @@
                 <w:noProof/>
                 <w:webHidden/>
               </w:rPr>
-              <w:instrText xml:space="preserve"> PAGEREF _Toc225343128 \h </w:instrText>
+              <w:instrText xml:space="preserve"> PAGEREF _Toc225455050 \h </w:instrText>
             </w:r>
             <w:r>
               <w:rPr>
@@ -282,7 +282,7 @@
               <w14:ligatures w14:val="standardContextual"/>
             </w:rPr>
           </w:pPr>
-          <w:hyperlink w:anchor="_Toc225343129" w:history="1">
+          <w:hyperlink w:anchor="_Toc225455051" w:history="1">
             <w:r>
               <w:rPr>
                 <w:rStyle w:val="Hiperhivatkozs"/>
@@ -328,7 +328,7 @@
                 <w:noProof/>
                 <w:webHidden/>
               </w:rPr>
-              <w:instrText xml:space="preserve"> PAGEREF _Toc225343129 \h </w:instrText>
+              <w:instrText xml:space="preserve"> PAGEREF _Toc225455051 \h </w:instrText>
             </w:r>
             <w:r>
               <w:rPr>
@@ -376,7 +376,7 @@
               <w14:ligatures w14:val="standardContextual"/>
             </w:rPr>
           </w:pPr>
-          <w:hyperlink w:anchor="_Toc225343130" w:history="1">
+          <w:hyperlink w:anchor="_Toc225455052" w:history="1">
             <w:r>
               <w:rPr>
                 <w:rStyle w:val="Hiperhivatkozs"/>
@@ -422,7 +422,7 @@
                 <w:noProof/>
                 <w:webHidden/>
               </w:rPr>
-              <w:instrText xml:space="preserve"> PAGEREF _Toc225343130 \h </w:instrText>
+              <w:instrText xml:space="preserve"> PAGEREF _Toc225455052 \h </w:instrText>
             </w:r>
             <w:r>
               <w:rPr>
@@ -470,7 +470,7 @@
               <w14:ligatures w14:val="standardContextual"/>
             </w:rPr>
           </w:pPr>
-          <w:hyperlink w:anchor="_Toc225343131" w:history="1">
+          <w:hyperlink w:anchor="_Toc225455053" w:history="1">
             <w:r>
               <w:rPr>
                 <w:rStyle w:val="Hiperhivatkozs"/>
@@ -516,7 +516,7 @@
                 <w:noProof/>
                 <w:webHidden/>
               </w:rPr>
-              <w:instrText xml:space="preserve"> PAGEREF _Toc225343131 \h </w:instrText>
+              <w:instrText xml:space="preserve"> PAGEREF _Toc225455053 \h </w:instrText>
             </w:r>
             <w:r>
               <w:rPr>
@@ -564,7 +564,7 @@
               <w14:ligatures w14:val="standardContextual"/>
             </w:rPr>
           </w:pPr>
-          <w:hyperlink w:anchor="_Toc225343132" w:history="1">
+          <w:hyperlink w:anchor="_Toc225455054" w:history="1">
             <w:r>
               <w:rPr>
                 <w:rStyle w:val="Hiperhivatkozs"/>
@@ -610,7 +610,7 @@
                 <w:noProof/>
                 <w:webHidden/>
               </w:rPr>
-              <w:instrText xml:space="preserve"> PAGEREF _Toc225343132 \h </w:instrText>
+              <w:instrText xml:space="preserve"> PAGEREF _Toc225455054 \h </w:instrText>
             </w:r>
             <w:r>
               <w:rPr>
@@ -654,7 +654,7 @@
               <w14:ligatures w14:val="standardContextual"/>
             </w:rPr>
           </w:pPr>
-          <w:hyperlink w:anchor="_Toc225343133" w:history="1">
+          <w:hyperlink w:anchor="_Toc225455055" w:history="1">
             <w:r>
               <w:rPr>
                 <w:rStyle w:val="Hiperhivatkozs"/>
@@ -700,7 +700,7 @@
                 <w:noProof/>
                 <w:webHidden/>
               </w:rPr>
-              <w:instrText xml:space="preserve"> PAGEREF _Toc225343133 \h </w:instrText>
+              <w:instrText xml:space="preserve"> PAGEREF _Toc225455055 \h </w:instrText>
             </w:r>
             <w:r>
               <w:rPr>
@@ -748,7 +748,7 @@
               <w14:ligatures w14:val="standardContextual"/>
             </w:rPr>
           </w:pPr>
-          <w:hyperlink w:anchor="_Toc225343134" w:history="1">
+          <w:hyperlink w:anchor="_Toc225455056" w:history="1">
             <w:r>
               <w:rPr>
                 <w:rStyle w:val="Hiperhivatkozs"/>
@@ -794,7 +794,7 @@
                 <w:noProof/>
                 <w:webHidden/>
               </w:rPr>
-              <w:instrText xml:space="preserve"> PAGEREF _Toc225343134 \h </w:instrText>
+              <w:instrText xml:space="preserve"> PAGEREF _Toc225455056 \h </w:instrText>
             </w:r>
             <w:r>
               <w:rPr>
@@ -842,7 +842,7 @@
               <w14:ligatures w14:val="standardContextual"/>
             </w:rPr>
           </w:pPr>
-          <w:hyperlink w:anchor="_Toc225343135" w:history="1">
+          <w:hyperlink w:anchor="_Toc225455057" w:history="1">
             <w:r>
               <w:rPr>
                 <w:rStyle w:val="Hiperhivatkozs"/>
@@ -888,7 +888,7 @@
                 <w:noProof/>
                 <w:webHidden/>
               </w:rPr>
-              <w:instrText xml:space="preserve"> PAGEREF _Toc225343135 \h </w:instrText>
+              <w:instrText xml:space="preserve"> PAGEREF _Toc225455057 \h </w:instrText>
             </w:r>
             <w:r>
               <w:rPr>
@@ -936,7 +936,7 @@
               <w14:ligatures w14:val="standardContextual"/>
             </w:rPr>
           </w:pPr>
-          <w:hyperlink w:anchor="_Toc225343136" w:history="1">
+          <w:hyperlink w:anchor="_Toc225455058" w:history="1">
             <w:r>
               <w:rPr>
                 <w:rStyle w:val="Hiperhivatkozs"/>
@@ -982,7 +982,7 @@
                 <w:noProof/>
                 <w:webHidden/>
               </w:rPr>
-              <w:instrText xml:space="preserve"> PAGEREF _Toc225343136 \h </w:instrText>
+              <w:instrText xml:space="preserve"> PAGEREF _Toc225455058 \h </w:instrText>
             </w:r>
             <w:r>
               <w:rPr>
@@ -1030,7 +1030,7 @@
               <w14:ligatures w14:val="standardContextual"/>
             </w:rPr>
           </w:pPr>
-          <w:hyperlink w:anchor="_Toc225343137" w:history="1">
+          <w:hyperlink w:anchor="_Toc225455059" w:history="1">
             <w:r>
               <w:rPr>
                 <w:rStyle w:val="Hiperhivatkozs"/>
@@ -1076,7 +1076,7 @@
                 <w:noProof/>
                 <w:webHidden/>
               </w:rPr>
-              <w:instrText xml:space="preserve"> PAGEREF _Toc225343137 \h </w:instrText>
+              <w:instrText xml:space="preserve"> PAGEREF _Toc225455059 \h </w:instrText>
             </w:r>
             <w:r>
               <w:rPr>
@@ -1124,7 +1124,7 @@
               <w14:ligatures w14:val="standardContextual"/>
             </w:rPr>
           </w:pPr>
-          <w:hyperlink w:anchor="_Toc225343138" w:history="1">
+          <w:hyperlink w:anchor="_Toc225455060" w:history="1">
             <w:r>
               <w:rPr>
                 <w:rStyle w:val="Hiperhivatkozs"/>
@@ -1171,7 +1171,7 @@
                 <w:noProof/>
                 <w:webHidden/>
               </w:rPr>
-              <w:instrText xml:space="preserve"> PAGEREF _Toc225343138 \h </w:instrText>
+              <w:instrText xml:space="preserve"> PAGEREF _Toc225455060 \h </w:instrText>
             </w:r>
             <w:r>
               <w:rPr>
@@ -1219,7 +1219,7 @@
               <w14:ligatures w14:val="standardContextual"/>
             </w:rPr>
           </w:pPr>
-          <w:hyperlink w:anchor="_Toc225343139" w:history="1">
+          <w:hyperlink w:anchor="_Toc225455061" w:history="1">
             <w:r>
               <w:rPr>
                 <w:rStyle w:val="Hiperhivatkozs"/>
@@ -1265,7 +1265,7 @@
                 <w:noProof/>
                 <w:webHidden/>
               </w:rPr>
-              <w:instrText xml:space="preserve"> PAGEREF _Toc225343139 \h </w:instrText>
+              <w:instrText xml:space="preserve"> PAGEREF _Toc225455061 \h </w:instrText>
             </w:r>
             <w:r>
               <w:rPr>
@@ -1309,7 +1309,7 @@
               <w14:ligatures w14:val="standardContextual"/>
             </w:rPr>
           </w:pPr>
-          <w:hyperlink w:anchor="_Toc225343140" w:history="1">
+          <w:hyperlink w:anchor="_Toc225455062" w:history="1">
             <w:r>
               <w:rPr>
                 <w:rStyle w:val="Hiperhivatkozs"/>
@@ -1355,7 +1355,7 @@
                 <w:noProof/>
                 <w:webHidden/>
               </w:rPr>
-              <w:instrText xml:space="preserve"> PAGEREF _Toc225343140 \h </w:instrText>
+              <w:instrText xml:space="preserve"> PAGEREF _Toc225455062 \h </w:instrText>
             </w:r>
             <w:r>
               <w:rPr>
@@ -1403,7 +1403,7 @@
               <w14:ligatures w14:val="standardContextual"/>
             </w:rPr>
           </w:pPr>
-          <w:hyperlink w:anchor="_Toc225343141" w:history="1">
+          <w:hyperlink w:anchor="_Toc225455063" w:history="1">
             <w:r>
               <w:rPr>
                 <w:rStyle w:val="Hiperhivatkozs"/>
@@ -1449,7 +1449,7 @@
                 <w:noProof/>
                 <w:webHidden/>
               </w:rPr>
-              <w:instrText xml:space="preserve"> PAGEREF _Toc225343141 \h </w:instrText>
+              <w:instrText xml:space="preserve"> PAGEREF _Toc225455063 \h </w:instrText>
             </w:r>
             <w:r>
               <w:rPr>
@@ -1497,7 +1497,7 @@
               <w14:ligatures w14:val="standardContextual"/>
             </w:rPr>
           </w:pPr>
-          <w:hyperlink w:anchor="_Toc225343142" w:history="1">
+          <w:hyperlink w:anchor="_Toc225455064" w:history="1">
             <w:r>
               <w:rPr>
                 <w:rStyle w:val="Hiperhivatkozs"/>
@@ -1543,7 +1543,7 @@
                 <w:noProof/>
                 <w:webHidden/>
               </w:rPr>
-              <w:instrText xml:space="preserve"> PAGEREF _Toc225343142 \h </w:instrText>
+              <w:instrText xml:space="preserve"> PAGEREF _Toc225455064 \h </w:instrText>
             </w:r>
             <w:r>
               <w:rPr>
@@ -1591,7 +1591,7 @@
               <w14:ligatures w14:val="standardContextual"/>
             </w:rPr>
           </w:pPr>
-          <w:hyperlink w:anchor="_Toc225343143" w:history="1">
+          <w:hyperlink w:anchor="_Toc225455065" w:history="1">
             <w:r>
               <w:rPr>
                 <w:rStyle w:val="Hiperhivatkozs"/>
@@ -1637,7 +1637,7 @@
                 <w:noProof/>
                 <w:webHidden/>
               </w:rPr>
-              <w:instrText xml:space="preserve"> PAGEREF _Toc225343143 \h </w:instrText>
+              <w:instrText xml:space="preserve"> PAGEREF _Toc225455065 \h </w:instrText>
             </w:r>
             <w:r>
               <w:rPr>
@@ -1685,7 +1685,7 @@
               <w14:ligatures w14:val="standardContextual"/>
             </w:rPr>
           </w:pPr>
-          <w:hyperlink w:anchor="_Toc225343144" w:history="1">
+          <w:hyperlink w:anchor="_Toc225455066" w:history="1">
             <w:r>
               <w:rPr>
                 <w:rStyle w:val="Hiperhivatkozs"/>
@@ -1731,7 +1731,7 @@
                 <w:noProof/>
                 <w:webHidden/>
               </w:rPr>
-              <w:instrText xml:space="preserve"> PAGEREF _Toc225343144 \h </w:instrText>
+              <w:instrText xml:space="preserve"> PAGEREF _Toc225455066 \h </w:instrText>
             </w:r>
             <w:r>
               <w:rPr>
@@ -1779,7 +1779,7 @@
               <w14:ligatures w14:val="standardContextual"/>
             </w:rPr>
           </w:pPr>
-          <w:hyperlink w:anchor="_Toc225343145" w:history="1">
+          <w:hyperlink w:anchor="_Toc225455067" w:history="1">
             <w:r>
               <w:rPr>
                 <w:rStyle w:val="Hiperhivatkozs"/>
@@ -1825,7 +1825,7 @@
                 <w:noProof/>
                 <w:webHidden/>
               </w:rPr>
-              <w:instrText xml:space="preserve"> PAGEREF _Toc225343145 \h </w:instrText>
+              <w:instrText xml:space="preserve"> PAGEREF _Toc225455067 \h </w:instrText>
             </w:r>
             <w:r>
               <w:rPr>
@@ -1873,7 +1873,7 @@
               <w14:ligatures w14:val="standardContextual"/>
             </w:rPr>
           </w:pPr>
-          <w:hyperlink w:anchor="_Toc225343146" w:history="1">
+          <w:hyperlink w:anchor="_Toc225455068" w:history="1">
             <w:r>
               <w:rPr>
                 <w:rStyle w:val="Hiperhivatkozs"/>
@@ -1919,7 +1919,7 @@
                 <w:noProof/>
                 <w:webHidden/>
               </w:rPr>
-              <w:instrText xml:space="preserve"> PAGEREF _Toc225343146 \h </w:instrText>
+              <w:instrText xml:space="preserve"> PAGEREF _Toc225455068 \h </w:instrText>
             </w:r>
             <w:r>
               <w:rPr>
@@ -1967,7 +1967,7 @@
               <w14:ligatures w14:val="standardContextual"/>
             </w:rPr>
           </w:pPr>
-          <w:hyperlink w:anchor="_Toc225343147" w:history="1">
+          <w:hyperlink w:anchor="_Toc225455069" w:history="1">
             <w:r>
               <w:rPr>
                 <w:rStyle w:val="Hiperhivatkozs"/>
@@ -2013,7 +2013,7 @@
                 <w:noProof/>
                 <w:webHidden/>
               </w:rPr>
-              <w:instrText xml:space="preserve"> PAGEREF _Toc225343147 \h </w:instrText>
+              <w:instrText xml:space="preserve"> PAGEREF _Toc225455069 \h </w:instrText>
             </w:r>
             <w:r>
               <w:rPr>
@@ -2061,7 +2061,7 @@
               <w14:ligatures w14:val="standardContextual"/>
             </w:rPr>
           </w:pPr>
-          <w:hyperlink w:anchor="_Toc225343148" w:history="1">
+          <w:hyperlink w:anchor="_Toc225455070" w:history="1">
             <w:r>
               <w:rPr>
                 <w:rStyle w:val="Hiperhivatkozs"/>
@@ -2107,7 +2107,7 @@
                 <w:noProof/>
                 <w:webHidden/>
               </w:rPr>
-              <w:instrText xml:space="preserve"> PAGEREF _Toc225343148 \h </w:instrText>
+              <w:instrText xml:space="preserve"> PAGEREF _Toc225455070 \h </w:instrText>
             </w:r>
             <w:r>
               <w:rPr>
@@ -2155,7 +2155,7 @@
               <w14:ligatures w14:val="standardContextual"/>
             </w:rPr>
           </w:pPr>
-          <w:hyperlink w:anchor="_Toc225343149" w:history="1">
+          <w:hyperlink w:anchor="_Toc225455071" w:history="1">
             <w:r>
               <w:rPr>
                 <w:rStyle w:val="Hiperhivatkozs"/>
@@ -2201,7 +2201,7 @@
                 <w:noProof/>
                 <w:webHidden/>
               </w:rPr>
-              <w:instrText xml:space="preserve"> PAGEREF _Toc225343149 \h </w:instrText>
+              <w:instrText xml:space="preserve"> PAGEREF _Toc225455071 \h </w:instrText>
             </w:r>
             <w:r>
               <w:rPr>
@@ -2249,7 +2249,7 @@
               <w14:ligatures w14:val="standardContextual"/>
             </w:rPr>
           </w:pPr>
-          <w:hyperlink w:anchor="_Toc225343150" w:history="1">
+          <w:hyperlink w:anchor="_Toc225455072" w:history="1">
             <w:r>
               <w:rPr>
                 <w:rStyle w:val="Hiperhivatkozs"/>
@@ -2295,7 +2295,7 @@
                 <w:noProof/>
                 <w:webHidden/>
               </w:rPr>
-              <w:instrText xml:space="preserve"> PAGEREF _Toc225343150 \h </w:instrText>
+              <w:instrText xml:space="preserve"> PAGEREF _Toc225455072 \h </w:instrText>
             </w:r>
             <w:r>
               <w:rPr>
@@ -2339,7 +2339,7 @@
               <w14:ligatures w14:val="standardContextual"/>
             </w:rPr>
           </w:pPr>
-          <w:hyperlink w:anchor="_Toc225343151" w:history="1">
+          <w:hyperlink w:anchor="_Toc225455073" w:history="1">
             <w:r>
               <w:rPr>
                 <w:rStyle w:val="Hiperhivatkozs"/>
@@ -2385,7 +2385,7 @@
                 <w:noProof/>
                 <w:webHidden/>
               </w:rPr>
-              <w:instrText xml:space="preserve"> PAGEREF _Toc225343151 \h </w:instrText>
+              <w:instrText xml:space="preserve"> PAGEREF _Toc225455073 \h </w:instrText>
             </w:r>
             <w:r>
               <w:rPr>
@@ -2433,7 +2433,7 @@
               <w14:ligatures w14:val="standardContextual"/>
             </w:rPr>
           </w:pPr>
-          <w:hyperlink w:anchor="_Toc225343152" w:history="1">
+          <w:hyperlink w:anchor="_Toc225455074" w:history="1">
             <w:r>
               <w:rPr>
                 <w:rStyle w:val="Hiperhivatkozs"/>
@@ -2479,7 +2479,7 @@
                 <w:noProof/>
                 <w:webHidden/>
               </w:rPr>
-              <w:instrText xml:space="preserve"> PAGEREF _Toc225343152 \h </w:instrText>
+              <w:instrText xml:space="preserve"> PAGEREF _Toc225455074 \h </w:instrText>
             </w:r>
             <w:r>
               <w:rPr>
@@ -2527,7 +2527,7 @@
               <w14:ligatures w14:val="standardContextual"/>
             </w:rPr>
           </w:pPr>
-          <w:hyperlink w:anchor="_Toc225343153" w:history="1">
+          <w:hyperlink w:anchor="_Toc225455075" w:history="1">
             <w:r>
               <w:rPr>
                 <w:rStyle w:val="Hiperhivatkozs"/>
@@ -2573,7 +2573,7 @@
                 <w:noProof/>
                 <w:webHidden/>
               </w:rPr>
-              <w:instrText xml:space="preserve"> PAGEREF _Toc225343153 \h </w:instrText>
+              <w:instrText xml:space="preserve"> PAGEREF _Toc225455075 \h </w:instrText>
             </w:r>
             <w:r>
               <w:rPr>
@@ -2621,7 +2621,7 @@
               <w14:ligatures w14:val="standardContextual"/>
             </w:rPr>
           </w:pPr>
-          <w:hyperlink w:anchor="_Toc225343154" w:history="1">
+          <w:hyperlink w:anchor="_Toc225455076" w:history="1">
             <w:r>
               <w:rPr>
                 <w:rStyle w:val="Hiperhivatkozs"/>
@@ -2667,7 +2667,7 @@
                 <w:noProof/>
                 <w:webHidden/>
               </w:rPr>
-              <w:instrText xml:space="preserve"> PAGEREF _Toc225343154 \h </w:instrText>
+              <w:instrText xml:space="preserve"> PAGEREF _Toc225455076 \h </w:instrText>
             </w:r>
             <w:r>
               <w:rPr>
@@ -2715,7 +2715,7 @@
               <w14:ligatures w14:val="standardContextual"/>
             </w:rPr>
           </w:pPr>
-          <w:hyperlink w:anchor="_Toc225343155" w:history="1">
+          <w:hyperlink w:anchor="_Toc225455077" w:history="1">
             <w:r>
               <w:rPr>
                 <w:rStyle w:val="Hiperhivatkozs"/>
@@ -2761,7 +2761,7 @@
                 <w:noProof/>
                 <w:webHidden/>
               </w:rPr>
-              <w:instrText xml:space="preserve"> PAGEREF _Toc225343155 \h </w:instrText>
+              <w:instrText xml:space="preserve"> PAGEREF _Toc225455077 \h </w:instrText>
             </w:r>
             <w:r>
               <w:rPr>
@@ -2805,7 +2805,7 @@
               <w14:ligatures w14:val="standardContextual"/>
             </w:rPr>
           </w:pPr>
-          <w:hyperlink w:anchor="_Toc225343156" w:history="1">
+          <w:hyperlink w:anchor="_Toc225455078" w:history="1">
             <w:r>
               <w:rPr>
                 <w:rStyle w:val="Hiperhivatkozs"/>
@@ -2851,7 +2851,7 @@
                 <w:noProof/>
                 <w:webHidden/>
               </w:rPr>
-              <w:instrText xml:space="preserve"> PAGEREF _Toc225343156 \h </w:instrText>
+              <w:instrText xml:space="preserve"> PAGEREF _Toc225455078 \h </w:instrText>
             </w:r>
             <w:r>
               <w:rPr>
@@ -2895,7 +2895,7 @@
               <w14:ligatures w14:val="standardContextual"/>
             </w:rPr>
           </w:pPr>
-          <w:hyperlink w:anchor="_Toc225343157" w:history="1">
+          <w:hyperlink w:anchor="_Toc225455079" w:history="1">
             <w:r>
               <w:rPr>
                 <w:rStyle w:val="Hiperhivatkozs"/>
@@ -2941,7 +2941,7 @@
                 <w:noProof/>
                 <w:webHidden/>
               </w:rPr>
-              <w:instrText xml:space="preserve"> PAGEREF _Toc225343157 \h </w:instrText>
+              <w:instrText xml:space="preserve"> PAGEREF _Toc225455079 \h </w:instrText>
             </w:r>
             <w:r>
               <w:rPr>
@@ -2989,7 +2989,7 @@
               <w14:ligatures w14:val="standardContextual"/>
             </w:rPr>
           </w:pPr>
-          <w:hyperlink w:anchor="_Toc225343158" w:history="1">
+          <w:hyperlink w:anchor="_Toc225455080" w:history="1">
             <w:r>
               <w:rPr>
                 <w:rStyle w:val="Hiperhivatkozs"/>
@@ -3035,7 +3035,7 @@
                 <w:noProof/>
                 <w:webHidden/>
               </w:rPr>
-              <w:instrText xml:space="preserve"> PAGEREF _Toc225343158 \h </w:instrText>
+              <w:instrText xml:space="preserve"> PAGEREF _Toc225455080 \h </w:instrText>
             </w:r>
             <w:r>
               <w:rPr>
@@ -3083,7 +3083,7 @@
               <w14:ligatures w14:val="standardContextual"/>
             </w:rPr>
           </w:pPr>
-          <w:hyperlink w:anchor="_Toc225343159" w:history="1">
+          <w:hyperlink w:anchor="_Toc225455081" w:history="1">
             <w:r>
               <w:rPr>
                 <w:rStyle w:val="Hiperhivatkozs"/>
@@ -3129,7 +3129,7 @@
                 <w:noProof/>
                 <w:webHidden/>
               </w:rPr>
-              <w:instrText xml:space="preserve"> PAGEREF _Toc225343159 \h </w:instrText>
+              <w:instrText xml:space="preserve"> PAGEREF _Toc225455081 \h </w:instrText>
             </w:r>
             <w:r>
               <w:rPr>
@@ -3177,7 +3177,7 @@
               <w14:ligatures w14:val="standardContextual"/>
             </w:rPr>
           </w:pPr>
-          <w:hyperlink w:anchor="_Toc225343160" w:history="1">
+          <w:hyperlink w:anchor="_Toc225455082" w:history="1">
             <w:r>
               <w:rPr>
                 <w:rStyle w:val="Hiperhivatkozs"/>
@@ -3223,7 +3223,7 @@
                 <w:noProof/>
                 <w:webHidden/>
               </w:rPr>
-              <w:instrText xml:space="preserve"> PAGEREF _Toc225343160 \h </w:instrText>
+              <w:instrText xml:space="preserve"> PAGEREF _Toc225455082 \h </w:instrText>
             </w:r>
             <w:r>
               <w:rPr>
@@ -3271,7 +3271,7 @@
               <w14:ligatures w14:val="standardContextual"/>
             </w:rPr>
           </w:pPr>
-          <w:hyperlink w:anchor="_Toc225343161" w:history="1">
+          <w:hyperlink w:anchor="_Toc225455083" w:history="1">
             <w:r>
               <w:rPr>
                 <w:rStyle w:val="Hiperhivatkozs"/>
@@ -3317,7 +3317,7 @@
                 <w:noProof/>
                 <w:webHidden/>
               </w:rPr>
-              <w:instrText xml:space="preserve"> PAGEREF _Toc225343161 \h </w:instrText>
+              <w:instrText xml:space="preserve"> PAGEREF _Toc225455083 \h </w:instrText>
             </w:r>
             <w:r>
               <w:rPr>
@@ -3365,7 +3365,7 @@
               <w14:ligatures w14:val="standardContextual"/>
             </w:rPr>
           </w:pPr>
-          <w:hyperlink w:anchor="_Toc225343162" w:history="1">
+          <w:hyperlink w:anchor="_Toc225455084" w:history="1">
             <w:r>
               <w:rPr>
                 <w:rStyle w:val="Hiperhivatkozs"/>
@@ -3411,7 +3411,7 @@
                 <w:noProof/>
                 <w:webHidden/>
               </w:rPr>
-              <w:instrText xml:space="preserve"> PAGEREF _Toc225343162 \h </w:instrText>
+              <w:instrText xml:space="preserve"> PAGEREF _Toc225455084 \h </w:instrText>
             </w:r>
             <w:r>
               <w:rPr>
@@ -3459,7 +3459,7 @@
               <w14:ligatures w14:val="standardContextual"/>
             </w:rPr>
           </w:pPr>
-          <w:hyperlink w:anchor="_Toc225343163" w:history="1">
+          <w:hyperlink w:anchor="_Toc225455085" w:history="1">
             <w:r>
               <w:rPr>
                 <w:rStyle w:val="Hiperhivatkozs"/>
@@ -3505,7 +3505,7 @@
                 <w:noProof/>
                 <w:webHidden/>
               </w:rPr>
-              <w:instrText xml:space="preserve"> PAGEREF _Toc225343163 \h </w:instrText>
+              <w:instrText xml:space="preserve"> PAGEREF _Toc225455085 \h </w:instrText>
             </w:r>
             <w:r>
               <w:rPr>
@@ -3553,7 +3553,7 @@
               <w14:ligatures w14:val="standardContextual"/>
             </w:rPr>
           </w:pPr>
-          <w:hyperlink w:anchor="_Toc225343164" w:history="1">
+          <w:hyperlink w:anchor="_Toc225455086" w:history="1">
             <w:r>
               <w:rPr>
                 <w:rStyle w:val="Hiperhivatkozs"/>
@@ -3599,7 +3599,7 @@
                 <w:noProof/>
                 <w:webHidden/>
               </w:rPr>
-              <w:instrText xml:space="preserve"> PAGEREF _Toc225343164 \h </w:instrText>
+              <w:instrText xml:space="preserve"> PAGEREF _Toc225455086 \h </w:instrText>
             </w:r>
             <w:r>
               <w:rPr>
@@ -3647,7 +3647,7 @@
               <w14:ligatures w14:val="standardContextual"/>
             </w:rPr>
           </w:pPr>
-          <w:hyperlink w:anchor="_Toc225343165" w:history="1">
+          <w:hyperlink w:anchor="_Toc225455087" w:history="1">
             <w:r>
               <w:rPr>
                 <w:rStyle w:val="Hiperhivatkozs"/>
@@ -3693,7 +3693,7 @@
                 <w:noProof/>
                 <w:webHidden/>
               </w:rPr>
-              <w:instrText xml:space="preserve"> PAGEREF _Toc225343165 \h </w:instrText>
+              <w:instrText xml:space="preserve"> PAGEREF _Toc225455087 \h </w:instrText>
             </w:r>
             <w:r>
               <w:rPr>
@@ -3741,7 +3741,7 @@
               <w14:ligatures w14:val="standardContextual"/>
             </w:rPr>
           </w:pPr>
-          <w:hyperlink w:anchor="_Toc225343166" w:history="1">
+          <w:hyperlink w:anchor="_Toc225455088" w:history="1">
             <w:r>
               <w:rPr>
                 <w:rStyle w:val="Hiperhivatkozs"/>
@@ -3787,7 +3787,7 @@
                 <w:noProof/>
                 <w:webHidden/>
               </w:rPr>
-              <w:instrText xml:space="preserve"> PAGEREF _Toc225343166 \h </w:instrText>
+              <w:instrText xml:space="preserve"> PAGEREF _Toc225455088 \h </w:instrText>
             </w:r>
             <w:r>
               <w:rPr>
@@ -3835,7 +3835,7 @@
               <w14:ligatures w14:val="standardContextual"/>
             </w:rPr>
           </w:pPr>
-          <w:hyperlink w:anchor="_Toc225343167" w:history="1">
+          <w:hyperlink w:anchor="_Toc225455089" w:history="1">
             <w:r>
               <w:rPr>
                 <w:rStyle w:val="Hiperhivatkozs"/>
@@ -3881,7 +3881,7 @@
                 <w:noProof/>
                 <w:webHidden/>
               </w:rPr>
-              <w:instrText xml:space="preserve"> PAGEREF _Toc225343167 \h </w:instrText>
+              <w:instrText xml:space="preserve"> PAGEREF _Toc225455089 \h </w:instrText>
             </w:r>
             <w:r>
               <w:rPr>
@@ -3929,7 +3929,7 @@
               <w14:ligatures w14:val="standardContextual"/>
             </w:rPr>
           </w:pPr>
-          <w:hyperlink w:anchor="_Toc225343168" w:history="1">
+          <w:hyperlink w:anchor="_Toc225455090" w:history="1">
             <w:r>
               <w:rPr>
                 <w:rStyle w:val="Hiperhivatkozs"/>
@@ -3975,7 +3975,7 @@
                 <w:noProof/>
                 <w:webHidden/>
               </w:rPr>
-              <w:instrText xml:space="preserve"> PAGEREF _Toc225343168 \h </w:instrText>
+              <w:instrText xml:space="preserve"> PAGEREF _Toc225455090 \h </w:instrText>
             </w:r>
             <w:r>
               <w:rPr>
@@ -4023,7 +4023,7 @@
               <w14:ligatures w14:val="standardContextual"/>
             </w:rPr>
           </w:pPr>
-          <w:hyperlink w:anchor="_Toc225343169" w:history="1">
+          <w:hyperlink w:anchor="_Toc225455091" w:history="1">
             <w:r>
               <w:rPr>
                 <w:rStyle w:val="Hiperhivatkozs"/>
@@ -4069,7 +4069,7 @@
                 <w:noProof/>
                 <w:webHidden/>
               </w:rPr>
-              <w:instrText xml:space="preserve"> PAGEREF _Toc225343169 \h </w:instrText>
+              <w:instrText xml:space="preserve"> PAGEREF _Toc225455091 \h </w:instrText>
             </w:r>
             <w:r>
               <w:rPr>
@@ -4117,7 +4117,7 @@
               <w14:ligatures w14:val="standardContextual"/>
             </w:rPr>
           </w:pPr>
-          <w:hyperlink w:anchor="_Toc225343170" w:history="1">
+          <w:hyperlink w:anchor="_Toc225455092" w:history="1">
             <w:r>
               <w:rPr>
                 <w:rStyle w:val="Hiperhivatkozs"/>
@@ -4163,7 +4163,7 @@
                 <w:noProof/>
                 <w:webHidden/>
               </w:rPr>
-              <w:instrText xml:space="preserve"> PAGEREF _Toc225343170 \h </w:instrText>
+              <w:instrText xml:space="preserve"> PAGEREF _Toc225455092 \h </w:instrText>
             </w:r>
             <w:r>
               <w:rPr>
@@ -4211,7 +4211,7 @@
               <w14:ligatures w14:val="standardContextual"/>
             </w:rPr>
           </w:pPr>
-          <w:hyperlink w:anchor="_Toc225343171" w:history="1">
+          <w:hyperlink w:anchor="_Toc225455093" w:history="1">
             <w:r>
               <w:rPr>
                 <w:rStyle w:val="Hiperhivatkozs"/>
@@ -4257,7 +4257,7 @@
                 <w:noProof/>
                 <w:webHidden/>
               </w:rPr>
-              <w:instrText xml:space="preserve"> PAGEREF _Toc225343171 \h </w:instrText>
+              <w:instrText xml:space="preserve"> PAGEREF _Toc225455093 \h </w:instrText>
             </w:r>
             <w:r>
               <w:rPr>
@@ -4305,7 +4305,7 @@
               <w14:ligatures w14:val="standardContextual"/>
             </w:rPr>
           </w:pPr>
-          <w:hyperlink w:anchor="_Toc225343172" w:history="1">
+          <w:hyperlink w:anchor="_Toc225455094" w:history="1">
             <w:r>
               <w:rPr>
                 <w:rStyle w:val="Hiperhivatkozs"/>
@@ -4351,7 +4351,7 @@
                 <w:noProof/>
                 <w:webHidden/>
               </w:rPr>
-              <w:instrText xml:space="preserve"> PAGEREF _Toc225343172 \h </w:instrText>
+              <w:instrText xml:space="preserve"> PAGEREF _Toc225455094 \h </w:instrText>
             </w:r>
             <w:r>
               <w:rPr>
@@ -4399,7 +4399,7 @@
               <w14:ligatures w14:val="standardContextual"/>
             </w:rPr>
           </w:pPr>
-          <w:hyperlink w:anchor="_Toc225343173" w:history="1">
+          <w:hyperlink w:anchor="_Toc225455095" w:history="1">
             <w:r>
               <w:rPr>
                 <w:rStyle w:val="Hiperhivatkozs"/>
@@ -4445,7 +4445,7 @@
                 <w:noProof/>
                 <w:webHidden/>
               </w:rPr>
-              <w:instrText xml:space="preserve"> PAGEREF _Toc225343173 \h </w:instrText>
+              <w:instrText xml:space="preserve"> PAGEREF _Toc225455095 \h </w:instrText>
             </w:r>
             <w:r>
               <w:rPr>
@@ -4489,7 +4489,7 @@
               <w14:ligatures w14:val="standardContextual"/>
             </w:rPr>
           </w:pPr>
-          <w:hyperlink w:anchor="_Toc225343174" w:history="1">
+          <w:hyperlink w:anchor="_Toc225455096" w:history="1">
             <w:r>
               <w:rPr>
                 <w:rStyle w:val="Hiperhivatkozs"/>
@@ -4514,7 +4514,7 @@
                 <w:rStyle w:val="Hiperhivatkozs"/>
                 <w:noProof/>
               </w:rPr>
-              <w:t>Tesztesetek</w:t>
+              <w:t>Adatszerkezet</w:t>
             </w:r>
             <w:r>
               <w:rPr>
@@ -4535,7 +4535,7 @@
                 <w:noProof/>
                 <w:webHidden/>
               </w:rPr>
-              <w:instrText xml:space="preserve"> PAGEREF _Toc225343174 \h </w:instrText>
+              <w:instrText xml:space="preserve"> PAGEREF _Toc225455096 \h </w:instrText>
             </w:r>
             <w:r>
               <w:rPr>
@@ -4583,7 +4583,7 @@
               <w14:ligatures w14:val="standardContextual"/>
             </w:rPr>
           </w:pPr>
-          <w:hyperlink w:anchor="_Toc225343175" w:history="1">
+          <w:hyperlink w:anchor="_Toc225455097" w:history="1">
             <w:r>
               <w:rPr>
                 <w:rStyle w:val="Hiperhivatkozs"/>
@@ -4608,6 +4608,1722 @@
                 <w:rStyle w:val="Hiperhivatkozs"/>
                 <w:noProof/>
               </w:rPr>
+              <w:t>Adatbázis táblái és mezői</w:t>
+            </w:r>
+            <w:r>
+              <w:rPr>
+                <w:noProof/>
+                <w:webHidden/>
+              </w:rPr>
+              <w:tab/>
+            </w:r>
+            <w:r>
+              <w:rPr>
+                <w:noProof/>
+                <w:webHidden/>
+              </w:rPr>
+              <w:fldChar w:fldCharType="begin"/>
+            </w:r>
+            <w:r>
+              <w:rPr>
+                <w:noProof/>
+                <w:webHidden/>
+              </w:rPr>
+              <w:instrText xml:space="preserve"> PAGEREF _Toc225455097 \h </w:instrText>
+            </w:r>
+            <w:r>
+              <w:rPr>
+                <w:noProof/>
+                <w:webHidden/>
+              </w:rPr>
+            </w:r>
+            <w:r>
+              <w:rPr>
+                <w:noProof/>
+                <w:webHidden/>
+              </w:rPr>
+              <w:fldChar w:fldCharType="separate"/>
+            </w:r>
+            <w:r>
+              <w:rPr>
+                <w:noProof/>
+                <w:webHidden/>
+              </w:rPr>
+              <w:t>25</w:t>
+            </w:r>
+            <w:r>
+              <w:rPr>
+                <w:noProof/>
+                <w:webHidden/>
+              </w:rPr>
+              <w:fldChar w:fldCharType="end"/>
+            </w:r>
+          </w:hyperlink>
+        </w:p>
+        <w:p>
+          <w:pPr>
+            <w:pStyle w:val="TJ2"/>
+            <w:tabs>
+              <w:tab w:val="left" w:pos="1200"/>
+              <w:tab w:val="right" w:leader="dot" w:pos="9344"/>
+            </w:tabs>
+            <w:rPr>
+              <w:rFonts w:asciiTheme="minorHAnsi" w:eastAsiaTheme="minorEastAsia" w:hAnsiTheme="minorHAnsi" w:cstheme="minorBidi"/>
+              <w:noProof/>
+              <w:kern w:val="2"/>
+              <w:sz w:val="24"/>
+              <w:szCs w:val="24"/>
+              <w:lang w:eastAsia="hu-HU"/>
+              <w14:ligatures w14:val="standardContextual"/>
+            </w:rPr>
+          </w:pPr>
+          <w:hyperlink w:anchor="_Toc225455098" w:history="1">
+            <w:r>
+              <w:rPr>
+                <w:rStyle w:val="Hiperhivatkozs"/>
+                <w:bCs/>
+                <w:noProof/>
+              </w:rPr>
+              <w:t>7.2.</w:t>
+            </w:r>
+            <w:r>
+              <w:rPr>
+                <w:rFonts w:asciiTheme="minorHAnsi" w:eastAsiaTheme="minorEastAsia" w:hAnsiTheme="minorHAnsi" w:cstheme="minorBidi"/>
+                <w:noProof/>
+                <w:kern w:val="2"/>
+                <w:sz w:val="24"/>
+                <w:szCs w:val="24"/>
+                <w:lang w:eastAsia="hu-HU"/>
+                <w14:ligatures w14:val="standardContextual"/>
+              </w:rPr>
+              <w:tab/>
+            </w:r>
+            <w:r>
+              <w:rPr>
+                <w:rStyle w:val="Hiperhivatkozs"/>
+                <w:bCs/>
+                <w:noProof/>
+              </w:rPr>
+              <w:t>user (Felhasználók)</w:t>
+            </w:r>
+            <w:r>
+              <w:rPr>
+                <w:noProof/>
+                <w:webHidden/>
+              </w:rPr>
+              <w:tab/>
+            </w:r>
+            <w:r>
+              <w:rPr>
+                <w:noProof/>
+                <w:webHidden/>
+              </w:rPr>
+              <w:fldChar w:fldCharType="begin"/>
+            </w:r>
+            <w:r>
+              <w:rPr>
+                <w:noProof/>
+                <w:webHidden/>
+              </w:rPr>
+              <w:instrText xml:space="preserve"> PAGEREF _Toc225455098 \h </w:instrText>
+            </w:r>
+            <w:r>
+              <w:rPr>
+                <w:noProof/>
+                <w:webHidden/>
+              </w:rPr>
+            </w:r>
+            <w:r>
+              <w:rPr>
+                <w:noProof/>
+                <w:webHidden/>
+              </w:rPr>
+              <w:fldChar w:fldCharType="separate"/>
+            </w:r>
+            <w:r>
+              <w:rPr>
+                <w:noProof/>
+                <w:webHidden/>
+              </w:rPr>
+              <w:t>26</w:t>
+            </w:r>
+            <w:r>
+              <w:rPr>
+                <w:noProof/>
+                <w:webHidden/>
+              </w:rPr>
+              <w:fldChar w:fldCharType="end"/>
+            </w:r>
+          </w:hyperlink>
+        </w:p>
+        <w:p>
+          <w:pPr>
+            <w:pStyle w:val="TJ2"/>
+            <w:tabs>
+              <w:tab w:val="left" w:pos="1200"/>
+              <w:tab w:val="right" w:leader="dot" w:pos="9344"/>
+            </w:tabs>
+            <w:rPr>
+              <w:rFonts w:asciiTheme="minorHAnsi" w:eastAsiaTheme="minorEastAsia" w:hAnsiTheme="minorHAnsi" w:cstheme="minorBidi"/>
+              <w:noProof/>
+              <w:kern w:val="2"/>
+              <w:sz w:val="24"/>
+              <w:szCs w:val="24"/>
+              <w:lang w:eastAsia="hu-HU"/>
+              <w14:ligatures w14:val="standardContextual"/>
+            </w:rPr>
+          </w:pPr>
+          <w:hyperlink w:anchor="_Toc225455099" w:history="1">
+            <w:r>
+              <w:rPr>
+                <w:rStyle w:val="Hiperhivatkozs"/>
+                <w:bCs/>
+                <w:noProof/>
+              </w:rPr>
+              <w:t>7.3.</w:t>
+            </w:r>
+            <w:r>
+              <w:rPr>
+                <w:rFonts w:asciiTheme="minorHAnsi" w:eastAsiaTheme="minorEastAsia" w:hAnsiTheme="minorHAnsi" w:cstheme="minorBidi"/>
+                <w:noProof/>
+                <w:kern w:val="2"/>
+                <w:sz w:val="24"/>
+                <w:szCs w:val="24"/>
+                <w:lang w:eastAsia="hu-HU"/>
+                <w14:ligatures w14:val="standardContextual"/>
+              </w:rPr>
+              <w:tab/>
+            </w:r>
+            <w:r>
+              <w:rPr>
+                <w:rStyle w:val="Hiperhivatkozs"/>
+                <w:bCs/>
+                <w:noProof/>
+              </w:rPr>
+              <w:t>establishment (Iskolák)</w:t>
+            </w:r>
+            <w:r>
+              <w:rPr>
+                <w:noProof/>
+                <w:webHidden/>
+              </w:rPr>
+              <w:tab/>
+            </w:r>
+            <w:r>
+              <w:rPr>
+                <w:noProof/>
+                <w:webHidden/>
+              </w:rPr>
+              <w:fldChar w:fldCharType="begin"/>
+            </w:r>
+            <w:r>
+              <w:rPr>
+                <w:noProof/>
+                <w:webHidden/>
+              </w:rPr>
+              <w:instrText xml:space="preserve"> PAGEREF _Toc225455099 \h </w:instrText>
+            </w:r>
+            <w:r>
+              <w:rPr>
+                <w:noProof/>
+                <w:webHidden/>
+              </w:rPr>
+            </w:r>
+            <w:r>
+              <w:rPr>
+                <w:noProof/>
+                <w:webHidden/>
+              </w:rPr>
+              <w:fldChar w:fldCharType="separate"/>
+            </w:r>
+            <w:r>
+              <w:rPr>
+                <w:noProof/>
+                <w:webHidden/>
+              </w:rPr>
+              <w:t>26</w:t>
+            </w:r>
+            <w:r>
+              <w:rPr>
+                <w:noProof/>
+                <w:webHidden/>
+              </w:rPr>
+              <w:fldChar w:fldCharType="end"/>
+            </w:r>
+          </w:hyperlink>
+        </w:p>
+        <w:p>
+          <w:pPr>
+            <w:pStyle w:val="TJ2"/>
+            <w:tabs>
+              <w:tab w:val="left" w:pos="1200"/>
+              <w:tab w:val="right" w:leader="dot" w:pos="9344"/>
+            </w:tabs>
+            <w:rPr>
+              <w:rFonts w:asciiTheme="minorHAnsi" w:eastAsiaTheme="minorEastAsia" w:hAnsiTheme="minorHAnsi" w:cstheme="minorBidi"/>
+              <w:noProof/>
+              <w:kern w:val="2"/>
+              <w:sz w:val="24"/>
+              <w:szCs w:val="24"/>
+              <w:lang w:eastAsia="hu-HU"/>
+              <w14:ligatures w14:val="standardContextual"/>
+            </w:rPr>
+          </w:pPr>
+          <w:hyperlink w:anchor="_Toc225455100" w:history="1">
+            <w:r>
+              <w:rPr>
+                <w:rStyle w:val="Hiperhivatkozs"/>
+                <w:bCs/>
+                <w:noProof/>
+              </w:rPr>
+              <w:t>7.4.</w:t>
+            </w:r>
+            <w:r>
+              <w:rPr>
+                <w:rFonts w:asciiTheme="minorHAnsi" w:eastAsiaTheme="minorEastAsia" w:hAnsiTheme="minorHAnsi" w:cstheme="minorBidi"/>
+                <w:noProof/>
+                <w:kern w:val="2"/>
+                <w:sz w:val="24"/>
+                <w:szCs w:val="24"/>
+                <w:lang w:eastAsia="hu-HU"/>
+                <w14:ligatures w14:val="standardContextual"/>
+              </w:rPr>
+              <w:tab/>
+            </w:r>
+            <w:r>
+              <w:rPr>
+                <w:rStyle w:val="Hiperhivatkozs"/>
+                <w:bCs/>
+                <w:noProof/>
+              </w:rPr>
+              <w:t>class (Osztályok)</w:t>
+            </w:r>
+            <w:r>
+              <w:rPr>
+                <w:noProof/>
+                <w:webHidden/>
+              </w:rPr>
+              <w:tab/>
+            </w:r>
+            <w:r>
+              <w:rPr>
+                <w:noProof/>
+                <w:webHidden/>
+              </w:rPr>
+              <w:fldChar w:fldCharType="begin"/>
+            </w:r>
+            <w:r>
+              <w:rPr>
+                <w:noProof/>
+                <w:webHidden/>
+              </w:rPr>
+              <w:instrText xml:space="preserve"> PAGEREF _Toc225455100 \h </w:instrText>
+            </w:r>
+            <w:r>
+              <w:rPr>
+                <w:noProof/>
+                <w:webHidden/>
+              </w:rPr>
+            </w:r>
+            <w:r>
+              <w:rPr>
+                <w:noProof/>
+                <w:webHidden/>
+              </w:rPr>
+              <w:fldChar w:fldCharType="separate"/>
+            </w:r>
+            <w:r>
+              <w:rPr>
+                <w:noProof/>
+                <w:webHidden/>
+              </w:rPr>
+              <w:t>26</w:t>
+            </w:r>
+            <w:r>
+              <w:rPr>
+                <w:noProof/>
+                <w:webHidden/>
+              </w:rPr>
+              <w:fldChar w:fldCharType="end"/>
+            </w:r>
+          </w:hyperlink>
+        </w:p>
+        <w:p>
+          <w:pPr>
+            <w:pStyle w:val="TJ2"/>
+            <w:tabs>
+              <w:tab w:val="left" w:pos="1200"/>
+              <w:tab w:val="right" w:leader="dot" w:pos="9344"/>
+            </w:tabs>
+            <w:rPr>
+              <w:rFonts w:asciiTheme="minorHAnsi" w:eastAsiaTheme="minorEastAsia" w:hAnsiTheme="minorHAnsi" w:cstheme="minorBidi"/>
+              <w:noProof/>
+              <w:kern w:val="2"/>
+              <w:sz w:val="24"/>
+              <w:szCs w:val="24"/>
+              <w:lang w:eastAsia="hu-HU"/>
+              <w14:ligatures w14:val="standardContextual"/>
+            </w:rPr>
+          </w:pPr>
+          <w:hyperlink w:anchor="_Toc225455101" w:history="1">
+            <w:r>
+              <w:rPr>
+                <w:rStyle w:val="Hiperhivatkozs"/>
+                <w:bCs/>
+                <w:noProof/>
+              </w:rPr>
+              <w:t>7.5.</w:t>
+            </w:r>
+            <w:r>
+              <w:rPr>
+                <w:rFonts w:asciiTheme="minorHAnsi" w:eastAsiaTheme="minorEastAsia" w:hAnsiTheme="minorHAnsi" w:cstheme="minorBidi"/>
+                <w:noProof/>
+                <w:kern w:val="2"/>
+                <w:sz w:val="24"/>
+                <w:szCs w:val="24"/>
+                <w:lang w:eastAsia="hu-HU"/>
+                <w14:ligatures w14:val="standardContextual"/>
+              </w:rPr>
+              <w:tab/>
+            </w:r>
+            <w:r>
+              <w:rPr>
+                <w:rStyle w:val="Hiperhivatkozs"/>
+                <w:bCs/>
+                <w:noProof/>
+              </w:rPr>
+              <w:t>personnel (Személyzet)</w:t>
+            </w:r>
+            <w:r>
+              <w:rPr>
+                <w:noProof/>
+                <w:webHidden/>
+              </w:rPr>
+              <w:tab/>
+            </w:r>
+            <w:r>
+              <w:rPr>
+                <w:noProof/>
+                <w:webHidden/>
+              </w:rPr>
+              <w:fldChar w:fldCharType="begin"/>
+            </w:r>
+            <w:r>
+              <w:rPr>
+                <w:noProof/>
+                <w:webHidden/>
+              </w:rPr>
+              <w:instrText xml:space="preserve"> PAGEREF _Toc225455101 \h </w:instrText>
+            </w:r>
+            <w:r>
+              <w:rPr>
+                <w:noProof/>
+                <w:webHidden/>
+              </w:rPr>
+            </w:r>
+            <w:r>
+              <w:rPr>
+                <w:noProof/>
+                <w:webHidden/>
+              </w:rPr>
+              <w:fldChar w:fldCharType="separate"/>
+            </w:r>
+            <w:r>
+              <w:rPr>
+                <w:noProof/>
+                <w:webHidden/>
+              </w:rPr>
+              <w:t>27</w:t>
+            </w:r>
+            <w:r>
+              <w:rPr>
+                <w:noProof/>
+                <w:webHidden/>
+              </w:rPr>
+              <w:fldChar w:fldCharType="end"/>
+            </w:r>
+          </w:hyperlink>
+        </w:p>
+        <w:p>
+          <w:pPr>
+            <w:pStyle w:val="TJ2"/>
+            <w:tabs>
+              <w:tab w:val="left" w:pos="1200"/>
+              <w:tab w:val="right" w:leader="dot" w:pos="9344"/>
+            </w:tabs>
+            <w:rPr>
+              <w:rFonts w:asciiTheme="minorHAnsi" w:eastAsiaTheme="minorEastAsia" w:hAnsiTheme="minorHAnsi" w:cstheme="minorBidi"/>
+              <w:noProof/>
+              <w:kern w:val="2"/>
+              <w:sz w:val="24"/>
+              <w:szCs w:val="24"/>
+              <w:lang w:eastAsia="hu-HU"/>
+              <w14:ligatures w14:val="standardContextual"/>
+            </w:rPr>
+          </w:pPr>
+          <w:hyperlink w:anchor="_Toc225455102" w:history="1">
+            <w:r>
+              <w:rPr>
+                <w:rStyle w:val="Hiperhivatkozs"/>
+                <w:bCs/>
+                <w:noProof/>
+              </w:rPr>
+              <w:t>7.6.</w:t>
+            </w:r>
+            <w:r>
+              <w:rPr>
+                <w:rFonts w:asciiTheme="minorHAnsi" w:eastAsiaTheme="minorEastAsia" w:hAnsiTheme="minorHAnsi" w:cstheme="minorBidi"/>
+                <w:noProof/>
+                <w:kern w:val="2"/>
+                <w:sz w:val="24"/>
+                <w:szCs w:val="24"/>
+                <w:lang w:eastAsia="hu-HU"/>
+                <w14:ligatures w14:val="standardContextual"/>
+              </w:rPr>
+              <w:tab/>
+            </w:r>
+            <w:r>
+              <w:rPr>
+                <w:rStyle w:val="Hiperhivatkozs"/>
+                <w:bCs/>
+                <w:noProof/>
+              </w:rPr>
+              <w:t>students (Diákok)</w:t>
+            </w:r>
+            <w:r>
+              <w:rPr>
+                <w:noProof/>
+                <w:webHidden/>
+              </w:rPr>
+              <w:tab/>
+            </w:r>
+            <w:r>
+              <w:rPr>
+                <w:noProof/>
+                <w:webHidden/>
+              </w:rPr>
+              <w:fldChar w:fldCharType="begin"/>
+            </w:r>
+            <w:r>
+              <w:rPr>
+                <w:noProof/>
+                <w:webHidden/>
+              </w:rPr>
+              <w:instrText xml:space="preserve"> PAGEREF _Toc225455102 \h </w:instrText>
+            </w:r>
+            <w:r>
+              <w:rPr>
+                <w:noProof/>
+                <w:webHidden/>
+              </w:rPr>
+            </w:r>
+            <w:r>
+              <w:rPr>
+                <w:noProof/>
+                <w:webHidden/>
+              </w:rPr>
+              <w:fldChar w:fldCharType="separate"/>
+            </w:r>
+            <w:r>
+              <w:rPr>
+                <w:noProof/>
+                <w:webHidden/>
+              </w:rPr>
+              <w:t>27</w:t>
+            </w:r>
+            <w:r>
+              <w:rPr>
+                <w:noProof/>
+                <w:webHidden/>
+              </w:rPr>
+              <w:fldChar w:fldCharType="end"/>
+            </w:r>
+          </w:hyperlink>
+        </w:p>
+        <w:p>
+          <w:pPr>
+            <w:pStyle w:val="TJ2"/>
+            <w:tabs>
+              <w:tab w:val="left" w:pos="1200"/>
+              <w:tab w:val="right" w:leader="dot" w:pos="9344"/>
+            </w:tabs>
+            <w:rPr>
+              <w:rFonts w:asciiTheme="minorHAnsi" w:eastAsiaTheme="minorEastAsia" w:hAnsiTheme="minorHAnsi" w:cstheme="minorBidi"/>
+              <w:noProof/>
+              <w:kern w:val="2"/>
+              <w:sz w:val="24"/>
+              <w:szCs w:val="24"/>
+              <w:lang w:eastAsia="hu-HU"/>
+              <w14:ligatures w14:val="standardContextual"/>
+            </w:rPr>
+          </w:pPr>
+          <w:hyperlink w:anchor="_Toc225455103" w:history="1">
+            <w:r>
+              <w:rPr>
+                <w:rStyle w:val="Hiperhivatkozs"/>
+                <w:bCs/>
+                <w:noProof/>
+              </w:rPr>
+              <w:t>7.7.</w:t>
+            </w:r>
+            <w:r>
+              <w:rPr>
+                <w:rFonts w:asciiTheme="minorHAnsi" w:eastAsiaTheme="minorEastAsia" w:hAnsiTheme="minorHAnsi" w:cstheme="minorBidi"/>
+                <w:noProof/>
+                <w:kern w:val="2"/>
+                <w:sz w:val="24"/>
+                <w:szCs w:val="24"/>
+                <w:lang w:eastAsia="hu-HU"/>
+                <w14:ligatures w14:val="standardContextual"/>
+              </w:rPr>
+              <w:tab/>
+            </w:r>
+            <w:r>
+              <w:rPr>
+                <w:rStyle w:val="Hiperhivatkozs"/>
+                <w:bCs/>
+                <w:noProof/>
+              </w:rPr>
+              <w:t>event (Események)</w:t>
+            </w:r>
+            <w:r>
+              <w:rPr>
+                <w:noProof/>
+                <w:webHidden/>
+              </w:rPr>
+              <w:tab/>
+            </w:r>
+            <w:r>
+              <w:rPr>
+                <w:noProof/>
+                <w:webHidden/>
+              </w:rPr>
+              <w:fldChar w:fldCharType="begin"/>
+            </w:r>
+            <w:r>
+              <w:rPr>
+                <w:noProof/>
+                <w:webHidden/>
+              </w:rPr>
+              <w:instrText xml:space="preserve"> PAGEREF _Toc225455103 \h </w:instrText>
+            </w:r>
+            <w:r>
+              <w:rPr>
+                <w:noProof/>
+                <w:webHidden/>
+              </w:rPr>
+            </w:r>
+            <w:r>
+              <w:rPr>
+                <w:noProof/>
+                <w:webHidden/>
+              </w:rPr>
+              <w:fldChar w:fldCharType="separate"/>
+            </w:r>
+            <w:r>
+              <w:rPr>
+                <w:noProof/>
+                <w:webHidden/>
+              </w:rPr>
+              <w:t>27</w:t>
+            </w:r>
+            <w:r>
+              <w:rPr>
+                <w:noProof/>
+                <w:webHidden/>
+              </w:rPr>
+              <w:fldChar w:fldCharType="end"/>
+            </w:r>
+          </w:hyperlink>
+        </w:p>
+        <w:p>
+          <w:pPr>
+            <w:pStyle w:val="TJ2"/>
+            <w:tabs>
+              <w:tab w:val="left" w:pos="1200"/>
+              <w:tab w:val="right" w:leader="dot" w:pos="9344"/>
+            </w:tabs>
+            <w:rPr>
+              <w:rFonts w:asciiTheme="minorHAnsi" w:eastAsiaTheme="minorEastAsia" w:hAnsiTheme="minorHAnsi" w:cstheme="minorBidi"/>
+              <w:noProof/>
+              <w:kern w:val="2"/>
+              <w:sz w:val="24"/>
+              <w:szCs w:val="24"/>
+              <w:lang w:eastAsia="hu-HU"/>
+              <w14:ligatures w14:val="standardContextual"/>
+            </w:rPr>
+          </w:pPr>
+          <w:hyperlink w:anchor="_Toc225455104" w:history="1">
+            <w:r>
+              <w:rPr>
+                <w:rStyle w:val="Hiperhivatkozs"/>
+                <w:bCs/>
+                <w:noProof/>
+              </w:rPr>
+              <w:t>7.8.</w:t>
+            </w:r>
+            <w:r>
+              <w:rPr>
+                <w:rFonts w:asciiTheme="minorHAnsi" w:eastAsiaTheme="minorEastAsia" w:hAnsiTheme="minorHAnsi" w:cstheme="minorBidi"/>
+                <w:noProof/>
+                <w:kern w:val="2"/>
+                <w:sz w:val="24"/>
+                <w:szCs w:val="24"/>
+                <w:lang w:eastAsia="hu-HU"/>
+                <w14:ligatures w14:val="standardContextual"/>
+              </w:rPr>
+              <w:tab/>
+            </w:r>
+            <w:r>
+              <w:rPr>
+                <w:rStyle w:val="Hiperhivatkozs"/>
+                <w:bCs/>
+                <w:noProof/>
+              </w:rPr>
+              <w:t>event_shown_to (Esemény megjelenítés)</w:t>
+            </w:r>
+            <w:r>
+              <w:rPr>
+                <w:noProof/>
+                <w:webHidden/>
+              </w:rPr>
+              <w:tab/>
+            </w:r>
+            <w:r>
+              <w:rPr>
+                <w:noProof/>
+                <w:webHidden/>
+              </w:rPr>
+              <w:fldChar w:fldCharType="begin"/>
+            </w:r>
+            <w:r>
+              <w:rPr>
+                <w:noProof/>
+                <w:webHidden/>
+              </w:rPr>
+              <w:instrText xml:space="preserve"> PAGEREF _Toc225455104 \h </w:instrText>
+            </w:r>
+            <w:r>
+              <w:rPr>
+                <w:noProof/>
+                <w:webHidden/>
+              </w:rPr>
+            </w:r>
+            <w:r>
+              <w:rPr>
+                <w:noProof/>
+                <w:webHidden/>
+              </w:rPr>
+              <w:fldChar w:fldCharType="separate"/>
+            </w:r>
+            <w:r>
+              <w:rPr>
+                <w:noProof/>
+                <w:webHidden/>
+              </w:rPr>
+              <w:t>28</w:t>
+            </w:r>
+            <w:r>
+              <w:rPr>
+                <w:noProof/>
+                <w:webHidden/>
+              </w:rPr>
+              <w:fldChar w:fldCharType="end"/>
+            </w:r>
+          </w:hyperlink>
+        </w:p>
+        <w:p>
+          <w:pPr>
+            <w:pStyle w:val="TJ2"/>
+            <w:tabs>
+              <w:tab w:val="left" w:pos="1200"/>
+              <w:tab w:val="right" w:leader="dot" w:pos="9344"/>
+            </w:tabs>
+            <w:rPr>
+              <w:rFonts w:asciiTheme="minorHAnsi" w:eastAsiaTheme="minorEastAsia" w:hAnsiTheme="minorHAnsi" w:cstheme="minorBidi"/>
+              <w:noProof/>
+              <w:kern w:val="2"/>
+              <w:sz w:val="24"/>
+              <w:szCs w:val="24"/>
+              <w:lang w:eastAsia="hu-HU"/>
+              <w14:ligatures w14:val="standardContextual"/>
+            </w:rPr>
+          </w:pPr>
+          <w:hyperlink w:anchor="_Toc225455105" w:history="1">
+            <w:r>
+              <w:rPr>
+                <w:rStyle w:val="Hiperhivatkozs"/>
+                <w:bCs/>
+                <w:noProof/>
+              </w:rPr>
+              <w:t>7.9.</w:t>
+            </w:r>
+            <w:r>
+              <w:rPr>
+                <w:rFonts w:asciiTheme="minorHAnsi" w:eastAsiaTheme="minorEastAsia" w:hAnsiTheme="minorHAnsi" w:cstheme="minorBidi"/>
+                <w:noProof/>
+                <w:kern w:val="2"/>
+                <w:sz w:val="24"/>
+                <w:szCs w:val="24"/>
+                <w:lang w:eastAsia="hu-HU"/>
+                <w14:ligatures w14:val="standardContextual"/>
+              </w:rPr>
+              <w:tab/>
+            </w:r>
+            <w:r>
+              <w:rPr>
+                <w:rStyle w:val="Hiperhivatkozs"/>
+                <w:bCs/>
+                <w:noProof/>
+              </w:rPr>
+              <w:t>event_msg (Esemény üzenetek)</w:t>
+            </w:r>
+            <w:r>
+              <w:rPr>
+                <w:noProof/>
+                <w:webHidden/>
+              </w:rPr>
+              <w:tab/>
+            </w:r>
+            <w:r>
+              <w:rPr>
+                <w:noProof/>
+                <w:webHidden/>
+              </w:rPr>
+              <w:fldChar w:fldCharType="begin"/>
+            </w:r>
+            <w:r>
+              <w:rPr>
+                <w:noProof/>
+                <w:webHidden/>
+              </w:rPr>
+              <w:instrText xml:space="preserve"> PAGEREF _Toc225455105 \h </w:instrText>
+            </w:r>
+            <w:r>
+              <w:rPr>
+                <w:noProof/>
+                <w:webHidden/>
+              </w:rPr>
+            </w:r>
+            <w:r>
+              <w:rPr>
+                <w:noProof/>
+                <w:webHidden/>
+              </w:rPr>
+              <w:fldChar w:fldCharType="separate"/>
+            </w:r>
+            <w:r>
+              <w:rPr>
+                <w:noProof/>
+                <w:webHidden/>
+              </w:rPr>
+              <w:t>28</w:t>
+            </w:r>
+            <w:r>
+              <w:rPr>
+                <w:noProof/>
+                <w:webHidden/>
+              </w:rPr>
+              <w:fldChar w:fldCharType="end"/>
+            </w:r>
+          </w:hyperlink>
+        </w:p>
+        <w:p>
+          <w:pPr>
+            <w:pStyle w:val="TJ2"/>
+            <w:tabs>
+              <w:tab w:val="left" w:pos="1440"/>
+              <w:tab w:val="right" w:leader="dot" w:pos="9344"/>
+            </w:tabs>
+            <w:rPr>
+              <w:rFonts w:asciiTheme="minorHAnsi" w:eastAsiaTheme="minorEastAsia" w:hAnsiTheme="minorHAnsi" w:cstheme="minorBidi"/>
+              <w:noProof/>
+              <w:kern w:val="2"/>
+              <w:sz w:val="24"/>
+              <w:szCs w:val="24"/>
+              <w:lang w:eastAsia="hu-HU"/>
+              <w14:ligatures w14:val="standardContextual"/>
+            </w:rPr>
+          </w:pPr>
+          <w:hyperlink w:anchor="_Toc225455106" w:history="1">
+            <w:r>
+              <w:rPr>
+                <w:rStyle w:val="Hiperhivatkozs"/>
+                <w:bCs/>
+                <w:noProof/>
+              </w:rPr>
+              <w:t>7.10.</w:t>
+            </w:r>
+            <w:r>
+              <w:rPr>
+                <w:rFonts w:asciiTheme="minorHAnsi" w:eastAsiaTheme="minorEastAsia" w:hAnsiTheme="minorHAnsi" w:cstheme="minorBidi"/>
+                <w:noProof/>
+                <w:kern w:val="2"/>
+                <w:sz w:val="24"/>
+                <w:szCs w:val="24"/>
+                <w:lang w:eastAsia="hu-HU"/>
+                <w14:ligatures w14:val="standardContextual"/>
+              </w:rPr>
+              <w:tab/>
+            </w:r>
+            <w:r>
+              <w:rPr>
+                <w:rStyle w:val="Hiperhivatkozs"/>
+                <w:bCs/>
+                <w:noProof/>
+              </w:rPr>
+              <w:t>event_feedback (Esemény visszajelzések)</w:t>
+            </w:r>
+            <w:r>
+              <w:rPr>
+                <w:noProof/>
+                <w:webHidden/>
+              </w:rPr>
+              <w:tab/>
+            </w:r>
+            <w:r>
+              <w:rPr>
+                <w:noProof/>
+                <w:webHidden/>
+              </w:rPr>
+              <w:fldChar w:fldCharType="begin"/>
+            </w:r>
+            <w:r>
+              <w:rPr>
+                <w:noProof/>
+                <w:webHidden/>
+              </w:rPr>
+              <w:instrText xml:space="preserve"> PAGEREF _Toc225455106 \h </w:instrText>
+            </w:r>
+            <w:r>
+              <w:rPr>
+                <w:noProof/>
+                <w:webHidden/>
+              </w:rPr>
+            </w:r>
+            <w:r>
+              <w:rPr>
+                <w:noProof/>
+                <w:webHidden/>
+              </w:rPr>
+              <w:fldChar w:fldCharType="separate"/>
+            </w:r>
+            <w:r>
+              <w:rPr>
+                <w:noProof/>
+                <w:webHidden/>
+              </w:rPr>
+              <w:t>28</w:t>
+            </w:r>
+            <w:r>
+              <w:rPr>
+                <w:noProof/>
+                <w:webHidden/>
+              </w:rPr>
+              <w:fldChar w:fldCharType="end"/>
+            </w:r>
+          </w:hyperlink>
+        </w:p>
+        <w:p>
+          <w:pPr>
+            <w:pStyle w:val="TJ2"/>
+            <w:tabs>
+              <w:tab w:val="left" w:pos="1440"/>
+              <w:tab w:val="right" w:leader="dot" w:pos="9344"/>
+            </w:tabs>
+            <w:rPr>
+              <w:rFonts w:asciiTheme="minorHAnsi" w:eastAsiaTheme="minorEastAsia" w:hAnsiTheme="minorHAnsi" w:cstheme="minorBidi"/>
+              <w:noProof/>
+              <w:kern w:val="2"/>
+              <w:sz w:val="24"/>
+              <w:szCs w:val="24"/>
+              <w:lang w:eastAsia="hu-HU"/>
+              <w14:ligatures w14:val="standardContextual"/>
+            </w:rPr>
+          </w:pPr>
+          <w:hyperlink w:anchor="_Toc225455107" w:history="1">
+            <w:r>
+              <w:rPr>
+                <w:rStyle w:val="Hiperhivatkozs"/>
+                <w:bCs/>
+                <w:noProof/>
+              </w:rPr>
+              <w:t>7.11.</w:t>
+            </w:r>
+            <w:r>
+              <w:rPr>
+                <w:rFonts w:asciiTheme="minorHAnsi" w:eastAsiaTheme="minorEastAsia" w:hAnsiTheme="minorHAnsi" w:cstheme="minorBidi"/>
+                <w:noProof/>
+                <w:kern w:val="2"/>
+                <w:sz w:val="24"/>
+                <w:szCs w:val="24"/>
+                <w:lang w:eastAsia="hu-HU"/>
+                <w14:ligatures w14:val="standardContextual"/>
+              </w:rPr>
+              <w:tab/>
+            </w:r>
+            <w:r>
+              <w:rPr>
+                <w:rStyle w:val="Hiperhivatkozs"/>
+                <w:bCs/>
+                <w:noProof/>
+              </w:rPr>
+              <w:t>event_favourite (Kedvencek)</w:t>
+            </w:r>
+            <w:r>
+              <w:rPr>
+                <w:noProof/>
+                <w:webHidden/>
+              </w:rPr>
+              <w:tab/>
+            </w:r>
+            <w:r>
+              <w:rPr>
+                <w:noProof/>
+                <w:webHidden/>
+              </w:rPr>
+              <w:fldChar w:fldCharType="begin"/>
+            </w:r>
+            <w:r>
+              <w:rPr>
+                <w:noProof/>
+                <w:webHidden/>
+              </w:rPr>
+              <w:instrText xml:space="preserve"> PAGEREF _Toc225455107 \h </w:instrText>
+            </w:r>
+            <w:r>
+              <w:rPr>
+                <w:noProof/>
+                <w:webHidden/>
+              </w:rPr>
+            </w:r>
+            <w:r>
+              <w:rPr>
+                <w:noProof/>
+                <w:webHidden/>
+              </w:rPr>
+              <w:fldChar w:fldCharType="separate"/>
+            </w:r>
+            <w:r>
+              <w:rPr>
+                <w:noProof/>
+                <w:webHidden/>
+              </w:rPr>
+              <w:t>28</w:t>
+            </w:r>
+            <w:r>
+              <w:rPr>
+                <w:noProof/>
+                <w:webHidden/>
+              </w:rPr>
+              <w:fldChar w:fldCharType="end"/>
+            </w:r>
+          </w:hyperlink>
+        </w:p>
+        <w:p>
+          <w:pPr>
+            <w:pStyle w:val="TJ2"/>
+            <w:tabs>
+              <w:tab w:val="left" w:pos="1440"/>
+              <w:tab w:val="right" w:leader="dot" w:pos="9344"/>
+            </w:tabs>
+            <w:rPr>
+              <w:rFonts w:asciiTheme="minorHAnsi" w:eastAsiaTheme="minorEastAsia" w:hAnsiTheme="minorHAnsi" w:cstheme="minorBidi"/>
+              <w:noProof/>
+              <w:kern w:val="2"/>
+              <w:sz w:val="24"/>
+              <w:szCs w:val="24"/>
+              <w:lang w:eastAsia="hu-HU"/>
+              <w14:ligatures w14:val="standardContextual"/>
+            </w:rPr>
+          </w:pPr>
+          <w:hyperlink w:anchor="_Toc225455108" w:history="1">
+            <w:r>
+              <w:rPr>
+                <w:rStyle w:val="Hiperhivatkozs"/>
+                <w:bCs/>
+                <w:noProof/>
+              </w:rPr>
+              <w:t>7.12.</w:t>
+            </w:r>
+            <w:r>
+              <w:rPr>
+                <w:rFonts w:asciiTheme="minorHAnsi" w:eastAsiaTheme="minorEastAsia" w:hAnsiTheme="minorHAnsi" w:cstheme="minorBidi"/>
+                <w:noProof/>
+                <w:kern w:val="2"/>
+                <w:sz w:val="24"/>
+                <w:szCs w:val="24"/>
+                <w:lang w:eastAsia="hu-HU"/>
+                <w14:ligatures w14:val="standardContextual"/>
+              </w:rPr>
+              <w:tab/>
+            </w:r>
+            <w:r>
+              <w:rPr>
+                <w:rStyle w:val="Hiperhivatkozs"/>
+                <w:bCs/>
+                <w:noProof/>
+              </w:rPr>
+              <w:t>poll (Szavazások)</w:t>
+            </w:r>
+            <w:r>
+              <w:rPr>
+                <w:noProof/>
+                <w:webHidden/>
+              </w:rPr>
+              <w:tab/>
+            </w:r>
+            <w:r>
+              <w:rPr>
+                <w:noProof/>
+                <w:webHidden/>
+              </w:rPr>
+              <w:fldChar w:fldCharType="begin"/>
+            </w:r>
+            <w:r>
+              <w:rPr>
+                <w:noProof/>
+                <w:webHidden/>
+              </w:rPr>
+              <w:instrText xml:space="preserve"> PAGEREF _Toc225455108 \h </w:instrText>
+            </w:r>
+            <w:r>
+              <w:rPr>
+                <w:noProof/>
+                <w:webHidden/>
+              </w:rPr>
+            </w:r>
+            <w:r>
+              <w:rPr>
+                <w:noProof/>
+                <w:webHidden/>
+              </w:rPr>
+              <w:fldChar w:fldCharType="separate"/>
+            </w:r>
+            <w:r>
+              <w:rPr>
+                <w:noProof/>
+                <w:webHidden/>
+              </w:rPr>
+              <w:t>29</w:t>
+            </w:r>
+            <w:r>
+              <w:rPr>
+                <w:noProof/>
+                <w:webHidden/>
+              </w:rPr>
+              <w:fldChar w:fldCharType="end"/>
+            </w:r>
+          </w:hyperlink>
+        </w:p>
+        <w:p>
+          <w:pPr>
+            <w:pStyle w:val="TJ2"/>
+            <w:tabs>
+              <w:tab w:val="left" w:pos="1440"/>
+              <w:tab w:val="right" w:leader="dot" w:pos="9344"/>
+            </w:tabs>
+            <w:rPr>
+              <w:rFonts w:asciiTheme="minorHAnsi" w:eastAsiaTheme="minorEastAsia" w:hAnsiTheme="minorHAnsi" w:cstheme="minorBidi"/>
+              <w:noProof/>
+              <w:kern w:val="2"/>
+              <w:sz w:val="24"/>
+              <w:szCs w:val="24"/>
+              <w:lang w:eastAsia="hu-HU"/>
+              <w14:ligatures w14:val="standardContextual"/>
+            </w:rPr>
+          </w:pPr>
+          <w:hyperlink w:anchor="_Toc225455109" w:history="1">
+            <w:r>
+              <w:rPr>
+                <w:rStyle w:val="Hiperhivatkozs"/>
+                <w:bCs/>
+                <w:noProof/>
+              </w:rPr>
+              <w:t>7.13.</w:t>
+            </w:r>
+            <w:r>
+              <w:rPr>
+                <w:rFonts w:asciiTheme="minorHAnsi" w:eastAsiaTheme="minorEastAsia" w:hAnsiTheme="minorHAnsi" w:cstheme="minorBidi"/>
+                <w:noProof/>
+                <w:kern w:val="2"/>
+                <w:sz w:val="24"/>
+                <w:szCs w:val="24"/>
+                <w:lang w:eastAsia="hu-HU"/>
+                <w14:ligatures w14:val="standardContextual"/>
+              </w:rPr>
+              <w:tab/>
+            </w:r>
+            <w:r>
+              <w:rPr>
+                <w:rStyle w:val="Hiperhivatkozs"/>
+                <w:bCs/>
+                <w:noProof/>
+              </w:rPr>
+              <w:t>poll_option (Szavazási lehetőségek)</w:t>
+            </w:r>
+            <w:r>
+              <w:rPr>
+                <w:noProof/>
+                <w:webHidden/>
+              </w:rPr>
+              <w:tab/>
+            </w:r>
+            <w:r>
+              <w:rPr>
+                <w:noProof/>
+                <w:webHidden/>
+              </w:rPr>
+              <w:fldChar w:fldCharType="begin"/>
+            </w:r>
+            <w:r>
+              <w:rPr>
+                <w:noProof/>
+                <w:webHidden/>
+              </w:rPr>
+              <w:instrText xml:space="preserve"> PAGEREF _Toc225455109 \h </w:instrText>
+            </w:r>
+            <w:r>
+              <w:rPr>
+                <w:noProof/>
+                <w:webHidden/>
+              </w:rPr>
+            </w:r>
+            <w:r>
+              <w:rPr>
+                <w:noProof/>
+                <w:webHidden/>
+              </w:rPr>
+              <w:fldChar w:fldCharType="separate"/>
+            </w:r>
+            <w:r>
+              <w:rPr>
+                <w:noProof/>
+                <w:webHidden/>
+              </w:rPr>
+              <w:t>29</w:t>
+            </w:r>
+            <w:r>
+              <w:rPr>
+                <w:noProof/>
+                <w:webHidden/>
+              </w:rPr>
+              <w:fldChar w:fldCharType="end"/>
+            </w:r>
+          </w:hyperlink>
+        </w:p>
+        <w:p>
+          <w:pPr>
+            <w:pStyle w:val="TJ2"/>
+            <w:tabs>
+              <w:tab w:val="left" w:pos="1440"/>
+              <w:tab w:val="right" w:leader="dot" w:pos="9344"/>
+            </w:tabs>
+            <w:rPr>
+              <w:rFonts w:asciiTheme="minorHAnsi" w:eastAsiaTheme="minorEastAsia" w:hAnsiTheme="minorHAnsi" w:cstheme="minorBidi"/>
+              <w:noProof/>
+              <w:kern w:val="2"/>
+              <w:sz w:val="24"/>
+              <w:szCs w:val="24"/>
+              <w:lang w:eastAsia="hu-HU"/>
+              <w14:ligatures w14:val="standardContextual"/>
+            </w:rPr>
+          </w:pPr>
+          <w:hyperlink w:anchor="_Toc225455110" w:history="1">
+            <w:r>
+              <w:rPr>
+                <w:rStyle w:val="Hiperhivatkozs"/>
+                <w:bCs/>
+                <w:noProof/>
+              </w:rPr>
+              <w:t>7.14.</w:t>
+            </w:r>
+            <w:r>
+              <w:rPr>
+                <w:rFonts w:asciiTheme="minorHAnsi" w:eastAsiaTheme="minorEastAsia" w:hAnsiTheme="minorHAnsi" w:cstheme="minorBidi"/>
+                <w:noProof/>
+                <w:kern w:val="2"/>
+                <w:sz w:val="24"/>
+                <w:szCs w:val="24"/>
+                <w:lang w:eastAsia="hu-HU"/>
+                <w14:ligatures w14:val="standardContextual"/>
+              </w:rPr>
+              <w:tab/>
+            </w:r>
+            <w:r>
+              <w:rPr>
+                <w:rStyle w:val="Hiperhivatkozs"/>
+                <w:bCs/>
+                <w:noProof/>
+              </w:rPr>
+              <w:t>poll_answer (Szavazatok)</w:t>
+            </w:r>
+            <w:r>
+              <w:rPr>
+                <w:noProof/>
+                <w:webHidden/>
+              </w:rPr>
+              <w:tab/>
+            </w:r>
+            <w:r>
+              <w:rPr>
+                <w:noProof/>
+                <w:webHidden/>
+              </w:rPr>
+              <w:fldChar w:fldCharType="begin"/>
+            </w:r>
+            <w:r>
+              <w:rPr>
+                <w:noProof/>
+                <w:webHidden/>
+              </w:rPr>
+              <w:instrText xml:space="preserve"> PAGEREF _Toc225455110 \h </w:instrText>
+            </w:r>
+            <w:r>
+              <w:rPr>
+                <w:noProof/>
+                <w:webHidden/>
+              </w:rPr>
+            </w:r>
+            <w:r>
+              <w:rPr>
+                <w:noProof/>
+                <w:webHidden/>
+              </w:rPr>
+              <w:fldChar w:fldCharType="separate"/>
+            </w:r>
+            <w:r>
+              <w:rPr>
+                <w:noProof/>
+                <w:webHidden/>
+              </w:rPr>
+              <w:t>29</w:t>
+            </w:r>
+            <w:r>
+              <w:rPr>
+                <w:noProof/>
+                <w:webHidden/>
+              </w:rPr>
+              <w:fldChar w:fldCharType="end"/>
+            </w:r>
+          </w:hyperlink>
+        </w:p>
+        <w:p>
+          <w:pPr>
+            <w:pStyle w:val="TJ2"/>
+            <w:tabs>
+              <w:tab w:val="left" w:pos="1440"/>
+              <w:tab w:val="right" w:leader="dot" w:pos="9344"/>
+            </w:tabs>
+            <w:rPr>
+              <w:rFonts w:asciiTheme="minorHAnsi" w:eastAsiaTheme="minorEastAsia" w:hAnsiTheme="minorHAnsi" w:cstheme="minorBidi"/>
+              <w:noProof/>
+              <w:kern w:val="2"/>
+              <w:sz w:val="24"/>
+              <w:szCs w:val="24"/>
+              <w:lang w:eastAsia="hu-HU"/>
+              <w14:ligatures w14:val="standardContextual"/>
+            </w:rPr>
+          </w:pPr>
+          <w:hyperlink w:anchor="_Toc225455111" w:history="1">
+            <w:r>
+              <w:rPr>
+                <w:rStyle w:val="Hiperhivatkozs"/>
+                <w:bCs/>
+                <w:noProof/>
+              </w:rPr>
+              <w:t>7.15.</w:t>
+            </w:r>
+            <w:r>
+              <w:rPr>
+                <w:rFonts w:asciiTheme="minorHAnsi" w:eastAsiaTheme="minorEastAsia" w:hAnsiTheme="minorHAnsi" w:cstheme="minorBidi"/>
+                <w:noProof/>
+                <w:kern w:val="2"/>
+                <w:sz w:val="24"/>
+                <w:szCs w:val="24"/>
+                <w:lang w:eastAsia="hu-HU"/>
+                <w14:ligatures w14:val="standardContextual"/>
+              </w:rPr>
+              <w:tab/>
+            </w:r>
+            <w:r>
+              <w:rPr>
+                <w:rStyle w:val="Hiperhivatkozs"/>
+                <w:bCs/>
+                <w:noProof/>
+              </w:rPr>
+              <w:t>region (Megyék)</w:t>
+            </w:r>
+            <w:r>
+              <w:rPr>
+                <w:noProof/>
+                <w:webHidden/>
+              </w:rPr>
+              <w:tab/>
+            </w:r>
+            <w:r>
+              <w:rPr>
+                <w:noProof/>
+                <w:webHidden/>
+              </w:rPr>
+              <w:fldChar w:fldCharType="begin"/>
+            </w:r>
+            <w:r>
+              <w:rPr>
+                <w:noProof/>
+                <w:webHidden/>
+              </w:rPr>
+              <w:instrText xml:space="preserve"> PAGEREF _Toc225455111 \h </w:instrText>
+            </w:r>
+            <w:r>
+              <w:rPr>
+                <w:noProof/>
+                <w:webHidden/>
+              </w:rPr>
+            </w:r>
+            <w:r>
+              <w:rPr>
+                <w:noProof/>
+                <w:webHidden/>
+              </w:rPr>
+              <w:fldChar w:fldCharType="separate"/>
+            </w:r>
+            <w:r>
+              <w:rPr>
+                <w:noProof/>
+                <w:webHidden/>
+              </w:rPr>
+              <w:t>29</w:t>
+            </w:r>
+            <w:r>
+              <w:rPr>
+                <w:noProof/>
+                <w:webHidden/>
+              </w:rPr>
+              <w:fldChar w:fldCharType="end"/>
+            </w:r>
+          </w:hyperlink>
+        </w:p>
+        <w:p>
+          <w:pPr>
+            <w:pStyle w:val="TJ2"/>
+            <w:tabs>
+              <w:tab w:val="left" w:pos="1440"/>
+              <w:tab w:val="right" w:leader="dot" w:pos="9344"/>
+            </w:tabs>
+            <w:rPr>
+              <w:rFonts w:asciiTheme="minorHAnsi" w:eastAsiaTheme="minorEastAsia" w:hAnsiTheme="minorHAnsi" w:cstheme="minorBidi"/>
+              <w:noProof/>
+              <w:kern w:val="2"/>
+              <w:sz w:val="24"/>
+              <w:szCs w:val="24"/>
+              <w:lang w:eastAsia="hu-HU"/>
+              <w14:ligatures w14:val="standardContextual"/>
+            </w:rPr>
+          </w:pPr>
+          <w:hyperlink w:anchor="_Toc225455112" w:history="1">
+            <w:r>
+              <w:rPr>
+                <w:rStyle w:val="Hiperhivatkozs"/>
+                <w:noProof/>
+              </w:rPr>
+              <w:t>7.16.</w:t>
+            </w:r>
+            <w:r>
+              <w:rPr>
+                <w:rFonts w:asciiTheme="minorHAnsi" w:eastAsiaTheme="minorEastAsia" w:hAnsiTheme="minorHAnsi" w:cstheme="minorBidi"/>
+                <w:noProof/>
+                <w:kern w:val="2"/>
+                <w:sz w:val="24"/>
+                <w:szCs w:val="24"/>
+                <w:lang w:eastAsia="hu-HU"/>
+                <w14:ligatures w14:val="standardContextual"/>
+              </w:rPr>
+              <w:tab/>
+            </w:r>
+            <w:r>
+              <w:rPr>
+                <w:rStyle w:val="Hiperhivatkozs"/>
+                <w:noProof/>
+              </w:rPr>
+              <w:t>inner_region (Járások)</w:t>
+            </w:r>
+            <w:r>
+              <w:rPr>
+                <w:noProof/>
+                <w:webHidden/>
+              </w:rPr>
+              <w:tab/>
+            </w:r>
+            <w:r>
+              <w:rPr>
+                <w:noProof/>
+                <w:webHidden/>
+              </w:rPr>
+              <w:fldChar w:fldCharType="begin"/>
+            </w:r>
+            <w:r>
+              <w:rPr>
+                <w:noProof/>
+                <w:webHidden/>
+              </w:rPr>
+              <w:instrText xml:space="preserve"> PAGEREF _Toc225455112 \h </w:instrText>
+            </w:r>
+            <w:r>
+              <w:rPr>
+                <w:noProof/>
+                <w:webHidden/>
+              </w:rPr>
+            </w:r>
+            <w:r>
+              <w:rPr>
+                <w:noProof/>
+                <w:webHidden/>
+              </w:rPr>
+              <w:fldChar w:fldCharType="separate"/>
+            </w:r>
+            <w:r>
+              <w:rPr>
+                <w:noProof/>
+                <w:webHidden/>
+              </w:rPr>
+              <w:t>30</w:t>
+            </w:r>
+            <w:r>
+              <w:rPr>
+                <w:noProof/>
+                <w:webHidden/>
+              </w:rPr>
+              <w:fldChar w:fldCharType="end"/>
+            </w:r>
+          </w:hyperlink>
+        </w:p>
+        <w:p>
+          <w:pPr>
+            <w:pStyle w:val="TJ2"/>
+            <w:tabs>
+              <w:tab w:val="left" w:pos="1440"/>
+              <w:tab w:val="right" w:leader="dot" w:pos="9344"/>
+            </w:tabs>
+            <w:rPr>
+              <w:rFonts w:asciiTheme="minorHAnsi" w:eastAsiaTheme="minorEastAsia" w:hAnsiTheme="minorHAnsi" w:cstheme="minorBidi"/>
+              <w:noProof/>
+              <w:kern w:val="2"/>
+              <w:sz w:val="24"/>
+              <w:szCs w:val="24"/>
+              <w:lang w:eastAsia="hu-HU"/>
+              <w14:ligatures w14:val="standardContextual"/>
+            </w:rPr>
+          </w:pPr>
+          <w:hyperlink w:anchor="_Toc225455113" w:history="1">
+            <w:r>
+              <w:rPr>
+                <w:rStyle w:val="Hiperhivatkozs"/>
+                <w:noProof/>
+              </w:rPr>
+              <w:t>7.17.</w:t>
+            </w:r>
+            <w:r>
+              <w:rPr>
+                <w:rFonts w:asciiTheme="minorHAnsi" w:eastAsiaTheme="minorEastAsia" w:hAnsiTheme="minorHAnsi" w:cstheme="minorBidi"/>
+                <w:noProof/>
+                <w:kern w:val="2"/>
+                <w:sz w:val="24"/>
+                <w:szCs w:val="24"/>
+                <w:lang w:eastAsia="hu-HU"/>
+                <w14:ligatures w14:val="standardContextual"/>
+              </w:rPr>
+              <w:tab/>
+            </w:r>
+            <w:r>
+              <w:rPr>
+                <w:rStyle w:val="Hiperhivatkozs"/>
+                <w:noProof/>
+              </w:rPr>
+              <w:t>settlement (Települések)</w:t>
+            </w:r>
+            <w:r>
+              <w:rPr>
+                <w:noProof/>
+                <w:webHidden/>
+              </w:rPr>
+              <w:tab/>
+            </w:r>
+            <w:r>
+              <w:rPr>
+                <w:noProof/>
+                <w:webHidden/>
+              </w:rPr>
+              <w:fldChar w:fldCharType="begin"/>
+            </w:r>
+            <w:r>
+              <w:rPr>
+                <w:noProof/>
+                <w:webHidden/>
+              </w:rPr>
+              <w:instrText xml:space="preserve"> PAGEREF _Toc225455113 \h </w:instrText>
+            </w:r>
+            <w:r>
+              <w:rPr>
+                <w:noProof/>
+                <w:webHidden/>
+              </w:rPr>
+            </w:r>
+            <w:r>
+              <w:rPr>
+                <w:noProof/>
+                <w:webHidden/>
+              </w:rPr>
+              <w:fldChar w:fldCharType="separate"/>
+            </w:r>
+            <w:r>
+              <w:rPr>
+                <w:noProof/>
+                <w:webHidden/>
+              </w:rPr>
+              <w:t>30</w:t>
+            </w:r>
+            <w:r>
+              <w:rPr>
+                <w:noProof/>
+                <w:webHidden/>
+              </w:rPr>
+              <w:fldChar w:fldCharType="end"/>
+            </w:r>
+          </w:hyperlink>
+        </w:p>
+        <w:p>
+          <w:pPr>
+            <w:pStyle w:val="TJ1"/>
+            <w:rPr>
+              <w:rFonts w:asciiTheme="minorHAnsi" w:eastAsiaTheme="minorEastAsia" w:hAnsiTheme="minorHAnsi" w:cstheme="minorBidi"/>
+              <w:noProof/>
+              <w:kern w:val="2"/>
+              <w:sz w:val="24"/>
+              <w:szCs w:val="24"/>
+              <w:lang w:eastAsia="hu-HU"/>
+              <w14:ligatures w14:val="standardContextual"/>
+            </w:rPr>
+          </w:pPr>
+          <w:hyperlink w:anchor="_Toc225455114" w:history="1">
+            <w:r>
+              <w:rPr>
+                <w:rStyle w:val="Hiperhivatkozs"/>
+                <w:noProof/>
+              </w:rPr>
+              <w:t>8</w:t>
+            </w:r>
+            <w:r>
+              <w:rPr>
+                <w:rFonts w:asciiTheme="minorHAnsi" w:eastAsiaTheme="minorEastAsia" w:hAnsiTheme="minorHAnsi" w:cstheme="minorBidi"/>
+                <w:noProof/>
+                <w:kern w:val="2"/>
+                <w:sz w:val="24"/>
+                <w:szCs w:val="24"/>
+                <w:lang w:eastAsia="hu-HU"/>
+                <w14:ligatures w14:val="standardContextual"/>
+              </w:rPr>
+              <w:tab/>
+            </w:r>
+            <w:r>
+              <w:rPr>
+                <w:rStyle w:val="Hiperhivatkozs"/>
+                <w:noProof/>
+              </w:rPr>
+              <w:t>Tesztesetek</w:t>
+            </w:r>
+            <w:r>
+              <w:rPr>
+                <w:noProof/>
+                <w:webHidden/>
+              </w:rPr>
+              <w:tab/>
+            </w:r>
+            <w:r>
+              <w:rPr>
+                <w:noProof/>
+                <w:webHidden/>
+              </w:rPr>
+              <w:fldChar w:fldCharType="begin"/>
+            </w:r>
+            <w:r>
+              <w:rPr>
+                <w:noProof/>
+                <w:webHidden/>
+              </w:rPr>
+              <w:instrText xml:space="preserve"> PAGEREF _Toc225455114 \h </w:instrText>
+            </w:r>
+            <w:r>
+              <w:rPr>
+                <w:noProof/>
+                <w:webHidden/>
+              </w:rPr>
+            </w:r>
+            <w:r>
+              <w:rPr>
+                <w:noProof/>
+                <w:webHidden/>
+              </w:rPr>
+              <w:fldChar w:fldCharType="separate"/>
+            </w:r>
+            <w:r>
+              <w:rPr>
+                <w:noProof/>
+                <w:webHidden/>
+              </w:rPr>
+              <w:t>31</w:t>
+            </w:r>
+            <w:r>
+              <w:rPr>
+                <w:noProof/>
+                <w:webHidden/>
+              </w:rPr>
+              <w:fldChar w:fldCharType="end"/>
+            </w:r>
+          </w:hyperlink>
+        </w:p>
+        <w:p>
+          <w:pPr>
+            <w:pStyle w:val="TJ2"/>
+            <w:tabs>
+              <w:tab w:val="left" w:pos="1200"/>
+              <w:tab w:val="right" w:leader="dot" w:pos="9344"/>
+            </w:tabs>
+            <w:rPr>
+              <w:rFonts w:asciiTheme="minorHAnsi" w:eastAsiaTheme="minorEastAsia" w:hAnsiTheme="minorHAnsi" w:cstheme="minorBidi"/>
+              <w:noProof/>
+              <w:kern w:val="2"/>
+              <w:sz w:val="24"/>
+              <w:szCs w:val="24"/>
+              <w:lang w:eastAsia="hu-HU"/>
+              <w14:ligatures w14:val="standardContextual"/>
+            </w:rPr>
+          </w:pPr>
+          <w:hyperlink w:anchor="_Toc225455115" w:history="1">
+            <w:r>
+              <w:rPr>
+                <w:rStyle w:val="Hiperhivatkozs"/>
+                <w:noProof/>
+              </w:rPr>
+              <w:t>8.1.</w:t>
+            </w:r>
+            <w:r>
+              <w:rPr>
+                <w:rFonts w:asciiTheme="minorHAnsi" w:eastAsiaTheme="minorEastAsia" w:hAnsiTheme="minorHAnsi" w:cstheme="minorBidi"/>
+                <w:noProof/>
+                <w:kern w:val="2"/>
+                <w:sz w:val="24"/>
+                <w:szCs w:val="24"/>
+                <w:lang w:eastAsia="hu-HU"/>
+                <w14:ligatures w14:val="standardContextual"/>
+              </w:rPr>
+              <w:tab/>
+            </w:r>
+            <w:r>
+              <w:rPr>
+                <w:rStyle w:val="Hiperhivatkozs"/>
+                <w:noProof/>
+              </w:rPr>
               <w:t>Frontend tesztelés</w:t>
             </w:r>
             <w:r>
@@ -4629,7 +6345,7 @@
                 <w:noProof/>
                 <w:webHidden/>
               </w:rPr>
-              <w:instrText xml:space="preserve"> PAGEREF _Toc225343175 \h </w:instrText>
+              <w:instrText xml:space="preserve"> PAGEREF _Toc225455115 \h </w:instrText>
             </w:r>
             <w:r>
               <w:rPr>
@@ -4649,7 +6365,7 @@
                 <w:noProof/>
                 <w:webHidden/>
               </w:rPr>
-              <w:t>25</w:t>
+              <w:t>31</w:t>
             </w:r>
             <w:r>
               <w:rPr>
@@ -4677,13 +6393,13 @@
               <w14:ligatures w14:val="standardContextual"/>
             </w:rPr>
           </w:pPr>
-          <w:hyperlink w:anchor="_Toc225343176" w:history="1">
+          <w:hyperlink w:anchor="_Toc225455116" w:history="1">
             <w:r>
               <w:rPr>
                 <w:rStyle w:val="Hiperhivatkozs"/>
                 <w:noProof/>
               </w:rPr>
-              <w:t>7.1.1.</w:t>
+              <w:t>8.1.1.</w:t>
             </w:r>
             <w:r>
               <w:rPr>
@@ -4723,7 +6439,7 @@
                 <w:noProof/>
                 <w:webHidden/>
               </w:rPr>
-              <w:instrText xml:space="preserve"> PAGEREF _Toc225343176 \h </w:instrText>
+              <w:instrText xml:space="preserve"> PAGEREF _Toc225455116 \h </w:instrText>
             </w:r>
             <w:r>
               <w:rPr>
@@ -4743,7 +6459,7 @@
                 <w:noProof/>
                 <w:webHidden/>
               </w:rPr>
-              <w:t>25</w:t>
+              <w:t>31</w:t>
             </w:r>
             <w:r>
               <w:rPr>
@@ -4771,13 +6487,13 @@
               <w14:ligatures w14:val="standardContextual"/>
             </w:rPr>
           </w:pPr>
-          <w:hyperlink w:anchor="_Toc225343177" w:history="1">
+          <w:hyperlink w:anchor="_Toc225455117" w:history="1">
             <w:r>
               <w:rPr>
                 <w:rStyle w:val="Hiperhivatkozs"/>
                 <w:noProof/>
               </w:rPr>
-              <w:t>7.1.2.</w:t>
+              <w:t>8.1.2.</w:t>
             </w:r>
             <w:r>
               <w:rPr>
@@ -4817,7 +6533,7 @@
                 <w:noProof/>
                 <w:webHidden/>
               </w:rPr>
-              <w:instrText xml:space="preserve"> PAGEREF _Toc225343177 \h </w:instrText>
+              <w:instrText xml:space="preserve"> PAGEREF _Toc225455117 \h </w:instrText>
             </w:r>
             <w:r>
               <w:rPr>
@@ -4837,7 +6553,7 @@
                 <w:noProof/>
                 <w:webHidden/>
               </w:rPr>
-              <w:t>26</w:t>
+              <w:t>32</w:t>
             </w:r>
             <w:r>
               <w:rPr>
@@ -4865,13 +6581,13 @@
               <w14:ligatures w14:val="standardContextual"/>
             </w:rPr>
           </w:pPr>
-          <w:hyperlink w:anchor="_Toc225343178" w:history="1">
+          <w:hyperlink w:anchor="_Toc225455118" w:history="1">
             <w:r>
               <w:rPr>
                 <w:rStyle w:val="Hiperhivatkozs"/>
                 <w:noProof/>
               </w:rPr>
-              <w:t>7.1.3.</w:t>
+              <w:t>8.1.3.</w:t>
             </w:r>
             <w:r>
               <w:rPr>
@@ -4911,7 +6627,7 @@
                 <w:noProof/>
                 <w:webHidden/>
               </w:rPr>
-              <w:instrText xml:space="preserve"> PAGEREF _Toc225343178 \h </w:instrText>
+              <w:instrText xml:space="preserve"> PAGEREF _Toc225455118 \h </w:instrText>
             </w:r>
             <w:r>
               <w:rPr>
@@ -4931,7 +6647,7 @@
                 <w:noProof/>
                 <w:webHidden/>
               </w:rPr>
-              <w:t>27</w:t>
+              <w:t>33</w:t>
             </w:r>
             <w:r>
               <w:rPr>
@@ -4959,13 +6675,13 @@
               <w14:ligatures w14:val="standardContextual"/>
             </w:rPr>
           </w:pPr>
-          <w:hyperlink w:anchor="_Toc225343179" w:history="1">
+          <w:hyperlink w:anchor="_Toc225455119" w:history="1">
             <w:r>
               <w:rPr>
                 <w:rStyle w:val="Hiperhivatkozs"/>
                 <w:noProof/>
               </w:rPr>
-              <w:t>7.1.4.</w:t>
+              <w:t>8.1.4.</w:t>
             </w:r>
             <w:r>
               <w:rPr>
@@ -5005,7 +6721,7 @@
                 <w:noProof/>
                 <w:webHidden/>
               </w:rPr>
-              <w:instrText xml:space="preserve"> PAGEREF _Toc225343179 \h </w:instrText>
+              <w:instrText xml:space="preserve"> PAGEREF _Toc225455119 \h </w:instrText>
             </w:r>
             <w:r>
               <w:rPr>
@@ -5025,7 +6741,7 @@
                 <w:noProof/>
                 <w:webHidden/>
               </w:rPr>
-              <w:t>28</w:t>
+              <w:t>34</w:t>
             </w:r>
             <w:r>
               <w:rPr>
@@ -5053,14 +6769,14 @@
               <w14:ligatures w14:val="standardContextual"/>
             </w:rPr>
           </w:pPr>
-          <w:hyperlink w:anchor="_Toc225343180" w:history="1">
+          <w:hyperlink w:anchor="_Toc225455120" w:history="1">
             <w:r>
               <w:rPr>
                 <w:rStyle w:val="Hiperhivatkozs"/>
                 <w:noProof/>
                 <w:lang w:eastAsia="hu-HU"/>
               </w:rPr>
-              <w:t>7.1.5.</w:t>
+              <w:t>8.1.5.</w:t>
             </w:r>
             <w:r>
               <w:rPr>
@@ -5101,7 +6817,7 @@
                 <w:noProof/>
                 <w:webHidden/>
               </w:rPr>
-              <w:instrText xml:space="preserve"> PAGEREF _Toc225343180 \h </w:instrText>
+              <w:instrText xml:space="preserve"> PAGEREF _Toc225455120 \h </w:instrText>
             </w:r>
             <w:r>
               <w:rPr>
@@ -5121,7 +6837,7 @@
                 <w:noProof/>
                 <w:webHidden/>
               </w:rPr>
-              <w:t>29</w:t>
+              <w:t>35</w:t>
             </w:r>
             <w:r>
               <w:rPr>
@@ -5149,14 +6865,14 @@
               <w14:ligatures w14:val="standardContextual"/>
             </w:rPr>
           </w:pPr>
-          <w:hyperlink w:anchor="_Toc225343181" w:history="1">
+          <w:hyperlink w:anchor="_Toc225455121" w:history="1">
             <w:r>
               <w:rPr>
                 <w:rStyle w:val="Hiperhivatkozs"/>
                 <w:noProof/>
                 <w:lang w:eastAsia="hu-HU"/>
               </w:rPr>
-              <w:t>7.1.6.</w:t>
+              <w:t>8.1.6.</w:t>
             </w:r>
             <w:r>
               <w:rPr>
@@ -5197,7 +6913,7 @@
                 <w:noProof/>
                 <w:webHidden/>
               </w:rPr>
-              <w:instrText xml:space="preserve"> PAGEREF _Toc225343181 \h </w:instrText>
+              <w:instrText xml:space="preserve"> PAGEREF _Toc225455121 \h </w:instrText>
             </w:r>
             <w:r>
               <w:rPr>
@@ -5217,7 +6933,7 @@
                 <w:noProof/>
                 <w:webHidden/>
               </w:rPr>
-              <w:t>30</w:t>
+              <w:t>36</w:t>
             </w:r>
             <w:r>
               <w:rPr>
@@ -5245,14 +6961,14 @@
               <w14:ligatures w14:val="standardContextual"/>
             </w:rPr>
           </w:pPr>
-          <w:hyperlink w:anchor="_Toc225343182" w:history="1">
+          <w:hyperlink w:anchor="_Toc225455122" w:history="1">
             <w:r>
               <w:rPr>
                 <w:rStyle w:val="Hiperhivatkozs"/>
                 <w:noProof/>
                 <w:lang w:eastAsia="hu-HU"/>
               </w:rPr>
-              <w:t>7.1.7.</w:t>
+              <w:t>8.1.7.</w:t>
             </w:r>
             <w:r>
               <w:rPr>
@@ -5293,7 +7009,7 @@
                 <w:noProof/>
                 <w:webHidden/>
               </w:rPr>
-              <w:instrText xml:space="preserve"> PAGEREF _Toc225343182 \h </w:instrText>
+              <w:instrText xml:space="preserve"> PAGEREF _Toc225455122 \h </w:instrText>
             </w:r>
             <w:r>
               <w:rPr>
@@ -5313,7 +7029,7 @@
                 <w:noProof/>
                 <w:webHidden/>
               </w:rPr>
-              <w:t>31</w:t>
+              <w:t>37</w:t>
             </w:r>
             <w:r>
               <w:rPr>
@@ -5341,14 +7057,14 @@
               <w14:ligatures w14:val="standardContextual"/>
             </w:rPr>
           </w:pPr>
-          <w:hyperlink w:anchor="_Toc225343183" w:history="1">
+          <w:hyperlink w:anchor="_Toc225455123" w:history="1">
             <w:r>
               <w:rPr>
                 <w:rStyle w:val="Hiperhivatkozs"/>
                 <w:noProof/>
                 <w:lang w:eastAsia="hu-HU"/>
               </w:rPr>
-              <w:t>7.1.8.</w:t>
+              <w:t>8.1.8.</w:t>
             </w:r>
             <w:r>
               <w:rPr>
@@ -5389,7 +7105,7 @@
                 <w:noProof/>
                 <w:webHidden/>
               </w:rPr>
-              <w:instrText xml:space="preserve"> PAGEREF _Toc225343183 \h </w:instrText>
+              <w:instrText xml:space="preserve"> PAGEREF _Toc225455123 \h </w:instrText>
             </w:r>
             <w:r>
               <w:rPr>
@@ -5409,7 +7125,7 @@
                 <w:noProof/>
                 <w:webHidden/>
               </w:rPr>
-              <w:t>32</w:t>
+              <w:t>38</w:t>
             </w:r>
             <w:r>
               <w:rPr>
@@ -5437,14 +7153,14 @@
               <w14:ligatures w14:val="standardContextual"/>
             </w:rPr>
           </w:pPr>
-          <w:hyperlink w:anchor="_Toc225343184" w:history="1">
+          <w:hyperlink w:anchor="_Toc225455124" w:history="1">
             <w:r>
               <w:rPr>
                 <w:rStyle w:val="Hiperhivatkozs"/>
                 <w:noProof/>
                 <w:lang w:eastAsia="hu-HU"/>
               </w:rPr>
-              <w:t>7.1.9.</w:t>
+              <w:t>8.1.9.</w:t>
             </w:r>
             <w:r>
               <w:rPr>
@@ -5485,7 +7201,7 @@
                 <w:noProof/>
                 <w:webHidden/>
               </w:rPr>
-              <w:instrText xml:space="preserve"> PAGEREF _Toc225343184 \h </w:instrText>
+              <w:instrText xml:space="preserve"> PAGEREF _Toc225455124 \h </w:instrText>
             </w:r>
             <w:r>
               <w:rPr>
@@ -5505,7 +7221,7 @@
                 <w:noProof/>
                 <w:webHidden/>
               </w:rPr>
-              <w:t>33</w:t>
+              <w:t>39</w:t>
             </w:r>
             <w:r>
               <w:rPr>
@@ -5533,14 +7249,14 @@
               <w14:ligatures w14:val="standardContextual"/>
             </w:rPr>
           </w:pPr>
-          <w:hyperlink w:anchor="_Toc225343185" w:history="1">
+          <w:hyperlink w:anchor="_Toc225455125" w:history="1">
             <w:r>
               <w:rPr>
                 <w:rStyle w:val="Hiperhivatkozs"/>
                 <w:noProof/>
                 <w:lang w:eastAsia="hu-HU"/>
               </w:rPr>
-              <w:t>7.1.10.</w:t>
+              <w:t>8.1.10.</w:t>
             </w:r>
             <w:r>
               <w:rPr>
@@ -5581,7 +7297,7 @@
                 <w:noProof/>
                 <w:webHidden/>
               </w:rPr>
-              <w:instrText xml:space="preserve"> PAGEREF _Toc225343185 \h </w:instrText>
+              <w:instrText xml:space="preserve"> PAGEREF _Toc225455125 \h </w:instrText>
             </w:r>
             <w:r>
               <w:rPr>
@@ -5601,7 +7317,7 @@
                 <w:noProof/>
                 <w:webHidden/>
               </w:rPr>
-              <w:t>34</w:t>
+              <w:t>40</w:t>
             </w:r>
             <w:r>
               <w:rPr>
@@ -5629,13 +7345,13 @@
               <w14:ligatures w14:val="standardContextual"/>
             </w:rPr>
           </w:pPr>
-          <w:hyperlink w:anchor="_Toc225343186" w:history="1">
+          <w:hyperlink w:anchor="_Toc225455126" w:history="1">
             <w:r>
               <w:rPr>
                 <w:rStyle w:val="Hiperhivatkozs"/>
                 <w:noProof/>
               </w:rPr>
-              <w:t>7.1.11.</w:t>
+              <w:t>8.1.11.</w:t>
             </w:r>
             <w:r>
               <w:rPr>
@@ -5675,7 +7391,7 @@
                 <w:noProof/>
                 <w:webHidden/>
               </w:rPr>
-              <w:instrText xml:space="preserve"> PAGEREF _Toc225343186 \h </w:instrText>
+              <w:instrText xml:space="preserve"> PAGEREF _Toc225455126 \h </w:instrText>
             </w:r>
             <w:r>
               <w:rPr>
@@ -5695,7 +7411,7 @@
                 <w:noProof/>
                 <w:webHidden/>
               </w:rPr>
-              <w:t>35</w:t>
+              <w:t>41</w:t>
             </w:r>
             <w:r>
               <w:rPr>
@@ -5723,13 +7439,13 @@
               <w14:ligatures w14:val="standardContextual"/>
             </w:rPr>
           </w:pPr>
-          <w:hyperlink w:anchor="_Toc225343187" w:history="1">
+          <w:hyperlink w:anchor="_Toc225455127" w:history="1">
             <w:r>
               <w:rPr>
                 <w:rStyle w:val="Hiperhivatkozs"/>
                 <w:noProof/>
               </w:rPr>
-              <w:t>7.1.12.</w:t>
+              <w:t>8.1.12.</w:t>
             </w:r>
             <w:r>
               <w:rPr>
@@ -5769,7 +7485,7 @@
                 <w:noProof/>
                 <w:webHidden/>
               </w:rPr>
-              <w:instrText xml:space="preserve"> PAGEREF _Toc225343187 \h </w:instrText>
+              <w:instrText xml:space="preserve"> PAGEREF _Toc225455127 \h </w:instrText>
             </w:r>
             <w:r>
               <w:rPr>
@@ -5789,7 +7505,7 @@
                 <w:noProof/>
                 <w:webHidden/>
               </w:rPr>
-              <w:t>36</w:t>
+              <w:t>42</w:t>
             </w:r>
             <w:r>
               <w:rPr>
@@ -5817,14 +7533,14 @@
               <w14:ligatures w14:val="standardContextual"/>
             </w:rPr>
           </w:pPr>
-          <w:hyperlink w:anchor="_Toc225343188" w:history="1">
+          <w:hyperlink w:anchor="_Toc225455128" w:history="1">
             <w:r>
               <w:rPr>
                 <w:rStyle w:val="Hiperhivatkozs"/>
                 <w:noProof/>
                 <w:lang w:eastAsia="hu-HU"/>
               </w:rPr>
-              <w:t>7.2.</w:t>
+              <w:t>8.2.</w:t>
             </w:r>
             <w:r>
               <w:rPr>
@@ -5865,7 +7581,7 @@
                 <w:noProof/>
                 <w:webHidden/>
               </w:rPr>
-              <w:instrText xml:space="preserve"> PAGEREF _Toc225343188 \h </w:instrText>
+              <w:instrText xml:space="preserve"> PAGEREF _Toc225455128 \h </w:instrText>
             </w:r>
             <w:r>
               <w:rPr>
@@ -5885,7 +7601,7 @@
                 <w:noProof/>
                 <w:webHidden/>
               </w:rPr>
-              <w:t>37</w:t>
+              <w:t>43</w:t>
             </w:r>
             <w:r>
               <w:rPr>
@@ -5913,14 +7629,14 @@
               <w14:ligatures w14:val="standardContextual"/>
             </w:rPr>
           </w:pPr>
-          <w:hyperlink w:anchor="_Toc225343189" w:history="1">
+          <w:hyperlink w:anchor="_Toc225455129" w:history="1">
             <w:r>
               <w:rPr>
                 <w:rStyle w:val="Hiperhivatkozs"/>
                 <w:noProof/>
                 <w:lang w:eastAsia="hu-HU"/>
               </w:rPr>
-              <w:t>7.2.1.</w:t>
+              <w:t>8.2.1.</w:t>
             </w:r>
             <w:r>
               <w:rPr>
@@ -5961,7 +7677,7 @@
                 <w:noProof/>
                 <w:webHidden/>
               </w:rPr>
-              <w:instrText xml:space="preserve"> PAGEREF _Toc225343189 \h </w:instrText>
+              <w:instrText xml:space="preserve"> PAGEREF _Toc225455129 \h </w:instrText>
             </w:r>
             <w:r>
               <w:rPr>
@@ -5981,7 +7697,7 @@
                 <w:noProof/>
                 <w:webHidden/>
               </w:rPr>
-              <w:t>37</w:t>
+              <w:t>43</w:t>
             </w:r>
             <w:r>
               <w:rPr>
@@ -6009,14 +7725,14 @@
               <w14:ligatures w14:val="standardContextual"/>
             </w:rPr>
           </w:pPr>
-          <w:hyperlink w:anchor="_Toc225343190" w:history="1">
+          <w:hyperlink w:anchor="_Toc225455130" w:history="1">
             <w:r>
               <w:rPr>
                 <w:rStyle w:val="Hiperhivatkozs"/>
                 <w:noProof/>
                 <w:lang w:eastAsia="hu-HU"/>
               </w:rPr>
-              <w:t>7.2.2.</w:t>
+              <w:t>8.2.2.</w:t>
             </w:r>
             <w:r>
               <w:rPr>
@@ -6057,7 +7773,7 @@
                 <w:noProof/>
                 <w:webHidden/>
               </w:rPr>
-              <w:instrText xml:space="preserve"> PAGEREF _Toc225343190 \h </w:instrText>
+              <w:instrText xml:space="preserve"> PAGEREF _Toc225455130 \h </w:instrText>
             </w:r>
             <w:r>
               <w:rPr>
@@ -6077,7 +7793,7 @@
                 <w:noProof/>
                 <w:webHidden/>
               </w:rPr>
-              <w:t>38</w:t>
+              <w:t>44</w:t>
             </w:r>
             <w:r>
               <w:rPr>
@@ -6105,14 +7821,14 @@
               <w14:ligatures w14:val="standardContextual"/>
             </w:rPr>
           </w:pPr>
-          <w:hyperlink w:anchor="_Toc225343191" w:history="1">
+          <w:hyperlink w:anchor="_Toc225455131" w:history="1">
             <w:r>
               <w:rPr>
                 <w:rStyle w:val="Hiperhivatkozs"/>
                 <w:noProof/>
                 <w:lang w:eastAsia="hu-HU"/>
               </w:rPr>
-              <w:t>7.2.3.</w:t>
+              <w:t>8.2.3.</w:t>
             </w:r>
             <w:r>
               <w:rPr>
@@ -6153,7 +7869,7 @@
                 <w:noProof/>
                 <w:webHidden/>
               </w:rPr>
-              <w:instrText xml:space="preserve"> PAGEREF _Toc225343191 \h </w:instrText>
+              <w:instrText xml:space="preserve"> PAGEREF _Toc225455131 \h </w:instrText>
             </w:r>
             <w:r>
               <w:rPr>
@@ -6173,7 +7889,7 @@
                 <w:noProof/>
                 <w:webHidden/>
               </w:rPr>
-              <w:t>39</w:t>
+              <w:t>45</w:t>
             </w:r>
             <w:r>
               <w:rPr>
@@ -6201,14 +7917,14 @@
               <w14:ligatures w14:val="standardContextual"/>
             </w:rPr>
           </w:pPr>
-          <w:hyperlink w:anchor="_Toc225343192" w:history="1">
+          <w:hyperlink w:anchor="_Toc225455132" w:history="1">
             <w:r>
               <w:rPr>
                 <w:rStyle w:val="Hiperhivatkozs"/>
                 <w:noProof/>
                 <w:lang w:eastAsia="hu-HU"/>
               </w:rPr>
-              <w:t>7.2.4.</w:t>
+              <w:t>8.2.4.</w:t>
             </w:r>
             <w:r>
               <w:rPr>
@@ -6249,7 +7965,7 @@
                 <w:noProof/>
                 <w:webHidden/>
               </w:rPr>
-              <w:instrText xml:space="preserve"> PAGEREF _Toc225343192 \h </w:instrText>
+              <w:instrText xml:space="preserve"> PAGEREF _Toc225455132 \h </w:instrText>
             </w:r>
             <w:r>
               <w:rPr>
@@ -6269,7 +7985,7 @@
                 <w:noProof/>
                 <w:webHidden/>
               </w:rPr>
-              <w:t>40</w:t>
+              <w:t>46</w:t>
             </w:r>
             <w:r>
               <w:rPr>
@@ -6297,14 +8013,14 @@
               <w14:ligatures w14:val="standardContextual"/>
             </w:rPr>
           </w:pPr>
-          <w:hyperlink w:anchor="_Toc225343193" w:history="1">
+          <w:hyperlink w:anchor="_Toc225455133" w:history="1">
             <w:r>
               <w:rPr>
                 <w:rStyle w:val="Hiperhivatkozs"/>
                 <w:noProof/>
                 <w:lang w:eastAsia="hu-HU"/>
               </w:rPr>
-              <w:t>7.2.5.</w:t>
+              <w:t>8.2.5.</w:t>
             </w:r>
             <w:r>
               <w:rPr>
@@ -6345,7 +8061,7 @@
                 <w:noProof/>
                 <w:webHidden/>
               </w:rPr>
-              <w:instrText xml:space="preserve"> PAGEREF _Toc225343193 \h </w:instrText>
+              <w:instrText xml:space="preserve"> PAGEREF _Toc225455133 \h </w:instrText>
             </w:r>
             <w:r>
               <w:rPr>
@@ -6365,7 +8081,7 @@
                 <w:noProof/>
                 <w:webHidden/>
               </w:rPr>
-              <w:t>41</w:t>
+              <w:t>47</w:t>
             </w:r>
             <w:r>
               <w:rPr>
@@ -6393,14 +8109,14 @@
               <w14:ligatures w14:val="standardContextual"/>
             </w:rPr>
           </w:pPr>
-          <w:hyperlink w:anchor="_Toc225343194" w:history="1">
+          <w:hyperlink w:anchor="_Toc225455134" w:history="1">
             <w:r>
               <w:rPr>
                 <w:rStyle w:val="Hiperhivatkozs"/>
                 <w:noProof/>
                 <w:lang w:eastAsia="hu-HU"/>
               </w:rPr>
-              <w:t>7.2.6.</w:t>
+              <w:t>8.2.6.</w:t>
             </w:r>
             <w:r>
               <w:rPr>
@@ -6441,7 +8157,7 @@
                 <w:noProof/>
                 <w:webHidden/>
               </w:rPr>
-              <w:instrText xml:space="preserve"> PAGEREF _Toc225343194 \h </w:instrText>
+              <w:instrText xml:space="preserve"> PAGEREF _Toc225455134 \h </w:instrText>
             </w:r>
             <w:r>
               <w:rPr>
@@ -6461,7 +8177,7 @@
                 <w:noProof/>
                 <w:webHidden/>
               </w:rPr>
-              <w:t>42</w:t>
+              <w:t>48</w:t>
             </w:r>
             <w:r>
               <w:rPr>
@@ -6489,14 +8205,14 @@
               <w14:ligatures w14:val="standardContextual"/>
             </w:rPr>
           </w:pPr>
-          <w:hyperlink w:anchor="_Toc225343195" w:history="1">
+          <w:hyperlink w:anchor="_Toc225455135" w:history="1">
             <w:r>
               <w:rPr>
                 <w:rStyle w:val="Hiperhivatkozs"/>
                 <w:noProof/>
                 <w:lang w:eastAsia="hu-HU"/>
               </w:rPr>
-              <w:t>7.2.7.</w:t>
+              <w:t>8.2.7.</w:t>
             </w:r>
             <w:r>
               <w:rPr>
@@ -6537,7 +8253,7 @@
                 <w:noProof/>
                 <w:webHidden/>
               </w:rPr>
-              <w:instrText xml:space="preserve"> PAGEREF _Toc225343195 \h </w:instrText>
+              <w:instrText xml:space="preserve"> PAGEREF _Toc225455135 \h </w:instrText>
             </w:r>
             <w:r>
               <w:rPr>
@@ -6557,7 +8273,7 @@
                 <w:noProof/>
                 <w:webHidden/>
               </w:rPr>
-              <w:t>43</w:t>
+              <w:t>49</w:t>
             </w:r>
             <w:r>
               <w:rPr>
@@ -6585,14 +8301,14 @@
               <w14:ligatures w14:val="standardContextual"/>
             </w:rPr>
           </w:pPr>
-          <w:hyperlink w:anchor="_Toc225343196" w:history="1">
+          <w:hyperlink w:anchor="_Toc225455136" w:history="1">
             <w:r>
               <w:rPr>
                 <w:rStyle w:val="Hiperhivatkozs"/>
                 <w:noProof/>
                 <w:lang w:eastAsia="hu-HU"/>
               </w:rPr>
-              <w:t>7.2.8.</w:t>
+              <w:t>8.2.8.</w:t>
             </w:r>
             <w:r>
               <w:rPr>
@@ -6633,7 +8349,7 @@
                 <w:noProof/>
                 <w:webHidden/>
               </w:rPr>
-              <w:instrText xml:space="preserve"> PAGEREF _Toc225343196 \h </w:instrText>
+              <w:instrText xml:space="preserve"> PAGEREF _Toc225455136 \h </w:instrText>
             </w:r>
             <w:r>
               <w:rPr>
@@ -6653,7 +8369,7 @@
                 <w:noProof/>
                 <w:webHidden/>
               </w:rPr>
-              <w:t>44</w:t>
+              <w:t>50</w:t>
             </w:r>
             <w:r>
               <w:rPr>
@@ -6681,14 +8397,14 @@
               <w14:ligatures w14:val="standardContextual"/>
             </w:rPr>
           </w:pPr>
-          <w:hyperlink w:anchor="_Toc225343197" w:history="1">
+          <w:hyperlink w:anchor="_Toc225455137" w:history="1">
             <w:r>
               <w:rPr>
                 <w:rStyle w:val="Hiperhivatkozs"/>
                 <w:noProof/>
                 <w:lang w:eastAsia="hu-HU"/>
               </w:rPr>
-              <w:t>7.2.9.</w:t>
+              <w:t>8.2.9.</w:t>
             </w:r>
             <w:r>
               <w:rPr>
@@ -6729,7 +8445,7 @@
                 <w:noProof/>
                 <w:webHidden/>
               </w:rPr>
-              <w:instrText xml:space="preserve"> PAGEREF _Toc225343197 \h </w:instrText>
+              <w:instrText xml:space="preserve"> PAGEREF _Toc225455137 \h </w:instrText>
             </w:r>
             <w:r>
               <w:rPr>
@@ -6749,7 +8465,7 @@
                 <w:noProof/>
                 <w:webHidden/>
               </w:rPr>
-              <w:t>45</w:t>
+              <w:t>51</w:t>
             </w:r>
             <w:r>
               <w:rPr>
@@ -6777,14 +8493,14 @@
               <w14:ligatures w14:val="standardContextual"/>
             </w:rPr>
           </w:pPr>
-          <w:hyperlink w:anchor="_Toc225343198" w:history="1">
+          <w:hyperlink w:anchor="_Toc225455138" w:history="1">
             <w:r>
               <w:rPr>
                 <w:rStyle w:val="Hiperhivatkozs"/>
                 <w:noProof/>
                 <w:lang w:eastAsia="hu-HU"/>
               </w:rPr>
-              <w:t>7.2.10.</w:t>
+              <w:t>8.2.10.</w:t>
             </w:r>
             <w:r>
               <w:rPr>
@@ -6825,7 +8541,7 @@
                 <w:noProof/>
                 <w:webHidden/>
               </w:rPr>
-              <w:instrText xml:space="preserve"> PAGEREF _Toc225343198 \h </w:instrText>
+              <w:instrText xml:space="preserve"> PAGEREF _Toc225455138 \h </w:instrText>
             </w:r>
             <w:r>
               <w:rPr>
@@ -6845,7 +8561,7 @@
                 <w:noProof/>
                 <w:webHidden/>
               </w:rPr>
-              <w:t>46</w:t>
+              <w:t>52</w:t>
             </w:r>
             <w:r>
               <w:rPr>
@@ -6870,7 +8586,7 @@
       <w:pPr>
         <w:pStyle w:val="Cmsor1"/>
       </w:pPr>
-      <w:bookmarkStart w:id="0" w:name="_Toc225343128"/>
+      <w:bookmarkStart w:id="0" w:name="_Toc225455050"/>
       <w:r>
         <w:lastRenderedPageBreak/>
         <w:t>Bevezetés</w:t>
@@ -6881,7 +8597,7 @@
       <w:pPr>
         <w:pStyle w:val="Cmsor2"/>
       </w:pPr>
-      <w:bookmarkStart w:id="1" w:name="_Toc225343129"/>
+      <w:bookmarkStart w:id="1" w:name="_Toc225455051"/>
       <w:r>
         <w:rPr>
           <w:sz w:val="28"/>
@@ -6910,7 +8626,7 @@
       <w:pPr>
         <w:pStyle w:val="Cmsor2"/>
       </w:pPr>
-      <w:bookmarkStart w:id="2" w:name="_Toc225343130"/>
+      <w:bookmarkStart w:id="2" w:name="_Toc225455052"/>
       <w:r>
         <w:t>Témaválasztás indoklása</w:t>
       </w:r>
@@ -6960,7 +8676,7 @@
       <w:pPr>
         <w:pStyle w:val="Cmsor2"/>
       </w:pPr>
-      <w:bookmarkStart w:id="3" w:name="_Toc225343131"/>
+      <w:bookmarkStart w:id="3" w:name="_Toc225455053"/>
       <w:r>
         <w:t>Célkitűzés</w:t>
       </w:r>
@@ -7017,7 +8733,7 @@
       <w:pPr>
         <w:pStyle w:val="Cmsor2"/>
       </w:pPr>
-      <w:bookmarkStart w:id="4" w:name="_Toc225343132"/>
+      <w:bookmarkStart w:id="4" w:name="_Toc225455054"/>
       <w:r>
         <w:t>Célközönség</w:t>
       </w:r>
@@ -7038,7 +8754,7 @@
       <w:pPr>
         <w:pStyle w:val="Cmsor1"/>
       </w:pPr>
-      <w:bookmarkStart w:id="5" w:name="_Toc225343133"/>
+      <w:bookmarkStart w:id="5" w:name="_Toc225455055"/>
       <w:r>
         <w:lastRenderedPageBreak/>
         <w:t>Szoftver specifikáció</w:t>
@@ -7049,7 +8765,7 @@
       <w:pPr>
         <w:pStyle w:val="Cmsor2"/>
       </w:pPr>
-      <w:bookmarkStart w:id="6" w:name="_Toc225343134"/>
+      <w:bookmarkStart w:id="6" w:name="_Toc225455056"/>
       <w:r>
         <w:t>Megjelenés</w:t>
       </w:r>
@@ -7059,7 +8775,7 @@
       <w:pPr>
         <w:pStyle w:val="Cmsor3"/>
       </w:pPr>
-      <w:bookmarkStart w:id="7" w:name="_Toc225343135"/>
+      <w:bookmarkStart w:id="7" w:name="_Toc225455057"/>
       <w:r>
         <w:t>Webes felület</w:t>
       </w:r>
@@ -7292,7 +9008,7 @@
         <w:pStyle w:val="Cmsor2"/>
         <w:pageBreakBefore/>
       </w:pPr>
-      <w:bookmarkStart w:id="8" w:name="_Toc225343136"/>
+      <w:bookmarkStart w:id="8" w:name="_Toc225455058"/>
       <w:r>
         <w:lastRenderedPageBreak/>
         <w:t>Funkciók</w:t>
@@ -7303,7 +9019,7 @@
       <w:pPr>
         <w:pStyle w:val="Cmsor3"/>
       </w:pPr>
-      <w:bookmarkStart w:id="9" w:name="_Toc225343137"/>
+      <w:bookmarkStart w:id="9" w:name="_Toc225455059"/>
       <w:r>
         <w:t>Tanári funkciók</w:t>
       </w:r>
@@ -7401,7 +9117,7 @@
           <w:rFonts w:eastAsia="Merriweather"/>
         </w:rPr>
       </w:pPr>
-      <w:bookmarkStart w:id="10" w:name="_Toc225343138"/>
+      <w:bookmarkStart w:id="10" w:name="_Toc225455060"/>
       <w:r>
         <w:t>Diák funkciók</w:t>
       </w:r>
@@ -7490,7 +9206,7 @@
         <w:pStyle w:val="Cmsor3"/>
         <w:pageBreakBefore/>
       </w:pPr>
-      <w:bookmarkStart w:id="11" w:name="_Toc225343139"/>
+      <w:bookmarkStart w:id="11" w:name="_Toc225455061"/>
       <w:r>
         <w:lastRenderedPageBreak/>
         <w:t>Admin funkciók</w:t>
@@ -7573,7 +9289,7 @@
       <w:pPr>
         <w:pStyle w:val="Cmsor1"/>
       </w:pPr>
-      <w:bookmarkStart w:id="12" w:name="_Toc225343140"/>
+      <w:bookmarkStart w:id="12" w:name="_Toc225455062"/>
       <w:r>
         <w:lastRenderedPageBreak/>
         <w:t xml:space="preserve">Fejlesztői </w:t>
@@ -7587,7 +9303,7 @@
       <w:pPr>
         <w:pStyle w:val="Cmsor2"/>
       </w:pPr>
-      <w:bookmarkStart w:id="13" w:name="_Toc225343141"/>
+      <w:bookmarkStart w:id="13" w:name="_Toc225455063"/>
       <w:r>
         <w:t>Operációs rendszer</w:t>
       </w:r>
@@ -7602,7 +9318,7 @@
       <w:pPr>
         <w:pStyle w:val="Cmsor2"/>
       </w:pPr>
-      <w:bookmarkStart w:id="14" w:name="_Toc225343142"/>
+      <w:bookmarkStart w:id="14" w:name="_Toc225455064"/>
       <w:r>
         <w:t>Felhasználandó programozási nyelv</w:t>
       </w:r>
@@ -7615,7 +9331,7 @@
       <w:pPr>
         <w:pStyle w:val="Cmsor3"/>
       </w:pPr>
-      <w:bookmarkStart w:id="15" w:name="_Toc225343143"/>
+      <w:bookmarkStart w:id="15" w:name="_Toc225455065"/>
       <w:r>
         <w:t>Frontend</w:t>
       </w:r>
@@ -7684,7 +9400,7 @@
       <w:pPr>
         <w:pStyle w:val="Cmsor3"/>
       </w:pPr>
-      <w:bookmarkStart w:id="16" w:name="_Toc225343144"/>
+      <w:bookmarkStart w:id="16" w:name="_Toc225455066"/>
       <w:r>
         <w:t>Backend</w:t>
       </w:r>
@@ -7745,7 +9461,7 @@
       <w:pPr>
         <w:pStyle w:val="Cmsor2"/>
       </w:pPr>
-      <w:bookmarkStart w:id="17" w:name="_Toc225343145"/>
+      <w:bookmarkStart w:id="17" w:name="_Toc225455067"/>
       <w:r>
         <w:t>Megoldás formátuma</w:t>
       </w:r>
@@ -7761,7 +9477,7 @@
         <w:pStyle w:val="Cmsor2"/>
         <w:pageBreakBefore/>
       </w:pPr>
-      <w:bookmarkStart w:id="18" w:name="_Toc225343146"/>
+      <w:bookmarkStart w:id="18" w:name="_Toc225455068"/>
       <w:r>
         <w:lastRenderedPageBreak/>
         <w:t>Modulok</w:t>
@@ -7844,7 +9560,7 @@
       <w:pPr>
         <w:pStyle w:val="Cmsor2"/>
       </w:pPr>
-      <w:bookmarkStart w:id="19" w:name="_Toc225343147"/>
+      <w:bookmarkStart w:id="19" w:name="_Toc225455069"/>
       <w:r>
         <w:t>Szoftverfejlesztés</w:t>
       </w:r>
@@ -7865,7 +9581,7 @@
       <w:pPr>
         <w:pStyle w:val="Cmsor2"/>
       </w:pPr>
-      <w:bookmarkStart w:id="20" w:name="_Toc225343148"/>
+      <w:bookmarkStart w:id="20" w:name="_Toc225455070"/>
       <w:r>
         <w:t>Tárolt adatok</w:t>
       </w:r>
@@ -7875,7 +9591,7 @@
       <w:pPr>
         <w:pStyle w:val="Cmsor3"/>
       </w:pPr>
-      <w:bookmarkStart w:id="21" w:name="_Toc225343149"/>
+      <w:bookmarkStart w:id="21" w:name="_Toc225455071"/>
       <w:r>
         <w:t>Felhasználói adatok</w:t>
       </w:r>
@@ -7909,7 +9625,7 @@
       <w:pPr>
         <w:pStyle w:val="Cmsor3"/>
       </w:pPr>
-      <w:bookmarkStart w:id="22" w:name="_Toc225343150"/>
+      <w:bookmarkStart w:id="22" w:name="_Toc225455072"/>
       <w:r>
         <w:t>Esemény adatok</w:t>
       </w:r>
@@ -7965,7 +9681,7 @@
       <w:pPr>
         <w:pStyle w:val="Cmsor1"/>
       </w:pPr>
-      <w:bookmarkStart w:id="23" w:name="_Toc225343151"/>
+      <w:bookmarkStart w:id="23" w:name="_Toc225455073"/>
       <w:r>
         <w:lastRenderedPageBreak/>
         <w:t>Dokumentáció</w:t>
@@ -7976,7 +9692,7 @@
       <w:pPr>
         <w:pStyle w:val="Cmsor2"/>
       </w:pPr>
-      <w:bookmarkStart w:id="24" w:name="_Toc225343152"/>
+      <w:bookmarkStart w:id="24" w:name="_Toc225455074"/>
       <w:r>
         <w:t>Erőforrás terv, munkaidő nyilvántartás</w:t>
       </w:r>
@@ -8017,7 +9733,7 @@
       <w:pPr>
         <w:pStyle w:val="Cmsor2"/>
       </w:pPr>
-      <w:bookmarkStart w:id="25" w:name="_Toc225343153"/>
+      <w:bookmarkStart w:id="25" w:name="_Toc225455075"/>
       <w:r>
         <w:t>Technikai dokumentáció</w:t>
       </w:r>
@@ -8169,7 +9885,7 @@
       <w:pPr>
         <w:pStyle w:val="Cmsor2"/>
       </w:pPr>
-      <w:bookmarkStart w:id="26" w:name="_Toc225343154"/>
+      <w:bookmarkStart w:id="26" w:name="_Toc225455076"/>
       <w:r>
         <w:t xml:space="preserve">Forráskód </w:t>
       </w:r>
@@ -8209,7 +9925,7 @@
       <w:pPr>
         <w:pStyle w:val="Cmsor2"/>
       </w:pPr>
-      <w:bookmarkStart w:id="27" w:name="_Toc225343155"/>
+      <w:bookmarkStart w:id="27" w:name="_Toc225455077"/>
       <w:r>
         <w:t>Felhasználói dokumentáció</w:t>
       </w:r>
@@ -8224,7 +9940,7 @@
       <w:pPr>
         <w:pStyle w:val="Cmsor1"/>
       </w:pPr>
-      <w:bookmarkStart w:id="28" w:name="_Toc225343156"/>
+      <w:bookmarkStart w:id="28" w:name="_Toc225455078"/>
       <w:r>
         <w:lastRenderedPageBreak/>
         <w:t>Projekt adatlap</w:t>
@@ -8369,7 +10085,7 @@
       <w:pPr>
         <w:pStyle w:val="Cmsor1"/>
       </w:pPr>
-      <w:bookmarkStart w:id="29" w:name="_Toc225343157"/>
+      <w:bookmarkStart w:id="29" w:name="_Toc225455079"/>
       <w:r>
         <w:lastRenderedPageBreak/>
         <w:t>Algoritmusok</w:t>
@@ -8380,7 +10096,7 @@
       <w:pPr>
         <w:pStyle w:val="Cmsor2"/>
       </w:pPr>
-      <w:bookmarkStart w:id="30" w:name="_Toc225343158"/>
+      <w:bookmarkStart w:id="30" w:name="_Toc225455080"/>
       <w:r>
         <w:t>Bejelentkezés</w:t>
       </w:r>
@@ -8693,7 +10409,7 @@
         <w:pageBreakBefore/>
       </w:pPr>
       <w:bookmarkStart w:id="31" w:name="_Toc214930990"/>
-      <w:bookmarkStart w:id="32" w:name="_Toc225343159"/>
+      <w:bookmarkStart w:id="32" w:name="_Toc225455081"/>
       <w:r>
         <w:lastRenderedPageBreak/>
         <w:t>Regisztráció</w:t>
@@ -9095,7 +10811,7 @@
       <w:pPr>
         <w:pStyle w:val="Cmsor2"/>
       </w:pPr>
-      <w:bookmarkStart w:id="33" w:name="_Toc225343160"/>
+      <w:bookmarkStart w:id="33" w:name="_Toc225455082"/>
       <w:r>
         <w:t>Email verifikáció</w:t>
       </w:r>
@@ -9355,7 +11071,7 @@
         <w:pStyle w:val="Cmsor2"/>
         <w:pageBreakBefore/>
       </w:pPr>
-      <w:bookmarkStart w:id="34" w:name="_Toc225343161"/>
+      <w:bookmarkStart w:id="34" w:name="_Toc225455083"/>
       <w:r>
         <w:lastRenderedPageBreak/>
         <w:t>Kijelentkezés</w:t>
@@ -9485,7 +11201,7 @@
       <w:pPr>
         <w:pStyle w:val="Cmsor2"/>
       </w:pPr>
-      <w:bookmarkStart w:id="35" w:name="_Toc225343162"/>
+      <w:bookmarkStart w:id="35" w:name="_Toc225455084"/>
       <w:r>
         <w:t>Törzsadat keresés</w:t>
       </w:r>
@@ -9670,7 +11386,7 @@
       <w:pPr>
         <w:pStyle w:val="Cmsor2"/>
       </w:pPr>
-      <w:bookmarkStart w:id="36" w:name="_Toc225343163"/>
+      <w:bookmarkStart w:id="36" w:name="_Toc225455085"/>
       <w:r>
         <w:t>Osztály kezelése</w:t>
       </w:r>
@@ -9862,7 +11578,7 @@
       <w:pPr>
         <w:pStyle w:val="Cmsor2"/>
       </w:pPr>
-      <w:bookmarkStart w:id="37" w:name="_Toc225343164"/>
+      <w:bookmarkStart w:id="37" w:name="_Toc225455086"/>
       <w:r>
         <w:lastRenderedPageBreak/>
         <w:t>Kollab kérelem kezelése</w:t>
@@ -10283,7 +11999,7 @@
       <w:pPr>
         <w:pStyle w:val="Cmsor2"/>
       </w:pPr>
-      <w:bookmarkStart w:id="38" w:name="_Toc225343165"/>
+      <w:bookmarkStart w:id="38" w:name="_Toc225455087"/>
       <w:r>
         <w:t>Kollab esemény kérelmek listázása</w:t>
       </w:r>
@@ -10542,7 +12258,7 @@
         <w:pStyle w:val="Cmsor2"/>
         <w:pageBreakBefore/>
       </w:pPr>
-      <w:bookmarkStart w:id="39" w:name="_Toc225343166"/>
+      <w:bookmarkStart w:id="39" w:name="_Toc225455088"/>
       <w:r>
         <w:lastRenderedPageBreak/>
         <w:t>Intézményi Kérelem Kezelése</w:t>
@@ -10926,7 +12642,7 @@
         <w:pStyle w:val="Cmsor2"/>
       </w:pPr>
       <w:bookmarkStart w:id="40" w:name="_Toc214930991"/>
-      <w:bookmarkStart w:id="41" w:name="_Toc225343167"/>
+      <w:bookmarkStart w:id="41" w:name="_Toc225455089"/>
       <w:r>
         <w:t>Komment irás</w:t>
       </w:r>
@@ -11045,7 +12761,7 @@
         <w:pageBreakBefore/>
       </w:pPr>
       <w:bookmarkStart w:id="42" w:name="_Toc214930993"/>
-      <w:bookmarkStart w:id="43" w:name="_Toc225343168"/>
+      <w:bookmarkStart w:id="43" w:name="_Toc225455090"/>
       <w:r>
         <w:lastRenderedPageBreak/>
         <w:t>Esemény létrehozás</w:t>
@@ -11963,7 +13679,7 @@
         <w:pageBreakBefore/>
       </w:pPr>
       <w:bookmarkStart w:id="44" w:name="_Toc214930994"/>
-      <w:bookmarkStart w:id="45" w:name="_Toc225343169"/>
+      <w:bookmarkStart w:id="45" w:name="_Toc225455091"/>
       <w:r>
         <w:lastRenderedPageBreak/>
         <w:t xml:space="preserve">Esemény </w:t>
@@ -12250,7 +13966,7 @@
         <w:pageBreakBefore/>
       </w:pPr>
       <w:bookmarkStart w:id="46" w:name="_Toc214930995"/>
-      <w:bookmarkStart w:id="47" w:name="_Toc225343170"/>
+      <w:bookmarkStart w:id="47" w:name="_Toc225455092"/>
       <w:r>
         <w:lastRenderedPageBreak/>
         <w:t>Esemény listázása</w:t>
@@ -12604,7 +14320,7 @@
         <w:pageBreakBefore/>
       </w:pPr>
       <w:bookmarkStart w:id="48" w:name="_Toc214930996"/>
-      <w:bookmarkStart w:id="49" w:name="_Toc225343171"/>
+      <w:bookmarkStart w:id="49" w:name="_Toc225455093"/>
       <w:r>
         <w:lastRenderedPageBreak/>
         <w:t>Esemény priorizálás</w:t>
@@ -13016,7 +14732,7 @@
         <w:pageBreakBefore/>
       </w:pPr>
       <w:bookmarkStart w:id="50" w:name="_Toc214930997"/>
-      <w:bookmarkStart w:id="51" w:name="_Toc225343172"/>
+      <w:bookmarkStart w:id="51" w:name="_Toc225455094"/>
       <w:r>
         <w:lastRenderedPageBreak/>
         <w:t>Intézményhez csatlakozás</w:t>
@@ -13292,7 +15008,7 @@
         <w:pStyle w:val="Cmsor2"/>
         <w:pageBreakBefore/>
       </w:pPr>
-      <w:bookmarkStart w:id="52" w:name="_Toc225343173"/>
+      <w:bookmarkStart w:id="52" w:name="_Toc225455095"/>
       <w:r>
         <w:lastRenderedPageBreak/>
         <w:t>Ismétlődő esemény alkalom kezelése</w:t>
@@ -13859,35 +15575,3202 @@
       <w:pPr>
         <w:pStyle w:val="Cmsor1"/>
       </w:pPr>
-      <w:bookmarkStart w:id="54" w:name="_Toc225343174"/>
+      <w:bookmarkStart w:id="54" w:name="_Toc225455096"/>
+      <w:r>
+        <w:lastRenderedPageBreak/>
+        <w:t>Adatszerkezet</w:t>
+      </w:r>
+      <w:bookmarkEnd w:id="54"/>
+    </w:p>
+    <w:p>
+      <w:pPr>
+        <w:pStyle w:val="Cmsor2"/>
+      </w:pPr>
+      <w:bookmarkStart w:id="55" w:name="_Toc213824870"/>
+      <w:bookmarkStart w:id="56" w:name="_Toc225455097"/>
+      <w:r>
+        <w:t>Adatbázis táblái és mezői</w:t>
+      </w:r>
+      <w:bookmarkEnd w:id="55"/>
+      <w:bookmarkEnd w:id="56"/>
+    </w:p>
+    <w:p>
+      <w:pPr>
+        <w:pStyle w:val="Kp"/>
+        <w:ind w:left="-1134"/>
+        <w:jc w:val="right"/>
+      </w:pPr>
+      <w:r>
+        <w:rPr>
+          <w:noProof/>
+        </w:rPr>
+        <w:drawing>
+          <wp:inline distT="0" distB="0" distL="0" distR="0" wp14:anchorId="481056E2" wp14:editId="1FAEEC49">
+            <wp:extent cx="7333287" cy="7808300"/>
+            <wp:effectExtent l="0" t="0" r="1270" b="2540"/>
+            <wp:docPr id="41" name="Kép 41"/>
+            <wp:cNvGraphicFramePr>
+              <a:graphicFrameLocks xmlns:a="http://schemas.openxmlformats.org/drawingml/2006/main" noChangeAspect="1"/>
+            </wp:cNvGraphicFramePr>
+            <a:graphic xmlns:a="http://schemas.openxmlformats.org/drawingml/2006/main">
+              <a:graphicData uri="http://schemas.openxmlformats.org/drawingml/2006/picture">
+                <pic:pic xmlns:pic="http://schemas.openxmlformats.org/drawingml/2006/picture">
+                  <pic:nvPicPr>
+                    <pic:cNvPr id="0" name="Picture 9"/>
+                    <pic:cNvPicPr>
+                      <a:picLocks noChangeAspect="1" noChangeArrowheads="1"/>
+                    </pic:cNvPicPr>
+                  </pic:nvPicPr>
+                  <pic:blipFill>
+                    <a:blip r:embed="rId12" cstate="print">
+                      <a:extLst>
+                        <a:ext uri="{28A0092B-C50C-407E-A947-70E740481C1C}">
+                          <a14:useLocalDpi xmlns:a14="http://schemas.microsoft.com/office/drawing/2010/main" val="0"/>
+                        </a:ext>
+                      </a:extLst>
+                    </a:blip>
+                    <a:srcRect/>
+                    <a:stretch>
+                      <a:fillRect/>
+                    </a:stretch>
+                  </pic:blipFill>
+                  <pic:spPr bwMode="auto">
+                    <a:xfrm>
+                      <a:off x="0" y="0"/>
+                      <a:ext cx="7334659" cy="7809761"/>
+                    </a:xfrm>
+                    <a:prstGeom prst="rect">
+                      <a:avLst/>
+                    </a:prstGeom>
+                    <a:noFill/>
+                    <a:ln>
+                      <a:noFill/>
+                    </a:ln>
+                  </pic:spPr>
+                </pic:pic>
+              </a:graphicData>
+            </a:graphic>
+          </wp:inline>
+        </w:drawing>
+      </w:r>
+    </w:p>
+    <w:p>
+      <w:pPr>
+        <w:pStyle w:val="Cmsor2"/>
+        <w:rPr>
+          <w:bCs/>
+        </w:rPr>
+      </w:pPr>
+      <w:bookmarkStart w:id="57" w:name="_Toc213824871"/>
+      <w:bookmarkStart w:id="58" w:name="_Toc225455098"/>
+      <w:r>
+        <w:rPr>
+          <w:bCs/>
+        </w:rPr>
+        <w:lastRenderedPageBreak/>
+        <w:t>user (Felhasználók)</w:t>
+      </w:r>
+      <w:bookmarkEnd w:id="57"/>
+      <w:bookmarkEnd w:id="58"/>
+    </w:p>
+    <w:p>
+      <w:pPr>
+        <w:rPr>
+          <w:b/>
+          <w:bCs/>
+        </w:rPr>
+      </w:pPr>
+      <w:r>
+        <w:rPr>
+          <w:noProof/>
+          <w:lang w:eastAsia="hu-HU"/>
+        </w:rPr>
+        <w:drawing>
+          <wp:anchor distT="0" distB="0" distL="114300" distR="114300" simplePos="0" relativeHeight="251659264" behindDoc="0" locked="0" layoutInCell="1" allowOverlap="1" wp14:anchorId="3629ACCE" wp14:editId="77D72A42">
+            <wp:simplePos x="0" y="0"/>
+            <wp:positionH relativeFrom="margin">
+              <wp:align>right</wp:align>
+            </wp:positionH>
+            <wp:positionV relativeFrom="paragraph">
+              <wp:posOffset>11430</wp:posOffset>
+            </wp:positionV>
+            <wp:extent cx="1581150" cy="1534795"/>
+            <wp:effectExtent l="0" t="0" r="0" b="8255"/>
+            <wp:wrapSquare wrapText="bothSides"/>
+            <wp:docPr id="245033592" name="Kép 1" descr="A képen szöveg, képernyőkép, Betűtípus, szám látható&#10;&#10;Előfordulhat, hogy az AI által létrehozott tartalom helytelen."/>
+            <wp:cNvGraphicFramePr>
+              <a:graphicFrameLocks xmlns:a="http://schemas.openxmlformats.org/drawingml/2006/main" noChangeAspect="1"/>
+            </wp:cNvGraphicFramePr>
+            <a:graphic xmlns:a="http://schemas.openxmlformats.org/drawingml/2006/main">
+              <a:graphicData uri="http://schemas.openxmlformats.org/drawingml/2006/picture">
+                <pic:pic xmlns:pic="http://schemas.openxmlformats.org/drawingml/2006/picture">
+                  <pic:nvPicPr>
+                    <pic:cNvPr id="245033592" name="Kép 1" descr="A képen szöveg, képernyőkép, Betűtípus, szám látható&#10;&#10;Előfordulhat, hogy az AI által létrehozott tartalom helytelen."/>
+                    <pic:cNvPicPr>
+                      <a:picLocks noChangeAspect="1" noChangeArrowheads="1"/>
+                    </pic:cNvPicPr>
+                  </pic:nvPicPr>
+                  <pic:blipFill>
+                    <a:blip r:embed="rId13">
+                      <a:extLst>
+                        <a:ext uri="{28A0092B-C50C-407E-A947-70E740481C1C}">
+                          <a14:useLocalDpi xmlns:a14="http://schemas.microsoft.com/office/drawing/2010/main" val="0"/>
+                        </a:ext>
+                      </a:extLst>
+                    </a:blip>
+                    <a:srcRect/>
+                    <a:stretch>
+                      <a:fillRect/>
+                    </a:stretch>
+                  </pic:blipFill>
+                  <pic:spPr bwMode="auto">
+                    <a:xfrm>
+                      <a:off x="0" y="0"/>
+                      <a:ext cx="1581150" cy="1534795"/>
+                    </a:xfrm>
+                    <a:prstGeom prst="rect">
+                      <a:avLst/>
+                    </a:prstGeom>
+                    <a:noFill/>
+                    <a:ln>
+                      <a:noFill/>
+                    </a:ln>
+                  </pic:spPr>
+                </pic:pic>
+              </a:graphicData>
+            </a:graphic>
+            <wp14:sizeRelH relativeFrom="margin">
+              <wp14:pctWidth>0</wp14:pctWidth>
+            </wp14:sizeRelH>
+            <wp14:sizeRelV relativeFrom="margin">
+              <wp14:pctHeight>0</wp14:pctHeight>
+            </wp14:sizeRelV>
+          </wp:anchor>
+        </w:drawing>
+      </w:r>
+      <w:r>
+        <w:t>A rendszer összes regisztrált felhasználóját tartalmazza.</w:t>
+      </w:r>
+      <w:r>
+        <w:br/>
+      </w:r>
+      <w:r>
+        <w:rPr>
+          <w:b/>
+          <w:bCs/>
+        </w:rPr>
+        <w:t>Fő mezők:</w:t>
+      </w:r>
+    </w:p>
+    <w:p>
+      <w:pPr>
+        <w:pStyle w:val="Listaszerbekezds"/>
+        <w:jc w:val="left"/>
+        <w:rPr>
+          <w:b/>
+          <w:bCs/>
+          <w:lang w:eastAsia="hu-HU"/>
+        </w:rPr>
+      </w:pPr>
+      <w:r>
+        <w:rPr>
+          <w:b/>
+          <w:bCs/>
+          <w:lang w:eastAsia="hu-HU"/>
+        </w:rPr>
+        <w:t>username, email, password</w:t>
+      </w:r>
+    </w:p>
+    <w:p>
+      <w:pPr>
+        <w:pStyle w:val="Listaszerbekezds"/>
+        <w:jc w:val="left"/>
+        <w:rPr>
+          <w:lang w:eastAsia="hu-HU"/>
+        </w:rPr>
+      </w:pPr>
+      <w:r>
+        <w:rPr>
+          <w:b/>
+          <w:bCs/>
+          <w:lang w:eastAsia="hu-HU"/>
+        </w:rPr>
+        <w:t>created_at:</w:t>
+      </w:r>
+      <w:r>
+        <w:rPr>
+          <w:lang w:eastAsia="hu-HU"/>
+        </w:rPr>
+        <w:t xml:space="preserve"> létrehozás dátuma</w:t>
+      </w:r>
+    </w:p>
+    <w:p>
+      <w:pPr>
+        <w:ind w:firstLine="0"/>
+        <w:rPr>
+          <w:lang w:eastAsia="hu-HU"/>
+        </w:rPr>
+      </w:pPr>
+    </w:p>
+    <w:p>
+      <w:pPr>
+        <w:pStyle w:val="Cmsor2"/>
+        <w:rPr>
+          <w:bCs/>
+        </w:rPr>
+      </w:pPr>
+      <w:bookmarkStart w:id="59" w:name="_Toc213824872"/>
+      <w:bookmarkStart w:id="60" w:name="_Toc225455099"/>
+      <w:r>
+        <w:rPr>
+          <w:bCs/>
+        </w:rPr>
+        <w:t>establishment (Iskolák)</w:t>
+      </w:r>
+      <w:bookmarkEnd w:id="59"/>
+      <w:bookmarkEnd w:id="60"/>
+    </w:p>
+    <w:p>
+      <w:pPr>
+        <w:rPr>
+          <w:b/>
+          <w:bCs/>
+        </w:rPr>
+      </w:pPr>
+      <w:r>
+        <w:rPr>
+          <w:noProof/>
+          <w:lang w:eastAsia="hu-HU"/>
+        </w:rPr>
+        <w:drawing>
+          <wp:anchor distT="0" distB="0" distL="114300" distR="114300" simplePos="0" relativeHeight="251660288" behindDoc="0" locked="0" layoutInCell="1" allowOverlap="1" wp14:anchorId="147D1480" wp14:editId="1D8822FB">
+            <wp:simplePos x="0" y="0"/>
+            <wp:positionH relativeFrom="margin">
+              <wp:align>right</wp:align>
+            </wp:positionH>
+            <wp:positionV relativeFrom="paragraph">
+              <wp:posOffset>15240</wp:posOffset>
+            </wp:positionV>
+            <wp:extent cx="1991360" cy="2190115"/>
+            <wp:effectExtent l="0" t="0" r="8890" b="635"/>
+            <wp:wrapSquare wrapText="bothSides"/>
+            <wp:docPr id="2029391785" name="Kép 2"/>
+            <wp:cNvGraphicFramePr>
+              <a:graphicFrameLocks xmlns:a="http://schemas.openxmlformats.org/drawingml/2006/main" noChangeAspect="1"/>
+            </wp:cNvGraphicFramePr>
+            <a:graphic xmlns:a="http://schemas.openxmlformats.org/drawingml/2006/main">
+              <a:graphicData uri="http://schemas.openxmlformats.org/drawingml/2006/picture">
+                <pic:pic xmlns:pic="http://schemas.openxmlformats.org/drawingml/2006/picture">
+                  <pic:nvPicPr>
+                    <pic:cNvPr id="0" name="Picture 2"/>
+                    <pic:cNvPicPr>
+                      <a:picLocks noChangeAspect="1" noChangeArrowheads="1"/>
+                    </pic:cNvPicPr>
+                  </pic:nvPicPr>
+                  <pic:blipFill>
+                    <a:blip r:embed="rId14">
+                      <a:extLst>
+                        <a:ext uri="{28A0092B-C50C-407E-A947-70E740481C1C}">
+                          <a14:useLocalDpi xmlns:a14="http://schemas.microsoft.com/office/drawing/2010/main" val="0"/>
+                        </a:ext>
+                      </a:extLst>
+                    </a:blip>
+                    <a:srcRect/>
+                    <a:stretch>
+                      <a:fillRect/>
+                    </a:stretch>
+                  </pic:blipFill>
+                  <pic:spPr bwMode="auto">
+                    <a:xfrm>
+                      <a:off x="0" y="0"/>
+                      <a:ext cx="1991360" cy="2190115"/>
+                    </a:xfrm>
+                    <a:prstGeom prst="rect">
+                      <a:avLst/>
+                    </a:prstGeom>
+                    <a:noFill/>
+                    <a:ln>
+                      <a:noFill/>
+                    </a:ln>
+                  </pic:spPr>
+                </pic:pic>
+              </a:graphicData>
+            </a:graphic>
+            <wp14:sizeRelH relativeFrom="margin">
+              <wp14:pctWidth>0</wp14:pctWidth>
+            </wp14:sizeRelH>
+            <wp14:sizeRelV relativeFrom="margin">
+              <wp14:pctHeight>0</wp14:pctHeight>
+            </wp14:sizeRelV>
+          </wp:anchor>
+        </w:drawing>
+      </w:r>
+      <w:r>
+        <w:t>Az iskolák adatait tárolja.</w:t>
+      </w:r>
+      <w:r>
+        <w:br/>
+      </w:r>
+      <w:r>
+        <w:rPr>
+          <w:b/>
+          <w:bCs/>
+        </w:rPr>
+        <w:t>Fő mezők:</w:t>
+      </w:r>
+    </w:p>
+    <w:p>
+      <w:pPr>
+        <w:pStyle w:val="Listaszerbekezds"/>
+        <w:jc w:val="left"/>
+        <w:rPr>
+          <w:lang w:eastAsia="hu-HU"/>
+        </w:rPr>
+      </w:pPr>
+      <w:r>
+        <w:rPr>
+          <w:b/>
+          <w:bCs/>
+          <w:lang w:eastAsia="hu-HU"/>
+        </w:rPr>
+        <w:t>title:</w:t>
+      </w:r>
+      <w:r>
+        <w:rPr>
+          <w:lang w:eastAsia="hu-HU"/>
+        </w:rPr>
+        <w:t xml:space="preserve"> iskola neve</w:t>
+      </w:r>
+    </w:p>
+    <w:p>
+      <w:pPr>
+        <w:pStyle w:val="Listaszerbekezds"/>
+        <w:jc w:val="left"/>
+        <w:rPr>
+          <w:lang w:eastAsia="hu-HU"/>
+        </w:rPr>
+      </w:pPr>
+      <w:r>
+        <w:rPr>
+          <w:b/>
+          <w:bCs/>
+          <w:lang w:eastAsia="hu-HU"/>
+        </w:rPr>
+        <w:t>grades_id:</w:t>
+      </w:r>
+      <w:r>
+        <w:rPr>
+          <w:lang w:eastAsia="hu-HU"/>
+        </w:rPr>
+        <w:t xml:space="preserve"> </w:t>
+      </w:r>
+      <w:r>
+        <w:rPr>
+          <w:lang w:eastAsia="hu-HU"/>
+        </w:rPr>
+        <w:t xml:space="preserve">adott </w:t>
+      </w:r>
+      <w:r>
+        <w:rPr>
+          <w:lang w:eastAsia="hu-HU"/>
+        </w:rPr>
+        <w:t>évfolyam hivatkozás</w:t>
+      </w:r>
+      <w:r>
+        <w:rPr>
+          <w:lang w:eastAsia="hu-HU"/>
+        </w:rPr>
+        <w:t>a</w:t>
+      </w:r>
+    </w:p>
+    <w:p>
+      <w:pPr>
+        <w:pStyle w:val="Listaszerbekezds"/>
+        <w:jc w:val="left"/>
+        <w:rPr>
+          <w:lang w:eastAsia="hu-HU"/>
+        </w:rPr>
+      </w:pPr>
+      <w:r>
+        <w:rPr>
+          <w:b/>
+          <w:bCs/>
+          <w:lang w:eastAsia="hu-HU"/>
+        </w:rPr>
+        <w:t>description:</w:t>
+      </w:r>
+      <w:r>
+        <w:rPr>
+          <w:lang w:eastAsia="hu-HU"/>
+        </w:rPr>
+        <w:t xml:space="preserve"> leírás</w:t>
+      </w:r>
+    </w:p>
+    <w:p>
+      <w:pPr>
+        <w:pStyle w:val="Listaszerbekezds"/>
+        <w:jc w:val="left"/>
+        <w:rPr>
+          <w:lang w:eastAsia="hu-HU"/>
+        </w:rPr>
+      </w:pPr>
+      <w:r>
+        <w:rPr>
+          <w:b/>
+          <w:bCs/>
+          <w:lang w:eastAsia="hu-HU"/>
+        </w:rPr>
+        <w:t>settlement_id:</w:t>
+      </w:r>
+      <w:r>
+        <w:rPr>
+          <w:lang w:eastAsia="hu-HU"/>
+        </w:rPr>
+        <w:t xml:space="preserve"> </w:t>
+      </w:r>
+      <w:r>
+        <w:rPr>
+          <w:lang w:eastAsia="hu-HU"/>
+        </w:rPr>
+        <w:t xml:space="preserve">adott </w:t>
+      </w:r>
+      <w:r>
+        <w:rPr>
+          <w:lang w:eastAsia="hu-HU"/>
+        </w:rPr>
+        <w:t>település hivatkozás</w:t>
+      </w:r>
+      <w:r>
+        <w:rPr>
+          <w:lang w:eastAsia="hu-HU"/>
+        </w:rPr>
+        <w:t>a</w:t>
+      </w:r>
+    </w:p>
+    <w:p>
+      <w:pPr>
+        <w:pStyle w:val="Listaszerbekezds"/>
+        <w:jc w:val="left"/>
+        <w:rPr>
+          <w:lang w:eastAsia="hu-HU"/>
+        </w:rPr>
+      </w:pPr>
+      <w:r>
+        <w:rPr>
+          <w:b/>
+          <w:bCs/>
+          <w:lang w:eastAsia="hu-HU"/>
+        </w:rPr>
+        <w:t>created_at:</w:t>
+      </w:r>
+      <w:r>
+        <w:rPr>
+          <w:lang w:eastAsia="hu-HU"/>
+        </w:rPr>
+        <w:t xml:space="preserve"> létrehozás dátuma</w:t>
+      </w:r>
+    </w:p>
+    <w:p>
+      <w:pPr>
+        <w:pStyle w:val="Cmsor2"/>
+        <w:rPr>
+          <w:bCs/>
+        </w:rPr>
+      </w:pPr>
+      <w:bookmarkStart w:id="61" w:name="_Toc213824873"/>
+      <w:bookmarkStart w:id="62" w:name="_Toc225455100"/>
+      <w:r>
+        <w:rPr>
+          <w:bCs/>
+        </w:rPr>
+        <w:t>class (Osztályok)</w:t>
+      </w:r>
+      <w:bookmarkEnd w:id="61"/>
+      <w:bookmarkEnd w:id="62"/>
+    </w:p>
+    <w:p>
+      <w:pPr>
+        <w:rPr>
+          <w:b/>
+          <w:bCs/>
+        </w:rPr>
+      </w:pPr>
+      <w:r>
+        <w:rPr>
+          <w:noProof/>
+          <w:lang w:eastAsia="hu-HU"/>
+        </w:rPr>
+        <w:drawing>
+          <wp:anchor distT="0" distB="0" distL="114300" distR="114300" simplePos="0" relativeHeight="251661312" behindDoc="0" locked="0" layoutInCell="1" allowOverlap="1" wp14:anchorId="0AB2BEAB" wp14:editId="0649648A">
+            <wp:simplePos x="0" y="0"/>
+            <wp:positionH relativeFrom="margin">
+              <wp:align>right</wp:align>
+            </wp:positionH>
+            <wp:positionV relativeFrom="paragraph">
+              <wp:posOffset>7620</wp:posOffset>
+            </wp:positionV>
+            <wp:extent cx="2239645" cy="1701165"/>
+            <wp:effectExtent l="0" t="0" r="8255" b="0"/>
+            <wp:wrapSquare wrapText="bothSides"/>
+            <wp:docPr id="844419040" name="Kép 3"/>
+            <wp:cNvGraphicFramePr>
+              <a:graphicFrameLocks xmlns:a="http://schemas.openxmlformats.org/drawingml/2006/main" noChangeAspect="1"/>
+            </wp:cNvGraphicFramePr>
+            <a:graphic xmlns:a="http://schemas.openxmlformats.org/drawingml/2006/main">
+              <a:graphicData uri="http://schemas.openxmlformats.org/drawingml/2006/picture">
+                <pic:pic xmlns:pic="http://schemas.openxmlformats.org/drawingml/2006/picture">
+                  <pic:nvPicPr>
+                    <pic:cNvPr id="0" name="Picture 3"/>
+                    <pic:cNvPicPr>
+                      <a:picLocks noChangeAspect="1" noChangeArrowheads="1"/>
+                    </pic:cNvPicPr>
+                  </pic:nvPicPr>
+                  <pic:blipFill>
+                    <a:blip r:embed="rId15">
+                      <a:extLst>
+                        <a:ext uri="{28A0092B-C50C-407E-A947-70E740481C1C}">
+                          <a14:useLocalDpi xmlns:a14="http://schemas.microsoft.com/office/drawing/2010/main" val="0"/>
+                        </a:ext>
+                      </a:extLst>
+                    </a:blip>
+                    <a:srcRect/>
+                    <a:stretch>
+                      <a:fillRect/>
+                    </a:stretch>
+                  </pic:blipFill>
+                  <pic:spPr bwMode="auto">
+                    <a:xfrm>
+                      <a:off x="0" y="0"/>
+                      <a:ext cx="2239645" cy="1701165"/>
+                    </a:xfrm>
+                    <a:prstGeom prst="rect">
+                      <a:avLst/>
+                    </a:prstGeom>
+                    <a:noFill/>
+                    <a:ln>
+                      <a:noFill/>
+                    </a:ln>
+                  </pic:spPr>
+                </pic:pic>
+              </a:graphicData>
+            </a:graphic>
+            <wp14:sizeRelH relativeFrom="margin">
+              <wp14:pctWidth>0</wp14:pctWidth>
+            </wp14:sizeRelH>
+            <wp14:sizeRelV relativeFrom="margin">
+              <wp14:pctHeight>0</wp14:pctHeight>
+            </wp14:sizeRelV>
+          </wp:anchor>
+        </w:drawing>
+      </w:r>
+      <w:r>
+        <w:t>Egy iskola osztályait tárolja.</w:t>
+      </w:r>
+      <w:r>
+        <w:br/>
+      </w:r>
+      <w:r>
+        <w:rPr>
+          <w:b/>
+          <w:bCs/>
+        </w:rPr>
+        <w:t>Fő mezők:</w:t>
+      </w:r>
+    </w:p>
+    <w:p>
+      <w:pPr>
+        <w:pStyle w:val="Listaszerbekezds"/>
+        <w:jc w:val="left"/>
+        <w:rPr>
+          <w:lang w:eastAsia="hu-HU"/>
+        </w:rPr>
+      </w:pPr>
+      <w:r>
+        <w:rPr>
+          <w:b/>
+          <w:bCs/>
+          <w:lang w:eastAsia="hu-HU"/>
+        </w:rPr>
+        <w:t>name:</w:t>
+      </w:r>
+      <w:r>
+        <w:rPr>
+          <w:lang w:eastAsia="hu-HU"/>
+        </w:rPr>
+        <w:t xml:space="preserve"> osztály megnevezése (pl. 8.A)</w:t>
+      </w:r>
+    </w:p>
+    <w:p>
+      <w:pPr>
+        <w:pStyle w:val="Listaszerbekezds"/>
+        <w:jc w:val="left"/>
+        <w:rPr>
+          <w:lang w:eastAsia="hu-HU"/>
+        </w:rPr>
+      </w:pPr>
+      <w:r>
+        <w:rPr>
+          <w:b/>
+          <w:bCs/>
+          <w:lang w:eastAsia="hu-HU"/>
+        </w:rPr>
+        <w:t>grade:</w:t>
+      </w:r>
+      <w:r>
+        <w:rPr>
+          <w:lang w:eastAsia="hu-HU"/>
+        </w:rPr>
+        <w:t xml:space="preserve"> évfolyam</w:t>
+      </w:r>
+    </w:p>
+    <w:p>
+      <w:pPr>
+        <w:pStyle w:val="Listaszerbekezds"/>
+        <w:jc w:val="left"/>
+        <w:rPr>
+          <w:lang w:eastAsia="hu-HU"/>
+        </w:rPr>
+      </w:pPr>
+      <w:r>
+        <w:rPr>
+          <w:b/>
+          <w:bCs/>
+          <w:lang w:eastAsia="hu-HU"/>
+        </w:rPr>
+        <w:t>establishment_id:</w:t>
+      </w:r>
+      <w:r>
+        <w:rPr>
+          <w:lang w:eastAsia="hu-HU"/>
+        </w:rPr>
+        <w:t xml:space="preserve"> hivatkozás az </w:t>
+      </w:r>
+      <w:r>
+        <w:rPr>
+          <w:lang w:eastAsia="hu-HU"/>
+        </w:rPr>
+        <w:t xml:space="preserve">adott </w:t>
+      </w:r>
+      <w:r>
+        <w:rPr>
+          <w:lang w:eastAsia="hu-HU"/>
+        </w:rPr>
+        <w:t>iskolára</w:t>
+      </w:r>
+    </w:p>
+    <w:p>
+      <w:pPr>
+        <w:pStyle w:val="Listaszerbekezds"/>
+        <w:jc w:val="left"/>
+        <w:rPr>
+          <w:lang w:eastAsia="hu-HU"/>
+        </w:rPr>
+      </w:pPr>
+      <w:r>
+        <w:rPr>
+          <w:b/>
+          <w:bCs/>
+          <w:lang w:eastAsia="hu-HU"/>
+        </w:rPr>
+        <w:t>created_at:</w:t>
+      </w:r>
+      <w:r>
+        <w:rPr>
+          <w:lang w:eastAsia="hu-HU"/>
+        </w:rPr>
+        <w:t xml:space="preserve"> létrehozás dátuma</w:t>
+      </w:r>
+    </w:p>
+    <w:p>
+      <w:pPr>
+        <w:pStyle w:val="Cmsor2"/>
+        <w:pageBreakBefore/>
+        <w:rPr>
+          <w:bCs/>
+        </w:rPr>
+      </w:pPr>
+      <w:bookmarkStart w:id="63" w:name="_Toc213824874"/>
+      <w:bookmarkStart w:id="64" w:name="_Toc225455101"/>
+      <w:r>
+        <w:rPr>
+          <w:bCs/>
+        </w:rPr>
+        <w:lastRenderedPageBreak/>
+        <w:t>personnel (Személyzet)</w:t>
+      </w:r>
+      <w:bookmarkEnd w:id="63"/>
+      <w:bookmarkEnd w:id="64"/>
+    </w:p>
+    <w:p>
+      <w:pPr>
+        <w:rPr>
+          <w:b/>
+          <w:bCs/>
+        </w:rPr>
+      </w:pPr>
+      <w:r>
+        <w:rPr>
+          <w:noProof/>
+          <w:lang w:eastAsia="hu-HU"/>
+        </w:rPr>
+        <w:drawing>
+          <wp:anchor distT="0" distB="0" distL="114300" distR="114300" simplePos="0" relativeHeight="251662336" behindDoc="0" locked="0" layoutInCell="1" allowOverlap="1" wp14:anchorId="48A2C15F" wp14:editId="26E13F0B">
+            <wp:simplePos x="0" y="0"/>
+            <wp:positionH relativeFrom="margin">
+              <wp:align>right</wp:align>
+            </wp:positionH>
+            <wp:positionV relativeFrom="paragraph">
+              <wp:posOffset>15240</wp:posOffset>
+            </wp:positionV>
+            <wp:extent cx="2221865" cy="1683385"/>
+            <wp:effectExtent l="0" t="0" r="6985" b="0"/>
+            <wp:wrapSquare wrapText="bothSides"/>
+            <wp:docPr id="2133365405" name="Kép 4"/>
+            <wp:cNvGraphicFramePr>
+              <a:graphicFrameLocks xmlns:a="http://schemas.openxmlformats.org/drawingml/2006/main" noChangeAspect="1"/>
+            </wp:cNvGraphicFramePr>
+            <a:graphic xmlns:a="http://schemas.openxmlformats.org/drawingml/2006/main">
+              <a:graphicData uri="http://schemas.openxmlformats.org/drawingml/2006/picture">
+                <pic:pic xmlns:pic="http://schemas.openxmlformats.org/drawingml/2006/picture">
+                  <pic:nvPicPr>
+                    <pic:cNvPr id="0" name="Picture 4"/>
+                    <pic:cNvPicPr>
+                      <a:picLocks noChangeAspect="1" noChangeArrowheads="1"/>
+                    </pic:cNvPicPr>
+                  </pic:nvPicPr>
+                  <pic:blipFill>
+                    <a:blip r:embed="rId16">
+                      <a:extLst>
+                        <a:ext uri="{28A0092B-C50C-407E-A947-70E740481C1C}">
+                          <a14:useLocalDpi xmlns:a14="http://schemas.microsoft.com/office/drawing/2010/main" val="0"/>
+                        </a:ext>
+                      </a:extLst>
+                    </a:blip>
+                    <a:srcRect/>
+                    <a:stretch>
+                      <a:fillRect/>
+                    </a:stretch>
+                  </pic:blipFill>
+                  <pic:spPr bwMode="auto">
+                    <a:xfrm>
+                      <a:off x="0" y="0"/>
+                      <a:ext cx="2221865" cy="1683385"/>
+                    </a:xfrm>
+                    <a:prstGeom prst="rect">
+                      <a:avLst/>
+                    </a:prstGeom>
+                    <a:noFill/>
+                    <a:ln>
+                      <a:noFill/>
+                    </a:ln>
+                  </pic:spPr>
+                </pic:pic>
+              </a:graphicData>
+            </a:graphic>
+            <wp14:sizeRelH relativeFrom="margin">
+              <wp14:pctWidth>0</wp14:pctWidth>
+            </wp14:sizeRelH>
+            <wp14:sizeRelV relativeFrom="margin">
+              <wp14:pctHeight>0</wp14:pctHeight>
+            </wp14:sizeRelV>
+          </wp:anchor>
+        </w:drawing>
+      </w:r>
+      <w:r>
+        <w:t>Tanári dolgozók adatai.</w:t>
+      </w:r>
+      <w:r>
+        <w:br/>
+      </w:r>
+      <w:r>
+        <w:rPr>
+          <w:b/>
+          <w:bCs/>
+        </w:rPr>
+        <w:t>Fő mezők:</w:t>
+      </w:r>
+    </w:p>
+    <w:p>
+      <w:pPr>
+        <w:pStyle w:val="Listaszerbekezds"/>
+        <w:jc w:val="left"/>
+        <w:rPr>
+          <w:lang w:eastAsia="hu-HU"/>
+        </w:rPr>
+      </w:pPr>
+      <w:r>
+        <w:rPr>
+          <w:b/>
+          <w:bCs/>
+          <w:lang w:eastAsia="hu-HU"/>
+        </w:rPr>
+        <w:t>role:</w:t>
+      </w:r>
+      <w:r>
+        <w:rPr>
+          <w:lang w:eastAsia="hu-HU"/>
+        </w:rPr>
+        <w:t xml:space="preserve"> beosztás (admin / teacher)</w:t>
+      </w:r>
+    </w:p>
+    <w:p>
+      <w:pPr>
+        <w:pStyle w:val="Listaszerbekezds"/>
+        <w:jc w:val="left"/>
+        <w:rPr>
+          <w:lang w:eastAsia="hu-HU"/>
+        </w:rPr>
+      </w:pPr>
+      <w:r>
+        <w:rPr>
+          <w:b/>
+          <w:bCs/>
+          <w:lang w:eastAsia="hu-HU"/>
+        </w:rPr>
+        <w:t>establishment_id:</w:t>
+      </w:r>
+      <w:r>
+        <w:rPr>
+          <w:lang w:eastAsia="hu-HU"/>
+        </w:rPr>
+        <w:t xml:space="preserve"> </w:t>
+      </w:r>
+      <w:r>
+        <w:rPr>
+          <w:lang w:eastAsia="hu-HU"/>
+        </w:rPr>
+        <w:t xml:space="preserve">adott </w:t>
+      </w:r>
+      <w:r>
+        <w:rPr>
+          <w:lang w:eastAsia="hu-HU"/>
+        </w:rPr>
+        <w:t>iskola hivatkozás</w:t>
+      </w:r>
+      <w:r>
+        <w:rPr>
+          <w:lang w:eastAsia="hu-HU"/>
+        </w:rPr>
+        <w:t>a</w:t>
+      </w:r>
+    </w:p>
+    <w:p>
+      <w:pPr>
+        <w:pStyle w:val="Listaszerbekezds"/>
+        <w:jc w:val="left"/>
+        <w:rPr>
+          <w:lang w:eastAsia="hu-HU"/>
+        </w:rPr>
+      </w:pPr>
+      <w:r>
+        <w:rPr>
+          <w:b/>
+          <w:bCs/>
+          <w:lang w:eastAsia="hu-HU"/>
+        </w:rPr>
+        <w:t>user_id:</w:t>
+      </w:r>
+      <w:r>
+        <w:rPr>
+          <w:lang w:eastAsia="hu-HU"/>
+        </w:rPr>
+        <w:t xml:space="preserve"> felhasználó</w:t>
+      </w:r>
+      <w:r>
+        <w:rPr>
+          <w:lang w:eastAsia="hu-HU"/>
+        </w:rPr>
+        <w:t xml:space="preserve"> </w:t>
+      </w:r>
+      <w:r>
+        <w:rPr>
+          <w:lang w:eastAsia="hu-HU"/>
+        </w:rPr>
+        <w:t>azonosító</w:t>
+      </w:r>
+    </w:p>
+    <w:p>
+      <w:pPr>
+        <w:pStyle w:val="Listaszerbekezds"/>
+        <w:jc w:val="left"/>
+        <w:rPr>
+          <w:lang w:eastAsia="hu-HU"/>
+        </w:rPr>
+      </w:pPr>
+      <w:r>
+        <w:rPr>
+          <w:b/>
+          <w:bCs/>
+          <w:lang w:eastAsia="hu-HU"/>
+        </w:rPr>
+        <w:t>class_id:</w:t>
+      </w:r>
+      <w:r>
+        <w:rPr>
+          <w:lang w:eastAsia="hu-HU"/>
+        </w:rPr>
+        <w:t xml:space="preserve"> adott osztályhoz rendelt tanár</w:t>
+      </w:r>
+    </w:p>
+    <w:p>
+      <w:pPr>
+        <w:pStyle w:val="Listaszerbekezds"/>
+        <w:jc w:val="left"/>
+        <w:rPr>
+          <w:lang w:eastAsia="hu-HU"/>
+        </w:rPr>
+      </w:pPr>
+      <w:r>
+        <w:rPr>
+          <w:b/>
+          <w:bCs/>
+          <w:lang w:eastAsia="hu-HU"/>
+        </w:rPr>
+        <w:t>created_at:</w:t>
+      </w:r>
+      <w:r>
+        <w:rPr>
+          <w:lang w:eastAsia="hu-HU"/>
+        </w:rPr>
+        <w:t xml:space="preserve"> létrehozás dátuma</w:t>
+      </w:r>
+    </w:p>
+    <w:p>
+      <w:pPr>
+        <w:pStyle w:val="Cmsor2"/>
+        <w:rPr>
+          <w:bCs/>
+        </w:rPr>
+      </w:pPr>
+      <w:bookmarkStart w:id="65" w:name="_Toc213824875"/>
+      <w:bookmarkStart w:id="66" w:name="_Toc225455102"/>
+      <w:r>
+        <w:rPr>
+          <w:bCs/>
+        </w:rPr>
+        <w:t>students (Diákok)</w:t>
+      </w:r>
+      <w:bookmarkEnd w:id="65"/>
+      <w:bookmarkEnd w:id="66"/>
+    </w:p>
+    <w:p>
+      <w:pPr>
+        <w:rPr>
+          <w:b/>
+          <w:bCs/>
+        </w:rPr>
+      </w:pPr>
+      <w:r>
+        <w:rPr>
+          <w:noProof/>
+          <w:lang w:eastAsia="hu-HU"/>
+        </w:rPr>
+        <w:drawing>
+          <wp:anchor distT="0" distB="0" distL="114300" distR="114300" simplePos="0" relativeHeight="251663360" behindDoc="0" locked="0" layoutInCell="1" allowOverlap="1" wp14:anchorId="2A3C4132" wp14:editId="649DD77B">
+            <wp:simplePos x="0" y="0"/>
+            <wp:positionH relativeFrom="margin">
+              <wp:align>right</wp:align>
+            </wp:positionH>
+            <wp:positionV relativeFrom="paragraph">
+              <wp:posOffset>255123</wp:posOffset>
+            </wp:positionV>
+            <wp:extent cx="2211070" cy="1422400"/>
+            <wp:effectExtent l="0" t="0" r="0" b="6350"/>
+            <wp:wrapSquare wrapText="bothSides"/>
+            <wp:docPr id="1024975013" name="Kép 6"/>
+            <wp:cNvGraphicFramePr>
+              <a:graphicFrameLocks xmlns:a="http://schemas.openxmlformats.org/drawingml/2006/main" noChangeAspect="1"/>
+            </wp:cNvGraphicFramePr>
+            <a:graphic xmlns:a="http://schemas.openxmlformats.org/drawingml/2006/main">
+              <a:graphicData uri="http://schemas.openxmlformats.org/drawingml/2006/picture">
+                <pic:pic xmlns:pic="http://schemas.openxmlformats.org/drawingml/2006/picture">
+                  <pic:nvPicPr>
+                    <pic:cNvPr id="0" name="Picture 6"/>
+                    <pic:cNvPicPr>
+                      <a:picLocks noChangeAspect="1" noChangeArrowheads="1"/>
+                    </pic:cNvPicPr>
+                  </pic:nvPicPr>
+                  <pic:blipFill>
+                    <a:blip r:embed="rId17">
+                      <a:extLst>
+                        <a:ext uri="{28A0092B-C50C-407E-A947-70E740481C1C}">
+                          <a14:useLocalDpi xmlns:a14="http://schemas.microsoft.com/office/drawing/2010/main" val="0"/>
+                        </a:ext>
+                      </a:extLst>
+                    </a:blip>
+                    <a:srcRect/>
+                    <a:stretch>
+                      <a:fillRect/>
+                    </a:stretch>
+                  </pic:blipFill>
+                  <pic:spPr bwMode="auto">
+                    <a:xfrm>
+                      <a:off x="0" y="0"/>
+                      <a:ext cx="2211070" cy="1422400"/>
+                    </a:xfrm>
+                    <a:prstGeom prst="rect">
+                      <a:avLst/>
+                    </a:prstGeom>
+                    <a:noFill/>
+                    <a:ln>
+                      <a:noFill/>
+                    </a:ln>
+                  </pic:spPr>
+                </pic:pic>
+              </a:graphicData>
+            </a:graphic>
+            <wp14:sizeRelH relativeFrom="margin">
+              <wp14:pctWidth>0</wp14:pctWidth>
+            </wp14:sizeRelH>
+            <wp14:sizeRelV relativeFrom="margin">
+              <wp14:pctHeight>0</wp14:pctHeight>
+            </wp14:sizeRelV>
+          </wp:anchor>
+        </w:drawing>
+      </w:r>
+      <w:r>
+        <w:t>Diákok adatai, kapcsolatban az iskolával és az osztállyal.</w:t>
+      </w:r>
+      <w:r>
+        <w:br/>
+      </w:r>
+      <w:r>
+        <w:rPr>
+          <w:b/>
+          <w:bCs/>
+        </w:rPr>
+        <w:t>Fő mezők:</w:t>
+      </w:r>
+    </w:p>
+    <w:p>
+      <w:pPr>
+        <w:pStyle w:val="Listaszerbekezds"/>
+        <w:jc w:val="left"/>
+        <w:rPr>
+          <w:lang w:eastAsia="hu-HU"/>
+        </w:rPr>
+      </w:pPr>
+      <w:r>
+        <w:rPr>
+          <w:b/>
+          <w:bCs/>
+          <w:lang w:eastAsia="hu-HU"/>
+        </w:rPr>
+        <w:t>establishment_id:</w:t>
+      </w:r>
+      <w:r>
+        <w:rPr>
+          <w:lang w:eastAsia="hu-HU"/>
+        </w:rPr>
+        <w:t xml:space="preserve"> iskola</w:t>
+      </w:r>
+    </w:p>
+    <w:p>
+      <w:pPr>
+        <w:pStyle w:val="Listaszerbekezds"/>
+        <w:jc w:val="left"/>
+        <w:rPr>
+          <w:lang w:eastAsia="hu-HU"/>
+        </w:rPr>
+      </w:pPr>
+      <w:r>
+        <w:rPr>
+          <w:b/>
+          <w:bCs/>
+          <w:lang w:eastAsia="hu-HU"/>
+        </w:rPr>
+        <w:t>class_id:</w:t>
+      </w:r>
+      <w:r>
+        <w:rPr>
+          <w:lang w:eastAsia="hu-HU"/>
+        </w:rPr>
+        <w:t xml:space="preserve"> osztály</w:t>
+      </w:r>
+    </w:p>
+    <w:p>
+      <w:pPr>
+        <w:pStyle w:val="Listaszerbekezds"/>
+        <w:jc w:val="left"/>
+        <w:rPr>
+          <w:lang w:eastAsia="hu-HU"/>
+        </w:rPr>
+      </w:pPr>
+      <w:r>
+        <w:rPr>
+          <w:b/>
+          <w:bCs/>
+          <w:lang w:eastAsia="hu-HU"/>
+        </w:rPr>
+        <w:t>user_id:</w:t>
+      </w:r>
+      <w:r>
+        <w:rPr>
+          <w:lang w:eastAsia="hu-HU"/>
+        </w:rPr>
+        <w:t xml:space="preserve"> felhasználó azonosító</w:t>
+      </w:r>
+    </w:p>
+    <w:p>
+      <w:pPr>
+        <w:pStyle w:val="Listaszerbekezds"/>
+        <w:jc w:val="left"/>
+        <w:rPr>
+          <w:lang w:eastAsia="hu-HU"/>
+        </w:rPr>
+      </w:pPr>
+      <w:r>
+        <w:rPr>
+          <w:b/>
+          <w:bCs/>
+          <w:lang w:eastAsia="hu-HU"/>
+        </w:rPr>
+        <w:t>created_at:</w:t>
+      </w:r>
+      <w:r>
+        <w:rPr>
+          <w:lang w:eastAsia="hu-HU"/>
+        </w:rPr>
+        <w:t xml:space="preserve"> létrehozás dátuma</w:t>
+      </w:r>
+    </w:p>
+    <w:p>
+      <w:pPr>
+        <w:pStyle w:val="Cmsor2"/>
+        <w:rPr>
+          <w:bCs/>
+        </w:rPr>
+      </w:pPr>
+      <w:bookmarkStart w:id="67" w:name="_Toc213824876"/>
+      <w:bookmarkStart w:id="68" w:name="_Toc225455103"/>
+      <w:r>
+        <w:rPr>
+          <w:bCs/>
+        </w:rPr>
+        <w:t>event (Események)</w:t>
+      </w:r>
+      <w:bookmarkEnd w:id="67"/>
+      <w:bookmarkEnd w:id="68"/>
+    </w:p>
+    <w:p>
+      <w:pPr>
+        <w:rPr>
+          <w:b/>
+          <w:bCs/>
+        </w:rPr>
+      </w:pPr>
+      <w:r>
+        <w:rPr>
+          <w:noProof/>
+          <w:lang w:eastAsia="hu-HU"/>
+        </w:rPr>
+        <w:drawing>
+          <wp:anchor distT="0" distB="0" distL="114300" distR="114300" simplePos="0" relativeHeight="251664384" behindDoc="0" locked="0" layoutInCell="1" allowOverlap="1" wp14:anchorId="16606BFE" wp14:editId="0C1BAEBE">
+            <wp:simplePos x="0" y="0"/>
+            <wp:positionH relativeFrom="margin">
+              <wp:posOffset>4293235</wp:posOffset>
+            </wp:positionH>
+            <wp:positionV relativeFrom="paragraph">
+              <wp:posOffset>4445</wp:posOffset>
+            </wp:positionV>
+            <wp:extent cx="1734820" cy="2784475"/>
+            <wp:effectExtent l="0" t="0" r="0" b="0"/>
+            <wp:wrapSquare wrapText="bothSides"/>
+            <wp:docPr id="2027599249" name="Kép 7"/>
+            <wp:cNvGraphicFramePr>
+              <a:graphicFrameLocks xmlns:a="http://schemas.openxmlformats.org/drawingml/2006/main" noChangeAspect="1"/>
+            </wp:cNvGraphicFramePr>
+            <a:graphic xmlns:a="http://schemas.openxmlformats.org/drawingml/2006/main">
+              <a:graphicData uri="http://schemas.openxmlformats.org/drawingml/2006/picture">
+                <pic:pic xmlns:pic="http://schemas.openxmlformats.org/drawingml/2006/picture">
+                  <pic:nvPicPr>
+                    <pic:cNvPr id="0" name="Picture 7"/>
+                    <pic:cNvPicPr>
+                      <a:picLocks noChangeAspect="1" noChangeArrowheads="1"/>
+                    </pic:cNvPicPr>
+                  </pic:nvPicPr>
+                  <pic:blipFill>
+                    <a:blip r:embed="rId18">
+                      <a:extLst>
+                        <a:ext uri="{28A0092B-C50C-407E-A947-70E740481C1C}">
+                          <a14:useLocalDpi xmlns:a14="http://schemas.microsoft.com/office/drawing/2010/main" val="0"/>
+                        </a:ext>
+                      </a:extLst>
+                    </a:blip>
+                    <a:srcRect/>
+                    <a:stretch>
+                      <a:fillRect/>
+                    </a:stretch>
+                  </pic:blipFill>
+                  <pic:spPr bwMode="auto">
+                    <a:xfrm>
+                      <a:off x="0" y="0"/>
+                      <a:ext cx="1734820" cy="2784475"/>
+                    </a:xfrm>
+                    <a:prstGeom prst="rect">
+                      <a:avLst/>
+                    </a:prstGeom>
+                    <a:noFill/>
+                    <a:ln>
+                      <a:noFill/>
+                    </a:ln>
+                  </pic:spPr>
+                </pic:pic>
+              </a:graphicData>
+            </a:graphic>
+            <wp14:sizeRelH relativeFrom="margin">
+              <wp14:pctWidth>0</wp14:pctWidth>
+            </wp14:sizeRelH>
+            <wp14:sizeRelV relativeFrom="margin">
+              <wp14:pctHeight>0</wp14:pctHeight>
+            </wp14:sizeRelV>
+          </wp:anchor>
+        </w:drawing>
+      </w:r>
+      <w:r>
+        <w:t>A rendszer eseményeit (pl. programok) tárolja.</w:t>
+      </w:r>
+      <w:r>
+        <w:br/>
+      </w:r>
+      <w:r>
+        <w:rPr>
+          <w:b/>
+          <w:bCs/>
+        </w:rPr>
+        <w:t>Fő mezők:</w:t>
+      </w:r>
+    </w:p>
+    <w:p>
+      <w:pPr>
+        <w:pStyle w:val="Listaszerbekezds"/>
+        <w:jc w:val="left"/>
+        <w:rPr>
+          <w:lang w:eastAsia="hu-HU"/>
+        </w:rPr>
+      </w:pPr>
+      <w:r>
+        <w:rPr>
+          <w:b/>
+          <w:bCs/>
+          <w:lang w:eastAsia="hu-HU"/>
+        </w:rPr>
+        <w:t>type:</w:t>
+      </w:r>
+      <w:r>
+        <w:rPr>
+          <w:lang w:eastAsia="hu-HU"/>
+        </w:rPr>
+        <w:t xml:space="preserve"> esemény típusa (local / global)</w:t>
+      </w:r>
+    </w:p>
+    <w:p>
+      <w:pPr>
+        <w:pStyle w:val="Listaszerbekezds"/>
+        <w:jc w:val="left"/>
+        <w:rPr>
+          <w:lang w:eastAsia="hu-HU"/>
+        </w:rPr>
+      </w:pPr>
+      <w:r>
+        <w:rPr>
+          <w:b/>
+          <w:bCs/>
+          <w:lang w:eastAsia="hu-HU"/>
+        </w:rPr>
+        <w:t>title, description, content:</w:t>
+      </w:r>
+      <w:r>
+        <w:rPr>
+          <w:lang w:eastAsia="hu-HU"/>
+        </w:rPr>
+        <w:t xml:space="preserve"> részletek</w:t>
+      </w:r>
+    </w:p>
+    <w:p>
+      <w:pPr>
+        <w:pStyle w:val="Listaszerbekezds"/>
+        <w:jc w:val="left"/>
+        <w:rPr>
+          <w:lang w:eastAsia="hu-HU"/>
+        </w:rPr>
+      </w:pPr>
+      <w:r>
+        <w:rPr>
+          <w:b/>
+          <w:bCs/>
+          <w:lang w:eastAsia="hu-HU"/>
+        </w:rPr>
+        <w:t>user_id:</w:t>
+      </w:r>
+      <w:r>
+        <w:rPr>
+          <w:lang w:eastAsia="hu-HU"/>
+        </w:rPr>
+        <w:t xml:space="preserve"> létrehozó</w:t>
+      </w:r>
+    </w:p>
+    <w:p>
+      <w:pPr>
+        <w:pStyle w:val="Listaszerbekezds"/>
+        <w:jc w:val="left"/>
+        <w:rPr>
+          <w:lang w:eastAsia="hu-HU"/>
+        </w:rPr>
+      </w:pPr>
+      <w:r>
+        <w:rPr>
+          <w:b/>
+          <w:bCs/>
+          <w:lang w:eastAsia="hu-HU"/>
+        </w:rPr>
+        <w:t>start_date, end_date:</w:t>
+      </w:r>
+      <w:r>
+        <w:rPr>
+          <w:lang w:eastAsia="hu-HU"/>
+        </w:rPr>
+        <w:t xml:space="preserve"> időpontok</w:t>
+      </w:r>
+    </w:p>
+    <w:p>
+      <w:pPr>
+        <w:pStyle w:val="Listaszerbekezds"/>
+        <w:jc w:val="left"/>
+        <w:rPr>
+          <w:lang w:eastAsia="hu-HU"/>
+        </w:rPr>
+      </w:pPr>
+      <w:r>
+        <w:rPr>
+          <w:b/>
+          <w:bCs/>
+          <w:lang w:eastAsia="hu-HU"/>
+        </w:rPr>
+        <w:t>status:</w:t>
+      </w:r>
+      <w:r>
+        <w:rPr>
+          <w:lang w:eastAsia="hu-HU"/>
+        </w:rPr>
+        <w:t xml:space="preserve"> állapot (open / closed)</w:t>
+      </w:r>
+    </w:p>
+    <w:p>
+      <w:pPr>
+        <w:pStyle w:val="Listaszerbekezds"/>
+        <w:jc w:val="left"/>
+        <w:rPr>
+          <w:lang w:eastAsia="hu-HU"/>
+        </w:rPr>
+      </w:pPr>
+      <w:r>
+        <w:rPr>
+          <w:b/>
+          <w:bCs/>
+          <w:lang w:eastAsia="hu-HU"/>
+        </w:rPr>
+        <w:t>created_at:</w:t>
+      </w:r>
+      <w:r>
+        <w:rPr>
+          <w:lang w:eastAsia="hu-HU"/>
+        </w:rPr>
+        <w:t xml:space="preserve"> létrehozás dátuma</w:t>
+      </w:r>
+    </w:p>
+    <w:p>
+      <w:pPr>
+        <w:pStyle w:val="Cmsor2"/>
+        <w:pageBreakBefore/>
+        <w:rPr>
+          <w:bCs/>
+        </w:rPr>
+      </w:pPr>
+      <w:bookmarkStart w:id="69" w:name="_Toc213824877"/>
+      <w:bookmarkStart w:id="70" w:name="_Toc225455104"/>
+      <w:r>
+        <w:rPr>
+          <w:bCs/>
+        </w:rPr>
+        <w:lastRenderedPageBreak/>
+        <w:t>event_shown_to (Esemény megjelenítés)</w:t>
+      </w:r>
+      <w:bookmarkEnd w:id="69"/>
+      <w:bookmarkEnd w:id="70"/>
+    </w:p>
+    <w:p>
+      <w:pPr>
+        <w:rPr>
+          <w:b/>
+          <w:bCs/>
+        </w:rPr>
+      </w:pPr>
+      <w:r>
+        <w:rPr>
+          <w:noProof/>
+          <w:lang w:eastAsia="hu-HU"/>
+        </w:rPr>
+        <w:drawing>
+          <wp:anchor distT="0" distB="0" distL="114300" distR="114300" simplePos="0" relativeHeight="251665408" behindDoc="0" locked="0" layoutInCell="1" allowOverlap="1" wp14:anchorId="1D0B5CBB" wp14:editId="57F14421">
+            <wp:simplePos x="0" y="0"/>
+            <wp:positionH relativeFrom="margin">
+              <wp:align>right</wp:align>
+            </wp:positionH>
+            <wp:positionV relativeFrom="paragraph">
+              <wp:posOffset>323363</wp:posOffset>
+            </wp:positionV>
+            <wp:extent cx="1679575" cy="1108075"/>
+            <wp:effectExtent l="0" t="0" r="0" b="0"/>
+            <wp:wrapSquare wrapText="bothSides"/>
+            <wp:docPr id="187862236" name="Kép 8"/>
+            <wp:cNvGraphicFramePr>
+              <a:graphicFrameLocks xmlns:a="http://schemas.openxmlformats.org/drawingml/2006/main" noChangeAspect="1"/>
+            </wp:cNvGraphicFramePr>
+            <a:graphic xmlns:a="http://schemas.openxmlformats.org/drawingml/2006/main">
+              <a:graphicData uri="http://schemas.openxmlformats.org/drawingml/2006/picture">
+                <pic:pic xmlns:pic="http://schemas.openxmlformats.org/drawingml/2006/picture">
+                  <pic:nvPicPr>
+                    <pic:cNvPr id="0" name="Picture 8"/>
+                    <pic:cNvPicPr>
+                      <a:picLocks noChangeAspect="1" noChangeArrowheads="1"/>
+                    </pic:cNvPicPr>
+                  </pic:nvPicPr>
+                  <pic:blipFill>
+                    <a:blip r:embed="rId19">
+                      <a:extLst>
+                        <a:ext uri="{28A0092B-C50C-407E-A947-70E740481C1C}">
+                          <a14:useLocalDpi xmlns:a14="http://schemas.microsoft.com/office/drawing/2010/main" val="0"/>
+                        </a:ext>
+                      </a:extLst>
+                    </a:blip>
+                    <a:srcRect/>
+                    <a:stretch>
+                      <a:fillRect/>
+                    </a:stretch>
+                  </pic:blipFill>
+                  <pic:spPr bwMode="auto">
+                    <a:xfrm>
+                      <a:off x="0" y="0"/>
+                      <a:ext cx="1679575" cy="1108075"/>
+                    </a:xfrm>
+                    <a:prstGeom prst="rect">
+                      <a:avLst/>
+                    </a:prstGeom>
+                    <a:noFill/>
+                    <a:ln>
+                      <a:noFill/>
+                    </a:ln>
+                  </pic:spPr>
+                </pic:pic>
+              </a:graphicData>
+            </a:graphic>
+            <wp14:sizeRelH relativeFrom="margin">
+              <wp14:pctWidth>0</wp14:pctWidth>
+            </wp14:sizeRelH>
+            <wp14:sizeRelV relativeFrom="margin">
+              <wp14:pctHeight>0</wp14:pctHeight>
+            </wp14:sizeRelV>
+          </wp:anchor>
+        </w:drawing>
+      </w:r>
+      <w:r>
+        <w:t>Megadja, hogy egy esemény mely osztályoknak és felhasználóknak látható.</w:t>
+      </w:r>
+      <w:r>
+        <w:br/>
+      </w:r>
+      <w:r>
+        <w:rPr>
+          <w:b/>
+          <w:bCs/>
+        </w:rPr>
+        <w:t>Fő mezők:</w:t>
+      </w:r>
+    </w:p>
+    <w:p>
+      <w:pPr>
+        <w:pStyle w:val="Listaszerbekezds"/>
+        <w:jc w:val="left"/>
+        <w:rPr>
+          <w:lang w:eastAsia="hu-HU"/>
+        </w:rPr>
+      </w:pPr>
+      <w:r>
+        <w:rPr>
+          <w:b/>
+          <w:bCs/>
+          <w:lang w:eastAsia="hu-HU"/>
+        </w:rPr>
+        <w:t>event_id:</w:t>
+      </w:r>
+      <w:r>
+        <w:rPr>
+          <w:lang w:eastAsia="hu-HU"/>
+        </w:rPr>
+        <w:t xml:space="preserve"> esemény hivatkozás</w:t>
+      </w:r>
+    </w:p>
+    <w:p>
+      <w:pPr>
+        <w:pStyle w:val="Listaszerbekezds"/>
+        <w:jc w:val="left"/>
+        <w:rPr>
+          <w:lang w:eastAsia="hu-HU"/>
+        </w:rPr>
+      </w:pPr>
+      <w:r>
+        <w:rPr>
+          <w:b/>
+          <w:bCs/>
+          <w:lang w:eastAsia="hu-HU"/>
+        </w:rPr>
+        <w:t>class_id:</w:t>
+      </w:r>
+      <w:r>
+        <w:rPr>
+          <w:lang w:eastAsia="hu-HU"/>
+        </w:rPr>
+        <w:t xml:space="preserve"> osztály</w:t>
+      </w:r>
+    </w:p>
+    <w:p>
+      <w:pPr>
+        <w:pStyle w:val="Listaszerbekezds"/>
+        <w:jc w:val="left"/>
+        <w:rPr>
+          <w:lang w:eastAsia="hu-HU"/>
+        </w:rPr>
+      </w:pPr>
+      <w:r>
+        <w:rPr>
+          <w:b/>
+          <w:bCs/>
+          <w:lang w:eastAsia="hu-HU"/>
+        </w:rPr>
+        <w:t>user_id:</w:t>
+      </w:r>
+      <w:r>
+        <w:rPr>
+          <w:lang w:eastAsia="hu-HU"/>
+        </w:rPr>
+        <w:t xml:space="preserve"> egyéni megjelenítés</w:t>
+      </w:r>
+    </w:p>
+    <w:p>
+      <w:pPr>
+        <w:pStyle w:val="Cmsor2"/>
+        <w:rPr>
+          <w:bCs/>
+        </w:rPr>
+      </w:pPr>
+      <w:bookmarkStart w:id="71" w:name="_Toc213824878"/>
+      <w:bookmarkStart w:id="72" w:name="_Toc225455105"/>
+      <w:r>
+        <w:rPr>
+          <w:bCs/>
+        </w:rPr>
+        <w:t>event_msg (Esemény üzenetek)</w:t>
+      </w:r>
+      <w:bookmarkEnd w:id="71"/>
+      <w:bookmarkEnd w:id="72"/>
+    </w:p>
+    <w:p>
+      <w:pPr>
+        <w:rPr>
+          <w:b/>
+          <w:bCs/>
+        </w:rPr>
+      </w:pPr>
+      <w:r>
+        <w:rPr>
+          <w:noProof/>
+          <w:lang w:eastAsia="hu-HU"/>
+        </w:rPr>
+        <w:drawing>
+          <wp:anchor distT="0" distB="0" distL="114300" distR="114300" simplePos="0" relativeHeight="251666432" behindDoc="0" locked="0" layoutInCell="1" allowOverlap="1" wp14:anchorId="5DCF89CB" wp14:editId="7DE6087C">
+            <wp:simplePos x="0" y="0"/>
+            <wp:positionH relativeFrom="margin">
+              <wp:align>right</wp:align>
+            </wp:positionH>
+            <wp:positionV relativeFrom="paragraph">
+              <wp:posOffset>7620</wp:posOffset>
+            </wp:positionV>
+            <wp:extent cx="1796415" cy="1769110"/>
+            <wp:effectExtent l="0" t="0" r="0" b="2540"/>
+            <wp:wrapSquare wrapText="bothSides"/>
+            <wp:docPr id="1746290252" name="Kép 9"/>
+            <wp:cNvGraphicFramePr>
+              <a:graphicFrameLocks xmlns:a="http://schemas.openxmlformats.org/drawingml/2006/main" noChangeAspect="1"/>
+            </wp:cNvGraphicFramePr>
+            <a:graphic xmlns:a="http://schemas.openxmlformats.org/drawingml/2006/main">
+              <a:graphicData uri="http://schemas.openxmlformats.org/drawingml/2006/picture">
+                <pic:pic xmlns:pic="http://schemas.openxmlformats.org/drawingml/2006/picture">
+                  <pic:nvPicPr>
+                    <pic:cNvPr id="0" name="Picture 9"/>
+                    <pic:cNvPicPr>
+                      <a:picLocks noChangeAspect="1" noChangeArrowheads="1"/>
+                    </pic:cNvPicPr>
+                  </pic:nvPicPr>
+                  <pic:blipFill>
+                    <a:blip r:embed="rId20">
+                      <a:extLst>
+                        <a:ext uri="{28A0092B-C50C-407E-A947-70E740481C1C}">
+                          <a14:useLocalDpi xmlns:a14="http://schemas.microsoft.com/office/drawing/2010/main" val="0"/>
+                        </a:ext>
+                      </a:extLst>
+                    </a:blip>
+                    <a:srcRect/>
+                    <a:stretch>
+                      <a:fillRect/>
+                    </a:stretch>
+                  </pic:blipFill>
+                  <pic:spPr bwMode="auto">
+                    <a:xfrm>
+                      <a:off x="0" y="0"/>
+                      <a:ext cx="1796415" cy="1769110"/>
+                    </a:xfrm>
+                    <a:prstGeom prst="rect">
+                      <a:avLst/>
+                    </a:prstGeom>
+                    <a:noFill/>
+                    <a:ln>
+                      <a:noFill/>
+                    </a:ln>
+                  </pic:spPr>
+                </pic:pic>
+              </a:graphicData>
+            </a:graphic>
+            <wp14:sizeRelH relativeFrom="margin">
+              <wp14:pctWidth>0</wp14:pctWidth>
+            </wp14:sizeRelH>
+            <wp14:sizeRelV relativeFrom="margin">
+              <wp14:pctHeight>0</wp14:pctHeight>
+            </wp14:sizeRelV>
+          </wp:anchor>
+        </w:drawing>
+      </w:r>
+      <w:r>
+        <w:t>Eseményekhez kapcsolódó üzenetek, hozzászólások.</w:t>
+      </w:r>
+      <w:r>
+        <w:br/>
+      </w:r>
+      <w:r>
+        <w:rPr>
+          <w:b/>
+          <w:bCs/>
+        </w:rPr>
+        <w:t>Fő mezők:</w:t>
+      </w:r>
+    </w:p>
+    <w:p>
+      <w:pPr>
+        <w:pStyle w:val="Listaszerbekezds"/>
+        <w:jc w:val="left"/>
+        <w:rPr>
+          <w:lang w:eastAsia="hu-HU"/>
+        </w:rPr>
+      </w:pPr>
+      <w:r>
+        <w:rPr>
+          <w:b/>
+          <w:bCs/>
+          <w:lang w:eastAsia="hu-HU"/>
+        </w:rPr>
+        <w:t>event_id:</w:t>
+      </w:r>
+      <w:r>
+        <w:rPr>
+          <w:lang w:eastAsia="hu-HU"/>
+        </w:rPr>
+        <w:t xml:space="preserve"> esemény hivatkozás</w:t>
+      </w:r>
+      <w:r>
+        <w:rPr>
+          <w:lang w:eastAsia="hu-HU"/>
+        </w:rPr>
+        <w:t>a</w:t>
+      </w:r>
+    </w:p>
+    <w:p>
+      <w:pPr>
+        <w:pStyle w:val="Listaszerbekezds"/>
+        <w:jc w:val="left"/>
+        <w:rPr>
+          <w:lang w:eastAsia="hu-HU"/>
+        </w:rPr>
+      </w:pPr>
+      <w:r>
+        <w:rPr>
+          <w:b/>
+          <w:bCs/>
+          <w:lang w:eastAsia="hu-HU"/>
+        </w:rPr>
+        <w:t>user_id:</w:t>
+      </w:r>
+      <w:r>
+        <w:rPr>
+          <w:lang w:eastAsia="hu-HU"/>
+        </w:rPr>
+        <w:t xml:space="preserve"> üzenet írója</w:t>
+      </w:r>
+    </w:p>
+    <w:p>
+      <w:pPr>
+        <w:pStyle w:val="Listaszerbekezds"/>
+        <w:jc w:val="left"/>
+        <w:rPr>
+          <w:lang w:eastAsia="hu-HU"/>
+        </w:rPr>
+      </w:pPr>
+      <w:r>
+        <w:rPr>
+          <w:b/>
+          <w:bCs/>
+          <w:lang w:eastAsia="hu-HU"/>
+        </w:rPr>
+        <w:t>content:</w:t>
+      </w:r>
+      <w:r>
+        <w:rPr>
+          <w:lang w:eastAsia="hu-HU"/>
+        </w:rPr>
+        <w:t xml:space="preserve"> üzenet tartalma</w:t>
+      </w:r>
+    </w:p>
+    <w:p>
+      <w:pPr>
+        <w:pStyle w:val="Listaszerbekezds"/>
+        <w:jc w:val="left"/>
+        <w:rPr>
+          <w:lang w:eastAsia="hu-HU"/>
+        </w:rPr>
+      </w:pPr>
+      <w:r>
+        <w:rPr>
+          <w:b/>
+          <w:bCs/>
+          <w:lang w:eastAsia="hu-HU"/>
+        </w:rPr>
+        <w:t>created_at:</w:t>
+      </w:r>
+      <w:r>
+        <w:rPr>
+          <w:lang w:eastAsia="hu-HU"/>
+        </w:rPr>
+        <w:t xml:space="preserve"> létrehozás dátuma</w:t>
+      </w:r>
+    </w:p>
+    <w:p>
+      <w:pPr>
+        <w:pStyle w:val="Cmsor2"/>
+        <w:rPr>
+          <w:bCs/>
+        </w:rPr>
+      </w:pPr>
+      <w:bookmarkStart w:id="73" w:name="_Toc213824879"/>
+      <w:bookmarkStart w:id="74" w:name="_Toc225455106"/>
+      <w:r>
+        <w:rPr>
+          <w:bCs/>
+        </w:rPr>
+        <w:t>event_feedback (Esemény visszajelzések)</w:t>
+      </w:r>
+      <w:bookmarkEnd w:id="73"/>
+      <w:bookmarkEnd w:id="74"/>
+    </w:p>
+    <w:p>
+      <w:pPr>
+        <w:rPr>
+          <w:b/>
+          <w:bCs/>
+        </w:rPr>
+      </w:pPr>
+      <w:r>
+        <w:rPr>
+          <w:noProof/>
+          <w:lang w:eastAsia="hu-HU"/>
+        </w:rPr>
+        <w:drawing>
+          <wp:anchor distT="0" distB="0" distL="114300" distR="114300" simplePos="0" relativeHeight="251667456" behindDoc="0" locked="0" layoutInCell="1" allowOverlap="1" wp14:anchorId="7CE071C8" wp14:editId="497A05DC">
+            <wp:simplePos x="0" y="0"/>
+            <wp:positionH relativeFrom="margin">
+              <wp:align>right</wp:align>
+            </wp:positionH>
+            <wp:positionV relativeFrom="paragraph">
+              <wp:posOffset>236619</wp:posOffset>
+            </wp:positionV>
+            <wp:extent cx="1658620" cy="1308100"/>
+            <wp:effectExtent l="0" t="0" r="0" b="6350"/>
+            <wp:wrapSquare wrapText="bothSides"/>
+            <wp:docPr id="1464043407" name="Kép 10"/>
+            <wp:cNvGraphicFramePr>
+              <a:graphicFrameLocks xmlns:a="http://schemas.openxmlformats.org/drawingml/2006/main" noChangeAspect="1"/>
+            </wp:cNvGraphicFramePr>
+            <a:graphic xmlns:a="http://schemas.openxmlformats.org/drawingml/2006/main">
+              <a:graphicData uri="http://schemas.openxmlformats.org/drawingml/2006/picture">
+                <pic:pic xmlns:pic="http://schemas.openxmlformats.org/drawingml/2006/picture">
+                  <pic:nvPicPr>
+                    <pic:cNvPr id="0" name="Picture 10"/>
+                    <pic:cNvPicPr>
+                      <a:picLocks noChangeAspect="1" noChangeArrowheads="1"/>
+                    </pic:cNvPicPr>
+                  </pic:nvPicPr>
+                  <pic:blipFill>
+                    <a:blip r:embed="rId21">
+                      <a:extLst>
+                        <a:ext uri="{28A0092B-C50C-407E-A947-70E740481C1C}">
+                          <a14:useLocalDpi xmlns:a14="http://schemas.microsoft.com/office/drawing/2010/main" val="0"/>
+                        </a:ext>
+                      </a:extLst>
+                    </a:blip>
+                    <a:srcRect/>
+                    <a:stretch>
+                      <a:fillRect/>
+                    </a:stretch>
+                  </pic:blipFill>
+                  <pic:spPr bwMode="auto">
+                    <a:xfrm>
+                      <a:off x="0" y="0"/>
+                      <a:ext cx="1658620" cy="1308100"/>
+                    </a:xfrm>
+                    <a:prstGeom prst="rect">
+                      <a:avLst/>
+                    </a:prstGeom>
+                    <a:noFill/>
+                    <a:ln>
+                      <a:noFill/>
+                    </a:ln>
+                  </pic:spPr>
+                </pic:pic>
+              </a:graphicData>
+            </a:graphic>
+            <wp14:sizeRelH relativeFrom="margin">
+              <wp14:pctWidth>0</wp14:pctWidth>
+            </wp14:sizeRelH>
+            <wp14:sizeRelV relativeFrom="margin">
+              <wp14:pctHeight>0</wp14:pctHeight>
+            </wp14:sizeRelV>
+          </wp:anchor>
+        </w:drawing>
+      </w:r>
+      <w:r>
+        <w:t>A felhasználók válaszait tárolja („igen / nem” – részt vesz-e).</w:t>
+      </w:r>
+      <w:r>
+        <w:br/>
+      </w:r>
+      <w:r>
+        <w:rPr>
+          <w:b/>
+          <w:bCs/>
+        </w:rPr>
+        <w:t>Fő mezők:</w:t>
+      </w:r>
+    </w:p>
+    <w:p>
+      <w:pPr>
+        <w:pStyle w:val="Listaszerbekezds"/>
+        <w:jc w:val="left"/>
+        <w:rPr>
+          <w:lang w:eastAsia="hu-HU"/>
+        </w:rPr>
+      </w:pPr>
+      <w:r>
+        <w:rPr>
+          <w:b/>
+          <w:bCs/>
+          <w:lang w:eastAsia="hu-HU"/>
+        </w:rPr>
+        <w:t>event_id, user_id:</w:t>
+      </w:r>
+      <w:r>
+        <w:rPr>
+          <w:lang w:eastAsia="hu-HU"/>
+        </w:rPr>
+        <w:t xml:space="preserve"> esemény és válaszadó</w:t>
+      </w:r>
+    </w:p>
+    <w:p>
+      <w:pPr>
+        <w:pStyle w:val="Listaszerbekezds"/>
+        <w:jc w:val="left"/>
+        <w:rPr>
+          <w:lang w:eastAsia="hu-HU"/>
+        </w:rPr>
+      </w:pPr>
+      <w:r>
+        <w:rPr>
+          <w:b/>
+          <w:bCs/>
+          <w:lang w:eastAsia="hu-HU"/>
+        </w:rPr>
+        <w:t>answer:</w:t>
+      </w:r>
+      <w:r>
+        <w:rPr>
+          <w:lang w:eastAsia="hu-HU"/>
+        </w:rPr>
+        <w:t xml:space="preserve"> válasz (</w:t>
+      </w:r>
+      <w:r>
+        <w:rPr>
+          <w:lang w:eastAsia="hu-HU"/>
+        </w:rPr>
+        <w:t>igen</w:t>
+      </w:r>
+      <w:r>
+        <w:rPr>
+          <w:lang w:eastAsia="hu-HU"/>
+        </w:rPr>
+        <w:t xml:space="preserve"> / n</w:t>
+      </w:r>
+      <w:r>
+        <w:rPr>
+          <w:lang w:eastAsia="hu-HU"/>
+        </w:rPr>
+        <w:t>em</w:t>
+      </w:r>
+      <w:r>
+        <w:rPr>
+          <w:lang w:eastAsia="hu-HU"/>
+        </w:rPr>
+        <w:t>)</w:t>
+      </w:r>
+    </w:p>
+    <w:p>
+      <w:pPr>
+        <w:pStyle w:val="Listaszerbekezds"/>
+        <w:jc w:val="left"/>
+        <w:rPr>
+          <w:lang w:eastAsia="hu-HU"/>
+        </w:rPr>
+      </w:pPr>
+      <w:r>
+        <w:rPr>
+          <w:b/>
+          <w:bCs/>
+          <w:lang w:eastAsia="hu-HU"/>
+        </w:rPr>
+        <w:t>updated_at:</w:t>
+      </w:r>
+      <w:r>
+        <w:rPr>
+          <w:lang w:eastAsia="hu-HU"/>
+        </w:rPr>
+        <w:t xml:space="preserve"> frissítés dátuma</w:t>
+      </w:r>
+    </w:p>
+    <w:p>
+      <w:pPr>
+        <w:pStyle w:val="Cmsor2"/>
+        <w:rPr>
+          <w:bCs/>
+        </w:rPr>
+      </w:pPr>
+      <w:bookmarkStart w:id="75" w:name="_Toc213824880"/>
+      <w:bookmarkStart w:id="76" w:name="_Toc225455107"/>
+      <w:r>
+        <w:rPr>
+          <w:bCs/>
+        </w:rPr>
+        <w:t>event_favourite (Kedvencek)</w:t>
+      </w:r>
+      <w:bookmarkEnd w:id="75"/>
+      <w:bookmarkEnd w:id="76"/>
+    </w:p>
+    <w:p>
+      <w:pPr>
+        <w:rPr>
+          <w:b/>
+          <w:bCs/>
+        </w:rPr>
+      </w:pPr>
+      <w:r>
+        <w:rPr>
+          <w:noProof/>
+          <w:lang w:eastAsia="hu-HU"/>
+        </w:rPr>
+        <w:drawing>
+          <wp:anchor distT="0" distB="0" distL="114300" distR="114300" simplePos="0" relativeHeight="251668480" behindDoc="0" locked="0" layoutInCell="1" allowOverlap="1" wp14:anchorId="693F9AAB" wp14:editId="481D727B">
+            <wp:simplePos x="0" y="0"/>
+            <wp:positionH relativeFrom="margin">
+              <wp:align>right</wp:align>
+            </wp:positionH>
+            <wp:positionV relativeFrom="paragraph">
+              <wp:posOffset>6350</wp:posOffset>
+            </wp:positionV>
+            <wp:extent cx="1729740" cy="1126490"/>
+            <wp:effectExtent l="0" t="0" r="3810" b="0"/>
+            <wp:wrapSquare wrapText="bothSides"/>
+            <wp:docPr id="447532217" name="Kép 11"/>
+            <wp:cNvGraphicFramePr>
+              <a:graphicFrameLocks xmlns:a="http://schemas.openxmlformats.org/drawingml/2006/main" noChangeAspect="1"/>
+            </wp:cNvGraphicFramePr>
+            <a:graphic xmlns:a="http://schemas.openxmlformats.org/drawingml/2006/main">
+              <a:graphicData uri="http://schemas.openxmlformats.org/drawingml/2006/picture">
+                <pic:pic xmlns:pic="http://schemas.openxmlformats.org/drawingml/2006/picture">
+                  <pic:nvPicPr>
+                    <pic:cNvPr id="0" name="Picture 11"/>
+                    <pic:cNvPicPr>
+                      <a:picLocks noChangeAspect="1" noChangeArrowheads="1"/>
+                    </pic:cNvPicPr>
+                  </pic:nvPicPr>
+                  <pic:blipFill>
+                    <a:blip r:embed="rId22">
+                      <a:extLst>
+                        <a:ext uri="{28A0092B-C50C-407E-A947-70E740481C1C}">
+                          <a14:useLocalDpi xmlns:a14="http://schemas.microsoft.com/office/drawing/2010/main" val="0"/>
+                        </a:ext>
+                      </a:extLst>
+                    </a:blip>
+                    <a:srcRect/>
+                    <a:stretch>
+                      <a:fillRect/>
+                    </a:stretch>
+                  </pic:blipFill>
+                  <pic:spPr bwMode="auto">
+                    <a:xfrm>
+                      <a:off x="0" y="0"/>
+                      <a:ext cx="1729740" cy="1126490"/>
+                    </a:xfrm>
+                    <a:prstGeom prst="rect">
+                      <a:avLst/>
+                    </a:prstGeom>
+                    <a:noFill/>
+                    <a:ln>
+                      <a:noFill/>
+                    </a:ln>
+                  </pic:spPr>
+                </pic:pic>
+              </a:graphicData>
+            </a:graphic>
+            <wp14:sizeRelH relativeFrom="margin">
+              <wp14:pctWidth>0</wp14:pctWidth>
+            </wp14:sizeRelH>
+            <wp14:sizeRelV relativeFrom="margin">
+              <wp14:pctHeight>0</wp14:pctHeight>
+            </wp14:sizeRelV>
+          </wp:anchor>
+        </w:drawing>
+      </w:r>
+      <w:r>
+        <w:t>Az eseményt kedvencnek jelölő felhasználók adatai.</w:t>
+      </w:r>
+      <w:r>
+        <w:br/>
+      </w:r>
+      <w:r>
+        <w:rPr>
+          <w:b/>
+          <w:bCs/>
+        </w:rPr>
+        <w:t>Fő mezők:</w:t>
+      </w:r>
+    </w:p>
+    <w:p>
+      <w:pPr>
+        <w:pStyle w:val="Listaszerbekezds"/>
+        <w:jc w:val="left"/>
+        <w:rPr>
+          <w:lang w:eastAsia="hu-HU"/>
+        </w:rPr>
+      </w:pPr>
+      <w:r>
+        <w:rPr>
+          <w:b/>
+          <w:bCs/>
+          <w:lang w:eastAsia="hu-HU"/>
+        </w:rPr>
+        <w:t>event_id:</w:t>
+      </w:r>
+      <w:r>
+        <w:rPr>
+          <w:lang w:eastAsia="hu-HU"/>
+        </w:rPr>
+        <w:t xml:space="preserve"> esemény</w:t>
+      </w:r>
+      <w:r>
+        <w:rPr>
+          <w:lang w:eastAsia="hu-HU"/>
+        </w:rPr>
+        <w:t xml:space="preserve"> </w:t>
+      </w:r>
+      <w:r>
+        <w:rPr>
+          <w:lang w:eastAsia="hu-HU"/>
+        </w:rPr>
+        <w:t>hivatkozás</w:t>
+      </w:r>
+      <w:r>
+        <w:rPr>
+          <w:lang w:eastAsia="hu-HU"/>
+        </w:rPr>
+        <w:t>a</w:t>
+      </w:r>
+    </w:p>
+    <w:p>
+      <w:pPr>
+        <w:pStyle w:val="Listaszerbekezds"/>
+        <w:jc w:val="left"/>
+        <w:rPr>
+          <w:lang w:eastAsia="hu-HU"/>
+        </w:rPr>
+      </w:pPr>
+      <w:r>
+        <w:rPr>
+          <w:b/>
+          <w:bCs/>
+          <w:lang w:eastAsia="hu-HU"/>
+        </w:rPr>
+        <w:t>user_id:</w:t>
+      </w:r>
+      <w:r>
+        <w:rPr>
+          <w:lang w:eastAsia="hu-HU"/>
+        </w:rPr>
+        <w:t xml:space="preserve"> felhasználó</w:t>
+      </w:r>
+    </w:p>
+    <w:p>
+      <w:pPr>
+        <w:pStyle w:val="Cmsor2"/>
+        <w:pageBreakBefore/>
+        <w:rPr>
+          <w:bCs/>
+        </w:rPr>
+      </w:pPr>
+      <w:bookmarkStart w:id="77" w:name="_Toc213824881"/>
+      <w:bookmarkStart w:id="78" w:name="_Toc225455108"/>
+      <w:r>
+        <w:rPr>
+          <w:bCs/>
+        </w:rPr>
+        <w:lastRenderedPageBreak/>
+        <w:t>poll (Szavazások)</w:t>
+      </w:r>
+      <w:bookmarkEnd w:id="77"/>
+      <w:bookmarkEnd w:id="78"/>
+    </w:p>
+    <w:p>
+      <w:pPr>
+        <w:rPr>
+          <w:b/>
+          <w:bCs/>
+        </w:rPr>
+      </w:pPr>
+      <w:r>
+        <w:rPr>
+          <w:rFonts w:hAnsi="Symbol"/>
+          <w:noProof/>
+          <w:lang w:eastAsia="hu-HU"/>
+        </w:rPr>
+        <w:drawing>
+          <wp:anchor distT="0" distB="0" distL="114300" distR="114300" simplePos="0" relativeHeight="251669504" behindDoc="0" locked="0" layoutInCell="1" allowOverlap="1" wp14:anchorId="2CBDA2CA" wp14:editId="021AEB84">
+            <wp:simplePos x="0" y="0"/>
+            <wp:positionH relativeFrom="margin">
+              <wp:align>right</wp:align>
+            </wp:positionH>
+            <wp:positionV relativeFrom="paragraph">
+              <wp:posOffset>15240</wp:posOffset>
+            </wp:positionV>
+            <wp:extent cx="1679575" cy="1864360"/>
+            <wp:effectExtent l="0" t="0" r="0" b="2540"/>
+            <wp:wrapSquare wrapText="bothSides"/>
+            <wp:docPr id="1716850611" name="Kép 12"/>
+            <wp:cNvGraphicFramePr>
+              <a:graphicFrameLocks xmlns:a="http://schemas.openxmlformats.org/drawingml/2006/main" noChangeAspect="1"/>
+            </wp:cNvGraphicFramePr>
+            <a:graphic xmlns:a="http://schemas.openxmlformats.org/drawingml/2006/main">
+              <a:graphicData uri="http://schemas.openxmlformats.org/drawingml/2006/picture">
+                <pic:pic xmlns:pic="http://schemas.openxmlformats.org/drawingml/2006/picture">
+                  <pic:nvPicPr>
+                    <pic:cNvPr id="0" name="Picture 12"/>
+                    <pic:cNvPicPr>
+                      <a:picLocks noChangeAspect="1" noChangeArrowheads="1"/>
+                    </pic:cNvPicPr>
+                  </pic:nvPicPr>
+                  <pic:blipFill>
+                    <a:blip r:embed="rId23">
+                      <a:extLst>
+                        <a:ext uri="{28A0092B-C50C-407E-A947-70E740481C1C}">
+                          <a14:useLocalDpi xmlns:a14="http://schemas.microsoft.com/office/drawing/2010/main" val="0"/>
+                        </a:ext>
+                      </a:extLst>
+                    </a:blip>
+                    <a:srcRect/>
+                    <a:stretch>
+                      <a:fillRect/>
+                    </a:stretch>
+                  </pic:blipFill>
+                  <pic:spPr bwMode="auto">
+                    <a:xfrm>
+                      <a:off x="0" y="0"/>
+                      <a:ext cx="1679575" cy="1864360"/>
+                    </a:xfrm>
+                    <a:prstGeom prst="rect">
+                      <a:avLst/>
+                    </a:prstGeom>
+                    <a:noFill/>
+                    <a:ln>
+                      <a:noFill/>
+                    </a:ln>
+                  </pic:spPr>
+                </pic:pic>
+              </a:graphicData>
+            </a:graphic>
+            <wp14:sizeRelH relativeFrom="margin">
+              <wp14:pctWidth>0</wp14:pctWidth>
+            </wp14:sizeRelH>
+            <wp14:sizeRelV relativeFrom="margin">
+              <wp14:pctHeight>0</wp14:pctHeight>
+            </wp14:sizeRelV>
+          </wp:anchor>
+        </w:drawing>
+      </w:r>
+      <w:r>
+        <w:t>Eseményhez kapcsolt szavazásokat tárolja.</w:t>
+      </w:r>
+      <w:r>
+        <w:br/>
+      </w:r>
+      <w:r>
+        <w:rPr>
+          <w:b/>
+          <w:bCs/>
+        </w:rPr>
+        <w:t>Fő mezők:</w:t>
+      </w:r>
+    </w:p>
+    <w:p>
+      <w:pPr>
+        <w:pStyle w:val="Listaszerbekezds"/>
+        <w:jc w:val="left"/>
+        <w:rPr>
+          <w:lang w:eastAsia="hu-HU"/>
+        </w:rPr>
+      </w:pPr>
+      <w:r>
+        <w:rPr>
+          <w:b/>
+          <w:bCs/>
+          <w:lang w:eastAsia="hu-HU"/>
+        </w:rPr>
+        <w:t>event_id:</w:t>
+      </w:r>
+      <w:r>
+        <w:rPr>
+          <w:lang w:eastAsia="hu-HU"/>
+        </w:rPr>
+        <w:t xml:space="preserve"> esemény azonosítója</w:t>
+      </w:r>
+    </w:p>
+    <w:p>
+      <w:pPr>
+        <w:pStyle w:val="Listaszerbekezds"/>
+        <w:jc w:val="left"/>
+        <w:rPr>
+          <w:lang w:eastAsia="hu-HU"/>
+        </w:rPr>
+      </w:pPr>
+      <w:r>
+        <w:rPr>
+          <w:b/>
+          <w:bCs/>
+          <w:lang w:eastAsia="hu-HU"/>
+        </w:rPr>
+        <w:t>title:</w:t>
+      </w:r>
+      <w:r>
+        <w:rPr>
+          <w:lang w:eastAsia="hu-HU"/>
+        </w:rPr>
+        <w:t xml:space="preserve"> szavazás címe</w:t>
+      </w:r>
+    </w:p>
+    <w:p>
+      <w:pPr>
+        <w:pStyle w:val="Listaszerbekezds"/>
+        <w:jc w:val="left"/>
+        <w:rPr>
+          <w:lang w:eastAsia="hu-HU"/>
+        </w:rPr>
+      </w:pPr>
+      <w:r>
+        <w:rPr>
+          <w:b/>
+          <w:bCs/>
+          <w:lang w:eastAsia="hu-HU"/>
+        </w:rPr>
+        <w:t>user_id:</w:t>
+      </w:r>
+      <w:r>
+        <w:rPr>
+          <w:lang w:eastAsia="hu-HU"/>
+        </w:rPr>
+        <w:t xml:space="preserve"> létrehozó</w:t>
+      </w:r>
+    </w:p>
+    <w:p>
+      <w:pPr>
+        <w:pStyle w:val="Listaszerbekezds"/>
+        <w:jc w:val="left"/>
+        <w:rPr>
+          <w:b/>
+          <w:bCs/>
+          <w:lang w:eastAsia="hu-HU"/>
+        </w:rPr>
+      </w:pPr>
+      <w:r>
+        <w:rPr>
+          <w:b/>
+          <w:bCs/>
+          <w:lang w:eastAsia="hu-HU"/>
+        </w:rPr>
+        <w:t>created_at, updated_at</w:t>
+      </w:r>
+    </w:p>
+    <w:p>
+      <w:pPr>
+        <w:pStyle w:val="Cmsor2"/>
+        <w:rPr>
+          <w:bCs/>
+        </w:rPr>
+      </w:pPr>
+      <w:bookmarkStart w:id="79" w:name="_Toc213824882"/>
+      <w:bookmarkStart w:id="80" w:name="_Toc225455109"/>
+      <w:r>
+        <w:rPr>
+          <w:bCs/>
+        </w:rPr>
+        <w:t>poll_option (Szavazási lehetőségek)</w:t>
+      </w:r>
+      <w:bookmarkEnd w:id="79"/>
+      <w:bookmarkEnd w:id="80"/>
+    </w:p>
+    <w:p>
+      <w:pPr>
+        <w:rPr>
+          <w:b/>
+          <w:bCs/>
+        </w:rPr>
+      </w:pPr>
+      <w:r>
+        <w:rPr>
+          <w:noProof/>
+          <w:lang w:eastAsia="hu-HU"/>
+        </w:rPr>
+        <w:drawing>
+          <wp:anchor distT="0" distB="0" distL="114300" distR="114300" simplePos="0" relativeHeight="251670528" behindDoc="0" locked="0" layoutInCell="1" allowOverlap="1" wp14:anchorId="5DC9C90B" wp14:editId="21329DA4">
+            <wp:simplePos x="0" y="0"/>
+            <wp:positionH relativeFrom="margin">
+              <wp:align>right</wp:align>
+            </wp:positionH>
+            <wp:positionV relativeFrom="paragraph">
+              <wp:posOffset>9644</wp:posOffset>
+            </wp:positionV>
+            <wp:extent cx="1775460" cy="1233170"/>
+            <wp:effectExtent l="0" t="0" r="0" b="5080"/>
+            <wp:wrapSquare wrapText="bothSides"/>
+            <wp:docPr id="1835113413" name="Kép 13"/>
+            <wp:cNvGraphicFramePr>
+              <a:graphicFrameLocks xmlns:a="http://schemas.openxmlformats.org/drawingml/2006/main" noChangeAspect="1"/>
+            </wp:cNvGraphicFramePr>
+            <a:graphic xmlns:a="http://schemas.openxmlformats.org/drawingml/2006/main">
+              <a:graphicData uri="http://schemas.openxmlformats.org/drawingml/2006/picture">
+                <pic:pic xmlns:pic="http://schemas.openxmlformats.org/drawingml/2006/picture">
+                  <pic:nvPicPr>
+                    <pic:cNvPr id="0" name="Picture 13"/>
+                    <pic:cNvPicPr>
+                      <a:picLocks noChangeAspect="1" noChangeArrowheads="1"/>
+                    </pic:cNvPicPr>
+                  </pic:nvPicPr>
+                  <pic:blipFill>
+                    <a:blip r:embed="rId24">
+                      <a:extLst>
+                        <a:ext uri="{28A0092B-C50C-407E-A947-70E740481C1C}">
+                          <a14:useLocalDpi xmlns:a14="http://schemas.microsoft.com/office/drawing/2010/main" val="0"/>
+                        </a:ext>
+                      </a:extLst>
+                    </a:blip>
+                    <a:srcRect/>
+                    <a:stretch>
+                      <a:fillRect/>
+                    </a:stretch>
+                  </pic:blipFill>
+                  <pic:spPr bwMode="auto">
+                    <a:xfrm>
+                      <a:off x="0" y="0"/>
+                      <a:ext cx="1775460" cy="1233170"/>
+                    </a:xfrm>
+                    <a:prstGeom prst="rect">
+                      <a:avLst/>
+                    </a:prstGeom>
+                    <a:noFill/>
+                    <a:ln>
+                      <a:noFill/>
+                    </a:ln>
+                  </pic:spPr>
+                </pic:pic>
+              </a:graphicData>
+            </a:graphic>
+          </wp:anchor>
+        </w:drawing>
+      </w:r>
+      <w:r>
+        <w:t>Egy szavazáshoz tartozó válaszlehetőségek.</w:t>
+      </w:r>
+      <w:r>
+        <w:br/>
+      </w:r>
+      <w:r>
+        <w:rPr>
+          <w:b/>
+          <w:bCs/>
+        </w:rPr>
+        <w:t>Fő mezők:</w:t>
+      </w:r>
+    </w:p>
+    <w:p>
+      <w:pPr>
+        <w:pStyle w:val="Listaszerbekezds"/>
+        <w:jc w:val="left"/>
+        <w:rPr>
+          <w:lang w:eastAsia="hu-HU"/>
+        </w:rPr>
+      </w:pPr>
+      <w:r>
+        <w:rPr>
+          <w:b/>
+          <w:bCs/>
+          <w:lang w:eastAsia="hu-HU"/>
+        </w:rPr>
+        <w:t>poll_id:</w:t>
+      </w:r>
+      <w:r>
+        <w:rPr>
+          <w:lang w:eastAsia="hu-HU"/>
+        </w:rPr>
+        <w:t xml:space="preserve"> hivatkozás a szavazásra</w:t>
+      </w:r>
+    </w:p>
+    <w:p>
+      <w:pPr>
+        <w:pStyle w:val="Listaszerbekezds"/>
+        <w:jc w:val="left"/>
+        <w:rPr>
+          <w:lang w:eastAsia="hu-HU"/>
+        </w:rPr>
+      </w:pPr>
+      <w:r>
+        <w:rPr>
+          <w:b/>
+          <w:bCs/>
+          <w:lang w:eastAsia="hu-HU"/>
+        </w:rPr>
+        <w:t>title:</w:t>
+      </w:r>
+      <w:r>
+        <w:rPr>
+          <w:lang w:eastAsia="hu-HU"/>
+        </w:rPr>
+        <w:t xml:space="preserve"> </w:t>
+      </w:r>
+      <w:r>
+        <w:rPr>
+          <w:lang w:eastAsia="hu-HU"/>
+        </w:rPr>
+        <w:t>a szavazás adott válaszlehetőségei</w:t>
+      </w:r>
+    </w:p>
+    <w:p>
+      <w:pPr>
+        <w:pStyle w:val="Cmsor2"/>
+        <w:rPr>
+          <w:bCs/>
+        </w:rPr>
+      </w:pPr>
+      <w:bookmarkStart w:id="81" w:name="_Toc213824883"/>
+      <w:bookmarkStart w:id="82" w:name="_Toc225455110"/>
+      <w:r>
+        <w:rPr>
+          <w:bCs/>
+        </w:rPr>
+        <w:t>poll_answer (Szavazatok)</w:t>
+      </w:r>
+      <w:bookmarkEnd w:id="81"/>
+      <w:bookmarkEnd w:id="82"/>
+    </w:p>
+    <w:p>
+      <w:pPr>
+        <w:rPr>
+          <w:b/>
+          <w:bCs/>
+        </w:rPr>
+      </w:pPr>
+      <w:r>
+        <w:rPr>
+          <w:noProof/>
+          <w:lang w:eastAsia="hu-HU"/>
+        </w:rPr>
+        <w:drawing>
+          <wp:anchor distT="0" distB="0" distL="114300" distR="114300" simplePos="0" relativeHeight="251671552" behindDoc="0" locked="0" layoutInCell="1" allowOverlap="1" wp14:anchorId="2DD6639D" wp14:editId="14B83902">
+            <wp:simplePos x="0" y="0"/>
+            <wp:positionH relativeFrom="margin">
+              <wp:align>right</wp:align>
+            </wp:positionH>
+            <wp:positionV relativeFrom="paragraph">
+              <wp:posOffset>209550</wp:posOffset>
+            </wp:positionV>
+            <wp:extent cx="1668145" cy="1057275"/>
+            <wp:effectExtent l="0" t="0" r="8255" b="9525"/>
+            <wp:wrapSquare wrapText="bothSides"/>
+            <wp:docPr id="1279987158" name="Kép 14"/>
+            <wp:cNvGraphicFramePr>
+              <a:graphicFrameLocks xmlns:a="http://schemas.openxmlformats.org/drawingml/2006/main" noChangeAspect="1"/>
+            </wp:cNvGraphicFramePr>
+            <a:graphic xmlns:a="http://schemas.openxmlformats.org/drawingml/2006/main">
+              <a:graphicData uri="http://schemas.openxmlformats.org/drawingml/2006/picture">
+                <pic:pic xmlns:pic="http://schemas.openxmlformats.org/drawingml/2006/picture">
+                  <pic:nvPicPr>
+                    <pic:cNvPr id="0" name="Picture 14"/>
+                    <pic:cNvPicPr>
+                      <a:picLocks noChangeAspect="1" noChangeArrowheads="1"/>
+                    </pic:cNvPicPr>
+                  </pic:nvPicPr>
+                  <pic:blipFill>
+                    <a:blip r:embed="rId25">
+                      <a:extLst>
+                        <a:ext uri="{28A0092B-C50C-407E-A947-70E740481C1C}">
+                          <a14:useLocalDpi xmlns:a14="http://schemas.microsoft.com/office/drawing/2010/main" val="0"/>
+                        </a:ext>
+                      </a:extLst>
+                    </a:blip>
+                    <a:srcRect/>
+                    <a:stretch>
+                      <a:fillRect/>
+                    </a:stretch>
+                  </pic:blipFill>
+                  <pic:spPr bwMode="auto">
+                    <a:xfrm>
+                      <a:off x="0" y="0"/>
+                      <a:ext cx="1668145" cy="1057275"/>
+                    </a:xfrm>
+                    <a:prstGeom prst="rect">
+                      <a:avLst/>
+                    </a:prstGeom>
+                    <a:noFill/>
+                    <a:ln>
+                      <a:noFill/>
+                    </a:ln>
+                  </pic:spPr>
+                </pic:pic>
+              </a:graphicData>
+            </a:graphic>
+            <wp14:sizeRelH relativeFrom="margin">
+              <wp14:pctWidth>0</wp14:pctWidth>
+            </wp14:sizeRelH>
+            <wp14:sizeRelV relativeFrom="margin">
+              <wp14:pctHeight>0</wp14:pctHeight>
+            </wp14:sizeRelV>
+          </wp:anchor>
+        </w:drawing>
+      </w:r>
+      <w:r>
+        <w:t>A felhasználók válaszait tárolja egy adott szavazásban.</w:t>
+      </w:r>
+      <w:r>
+        <w:br/>
+      </w:r>
+      <w:r>
+        <w:rPr>
+          <w:b/>
+          <w:bCs/>
+        </w:rPr>
+        <w:t>Fő mezők:</w:t>
+      </w:r>
+    </w:p>
+    <w:p>
+      <w:pPr>
+        <w:pStyle w:val="Listaszerbekezds"/>
+        <w:jc w:val="left"/>
+        <w:rPr>
+          <w:lang w:eastAsia="hu-HU"/>
+        </w:rPr>
+      </w:pPr>
+      <w:r>
+        <w:rPr>
+          <w:b/>
+          <w:bCs/>
+          <w:lang w:eastAsia="hu-HU"/>
+        </w:rPr>
+        <w:t>poll_id, user_id:</w:t>
+      </w:r>
+      <w:r>
+        <w:rPr>
+          <w:lang w:eastAsia="hu-HU"/>
+        </w:rPr>
+        <w:t xml:space="preserve"> összetett kulcs (1 szavazat / felhasználó)</w:t>
+      </w:r>
+    </w:p>
+    <w:p>
+      <w:pPr>
+        <w:pStyle w:val="Listaszerbekezds"/>
+        <w:jc w:val="left"/>
+        <w:rPr>
+          <w:lang w:eastAsia="hu-HU"/>
+        </w:rPr>
+      </w:pPr>
+      <w:r>
+        <w:rPr>
+          <w:b/>
+          <w:bCs/>
+          <w:lang w:eastAsia="hu-HU"/>
+        </w:rPr>
+        <w:t>poll_option_id:</w:t>
+      </w:r>
+      <w:r>
+        <w:rPr>
+          <w:lang w:eastAsia="hu-HU"/>
+        </w:rPr>
+        <w:t xml:space="preserve"> kiválasztott lehetőség</w:t>
+      </w:r>
+    </w:p>
+    <w:p>
+      <w:pPr>
+        <w:pStyle w:val="Cmsor2"/>
+        <w:rPr>
+          <w:bCs/>
+        </w:rPr>
+      </w:pPr>
+      <w:bookmarkStart w:id="83" w:name="_Toc213824884"/>
+      <w:bookmarkStart w:id="84" w:name="_Toc225455111"/>
+      <w:r>
+        <w:rPr>
+          <w:bCs/>
+        </w:rPr>
+        <w:t>region (</w:t>
+      </w:r>
+      <w:r>
+        <w:rPr>
+          <w:bCs/>
+        </w:rPr>
+        <w:t>Megyék</w:t>
+      </w:r>
+      <w:r>
+        <w:rPr>
+          <w:bCs/>
+        </w:rPr>
+        <w:t>)</w:t>
+      </w:r>
+      <w:bookmarkEnd w:id="83"/>
+      <w:bookmarkEnd w:id="84"/>
+    </w:p>
+    <w:p>
+      <w:pPr>
+        <w:rPr>
+          <w:b/>
+          <w:noProof/>
+        </w:rPr>
+      </w:pPr>
+      <w:r>
+        <w:rPr>
+          <w:noProof/>
+          <w:lang w:eastAsia="hu-HU"/>
+        </w:rPr>
+        <w:drawing>
+          <wp:anchor distT="0" distB="0" distL="114300" distR="114300" simplePos="0" relativeHeight="251672576" behindDoc="0" locked="0" layoutInCell="1" allowOverlap="1" wp14:anchorId="7A6FB353" wp14:editId="2A3F80CC">
+            <wp:simplePos x="0" y="0"/>
+            <wp:positionH relativeFrom="margin">
+              <wp:align>right</wp:align>
+            </wp:positionH>
+            <wp:positionV relativeFrom="paragraph">
+              <wp:posOffset>340360</wp:posOffset>
+            </wp:positionV>
+            <wp:extent cx="1866900" cy="1257300"/>
+            <wp:effectExtent l="0" t="0" r="0" b="0"/>
+            <wp:wrapSquare wrapText="bothSides"/>
+            <wp:docPr id="7605673" name="Kép 15"/>
+            <wp:cNvGraphicFramePr>
+              <a:graphicFrameLocks xmlns:a="http://schemas.openxmlformats.org/drawingml/2006/main" noChangeAspect="1"/>
+            </wp:cNvGraphicFramePr>
+            <a:graphic xmlns:a="http://schemas.openxmlformats.org/drawingml/2006/main">
+              <a:graphicData uri="http://schemas.openxmlformats.org/drawingml/2006/picture">
+                <pic:pic xmlns:pic="http://schemas.openxmlformats.org/drawingml/2006/picture">
+                  <pic:nvPicPr>
+                    <pic:cNvPr id="0" name="Picture 15"/>
+                    <pic:cNvPicPr>
+                      <a:picLocks noChangeAspect="1" noChangeArrowheads="1"/>
+                    </pic:cNvPicPr>
+                  </pic:nvPicPr>
+                  <pic:blipFill>
+                    <a:blip r:embed="rId26">
+                      <a:extLst>
+                        <a:ext uri="{28A0092B-C50C-407E-A947-70E740481C1C}">
+                          <a14:useLocalDpi xmlns:a14="http://schemas.microsoft.com/office/drawing/2010/main" val="0"/>
+                        </a:ext>
+                      </a:extLst>
+                    </a:blip>
+                    <a:srcRect/>
+                    <a:stretch>
+                      <a:fillRect/>
+                    </a:stretch>
+                  </pic:blipFill>
+                  <pic:spPr bwMode="auto">
+                    <a:xfrm>
+                      <a:off x="0" y="0"/>
+                      <a:ext cx="1866900" cy="1257300"/>
+                    </a:xfrm>
+                    <a:prstGeom prst="rect">
+                      <a:avLst/>
+                    </a:prstGeom>
+                    <a:noFill/>
+                    <a:ln>
+                      <a:noFill/>
+                    </a:ln>
+                  </pic:spPr>
+                </pic:pic>
+              </a:graphicData>
+            </a:graphic>
+          </wp:anchor>
+        </w:drawing>
+      </w:r>
+      <w:r>
+        <w:t>Magyarország megyéit tárolja</w:t>
+      </w:r>
+      <w:r>
+        <w:rPr>
+          <w:noProof/>
+        </w:rPr>
+        <w:br/>
+      </w:r>
+      <w:r>
+        <w:rPr>
+          <w:b/>
+          <w:noProof/>
+        </w:rPr>
+        <w:t>Fő mezők:</w:t>
+      </w:r>
+    </w:p>
+    <w:p>
+      <w:pPr>
+        <w:pStyle w:val="Listaszerbekezds"/>
+        <w:jc w:val="left"/>
+      </w:pPr>
+      <w:r>
+        <w:rPr>
+          <w:b/>
+          <w:bCs/>
+        </w:rPr>
+        <w:t>id:</w:t>
+      </w:r>
+      <w:r>
+        <w:t xml:space="preserve"> régió azonosító</w:t>
+      </w:r>
+    </w:p>
+    <w:p>
+      <w:pPr>
+        <w:pStyle w:val="Listaszerbekezds"/>
+        <w:jc w:val="left"/>
+      </w:pPr>
+      <w:r>
+        <w:rPr>
+          <w:b/>
+          <w:bCs/>
+        </w:rPr>
+        <w:t>title:</w:t>
+      </w:r>
+      <w:r>
+        <w:t xml:space="preserve"> régió neve</w:t>
+      </w:r>
+    </w:p>
+    <w:p>
+      <w:pPr>
+        <w:pStyle w:val="Listaszerbekezds"/>
+        <w:jc w:val="left"/>
+      </w:pPr>
+      <w:r>
+        <w:rPr>
+          <w:b/>
+          <w:bCs/>
+        </w:rPr>
+        <w:t>created_at:</w:t>
+      </w:r>
+      <w:r>
+        <w:t xml:space="preserve"> létrehozás dátuma</w:t>
+      </w:r>
+    </w:p>
+    <w:p>
+      <w:pPr>
+        <w:pStyle w:val="Cmsor2"/>
+        <w:pageBreakBefore/>
+      </w:pPr>
+      <w:bookmarkStart w:id="85" w:name="_Toc213824885"/>
+      <w:bookmarkStart w:id="86" w:name="_Toc225455112"/>
+      <w:r>
+        <w:lastRenderedPageBreak/>
+        <w:t>inner_region (</w:t>
+      </w:r>
+      <w:r>
+        <w:t>Járások</w:t>
+      </w:r>
+      <w:r>
+        <w:t>)</w:t>
+      </w:r>
+      <w:bookmarkEnd w:id="85"/>
+      <w:bookmarkEnd w:id="86"/>
+    </w:p>
+    <w:p>
+      <w:pPr>
+        <w:rPr>
+          <w:b/>
+          <w:bCs/>
+        </w:rPr>
+      </w:pPr>
+      <w:r>
+        <w:rPr>
+          <w:noProof/>
+        </w:rPr>
+        <w:drawing>
+          <wp:anchor distT="0" distB="0" distL="114300" distR="114300" simplePos="0" relativeHeight="251673600" behindDoc="0" locked="0" layoutInCell="1" allowOverlap="1" wp14:anchorId="613CDF82" wp14:editId="7757706A">
+            <wp:simplePos x="0" y="0"/>
+            <wp:positionH relativeFrom="margin">
+              <wp:align>right</wp:align>
+            </wp:positionH>
+            <wp:positionV relativeFrom="paragraph">
+              <wp:posOffset>11430</wp:posOffset>
+            </wp:positionV>
+            <wp:extent cx="1685925" cy="1383030"/>
+            <wp:effectExtent l="0" t="0" r="9525" b="7620"/>
+            <wp:wrapSquare wrapText="bothSides"/>
+            <wp:docPr id="1635129517" name="Kép 16"/>
+            <wp:cNvGraphicFramePr>
+              <a:graphicFrameLocks xmlns:a="http://schemas.openxmlformats.org/drawingml/2006/main" noChangeAspect="1"/>
+            </wp:cNvGraphicFramePr>
+            <a:graphic xmlns:a="http://schemas.openxmlformats.org/drawingml/2006/main">
+              <a:graphicData uri="http://schemas.openxmlformats.org/drawingml/2006/picture">
+                <pic:pic xmlns:pic="http://schemas.openxmlformats.org/drawingml/2006/picture">
+                  <pic:nvPicPr>
+                    <pic:cNvPr id="0" name="Picture 16"/>
+                    <pic:cNvPicPr>
+                      <a:picLocks noChangeAspect="1" noChangeArrowheads="1"/>
+                    </pic:cNvPicPr>
+                  </pic:nvPicPr>
+                  <pic:blipFill>
+                    <a:blip r:embed="rId27">
+                      <a:extLst>
+                        <a:ext uri="{28A0092B-C50C-407E-A947-70E740481C1C}">
+                          <a14:useLocalDpi xmlns:a14="http://schemas.microsoft.com/office/drawing/2010/main" val="0"/>
+                        </a:ext>
+                      </a:extLst>
+                    </a:blip>
+                    <a:srcRect/>
+                    <a:stretch>
+                      <a:fillRect/>
+                    </a:stretch>
+                  </pic:blipFill>
+                  <pic:spPr bwMode="auto">
+                    <a:xfrm>
+                      <a:off x="0" y="0"/>
+                      <a:ext cx="1685925" cy="1383030"/>
+                    </a:xfrm>
+                    <a:prstGeom prst="rect">
+                      <a:avLst/>
+                    </a:prstGeom>
+                    <a:noFill/>
+                    <a:ln>
+                      <a:noFill/>
+                    </a:ln>
+                  </pic:spPr>
+                </pic:pic>
+              </a:graphicData>
+            </a:graphic>
+            <wp14:sizeRelH relativeFrom="margin">
+              <wp14:pctWidth>0</wp14:pctWidth>
+            </wp14:sizeRelH>
+            <wp14:sizeRelV relativeFrom="margin">
+              <wp14:pctHeight>0</wp14:pctHeight>
+            </wp14:sizeRelV>
+          </wp:anchor>
+        </w:drawing>
+      </w:r>
+      <w:r>
+        <w:t xml:space="preserve">A </w:t>
+      </w:r>
+      <w:r>
+        <w:t>megyék</w:t>
+      </w:r>
+      <w:r>
+        <w:t xml:space="preserve"> alá tartozó </w:t>
+      </w:r>
+      <w:proofErr w:type="spellStart"/>
+      <w:r>
+        <w:t>járásokat</w:t>
+      </w:r>
+      <w:r>
+        <w:t>t</w:t>
+      </w:r>
+      <w:proofErr w:type="spellEnd"/>
+      <w:r>
+        <w:t xml:space="preserve"> tárolja.</w:t>
+      </w:r>
+      <w:r>
+        <w:br/>
+      </w:r>
+      <w:r>
+        <w:rPr>
+          <w:b/>
+          <w:bCs/>
+        </w:rPr>
+        <w:t>Fő mezők:</w:t>
+      </w:r>
+    </w:p>
+    <w:p>
+      <w:pPr>
+        <w:pStyle w:val="Listaszerbekezds"/>
+        <w:jc w:val="left"/>
+      </w:pPr>
+      <w:r>
+        <w:rPr>
+          <w:b/>
+          <w:bCs/>
+        </w:rPr>
+        <w:t>region_id:</w:t>
+      </w:r>
+      <w:r>
+        <w:t xml:space="preserve"> hivatkozás a régióra</w:t>
+      </w:r>
+    </w:p>
+    <w:p>
+      <w:pPr>
+        <w:pStyle w:val="Listaszerbekezds"/>
+        <w:jc w:val="left"/>
+      </w:pPr>
+      <w:r>
+        <w:rPr>
+          <w:b/>
+          <w:bCs/>
+        </w:rPr>
+        <w:t>title:</w:t>
+      </w:r>
+      <w:r>
+        <w:t xml:space="preserve"> kistérség neve</w:t>
+      </w:r>
+    </w:p>
+    <w:p>
+      <w:pPr>
+        <w:pStyle w:val="Listaszerbekezds"/>
+        <w:jc w:val="left"/>
+      </w:pPr>
+      <w:r>
+        <w:rPr>
+          <w:b/>
+          <w:bCs/>
+        </w:rPr>
+        <w:t>created_at:</w:t>
+      </w:r>
+      <w:r>
+        <w:t xml:space="preserve"> létrehozás dátuma</w:t>
+      </w:r>
+    </w:p>
+    <w:p>
+      <w:pPr>
+        <w:pStyle w:val="Cmsor2"/>
+      </w:pPr>
+      <w:bookmarkStart w:id="87" w:name="_Toc213824886"/>
+      <w:bookmarkStart w:id="88" w:name="_Toc225455113"/>
+      <w:r>
+        <w:t>settlement (Települések)</w:t>
+      </w:r>
+      <w:bookmarkEnd w:id="87"/>
+      <w:bookmarkEnd w:id="88"/>
+    </w:p>
+    <w:p>
+      <w:pPr>
+        <w:rPr>
+          <w:b/>
+          <w:bCs/>
+        </w:rPr>
+      </w:pPr>
+      <w:r>
+        <w:rPr>
+          <w:noProof/>
+        </w:rPr>
+        <w:drawing>
+          <wp:anchor distT="0" distB="0" distL="114300" distR="114300" simplePos="0" relativeHeight="251674624" behindDoc="0" locked="0" layoutInCell="1" allowOverlap="1" wp14:anchorId="70808BD0" wp14:editId="0E80ADC4">
+            <wp:simplePos x="0" y="0"/>
+            <wp:positionH relativeFrom="margin">
+              <wp:align>right</wp:align>
+            </wp:positionH>
+            <wp:positionV relativeFrom="paragraph">
+              <wp:posOffset>253365</wp:posOffset>
+            </wp:positionV>
+            <wp:extent cx="1685925" cy="1512570"/>
+            <wp:effectExtent l="0" t="0" r="9525" b="0"/>
+            <wp:wrapSquare wrapText="bothSides"/>
+            <wp:docPr id="1965593567" name="Kép 17"/>
+            <wp:cNvGraphicFramePr>
+              <a:graphicFrameLocks xmlns:a="http://schemas.openxmlformats.org/drawingml/2006/main" noChangeAspect="1"/>
+            </wp:cNvGraphicFramePr>
+            <a:graphic xmlns:a="http://schemas.openxmlformats.org/drawingml/2006/main">
+              <a:graphicData uri="http://schemas.openxmlformats.org/drawingml/2006/picture">
+                <pic:pic xmlns:pic="http://schemas.openxmlformats.org/drawingml/2006/picture">
+                  <pic:nvPicPr>
+                    <pic:cNvPr id="0" name="Picture 17"/>
+                    <pic:cNvPicPr>
+                      <a:picLocks noChangeAspect="1" noChangeArrowheads="1"/>
+                    </pic:cNvPicPr>
+                  </pic:nvPicPr>
+                  <pic:blipFill>
+                    <a:blip r:embed="rId28">
+                      <a:extLst>
+                        <a:ext uri="{28A0092B-C50C-407E-A947-70E740481C1C}">
+                          <a14:useLocalDpi xmlns:a14="http://schemas.microsoft.com/office/drawing/2010/main" val="0"/>
+                        </a:ext>
+                      </a:extLst>
+                    </a:blip>
+                    <a:srcRect/>
+                    <a:stretch>
+                      <a:fillRect/>
+                    </a:stretch>
+                  </pic:blipFill>
+                  <pic:spPr bwMode="auto">
+                    <a:xfrm>
+                      <a:off x="0" y="0"/>
+                      <a:ext cx="1685925" cy="1512570"/>
+                    </a:xfrm>
+                    <a:prstGeom prst="rect">
+                      <a:avLst/>
+                    </a:prstGeom>
+                    <a:noFill/>
+                    <a:ln>
+                      <a:noFill/>
+                    </a:ln>
+                  </pic:spPr>
+                </pic:pic>
+              </a:graphicData>
+            </a:graphic>
+            <wp14:sizeRelH relativeFrom="margin">
+              <wp14:pctWidth>0</wp14:pctWidth>
+            </wp14:sizeRelH>
+            <wp14:sizeRelV relativeFrom="margin">
+              <wp14:pctHeight>0</wp14:pctHeight>
+            </wp14:sizeRelV>
+          </wp:anchor>
+        </w:drawing>
+      </w:r>
+      <w:r>
+        <w:t>Az egyes településeket tartalmazza, amelyek iskolákhoz kapcsolhatók.</w:t>
+      </w:r>
+      <w:r>
+        <w:br/>
+      </w:r>
+      <w:r>
+        <w:rPr>
+          <w:b/>
+          <w:bCs/>
+        </w:rPr>
+        <w:t>Fő mezők:</w:t>
+      </w:r>
+    </w:p>
+    <w:p>
+      <w:pPr>
+        <w:pStyle w:val="Listaszerbekezds"/>
+        <w:jc w:val="left"/>
+      </w:pPr>
+      <w:r>
+        <w:rPr>
+          <w:b/>
+          <w:bCs/>
+        </w:rPr>
+        <w:t>inner_region_id</w:t>
+      </w:r>
+      <w:r>
+        <w:t>: kistérség hivatkozás</w:t>
+      </w:r>
+    </w:p>
+    <w:p>
+      <w:pPr>
+        <w:pStyle w:val="Listaszerbekezds"/>
+        <w:jc w:val="left"/>
+      </w:pPr>
+      <w:r>
+        <w:rPr>
+          <w:b/>
+          <w:bCs/>
+        </w:rPr>
+        <w:t>title:</w:t>
+      </w:r>
+      <w:r>
+        <w:t xml:space="preserve"> település neve</w:t>
+      </w:r>
+    </w:p>
+    <w:p>
+      <w:pPr>
+        <w:pStyle w:val="Listaszerbekezds"/>
+        <w:jc w:val="left"/>
+      </w:pPr>
+      <w:r>
+        <w:rPr>
+          <w:b/>
+          <w:bCs/>
+        </w:rPr>
+        <w:t>number:</w:t>
+      </w:r>
+      <w:r>
+        <w:t xml:space="preserve"> irányítószám</w:t>
+      </w:r>
+    </w:p>
+    <w:p>
+      <w:pPr>
+        <w:pStyle w:val="Listaszerbekezds"/>
+        <w:jc w:val="left"/>
+      </w:pPr>
+      <w:r>
+        <w:rPr>
+          <w:b/>
+          <w:bCs/>
+        </w:rPr>
+        <w:t>created_at:</w:t>
+      </w:r>
+      <w:r>
+        <w:t xml:space="preserve"> létrehozás dátuma</w:t>
+      </w:r>
+    </w:p>
+    <w:p>
+      <w:pPr>
+        <w:pStyle w:val="Cmsor1"/>
+      </w:pPr>
+      <w:bookmarkStart w:id="89" w:name="_Toc225455114"/>
       <w:r>
         <w:lastRenderedPageBreak/>
         <w:t>Tesztesetek</w:t>
       </w:r>
-      <w:bookmarkEnd w:id="54"/>
+      <w:bookmarkEnd w:id="89"/>
     </w:p>
     <w:p>
       <w:pPr>
         <w:pStyle w:val="Cmsor2"/>
       </w:pPr>
-      <w:bookmarkStart w:id="55" w:name="_Toc225343175"/>
+      <w:bookmarkStart w:id="90" w:name="_Toc225455115"/>
       <w:r>
         <w:t>Frontend tesztelés</w:t>
       </w:r>
-      <w:bookmarkEnd w:id="55"/>
+      <w:bookmarkEnd w:id="90"/>
     </w:p>
     <w:p>
       <w:pPr>
         <w:pStyle w:val="Cmsor3"/>
       </w:pPr>
-      <w:bookmarkStart w:id="56" w:name="_Toc223080408"/>
-      <w:bookmarkStart w:id="57" w:name="_Toc225343176"/>
+      <w:bookmarkStart w:id="91" w:name="_Toc223080408"/>
+      <w:bookmarkStart w:id="92" w:name="_Toc225455116"/>
       <w:bookmarkEnd w:id="53"/>
       <w:r>
         <w:t>Sikeres regisztráció</w:t>
       </w:r>
-      <w:bookmarkEnd w:id="56"/>
-      <w:bookmarkEnd w:id="57"/>
+      <w:bookmarkEnd w:id="91"/>
+      <w:bookmarkEnd w:id="92"/>
     </w:p>
     <w:p>
       <w:r>
@@ -14084,7 +18967,7 @@
                     <pic:cNvPicPr/>
                   </pic:nvPicPr>
                   <pic:blipFill>
-                    <a:blip r:embed="rId12"/>
+                    <a:blip r:embed="rId29"/>
                     <a:stretch>
                       <a:fillRect/>
                     </a:stretch>
@@ -14110,14 +18993,14 @@
         <w:pStyle w:val="Cmsor3"/>
         <w:pageBreakBefore/>
       </w:pPr>
-      <w:bookmarkStart w:id="58" w:name="_Toc223080409"/>
-      <w:bookmarkStart w:id="59" w:name="_Toc225343177"/>
+      <w:bookmarkStart w:id="93" w:name="_Toc223080409"/>
+      <w:bookmarkStart w:id="94" w:name="_Toc225455117"/>
       <w:r>
         <w:lastRenderedPageBreak/>
         <w:t>Regisztráció gyenge jelszóval</w:t>
       </w:r>
-      <w:bookmarkEnd w:id="58"/>
-      <w:bookmarkEnd w:id="59"/>
+      <w:bookmarkEnd w:id="93"/>
+      <w:bookmarkEnd w:id="94"/>
     </w:p>
     <w:p>
       <w:pPr>
@@ -14315,7 +19198,7 @@
                     <pic:cNvPicPr/>
                   </pic:nvPicPr>
                   <pic:blipFill>
-                    <a:blip r:embed="rId13"/>
+                    <a:blip r:embed="rId30"/>
                     <a:stretch>
                       <a:fillRect/>
                     </a:stretch>
@@ -14341,14 +19224,14 @@
         <w:pStyle w:val="Cmsor3"/>
         <w:pageBreakBefore/>
       </w:pPr>
-      <w:bookmarkStart w:id="60" w:name="_Toc223080410"/>
-      <w:bookmarkStart w:id="61" w:name="_Toc225343178"/>
+      <w:bookmarkStart w:id="95" w:name="_Toc223080410"/>
+      <w:bookmarkStart w:id="96" w:name="_Toc225455118"/>
       <w:r>
         <w:lastRenderedPageBreak/>
         <w:t>Regisztráció ÁSZF elfogadása nélkül</w:t>
       </w:r>
-      <w:bookmarkEnd w:id="60"/>
-      <w:bookmarkEnd w:id="61"/>
+      <w:bookmarkEnd w:id="95"/>
+      <w:bookmarkEnd w:id="96"/>
     </w:p>
     <w:p>
       <w:pPr>
@@ -14604,7 +19487,7 @@
                     <pic:cNvPicPr/>
                   </pic:nvPicPr>
                   <pic:blipFill>
-                    <a:blip r:embed="rId14"/>
+                    <a:blip r:embed="rId31"/>
                     <a:stretch>
                       <a:fillRect/>
                     </a:stretch>
@@ -14630,14 +19513,14 @@
         <w:pStyle w:val="Cmsor3"/>
         <w:pageBreakBefore/>
       </w:pPr>
-      <w:bookmarkStart w:id="62" w:name="_Toc223080411"/>
-      <w:bookmarkStart w:id="63" w:name="_Toc225343179"/>
+      <w:bookmarkStart w:id="97" w:name="_Toc223080411"/>
+      <w:bookmarkStart w:id="98" w:name="_Toc225455119"/>
       <w:r>
         <w:lastRenderedPageBreak/>
         <w:t>Regisztráció eltérő jelszavakkal</w:t>
       </w:r>
-      <w:bookmarkEnd w:id="62"/>
-      <w:bookmarkEnd w:id="63"/>
+      <w:bookmarkEnd w:id="97"/>
+      <w:bookmarkEnd w:id="98"/>
     </w:p>
     <w:p>
       <w:pPr>
@@ -14871,7 +19754,7 @@
                     <pic:cNvPicPr/>
                   </pic:nvPicPr>
                   <pic:blipFill>
-                    <a:blip r:embed="rId15"/>
+                    <a:blip r:embed="rId32"/>
                     <a:stretch>
                       <a:fillRect/>
                     </a:stretch>
@@ -14900,8 +19783,8 @@
           <w:lang w:eastAsia="hu-HU"/>
         </w:rPr>
       </w:pPr>
-      <w:bookmarkStart w:id="64" w:name="_Toc223080412"/>
-      <w:bookmarkStart w:id="65" w:name="_Toc225343180"/>
+      <w:bookmarkStart w:id="99" w:name="_Toc223080412"/>
+      <w:bookmarkStart w:id="100" w:name="_Toc225455120"/>
       <w:r>
         <w:rPr>
           <w:lang w:eastAsia="hu-HU"/>
@@ -14909,8 +19792,8 @@
         <w:lastRenderedPageBreak/>
         <w:t>Regisztráció hibás email formátummal</w:t>
       </w:r>
-      <w:bookmarkEnd w:id="64"/>
-      <w:bookmarkEnd w:id="65"/>
+      <w:bookmarkEnd w:id="99"/>
+      <w:bookmarkEnd w:id="100"/>
     </w:p>
     <w:p>
       <w:pPr>
@@ -15144,7 +20027,7 @@
                     <pic:cNvPicPr/>
                   </pic:nvPicPr>
                   <pic:blipFill>
-                    <a:blip r:embed="rId16"/>
+                    <a:blip r:embed="rId33"/>
                     <a:stretch>
                       <a:fillRect/>
                     </a:stretch>
@@ -15173,8 +20056,8 @@
           <w:lang w:eastAsia="hu-HU"/>
         </w:rPr>
       </w:pPr>
-      <w:bookmarkStart w:id="66" w:name="_Toc223080413"/>
-      <w:bookmarkStart w:id="67" w:name="_Toc225343181"/>
+      <w:bookmarkStart w:id="101" w:name="_Toc223080413"/>
+      <w:bookmarkStart w:id="102" w:name="_Toc225455121"/>
       <w:r>
         <w:rPr>
           <w:lang w:eastAsia="hu-HU"/>
@@ -15182,8 +20065,8 @@
         <w:lastRenderedPageBreak/>
         <w:t>Sikeres bejelentkezés</w:t>
       </w:r>
-      <w:bookmarkEnd w:id="66"/>
-      <w:bookmarkEnd w:id="67"/>
+      <w:bookmarkEnd w:id="101"/>
+      <w:bookmarkEnd w:id="102"/>
     </w:p>
     <w:p>
       <w:pPr>
@@ -15445,7 +20328,7 @@
                     <pic:cNvPicPr/>
                   </pic:nvPicPr>
                   <pic:blipFill>
-                    <a:blip r:embed="rId17"/>
+                    <a:blip r:embed="rId34"/>
                     <a:stretch>
                       <a:fillRect/>
                     </a:stretch>
@@ -15474,8 +20357,8 @@
           <w:lang w:eastAsia="hu-HU"/>
         </w:rPr>
       </w:pPr>
-      <w:bookmarkStart w:id="68" w:name="_Toc223080414"/>
-      <w:bookmarkStart w:id="69" w:name="_Toc225343182"/>
+      <w:bookmarkStart w:id="103" w:name="_Toc223080414"/>
+      <w:bookmarkStart w:id="104" w:name="_Toc225455122"/>
       <w:r>
         <w:rPr>
           <w:lang w:eastAsia="hu-HU"/>
@@ -15483,8 +20366,8 @@
         <w:lastRenderedPageBreak/>
         <w:t>Hibás bejelentkezés</w:t>
       </w:r>
-      <w:bookmarkEnd w:id="68"/>
-      <w:bookmarkEnd w:id="69"/>
+      <w:bookmarkEnd w:id="103"/>
+      <w:bookmarkEnd w:id="104"/>
     </w:p>
     <w:p>
       <w:pPr>
@@ -15750,7 +20633,7 @@
                     <pic:cNvPicPr/>
                   </pic:nvPicPr>
                   <pic:blipFill>
-                    <a:blip r:embed="rId18"/>
+                    <a:blip r:embed="rId35"/>
                     <a:stretch>
                       <a:fillRect/>
                     </a:stretch>
@@ -15779,8 +20662,8 @@
           <w:lang w:eastAsia="hu-HU"/>
         </w:rPr>
       </w:pPr>
-      <w:bookmarkStart w:id="70" w:name="_Toc223080415"/>
-      <w:bookmarkStart w:id="71" w:name="_Toc225343183"/>
+      <w:bookmarkStart w:id="105" w:name="_Toc223080415"/>
+      <w:bookmarkStart w:id="106" w:name="_Toc225455123"/>
       <w:r>
         <w:rPr>
           <w:lang w:eastAsia="hu-HU"/>
@@ -15788,8 +20671,8 @@
         <w:lastRenderedPageBreak/>
         <w:t>Sikeres kijelentkezés</w:t>
       </w:r>
-      <w:bookmarkEnd w:id="70"/>
-      <w:bookmarkEnd w:id="71"/>
+      <w:bookmarkEnd w:id="105"/>
+      <w:bookmarkEnd w:id="106"/>
     </w:p>
     <w:p>
       <w:pPr>
@@ -16015,7 +20898,7 @@
                     <pic:cNvPicPr/>
                   </pic:nvPicPr>
                   <pic:blipFill>
-                    <a:blip r:embed="rId19"/>
+                    <a:blip r:embed="rId36"/>
                     <a:stretch>
                       <a:fillRect/>
                     </a:stretch>
@@ -16044,8 +20927,8 @@
           <w:lang w:eastAsia="hu-HU"/>
         </w:rPr>
       </w:pPr>
-      <w:bookmarkStart w:id="72" w:name="_Toc223080416"/>
-      <w:bookmarkStart w:id="73" w:name="_Toc225343184"/>
+      <w:bookmarkStart w:id="107" w:name="_Toc223080416"/>
+      <w:bookmarkStart w:id="108" w:name="_Toc225455124"/>
       <w:r>
         <w:rPr>
           <w:lang w:eastAsia="hu-HU"/>
@@ -16053,8 +20936,8 @@
         <w:lastRenderedPageBreak/>
         <w:t>Diák profil beállítás sikeresen</w:t>
       </w:r>
-      <w:bookmarkEnd w:id="72"/>
-      <w:bookmarkEnd w:id="73"/>
+      <w:bookmarkEnd w:id="107"/>
+      <w:bookmarkEnd w:id="108"/>
     </w:p>
     <w:p>
       <w:pPr>
@@ -16297,7 +21180,7 @@
                     <pic:cNvPicPr/>
                   </pic:nvPicPr>
                   <pic:blipFill>
-                    <a:blip r:embed="rId20"/>
+                    <a:blip r:embed="rId37"/>
                     <a:stretch>
                       <a:fillRect/>
                     </a:stretch>
@@ -16326,8 +21209,8 @@
           <w:lang w:eastAsia="hu-HU"/>
         </w:rPr>
       </w:pPr>
-      <w:bookmarkStart w:id="74" w:name="_Toc223080417"/>
-      <w:bookmarkStart w:id="75" w:name="_Toc225343185"/>
+      <w:bookmarkStart w:id="109" w:name="_Toc223080417"/>
+      <w:bookmarkStart w:id="110" w:name="_Toc225455125"/>
       <w:r>
         <w:rPr>
           <w:lang w:eastAsia="hu-HU"/>
@@ -16335,8 +21218,8 @@
         <w:lastRenderedPageBreak/>
         <w:t>Tanár profil beállítás sikeresen</w:t>
       </w:r>
-      <w:bookmarkEnd w:id="74"/>
-      <w:bookmarkEnd w:id="75"/>
+      <w:bookmarkEnd w:id="109"/>
+      <w:bookmarkEnd w:id="110"/>
     </w:p>
     <w:p>
       <w:pPr>
@@ -16544,7 +21427,7 @@
                     <pic:cNvPicPr/>
                   </pic:nvPicPr>
                   <pic:blipFill>
-                    <a:blip r:embed="rId21"/>
+                    <a:blip r:embed="rId38"/>
                     <a:stretch>
                       <a:fillRect/>
                     </a:stretch>
@@ -16570,14 +21453,14 @@
         <w:pStyle w:val="Cmsor3"/>
         <w:pageBreakBefore/>
       </w:pPr>
-      <w:bookmarkStart w:id="76" w:name="_Toc223080418"/>
-      <w:bookmarkStart w:id="77" w:name="_Toc225343186"/>
+      <w:bookmarkStart w:id="111" w:name="_Toc223080418"/>
+      <w:bookmarkStart w:id="112" w:name="_Toc225455126"/>
       <w:r>
         <w:lastRenderedPageBreak/>
         <w:t>Admin intézmény létrehozása sikeresen</w:t>
       </w:r>
-      <w:bookmarkEnd w:id="76"/>
-      <w:bookmarkEnd w:id="77"/>
+      <w:bookmarkEnd w:id="111"/>
+      <w:bookmarkEnd w:id="112"/>
     </w:p>
     <w:p>
       <w:pPr>
@@ -16820,7 +21703,7 @@
                     <pic:cNvPicPr/>
                   </pic:nvPicPr>
                   <pic:blipFill>
-                    <a:blip r:embed="rId22"/>
+                    <a:blip r:embed="rId39"/>
                     <a:stretch>
                       <a:fillRect/>
                     </a:stretch>
@@ -16846,14 +21729,14 @@
         <w:pStyle w:val="Cmsor3"/>
         <w:pageBreakBefore/>
       </w:pPr>
-      <w:bookmarkStart w:id="78" w:name="_Toc223080419"/>
-      <w:bookmarkStart w:id="79" w:name="_Toc225343187"/>
+      <w:bookmarkStart w:id="113" w:name="_Toc223080419"/>
+      <w:bookmarkStart w:id="114" w:name="_Toc225455127"/>
       <w:r>
         <w:lastRenderedPageBreak/>
         <w:t>Admin intézmény létrehozása duplikált névvel (hibakezelés)</w:t>
       </w:r>
-      <w:bookmarkEnd w:id="78"/>
-      <w:bookmarkEnd w:id="79"/>
+      <w:bookmarkEnd w:id="113"/>
+      <w:bookmarkEnd w:id="114"/>
     </w:p>
     <w:p>
       <w:pPr>
@@ -17107,7 +21990,7 @@
                     <pic:cNvPicPr/>
                   </pic:nvPicPr>
                   <pic:blipFill>
-                    <a:blip r:embed="rId23"/>
+                    <a:blip r:embed="rId40"/>
                     <a:stretch>
                       <a:fillRect/>
                     </a:stretch>
@@ -17136,8 +22019,8 @@
           <w:lang w:eastAsia="hu-HU"/>
         </w:rPr>
       </w:pPr>
-      <w:bookmarkStart w:id="80" w:name="_Toc223080420"/>
-      <w:bookmarkStart w:id="81" w:name="_Toc225343188"/>
+      <w:bookmarkStart w:id="115" w:name="_Toc223080420"/>
+      <w:bookmarkStart w:id="116" w:name="_Toc225455128"/>
       <w:r>
         <w:rPr>
           <w:lang w:eastAsia="hu-HU"/>
@@ -17145,8 +22028,8 @@
         <w:lastRenderedPageBreak/>
         <w:t>Backend tesztelés</w:t>
       </w:r>
-      <w:bookmarkEnd w:id="80"/>
-      <w:bookmarkEnd w:id="81"/>
+      <w:bookmarkEnd w:id="115"/>
+      <w:bookmarkEnd w:id="116"/>
     </w:p>
     <w:p>
       <w:pPr>
@@ -17155,16 +22038,16 @@
           <w:lang w:eastAsia="hu-HU"/>
         </w:rPr>
       </w:pPr>
-      <w:bookmarkStart w:id="82" w:name="_Toc223080421"/>
-      <w:bookmarkStart w:id="83" w:name="_Toc225343189"/>
+      <w:bookmarkStart w:id="117" w:name="_Toc223080421"/>
+      <w:bookmarkStart w:id="118" w:name="_Toc225455129"/>
       <w:r>
         <w:rPr>
           <w:lang w:eastAsia="hu-HU"/>
         </w:rPr>
         <w:t>Regisztráció – sikeres</w:t>
       </w:r>
-      <w:bookmarkEnd w:id="82"/>
-      <w:bookmarkEnd w:id="83"/>
+      <w:bookmarkEnd w:id="117"/>
+      <w:bookmarkEnd w:id="118"/>
     </w:p>
     <w:p>
       <w:pPr>
@@ -17347,7 +22230,7 @@
                     </pic:cNvPicPr>
                   </pic:nvPicPr>
                   <pic:blipFill>
-                    <a:blip r:embed="rId24">
+                    <a:blip r:embed="rId41">
                       <a:extLst>
                         <a:ext uri="{28A0092B-C50C-407E-A947-70E740481C1C}">
                           <a14:useLocalDpi xmlns:a14="http://schemas.microsoft.com/office/drawing/2010/main" val="0"/>
@@ -17388,8 +22271,8 @@
           <w:lang w:eastAsia="hu-HU"/>
         </w:rPr>
       </w:pPr>
-      <w:bookmarkStart w:id="84" w:name="_Toc223080422"/>
-      <w:bookmarkStart w:id="85" w:name="_Toc225343190"/>
+      <w:bookmarkStart w:id="119" w:name="_Toc223080422"/>
+      <w:bookmarkStart w:id="120" w:name="_Toc225455130"/>
       <w:r>
         <w:rPr>
           <w:lang w:eastAsia="hu-HU"/>
@@ -17397,8 +22280,8 @@
         <w:lastRenderedPageBreak/>
         <w:t>Login – hibás jelszó</w:t>
       </w:r>
-      <w:bookmarkEnd w:id="84"/>
-      <w:bookmarkEnd w:id="85"/>
+      <w:bookmarkEnd w:id="119"/>
+      <w:bookmarkEnd w:id="120"/>
     </w:p>
     <w:p>
       <w:pPr>
@@ -17545,7 +22428,7 @@
                     </pic:cNvPicPr>
                   </pic:nvPicPr>
                   <pic:blipFill>
-                    <a:blip r:embed="rId25">
+                    <a:blip r:embed="rId42">
                       <a:extLst>
                         <a:ext uri="{28A0092B-C50C-407E-A947-70E740481C1C}">
                           <a14:useLocalDpi xmlns:a14="http://schemas.microsoft.com/office/drawing/2010/main" val="0"/>
@@ -17585,8 +22468,8 @@
           <w:lang w:eastAsia="hu-HU"/>
         </w:rPr>
       </w:pPr>
-      <w:bookmarkStart w:id="86" w:name="_Toc223080423"/>
-      <w:bookmarkStart w:id="87" w:name="_Toc225343191"/>
+      <w:bookmarkStart w:id="121" w:name="_Toc223080423"/>
+      <w:bookmarkStart w:id="122" w:name="_Toc225455131"/>
       <w:r>
         <w:rPr>
           <w:lang w:eastAsia="hu-HU"/>
@@ -17594,8 +22477,8 @@
         <w:lastRenderedPageBreak/>
         <w:t>Logout – token nélkül</w:t>
       </w:r>
-      <w:bookmarkEnd w:id="86"/>
-      <w:bookmarkEnd w:id="87"/>
+      <w:bookmarkEnd w:id="121"/>
+      <w:bookmarkEnd w:id="122"/>
     </w:p>
     <w:p>
       <w:pPr>
@@ -17779,7 +22662,7 @@
                     </pic:cNvPicPr>
                   </pic:nvPicPr>
                   <pic:blipFill>
-                    <a:blip r:embed="rId26">
+                    <a:blip r:embed="rId43">
                       <a:extLst>
                         <a:ext uri="{28A0092B-C50C-407E-A947-70E740481C1C}">
                           <a14:useLocalDpi xmlns:a14="http://schemas.microsoft.com/office/drawing/2010/main" val="0"/>
@@ -17819,8 +22702,8 @@
           <w:lang w:eastAsia="hu-HU"/>
         </w:rPr>
       </w:pPr>
-      <w:bookmarkStart w:id="88" w:name="_Toc223080424"/>
-      <w:bookmarkStart w:id="89" w:name="_Toc225343192"/>
+      <w:bookmarkStart w:id="123" w:name="_Toc223080424"/>
+      <w:bookmarkStart w:id="124" w:name="_Toc225455132"/>
       <w:r>
         <w:rPr>
           <w:lang w:eastAsia="hu-HU"/>
@@ -17828,8 +22711,8 @@
         <w:lastRenderedPageBreak/>
         <w:t>Régió keresés</w:t>
       </w:r>
-      <w:bookmarkEnd w:id="88"/>
-      <w:bookmarkEnd w:id="89"/>
+      <w:bookmarkEnd w:id="123"/>
+      <w:bookmarkEnd w:id="124"/>
     </w:p>
     <w:p>
       <w:pPr>
@@ -17937,16 +22820,7 @@
           <w:bCs/>
           <w:lang w:eastAsia="hu-HU"/>
         </w:rPr>
-        <w:t>=</w:t>
-      </w:r>
-      <w:proofErr w:type="spellStart"/>
-      <w:r>
-        <w:rPr>
-          <w:b/>
-          <w:bCs/>
-          <w:lang w:eastAsia="hu-HU"/>
-        </w:rPr>
-        <w:t>B</w:t>
+        <w:t>=B</w:t>
       </w:r>
       <w:r>
         <w:rPr>
@@ -17954,7 +22828,6 @@
         </w:rPr>
         <w:t>.</w:t>
       </w:r>
-      <w:proofErr w:type="spellEnd"/>
     </w:p>
     <w:p>
       <w:pPr>
@@ -17999,7 +22872,7 @@
                     </pic:cNvPicPr>
                   </pic:nvPicPr>
                   <pic:blipFill>
-                    <a:blip r:embed="rId27">
+                    <a:blip r:embed="rId44">
                       <a:extLst>
                         <a:ext uri="{28A0092B-C50C-407E-A947-70E740481C1C}">
                           <a14:useLocalDpi xmlns:a14="http://schemas.microsoft.com/office/drawing/2010/main" val="0"/>
@@ -18039,8 +22912,8 @@
           <w:lang w:eastAsia="hu-HU"/>
         </w:rPr>
       </w:pPr>
-      <w:bookmarkStart w:id="90" w:name="_Toc223080425"/>
-      <w:bookmarkStart w:id="91" w:name="_Toc225343193"/>
+      <w:bookmarkStart w:id="125" w:name="_Toc223080425"/>
+      <w:bookmarkStart w:id="126" w:name="_Toc225455133"/>
       <w:r>
         <w:rPr>
           <w:lang w:eastAsia="hu-HU"/>
@@ -18048,8 +22921,8 @@
         <w:lastRenderedPageBreak/>
         <w:t>Intézmény létrehozás – sikeres</w:t>
       </w:r>
-      <w:bookmarkEnd w:id="90"/>
-      <w:bookmarkEnd w:id="91"/>
+      <w:bookmarkEnd w:id="125"/>
+      <w:bookmarkEnd w:id="126"/>
     </w:p>
     <w:p>
       <w:pPr>
@@ -18229,7 +23102,7 @@
                     </pic:cNvPicPr>
                   </pic:nvPicPr>
                   <pic:blipFill>
-                    <a:blip r:embed="rId28">
+                    <a:blip r:embed="rId45">
                       <a:extLst>
                         <a:ext uri="{28A0092B-C50C-407E-A947-70E740481C1C}">
                           <a14:useLocalDpi xmlns:a14="http://schemas.microsoft.com/office/drawing/2010/main" val="0"/>
@@ -18269,8 +23142,8 @@
           <w:lang w:eastAsia="hu-HU"/>
         </w:rPr>
       </w:pPr>
-      <w:bookmarkStart w:id="92" w:name="_Toc223080426"/>
-      <w:bookmarkStart w:id="93" w:name="_Toc225343194"/>
+      <w:bookmarkStart w:id="127" w:name="_Toc223080426"/>
+      <w:bookmarkStart w:id="128" w:name="_Toc225455134"/>
       <w:r>
         <w:rPr>
           <w:lang w:eastAsia="hu-HU"/>
@@ -18278,8 +23151,8 @@
         <w:lastRenderedPageBreak/>
         <w:t>Osztály létrehozás – hiányzó név</w:t>
       </w:r>
-      <w:bookmarkEnd w:id="92"/>
-      <w:bookmarkEnd w:id="93"/>
+      <w:bookmarkEnd w:id="127"/>
+      <w:bookmarkEnd w:id="128"/>
     </w:p>
     <w:p>
       <w:pPr>
@@ -18465,7 +23338,7 @@
                     </pic:cNvPicPr>
                   </pic:nvPicPr>
                   <pic:blipFill>
-                    <a:blip r:embed="rId29">
+                    <a:blip r:embed="rId46">
                       <a:extLst>
                         <a:ext uri="{28A0092B-C50C-407E-A947-70E740481C1C}">
                           <a14:useLocalDpi xmlns:a14="http://schemas.microsoft.com/office/drawing/2010/main" val="0"/>
@@ -18505,8 +23378,8 @@
           <w:lang w:eastAsia="hu-HU"/>
         </w:rPr>
       </w:pPr>
-      <w:bookmarkStart w:id="94" w:name="_Toc223080427"/>
-      <w:bookmarkStart w:id="95" w:name="_Toc225343195"/>
+      <w:bookmarkStart w:id="129" w:name="_Toc223080427"/>
+      <w:bookmarkStart w:id="130" w:name="_Toc225455135"/>
       <w:r>
         <w:rPr>
           <w:lang w:eastAsia="hu-HU"/>
@@ -18514,8 +23387,8 @@
         <w:lastRenderedPageBreak/>
         <w:t>Kérelmek kezelése – elfogadás</w:t>
       </w:r>
-      <w:bookmarkEnd w:id="94"/>
-      <w:bookmarkEnd w:id="95"/>
+      <w:bookmarkEnd w:id="129"/>
+      <w:bookmarkEnd w:id="130"/>
     </w:p>
     <w:p>
       <w:pPr>
@@ -18785,7 +23658,7 @@
                     </pic:cNvPicPr>
                   </pic:nvPicPr>
                   <pic:blipFill>
-                    <a:blip r:embed="rId30">
+                    <a:blip r:embed="rId47">
                       <a:extLst>
                         <a:ext uri="{28A0092B-C50C-407E-A947-70E740481C1C}">
                           <a14:useLocalDpi xmlns:a14="http://schemas.microsoft.com/office/drawing/2010/main" val="0"/>
@@ -18825,8 +23698,8 @@
           <w:lang w:eastAsia="hu-HU"/>
         </w:rPr>
       </w:pPr>
-      <w:bookmarkStart w:id="96" w:name="_Toc223080428"/>
-      <w:bookmarkStart w:id="97" w:name="_Toc225343196"/>
+      <w:bookmarkStart w:id="131" w:name="_Toc223080428"/>
+      <w:bookmarkStart w:id="132" w:name="_Toc225455136"/>
       <w:r>
         <w:rPr>
           <w:lang w:eastAsia="hu-HU"/>
@@ -18834,8 +23707,8 @@
         <w:lastRenderedPageBreak/>
         <w:t>Kérelmek kezelése – nem admin felhasználó</w:t>
       </w:r>
-      <w:bookmarkEnd w:id="96"/>
-      <w:bookmarkEnd w:id="97"/>
+      <w:bookmarkEnd w:id="131"/>
+      <w:bookmarkEnd w:id="132"/>
     </w:p>
     <w:p>
       <w:pPr>
@@ -18980,9 +23853,15 @@
         <w:rPr>
           <w:lang w:eastAsia="hu-HU"/>
         </w:rPr>
-        <w:t>tokennel.</w:t>
-      </w:r>
-      <w:proofErr w:type="spellEnd"/>
+        <w:t>tokennel</w:t>
+      </w:r>
+      <w:proofErr w:type="spellEnd"/>
+      <w:r>
+        <w:rPr>
+          <w:lang w:eastAsia="hu-HU"/>
+        </w:rPr>
+        <w:t>.</w:t>
+      </w:r>
     </w:p>
     <w:p>
       <w:pPr>
@@ -19027,7 +23906,7 @@
                     </pic:cNvPicPr>
                   </pic:nvPicPr>
                   <pic:blipFill>
-                    <a:blip r:embed="rId31">
+                    <a:blip r:embed="rId48">
                       <a:extLst>
                         <a:ext uri="{28A0092B-C50C-407E-A947-70E740481C1C}">
                           <a14:useLocalDpi xmlns:a14="http://schemas.microsoft.com/office/drawing/2010/main" val="0"/>
@@ -19067,8 +23946,8 @@
           <w:lang w:eastAsia="hu-HU"/>
         </w:rPr>
       </w:pPr>
-      <w:bookmarkStart w:id="98" w:name="_Toc223080429"/>
-      <w:bookmarkStart w:id="99" w:name="_Toc225343197"/>
+      <w:bookmarkStart w:id="133" w:name="_Toc223080429"/>
+      <w:bookmarkStart w:id="134" w:name="_Toc225455137"/>
       <w:r>
         <w:rPr>
           <w:lang w:eastAsia="hu-HU"/>
@@ -19076,8 +23955,8 @@
         <w:lastRenderedPageBreak/>
         <w:t>Diáklista – nem létező intézmény</w:t>
       </w:r>
-      <w:bookmarkEnd w:id="98"/>
-      <w:bookmarkEnd w:id="99"/>
+      <w:bookmarkEnd w:id="133"/>
+      <w:bookmarkEnd w:id="134"/>
     </w:p>
     <w:p>
       <w:pPr>
@@ -19241,7 +24120,7 @@
                     </pic:cNvPicPr>
                   </pic:nvPicPr>
                   <pic:blipFill>
-                    <a:blip r:embed="rId32">
+                    <a:blip r:embed="rId49">
                       <a:extLst>
                         <a:ext uri="{28A0092B-C50C-407E-A947-70E740481C1C}">
                           <a14:useLocalDpi xmlns:a14="http://schemas.microsoft.com/office/drawing/2010/main" val="0"/>
@@ -19281,8 +24160,8 @@
           <w:lang w:eastAsia="hu-HU"/>
         </w:rPr>
       </w:pPr>
-      <w:bookmarkStart w:id="100" w:name="_Toc223080430"/>
-      <w:bookmarkStart w:id="101" w:name="_Toc225343198"/>
+      <w:bookmarkStart w:id="135" w:name="_Toc223080430"/>
+      <w:bookmarkStart w:id="136" w:name="_Toc225455138"/>
       <w:r>
         <w:rPr>
           <w:lang w:eastAsia="hu-HU"/>
@@ -19290,8 +24169,8 @@
         <w:lastRenderedPageBreak/>
         <w:t>Esemény létrehozás – hibás dátumtartomány</w:t>
       </w:r>
-      <w:bookmarkEnd w:id="100"/>
-      <w:bookmarkEnd w:id="101"/>
+      <w:bookmarkEnd w:id="135"/>
+      <w:bookmarkEnd w:id="136"/>
     </w:p>
     <w:p>
       <w:pPr>
@@ -19324,9 +24203,15 @@
         <w:rPr>
           <w:lang w:eastAsia="hu-HU"/>
         </w:rPr>
-        <w:t>start_date.</w:t>
-      </w:r>
-      <w:proofErr w:type="spellEnd"/>
+        <w:t>start_date</w:t>
+      </w:r>
+      <w:proofErr w:type="spellEnd"/>
+      <w:r>
+        <w:rPr>
+          <w:lang w:eastAsia="hu-HU"/>
+        </w:rPr>
+        <w:t>.</w:t>
+      </w:r>
     </w:p>
     <w:p>
       <w:pPr>
@@ -19479,7 +24364,7 @@
                     </pic:cNvPicPr>
                   </pic:nvPicPr>
                   <pic:blipFill>
-                    <a:blip r:embed="rId33">
+                    <a:blip r:embed="rId50">
                       <a:extLst>
                         <a:ext uri="{28A0092B-C50C-407E-A947-70E740481C1C}">
                           <a14:useLocalDpi xmlns:a14="http://schemas.microsoft.com/office/drawing/2010/main" val="0"/>
@@ -19518,8 +24403,8 @@
       </w:pPr>
     </w:p>
     <w:sectPr>
-      <w:headerReference w:type="default" r:id="rId34"/>
-      <w:footerReference w:type="default" r:id="rId35"/>
+      <w:headerReference w:type="default" r:id="rId51"/>
+      <w:footerReference w:type="default" r:id="rId52"/>
       <w:pgSz w:w="11906" w:h="16838" w:code="9"/>
       <w:pgMar w:top="1735" w:right="1276" w:bottom="1134" w:left="1276" w:header="709" w:footer="709" w:gutter="0"/>
       <w:cols w:space="708"/>
@@ -23477,6 +28362,7 @@
   <w:style w:type="character" w:default="1" w:styleId="Bekezdsalapbettpusa">
     <w:name w:val="Default Paragraph Font"/>
     <w:uiPriority w:val="1"/>
+    <w:semiHidden/>
     <w:unhideWhenUsed/>
   </w:style>
   <w:style w:type="table" w:default="1" w:styleId="Normltblzat">
@@ -23966,6 +28852,175 @@
       <w:rFonts w:ascii="Courier New" w:hAnsi="Courier New" w:cs="Courier New"/>
     </w:rPr>
   </w:style>
+  <w:style w:type="paragraph" w:customStyle="1" w:styleId="Kp">
+    <w:name w:val="Kép"/>
+    <w:link w:val="KpChar"/>
+    <w:qFormat/>
+    <w:rsid w:val="00076275"/>
+    <w:pPr>
+      <w:jc w:val="center"/>
+    </w:pPr>
+    <w:rPr>
+      <w:rFonts w:ascii="Times New Roman" w:hAnsi="Times New Roman" w:cs="Times New Roman"/>
+      <w:sz w:val="26"/>
+      <w:szCs w:val="26"/>
+    </w:rPr>
+  </w:style>
+  <w:style w:type="character" w:customStyle="1" w:styleId="KpChar">
+    <w:name w:val="Kép Char"/>
+    <w:basedOn w:val="Bekezdsalapbettpusa"/>
+    <w:link w:val="Kp"/>
+    <w:rsid w:val="00076275"/>
+    <w:rPr>
+      <w:rFonts w:ascii="Times New Roman" w:hAnsi="Times New Roman" w:cs="Times New Roman"/>
+      <w:sz w:val="26"/>
+      <w:szCs w:val="26"/>
+    </w:rPr>
+  </w:style>
+  <w:style w:type="paragraph" w:styleId="TJ4">
+    <w:name w:val="toc 4"/>
+    <w:basedOn w:val="Norml"/>
+    <w:next w:val="Norml"/>
+    <w:autoRedefine/>
+    <w:uiPriority w:val="39"/>
+    <w:unhideWhenUsed/>
+    <w:rsid w:val="0021484E"/>
+    <w:pPr>
+      <w:keepNext w:val="0"/>
+      <w:keepLines w:val="0"/>
+      <w:spacing w:after="100" w:line="278" w:lineRule="auto"/>
+      <w:ind w:left="720" w:firstLine="0"/>
+      <w:jc w:val="left"/>
+    </w:pPr>
+    <w:rPr>
+      <w:rFonts w:asciiTheme="minorHAnsi" w:eastAsiaTheme="minorEastAsia" w:hAnsiTheme="minorHAnsi" w:cstheme="minorBidi"/>
+      <w:kern w:val="2"/>
+      <w:sz w:val="24"/>
+      <w:szCs w:val="24"/>
+      <w:lang w:eastAsia="hu-HU"/>
+      <w14:ligatures w14:val="standardContextual"/>
+    </w:rPr>
+  </w:style>
+  <w:style w:type="paragraph" w:styleId="TJ5">
+    <w:name w:val="toc 5"/>
+    <w:basedOn w:val="Norml"/>
+    <w:next w:val="Norml"/>
+    <w:autoRedefine/>
+    <w:uiPriority w:val="39"/>
+    <w:unhideWhenUsed/>
+    <w:rsid w:val="0021484E"/>
+    <w:pPr>
+      <w:keepNext w:val="0"/>
+      <w:keepLines w:val="0"/>
+      <w:spacing w:after="100" w:line="278" w:lineRule="auto"/>
+      <w:ind w:left="960" w:firstLine="0"/>
+      <w:jc w:val="left"/>
+    </w:pPr>
+    <w:rPr>
+      <w:rFonts w:asciiTheme="minorHAnsi" w:eastAsiaTheme="minorEastAsia" w:hAnsiTheme="minorHAnsi" w:cstheme="minorBidi"/>
+      <w:kern w:val="2"/>
+      <w:sz w:val="24"/>
+      <w:szCs w:val="24"/>
+      <w:lang w:eastAsia="hu-HU"/>
+      <w14:ligatures w14:val="standardContextual"/>
+    </w:rPr>
+  </w:style>
+  <w:style w:type="paragraph" w:styleId="TJ6">
+    <w:name w:val="toc 6"/>
+    <w:basedOn w:val="Norml"/>
+    <w:next w:val="Norml"/>
+    <w:autoRedefine/>
+    <w:uiPriority w:val="39"/>
+    <w:unhideWhenUsed/>
+    <w:rsid w:val="0021484E"/>
+    <w:pPr>
+      <w:keepNext w:val="0"/>
+      <w:keepLines w:val="0"/>
+      <w:spacing w:after="100" w:line="278" w:lineRule="auto"/>
+      <w:ind w:left="1200" w:firstLine="0"/>
+      <w:jc w:val="left"/>
+    </w:pPr>
+    <w:rPr>
+      <w:rFonts w:asciiTheme="minorHAnsi" w:eastAsiaTheme="minorEastAsia" w:hAnsiTheme="minorHAnsi" w:cstheme="minorBidi"/>
+      <w:kern w:val="2"/>
+      <w:sz w:val="24"/>
+      <w:szCs w:val="24"/>
+      <w:lang w:eastAsia="hu-HU"/>
+      <w14:ligatures w14:val="standardContextual"/>
+    </w:rPr>
+  </w:style>
+  <w:style w:type="paragraph" w:styleId="TJ7">
+    <w:name w:val="toc 7"/>
+    <w:basedOn w:val="Norml"/>
+    <w:next w:val="Norml"/>
+    <w:autoRedefine/>
+    <w:uiPriority w:val="39"/>
+    <w:unhideWhenUsed/>
+    <w:rsid w:val="0021484E"/>
+    <w:pPr>
+      <w:keepNext w:val="0"/>
+      <w:keepLines w:val="0"/>
+      <w:spacing w:after="100" w:line="278" w:lineRule="auto"/>
+      <w:ind w:left="1440" w:firstLine="0"/>
+      <w:jc w:val="left"/>
+    </w:pPr>
+    <w:rPr>
+      <w:rFonts w:asciiTheme="minorHAnsi" w:eastAsiaTheme="minorEastAsia" w:hAnsiTheme="minorHAnsi" w:cstheme="minorBidi"/>
+      <w:kern w:val="2"/>
+      <w:sz w:val="24"/>
+      <w:szCs w:val="24"/>
+      <w:lang w:eastAsia="hu-HU"/>
+      <w14:ligatures w14:val="standardContextual"/>
+    </w:rPr>
+  </w:style>
+  <w:style w:type="paragraph" w:styleId="TJ8">
+    <w:name w:val="toc 8"/>
+    <w:basedOn w:val="Norml"/>
+    <w:next w:val="Norml"/>
+    <w:autoRedefine/>
+    <w:uiPriority w:val="39"/>
+    <w:unhideWhenUsed/>
+    <w:rsid w:val="0021484E"/>
+    <w:pPr>
+      <w:keepNext w:val="0"/>
+      <w:keepLines w:val="0"/>
+      <w:spacing w:after="100" w:line="278" w:lineRule="auto"/>
+      <w:ind w:left="1680" w:firstLine="0"/>
+      <w:jc w:val="left"/>
+    </w:pPr>
+    <w:rPr>
+      <w:rFonts w:asciiTheme="minorHAnsi" w:eastAsiaTheme="minorEastAsia" w:hAnsiTheme="minorHAnsi" w:cstheme="minorBidi"/>
+      <w:kern w:val="2"/>
+      <w:sz w:val="24"/>
+      <w:szCs w:val="24"/>
+      <w:lang w:eastAsia="hu-HU"/>
+      <w14:ligatures w14:val="standardContextual"/>
+    </w:rPr>
+  </w:style>
+  <w:style w:type="paragraph" w:styleId="TJ9">
+    <w:name w:val="toc 9"/>
+    <w:basedOn w:val="Norml"/>
+    <w:next w:val="Norml"/>
+    <w:autoRedefine/>
+    <w:uiPriority w:val="39"/>
+    <w:unhideWhenUsed/>
+    <w:rsid w:val="0021484E"/>
+    <w:pPr>
+      <w:keepNext w:val="0"/>
+      <w:keepLines w:val="0"/>
+      <w:spacing w:after="100" w:line="278" w:lineRule="auto"/>
+      <w:ind w:left="1920" w:firstLine="0"/>
+      <w:jc w:val="left"/>
+    </w:pPr>
+    <w:rPr>
+      <w:rFonts w:asciiTheme="minorHAnsi" w:eastAsiaTheme="minorEastAsia" w:hAnsiTheme="minorHAnsi" w:cstheme="minorBidi"/>
+      <w:kern w:val="2"/>
+      <w:sz w:val="24"/>
+      <w:szCs w:val="24"/>
+      <w:lang w:eastAsia="hu-HU"/>
+      <w14:ligatures w14:val="standardContextual"/>
+    </w:rPr>
+  </w:style>
 </w:styles>
 </file>
 

--- a/dokumentumok/Dokumentáció.docx
+++ b/dokumentumok/Dokumentáció.docx
@@ -188,7 +188,7 @@
           <w:r>
             <w:fldChar w:fldCharType="separate"/>
           </w:r>
-          <w:hyperlink w:anchor="_Toc225455050" w:history="1">
+          <w:hyperlink w:anchor="_Toc225498931" w:history="1">
             <w:r>
               <w:rPr>
                 <w:rStyle w:val="Hiperhivatkozs"/>
@@ -234,7 +234,7 @@
                 <w:noProof/>
                 <w:webHidden/>
               </w:rPr>
-              <w:instrText xml:space="preserve"> PAGEREF _Toc225455050 \h </w:instrText>
+              <w:instrText xml:space="preserve"> PAGEREF _Toc225498931 \h </w:instrText>
             </w:r>
             <w:r>
               <w:rPr>
@@ -254,7 +254,7 @@
                 <w:noProof/>
                 <w:webHidden/>
               </w:rPr>
-              <w:t>5</w:t>
+              <w:t>6</w:t>
             </w:r>
             <w:r>
               <w:rPr>
@@ -282,7 +282,7 @@
               <w14:ligatures w14:val="standardContextual"/>
             </w:rPr>
           </w:pPr>
-          <w:hyperlink w:anchor="_Toc225455051" w:history="1">
+          <w:hyperlink w:anchor="_Toc225498932" w:history="1">
             <w:r>
               <w:rPr>
                 <w:rStyle w:val="Hiperhivatkozs"/>
@@ -328,7 +328,7 @@
                 <w:noProof/>
                 <w:webHidden/>
               </w:rPr>
-              <w:instrText xml:space="preserve"> PAGEREF _Toc225455051 \h </w:instrText>
+              <w:instrText xml:space="preserve"> PAGEREF _Toc225498932 \h </w:instrText>
             </w:r>
             <w:r>
               <w:rPr>
@@ -348,7 +348,7 @@
                 <w:noProof/>
                 <w:webHidden/>
               </w:rPr>
-              <w:t>5</w:t>
+              <w:t>6</w:t>
             </w:r>
             <w:r>
               <w:rPr>
@@ -376,7 +376,7 @@
               <w14:ligatures w14:val="standardContextual"/>
             </w:rPr>
           </w:pPr>
-          <w:hyperlink w:anchor="_Toc225455052" w:history="1">
+          <w:hyperlink w:anchor="_Toc225498933" w:history="1">
             <w:r>
               <w:rPr>
                 <w:rStyle w:val="Hiperhivatkozs"/>
@@ -422,7 +422,7 @@
                 <w:noProof/>
                 <w:webHidden/>
               </w:rPr>
-              <w:instrText xml:space="preserve"> PAGEREF _Toc225455052 \h </w:instrText>
+              <w:instrText xml:space="preserve"> PAGEREF _Toc225498933 \h </w:instrText>
             </w:r>
             <w:r>
               <w:rPr>
@@ -442,7 +442,7 @@
                 <w:noProof/>
                 <w:webHidden/>
               </w:rPr>
-              <w:t>5</w:t>
+              <w:t>6</w:t>
             </w:r>
             <w:r>
               <w:rPr>
@@ -470,7 +470,7 @@
               <w14:ligatures w14:val="standardContextual"/>
             </w:rPr>
           </w:pPr>
-          <w:hyperlink w:anchor="_Toc225455053" w:history="1">
+          <w:hyperlink w:anchor="_Toc225498934" w:history="1">
             <w:r>
               <w:rPr>
                 <w:rStyle w:val="Hiperhivatkozs"/>
@@ -516,7 +516,7 @@
                 <w:noProof/>
                 <w:webHidden/>
               </w:rPr>
-              <w:instrText xml:space="preserve"> PAGEREF _Toc225455053 \h </w:instrText>
+              <w:instrText xml:space="preserve"> PAGEREF _Toc225498934 \h </w:instrText>
             </w:r>
             <w:r>
               <w:rPr>
@@ -536,7 +536,7 @@
                 <w:noProof/>
                 <w:webHidden/>
               </w:rPr>
-              <w:t>5</w:t>
+              <w:t>6</w:t>
             </w:r>
             <w:r>
               <w:rPr>
@@ -564,7 +564,7 @@
               <w14:ligatures w14:val="standardContextual"/>
             </w:rPr>
           </w:pPr>
-          <w:hyperlink w:anchor="_Toc225455054" w:history="1">
+          <w:hyperlink w:anchor="_Toc225498935" w:history="1">
             <w:r>
               <w:rPr>
                 <w:rStyle w:val="Hiperhivatkozs"/>
@@ -610,7 +610,7 @@
                 <w:noProof/>
                 <w:webHidden/>
               </w:rPr>
-              <w:instrText xml:space="preserve"> PAGEREF _Toc225455054 \h </w:instrText>
+              <w:instrText xml:space="preserve"> PAGEREF _Toc225498935 \h </w:instrText>
             </w:r>
             <w:r>
               <w:rPr>
@@ -630,7 +630,7 @@
                 <w:noProof/>
                 <w:webHidden/>
               </w:rPr>
-              <w:t>5</w:t>
+              <w:t>6</w:t>
             </w:r>
             <w:r>
               <w:rPr>
@@ -654,7 +654,7 @@
               <w14:ligatures w14:val="standardContextual"/>
             </w:rPr>
           </w:pPr>
-          <w:hyperlink w:anchor="_Toc225455055" w:history="1">
+          <w:hyperlink w:anchor="_Toc225498936" w:history="1">
             <w:r>
               <w:rPr>
                 <w:rStyle w:val="Hiperhivatkozs"/>
@@ -700,7 +700,7 @@
                 <w:noProof/>
                 <w:webHidden/>
               </w:rPr>
-              <w:instrText xml:space="preserve"> PAGEREF _Toc225455055 \h </w:instrText>
+              <w:instrText xml:space="preserve"> PAGEREF _Toc225498936 \h </w:instrText>
             </w:r>
             <w:r>
               <w:rPr>
@@ -720,7 +720,7 @@
                 <w:noProof/>
                 <w:webHidden/>
               </w:rPr>
-              <w:t>6</w:t>
+              <w:t>7</w:t>
             </w:r>
             <w:r>
               <w:rPr>
@@ -748,7 +748,7 @@
               <w14:ligatures w14:val="standardContextual"/>
             </w:rPr>
           </w:pPr>
-          <w:hyperlink w:anchor="_Toc225455056" w:history="1">
+          <w:hyperlink w:anchor="_Toc225498937" w:history="1">
             <w:r>
               <w:rPr>
                 <w:rStyle w:val="Hiperhivatkozs"/>
@@ -794,7 +794,7 @@
                 <w:noProof/>
                 <w:webHidden/>
               </w:rPr>
-              <w:instrText xml:space="preserve"> PAGEREF _Toc225455056 \h </w:instrText>
+              <w:instrText xml:space="preserve"> PAGEREF _Toc225498937 \h </w:instrText>
             </w:r>
             <w:r>
               <w:rPr>
@@ -814,7 +814,7 @@
                 <w:noProof/>
                 <w:webHidden/>
               </w:rPr>
-              <w:t>6</w:t>
+              <w:t>7</w:t>
             </w:r>
             <w:r>
               <w:rPr>
@@ -842,7 +842,7 @@
               <w14:ligatures w14:val="standardContextual"/>
             </w:rPr>
           </w:pPr>
-          <w:hyperlink w:anchor="_Toc225455057" w:history="1">
+          <w:hyperlink w:anchor="_Toc225498938" w:history="1">
             <w:r>
               <w:rPr>
                 <w:rStyle w:val="Hiperhivatkozs"/>
@@ -888,7 +888,7 @@
                 <w:noProof/>
                 <w:webHidden/>
               </w:rPr>
-              <w:instrText xml:space="preserve"> PAGEREF _Toc225455057 \h </w:instrText>
+              <w:instrText xml:space="preserve"> PAGEREF _Toc225498938 \h </w:instrText>
             </w:r>
             <w:r>
               <w:rPr>
@@ -908,7 +908,7 @@
                 <w:noProof/>
                 <w:webHidden/>
               </w:rPr>
-              <w:t>6</w:t>
+              <w:t>7</w:t>
             </w:r>
             <w:r>
               <w:rPr>
@@ -936,7 +936,7 @@
               <w14:ligatures w14:val="standardContextual"/>
             </w:rPr>
           </w:pPr>
-          <w:hyperlink w:anchor="_Toc225455058" w:history="1">
+          <w:hyperlink w:anchor="_Toc225498939" w:history="1">
             <w:r>
               <w:rPr>
                 <w:rStyle w:val="Hiperhivatkozs"/>
@@ -982,7 +982,7 @@
                 <w:noProof/>
                 <w:webHidden/>
               </w:rPr>
-              <w:instrText xml:space="preserve"> PAGEREF _Toc225455058 \h </w:instrText>
+              <w:instrText xml:space="preserve"> PAGEREF _Toc225498939 \h </w:instrText>
             </w:r>
             <w:r>
               <w:rPr>
@@ -1002,7 +1002,7 @@
                 <w:noProof/>
                 <w:webHidden/>
               </w:rPr>
-              <w:t>8</w:t>
+              <w:t>9</w:t>
             </w:r>
             <w:r>
               <w:rPr>
@@ -1030,7 +1030,7 @@
               <w14:ligatures w14:val="standardContextual"/>
             </w:rPr>
           </w:pPr>
-          <w:hyperlink w:anchor="_Toc225455059" w:history="1">
+          <w:hyperlink w:anchor="_Toc225498940" w:history="1">
             <w:r>
               <w:rPr>
                 <w:rStyle w:val="Hiperhivatkozs"/>
@@ -1076,7 +1076,7 @@
                 <w:noProof/>
                 <w:webHidden/>
               </w:rPr>
-              <w:instrText xml:space="preserve"> PAGEREF _Toc225455059 \h </w:instrText>
+              <w:instrText xml:space="preserve"> PAGEREF _Toc225498940 \h </w:instrText>
             </w:r>
             <w:r>
               <w:rPr>
@@ -1096,7 +1096,7 @@
                 <w:noProof/>
                 <w:webHidden/>
               </w:rPr>
-              <w:t>8</w:t>
+              <w:t>9</w:t>
             </w:r>
             <w:r>
               <w:rPr>
@@ -1124,7 +1124,7 @@
               <w14:ligatures w14:val="standardContextual"/>
             </w:rPr>
           </w:pPr>
-          <w:hyperlink w:anchor="_Toc225455060" w:history="1">
+          <w:hyperlink w:anchor="_Toc225498941" w:history="1">
             <w:r>
               <w:rPr>
                 <w:rStyle w:val="Hiperhivatkozs"/>
@@ -1171,7 +1171,7 @@
                 <w:noProof/>
                 <w:webHidden/>
               </w:rPr>
-              <w:instrText xml:space="preserve"> PAGEREF _Toc225455060 \h </w:instrText>
+              <w:instrText xml:space="preserve"> PAGEREF _Toc225498941 \h </w:instrText>
             </w:r>
             <w:r>
               <w:rPr>
@@ -1191,7 +1191,7 @@
                 <w:noProof/>
                 <w:webHidden/>
               </w:rPr>
-              <w:t>8</w:t>
+              <w:t>9</w:t>
             </w:r>
             <w:r>
               <w:rPr>
@@ -1219,7 +1219,7 @@
               <w14:ligatures w14:val="standardContextual"/>
             </w:rPr>
           </w:pPr>
-          <w:hyperlink w:anchor="_Toc225455061" w:history="1">
+          <w:hyperlink w:anchor="_Toc225498942" w:history="1">
             <w:r>
               <w:rPr>
                 <w:rStyle w:val="Hiperhivatkozs"/>
@@ -1265,7 +1265,7 @@
                 <w:noProof/>
                 <w:webHidden/>
               </w:rPr>
-              <w:instrText xml:space="preserve"> PAGEREF _Toc225455061 \h </w:instrText>
+              <w:instrText xml:space="preserve"> PAGEREF _Toc225498942 \h </w:instrText>
             </w:r>
             <w:r>
               <w:rPr>
@@ -1285,7 +1285,7 @@
                 <w:noProof/>
                 <w:webHidden/>
               </w:rPr>
-              <w:t>9</w:t>
+              <w:t>10</w:t>
             </w:r>
             <w:r>
               <w:rPr>
@@ -1309,7 +1309,7 @@
               <w14:ligatures w14:val="standardContextual"/>
             </w:rPr>
           </w:pPr>
-          <w:hyperlink w:anchor="_Toc225455062" w:history="1">
+          <w:hyperlink w:anchor="_Toc225498943" w:history="1">
             <w:r>
               <w:rPr>
                 <w:rStyle w:val="Hiperhivatkozs"/>
@@ -1355,7 +1355,7 @@
                 <w:noProof/>
                 <w:webHidden/>
               </w:rPr>
-              <w:instrText xml:space="preserve"> PAGEREF _Toc225455062 \h </w:instrText>
+              <w:instrText xml:space="preserve"> PAGEREF _Toc225498943 \h </w:instrText>
             </w:r>
             <w:r>
               <w:rPr>
@@ -1375,7 +1375,7 @@
                 <w:noProof/>
                 <w:webHidden/>
               </w:rPr>
-              <w:t>10</w:t>
+              <w:t>11</w:t>
             </w:r>
             <w:r>
               <w:rPr>
@@ -1403,7 +1403,7 @@
               <w14:ligatures w14:val="standardContextual"/>
             </w:rPr>
           </w:pPr>
-          <w:hyperlink w:anchor="_Toc225455063" w:history="1">
+          <w:hyperlink w:anchor="_Toc225498944" w:history="1">
             <w:r>
               <w:rPr>
                 <w:rStyle w:val="Hiperhivatkozs"/>
@@ -1449,7 +1449,7 @@
                 <w:noProof/>
                 <w:webHidden/>
               </w:rPr>
-              <w:instrText xml:space="preserve"> PAGEREF _Toc225455063 \h </w:instrText>
+              <w:instrText xml:space="preserve"> PAGEREF _Toc225498944 \h </w:instrText>
             </w:r>
             <w:r>
               <w:rPr>
@@ -1469,7 +1469,7 @@
                 <w:noProof/>
                 <w:webHidden/>
               </w:rPr>
-              <w:t>10</w:t>
+              <w:t>11</w:t>
             </w:r>
             <w:r>
               <w:rPr>
@@ -1497,7 +1497,7 @@
               <w14:ligatures w14:val="standardContextual"/>
             </w:rPr>
           </w:pPr>
-          <w:hyperlink w:anchor="_Toc225455064" w:history="1">
+          <w:hyperlink w:anchor="_Toc225498945" w:history="1">
             <w:r>
               <w:rPr>
                 <w:rStyle w:val="Hiperhivatkozs"/>
@@ -1543,7 +1543,7 @@
                 <w:noProof/>
                 <w:webHidden/>
               </w:rPr>
-              <w:instrText xml:space="preserve"> PAGEREF _Toc225455064 \h </w:instrText>
+              <w:instrText xml:space="preserve"> PAGEREF _Toc225498945 \h </w:instrText>
             </w:r>
             <w:r>
               <w:rPr>
@@ -1563,7 +1563,7 @@
                 <w:noProof/>
                 <w:webHidden/>
               </w:rPr>
-              <w:t>10</w:t>
+              <w:t>11</w:t>
             </w:r>
             <w:r>
               <w:rPr>
@@ -1591,7 +1591,7 @@
               <w14:ligatures w14:val="standardContextual"/>
             </w:rPr>
           </w:pPr>
-          <w:hyperlink w:anchor="_Toc225455065" w:history="1">
+          <w:hyperlink w:anchor="_Toc225498946" w:history="1">
             <w:r>
               <w:rPr>
                 <w:rStyle w:val="Hiperhivatkozs"/>
@@ -1637,7 +1637,7 @@
                 <w:noProof/>
                 <w:webHidden/>
               </w:rPr>
-              <w:instrText xml:space="preserve"> PAGEREF _Toc225455065 \h </w:instrText>
+              <w:instrText xml:space="preserve"> PAGEREF _Toc225498946 \h </w:instrText>
             </w:r>
             <w:r>
               <w:rPr>
@@ -1657,7 +1657,7 @@
                 <w:noProof/>
                 <w:webHidden/>
               </w:rPr>
-              <w:t>10</w:t>
+              <w:t>11</w:t>
             </w:r>
             <w:r>
               <w:rPr>
@@ -1685,7 +1685,7 @@
               <w14:ligatures w14:val="standardContextual"/>
             </w:rPr>
           </w:pPr>
-          <w:hyperlink w:anchor="_Toc225455066" w:history="1">
+          <w:hyperlink w:anchor="_Toc225498947" w:history="1">
             <w:r>
               <w:rPr>
                 <w:rStyle w:val="Hiperhivatkozs"/>
@@ -1731,7 +1731,7 @@
                 <w:noProof/>
                 <w:webHidden/>
               </w:rPr>
-              <w:instrText xml:space="preserve"> PAGEREF _Toc225455066 \h </w:instrText>
+              <w:instrText xml:space="preserve"> PAGEREF _Toc225498947 \h </w:instrText>
             </w:r>
             <w:r>
               <w:rPr>
@@ -1751,7 +1751,7 @@
                 <w:noProof/>
                 <w:webHidden/>
               </w:rPr>
-              <w:t>10</w:t>
+              <w:t>11</w:t>
             </w:r>
             <w:r>
               <w:rPr>
@@ -1779,7 +1779,7 @@
               <w14:ligatures w14:val="standardContextual"/>
             </w:rPr>
           </w:pPr>
-          <w:hyperlink w:anchor="_Toc225455067" w:history="1">
+          <w:hyperlink w:anchor="_Toc225498948" w:history="1">
             <w:r>
               <w:rPr>
                 <w:rStyle w:val="Hiperhivatkozs"/>
@@ -1825,7 +1825,7 @@
                 <w:noProof/>
                 <w:webHidden/>
               </w:rPr>
-              <w:instrText xml:space="preserve"> PAGEREF _Toc225455067 \h </w:instrText>
+              <w:instrText xml:space="preserve"> PAGEREF _Toc225498948 \h </w:instrText>
             </w:r>
             <w:r>
               <w:rPr>
@@ -1845,7 +1845,7 @@
                 <w:noProof/>
                 <w:webHidden/>
               </w:rPr>
-              <w:t>10</w:t>
+              <w:t>11</w:t>
             </w:r>
             <w:r>
               <w:rPr>
@@ -1873,7 +1873,7 @@
               <w14:ligatures w14:val="standardContextual"/>
             </w:rPr>
           </w:pPr>
-          <w:hyperlink w:anchor="_Toc225455068" w:history="1">
+          <w:hyperlink w:anchor="_Toc225498949" w:history="1">
             <w:r>
               <w:rPr>
                 <w:rStyle w:val="Hiperhivatkozs"/>
@@ -1919,7 +1919,7 @@
                 <w:noProof/>
                 <w:webHidden/>
               </w:rPr>
-              <w:instrText xml:space="preserve"> PAGEREF _Toc225455068 \h </w:instrText>
+              <w:instrText xml:space="preserve"> PAGEREF _Toc225498949 \h </w:instrText>
             </w:r>
             <w:r>
               <w:rPr>
@@ -1939,7 +1939,7 @@
                 <w:noProof/>
                 <w:webHidden/>
               </w:rPr>
-              <w:t>11</w:t>
+              <w:t>12</w:t>
             </w:r>
             <w:r>
               <w:rPr>
@@ -1967,7 +1967,7 @@
               <w14:ligatures w14:val="standardContextual"/>
             </w:rPr>
           </w:pPr>
-          <w:hyperlink w:anchor="_Toc225455069" w:history="1">
+          <w:hyperlink w:anchor="_Toc225498950" w:history="1">
             <w:r>
               <w:rPr>
                 <w:rStyle w:val="Hiperhivatkozs"/>
@@ -2013,7 +2013,7 @@
                 <w:noProof/>
                 <w:webHidden/>
               </w:rPr>
-              <w:instrText xml:space="preserve"> PAGEREF _Toc225455069 \h </w:instrText>
+              <w:instrText xml:space="preserve"> PAGEREF _Toc225498950 \h </w:instrText>
             </w:r>
             <w:r>
               <w:rPr>
@@ -2033,7 +2033,7 @@
                 <w:noProof/>
                 <w:webHidden/>
               </w:rPr>
-              <w:t>11</w:t>
+              <w:t>12</w:t>
             </w:r>
             <w:r>
               <w:rPr>
@@ -2061,7 +2061,7 @@
               <w14:ligatures w14:val="standardContextual"/>
             </w:rPr>
           </w:pPr>
-          <w:hyperlink w:anchor="_Toc225455070" w:history="1">
+          <w:hyperlink w:anchor="_Toc225498951" w:history="1">
             <w:r>
               <w:rPr>
                 <w:rStyle w:val="Hiperhivatkozs"/>
@@ -2107,7 +2107,7 @@
                 <w:noProof/>
                 <w:webHidden/>
               </w:rPr>
-              <w:instrText xml:space="preserve"> PAGEREF _Toc225455070 \h </w:instrText>
+              <w:instrText xml:space="preserve"> PAGEREF _Toc225498951 \h </w:instrText>
             </w:r>
             <w:r>
               <w:rPr>
@@ -2127,7 +2127,7 @@
                 <w:noProof/>
                 <w:webHidden/>
               </w:rPr>
-              <w:t>11</w:t>
+              <w:t>12</w:t>
             </w:r>
             <w:r>
               <w:rPr>
@@ -2155,7 +2155,7 @@
               <w14:ligatures w14:val="standardContextual"/>
             </w:rPr>
           </w:pPr>
-          <w:hyperlink w:anchor="_Toc225455071" w:history="1">
+          <w:hyperlink w:anchor="_Toc225498952" w:history="1">
             <w:r>
               <w:rPr>
                 <w:rStyle w:val="Hiperhivatkozs"/>
@@ -2201,7 +2201,7 @@
                 <w:noProof/>
                 <w:webHidden/>
               </w:rPr>
-              <w:instrText xml:space="preserve"> PAGEREF _Toc225455071 \h </w:instrText>
+              <w:instrText xml:space="preserve"> PAGEREF _Toc225498952 \h </w:instrText>
             </w:r>
             <w:r>
               <w:rPr>
@@ -2221,7 +2221,7 @@
                 <w:noProof/>
                 <w:webHidden/>
               </w:rPr>
-              <w:t>11</w:t>
+              <w:t>12</w:t>
             </w:r>
             <w:r>
               <w:rPr>
@@ -2249,7 +2249,7 @@
               <w14:ligatures w14:val="standardContextual"/>
             </w:rPr>
           </w:pPr>
-          <w:hyperlink w:anchor="_Toc225455072" w:history="1">
+          <w:hyperlink w:anchor="_Toc225498953" w:history="1">
             <w:r>
               <w:rPr>
                 <w:rStyle w:val="Hiperhivatkozs"/>
@@ -2295,7 +2295,7 @@
                 <w:noProof/>
                 <w:webHidden/>
               </w:rPr>
-              <w:instrText xml:space="preserve"> PAGEREF _Toc225455072 \h </w:instrText>
+              <w:instrText xml:space="preserve"> PAGEREF _Toc225498953 \h </w:instrText>
             </w:r>
             <w:r>
               <w:rPr>
@@ -2315,7 +2315,7 @@
                 <w:noProof/>
                 <w:webHidden/>
               </w:rPr>
-              <w:t>11</w:t>
+              <w:t>12</w:t>
             </w:r>
             <w:r>
               <w:rPr>
@@ -2339,7 +2339,7 @@
               <w14:ligatures w14:val="standardContextual"/>
             </w:rPr>
           </w:pPr>
-          <w:hyperlink w:anchor="_Toc225455073" w:history="1">
+          <w:hyperlink w:anchor="_Toc225498954" w:history="1">
             <w:r>
               <w:rPr>
                 <w:rStyle w:val="Hiperhivatkozs"/>
@@ -2385,7 +2385,7 @@
                 <w:noProof/>
                 <w:webHidden/>
               </w:rPr>
-              <w:instrText xml:space="preserve"> PAGEREF _Toc225455073 \h </w:instrText>
+              <w:instrText xml:space="preserve"> PAGEREF _Toc225498954 \h </w:instrText>
             </w:r>
             <w:r>
               <w:rPr>
@@ -2405,7 +2405,7 @@
                 <w:noProof/>
                 <w:webHidden/>
               </w:rPr>
-              <w:t>12</w:t>
+              <w:t>13</w:t>
             </w:r>
             <w:r>
               <w:rPr>
@@ -2433,7 +2433,7 @@
               <w14:ligatures w14:val="standardContextual"/>
             </w:rPr>
           </w:pPr>
-          <w:hyperlink w:anchor="_Toc225455074" w:history="1">
+          <w:hyperlink w:anchor="_Toc225498955" w:history="1">
             <w:r>
               <w:rPr>
                 <w:rStyle w:val="Hiperhivatkozs"/>
@@ -2479,7 +2479,7 @@
                 <w:noProof/>
                 <w:webHidden/>
               </w:rPr>
-              <w:instrText xml:space="preserve"> PAGEREF _Toc225455074 \h </w:instrText>
+              <w:instrText xml:space="preserve"> PAGEREF _Toc225498955 \h </w:instrText>
             </w:r>
             <w:r>
               <w:rPr>
@@ -2499,7 +2499,7 @@
                 <w:noProof/>
                 <w:webHidden/>
               </w:rPr>
-              <w:t>12</w:t>
+              <w:t>13</w:t>
             </w:r>
             <w:r>
               <w:rPr>
@@ -2527,7 +2527,7 @@
               <w14:ligatures w14:val="standardContextual"/>
             </w:rPr>
           </w:pPr>
-          <w:hyperlink w:anchor="_Toc225455075" w:history="1">
+          <w:hyperlink w:anchor="_Toc225498956" w:history="1">
             <w:r>
               <w:rPr>
                 <w:rStyle w:val="Hiperhivatkozs"/>
@@ -2573,7 +2573,7 @@
                 <w:noProof/>
                 <w:webHidden/>
               </w:rPr>
-              <w:instrText xml:space="preserve"> PAGEREF _Toc225455075 \h </w:instrText>
+              <w:instrText xml:space="preserve"> PAGEREF _Toc225498956 \h </w:instrText>
             </w:r>
             <w:r>
               <w:rPr>
@@ -2593,7 +2593,7 @@
                 <w:noProof/>
                 <w:webHidden/>
               </w:rPr>
-              <w:t>12</w:t>
+              <w:t>13</w:t>
             </w:r>
             <w:r>
               <w:rPr>
@@ -2621,7 +2621,7 @@
               <w14:ligatures w14:val="standardContextual"/>
             </w:rPr>
           </w:pPr>
-          <w:hyperlink w:anchor="_Toc225455076" w:history="1">
+          <w:hyperlink w:anchor="_Toc225498957" w:history="1">
             <w:r>
               <w:rPr>
                 <w:rStyle w:val="Hiperhivatkozs"/>
@@ -2667,7 +2667,7 @@
                 <w:noProof/>
                 <w:webHidden/>
               </w:rPr>
-              <w:instrText xml:space="preserve"> PAGEREF _Toc225455076 \h </w:instrText>
+              <w:instrText xml:space="preserve"> PAGEREF _Toc225498957 \h </w:instrText>
             </w:r>
             <w:r>
               <w:rPr>
@@ -2687,7 +2687,7 @@
                 <w:noProof/>
                 <w:webHidden/>
               </w:rPr>
-              <w:t>12</w:t>
+              <w:t>13</w:t>
             </w:r>
             <w:r>
               <w:rPr>
@@ -2715,7 +2715,7 @@
               <w14:ligatures w14:val="standardContextual"/>
             </w:rPr>
           </w:pPr>
-          <w:hyperlink w:anchor="_Toc225455077" w:history="1">
+          <w:hyperlink w:anchor="_Toc225498958" w:history="1">
             <w:r>
               <w:rPr>
                 <w:rStyle w:val="Hiperhivatkozs"/>
@@ -2761,7 +2761,7 @@
                 <w:noProof/>
                 <w:webHidden/>
               </w:rPr>
-              <w:instrText xml:space="preserve"> PAGEREF _Toc225455077 \h </w:instrText>
+              <w:instrText xml:space="preserve"> PAGEREF _Toc225498958 \h </w:instrText>
             </w:r>
             <w:r>
               <w:rPr>
@@ -2781,7 +2781,7 @@
                 <w:noProof/>
                 <w:webHidden/>
               </w:rPr>
-              <w:t>12</w:t>
+              <w:t>13</w:t>
             </w:r>
             <w:r>
               <w:rPr>
@@ -2805,7 +2805,7 @@
               <w14:ligatures w14:val="standardContextual"/>
             </w:rPr>
           </w:pPr>
-          <w:hyperlink w:anchor="_Toc225455078" w:history="1">
+          <w:hyperlink w:anchor="_Toc225498959" w:history="1">
             <w:r>
               <w:rPr>
                 <w:rStyle w:val="Hiperhivatkozs"/>
@@ -2851,7 +2851,7 @@
                 <w:noProof/>
                 <w:webHidden/>
               </w:rPr>
-              <w:instrText xml:space="preserve"> PAGEREF _Toc225455078 \h </w:instrText>
+              <w:instrText xml:space="preserve"> PAGEREF _Toc225498959 \h </w:instrText>
             </w:r>
             <w:r>
               <w:rPr>
@@ -2871,7 +2871,7 @@
                 <w:noProof/>
                 <w:webHidden/>
               </w:rPr>
-              <w:t>13</w:t>
+              <w:t>14</w:t>
             </w:r>
             <w:r>
               <w:rPr>
@@ -2895,7 +2895,7 @@
               <w14:ligatures w14:val="standardContextual"/>
             </w:rPr>
           </w:pPr>
-          <w:hyperlink w:anchor="_Toc225455079" w:history="1">
+          <w:hyperlink w:anchor="_Toc225498960" w:history="1">
             <w:r>
               <w:rPr>
                 <w:rStyle w:val="Hiperhivatkozs"/>
@@ -2941,7 +2941,7 @@
                 <w:noProof/>
                 <w:webHidden/>
               </w:rPr>
-              <w:instrText xml:space="preserve"> PAGEREF _Toc225455079 \h </w:instrText>
+              <w:instrText xml:space="preserve"> PAGEREF _Toc225498960 \h </w:instrText>
             </w:r>
             <w:r>
               <w:rPr>
@@ -2961,7 +2961,7 @@
                 <w:noProof/>
                 <w:webHidden/>
               </w:rPr>
-              <w:t>14</w:t>
+              <w:t>15</w:t>
             </w:r>
             <w:r>
               <w:rPr>
@@ -2989,7 +2989,7 @@
               <w14:ligatures w14:val="standardContextual"/>
             </w:rPr>
           </w:pPr>
-          <w:hyperlink w:anchor="_Toc225455080" w:history="1">
+          <w:hyperlink w:anchor="_Toc225498961" w:history="1">
             <w:r>
               <w:rPr>
                 <w:rStyle w:val="Hiperhivatkozs"/>
@@ -3035,7 +3035,7 @@
                 <w:noProof/>
                 <w:webHidden/>
               </w:rPr>
-              <w:instrText xml:space="preserve"> PAGEREF _Toc225455080 \h </w:instrText>
+              <w:instrText xml:space="preserve"> PAGEREF _Toc225498961 \h </w:instrText>
             </w:r>
             <w:r>
               <w:rPr>
@@ -3055,7 +3055,7 @@
                 <w:noProof/>
                 <w:webHidden/>
               </w:rPr>
-              <w:t>14</w:t>
+              <w:t>15</w:t>
             </w:r>
             <w:r>
               <w:rPr>
@@ -3083,7 +3083,7 @@
               <w14:ligatures w14:val="standardContextual"/>
             </w:rPr>
           </w:pPr>
-          <w:hyperlink w:anchor="_Toc225455081" w:history="1">
+          <w:hyperlink w:anchor="_Toc225498962" w:history="1">
             <w:r>
               <w:rPr>
                 <w:rStyle w:val="Hiperhivatkozs"/>
@@ -3129,7 +3129,7 @@
                 <w:noProof/>
                 <w:webHidden/>
               </w:rPr>
-              <w:instrText xml:space="preserve"> PAGEREF _Toc225455081 \h </w:instrText>
+              <w:instrText xml:space="preserve"> PAGEREF _Toc225498962 \h </w:instrText>
             </w:r>
             <w:r>
               <w:rPr>
@@ -3149,7 +3149,7 @@
                 <w:noProof/>
                 <w:webHidden/>
               </w:rPr>
-              <w:t>15</w:t>
+              <w:t>16</w:t>
             </w:r>
             <w:r>
               <w:rPr>
@@ -3177,7 +3177,7 @@
               <w14:ligatures w14:val="standardContextual"/>
             </w:rPr>
           </w:pPr>
-          <w:hyperlink w:anchor="_Toc225455082" w:history="1">
+          <w:hyperlink w:anchor="_Toc225498963" w:history="1">
             <w:r>
               <w:rPr>
                 <w:rStyle w:val="Hiperhivatkozs"/>
@@ -3223,7 +3223,7 @@
                 <w:noProof/>
                 <w:webHidden/>
               </w:rPr>
-              <w:instrText xml:space="preserve"> PAGEREF _Toc225455082 \h </w:instrText>
+              <w:instrText xml:space="preserve"> PAGEREF _Toc225498963 \h </w:instrText>
             </w:r>
             <w:r>
               <w:rPr>
@@ -3243,7 +3243,7 @@
                 <w:noProof/>
                 <w:webHidden/>
               </w:rPr>
-              <w:t>15</w:t>
+              <w:t>16</w:t>
             </w:r>
             <w:r>
               <w:rPr>
@@ -3271,7 +3271,7 @@
               <w14:ligatures w14:val="standardContextual"/>
             </w:rPr>
           </w:pPr>
-          <w:hyperlink w:anchor="_Toc225455083" w:history="1">
+          <w:hyperlink w:anchor="_Toc225498964" w:history="1">
             <w:r>
               <w:rPr>
                 <w:rStyle w:val="Hiperhivatkozs"/>
@@ -3317,7 +3317,7 @@
                 <w:noProof/>
                 <w:webHidden/>
               </w:rPr>
-              <w:instrText xml:space="preserve"> PAGEREF _Toc225455083 \h </w:instrText>
+              <w:instrText xml:space="preserve"> PAGEREF _Toc225498964 \h </w:instrText>
             </w:r>
             <w:r>
               <w:rPr>
@@ -3337,7 +3337,7 @@
                 <w:noProof/>
                 <w:webHidden/>
               </w:rPr>
-              <w:t>16</w:t>
+              <w:t>17</w:t>
             </w:r>
             <w:r>
               <w:rPr>
@@ -3365,7 +3365,7 @@
               <w14:ligatures w14:val="standardContextual"/>
             </w:rPr>
           </w:pPr>
-          <w:hyperlink w:anchor="_Toc225455084" w:history="1">
+          <w:hyperlink w:anchor="_Toc225498965" w:history="1">
             <w:r>
               <w:rPr>
                 <w:rStyle w:val="Hiperhivatkozs"/>
@@ -3411,7 +3411,7 @@
                 <w:noProof/>
                 <w:webHidden/>
               </w:rPr>
-              <w:instrText xml:space="preserve"> PAGEREF _Toc225455084 \h </w:instrText>
+              <w:instrText xml:space="preserve"> PAGEREF _Toc225498965 \h </w:instrText>
             </w:r>
             <w:r>
               <w:rPr>
@@ -3431,7 +3431,7 @@
                 <w:noProof/>
                 <w:webHidden/>
               </w:rPr>
-              <w:t>16</w:t>
+              <w:t>17</w:t>
             </w:r>
             <w:r>
               <w:rPr>
@@ -3459,7 +3459,7 @@
               <w14:ligatures w14:val="standardContextual"/>
             </w:rPr>
           </w:pPr>
-          <w:hyperlink w:anchor="_Toc225455085" w:history="1">
+          <w:hyperlink w:anchor="_Toc225498966" w:history="1">
             <w:r>
               <w:rPr>
                 <w:rStyle w:val="Hiperhivatkozs"/>
@@ -3505,7 +3505,7 @@
                 <w:noProof/>
                 <w:webHidden/>
               </w:rPr>
-              <w:instrText xml:space="preserve"> PAGEREF _Toc225455085 \h </w:instrText>
+              <w:instrText xml:space="preserve"> PAGEREF _Toc225498966 \h </w:instrText>
             </w:r>
             <w:r>
               <w:rPr>
@@ -3525,7 +3525,7 @@
                 <w:noProof/>
                 <w:webHidden/>
               </w:rPr>
-              <w:t>16</w:t>
+              <w:t>17</w:t>
             </w:r>
             <w:r>
               <w:rPr>
@@ -3553,7 +3553,7 @@
               <w14:ligatures w14:val="standardContextual"/>
             </w:rPr>
           </w:pPr>
-          <w:hyperlink w:anchor="_Toc225455086" w:history="1">
+          <w:hyperlink w:anchor="_Toc225498967" w:history="1">
             <w:r>
               <w:rPr>
                 <w:rStyle w:val="Hiperhivatkozs"/>
@@ -3599,7 +3599,7 @@
                 <w:noProof/>
                 <w:webHidden/>
               </w:rPr>
-              <w:instrText xml:space="preserve"> PAGEREF _Toc225455086 \h </w:instrText>
+              <w:instrText xml:space="preserve"> PAGEREF _Toc225498967 \h </w:instrText>
             </w:r>
             <w:r>
               <w:rPr>
@@ -3619,7 +3619,7 @@
                 <w:noProof/>
                 <w:webHidden/>
               </w:rPr>
-              <w:t>17</w:t>
+              <w:t>18</w:t>
             </w:r>
             <w:r>
               <w:rPr>
@@ -3647,7 +3647,7 @@
               <w14:ligatures w14:val="standardContextual"/>
             </w:rPr>
           </w:pPr>
-          <w:hyperlink w:anchor="_Toc225455087" w:history="1">
+          <w:hyperlink w:anchor="_Toc225498968" w:history="1">
             <w:r>
               <w:rPr>
                 <w:rStyle w:val="Hiperhivatkozs"/>
@@ -3693,7 +3693,7 @@
                 <w:noProof/>
                 <w:webHidden/>
               </w:rPr>
-              <w:instrText xml:space="preserve"> PAGEREF _Toc225455087 \h </w:instrText>
+              <w:instrText xml:space="preserve"> PAGEREF _Toc225498968 \h </w:instrText>
             </w:r>
             <w:r>
               <w:rPr>
@@ -3713,7 +3713,7 @@
                 <w:noProof/>
                 <w:webHidden/>
               </w:rPr>
-              <w:t>17</w:t>
+              <w:t>18</w:t>
             </w:r>
             <w:r>
               <w:rPr>
@@ -3741,7 +3741,7 @@
               <w14:ligatures w14:val="standardContextual"/>
             </w:rPr>
           </w:pPr>
-          <w:hyperlink w:anchor="_Toc225455088" w:history="1">
+          <w:hyperlink w:anchor="_Toc225498969" w:history="1">
             <w:r>
               <w:rPr>
                 <w:rStyle w:val="Hiperhivatkozs"/>
@@ -3787,7 +3787,7 @@
                 <w:noProof/>
                 <w:webHidden/>
               </w:rPr>
-              <w:instrText xml:space="preserve"> PAGEREF _Toc225455088 \h </w:instrText>
+              <w:instrText xml:space="preserve"> PAGEREF _Toc225498969 \h </w:instrText>
             </w:r>
             <w:r>
               <w:rPr>
@@ -3807,7 +3807,7 @@
                 <w:noProof/>
                 <w:webHidden/>
               </w:rPr>
-              <w:t>18</w:t>
+              <w:t>19</w:t>
             </w:r>
             <w:r>
               <w:rPr>
@@ -3835,7 +3835,7 @@
               <w14:ligatures w14:val="standardContextual"/>
             </w:rPr>
           </w:pPr>
-          <w:hyperlink w:anchor="_Toc225455089" w:history="1">
+          <w:hyperlink w:anchor="_Toc225498970" w:history="1">
             <w:r>
               <w:rPr>
                 <w:rStyle w:val="Hiperhivatkozs"/>
@@ -3881,7 +3881,7 @@
                 <w:noProof/>
                 <w:webHidden/>
               </w:rPr>
-              <w:instrText xml:space="preserve"> PAGEREF _Toc225455089 \h </w:instrText>
+              <w:instrText xml:space="preserve"> PAGEREF _Toc225498970 \h </w:instrText>
             </w:r>
             <w:r>
               <w:rPr>
@@ -3901,7 +3901,7 @@
                 <w:noProof/>
                 <w:webHidden/>
               </w:rPr>
-              <w:t>18</w:t>
+              <w:t>19</w:t>
             </w:r>
             <w:r>
               <w:rPr>
@@ -3929,7 +3929,7 @@
               <w14:ligatures w14:val="standardContextual"/>
             </w:rPr>
           </w:pPr>
-          <w:hyperlink w:anchor="_Toc225455090" w:history="1">
+          <w:hyperlink w:anchor="_Toc225498971" w:history="1">
             <w:r>
               <w:rPr>
                 <w:rStyle w:val="Hiperhivatkozs"/>
@@ -3975,7 +3975,7 @@
                 <w:noProof/>
                 <w:webHidden/>
               </w:rPr>
-              <w:instrText xml:space="preserve"> PAGEREF _Toc225455090 \h </w:instrText>
+              <w:instrText xml:space="preserve"> PAGEREF _Toc225498971 \h </w:instrText>
             </w:r>
             <w:r>
               <w:rPr>
@@ -3995,7 +3995,7 @@
                 <w:noProof/>
                 <w:webHidden/>
               </w:rPr>
-              <w:t>19</w:t>
+              <w:t>20</w:t>
             </w:r>
             <w:r>
               <w:rPr>
@@ -4023,7 +4023,7 @@
               <w14:ligatures w14:val="standardContextual"/>
             </w:rPr>
           </w:pPr>
-          <w:hyperlink w:anchor="_Toc225455091" w:history="1">
+          <w:hyperlink w:anchor="_Toc225498972" w:history="1">
             <w:r>
               <w:rPr>
                 <w:rStyle w:val="Hiperhivatkozs"/>
@@ -4069,7 +4069,7 @@
                 <w:noProof/>
                 <w:webHidden/>
               </w:rPr>
-              <w:instrText xml:space="preserve"> PAGEREF _Toc225455091 \h </w:instrText>
+              <w:instrText xml:space="preserve"> PAGEREF _Toc225498972 \h </w:instrText>
             </w:r>
             <w:r>
               <w:rPr>
@@ -4089,7 +4089,7 @@
                 <w:noProof/>
                 <w:webHidden/>
               </w:rPr>
-              <w:t>20</w:t>
+              <w:t>21</w:t>
             </w:r>
             <w:r>
               <w:rPr>
@@ -4117,7 +4117,7 @@
               <w14:ligatures w14:val="standardContextual"/>
             </w:rPr>
           </w:pPr>
-          <w:hyperlink w:anchor="_Toc225455092" w:history="1">
+          <w:hyperlink w:anchor="_Toc225498973" w:history="1">
             <w:r>
               <w:rPr>
                 <w:rStyle w:val="Hiperhivatkozs"/>
@@ -4163,7 +4163,7 @@
                 <w:noProof/>
                 <w:webHidden/>
               </w:rPr>
-              <w:instrText xml:space="preserve"> PAGEREF _Toc225455092 \h </w:instrText>
+              <w:instrText xml:space="preserve"> PAGEREF _Toc225498973 \h </w:instrText>
             </w:r>
             <w:r>
               <w:rPr>
@@ -4183,7 +4183,7 @@
                 <w:noProof/>
                 <w:webHidden/>
               </w:rPr>
-              <w:t>21</w:t>
+              <w:t>22</w:t>
             </w:r>
             <w:r>
               <w:rPr>
@@ -4211,7 +4211,7 @@
               <w14:ligatures w14:val="standardContextual"/>
             </w:rPr>
           </w:pPr>
-          <w:hyperlink w:anchor="_Toc225455093" w:history="1">
+          <w:hyperlink w:anchor="_Toc225498974" w:history="1">
             <w:r>
               <w:rPr>
                 <w:rStyle w:val="Hiperhivatkozs"/>
@@ -4257,7 +4257,7 @@
                 <w:noProof/>
                 <w:webHidden/>
               </w:rPr>
-              <w:instrText xml:space="preserve"> PAGEREF _Toc225455093 \h </w:instrText>
+              <w:instrText xml:space="preserve"> PAGEREF _Toc225498974 \h </w:instrText>
             </w:r>
             <w:r>
               <w:rPr>
@@ -4277,7 +4277,7 @@
                 <w:noProof/>
                 <w:webHidden/>
               </w:rPr>
-              <w:t>22</w:t>
+              <w:t>23</w:t>
             </w:r>
             <w:r>
               <w:rPr>
@@ -4305,7 +4305,7 @@
               <w14:ligatures w14:val="standardContextual"/>
             </w:rPr>
           </w:pPr>
-          <w:hyperlink w:anchor="_Toc225455094" w:history="1">
+          <w:hyperlink w:anchor="_Toc225498975" w:history="1">
             <w:r>
               <w:rPr>
                 <w:rStyle w:val="Hiperhivatkozs"/>
@@ -4351,7 +4351,7 @@
                 <w:noProof/>
                 <w:webHidden/>
               </w:rPr>
-              <w:instrText xml:space="preserve"> PAGEREF _Toc225455094 \h </w:instrText>
+              <w:instrText xml:space="preserve"> PAGEREF _Toc225498975 \h </w:instrText>
             </w:r>
             <w:r>
               <w:rPr>
@@ -4371,7 +4371,7 @@
                 <w:noProof/>
                 <w:webHidden/>
               </w:rPr>
-              <w:t>23</w:t>
+              <w:t>24</w:t>
             </w:r>
             <w:r>
               <w:rPr>
@@ -4399,7 +4399,7 @@
               <w14:ligatures w14:val="standardContextual"/>
             </w:rPr>
           </w:pPr>
-          <w:hyperlink w:anchor="_Toc225455095" w:history="1">
+          <w:hyperlink w:anchor="_Toc225498976" w:history="1">
             <w:r>
               <w:rPr>
                 <w:rStyle w:val="Hiperhivatkozs"/>
@@ -4445,7 +4445,7 @@
                 <w:noProof/>
                 <w:webHidden/>
               </w:rPr>
-              <w:instrText xml:space="preserve"> PAGEREF _Toc225455095 \h </w:instrText>
+              <w:instrText xml:space="preserve"> PAGEREF _Toc225498976 \h </w:instrText>
             </w:r>
             <w:r>
               <w:rPr>
@@ -4465,7 +4465,7 @@
                 <w:noProof/>
                 <w:webHidden/>
               </w:rPr>
-              <w:t>24</w:t>
+              <w:t>25</w:t>
             </w:r>
             <w:r>
               <w:rPr>
@@ -4489,7 +4489,7 @@
               <w14:ligatures w14:val="standardContextual"/>
             </w:rPr>
           </w:pPr>
-          <w:hyperlink w:anchor="_Toc225455096" w:history="1">
+          <w:hyperlink w:anchor="_Toc225498977" w:history="1">
             <w:r>
               <w:rPr>
                 <w:rStyle w:val="Hiperhivatkozs"/>
@@ -4535,7 +4535,7 @@
                 <w:noProof/>
                 <w:webHidden/>
               </w:rPr>
-              <w:instrText xml:space="preserve"> PAGEREF _Toc225455096 \h </w:instrText>
+              <w:instrText xml:space="preserve"> PAGEREF _Toc225498977 \h </w:instrText>
             </w:r>
             <w:r>
               <w:rPr>
@@ -4555,7 +4555,7 @@
                 <w:noProof/>
                 <w:webHidden/>
               </w:rPr>
-              <w:t>25</w:t>
+              <w:t>26</w:t>
             </w:r>
             <w:r>
               <w:rPr>
@@ -4583,7 +4583,7 @@
               <w14:ligatures w14:val="standardContextual"/>
             </w:rPr>
           </w:pPr>
-          <w:hyperlink w:anchor="_Toc225455097" w:history="1">
+          <w:hyperlink w:anchor="_Toc225498978" w:history="1">
             <w:r>
               <w:rPr>
                 <w:rStyle w:val="Hiperhivatkozs"/>
@@ -4629,7 +4629,7 @@
                 <w:noProof/>
                 <w:webHidden/>
               </w:rPr>
-              <w:instrText xml:space="preserve"> PAGEREF _Toc225455097 \h </w:instrText>
+              <w:instrText xml:space="preserve"> PAGEREF _Toc225498978 \h </w:instrText>
             </w:r>
             <w:r>
               <w:rPr>
@@ -4649,7 +4649,7 @@
                 <w:noProof/>
                 <w:webHidden/>
               </w:rPr>
-              <w:t>25</w:t>
+              <w:t>26</w:t>
             </w:r>
             <w:r>
               <w:rPr>
@@ -4677,7 +4677,7 @@
               <w14:ligatures w14:val="standardContextual"/>
             </w:rPr>
           </w:pPr>
-          <w:hyperlink w:anchor="_Toc225455098" w:history="1">
+          <w:hyperlink w:anchor="_Toc225498979" w:history="1">
             <w:r>
               <w:rPr>
                 <w:rStyle w:val="Hiperhivatkozs"/>
@@ -4725,7 +4725,7 @@
                 <w:noProof/>
                 <w:webHidden/>
               </w:rPr>
-              <w:instrText xml:space="preserve"> PAGEREF _Toc225455098 \h </w:instrText>
+              <w:instrText xml:space="preserve"> PAGEREF _Toc225498979 \h </w:instrText>
             </w:r>
             <w:r>
               <w:rPr>
@@ -4745,7 +4745,7 @@
                 <w:noProof/>
                 <w:webHidden/>
               </w:rPr>
-              <w:t>26</w:t>
+              <w:t>27</w:t>
             </w:r>
             <w:r>
               <w:rPr>
@@ -4773,7 +4773,7 @@
               <w14:ligatures w14:val="standardContextual"/>
             </w:rPr>
           </w:pPr>
-          <w:hyperlink w:anchor="_Toc225455099" w:history="1">
+          <w:hyperlink w:anchor="_Toc225498980" w:history="1">
             <w:r>
               <w:rPr>
                 <w:rStyle w:val="Hiperhivatkozs"/>
@@ -4821,7 +4821,7 @@
                 <w:noProof/>
                 <w:webHidden/>
               </w:rPr>
-              <w:instrText xml:space="preserve"> PAGEREF _Toc225455099 \h </w:instrText>
+              <w:instrText xml:space="preserve"> PAGEREF _Toc225498980 \h </w:instrText>
             </w:r>
             <w:r>
               <w:rPr>
@@ -4841,7 +4841,7 @@
                 <w:noProof/>
                 <w:webHidden/>
               </w:rPr>
-              <w:t>26</w:t>
+              <w:t>27</w:t>
             </w:r>
             <w:r>
               <w:rPr>
@@ -4869,7 +4869,7 @@
               <w14:ligatures w14:val="standardContextual"/>
             </w:rPr>
           </w:pPr>
-          <w:hyperlink w:anchor="_Toc225455100" w:history="1">
+          <w:hyperlink w:anchor="_Toc225498981" w:history="1">
             <w:r>
               <w:rPr>
                 <w:rStyle w:val="Hiperhivatkozs"/>
@@ -4917,7 +4917,7 @@
                 <w:noProof/>
                 <w:webHidden/>
               </w:rPr>
-              <w:instrText xml:space="preserve"> PAGEREF _Toc225455100 \h </w:instrText>
+              <w:instrText xml:space="preserve"> PAGEREF _Toc225498981 \h </w:instrText>
             </w:r>
             <w:r>
               <w:rPr>
@@ -4937,7 +4937,7 @@
                 <w:noProof/>
                 <w:webHidden/>
               </w:rPr>
-              <w:t>26</w:t>
+              <w:t>27</w:t>
             </w:r>
             <w:r>
               <w:rPr>
@@ -4965,7 +4965,7 @@
               <w14:ligatures w14:val="standardContextual"/>
             </w:rPr>
           </w:pPr>
-          <w:hyperlink w:anchor="_Toc225455101" w:history="1">
+          <w:hyperlink w:anchor="_Toc225498982" w:history="1">
             <w:r>
               <w:rPr>
                 <w:rStyle w:val="Hiperhivatkozs"/>
@@ -5013,7 +5013,7 @@
                 <w:noProof/>
                 <w:webHidden/>
               </w:rPr>
-              <w:instrText xml:space="preserve"> PAGEREF _Toc225455101 \h </w:instrText>
+              <w:instrText xml:space="preserve"> PAGEREF _Toc225498982 \h </w:instrText>
             </w:r>
             <w:r>
               <w:rPr>
@@ -5033,7 +5033,7 @@
                 <w:noProof/>
                 <w:webHidden/>
               </w:rPr>
-              <w:t>27</w:t>
+              <w:t>28</w:t>
             </w:r>
             <w:r>
               <w:rPr>
@@ -5061,7 +5061,7 @@
               <w14:ligatures w14:val="standardContextual"/>
             </w:rPr>
           </w:pPr>
-          <w:hyperlink w:anchor="_Toc225455102" w:history="1">
+          <w:hyperlink w:anchor="_Toc225498983" w:history="1">
             <w:r>
               <w:rPr>
                 <w:rStyle w:val="Hiperhivatkozs"/>
@@ -5109,7 +5109,7 @@
                 <w:noProof/>
                 <w:webHidden/>
               </w:rPr>
-              <w:instrText xml:space="preserve"> PAGEREF _Toc225455102 \h </w:instrText>
+              <w:instrText xml:space="preserve"> PAGEREF _Toc225498983 \h </w:instrText>
             </w:r>
             <w:r>
               <w:rPr>
@@ -5129,7 +5129,7 @@
                 <w:noProof/>
                 <w:webHidden/>
               </w:rPr>
-              <w:t>27</w:t>
+              <w:t>28</w:t>
             </w:r>
             <w:r>
               <w:rPr>
@@ -5157,7 +5157,7 @@
               <w14:ligatures w14:val="standardContextual"/>
             </w:rPr>
           </w:pPr>
-          <w:hyperlink w:anchor="_Toc225455103" w:history="1">
+          <w:hyperlink w:anchor="_Toc225498984" w:history="1">
             <w:r>
               <w:rPr>
                 <w:rStyle w:val="Hiperhivatkozs"/>
@@ -5205,7 +5205,7 @@
                 <w:noProof/>
                 <w:webHidden/>
               </w:rPr>
-              <w:instrText xml:space="preserve"> PAGEREF _Toc225455103 \h </w:instrText>
+              <w:instrText xml:space="preserve"> PAGEREF _Toc225498984 \h </w:instrText>
             </w:r>
             <w:r>
               <w:rPr>
@@ -5225,7 +5225,7 @@
                 <w:noProof/>
                 <w:webHidden/>
               </w:rPr>
-              <w:t>27</w:t>
+              <w:t>28</w:t>
             </w:r>
             <w:r>
               <w:rPr>
@@ -5253,7 +5253,7 @@
               <w14:ligatures w14:val="standardContextual"/>
             </w:rPr>
           </w:pPr>
-          <w:hyperlink w:anchor="_Toc225455104" w:history="1">
+          <w:hyperlink w:anchor="_Toc225498985" w:history="1">
             <w:r>
               <w:rPr>
                 <w:rStyle w:val="Hiperhivatkozs"/>
@@ -5301,7 +5301,7 @@
                 <w:noProof/>
                 <w:webHidden/>
               </w:rPr>
-              <w:instrText xml:space="preserve"> PAGEREF _Toc225455104 \h </w:instrText>
+              <w:instrText xml:space="preserve"> PAGEREF _Toc225498985 \h </w:instrText>
             </w:r>
             <w:r>
               <w:rPr>
@@ -5321,7 +5321,7 @@
                 <w:noProof/>
                 <w:webHidden/>
               </w:rPr>
-              <w:t>28</w:t>
+              <w:t>29</w:t>
             </w:r>
             <w:r>
               <w:rPr>
@@ -5349,7 +5349,7 @@
               <w14:ligatures w14:val="standardContextual"/>
             </w:rPr>
           </w:pPr>
-          <w:hyperlink w:anchor="_Toc225455105" w:history="1">
+          <w:hyperlink w:anchor="_Toc225498986" w:history="1">
             <w:r>
               <w:rPr>
                 <w:rStyle w:val="Hiperhivatkozs"/>
@@ -5397,7 +5397,7 @@
                 <w:noProof/>
                 <w:webHidden/>
               </w:rPr>
-              <w:instrText xml:space="preserve"> PAGEREF _Toc225455105 \h </w:instrText>
+              <w:instrText xml:space="preserve"> PAGEREF _Toc225498986 \h </w:instrText>
             </w:r>
             <w:r>
               <w:rPr>
@@ -5417,7 +5417,7 @@
                 <w:noProof/>
                 <w:webHidden/>
               </w:rPr>
-              <w:t>28</w:t>
+              <w:t>29</w:t>
             </w:r>
             <w:r>
               <w:rPr>
@@ -5445,7 +5445,7 @@
               <w14:ligatures w14:val="standardContextual"/>
             </w:rPr>
           </w:pPr>
-          <w:hyperlink w:anchor="_Toc225455106" w:history="1">
+          <w:hyperlink w:anchor="_Toc225498987" w:history="1">
             <w:r>
               <w:rPr>
                 <w:rStyle w:val="Hiperhivatkozs"/>
@@ -5493,7 +5493,7 @@
                 <w:noProof/>
                 <w:webHidden/>
               </w:rPr>
-              <w:instrText xml:space="preserve"> PAGEREF _Toc225455106 \h </w:instrText>
+              <w:instrText xml:space="preserve"> PAGEREF _Toc225498987 \h </w:instrText>
             </w:r>
             <w:r>
               <w:rPr>
@@ -5513,7 +5513,7 @@
                 <w:noProof/>
                 <w:webHidden/>
               </w:rPr>
-              <w:t>28</w:t>
+              <w:t>29</w:t>
             </w:r>
             <w:r>
               <w:rPr>
@@ -5541,7 +5541,7 @@
               <w14:ligatures w14:val="standardContextual"/>
             </w:rPr>
           </w:pPr>
-          <w:hyperlink w:anchor="_Toc225455107" w:history="1">
+          <w:hyperlink w:anchor="_Toc225498988" w:history="1">
             <w:r>
               <w:rPr>
                 <w:rStyle w:val="Hiperhivatkozs"/>
@@ -5589,7 +5589,7 @@
                 <w:noProof/>
                 <w:webHidden/>
               </w:rPr>
-              <w:instrText xml:space="preserve"> PAGEREF _Toc225455107 \h </w:instrText>
+              <w:instrText xml:space="preserve"> PAGEREF _Toc225498988 \h </w:instrText>
             </w:r>
             <w:r>
               <w:rPr>
@@ -5609,7 +5609,7 @@
                 <w:noProof/>
                 <w:webHidden/>
               </w:rPr>
-              <w:t>28</w:t>
+              <w:t>29</w:t>
             </w:r>
             <w:r>
               <w:rPr>
@@ -5637,7 +5637,7 @@
               <w14:ligatures w14:val="standardContextual"/>
             </w:rPr>
           </w:pPr>
-          <w:hyperlink w:anchor="_Toc225455108" w:history="1">
+          <w:hyperlink w:anchor="_Toc225498989" w:history="1">
             <w:r>
               <w:rPr>
                 <w:rStyle w:val="Hiperhivatkozs"/>
@@ -5685,7 +5685,7 @@
                 <w:noProof/>
                 <w:webHidden/>
               </w:rPr>
-              <w:instrText xml:space="preserve"> PAGEREF _Toc225455108 \h </w:instrText>
+              <w:instrText xml:space="preserve"> PAGEREF _Toc225498989 \h </w:instrText>
             </w:r>
             <w:r>
               <w:rPr>
@@ -5705,7 +5705,7 @@
                 <w:noProof/>
                 <w:webHidden/>
               </w:rPr>
-              <w:t>29</w:t>
+              <w:t>30</w:t>
             </w:r>
             <w:r>
               <w:rPr>
@@ -5733,7 +5733,7 @@
               <w14:ligatures w14:val="standardContextual"/>
             </w:rPr>
           </w:pPr>
-          <w:hyperlink w:anchor="_Toc225455109" w:history="1">
+          <w:hyperlink w:anchor="_Toc225498990" w:history="1">
             <w:r>
               <w:rPr>
                 <w:rStyle w:val="Hiperhivatkozs"/>
@@ -5781,7 +5781,7 @@
                 <w:noProof/>
                 <w:webHidden/>
               </w:rPr>
-              <w:instrText xml:space="preserve"> PAGEREF _Toc225455109 \h </w:instrText>
+              <w:instrText xml:space="preserve"> PAGEREF _Toc225498990 \h </w:instrText>
             </w:r>
             <w:r>
               <w:rPr>
@@ -5801,7 +5801,7 @@
                 <w:noProof/>
                 <w:webHidden/>
               </w:rPr>
-              <w:t>29</w:t>
+              <w:t>30</w:t>
             </w:r>
             <w:r>
               <w:rPr>
@@ -5829,7 +5829,7 @@
               <w14:ligatures w14:val="standardContextual"/>
             </w:rPr>
           </w:pPr>
-          <w:hyperlink w:anchor="_Toc225455110" w:history="1">
+          <w:hyperlink w:anchor="_Toc225498991" w:history="1">
             <w:r>
               <w:rPr>
                 <w:rStyle w:val="Hiperhivatkozs"/>
@@ -5877,7 +5877,7 @@
                 <w:noProof/>
                 <w:webHidden/>
               </w:rPr>
-              <w:instrText xml:space="preserve"> PAGEREF _Toc225455110 \h </w:instrText>
+              <w:instrText xml:space="preserve"> PAGEREF _Toc225498991 \h </w:instrText>
             </w:r>
             <w:r>
               <w:rPr>
@@ -5897,7 +5897,7 @@
                 <w:noProof/>
                 <w:webHidden/>
               </w:rPr>
-              <w:t>29</w:t>
+              <w:t>30</w:t>
             </w:r>
             <w:r>
               <w:rPr>
@@ -5925,7 +5925,7 @@
               <w14:ligatures w14:val="standardContextual"/>
             </w:rPr>
           </w:pPr>
-          <w:hyperlink w:anchor="_Toc225455111" w:history="1">
+          <w:hyperlink w:anchor="_Toc225498992" w:history="1">
             <w:r>
               <w:rPr>
                 <w:rStyle w:val="Hiperhivatkozs"/>
@@ -5973,7 +5973,7 @@
                 <w:noProof/>
                 <w:webHidden/>
               </w:rPr>
-              <w:instrText xml:space="preserve"> PAGEREF _Toc225455111 \h </w:instrText>
+              <w:instrText xml:space="preserve"> PAGEREF _Toc225498992 \h </w:instrText>
             </w:r>
             <w:r>
               <w:rPr>
@@ -5993,7 +5993,7 @@
                 <w:noProof/>
                 <w:webHidden/>
               </w:rPr>
-              <w:t>29</w:t>
+              <w:t>30</w:t>
             </w:r>
             <w:r>
               <w:rPr>
@@ -6021,7 +6021,7 @@
               <w14:ligatures w14:val="standardContextual"/>
             </w:rPr>
           </w:pPr>
-          <w:hyperlink w:anchor="_Toc225455112" w:history="1">
+          <w:hyperlink w:anchor="_Toc225498993" w:history="1">
             <w:r>
               <w:rPr>
                 <w:rStyle w:val="Hiperhivatkozs"/>
@@ -6067,7 +6067,7 @@
                 <w:noProof/>
                 <w:webHidden/>
               </w:rPr>
-              <w:instrText xml:space="preserve"> PAGEREF _Toc225455112 \h </w:instrText>
+              <w:instrText xml:space="preserve"> PAGEREF _Toc225498993 \h </w:instrText>
             </w:r>
             <w:r>
               <w:rPr>
@@ -6087,7 +6087,7 @@
                 <w:noProof/>
                 <w:webHidden/>
               </w:rPr>
-              <w:t>30</w:t>
+              <w:t>31</w:t>
             </w:r>
             <w:r>
               <w:rPr>
@@ -6115,7 +6115,7 @@
               <w14:ligatures w14:val="standardContextual"/>
             </w:rPr>
           </w:pPr>
-          <w:hyperlink w:anchor="_Toc225455113" w:history="1">
+          <w:hyperlink w:anchor="_Toc225498994" w:history="1">
             <w:r>
               <w:rPr>
                 <w:rStyle w:val="Hiperhivatkozs"/>
@@ -6161,7 +6161,7 @@
                 <w:noProof/>
                 <w:webHidden/>
               </w:rPr>
-              <w:instrText xml:space="preserve"> PAGEREF _Toc225455113 \h </w:instrText>
+              <w:instrText xml:space="preserve"> PAGEREF _Toc225498994 \h </w:instrText>
             </w:r>
             <w:r>
               <w:rPr>
@@ -6181,7 +6181,7 @@
                 <w:noProof/>
                 <w:webHidden/>
               </w:rPr>
-              <w:t>30</w:t>
+              <w:t>31</w:t>
             </w:r>
             <w:r>
               <w:rPr>
@@ -6205,7 +6205,7 @@
               <w14:ligatures w14:val="standardContextual"/>
             </w:rPr>
           </w:pPr>
-          <w:hyperlink w:anchor="_Toc225455114" w:history="1">
+          <w:hyperlink w:anchor="_Toc225498995" w:history="1">
             <w:r>
               <w:rPr>
                 <w:rStyle w:val="Hiperhivatkozs"/>
@@ -6251,7 +6251,7 @@
                 <w:noProof/>
                 <w:webHidden/>
               </w:rPr>
-              <w:instrText xml:space="preserve"> PAGEREF _Toc225455114 \h </w:instrText>
+              <w:instrText xml:space="preserve"> PAGEREF _Toc225498995 \h </w:instrText>
             </w:r>
             <w:r>
               <w:rPr>
@@ -6271,7 +6271,7 @@
                 <w:noProof/>
                 <w:webHidden/>
               </w:rPr>
-              <w:t>31</w:t>
+              <w:t>32</w:t>
             </w:r>
             <w:r>
               <w:rPr>
@@ -6299,7 +6299,7 @@
               <w14:ligatures w14:val="standardContextual"/>
             </w:rPr>
           </w:pPr>
-          <w:hyperlink w:anchor="_Toc225455115" w:history="1">
+          <w:hyperlink w:anchor="_Toc225498996" w:history="1">
             <w:r>
               <w:rPr>
                 <w:rStyle w:val="Hiperhivatkozs"/>
@@ -6345,7 +6345,7 @@
                 <w:noProof/>
                 <w:webHidden/>
               </w:rPr>
-              <w:instrText xml:space="preserve"> PAGEREF _Toc225455115 \h </w:instrText>
+              <w:instrText xml:space="preserve"> PAGEREF _Toc225498996 \h </w:instrText>
             </w:r>
             <w:r>
               <w:rPr>
@@ -6365,7 +6365,7 @@
                 <w:noProof/>
                 <w:webHidden/>
               </w:rPr>
-              <w:t>31</w:t>
+              <w:t>32</w:t>
             </w:r>
             <w:r>
               <w:rPr>
@@ -6393,7 +6393,7 @@
               <w14:ligatures w14:val="standardContextual"/>
             </w:rPr>
           </w:pPr>
-          <w:hyperlink w:anchor="_Toc225455116" w:history="1">
+          <w:hyperlink w:anchor="_Toc225498997" w:history="1">
             <w:r>
               <w:rPr>
                 <w:rStyle w:val="Hiperhivatkozs"/>
@@ -6439,7 +6439,7 @@
                 <w:noProof/>
                 <w:webHidden/>
               </w:rPr>
-              <w:instrText xml:space="preserve"> PAGEREF _Toc225455116 \h </w:instrText>
+              <w:instrText xml:space="preserve"> PAGEREF _Toc225498997 \h </w:instrText>
             </w:r>
             <w:r>
               <w:rPr>
@@ -6459,7 +6459,7 @@
                 <w:noProof/>
                 <w:webHidden/>
               </w:rPr>
-              <w:t>31</w:t>
+              <w:t>32</w:t>
             </w:r>
             <w:r>
               <w:rPr>
@@ -6487,7 +6487,7 @@
               <w14:ligatures w14:val="standardContextual"/>
             </w:rPr>
           </w:pPr>
-          <w:hyperlink w:anchor="_Toc225455117" w:history="1">
+          <w:hyperlink w:anchor="_Toc225498998" w:history="1">
             <w:r>
               <w:rPr>
                 <w:rStyle w:val="Hiperhivatkozs"/>
@@ -6533,7 +6533,7 @@
                 <w:noProof/>
                 <w:webHidden/>
               </w:rPr>
-              <w:instrText xml:space="preserve"> PAGEREF _Toc225455117 \h </w:instrText>
+              <w:instrText xml:space="preserve"> PAGEREF _Toc225498998 \h </w:instrText>
             </w:r>
             <w:r>
               <w:rPr>
@@ -6553,7 +6553,7 @@
                 <w:noProof/>
                 <w:webHidden/>
               </w:rPr>
-              <w:t>32</w:t>
+              <w:t>33</w:t>
             </w:r>
             <w:r>
               <w:rPr>
@@ -6581,7 +6581,7 @@
               <w14:ligatures w14:val="standardContextual"/>
             </w:rPr>
           </w:pPr>
-          <w:hyperlink w:anchor="_Toc225455118" w:history="1">
+          <w:hyperlink w:anchor="_Toc225498999" w:history="1">
             <w:r>
               <w:rPr>
                 <w:rStyle w:val="Hiperhivatkozs"/>
@@ -6627,7 +6627,7 @@
                 <w:noProof/>
                 <w:webHidden/>
               </w:rPr>
-              <w:instrText xml:space="preserve"> PAGEREF _Toc225455118 \h </w:instrText>
+              <w:instrText xml:space="preserve"> PAGEREF _Toc225498999 \h </w:instrText>
             </w:r>
             <w:r>
               <w:rPr>
@@ -6647,7 +6647,7 @@
                 <w:noProof/>
                 <w:webHidden/>
               </w:rPr>
-              <w:t>33</w:t>
+              <w:t>34</w:t>
             </w:r>
             <w:r>
               <w:rPr>
@@ -6675,7 +6675,7 @@
               <w14:ligatures w14:val="standardContextual"/>
             </w:rPr>
           </w:pPr>
-          <w:hyperlink w:anchor="_Toc225455119" w:history="1">
+          <w:hyperlink w:anchor="_Toc225499000" w:history="1">
             <w:r>
               <w:rPr>
                 <w:rStyle w:val="Hiperhivatkozs"/>
@@ -6721,7 +6721,7 @@
                 <w:noProof/>
                 <w:webHidden/>
               </w:rPr>
-              <w:instrText xml:space="preserve"> PAGEREF _Toc225455119 \h </w:instrText>
+              <w:instrText xml:space="preserve"> PAGEREF _Toc225499000 \h </w:instrText>
             </w:r>
             <w:r>
               <w:rPr>
@@ -6741,7 +6741,7 @@
                 <w:noProof/>
                 <w:webHidden/>
               </w:rPr>
-              <w:t>34</w:t>
+              <w:t>35</w:t>
             </w:r>
             <w:r>
               <w:rPr>
@@ -6769,7 +6769,7 @@
               <w14:ligatures w14:val="standardContextual"/>
             </w:rPr>
           </w:pPr>
-          <w:hyperlink w:anchor="_Toc225455120" w:history="1">
+          <w:hyperlink w:anchor="_Toc225499001" w:history="1">
             <w:r>
               <w:rPr>
                 <w:rStyle w:val="Hiperhivatkozs"/>
@@ -6817,7 +6817,7 @@
                 <w:noProof/>
                 <w:webHidden/>
               </w:rPr>
-              <w:instrText xml:space="preserve"> PAGEREF _Toc225455120 \h </w:instrText>
+              <w:instrText xml:space="preserve"> PAGEREF _Toc225499001 \h </w:instrText>
             </w:r>
             <w:r>
               <w:rPr>
@@ -6837,7 +6837,7 @@
                 <w:noProof/>
                 <w:webHidden/>
               </w:rPr>
-              <w:t>35</w:t>
+              <w:t>36</w:t>
             </w:r>
             <w:r>
               <w:rPr>
@@ -6865,7 +6865,7 @@
               <w14:ligatures w14:val="standardContextual"/>
             </w:rPr>
           </w:pPr>
-          <w:hyperlink w:anchor="_Toc225455121" w:history="1">
+          <w:hyperlink w:anchor="_Toc225499002" w:history="1">
             <w:r>
               <w:rPr>
                 <w:rStyle w:val="Hiperhivatkozs"/>
@@ -6913,7 +6913,7 @@
                 <w:noProof/>
                 <w:webHidden/>
               </w:rPr>
-              <w:instrText xml:space="preserve"> PAGEREF _Toc225455121 \h </w:instrText>
+              <w:instrText xml:space="preserve"> PAGEREF _Toc225499002 \h </w:instrText>
             </w:r>
             <w:r>
               <w:rPr>
@@ -6933,7 +6933,7 @@
                 <w:noProof/>
                 <w:webHidden/>
               </w:rPr>
-              <w:t>36</w:t>
+              <w:t>37</w:t>
             </w:r>
             <w:r>
               <w:rPr>
@@ -6961,7 +6961,7 @@
               <w14:ligatures w14:val="standardContextual"/>
             </w:rPr>
           </w:pPr>
-          <w:hyperlink w:anchor="_Toc225455122" w:history="1">
+          <w:hyperlink w:anchor="_Toc225499003" w:history="1">
             <w:r>
               <w:rPr>
                 <w:rStyle w:val="Hiperhivatkozs"/>
@@ -7009,7 +7009,7 @@
                 <w:noProof/>
                 <w:webHidden/>
               </w:rPr>
-              <w:instrText xml:space="preserve"> PAGEREF _Toc225455122 \h </w:instrText>
+              <w:instrText xml:space="preserve"> PAGEREF _Toc225499003 \h </w:instrText>
             </w:r>
             <w:r>
               <w:rPr>
@@ -7029,7 +7029,7 @@
                 <w:noProof/>
                 <w:webHidden/>
               </w:rPr>
-              <w:t>37</w:t>
+              <w:t>38</w:t>
             </w:r>
             <w:r>
               <w:rPr>
@@ -7057,7 +7057,7 @@
               <w14:ligatures w14:val="standardContextual"/>
             </w:rPr>
           </w:pPr>
-          <w:hyperlink w:anchor="_Toc225455123" w:history="1">
+          <w:hyperlink w:anchor="_Toc225499004" w:history="1">
             <w:r>
               <w:rPr>
                 <w:rStyle w:val="Hiperhivatkozs"/>
@@ -7105,7 +7105,7 @@
                 <w:noProof/>
                 <w:webHidden/>
               </w:rPr>
-              <w:instrText xml:space="preserve"> PAGEREF _Toc225455123 \h </w:instrText>
+              <w:instrText xml:space="preserve"> PAGEREF _Toc225499004 \h </w:instrText>
             </w:r>
             <w:r>
               <w:rPr>
@@ -7125,7 +7125,7 @@
                 <w:noProof/>
                 <w:webHidden/>
               </w:rPr>
-              <w:t>38</w:t>
+              <w:t>39</w:t>
             </w:r>
             <w:r>
               <w:rPr>
@@ -7153,7 +7153,7 @@
               <w14:ligatures w14:val="standardContextual"/>
             </w:rPr>
           </w:pPr>
-          <w:hyperlink w:anchor="_Toc225455124" w:history="1">
+          <w:hyperlink w:anchor="_Toc225499005" w:history="1">
             <w:r>
               <w:rPr>
                 <w:rStyle w:val="Hiperhivatkozs"/>
@@ -7201,7 +7201,7 @@
                 <w:noProof/>
                 <w:webHidden/>
               </w:rPr>
-              <w:instrText xml:space="preserve"> PAGEREF _Toc225455124 \h </w:instrText>
+              <w:instrText xml:space="preserve"> PAGEREF _Toc225499005 \h </w:instrText>
             </w:r>
             <w:r>
               <w:rPr>
@@ -7221,7 +7221,7 @@
                 <w:noProof/>
                 <w:webHidden/>
               </w:rPr>
-              <w:t>39</w:t>
+              <w:t>40</w:t>
             </w:r>
             <w:r>
               <w:rPr>
@@ -7249,7 +7249,7 @@
               <w14:ligatures w14:val="standardContextual"/>
             </w:rPr>
           </w:pPr>
-          <w:hyperlink w:anchor="_Toc225455125" w:history="1">
+          <w:hyperlink w:anchor="_Toc225499006" w:history="1">
             <w:r>
               <w:rPr>
                 <w:rStyle w:val="Hiperhivatkozs"/>
@@ -7297,7 +7297,7 @@
                 <w:noProof/>
                 <w:webHidden/>
               </w:rPr>
-              <w:instrText xml:space="preserve"> PAGEREF _Toc225455125 \h </w:instrText>
+              <w:instrText xml:space="preserve"> PAGEREF _Toc225499006 \h </w:instrText>
             </w:r>
             <w:r>
               <w:rPr>
@@ -7317,7 +7317,7 @@
                 <w:noProof/>
                 <w:webHidden/>
               </w:rPr>
-              <w:t>40</w:t>
+              <w:t>41</w:t>
             </w:r>
             <w:r>
               <w:rPr>
@@ -7345,7 +7345,7 @@
               <w14:ligatures w14:val="standardContextual"/>
             </w:rPr>
           </w:pPr>
-          <w:hyperlink w:anchor="_Toc225455126" w:history="1">
+          <w:hyperlink w:anchor="_Toc225499007" w:history="1">
             <w:r>
               <w:rPr>
                 <w:rStyle w:val="Hiperhivatkozs"/>
@@ -7391,7 +7391,7 @@
                 <w:noProof/>
                 <w:webHidden/>
               </w:rPr>
-              <w:instrText xml:space="preserve"> PAGEREF _Toc225455126 \h </w:instrText>
+              <w:instrText xml:space="preserve"> PAGEREF _Toc225499007 \h </w:instrText>
             </w:r>
             <w:r>
               <w:rPr>
@@ -7411,7 +7411,7 @@
                 <w:noProof/>
                 <w:webHidden/>
               </w:rPr>
-              <w:t>41</w:t>
+              <w:t>42</w:t>
             </w:r>
             <w:r>
               <w:rPr>
@@ -7439,7 +7439,7 @@
               <w14:ligatures w14:val="standardContextual"/>
             </w:rPr>
           </w:pPr>
-          <w:hyperlink w:anchor="_Toc225455127" w:history="1">
+          <w:hyperlink w:anchor="_Toc225499008" w:history="1">
             <w:r>
               <w:rPr>
                 <w:rStyle w:val="Hiperhivatkozs"/>
@@ -7485,7 +7485,7 @@
                 <w:noProof/>
                 <w:webHidden/>
               </w:rPr>
-              <w:instrText xml:space="preserve"> PAGEREF _Toc225455127 \h </w:instrText>
+              <w:instrText xml:space="preserve"> PAGEREF _Toc225499008 \h </w:instrText>
             </w:r>
             <w:r>
               <w:rPr>
@@ -7505,7 +7505,7 @@
                 <w:noProof/>
                 <w:webHidden/>
               </w:rPr>
-              <w:t>42</w:t>
+              <w:t>43</w:t>
             </w:r>
             <w:r>
               <w:rPr>
@@ -7533,7 +7533,7 @@
               <w14:ligatures w14:val="standardContextual"/>
             </w:rPr>
           </w:pPr>
-          <w:hyperlink w:anchor="_Toc225455128" w:history="1">
+          <w:hyperlink w:anchor="_Toc225499009" w:history="1">
             <w:r>
               <w:rPr>
                 <w:rStyle w:val="Hiperhivatkozs"/>
@@ -7581,7 +7581,7 @@
                 <w:noProof/>
                 <w:webHidden/>
               </w:rPr>
-              <w:instrText xml:space="preserve"> PAGEREF _Toc225455128 \h </w:instrText>
+              <w:instrText xml:space="preserve"> PAGEREF _Toc225499009 \h </w:instrText>
             </w:r>
             <w:r>
               <w:rPr>
@@ -7601,7 +7601,7 @@
                 <w:noProof/>
                 <w:webHidden/>
               </w:rPr>
-              <w:t>43</w:t>
+              <w:t>44</w:t>
             </w:r>
             <w:r>
               <w:rPr>
@@ -7629,7 +7629,7 @@
               <w14:ligatures w14:val="standardContextual"/>
             </w:rPr>
           </w:pPr>
-          <w:hyperlink w:anchor="_Toc225455129" w:history="1">
+          <w:hyperlink w:anchor="_Toc225499010" w:history="1">
             <w:r>
               <w:rPr>
                 <w:rStyle w:val="Hiperhivatkozs"/>
@@ -7677,7 +7677,7 @@
                 <w:noProof/>
                 <w:webHidden/>
               </w:rPr>
-              <w:instrText xml:space="preserve"> PAGEREF _Toc225455129 \h </w:instrText>
+              <w:instrText xml:space="preserve"> PAGEREF _Toc225499010 \h </w:instrText>
             </w:r>
             <w:r>
               <w:rPr>
@@ -7697,7 +7697,7 @@
                 <w:noProof/>
                 <w:webHidden/>
               </w:rPr>
-              <w:t>43</w:t>
+              <w:t>44</w:t>
             </w:r>
             <w:r>
               <w:rPr>
@@ -7725,7 +7725,7 @@
               <w14:ligatures w14:val="standardContextual"/>
             </w:rPr>
           </w:pPr>
-          <w:hyperlink w:anchor="_Toc225455130" w:history="1">
+          <w:hyperlink w:anchor="_Toc225499011" w:history="1">
             <w:r>
               <w:rPr>
                 <w:rStyle w:val="Hiperhivatkozs"/>
@@ -7773,7 +7773,7 @@
                 <w:noProof/>
                 <w:webHidden/>
               </w:rPr>
-              <w:instrText xml:space="preserve"> PAGEREF _Toc225455130 \h </w:instrText>
+              <w:instrText xml:space="preserve"> PAGEREF _Toc225499011 \h </w:instrText>
             </w:r>
             <w:r>
               <w:rPr>
@@ -7793,7 +7793,7 @@
                 <w:noProof/>
                 <w:webHidden/>
               </w:rPr>
-              <w:t>44</w:t>
+              <w:t>45</w:t>
             </w:r>
             <w:r>
               <w:rPr>
@@ -7821,7 +7821,7 @@
               <w14:ligatures w14:val="standardContextual"/>
             </w:rPr>
           </w:pPr>
-          <w:hyperlink w:anchor="_Toc225455131" w:history="1">
+          <w:hyperlink w:anchor="_Toc225499012" w:history="1">
             <w:r>
               <w:rPr>
                 <w:rStyle w:val="Hiperhivatkozs"/>
@@ -7869,7 +7869,7 @@
                 <w:noProof/>
                 <w:webHidden/>
               </w:rPr>
-              <w:instrText xml:space="preserve"> PAGEREF _Toc225455131 \h </w:instrText>
+              <w:instrText xml:space="preserve"> PAGEREF _Toc225499012 \h </w:instrText>
             </w:r>
             <w:r>
               <w:rPr>
@@ -7889,7 +7889,7 @@
                 <w:noProof/>
                 <w:webHidden/>
               </w:rPr>
-              <w:t>45</w:t>
+              <w:t>46</w:t>
             </w:r>
             <w:r>
               <w:rPr>
@@ -7917,7 +7917,7 @@
               <w14:ligatures w14:val="standardContextual"/>
             </w:rPr>
           </w:pPr>
-          <w:hyperlink w:anchor="_Toc225455132" w:history="1">
+          <w:hyperlink w:anchor="_Toc225499013" w:history="1">
             <w:r>
               <w:rPr>
                 <w:rStyle w:val="Hiperhivatkozs"/>
@@ -7965,7 +7965,7 @@
                 <w:noProof/>
                 <w:webHidden/>
               </w:rPr>
-              <w:instrText xml:space="preserve"> PAGEREF _Toc225455132 \h </w:instrText>
+              <w:instrText xml:space="preserve"> PAGEREF _Toc225499013 \h </w:instrText>
             </w:r>
             <w:r>
               <w:rPr>
@@ -7985,7 +7985,7 @@
                 <w:noProof/>
                 <w:webHidden/>
               </w:rPr>
-              <w:t>46</w:t>
+              <w:t>47</w:t>
             </w:r>
             <w:r>
               <w:rPr>
@@ -8013,7 +8013,7 @@
               <w14:ligatures w14:val="standardContextual"/>
             </w:rPr>
           </w:pPr>
-          <w:hyperlink w:anchor="_Toc225455133" w:history="1">
+          <w:hyperlink w:anchor="_Toc225499014" w:history="1">
             <w:r>
               <w:rPr>
                 <w:rStyle w:val="Hiperhivatkozs"/>
@@ -8061,7 +8061,7 @@
                 <w:noProof/>
                 <w:webHidden/>
               </w:rPr>
-              <w:instrText xml:space="preserve"> PAGEREF _Toc225455133 \h </w:instrText>
+              <w:instrText xml:space="preserve"> PAGEREF _Toc225499014 \h </w:instrText>
             </w:r>
             <w:r>
               <w:rPr>
@@ -8081,7 +8081,7 @@
                 <w:noProof/>
                 <w:webHidden/>
               </w:rPr>
-              <w:t>47</w:t>
+              <w:t>48</w:t>
             </w:r>
             <w:r>
               <w:rPr>
@@ -8109,7 +8109,7 @@
               <w14:ligatures w14:val="standardContextual"/>
             </w:rPr>
           </w:pPr>
-          <w:hyperlink w:anchor="_Toc225455134" w:history="1">
+          <w:hyperlink w:anchor="_Toc225499015" w:history="1">
             <w:r>
               <w:rPr>
                 <w:rStyle w:val="Hiperhivatkozs"/>
@@ -8157,7 +8157,7 @@
                 <w:noProof/>
                 <w:webHidden/>
               </w:rPr>
-              <w:instrText xml:space="preserve"> PAGEREF _Toc225455134 \h </w:instrText>
+              <w:instrText xml:space="preserve"> PAGEREF _Toc225499015 \h </w:instrText>
             </w:r>
             <w:r>
               <w:rPr>
@@ -8177,7 +8177,7 @@
                 <w:noProof/>
                 <w:webHidden/>
               </w:rPr>
-              <w:t>48</w:t>
+              <w:t>49</w:t>
             </w:r>
             <w:r>
               <w:rPr>
@@ -8205,7 +8205,7 @@
               <w14:ligatures w14:val="standardContextual"/>
             </w:rPr>
           </w:pPr>
-          <w:hyperlink w:anchor="_Toc225455135" w:history="1">
+          <w:hyperlink w:anchor="_Toc225499016" w:history="1">
             <w:r>
               <w:rPr>
                 <w:rStyle w:val="Hiperhivatkozs"/>
@@ -8253,7 +8253,7 @@
                 <w:noProof/>
                 <w:webHidden/>
               </w:rPr>
-              <w:instrText xml:space="preserve"> PAGEREF _Toc225455135 \h </w:instrText>
+              <w:instrText xml:space="preserve"> PAGEREF _Toc225499016 \h </w:instrText>
             </w:r>
             <w:r>
               <w:rPr>
@@ -8273,7 +8273,7 @@
                 <w:noProof/>
                 <w:webHidden/>
               </w:rPr>
-              <w:t>49</w:t>
+              <w:t>50</w:t>
             </w:r>
             <w:r>
               <w:rPr>
@@ -8301,7 +8301,7 @@
               <w14:ligatures w14:val="standardContextual"/>
             </w:rPr>
           </w:pPr>
-          <w:hyperlink w:anchor="_Toc225455136" w:history="1">
+          <w:hyperlink w:anchor="_Toc225499017" w:history="1">
             <w:r>
               <w:rPr>
                 <w:rStyle w:val="Hiperhivatkozs"/>
@@ -8349,7 +8349,7 @@
                 <w:noProof/>
                 <w:webHidden/>
               </w:rPr>
-              <w:instrText xml:space="preserve"> PAGEREF _Toc225455136 \h </w:instrText>
+              <w:instrText xml:space="preserve"> PAGEREF _Toc225499017 \h </w:instrText>
             </w:r>
             <w:r>
               <w:rPr>
@@ -8369,7 +8369,7 @@
                 <w:noProof/>
                 <w:webHidden/>
               </w:rPr>
-              <w:t>50</w:t>
+              <w:t>51</w:t>
             </w:r>
             <w:r>
               <w:rPr>
@@ -8397,7 +8397,7 @@
               <w14:ligatures w14:val="standardContextual"/>
             </w:rPr>
           </w:pPr>
-          <w:hyperlink w:anchor="_Toc225455137" w:history="1">
+          <w:hyperlink w:anchor="_Toc225499018" w:history="1">
             <w:r>
               <w:rPr>
                 <w:rStyle w:val="Hiperhivatkozs"/>
@@ -8445,7 +8445,7 @@
                 <w:noProof/>
                 <w:webHidden/>
               </w:rPr>
-              <w:instrText xml:space="preserve"> PAGEREF _Toc225455137 \h </w:instrText>
+              <w:instrText xml:space="preserve"> PAGEREF _Toc225499018 \h </w:instrText>
             </w:r>
             <w:r>
               <w:rPr>
@@ -8465,7 +8465,7 @@
                 <w:noProof/>
                 <w:webHidden/>
               </w:rPr>
-              <w:t>51</w:t>
+              <w:t>52</w:t>
             </w:r>
             <w:r>
               <w:rPr>
@@ -8493,7 +8493,7 @@
               <w14:ligatures w14:val="standardContextual"/>
             </w:rPr>
           </w:pPr>
-          <w:hyperlink w:anchor="_Toc225455138" w:history="1">
+          <w:hyperlink w:anchor="_Toc225499019" w:history="1">
             <w:r>
               <w:rPr>
                 <w:rStyle w:val="Hiperhivatkozs"/>
@@ -8541,7 +8541,7 @@
                 <w:noProof/>
                 <w:webHidden/>
               </w:rPr>
-              <w:instrText xml:space="preserve"> PAGEREF _Toc225455138 \h </w:instrText>
+              <w:instrText xml:space="preserve"> PAGEREF _Toc225499019 \h </w:instrText>
             </w:r>
             <w:r>
               <w:rPr>
@@ -8561,7 +8561,2307 @@
                 <w:noProof/>
                 <w:webHidden/>
               </w:rPr>
-              <w:t>52</w:t>
+              <w:t>53</w:t>
+            </w:r>
+            <w:r>
+              <w:rPr>
+                <w:noProof/>
+                <w:webHidden/>
+              </w:rPr>
+              <w:fldChar w:fldCharType="end"/>
+            </w:r>
+          </w:hyperlink>
+        </w:p>
+        <w:p>
+          <w:pPr>
+            <w:pStyle w:val="TJ1"/>
+            <w:rPr>
+              <w:rFonts w:asciiTheme="minorHAnsi" w:eastAsiaTheme="minorEastAsia" w:hAnsiTheme="minorHAnsi" w:cstheme="minorBidi"/>
+              <w:noProof/>
+              <w:kern w:val="2"/>
+              <w:sz w:val="24"/>
+              <w:szCs w:val="24"/>
+              <w:lang w:eastAsia="hu-HU"/>
+              <w14:ligatures w14:val="standardContextual"/>
+            </w:rPr>
+          </w:pPr>
+          <w:hyperlink w:anchor="_Toc225499020" w:history="1">
+            <w:r>
+              <w:rPr>
+                <w:rStyle w:val="Hiperhivatkozs"/>
+                <w:noProof/>
+                <w:lang w:eastAsia="hu-HU"/>
+              </w:rPr>
+              <w:t>9</w:t>
+            </w:r>
+            <w:r>
+              <w:rPr>
+                <w:rFonts w:asciiTheme="minorHAnsi" w:eastAsiaTheme="minorEastAsia" w:hAnsiTheme="minorHAnsi" w:cstheme="minorBidi"/>
+                <w:noProof/>
+                <w:kern w:val="2"/>
+                <w:sz w:val="24"/>
+                <w:szCs w:val="24"/>
+                <w:lang w:eastAsia="hu-HU"/>
+                <w14:ligatures w14:val="standardContextual"/>
+              </w:rPr>
+              <w:tab/>
+            </w:r>
+            <w:r>
+              <w:rPr>
+                <w:rStyle w:val="Hiperhivatkozs"/>
+                <w:noProof/>
+                <w:lang w:eastAsia="hu-HU"/>
+              </w:rPr>
+              <w:t>Felhasználói dokumentáció</w:t>
+            </w:r>
+            <w:r>
+              <w:rPr>
+                <w:noProof/>
+                <w:webHidden/>
+              </w:rPr>
+              <w:tab/>
+            </w:r>
+            <w:r>
+              <w:rPr>
+                <w:noProof/>
+                <w:webHidden/>
+              </w:rPr>
+              <w:fldChar w:fldCharType="begin"/>
+            </w:r>
+            <w:r>
+              <w:rPr>
+                <w:noProof/>
+                <w:webHidden/>
+              </w:rPr>
+              <w:instrText xml:space="preserve"> PAGEREF _Toc225499020 \h </w:instrText>
+            </w:r>
+            <w:r>
+              <w:rPr>
+                <w:noProof/>
+                <w:webHidden/>
+              </w:rPr>
+            </w:r>
+            <w:r>
+              <w:rPr>
+                <w:noProof/>
+                <w:webHidden/>
+              </w:rPr>
+              <w:fldChar w:fldCharType="separate"/>
+            </w:r>
+            <w:r>
+              <w:rPr>
+                <w:noProof/>
+                <w:webHidden/>
+              </w:rPr>
+              <w:t>54</w:t>
+            </w:r>
+            <w:r>
+              <w:rPr>
+                <w:noProof/>
+                <w:webHidden/>
+              </w:rPr>
+              <w:fldChar w:fldCharType="end"/>
+            </w:r>
+          </w:hyperlink>
+        </w:p>
+        <w:p>
+          <w:pPr>
+            <w:pStyle w:val="TJ2"/>
+            <w:tabs>
+              <w:tab w:val="left" w:pos="1200"/>
+              <w:tab w:val="right" w:leader="dot" w:pos="9344"/>
+            </w:tabs>
+            <w:rPr>
+              <w:rFonts w:asciiTheme="minorHAnsi" w:eastAsiaTheme="minorEastAsia" w:hAnsiTheme="minorHAnsi" w:cstheme="minorBidi"/>
+              <w:noProof/>
+              <w:kern w:val="2"/>
+              <w:sz w:val="24"/>
+              <w:szCs w:val="24"/>
+              <w:lang w:eastAsia="hu-HU"/>
+              <w14:ligatures w14:val="standardContextual"/>
+            </w:rPr>
+          </w:pPr>
+          <w:hyperlink w:anchor="_Toc225499021" w:history="1">
+            <w:r>
+              <w:rPr>
+                <w:rStyle w:val="Hiperhivatkozs"/>
+                <w:noProof/>
+                <w:lang w:eastAsia="hu-HU"/>
+              </w:rPr>
+              <w:t>9.1.</w:t>
+            </w:r>
+            <w:r>
+              <w:rPr>
+                <w:rFonts w:asciiTheme="minorHAnsi" w:eastAsiaTheme="minorEastAsia" w:hAnsiTheme="minorHAnsi" w:cstheme="minorBidi"/>
+                <w:noProof/>
+                <w:kern w:val="2"/>
+                <w:sz w:val="24"/>
+                <w:szCs w:val="24"/>
+                <w:lang w:eastAsia="hu-HU"/>
+                <w14:ligatures w14:val="standardContextual"/>
+              </w:rPr>
+              <w:tab/>
+            </w:r>
+            <w:r>
+              <w:rPr>
+                <w:rStyle w:val="Hiperhivatkozs"/>
+                <w:noProof/>
+                <w:lang w:eastAsia="hu-HU"/>
+              </w:rPr>
+              <w:t>A rendszer rövid bemutatása</w:t>
+            </w:r>
+            <w:r>
+              <w:rPr>
+                <w:noProof/>
+                <w:webHidden/>
+              </w:rPr>
+              <w:tab/>
+            </w:r>
+            <w:r>
+              <w:rPr>
+                <w:noProof/>
+                <w:webHidden/>
+              </w:rPr>
+              <w:fldChar w:fldCharType="begin"/>
+            </w:r>
+            <w:r>
+              <w:rPr>
+                <w:noProof/>
+                <w:webHidden/>
+              </w:rPr>
+              <w:instrText xml:space="preserve"> PAGEREF _Toc225499021 \h </w:instrText>
+            </w:r>
+            <w:r>
+              <w:rPr>
+                <w:noProof/>
+                <w:webHidden/>
+              </w:rPr>
+            </w:r>
+            <w:r>
+              <w:rPr>
+                <w:noProof/>
+                <w:webHidden/>
+              </w:rPr>
+              <w:fldChar w:fldCharType="separate"/>
+            </w:r>
+            <w:r>
+              <w:rPr>
+                <w:noProof/>
+                <w:webHidden/>
+              </w:rPr>
+              <w:t>54</w:t>
+            </w:r>
+            <w:r>
+              <w:rPr>
+                <w:noProof/>
+                <w:webHidden/>
+              </w:rPr>
+              <w:fldChar w:fldCharType="end"/>
+            </w:r>
+          </w:hyperlink>
+        </w:p>
+        <w:p>
+          <w:pPr>
+            <w:pStyle w:val="TJ2"/>
+            <w:tabs>
+              <w:tab w:val="left" w:pos="1200"/>
+              <w:tab w:val="right" w:leader="dot" w:pos="9344"/>
+            </w:tabs>
+            <w:rPr>
+              <w:rFonts w:asciiTheme="minorHAnsi" w:eastAsiaTheme="minorEastAsia" w:hAnsiTheme="minorHAnsi" w:cstheme="minorBidi"/>
+              <w:noProof/>
+              <w:kern w:val="2"/>
+              <w:sz w:val="24"/>
+              <w:szCs w:val="24"/>
+              <w:lang w:eastAsia="hu-HU"/>
+              <w14:ligatures w14:val="standardContextual"/>
+            </w:rPr>
+          </w:pPr>
+          <w:hyperlink w:anchor="_Toc225499022" w:history="1">
+            <w:r>
+              <w:rPr>
+                <w:rStyle w:val="Hiperhivatkozs"/>
+                <w:noProof/>
+                <w:lang w:eastAsia="hu-HU"/>
+              </w:rPr>
+              <w:t>9.2.</w:t>
+            </w:r>
+            <w:r>
+              <w:rPr>
+                <w:rFonts w:asciiTheme="minorHAnsi" w:eastAsiaTheme="minorEastAsia" w:hAnsiTheme="minorHAnsi" w:cstheme="minorBidi"/>
+                <w:noProof/>
+                <w:kern w:val="2"/>
+                <w:sz w:val="24"/>
+                <w:szCs w:val="24"/>
+                <w:lang w:eastAsia="hu-HU"/>
+                <w14:ligatures w14:val="standardContextual"/>
+              </w:rPr>
+              <w:tab/>
+            </w:r>
+            <w:r>
+              <w:rPr>
+                <w:rStyle w:val="Hiperhivatkozs"/>
+                <w:noProof/>
+                <w:lang w:eastAsia="hu-HU"/>
+              </w:rPr>
+              <w:t>Belépés és fiókhasználat</w:t>
+            </w:r>
+            <w:r>
+              <w:rPr>
+                <w:noProof/>
+                <w:webHidden/>
+              </w:rPr>
+              <w:tab/>
+            </w:r>
+            <w:r>
+              <w:rPr>
+                <w:noProof/>
+                <w:webHidden/>
+              </w:rPr>
+              <w:fldChar w:fldCharType="begin"/>
+            </w:r>
+            <w:r>
+              <w:rPr>
+                <w:noProof/>
+                <w:webHidden/>
+              </w:rPr>
+              <w:instrText xml:space="preserve"> PAGEREF _Toc225499022 \h </w:instrText>
+            </w:r>
+            <w:r>
+              <w:rPr>
+                <w:noProof/>
+                <w:webHidden/>
+              </w:rPr>
+            </w:r>
+            <w:r>
+              <w:rPr>
+                <w:noProof/>
+                <w:webHidden/>
+              </w:rPr>
+              <w:fldChar w:fldCharType="separate"/>
+            </w:r>
+            <w:r>
+              <w:rPr>
+                <w:noProof/>
+                <w:webHidden/>
+              </w:rPr>
+              <w:t>54</w:t>
+            </w:r>
+            <w:r>
+              <w:rPr>
+                <w:noProof/>
+                <w:webHidden/>
+              </w:rPr>
+              <w:fldChar w:fldCharType="end"/>
+            </w:r>
+          </w:hyperlink>
+        </w:p>
+        <w:p>
+          <w:pPr>
+            <w:pStyle w:val="TJ3"/>
+            <w:tabs>
+              <w:tab w:val="left" w:pos="1680"/>
+              <w:tab w:val="right" w:leader="dot" w:pos="9344"/>
+            </w:tabs>
+            <w:rPr>
+              <w:rFonts w:asciiTheme="minorHAnsi" w:eastAsiaTheme="minorEastAsia" w:hAnsiTheme="minorHAnsi" w:cstheme="minorBidi"/>
+              <w:noProof/>
+              <w:kern w:val="2"/>
+              <w:sz w:val="24"/>
+              <w:szCs w:val="24"/>
+              <w:lang w:eastAsia="hu-HU"/>
+              <w14:ligatures w14:val="standardContextual"/>
+            </w:rPr>
+          </w:pPr>
+          <w:hyperlink w:anchor="_Toc225499023" w:history="1">
+            <w:r>
+              <w:rPr>
+                <w:rStyle w:val="Hiperhivatkozs"/>
+                <w:noProof/>
+                <w:lang w:eastAsia="hu-HU"/>
+              </w:rPr>
+              <w:t>9.2.1.</w:t>
+            </w:r>
+            <w:r>
+              <w:rPr>
+                <w:rFonts w:asciiTheme="minorHAnsi" w:eastAsiaTheme="minorEastAsia" w:hAnsiTheme="minorHAnsi" w:cstheme="minorBidi"/>
+                <w:noProof/>
+                <w:kern w:val="2"/>
+                <w:sz w:val="24"/>
+                <w:szCs w:val="24"/>
+                <w:lang w:eastAsia="hu-HU"/>
+                <w14:ligatures w14:val="standardContextual"/>
+              </w:rPr>
+              <w:tab/>
+            </w:r>
+            <w:r>
+              <w:rPr>
+                <w:rStyle w:val="Hiperhivatkozs"/>
+                <w:noProof/>
+                <w:lang w:eastAsia="hu-HU"/>
+              </w:rPr>
+              <w:t>Regisztráció</w:t>
+            </w:r>
+            <w:r>
+              <w:rPr>
+                <w:noProof/>
+                <w:webHidden/>
+              </w:rPr>
+              <w:tab/>
+            </w:r>
+            <w:r>
+              <w:rPr>
+                <w:noProof/>
+                <w:webHidden/>
+              </w:rPr>
+              <w:fldChar w:fldCharType="begin"/>
+            </w:r>
+            <w:r>
+              <w:rPr>
+                <w:noProof/>
+                <w:webHidden/>
+              </w:rPr>
+              <w:instrText xml:space="preserve"> PAGEREF _Toc225499023 \h </w:instrText>
+            </w:r>
+            <w:r>
+              <w:rPr>
+                <w:noProof/>
+                <w:webHidden/>
+              </w:rPr>
+            </w:r>
+            <w:r>
+              <w:rPr>
+                <w:noProof/>
+                <w:webHidden/>
+              </w:rPr>
+              <w:fldChar w:fldCharType="separate"/>
+            </w:r>
+            <w:r>
+              <w:rPr>
+                <w:noProof/>
+                <w:webHidden/>
+              </w:rPr>
+              <w:t>54</w:t>
+            </w:r>
+            <w:r>
+              <w:rPr>
+                <w:noProof/>
+                <w:webHidden/>
+              </w:rPr>
+              <w:fldChar w:fldCharType="end"/>
+            </w:r>
+          </w:hyperlink>
+        </w:p>
+        <w:p>
+          <w:pPr>
+            <w:pStyle w:val="TJ3"/>
+            <w:tabs>
+              <w:tab w:val="left" w:pos="1680"/>
+              <w:tab w:val="right" w:leader="dot" w:pos="9344"/>
+            </w:tabs>
+            <w:rPr>
+              <w:rFonts w:asciiTheme="minorHAnsi" w:eastAsiaTheme="minorEastAsia" w:hAnsiTheme="minorHAnsi" w:cstheme="minorBidi"/>
+              <w:noProof/>
+              <w:kern w:val="2"/>
+              <w:sz w:val="24"/>
+              <w:szCs w:val="24"/>
+              <w:lang w:eastAsia="hu-HU"/>
+              <w14:ligatures w14:val="standardContextual"/>
+            </w:rPr>
+          </w:pPr>
+          <w:hyperlink w:anchor="_Toc225499024" w:history="1">
+            <w:r>
+              <w:rPr>
+                <w:rStyle w:val="Hiperhivatkozs"/>
+                <w:noProof/>
+                <w:lang w:eastAsia="hu-HU"/>
+              </w:rPr>
+              <w:t>9.2.2.</w:t>
+            </w:r>
+            <w:r>
+              <w:rPr>
+                <w:rFonts w:asciiTheme="minorHAnsi" w:eastAsiaTheme="minorEastAsia" w:hAnsiTheme="minorHAnsi" w:cstheme="minorBidi"/>
+                <w:noProof/>
+                <w:kern w:val="2"/>
+                <w:sz w:val="24"/>
+                <w:szCs w:val="24"/>
+                <w:lang w:eastAsia="hu-HU"/>
+                <w14:ligatures w14:val="standardContextual"/>
+              </w:rPr>
+              <w:tab/>
+            </w:r>
+            <w:r>
+              <w:rPr>
+                <w:rStyle w:val="Hiperhivatkozs"/>
+                <w:noProof/>
+                <w:lang w:eastAsia="hu-HU"/>
+              </w:rPr>
+              <w:t>Email megerősítés</w:t>
+            </w:r>
+            <w:r>
+              <w:rPr>
+                <w:noProof/>
+                <w:webHidden/>
+              </w:rPr>
+              <w:tab/>
+            </w:r>
+            <w:r>
+              <w:rPr>
+                <w:noProof/>
+                <w:webHidden/>
+              </w:rPr>
+              <w:fldChar w:fldCharType="begin"/>
+            </w:r>
+            <w:r>
+              <w:rPr>
+                <w:noProof/>
+                <w:webHidden/>
+              </w:rPr>
+              <w:instrText xml:space="preserve"> PAGEREF _Toc225499024 \h </w:instrText>
+            </w:r>
+            <w:r>
+              <w:rPr>
+                <w:noProof/>
+                <w:webHidden/>
+              </w:rPr>
+            </w:r>
+            <w:r>
+              <w:rPr>
+                <w:noProof/>
+                <w:webHidden/>
+              </w:rPr>
+              <w:fldChar w:fldCharType="separate"/>
+            </w:r>
+            <w:r>
+              <w:rPr>
+                <w:noProof/>
+                <w:webHidden/>
+              </w:rPr>
+              <w:t>54</w:t>
+            </w:r>
+            <w:r>
+              <w:rPr>
+                <w:noProof/>
+                <w:webHidden/>
+              </w:rPr>
+              <w:fldChar w:fldCharType="end"/>
+            </w:r>
+          </w:hyperlink>
+        </w:p>
+        <w:p>
+          <w:pPr>
+            <w:pStyle w:val="TJ3"/>
+            <w:tabs>
+              <w:tab w:val="left" w:pos="1680"/>
+              <w:tab w:val="right" w:leader="dot" w:pos="9344"/>
+            </w:tabs>
+            <w:rPr>
+              <w:rFonts w:asciiTheme="minorHAnsi" w:eastAsiaTheme="minorEastAsia" w:hAnsiTheme="minorHAnsi" w:cstheme="minorBidi"/>
+              <w:noProof/>
+              <w:kern w:val="2"/>
+              <w:sz w:val="24"/>
+              <w:szCs w:val="24"/>
+              <w:lang w:eastAsia="hu-HU"/>
+              <w14:ligatures w14:val="standardContextual"/>
+            </w:rPr>
+          </w:pPr>
+          <w:hyperlink w:anchor="_Toc225499025" w:history="1">
+            <w:r>
+              <w:rPr>
+                <w:rStyle w:val="Hiperhivatkozs"/>
+                <w:noProof/>
+                <w:lang w:eastAsia="hu-HU"/>
+              </w:rPr>
+              <w:t>9.2.3.</w:t>
+            </w:r>
+            <w:r>
+              <w:rPr>
+                <w:rFonts w:asciiTheme="minorHAnsi" w:eastAsiaTheme="minorEastAsia" w:hAnsiTheme="minorHAnsi" w:cstheme="minorBidi"/>
+                <w:noProof/>
+                <w:kern w:val="2"/>
+                <w:sz w:val="24"/>
+                <w:szCs w:val="24"/>
+                <w:lang w:eastAsia="hu-HU"/>
+                <w14:ligatures w14:val="standardContextual"/>
+              </w:rPr>
+              <w:tab/>
+            </w:r>
+            <w:r>
+              <w:rPr>
+                <w:rStyle w:val="Hiperhivatkozs"/>
+                <w:noProof/>
+                <w:lang w:eastAsia="hu-HU"/>
+              </w:rPr>
+              <w:t>Bejelentkezés</w:t>
+            </w:r>
+            <w:r>
+              <w:rPr>
+                <w:noProof/>
+                <w:webHidden/>
+              </w:rPr>
+              <w:tab/>
+            </w:r>
+            <w:r>
+              <w:rPr>
+                <w:noProof/>
+                <w:webHidden/>
+              </w:rPr>
+              <w:fldChar w:fldCharType="begin"/>
+            </w:r>
+            <w:r>
+              <w:rPr>
+                <w:noProof/>
+                <w:webHidden/>
+              </w:rPr>
+              <w:instrText xml:space="preserve"> PAGEREF _Toc225499025 \h </w:instrText>
+            </w:r>
+            <w:r>
+              <w:rPr>
+                <w:noProof/>
+                <w:webHidden/>
+              </w:rPr>
+            </w:r>
+            <w:r>
+              <w:rPr>
+                <w:noProof/>
+                <w:webHidden/>
+              </w:rPr>
+              <w:fldChar w:fldCharType="separate"/>
+            </w:r>
+            <w:r>
+              <w:rPr>
+                <w:noProof/>
+                <w:webHidden/>
+              </w:rPr>
+              <w:t>54</w:t>
+            </w:r>
+            <w:r>
+              <w:rPr>
+                <w:noProof/>
+                <w:webHidden/>
+              </w:rPr>
+              <w:fldChar w:fldCharType="end"/>
+            </w:r>
+          </w:hyperlink>
+        </w:p>
+        <w:p>
+          <w:pPr>
+            <w:pStyle w:val="TJ3"/>
+            <w:tabs>
+              <w:tab w:val="left" w:pos="1680"/>
+              <w:tab w:val="right" w:leader="dot" w:pos="9344"/>
+            </w:tabs>
+            <w:rPr>
+              <w:rFonts w:asciiTheme="minorHAnsi" w:eastAsiaTheme="minorEastAsia" w:hAnsiTheme="minorHAnsi" w:cstheme="minorBidi"/>
+              <w:noProof/>
+              <w:kern w:val="2"/>
+              <w:sz w:val="24"/>
+              <w:szCs w:val="24"/>
+              <w:lang w:eastAsia="hu-HU"/>
+              <w14:ligatures w14:val="standardContextual"/>
+            </w:rPr>
+          </w:pPr>
+          <w:hyperlink w:anchor="_Toc225499026" w:history="1">
+            <w:r>
+              <w:rPr>
+                <w:rStyle w:val="Hiperhivatkozs"/>
+                <w:noProof/>
+                <w:lang w:eastAsia="hu-HU"/>
+              </w:rPr>
+              <w:t>9.2.4.</w:t>
+            </w:r>
+            <w:r>
+              <w:rPr>
+                <w:rFonts w:asciiTheme="minorHAnsi" w:eastAsiaTheme="minorEastAsia" w:hAnsiTheme="minorHAnsi" w:cstheme="minorBidi"/>
+                <w:noProof/>
+                <w:kern w:val="2"/>
+                <w:sz w:val="24"/>
+                <w:szCs w:val="24"/>
+                <w:lang w:eastAsia="hu-HU"/>
+                <w14:ligatures w14:val="standardContextual"/>
+              </w:rPr>
+              <w:tab/>
+            </w:r>
+            <w:r>
+              <w:rPr>
+                <w:rStyle w:val="Hiperhivatkozs"/>
+                <w:noProof/>
+                <w:lang w:eastAsia="hu-HU"/>
+              </w:rPr>
+              <w:t>Bejelentkezés szerepkör szerint (diák, tanár, admin)</w:t>
+            </w:r>
+            <w:r>
+              <w:rPr>
+                <w:noProof/>
+                <w:webHidden/>
+              </w:rPr>
+              <w:tab/>
+            </w:r>
+            <w:r>
+              <w:rPr>
+                <w:noProof/>
+                <w:webHidden/>
+              </w:rPr>
+              <w:fldChar w:fldCharType="begin"/>
+            </w:r>
+            <w:r>
+              <w:rPr>
+                <w:noProof/>
+                <w:webHidden/>
+              </w:rPr>
+              <w:instrText xml:space="preserve"> PAGEREF _Toc225499026 \h </w:instrText>
+            </w:r>
+            <w:r>
+              <w:rPr>
+                <w:noProof/>
+                <w:webHidden/>
+              </w:rPr>
+            </w:r>
+            <w:r>
+              <w:rPr>
+                <w:noProof/>
+                <w:webHidden/>
+              </w:rPr>
+              <w:fldChar w:fldCharType="separate"/>
+            </w:r>
+            <w:r>
+              <w:rPr>
+                <w:noProof/>
+                <w:webHidden/>
+              </w:rPr>
+              <w:t>55</w:t>
+            </w:r>
+            <w:r>
+              <w:rPr>
+                <w:noProof/>
+                <w:webHidden/>
+              </w:rPr>
+              <w:fldChar w:fldCharType="end"/>
+            </w:r>
+          </w:hyperlink>
+        </w:p>
+        <w:p>
+          <w:pPr>
+            <w:pStyle w:val="TJ2"/>
+            <w:tabs>
+              <w:tab w:val="left" w:pos="1200"/>
+              <w:tab w:val="right" w:leader="dot" w:pos="9344"/>
+            </w:tabs>
+            <w:rPr>
+              <w:rFonts w:asciiTheme="minorHAnsi" w:eastAsiaTheme="minorEastAsia" w:hAnsiTheme="minorHAnsi" w:cstheme="minorBidi"/>
+              <w:noProof/>
+              <w:kern w:val="2"/>
+              <w:sz w:val="24"/>
+              <w:szCs w:val="24"/>
+              <w:lang w:eastAsia="hu-HU"/>
+              <w14:ligatures w14:val="standardContextual"/>
+            </w:rPr>
+          </w:pPr>
+          <w:hyperlink w:anchor="_Toc225499027" w:history="1">
+            <w:r>
+              <w:rPr>
+                <w:rStyle w:val="Hiperhivatkozs"/>
+                <w:noProof/>
+                <w:lang w:eastAsia="hu-HU"/>
+              </w:rPr>
+              <w:t>9.3.</w:t>
+            </w:r>
+            <w:r>
+              <w:rPr>
+                <w:rFonts w:asciiTheme="minorHAnsi" w:eastAsiaTheme="minorEastAsia" w:hAnsiTheme="minorHAnsi" w:cstheme="minorBidi"/>
+                <w:noProof/>
+                <w:kern w:val="2"/>
+                <w:sz w:val="24"/>
+                <w:szCs w:val="24"/>
+                <w:lang w:eastAsia="hu-HU"/>
+                <w14:ligatures w14:val="standardContextual"/>
+              </w:rPr>
+              <w:tab/>
+            </w:r>
+            <w:r>
+              <w:rPr>
+                <w:rStyle w:val="Hiperhivatkozs"/>
+                <w:noProof/>
+                <w:lang w:eastAsia="hu-HU"/>
+              </w:rPr>
+              <w:t>Navigáció és fő oldalak</w:t>
+            </w:r>
+            <w:r>
+              <w:rPr>
+                <w:noProof/>
+                <w:webHidden/>
+              </w:rPr>
+              <w:tab/>
+            </w:r>
+            <w:r>
+              <w:rPr>
+                <w:noProof/>
+                <w:webHidden/>
+              </w:rPr>
+              <w:fldChar w:fldCharType="begin"/>
+            </w:r>
+            <w:r>
+              <w:rPr>
+                <w:noProof/>
+                <w:webHidden/>
+              </w:rPr>
+              <w:instrText xml:space="preserve"> PAGEREF _Toc225499027 \h </w:instrText>
+            </w:r>
+            <w:r>
+              <w:rPr>
+                <w:noProof/>
+                <w:webHidden/>
+              </w:rPr>
+            </w:r>
+            <w:r>
+              <w:rPr>
+                <w:noProof/>
+                <w:webHidden/>
+              </w:rPr>
+              <w:fldChar w:fldCharType="separate"/>
+            </w:r>
+            <w:r>
+              <w:rPr>
+                <w:noProof/>
+                <w:webHidden/>
+              </w:rPr>
+              <w:t>56</w:t>
+            </w:r>
+            <w:r>
+              <w:rPr>
+                <w:noProof/>
+                <w:webHidden/>
+              </w:rPr>
+              <w:fldChar w:fldCharType="end"/>
+            </w:r>
+          </w:hyperlink>
+        </w:p>
+        <w:p>
+          <w:pPr>
+            <w:pStyle w:val="TJ2"/>
+            <w:tabs>
+              <w:tab w:val="left" w:pos="1200"/>
+              <w:tab w:val="right" w:leader="dot" w:pos="9344"/>
+            </w:tabs>
+            <w:rPr>
+              <w:rFonts w:asciiTheme="minorHAnsi" w:eastAsiaTheme="minorEastAsia" w:hAnsiTheme="minorHAnsi" w:cstheme="minorBidi"/>
+              <w:noProof/>
+              <w:kern w:val="2"/>
+              <w:sz w:val="24"/>
+              <w:szCs w:val="24"/>
+              <w:lang w:eastAsia="hu-HU"/>
+              <w14:ligatures w14:val="standardContextual"/>
+            </w:rPr>
+          </w:pPr>
+          <w:hyperlink w:anchor="_Toc225499028" w:history="1">
+            <w:r>
+              <w:rPr>
+                <w:rStyle w:val="Hiperhivatkozs"/>
+                <w:noProof/>
+                <w:lang w:eastAsia="hu-HU"/>
+              </w:rPr>
+              <w:t>9.4.</w:t>
+            </w:r>
+            <w:r>
+              <w:rPr>
+                <w:rFonts w:asciiTheme="minorHAnsi" w:eastAsiaTheme="minorEastAsia" w:hAnsiTheme="minorHAnsi" w:cstheme="minorBidi"/>
+                <w:noProof/>
+                <w:kern w:val="2"/>
+                <w:sz w:val="24"/>
+                <w:szCs w:val="24"/>
+                <w:lang w:eastAsia="hu-HU"/>
+                <w14:ligatures w14:val="standardContextual"/>
+              </w:rPr>
+              <w:tab/>
+            </w:r>
+            <w:r>
+              <w:rPr>
+                <w:rStyle w:val="Hiperhivatkozs"/>
+                <w:noProof/>
+                <w:lang w:eastAsia="hu-HU"/>
+              </w:rPr>
+              <w:t>Események kezelése felhasználóként</w:t>
+            </w:r>
+            <w:r>
+              <w:rPr>
+                <w:noProof/>
+                <w:webHidden/>
+              </w:rPr>
+              <w:tab/>
+            </w:r>
+            <w:r>
+              <w:rPr>
+                <w:noProof/>
+                <w:webHidden/>
+              </w:rPr>
+              <w:fldChar w:fldCharType="begin"/>
+            </w:r>
+            <w:r>
+              <w:rPr>
+                <w:noProof/>
+                <w:webHidden/>
+              </w:rPr>
+              <w:instrText xml:space="preserve"> PAGEREF _Toc225499028 \h </w:instrText>
+            </w:r>
+            <w:r>
+              <w:rPr>
+                <w:noProof/>
+                <w:webHidden/>
+              </w:rPr>
+            </w:r>
+            <w:r>
+              <w:rPr>
+                <w:noProof/>
+                <w:webHidden/>
+              </w:rPr>
+              <w:fldChar w:fldCharType="separate"/>
+            </w:r>
+            <w:r>
+              <w:rPr>
+                <w:noProof/>
+                <w:webHidden/>
+              </w:rPr>
+              <w:t>56</w:t>
+            </w:r>
+            <w:r>
+              <w:rPr>
+                <w:noProof/>
+                <w:webHidden/>
+              </w:rPr>
+              <w:fldChar w:fldCharType="end"/>
+            </w:r>
+          </w:hyperlink>
+        </w:p>
+        <w:p>
+          <w:pPr>
+            <w:pStyle w:val="TJ3"/>
+            <w:tabs>
+              <w:tab w:val="left" w:pos="1680"/>
+              <w:tab w:val="right" w:leader="dot" w:pos="9344"/>
+            </w:tabs>
+            <w:rPr>
+              <w:rFonts w:asciiTheme="minorHAnsi" w:eastAsiaTheme="minorEastAsia" w:hAnsiTheme="minorHAnsi" w:cstheme="minorBidi"/>
+              <w:noProof/>
+              <w:kern w:val="2"/>
+              <w:sz w:val="24"/>
+              <w:szCs w:val="24"/>
+              <w:lang w:eastAsia="hu-HU"/>
+              <w14:ligatures w14:val="standardContextual"/>
+            </w:rPr>
+          </w:pPr>
+          <w:hyperlink w:anchor="_Toc225499029" w:history="1">
+            <w:r>
+              <w:rPr>
+                <w:rStyle w:val="Hiperhivatkozs"/>
+                <w:noProof/>
+                <w:lang w:eastAsia="hu-HU"/>
+              </w:rPr>
+              <w:t>9.4.1.</w:t>
+            </w:r>
+            <w:r>
+              <w:rPr>
+                <w:rFonts w:asciiTheme="minorHAnsi" w:eastAsiaTheme="minorEastAsia" w:hAnsiTheme="minorHAnsi" w:cstheme="minorBidi"/>
+                <w:noProof/>
+                <w:kern w:val="2"/>
+                <w:sz w:val="24"/>
+                <w:szCs w:val="24"/>
+                <w:lang w:eastAsia="hu-HU"/>
+                <w14:ligatures w14:val="standardContextual"/>
+              </w:rPr>
+              <w:tab/>
+            </w:r>
+            <w:r>
+              <w:rPr>
+                <w:rStyle w:val="Hiperhivatkozs"/>
+                <w:noProof/>
+                <w:lang w:eastAsia="hu-HU"/>
+              </w:rPr>
+              <w:t>Eseménylista</w:t>
+            </w:r>
+            <w:r>
+              <w:rPr>
+                <w:noProof/>
+                <w:webHidden/>
+              </w:rPr>
+              <w:tab/>
+            </w:r>
+            <w:r>
+              <w:rPr>
+                <w:noProof/>
+                <w:webHidden/>
+              </w:rPr>
+              <w:fldChar w:fldCharType="begin"/>
+            </w:r>
+            <w:r>
+              <w:rPr>
+                <w:noProof/>
+                <w:webHidden/>
+              </w:rPr>
+              <w:instrText xml:space="preserve"> PAGEREF _Toc225499029 \h </w:instrText>
+            </w:r>
+            <w:r>
+              <w:rPr>
+                <w:noProof/>
+                <w:webHidden/>
+              </w:rPr>
+            </w:r>
+            <w:r>
+              <w:rPr>
+                <w:noProof/>
+                <w:webHidden/>
+              </w:rPr>
+              <w:fldChar w:fldCharType="separate"/>
+            </w:r>
+            <w:r>
+              <w:rPr>
+                <w:noProof/>
+                <w:webHidden/>
+              </w:rPr>
+              <w:t>56</w:t>
+            </w:r>
+            <w:r>
+              <w:rPr>
+                <w:noProof/>
+                <w:webHidden/>
+              </w:rPr>
+              <w:fldChar w:fldCharType="end"/>
+            </w:r>
+          </w:hyperlink>
+        </w:p>
+        <w:p>
+          <w:pPr>
+            <w:pStyle w:val="TJ3"/>
+            <w:tabs>
+              <w:tab w:val="left" w:pos="1680"/>
+              <w:tab w:val="right" w:leader="dot" w:pos="9344"/>
+            </w:tabs>
+            <w:rPr>
+              <w:rFonts w:asciiTheme="minorHAnsi" w:eastAsiaTheme="minorEastAsia" w:hAnsiTheme="minorHAnsi" w:cstheme="minorBidi"/>
+              <w:noProof/>
+              <w:kern w:val="2"/>
+              <w:sz w:val="24"/>
+              <w:szCs w:val="24"/>
+              <w:lang w:eastAsia="hu-HU"/>
+              <w14:ligatures w14:val="standardContextual"/>
+            </w:rPr>
+          </w:pPr>
+          <w:hyperlink w:anchor="_Toc225499030" w:history="1">
+            <w:r>
+              <w:rPr>
+                <w:rStyle w:val="Hiperhivatkozs"/>
+                <w:noProof/>
+                <w:lang w:eastAsia="hu-HU"/>
+              </w:rPr>
+              <w:t>9.4.2.</w:t>
+            </w:r>
+            <w:r>
+              <w:rPr>
+                <w:rFonts w:asciiTheme="minorHAnsi" w:eastAsiaTheme="minorEastAsia" w:hAnsiTheme="minorHAnsi" w:cstheme="minorBidi"/>
+                <w:noProof/>
+                <w:kern w:val="2"/>
+                <w:sz w:val="24"/>
+                <w:szCs w:val="24"/>
+                <w:lang w:eastAsia="hu-HU"/>
+                <w14:ligatures w14:val="standardContextual"/>
+              </w:rPr>
+              <w:tab/>
+            </w:r>
+            <w:r>
+              <w:rPr>
+                <w:rStyle w:val="Hiperhivatkozs"/>
+                <w:noProof/>
+                <w:lang w:eastAsia="hu-HU"/>
+              </w:rPr>
+              <w:t>Esemény részletek</w:t>
+            </w:r>
+            <w:r>
+              <w:rPr>
+                <w:noProof/>
+                <w:webHidden/>
+              </w:rPr>
+              <w:tab/>
+            </w:r>
+            <w:r>
+              <w:rPr>
+                <w:noProof/>
+                <w:webHidden/>
+              </w:rPr>
+              <w:fldChar w:fldCharType="begin"/>
+            </w:r>
+            <w:r>
+              <w:rPr>
+                <w:noProof/>
+                <w:webHidden/>
+              </w:rPr>
+              <w:instrText xml:space="preserve"> PAGEREF _Toc225499030 \h </w:instrText>
+            </w:r>
+            <w:r>
+              <w:rPr>
+                <w:noProof/>
+                <w:webHidden/>
+              </w:rPr>
+            </w:r>
+            <w:r>
+              <w:rPr>
+                <w:noProof/>
+                <w:webHidden/>
+              </w:rPr>
+              <w:fldChar w:fldCharType="separate"/>
+            </w:r>
+            <w:r>
+              <w:rPr>
+                <w:noProof/>
+                <w:webHidden/>
+              </w:rPr>
+              <w:t>56</w:t>
+            </w:r>
+            <w:r>
+              <w:rPr>
+                <w:noProof/>
+                <w:webHidden/>
+              </w:rPr>
+              <w:fldChar w:fldCharType="end"/>
+            </w:r>
+          </w:hyperlink>
+        </w:p>
+        <w:p>
+          <w:pPr>
+            <w:pStyle w:val="TJ3"/>
+            <w:tabs>
+              <w:tab w:val="left" w:pos="1680"/>
+              <w:tab w:val="right" w:leader="dot" w:pos="9344"/>
+            </w:tabs>
+            <w:rPr>
+              <w:rFonts w:asciiTheme="minorHAnsi" w:eastAsiaTheme="minorEastAsia" w:hAnsiTheme="minorHAnsi" w:cstheme="minorBidi"/>
+              <w:noProof/>
+              <w:kern w:val="2"/>
+              <w:sz w:val="24"/>
+              <w:szCs w:val="24"/>
+              <w:lang w:eastAsia="hu-HU"/>
+              <w14:ligatures w14:val="standardContextual"/>
+            </w:rPr>
+          </w:pPr>
+          <w:hyperlink w:anchor="_Toc225499031" w:history="1">
+            <w:r>
+              <w:rPr>
+                <w:rStyle w:val="Hiperhivatkozs"/>
+                <w:noProof/>
+                <w:lang w:eastAsia="hu-HU"/>
+              </w:rPr>
+              <w:t>9.4.3.</w:t>
+            </w:r>
+            <w:r>
+              <w:rPr>
+                <w:rFonts w:asciiTheme="minorHAnsi" w:eastAsiaTheme="minorEastAsia" w:hAnsiTheme="minorHAnsi" w:cstheme="minorBidi"/>
+                <w:noProof/>
+                <w:kern w:val="2"/>
+                <w:sz w:val="24"/>
+                <w:szCs w:val="24"/>
+                <w:lang w:eastAsia="hu-HU"/>
+                <w14:ligatures w14:val="standardContextual"/>
+              </w:rPr>
+              <w:tab/>
+            </w:r>
+            <w:r>
+              <w:rPr>
+                <w:rStyle w:val="Hiperhivatkozs"/>
+                <w:noProof/>
+                <w:lang w:eastAsia="hu-HU"/>
+              </w:rPr>
+              <w:t>Részvételi visszajelzés</w:t>
+            </w:r>
+            <w:r>
+              <w:rPr>
+                <w:noProof/>
+                <w:webHidden/>
+              </w:rPr>
+              <w:tab/>
+            </w:r>
+            <w:r>
+              <w:rPr>
+                <w:noProof/>
+                <w:webHidden/>
+              </w:rPr>
+              <w:fldChar w:fldCharType="begin"/>
+            </w:r>
+            <w:r>
+              <w:rPr>
+                <w:noProof/>
+                <w:webHidden/>
+              </w:rPr>
+              <w:instrText xml:space="preserve"> PAGEREF _Toc225499031 \h </w:instrText>
+            </w:r>
+            <w:r>
+              <w:rPr>
+                <w:noProof/>
+                <w:webHidden/>
+              </w:rPr>
+            </w:r>
+            <w:r>
+              <w:rPr>
+                <w:noProof/>
+                <w:webHidden/>
+              </w:rPr>
+              <w:fldChar w:fldCharType="separate"/>
+            </w:r>
+            <w:r>
+              <w:rPr>
+                <w:noProof/>
+                <w:webHidden/>
+              </w:rPr>
+              <w:t>56</w:t>
+            </w:r>
+            <w:r>
+              <w:rPr>
+                <w:noProof/>
+                <w:webHidden/>
+              </w:rPr>
+              <w:fldChar w:fldCharType="end"/>
+            </w:r>
+          </w:hyperlink>
+        </w:p>
+        <w:p>
+          <w:pPr>
+            <w:pStyle w:val="TJ3"/>
+            <w:tabs>
+              <w:tab w:val="left" w:pos="1680"/>
+              <w:tab w:val="right" w:leader="dot" w:pos="9344"/>
+            </w:tabs>
+            <w:rPr>
+              <w:rFonts w:asciiTheme="minorHAnsi" w:eastAsiaTheme="minorEastAsia" w:hAnsiTheme="minorHAnsi" w:cstheme="minorBidi"/>
+              <w:noProof/>
+              <w:kern w:val="2"/>
+              <w:sz w:val="24"/>
+              <w:szCs w:val="24"/>
+              <w:lang w:eastAsia="hu-HU"/>
+              <w14:ligatures w14:val="standardContextual"/>
+            </w:rPr>
+          </w:pPr>
+          <w:hyperlink w:anchor="_Toc225499032" w:history="1">
+            <w:r>
+              <w:rPr>
+                <w:rStyle w:val="Hiperhivatkozs"/>
+                <w:noProof/>
+                <w:lang w:eastAsia="hu-HU"/>
+              </w:rPr>
+              <w:t>9.4.4.</w:t>
+            </w:r>
+            <w:r>
+              <w:rPr>
+                <w:rFonts w:asciiTheme="minorHAnsi" w:eastAsiaTheme="minorEastAsia" w:hAnsiTheme="minorHAnsi" w:cstheme="minorBidi"/>
+                <w:noProof/>
+                <w:kern w:val="2"/>
+                <w:sz w:val="24"/>
+                <w:szCs w:val="24"/>
+                <w:lang w:eastAsia="hu-HU"/>
+                <w14:ligatures w14:val="standardContextual"/>
+              </w:rPr>
+              <w:tab/>
+            </w:r>
+            <w:r>
+              <w:rPr>
+                <w:rStyle w:val="Hiperhivatkozs"/>
+                <w:noProof/>
+                <w:lang w:eastAsia="hu-HU"/>
+              </w:rPr>
+              <w:t>Kedvenc jelölés</w:t>
+            </w:r>
+            <w:r>
+              <w:rPr>
+                <w:noProof/>
+                <w:webHidden/>
+              </w:rPr>
+              <w:tab/>
+            </w:r>
+            <w:r>
+              <w:rPr>
+                <w:noProof/>
+                <w:webHidden/>
+              </w:rPr>
+              <w:fldChar w:fldCharType="begin"/>
+            </w:r>
+            <w:r>
+              <w:rPr>
+                <w:noProof/>
+                <w:webHidden/>
+              </w:rPr>
+              <w:instrText xml:space="preserve"> PAGEREF _Toc225499032 \h </w:instrText>
+            </w:r>
+            <w:r>
+              <w:rPr>
+                <w:noProof/>
+                <w:webHidden/>
+              </w:rPr>
+            </w:r>
+            <w:r>
+              <w:rPr>
+                <w:noProof/>
+                <w:webHidden/>
+              </w:rPr>
+              <w:fldChar w:fldCharType="separate"/>
+            </w:r>
+            <w:r>
+              <w:rPr>
+                <w:noProof/>
+                <w:webHidden/>
+              </w:rPr>
+              <w:t>56</w:t>
+            </w:r>
+            <w:r>
+              <w:rPr>
+                <w:noProof/>
+                <w:webHidden/>
+              </w:rPr>
+              <w:fldChar w:fldCharType="end"/>
+            </w:r>
+          </w:hyperlink>
+        </w:p>
+        <w:p>
+          <w:pPr>
+            <w:pStyle w:val="TJ3"/>
+            <w:tabs>
+              <w:tab w:val="left" w:pos="1680"/>
+              <w:tab w:val="right" w:leader="dot" w:pos="9344"/>
+            </w:tabs>
+            <w:rPr>
+              <w:rFonts w:asciiTheme="minorHAnsi" w:eastAsiaTheme="minorEastAsia" w:hAnsiTheme="minorHAnsi" w:cstheme="minorBidi"/>
+              <w:noProof/>
+              <w:kern w:val="2"/>
+              <w:sz w:val="24"/>
+              <w:szCs w:val="24"/>
+              <w:lang w:eastAsia="hu-HU"/>
+              <w14:ligatures w14:val="standardContextual"/>
+            </w:rPr>
+          </w:pPr>
+          <w:hyperlink w:anchor="_Toc225499033" w:history="1">
+            <w:r>
+              <w:rPr>
+                <w:rStyle w:val="Hiperhivatkozs"/>
+                <w:noProof/>
+                <w:lang w:eastAsia="hu-HU"/>
+              </w:rPr>
+              <w:t>9.4.5.</w:t>
+            </w:r>
+            <w:r>
+              <w:rPr>
+                <w:rFonts w:asciiTheme="minorHAnsi" w:eastAsiaTheme="minorEastAsia" w:hAnsiTheme="minorHAnsi" w:cstheme="minorBidi"/>
+                <w:noProof/>
+                <w:kern w:val="2"/>
+                <w:sz w:val="24"/>
+                <w:szCs w:val="24"/>
+                <w:lang w:eastAsia="hu-HU"/>
+                <w14:ligatures w14:val="standardContextual"/>
+              </w:rPr>
+              <w:tab/>
+            </w:r>
+            <w:r>
+              <w:rPr>
+                <w:rStyle w:val="Hiperhivatkozs"/>
+                <w:noProof/>
+                <w:lang w:eastAsia="hu-HU"/>
+              </w:rPr>
+              <w:t>Kommentelés</w:t>
+            </w:r>
+            <w:r>
+              <w:rPr>
+                <w:noProof/>
+                <w:webHidden/>
+              </w:rPr>
+              <w:tab/>
+            </w:r>
+            <w:r>
+              <w:rPr>
+                <w:noProof/>
+                <w:webHidden/>
+              </w:rPr>
+              <w:fldChar w:fldCharType="begin"/>
+            </w:r>
+            <w:r>
+              <w:rPr>
+                <w:noProof/>
+                <w:webHidden/>
+              </w:rPr>
+              <w:instrText xml:space="preserve"> PAGEREF _Toc225499033 \h </w:instrText>
+            </w:r>
+            <w:r>
+              <w:rPr>
+                <w:noProof/>
+                <w:webHidden/>
+              </w:rPr>
+            </w:r>
+            <w:r>
+              <w:rPr>
+                <w:noProof/>
+                <w:webHidden/>
+              </w:rPr>
+              <w:fldChar w:fldCharType="separate"/>
+            </w:r>
+            <w:r>
+              <w:rPr>
+                <w:noProof/>
+                <w:webHidden/>
+              </w:rPr>
+              <w:t>57</w:t>
+            </w:r>
+            <w:r>
+              <w:rPr>
+                <w:noProof/>
+                <w:webHidden/>
+              </w:rPr>
+              <w:fldChar w:fldCharType="end"/>
+            </w:r>
+          </w:hyperlink>
+        </w:p>
+        <w:p>
+          <w:pPr>
+            <w:pStyle w:val="TJ2"/>
+            <w:tabs>
+              <w:tab w:val="left" w:pos="1200"/>
+              <w:tab w:val="right" w:leader="dot" w:pos="9344"/>
+            </w:tabs>
+            <w:rPr>
+              <w:rFonts w:asciiTheme="minorHAnsi" w:eastAsiaTheme="minorEastAsia" w:hAnsiTheme="minorHAnsi" w:cstheme="minorBidi"/>
+              <w:noProof/>
+              <w:kern w:val="2"/>
+              <w:sz w:val="24"/>
+              <w:szCs w:val="24"/>
+              <w:lang w:eastAsia="hu-HU"/>
+              <w14:ligatures w14:val="standardContextual"/>
+            </w:rPr>
+          </w:pPr>
+          <w:hyperlink w:anchor="_Toc225499034" w:history="1">
+            <w:r>
+              <w:rPr>
+                <w:rStyle w:val="Hiperhivatkozs"/>
+                <w:noProof/>
+                <w:lang w:eastAsia="hu-HU"/>
+              </w:rPr>
+              <w:t>9.5.</w:t>
+            </w:r>
+            <w:r>
+              <w:rPr>
+                <w:rFonts w:asciiTheme="minorHAnsi" w:eastAsiaTheme="minorEastAsia" w:hAnsiTheme="minorHAnsi" w:cstheme="minorBidi"/>
+                <w:noProof/>
+                <w:kern w:val="2"/>
+                <w:sz w:val="24"/>
+                <w:szCs w:val="24"/>
+                <w:lang w:eastAsia="hu-HU"/>
+                <w14:ligatures w14:val="standardContextual"/>
+              </w:rPr>
+              <w:tab/>
+            </w:r>
+            <w:r>
+              <w:rPr>
+                <w:rStyle w:val="Hiperhivatkozs"/>
+                <w:noProof/>
+                <w:lang w:eastAsia="hu-HU"/>
+              </w:rPr>
+              <w:t>Eseménynaptár használata</w:t>
+            </w:r>
+            <w:r>
+              <w:rPr>
+                <w:noProof/>
+                <w:webHidden/>
+              </w:rPr>
+              <w:tab/>
+            </w:r>
+            <w:r>
+              <w:rPr>
+                <w:noProof/>
+                <w:webHidden/>
+              </w:rPr>
+              <w:fldChar w:fldCharType="begin"/>
+            </w:r>
+            <w:r>
+              <w:rPr>
+                <w:noProof/>
+                <w:webHidden/>
+              </w:rPr>
+              <w:instrText xml:space="preserve"> PAGEREF _Toc225499034 \h </w:instrText>
+            </w:r>
+            <w:r>
+              <w:rPr>
+                <w:noProof/>
+                <w:webHidden/>
+              </w:rPr>
+            </w:r>
+            <w:r>
+              <w:rPr>
+                <w:noProof/>
+                <w:webHidden/>
+              </w:rPr>
+              <w:fldChar w:fldCharType="separate"/>
+            </w:r>
+            <w:r>
+              <w:rPr>
+                <w:noProof/>
+                <w:webHidden/>
+              </w:rPr>
+              <w:t>57</w:t>
+            </w:r>
+            <w:r>
+              <w:rPr>
+                <w:noProof/>
+                <w:webHidden/>
+              </w:rPr>
+              <w:fldChar w:fldCharType="end"/>
+            </w:r>
+          </w:hyperlink>
+        </w:p>
+        <w:p>
+          <w:pPr>
+            <w:pStyle w:val="TJ2"/>
+            <w:tabs>
+              <w:tab w:val="left" w:pos="1200"/>
+              <w:tab w:val="right" w:leader="dot" w:pos="9344"/>
+            </w:tabs>
+            <w:rPr>
+              <w:rFonts w:asciiTheme="minorHAnsi" w:eastAsiaTheme="minorEastAsia" w:hAnsiTheme="minorHAnsi" w:cstheme="minorBidi"/>
+              <w:noProof/>
+              <w:kern w:val="2"/>
+              <w:sz w:val="24"/>
+              <w:szCs w:val="24"/>
+              <w:lang w:eastAsia="hu-HU"/>
+              <w14:ligatures w14:val="standardContextual"/>
+            </w:rPr>
+          </w:pPr>
+          <w:hyperlink w:anchor="_Toc225499035" w:history="1">
+            <w:r>
+              <w:rPr>
+                <w:rStyle w:val="Hiperhivatkozs"/>
+                <w:noProof/>
+                <w:lang w:eastAsia="hu-HU"/>
+              </w:rPr>
+              <w:t>9.6.</w:t>
+            </w:r>
+            <w:r>
+              <w:rPr>
+                <w:rFonts w:asciiTheme="minorHAnsi" w:eastAsiaTheme="minorEastAsia" w:hAnsiTheme="minorHAnsi" w:cstheme="minorBidi"/>
+                <w:noProof/>
+                <w:kern w:val="2"/>
+                <w:sz w:val="24"/>
+                <w:szCs w:val="24"/>
+                <w:lang w:eastAsia="hu-HU"/>
+                <w14:ligatures w14:val="standardContextual"/>
+              </w:rPr>
+              <w:tab/>
+            </w:r>
+            <w:r>
+              <w:rPr>
+                <w:rStyle w:val="Hiperhivatkozs"/>
+                <w:noProof/>
+                <w:lang w:eastAsia="hu-HU"/>
+              </w:rPr>
+              <w:t>Esemény létrehozása</w:t>
+            </w:r>
+            <w:r>
+              <w:rPr>
+                <w:noProof/>
+                <w:webHidden/>
+              </w:rPr>
+              <w:tab/>
+            </w:r>
+            <w:r>
+              <w:rPr>
+                <w:noProof/>
+                <w:webHidden/>
+              </w:rPr>
+              <w:fldChar w:fldCharType="begin"/>
+            </w:r>
+            <w:r>
+              <w:rPr>
+                <w:noProof/>
+                <w:webHidden/>
+              </w:rPr>
+              <w:instrText xml:space="preserve"> PAGEREF _Toc225499035 \h </w:instrText>
+            </w:r>
+            <w:r>
+              <w:rPr>
+                <w:noProof/>
+                <w:webHidden/>
+              </w:rPr>
+            </w:r>
+            <w:r>
+              <w:rPr>
+                <w:noProof/>
+                <w:webHidden/>
+              </w:rPr>
+              <w:fldChar w:fldCharType="separate"/>
+            </w:r>
+            <w:r>
+              <w:rPr>
+                <w:noProof/>
+                <w:webHidden/>
+              </w:rPr>
+              <w:t>57</w:t>
+            </w:r>
+            <w:r>
+              <w:rPr>
+                <w:noProof/>
+                <w:webHidden/>
+              </w:rPr>
+              <w:fldChar w:fldCharType="end"/>
+            </w:r>
+          </w:hyperlink>
+        </w:p>
+        <w:p>
+          <w:pPr>
+            <w:pStyle w:val="TJ2"/>
+            <w:tabs>
+              <w:tab w:val="left" w:pos="1200"/>
+              <w:tab w:val="right" w:leader="dot" w:pos="9344"/>
+            </w:tabs>
+            <w:rPr>
+              <w:rFonts w:asciiTheme="minorHAnsi" w:eastAsiaTheme="minorEastAsia" w:hAnsiTheme="minorHAnsi" w:cstheme="minorBidi"/>
+              <w:noProof/>
+              <w:kern w:val="2"/>
+              <w:sz w:val="24"/>
+              <w:szCs w:val="24"/>
+              <w:lang w:eastAsia="hu-HU"/>
+              <w14:ligatures w14:val="standardContextual"/>
+            </w:rPr>
+          </w:pPr>
+          <w:hyperlink w:anchor="_Toc225499036" w:history="1">
+            <w:r>
+              <w:rPr>
+                <w:rStyle w:val="Hiperhivatkozs"/>
+                <w:noProof/>
+                <w:lang w:eastAsia="hu-HU"/>
+              </w:rPr>
+              <w:t>9.7.</w:t>
+            </w:r>
+            <w:r>
+              <w:rPr>
+                <w:rFonts w:asciiTheme="minorHAnsi" w:eastAsiaTheme="minorEastAsia" w:hAnsiTheme="minorHAnsi" w:cstheme="minorBidi"/>
+                <w:noProof/>
+                <w:kern w:val="2"/>
+                <w:sz w:val="24"/>
+                <w:szCs w:val="24"/>
+                <w:lang w:eastAsia="hu-HU"/>
+                <w14:ligatures w14:val="standardContextual"/>
+              </w:rPr>
+              <w:tab/>
+            </w:r>
+            <w:r>
+              <w:rPr>
+                <w:rStyle w:val="Hiperhivatkozs"/>
+                <w:noProof/>
+                <w:lang w:eastAsia="hu-HU"/>
+              </w:rPr>
+              <w:t>Profilkezelés</w:t>
+            </w:r>
+            <w:r>
+              <w:rPr>
+                <w:noProof/>
+                <w:webHidden/>
+              </w:rPr>
+              <w:tab/>
+            </w:r>
+            <w:r>
+              <w:rPr>
+                <w:noProof/>
+                <w:webHidden/>
+              </w:rPr>
+              <w:fldChar w:fldCharType="begin"/>
+            </w:r>
+            <w:r>
+              <w:rPr>
+                <w:noProof/>
+                <w:webHidden/>
+              </w:rPr>
+              <w:instrText xml:space="preserve"> PAGEREF _Toc225499036 \h </w:instrText>
+            </w:r>
+            <w:r>
+              <w:rPr>
+                <w:noProof/>
+                <w:webHidden/>
+              </w:rPr>
+            </w:r>
+            <w:r>
+              <w:rPr>
+                <w:noProof/>
+                <w:webHidden/>
+              </w:rPr>
+              <w:fldChar w:fldCharType="separate"/>
+            </w:r>
+            <w:r>
+              <w:rPr>
+                <w:noProof/>
+                <w:webHidden/>
+              </w:rPr>
+              <w:t>57</w:t>
+            </w:r>
+            <w:r>
+              <w:rPr>
+                <w:noProof/>
+                <w:webHidden/>
+              </w:rPr>
+              <w:fldChar w:fldCharType="end"/>
+            </w:r>
+          </w:hyperlink>
+        </w:p>
+        <w:p>
+          <w:pPr>
+            <w:pStyle w:val="TJ2"/>
+            <w:tabs>
+              <w:tab w:val="left" w:pos="1200"/>
+              <w:tab w:val="right" w:leader="dot" w:pos="9344"/>
+            </w:tabs>
+            <w:rPr>
+              <w:rFonts w:asciiTheme="minorHAnsi" w:eastAsiaTheme="minorEastAsia" w:hAnsiTheme="minorHAnsi" w:cstheme="minorBidi"/>
+              <w:noProof/>
+              <w:kern w:val="2"/>
+              <w:sz w:val="24"/>
+              <w:szCs w:val="24"/>
+              <w:lang w:eastAsia="hu-HU"/>
+              <w14:ligatures w14:val="standardContextual"/>
+            </w:rPr>
+          </w:pPr>
+          <w:hyperlink w:anchor="_Toc225499037" w:history="1">
+            <w:r>
+              <w:rPr>
+                <w:rStyle w:val="Hiperhivatkozs"/>
+                <w:noProof/>
+                <w:lang w:eastAsia="hu-HU"/>
+              </w:rPr>
+              <w:t>9.8.</w:t>
+            </w:r>
+            <w:r>
+              <w:rPr>
+                <w:rFonts w:asciiTheme="minorHAnsi" w:eastAsiaTheme="minorEastAsia" w:hAnsiTheme="minorHAnsi" w:cstheme="minorBidi"/>
+                <w:noProof/>
+                <w:kern w:val="2"/>
+                <w:sz w:val="24"/>
+                <w:szCs w:val="24"/>
+                <w:lang w:eastAsia="hu-HU"/>
+                <w14:ligatures w14:val="standardContextual"/>
+              </w:rPr>
+              <w:tab/>
+            </w:r>
+            <w:r>
+              <w:rPr>
+                <w:rStyle w:val="Hiperhivatkozs"/>
+                <w:noProof/>
+                <w:lang w:eastAsia="hu-HU"/>
+              </w:rPr>
+              <w:t>Intézményvezetői funkciók</w:t>
+            </w:r>
+            <w:r>
+              <w:rPr>
+                <w:noProof/>
+                <w:webHidden/>
+              </w:rPr>
+              <w:tab/>
+            </w:r>
+            <w:r>
+              <w:rPr>
+                <w:noProof/>
+                <w:webHidden/>
+              </w:rPr>
+              <w:fldChar w:fldCharType="begin"/>
+            </w:r>
+            <w:r>
+              <w:rPr>
+                <w:noProof/>
+                <w:webHidden/>
+              </w:rPr>
+              <w:instrText xml:space="preserve"> PAGEREF _Toc225499037 \h </w:instrText>
+            </w:r>
+            <w:r>
+              <w:rPr>
+                <w:noProof/>
+                <w:webHidden/>
+              </w:rPr>
+            </w:r>
+            <w:r>
+              <w:rPr>
+                <w:noProof/>
+                <w:webHidden/>
+              </w:rPr>
+              <w:fldChar w:fldCharType="separate"/>
+            </w:r>
+            <w:r>
+              <w:rPr>
+                <w:noProof/>
+                <w:webHidden/>
+              </w:rPr>
+              <w:t>58</w:t>
+            </w:r>
+            <w:r>
+              <w:rPr>
+                <w:noProof/>
+                <w:webHidden/>
+              </w:rPr>
+              <w:fldChar w:fldCharType="end"/>
+            </w:r>
+          </w:hyperlink>
+        </w:p>
+        <w:p>
+          <w:pPr>
+            <w:pStyle w:val="TJ2"/>
+            <w:tabs>
+              <w:tab w:val="left" w:pos="1200"/>
+              <w:tab w:val="right" w:leader="dot" w:pos="9344"/>
+            </w:tabs>
+            <w:rPr>
+              <w:rFonts w:asciiTheme="minorHAnsi" w:eastAsiaTheme="minorEastAsia" w:hAnsiTheme="minorHAnsi" w:cstheme="minorBidi"/>
+              <w:noProof/>
+              <w:kern w:val="2"/>
+              <w:sz w:val="24"/>
+              <w:szCs w:val="24"/>
+              <w:lang w:eastAsia="hu-HU"/>
+              <w14:ligatures w14:val="standardContextual"/>
+            </w:rPr>
+          </w:pPr>
+          <w:hyperlink w:anchor="_Toc225499038" w:history="1">
+            <w:r>
+              <w:rPr>
+                <w:rStyle w:val="Hiperhivatkozs"/>
+                <w:noProof/>
+                <w:lang w:eastAsia="hu-HU"/>
+              </w:rPr>
+              <w:t>9.9.</w:t>
+            </w:r>
+            <w:r>
+              <w:rPr>
+                <w:rFonts w:asciiTheme="minorHAnsi" w:eastAsiaTheme="minorEastAsia" w:hAnsiTheme="minorHAnsi" w:cstheme="minorBidi"/>
+                <w:noProof/>
+                <w:kern w:val="2"/>
+                <w:sz w:val="24"/>
+                <w:szCs w:val="24"/>
+                <w:lang w:eastAsia="hu-HU"/>
+                <w14:ligatures w14:val="standardContextual"/>
+              </w:rPr>
+              <w:tab/>
+            </w:r>
+            <w:r>
+              <w:rPr>
+                <w:rStyle w:val="Hiperhivatkozs"/>
+                <w:noProof/>
+                <w:lang w:eastAsia="hu-HU"/>
+              </w:rPr>
+              <w:t>Függő jóváhagyás állapot</w:t>
+            </w:r>
+            <w:r>
+              <w:rPr>
+                <w:noProof/>
+                <w:webHidden/>
+              </w:rPr>
+              <w:tab/>
+            </w:r>
+            <w:r>
+              <w:rPr>
+                <w:noProof/>
+                <w:webHidden/>
+              </w:rPr>
+              <w:fldChar w:fldCharType="begin"/>
+            </w:r>
+            <w:r>
+              <w:rPr>
+                <w:noProof/>
+                <w:webHidden/>
+              </w:rPr>
+              <w:instrText xml:space="preserve"> PAGEREF _Toc225499038 \h </w:instrText>
+            </w:r>
+            <w:r>
+              <w:rPr>
+                <w:noProof/>
+                <w:webHidden/>
+              </w:rPr>
+            </w:r>
+            <w:r>
+              <w:rPr>
+                <w:noProof/>
+                <w:webHidden/>
+              </w:rPr>
+              <w:fldChar w:fldCharType="separate"/>
+            </w:r>
+            <w:r>
+              <w:rPr>
+                <w:noProof/>
+                <w:webHidden/>
+              </w:rPr>
+              <w:t>58</w:t>
+            </w:r>
+            <w:r>
+              <w:rPr>
+                <w:noProof/>
+                <w:webHidden/>
+              </w:rPr>
+              <w:fldChar w:fldCharType="end"/>
+            </w:r>
+          </w:hyperlink>
+        </w:p>
+        <w:p>
+          <w:pPr>
+            <w:pStyle w:val="TJ2"/>
+            <w:tabs>
+              <w:tab w:val="left" w:pos="1440"/>
+              <w:tab w:val="right" w:leader="dot" w:pos="9344"/>
+            </w:tabs>
+            <w:rPr>
+              <w:rFonts w:asciiTheme="minorHAnsi" w:eastAsiaTheme="minorEastAsia" w:hAnsiTheme="minorHAnsi" w:cstheme="minorBidi"/>
+              <w:noProof/>
+              <w:kern w:val="2"/>
+              <w:sz w:val="24"/>
+              <w:szCs w:val="24"/>
+              <w:lang w:eastAsia="hu-HU"/>
+              <w14:ligatures w14:val="standardContextual"/>
+            </w:rPr>
+          </w:pPr>
+          <w:hyperlink w:anchor="_Toc225499039" w:history="1">
+            <w:r>
+              <w:rPr>
+                <w:rStyle w:val="Hiperhivatkozs"/>
+                <w:noProof/>
+                <w:lang w:eastAsia="hu-HU"/>
+              </w:rPr>
+              <w:t>9.10.</w:t>
+            </w:r>
+            <w:r>
+              <w:rPr>
+                <w:rFonts w:asciiTheme="minorHAnsi" w:eastAsiaTheme="minorEastAsia" w:hAnsiTheme="minorHAnsi" w:cstheme="minorBidi"/>
+                <w:noProof/>
+                <w:kern w:val="2"/>
+                <w:sz w:val="24"/>
+                <w:szCs w:val="24"/>
+                <w:lang w:eastAsia="hu-HU"/>
+                <w14:ligatures w14:val="standardContextual"/>
+              </w:rPr>
+              <w:tab/>
+            </w:r>
+            <w:r>
+              <w:rPr>
+                <w:rStyle w:val="Hiperhivatkozs"/>
+                <w:noProof/>
+                <w:lang w:eastAsia="hu-HU"/>
+              </w:rPr>
+              <w:t>Jogszabályi tájékoztatók</w:t>
+            </w:r>
+            <w:r>
+              <w:rPr>
+                <w:noProof/>
+                <w:webHidden/>
+              </w:rPr>
+              <w:tab/>
+            </w:r>
+            <w:r>
+              <w:rPr>
+                <w:noProof/>
+                <w:webHidden/>
+              </w:rPr>
+              <w:fldChar w:fldCharType="begin"/>
+            </w:r>
+            <w:r>
+              <w:rPr>
+                <w:noProof/>
+                <w:webHidden/>
+              </w:rPr>
+              <w:instrText xml:space="preserve"> PAGEREF _Toc225499039 \h </w:instrText>
+            </w:r>
+            <w:r>
+              <w:rPr>
+                <w:noProof/>
+                <w:webHidden/>
+              </w:rPr>
+            </w:r>
+            <w:r>
+              <w:rPr>
+                <w:noProof/>
+                <w:webHidden/>
+              </w:rPr>
+              <w:fldChar w:fldCharType="separate"/>
+            </w:r>
+            <w:r>
+              <w:rPr>
+                <w:noProof/>
+                <w:webHidden/>
+              </w:rPr>
+              <w:t>58</w:t>
+            </w:r>
+            <w:r>
+              <w:rPr>
+                <w:noProof/>
+                <w:webHidden/>
+              </w:rPr>
+              <w:fldChar w:fldCharType="end"/>
+            </w:r>
+          </w:hyperlink>
+        </w:p>
+        <w:p>
+          <w:pPr>
+            <w:pStyle w:val="TJ2"/>
+            <w:tabs>
+              <w:tab w:val="left" w:pos="1440"/>
+              <w:tab w:val="right" w:leader="dot" w:pos="9344"/>
+            </w:tabs>
+            <w:rPr>
+              <w:rFonts w:asciiTheme="minorHAnsi" w:eastAsiaTheme="minorEastAsia" w:hAnsiTheme="minorHAnsi" w:cstheme="minorBidi"/>
+              <w:noProof/>
+              <w:kern w:val="2"/>
+              <w:sz w:val="24"/>
+              <w:szCs w:val="24"/>
+              <w:lang w:eastAsia="hu-HU"/>
+              <w14:ligatures w14:val="standardContextual"/>
+            </w:rPr>
+          </w:pPr>
+          <w:hyperlink w:anchor="_Toc225499040" w:history="1">
+            <w:r>
+              <w:rPr>
+                <w:rStyle w:val="Hiperhivatkozs"/>
+                <w:noProof/>
+                <w:lang w:eastAsia="hu-HU"/>
+              </w:rPr>
+              <w:t>9.11.</w:t>
+            </w:r>
+            <w:r>
+              <w:rPr>
+                <w:rFonts w:asciiTheme="minorHAnsi" w:eastAsiaTheme="minorEastAsia" w:hAnsiTheme="minorHAnsi" w:cstheme="minorBidi"/>
+                <w:noProof/>
+                <w:kern w:val="2"/>
+                <w:sz w:val="24"/>
+                <w:szCs w:val="24"/>
+                <w:lang w:eastAsia="hu-HU"/>
+                <w14:ligatures w14:val="standardContextual"/>
+              </w:rPr>
+              <w:tab/>
+            </w:r>
+            <w:r>
+              <w:rPr>
+                <w:rStyle w:val="Hiperhivatkozs"/>
+                <w:noProof/>
+                <w:lang w:eastAsia="hu-HU"/>
+              </w:rPr>
+              <w:t>Rövid felhasználói folyamatok</w:t>
+            </w:r>
+            <w:r>
+              <w:rPr>
+                <w:noProof/>
+                <w:webHidden/>
+              </w:rPr>
+              <w:tab/>
+            </w:r>
+            <w:r>
+              <w:rPr>
+                <w:noProof/>
+                <w:webHidden/>
+              </w:rPr>
+              <w:fldChar w:fldCharType="begin"/>
+            </w:r>
+            <w:r>
+              <w:rPr>
+                <w:noProof/>
+                <w:webHidden/>
+              </w:rPr>
+              <w:instrText xml:space="preserve"> PAGEREF _Toc225499040 \h </w:instrText>
+            </w:r>
+            <w:r>
+              <w:rPr>
+                <w:noProof/>
+                <w:webHidden/>
+              </w:rPr>
+            </w:r>
+            <w:r>
+              <w:rPr>
+                <w:noProof/>
+                <w:webHidden/>
+              </w:rPr>
+              <w:fldChar w:fldCharType="separate"/>
+            </w:r>
+            <w:r>
+              <w:rPr>
+                <w:noProof/>
+                <w:webHidden/>
+              </w:rPr>
+              <w:t>58</w:t>
+            </w:r>
+            <w:r>
+              <w:rPr>
+                <w:noProof/>
+                <w:webHidden/>
+              </w:rPr>
+              <w:fldChar w:fldCharType="end"/>
+            </w:r>
+          </w:hyperlink>
+        </w:p>
+        <w:p>
+          <w:pPr>
+            <w:pStyle w:val="TJ3"/>
+            <w:tabs>
+              <w:tab w:val="left" w:pos="1920"/>
+              <w:tab w:val="right" w:leader="dot" w:pos="9344"/>
+            </w:tabs>
+            <w:rPr>
+              <w:rFonts w:asciiTheme="minorHAnsi" w:eastAsiaTheme="minorEastAsia" w:hAnsiTheme="minorHAnsi" w:cstheme="minorBidi"/>
+              <w:noProof/>
+              <w:kern w:val="2"/>
+              <w:sz w:val="24"/>
+              <w:szCs w:val="24"/>
+              <w:lang w:eastAsia="hu-HU"/>
+              <w14:ligatures w14:val="standardContextual"/>
+            </w:rPr>
+          </w:pPr>
+          <w:hyperlink w:anchor="_Toc225499041" w:history="1">
+            <w:r>
+              <w:rPr>
+                <w:rStyle w:val="Hiperhivatkozs"/>
+                <w:noProof/>
+                <w:lang w:eastAsia="hu-HU"/>
+              </w:rPr>
+              <w:t>9.11.1.</w:t>
+            </w:r>
+            <w:r>
+              <w:rPr>
+                <w:rFonts w:asciiTheme="minorHAnsi" w:eastAsiaTheme="minorEastAsia" w:hAnsiTheme="minorHAnsi" w:cstheme="minorBidi"/>
+                <w:noProof/>
+                <w:kern w:val="2"/>
+                <w:sz w:val="24"/>
+                <w:szCs w:val="24"/>
+                <w:lang w:eastAsia="hu-HU"/>
+                <w14:ligatures w14:val="standardContextual"/>
+              </w:rPr>
+              <w:tab/>
+            </w:r>
+            <w:r>
+              <w:rPr>
+                <w:rStyle w:val="Hiperhivatkozs"/>
+                <w:noProof/>
+                <w:lang w:eastAsia="hu-HU"/>
+              </w:rPr>
+              <w:t>Diák</w:t>
+            </w:r>
+            <w:r>
+              <w:rPr>
+                <w:noProof/>
+                <w:webHidden/>
+              </w:rPr>
+              <w:tab/>
+            </w:r>
+            <w:r>
+              <w:rPr>
+                <w:noProof/>
+                <w:webHidden/>
+              </w:rPr>
+              <w:fldChar w:fldCharType="begin"/>
+            </w:r>
+            <w:r>
+              <w:rPr>
+                <w:noProof/>
+                <w:webHidden/>
+              </w:rPr>
+              <w:instrText xml:space="preserve"> PAGEREF _Toc225499041 \h </w:instrText>
+            </w:r>
+            <w:r>
+              <w:rPr>
+                <w:noProof/>
+                <w:webHidden/>
+              </w:rPr>
+            </w:r>
+            <w:r>
+              <w:rPr>
+                <w:noProof/>
+                <w:webHidden/>
+              </w:rPr>
+              <w:fldChar w:fldCharType="separate"/>
+            </w:r>
+            <w:r>
+              <w:rPr>
+                <w:noProof/>
+                <w:webHidden/>
+              </w:rPr>
+              <w:t>58</w:t>
+            </w:r>
+            <w:r>
+              <w:rPr>
+                <w:noProof/>
+                <w:webHidden/>
+              </w:rPr>
+              <w:fldChar w:fldCharType="end"/>
+            </w:r>
+          </w:hyperlink>
+        </w:p>
+        <w:p>
+          <w:pPr>
+            <w:pStyle w:val="TJ3"/>
+            <w:tabs>
+              <w:tab w:val="left" w:pos="1920"/>
+              <w:tab w:val="right" w:leader="dot" w:pos="9344"/>
+            </w:tabs>
+            <w:rPr>
+              <w:rFonts w:asciiTheme="minorHAnsi" w:eastAsiaTheme="minorEastAsia" w:hAnsiTheme="minorHAnsi" w:cstheme="minorBidi"/>
+              <w:noProof/>
+              <w:kern w:val="2"/>
+              <w:sz w:val="24"/>
+              <w:szCs w:val="24"/>
+              <w:lang w:eastAsia="hu-HU"/>
+              <w14:ligatures w14:val="standardContextual"/>
+            </w:rPr>
+          </w:pPr>
+          <w:hyperlink w:anchor="_Toc225499042" w:history="1">
+            <w:r>
+              <w:rPr>
+                <w:rStyle w:val="Hiperhivatkozs"/>
+                <w:noProof/>
+                <w:lang w:eastAsia="hu-HU"/>
+              </w:rPr>
+              <w:t>9.11.2.</w:t>
+            </w:r>
+            <w:r>
+              <w:rPr>
+                <w:rFonts w:asciiTheme="minorHAnsi" w:eastAsiaTheme="minorEastAsia" w:hAnsiTheme="minorHAnsi" w:cstheme="minorBidi"/>
+                <w:noProof/>
+                <w:kern w:val="2"/>
+                <w:sz w:val="24"/>
+                <w:szCs w:val="24"/>
+                <w:lang w:eastAsia="hu-HU"/>
+                <w14:ligatures w14:val="standardContextual"/>
+              </w:rPr>
+              <w:tab/>
+            </w:r>
+            <w:r>
+              <w:rPr>
+                <w:rStyle w:val="Hiperhivatkozs"/>
+                <w:noProof/>
+                <w:lang w:eastAsia="hu-HU"/>
+              </w:rPr>
+              <w:t>Tanár</w:t>
+            </w:r>
+            <w:r>
+              <w:rPr>
+                <w:noProof/>
+                <w:webHidden/>
+              </w:rPr>
+              <w:tab/>
+            </w:r>
+            <w:r>
+              <w:rPr>
+                <w:noProof/>
+                <w:webHidden/>
+              </w:rPr>
+              <w:fldChar w:fldCharType="begin"/>
+            </w:r>
+            <w:r>
+              <w:rPr>
+                <w:noProof/>
+                <w:webHidden/>
+              </w:rPr>
+              <w:instrText xml:space="preserve"> PAGEREF _Toc225499042 \h </w:instrText>
+            </w:r>
+            <w:r>
+              <w:rPr>
+                <w:noProof/>
+                <w:webHidden/>
+              </w:rPr>
+            </w:r>
+            <w:r>
+              <w:rPr>
+                <w:noProof/>
+                <w:webHidden/>
+              </w:rPr>
+              <w:fldChar w:fldCharType="separate"/>
+            </w:r>
+            <w:r>
+              <w:rPr>
+                <w:noProof/>
+                <w:webHidden/>
+              </w:rPr>
+              <w:t>58</w:t>
+            </w:r>
+            <w:r>
+              <w:rPr>
+                <w:noProof/>
+                <w:webHidden/>
+              </w:rPr>
+              <w:fldChar w:fldCharType="end"/>
+            </w:r>
+          </w:hyperlink>
+        </w:p>
+        <w:p>
+          <w:pPr>
+            <w:pStyle w:val="TJ3"/>
+            <w:tabs>
+              <w:tab w:val="left" w:pos="1920"/>
+              <w:tab w:val="right" w:leader="dot" w:pos="9344"/>
+            </w:tabs>
+            <w:rPr>
+              <w:rFonts w:asciiTheme="minorHAnsi" w:eastAsiaTheme="minorEastAsia" w:hAnsiTheme="minorHAnsi" w:cstheme="minorBidi"/>
+              <w:noProof/>
+              <w:kern w:val="2"/>
+              <w:sz w:val="24"/>
+              <w:szCs w:val="24"/>
+              <w:lang w:eastAsia="hu-HU"/>
+              <w14:ligatures w14:val="standardContextual"/>
+            </w:rPr>
+          </w:pPr>
+          <w:hyperlink w:anchor="_Toc225499043" w:history="1">
+            <w:r>
+              <w:rPr>
+                <w:rStyle w:val="Hiperhivatkozs"/>
+                <w:noProof/>
+                <w:lang w:eastAsia="hu-HU"/>
+              </w:rPr>
+              <w:t>9.11.3.</w:t>
+            </w:r>
+            <w:r>
+              <w:rPr>
+                <w:rFonts w:asciiTheme="minorHAnsi" w:eastAsiaTheme="minorEastAsia" w:hAnsiTheme="minorHAnsi" w:cstheme="minorBidi"/>
+                <w:noProof/>
+                <w:kern w:val="2"/>
+                <w:sz w:val="24"/>
+                <w:szCs w:val="24"/>
+                <w:lang w:eastAsia="hu-HU"/>
+                <w14:ligatures w14:val="standardContextual"/>
+              </w:rPr>
+              <w:tab/>
+            </w:r>
+            <w:r>
+              <w:rPr>
+                <w:rStyle w:val="Hiperhivatkozs"/>
+                <w:noProof/>
+                <w:lang w:eastAsia="hu-HU"/>
+              </w:rPr>
+              <w:t>Adminisztrátor</w:t>
+            </w:r>
+            <w:r>
+              <w:rPr>
+                <w:noProof/>
+                <w:webHidden/>
+              </w:rPr>
+              <w:tab/>
+            </w:r>
+            <w:r>
+              <w:rPr>
+                <w:noProof/>
+                <w:webHidden/>
+              </w:rPr>
+              <w:fldChar w:fldCharType="begin"/>
+            </w:r>
+            <w:r>
+              <w:rPr>
+                <w:noProof/>
+                <w:webHidden/>
+              </w:rPr>
+              <w:instrText xml:space="preserve"> PAGEREF _Toc225499043 \h </w:instrText>
+            </w:r>
+            <w:r>
+              <w:rPr>
+                <w:noProof/>
+                <w:webHidden/>
+              </w:rPr>
+            </w:r>
+            <w:r>
+              <w:rPr>
+                <w:noProof/>
+                <w:webHidden/>
+              </w:rPr>
+              <w:fldChar w:fldCharType="separate"/>
+            </w:r>
+            <w:r>
+              <w:rPr>
+                <w:noProof/>
+                <w:webHidden/>
+              </w:rPr>
+              <w:t>59</w:t>
             </w:r>
             <w:r>
               <w:rPr>
@@ -8586,7 +10886,7 @@
       <w:pPr>
         <w:pStyle w:val="Cmsor1"/>
       </w:pPr>
-      <w:bookmarkStart w:id="0" w:name="_Toc225455050"/>
+      <w:bookmarkStart w:id="0" w:name="_Toc225498931"/>
       <w:r>
         <w:lastRenderedPageBreak/>
         <w:t>Bevezetés</w:t>
@@ -8597,7 +10897,7 @@
       <w:pPr>
         <w:pStyle w:val="Cmsor2"/>
       </w:pPr>
-      <w:bookmarkStart w:id="1" w:name="_Toc225455051"/>
+      <w:bookmarkStart w:id="1" w:name="_Toc225498932"/>
       <w:r>
         <w:rPr>
           <w:sz w:val="28"/>
@@ -8626,7 +10926,7 @@
       <w:pPr>
         <w:pStyle w:val="Cmsor2"/>
       </w:pPr>
-      <w:bookmarkStart w:id="2" w:name="_Toc225455052"/>
+      <w:bookmarkStart w:id="2" w:name="_Toc225498933"/>
       <w:r>
         <w:t>Témaválasztás indoklása</w:t>
       </w:r>
@@ -8676,7 +10976,7 @@
       <w:pPr>
         <w:pStyle w:val="Cmsor2"/>
       </w:pPr>
-      <w:bookmarkStart w:id="3" w:name="_Toc225455053"/>
+      <w:bookmarkStart w:id="3" w:name="_Toc225498934"/>
       <w:r>
         <w:t>Célkitűzés</w:t>
       </w:r>
@@ -8733,7 +11033,7 @@
       <w:pPr>
         <w:pStyle w:val="Cmsor2"/>
       </w:pPr>
-      <w:bookmarkStart w:id="4" w:name="_Toc225455054"/>
+      <w:bookmarkStart w:id="4" w:name="_Toc225498935"/>
       <w:r>
         <w:t>Célközönség</w:t>
       </w:r>
@@ -8754,7 +11054,7 @@
       <w:pPr>
         <w:pStyle w:val="Cmsor1"/>
       </w:pPr>
-      <w:bookmarkStart w:id="5" w:name="_Toc225455055"/>
+      <w:bookmarkStart w:id="5" w:name="_Toc225498936"/>
       <w:r>
         <w:lastRenderedPageBreak/>
         <w:t>Szoftver specifikáció</w:t>
@@ -8765,7 +11065,7 @@
       <w:pPr>
         <w:pStyle w:val="Cmsor2"/>
       </w:pPr>
-      <w:bookmarkStart w:id="6" w:name="_Toc225455056"/>
+      <w:bookmarkStart w:id="6" w:name="_Toc225498937"/>
       <w:r>
         <w:t>Megjelenés</w:t>
       </w:r>
@@ -8775,7 +11075,7 @@
       <w:pPr>
         <w:pStyle w:val="Cmsor3"/>
       </w:pPr>
-      <w:bookmarkStart w:id="7" w:name="_Toc225455057"/>
+      <w:bookmarkStart w:id="7" w:name="_Toc225498938"/>
       <w:r>
         <w:t>Webes felület</w:t>
       </w:r>
@@ -9008,7 +11308,7 @@
         <w:pStyle w:val="Cmsor2"/>
         <w:pageBreakBefore/>
       </w:pPr>
-      <w:bookmarkStart w:id="8" w:name="_Toc225455058"/>
+      <w:bookmarkStart w:id="8" w:name="_Toc225498939"/>
       <w:r>
         <w:lastRenderedPageBreak/>
         <w:t>Funkciók</w:t>
@@ -9019,7 +11319,7 @@
       <w:pPr>
         <w:pStyle w:val="Cmsor3"/>
       </w:pPr>
-      <w:bookmarkStart w:id="9" w:name="_Toc225455059"/>
+      <w:bookmarkStart w:id="9" w:name="_Toc225498940"/>
       <w:r>
         <w:t>Tanári funkciók</w:t>
       </w:r>
@@ -9117,7 +11417,7 @@
           <w:rFonts w:eastAsia="Merriweather"/>
         </w:rPr>
       </w:pPr>
-      <w:bookmarkStart w:id="10" w:name="_Toc225455060"/>
+      <w:bookmarkStart w:id="10" w:name="_Toc225498941"/>
       <w:r>
         <w:t>Diák funkciók</w:t>
       </w:r>
@@ -9206,7 +11506,7 @@
         <w:pStyle w:val="Cmsor3"/>
         <w:pageBreakBefore/>
       </w:pPr>
-      <w:bookmarkStart w:id="11" w:name="_Toc225455061"/>
+      <w:bookmarkStart w:id="11" w:name="_Toc225498942"/>
       <w:r>
         <w:lastRenderedPageBreak/>
         <w:t>Admin funkciók</w:t>
@@ -9289,7 +11589,7 @@
       <w:pPr>
         <w:pStyle w:val="Cmsor1"/>
       </w:pPr>
-      <w:bookmarkStart w:id="12" w:name="_Toc225455062"/>
+      <w:bookmarkStart w:id="12" w:name="_Toc225498943"/>
       <w:r>
         <w:lastRenderedPageBreak/>
         <w:t xml:space="preserve">Fejlesztői </w:t>
@@ -9303,7 +11603,7 @@
       <w:pPr>
         <w:pStyle w:val="Cmsor2"/>
       </w:pPr>
-      <w:bookmarkStart w:id="13" w:name="_Toc225455063"/>
+      <w:bookmarkStart w:id="13" w:name="_Toc225498944"/>
       <w:r>
         <w:t>Operációs rendszer</w:t>
       </w:r>
@@ -9318,7 +11618,7 @@
       <w:pPr>
         <w:pStyle w:val="Cmsor2"/>
       </w:pPr>
-      <w:bookmarkStart w:id="14" w:name="_Toc225455064"/>
+      <w:bookmarkStart w:id="14" w:name="_Toc225498945"/>
       <w:r>
         <w:t>Felhasználandó programozási nyelv</w:t>
       </w:r>
@@ -9331,7 +11631,7 @@
       <w:pPr>
         <w:pStyle w:val="Cmsor3"/>
       </w:pPr>
-      <w:bookmarkStart w:id="15" w:name="_Toc225455065"/>
+      <w:bookmarkStart w:id="15" w:name="_Toc225498946"/>
       <w:r>
         <w:t>Frontend</w:t>
       </w:r>
@@ -9400,7 +11700,7 @@
       <w:pPr>
         <w:pStyle w:val="Cmsor3"/>
       </w:pPr>
-      <w:bookmarkStart w:id="16" w:name="_Toc225455066"/>
+      <w:bookmarkStart w:id="16" w:name="_Toc225498947"/>
       <w:r>
         <w:t>Backend</w:t>
       </w:r>
@@ -9461,7 +11761,7 @@
       <w:pPr>
         <w:pStyle w:val="Cmsor2"/>
       </w:pPr>
-      <w:bookmarkStart w:id="17" w:name="_Toc225455067"/>
+      <w:bookmarkStart w:id="17" w:name="_Toc225498948"/>
       <w:r>
         <w:t>Megoldás formátuma</w:t>
       </w:r>
@@ -9477,7 +11777,7 @@
         <w:pStyle w:val="Cmsor2"/>
         <w:pageBreakBefore/>
       </w:pPr>
-      <w:bookmarkStart w:id="18" w:name="_Toc225455068"/>
+      <w:bookmarkStart w:id="18" w:name="_Toc225498949"/>
       <w:r>
         <w:lastRenderedPageBreak/>
         <w:t>Modulok</w:t>
@@ -9560,7 +11860,7 @@
       <w:pPr>
         <w:pStyle w:val="Cmsor2"/>
       </w:pPr>
-      <w:bookmarkStart w:id="19" w:name="_Toc225455069"/>
+      <w:bookmarkStart w:id="19" w:name="_Toc225498950"/>
       <w:r>
         <w:t>Szoftverfejlesztés</w:t>
       </w:r>
@@ -9581,7 +11881,7 @@
       <w:pPr>
         <w:pStyle w:val="Cmsor2"/>
       </w:pPr>
-      <w:bookmarkStart w:id="20" w:name="_Toc225455070"/>
+      <w:bookmarkStart w:id="20" w:name="_Toc225498951"/>
       <w:r>
         <w:t>Tárolt adatok</w:t>
       </w:r>
@@ -9591,7 +11891,7 @@
       <w:pPr>
         <w:pStyle w:val="Cmsor3"/>
       </w:pPr>
-      <w:bookmarkStart w:id="21" w:name="_Toc225455071"/>
+      <w:bookmarkStart w:id="21" w:name="_Toc225498952"/>
       <w:r>
         <w:t>Felhasználói adatok</w:t>
       </w:r>
@@ -9625,7 +11925,7 @@
       <w:pPr>
         <w:pStyle w:val="Cmsor3"/>
       </w:pPr>
-      <w:bookmarkStart w:id="22" w:name="_Toc225455072"/>
+      <w:bookmarkStart w:id="22" w:name="_Toc225498953"/>
       <w:r>
         <w:t>Esemény adatok</w:t>
       </w:r>
@@ -9681,7 +11981,7 @@
       <w:pPr>
         <w:pStyle w:val="Cmsor1"/>
       </w:pPr>
-      <w:bookmarkStart w:id="23" w:name="_Toc225455073"/>
+      <w:bookmarkStart w:id="23" w:name="_Toc225498954"/>
       <w:r>
         <w:lastRenderedPageBreak/>
         <w:t>Dokumentáció</w:t>
@@ -9692,7 +11992,7 @@
       <w:pPr>
         <w:pStyle w:val="Cmsor2"/>
       </w:pPr>
-      <w:bookmarkStart w:id="24" w:name="_Toc225455074"/>
+      <w:bookmarkStart w:id="24" w:name="_Toc225498955"/>
       <w:r>
         <w:t>Erőforrás terv, munkaidő nyilvántartás</w:t>
       </w:r>
@@ -9733,7 +12033,7 @@
       <w:pPr>
         <w:pStyle w:val="Cmsor2"/>
       </w:pPr>
-      <w:bookmarkStart w:id="25" w:name="_Toc225455075"/>
+      <w:bookmarkStart w:id="25" w:name="_Toc225498956"/>
       <w:r>
         <w:t>Technikai dokumentáció</w:t>
       </w:r>
@@ -9885,7 +12185,7 @@
       <w:pPr>
         <w:pStyle w:val="Cmsor2"/>
       </w:pPr>
-      <w:bookmarkStart w:id="26" w:name="_Toc225455076"/>
+      <w:bookmarkStart w:id="26" w:name="_Toc225498957"/>
       <w:r>
         <w:t xml:space="preserve">Forráskód </w:t>
       </w:r>
@@ -9925,7 +12225,7 @@
       <w:pPr>
         <w:pStyle w:val="Cmsor2"/>
       </w:pPr>
-      <w:bookmarkStart w:id="27" w:name="_Toc225455077"/>
+      <w:bookmarkStart w:id="27" w:name="_Toc225498958"/>
       <w:r>
         <w:t>Felhasználói dokumentáció</w:t>
       </w:r>
@@ -9940,7 +12240,7 @@
       <w:pPr>
         <w:pStyle w:val="Cmsor1"/>
       </w:pPr>
-      <w:bookmarkStart w:id="28" w:name="_Toc225455078"/>
+      <w:bookmarkStart w:id="28" w:name="_Toc225498959"/>
       <w:r>
         <w:lastRenderedPageBreak/>
         <w:t>Projekt adatlap</w:t>
@@ -10085,7 +12385,7 @@
       <w:pPr>
         <w:pStyle w:val="Cmsor1"/>
       </w:pPr>
-      <w:bookmarkStart w:id="29" w:name="_Toc225455079"/>
+      <w:bookmarkStart w:id="29" w:name="_Toc225498960"/>
       <w:r>
         <w:lastRenderedPageBreak/>
         <w:t>Algoritmusok</w:t>
@@ -10096,7 +12396,7 @@
       <w:pPr>
         <w:pStyle w:val="Cmsor2"/>
       </w:pPr>
-      <w:bookmarkStart w:id="30" w:name="_Toc225455080"/>
+      <w:bookmarkStart w:id="30" w:name="_Toc225498961"/>
       <w:r>
         <w:t>Bejelentkezés</w:t>
       </w:r>
@@ -10409,7 +12709,7 @@
         <w:pageBreakBefore/>
       </w:pPr>
       <w:bookmarkStart w:id="31" w:name="_Toc214930990"/>
-      <w:bookmarkStart w:id="32" w:name="_Toc225455081"/>
+      <w:bookmarkStart w:id="32" w:name="_Toc225498962"/>
       <w:r>
         <w:lastRenderedPageBreak/>
         <w:t>Regisztráció</w:t>
@@ -10811,7 +13111,7 @@
       <w:pPr>
         <w:pStyle w:val="Cmsor2"/>
       </w:pPr>
-      <w:bookmarkStart w:id="33" w:name="_Toc225455082"/>
+      <w:bookmarkStart w:id="33" w:name="_Toc225498963"/>
       <w:r>
         <w:t>Email verifikáció</w:t>
       </w:r>
@@ -11071,7 +13371,7 @@
         <w:pStyle w:val="Cmsor2"/>
         <w:pageBreakBefore/>
       </w:pPr>
-      <w:bookmarkStart w:id="34" w:name="_Toc225455083"/>
+      <w:bookmarkStart w:id="34" w:name="_Toc225498964"/>
       <w:r>
         <w:lastRenderedPageBreak/>
         <w:t>Kijelentkezés</w:t>
@@ -11201,7 +13501,7 @@
       <w:pPr>
         <w:pStyle w:val="Cmsor2"/>
       </w:pPr>
-      <w:bookmarkStart w:id="35" w:name="_Toc225455084"/>
+      <w:bookmarkStart w:id="35" w:name="_Toc225498965"/>
       <w:r>
         <w:t>Törzsadat keresés</w:t>
       </w:r>
@@ -11386,7 +13686,7 @@
       <w:pPr>
         <w:pStyle w:val="Cmsor2"/>
       </w:pPr>
-      <w:bookmarkStart w:id="36" w:name="_Toc225455085"/>
+      <w:bookmarkStart w:id="36" w:name="_Toc225498966"/>
       <w:r>
         <w:t>Osztály kezelése</w:t>
       </w:r>
@@ -11578,7 +13878,7 @@
       <w:pPr>
         <w:pStyle w:val="Cmsor2"/>
       </w:pPr>
-      <w:bookmarkStart w:id="37" w:name="_Toc225455086"/>
+      <w:bookmarkStart w:id="37" w:name="_Toc225498967"/>
       <w:r>
         <w:lastRenderedPageBreak/>
         <w:t>Kollab kérelem kezelése</w:t>
@@ -11999,7 +14299,7 @@
       <w:pPr>
         <w:pStyle w:val="Cmsor2"/>
       </w:pPr>
-      <w:bookmarkStart w:id="38" w:name="_Toc225455087"/>
+      <w:bookmarkStart w:id="38" w:name="_Toc225498968"/>
       <w:r>
         <w:t>Kollab esemény kérelmek listázása</w:t>
       </w:r>
@@ -12258,7 +14558,7 @@
         <w:pStyle w:val="Cmsor2"/>
         <w:pageBreakBefore/>
       </w:pPr>
-      <w:bookmarkStart w:id="39" w:name="_Toc225455088"/>
+      <w:bookmarkStart w:id="39" w:name="_Toc225498969"/>
       <w:r>
         <w:lastRenderedPageBreak/>
         <w:t>Intézményi Kérelem Kezelése</w:t>
@@ -12642,7 +14942,7 @@
         <w:pStyle w:val="Cmsor2"/>
       </w:pPr>
       <w:bookmarkStart w:id="40" w:name="_Toc214930991"/>
-      <w:bookmarkStart w:id="41" w:name="_Toc225455089"/>
+      <w:bookmarkStart w:id="41" w:name="_Toc225498970"/>
       <w:r>
         <w:t>Komment irás</w:t>
       </w:r>
@@ -12761,7 +15061,7 @@
         <w:pageBreakBefore/>
       </w:pPr>
       <w:bookmarkStart w:id="42" w:name="_Toc214930993"/>
-      <w:bookmarkStart w:id="43" w:name="_Toc225455090"/>
+      <w:bookmarkStart w:id="43" w:name="_Toc225498971"/>
       <w:r>
         <w:lastRenderedPageBreak/>
         <w:t>Esemény létrehozás</w:t>
@@ -13679,7 +15979,7 @@
         <w:pageBreakBefore/>
       </w:pPr>
       <w:bookmarkStart w:id="44" w:name="_Toc214930994"/>
-      <w:bookmarkStart w:id="45" w:name="_Toc225455091"/>
+      <w:bookmarkStart w:id="45" w:name="_Toc225498972"/>
       <w:r>
         <w:lastRenderedPageBreak/>
         <w:t xml:space="preserve">Esemény </w:t>
@@ -13966,7 +16266,7 @@
         <w:pageBreakBefore/>
       </w:pPr>
       <w:bookmarkStart w:id="46" w:name="_Toc214930995"/>
-      <w:bookmarkStart w:id="47" w:name="_Toc225455092"/>
+      <w:bookmarkStart w:id="47" w:name="_Toc225498973"/>
       <w:r>
         <w:lastRenderedPageBreak/>
         <w:t>Esemény listázása</w:t>
@@ -14320,7 +16620,7 @@
         <w:pageBreakBefore/>
       </w:pPr>
       <w:bookmarkStart w:id="48" w:name="_Toc214930996"/>
-      <w:bookmarkStart w:id="49" w:name="_Toc225455093"/>
+      <w:bookmarkStart w:id="49" w:name="_Toc225498974"/>
       <w:r>
         <w:lastRenderedPageBreak/>
         <w:t>Esemény priorizálás</w:t>
@@ -14732,7 +17032,7 @@
         <w:pageBreakBefore/>
       </w:pPr>
       <w:bookmarkStart w:id="50" w:name="_Toc214930997"/>
-      <w:bookmarkStart w:id="51" w:name="_Toc225455094"/>
+      <w:bookmarkStart w:id="51" w:name="_Toc225498975"/>
       <w:r>
         <w:lastRenderedPageBreak/>
         <w:t>Intézményhez csatlakozás</w:t>
@@ -15008,7 +17308,7 @@
         <w:pStyle w:val="Cmsor2"/>
         <w:pageBreakBefore/>
       </w:pPr>
-      <w:bookmarkStart w:id="52" w:name="_Toc225455095"/>
+      <w:bookmarkStart w:id="52" w:name="_Toc225498976"/>
       <w:r>
         <w:lastRenderedPageBreak/>
         <w:t>Ismétlődő esemény alkalom kezelése</w:t>
@@ -15575,7 +17875,7 @@
       <w:pPr>
         <w:pStyle w:val="Cmsor1"/>
       </w:pPr>
-      <w:bookmarkStart w:id="54" w:name="_Toc225455096"/>
+      <w:bookmarkStart w:id="54" w:name="_Toc225498977"/>
       <w:r>
         <w:lastRenderedPageBreak/>
         <w:t>Adatszerkezet</w:t>
@@ -15587,7 +17887,7 @@
         <w:pStyle w:val="Cmsor2"/>
       </w:pPr>
       <w:bookmarkStart w:id="55" w:name="_Toc213824870"/>
-      <w:bookmarkStart w:id="56" w:name="_Toc225455097"/>
+      <w:bookmarkStart w:id="56" w:name="_Toc225498978"/>
       <w:r>
         <w:t>Adatbázis táblái és mezői</w:t>
       </w:r>
@@ -15605,7 +17905,7 @@
           <w:noProof/>
         </w:rPr>
         <w:drawing>
-          <wp:inline distT="0" distB="0" distL="0" distR="0" wp14:anchorId="481056E2" wp14:editId="1FAEEC49">
+          <wp:inline distT="0" distB="0" distL="0" distR="0" wp14:anchorId="481056E2" wp14:editId="59A4E444">
             <wp:extent cx="7333287" cy="7808300"/>
             <wp:effectExtent l="0" t="0" r="1270" b="2540"/>
             <wp:docPr id="41" name="Kép 41"/>
@@ -15662,7 +17962,7 @@
         </w:rPr>
       </w:pPr>
       <w:bookmarkStart w:id="57" w:name="_Toc213824871"/>
-      <w:bookmarkStart w:id="58" w:name="_Toc225455098"/>
+      <w:bookmarkStart w:id="58" w:name="_Toc225498979"/>
       <w:r>
         <w:rPr>
           <w:bCs/>
@@ -15820,7 +18120,7 @@
         </w:rPr>
       </w:pPr>
       <w:bookmarkStart w:id="59" w:name="_Toc213824872"/>
-      <w:bookmarkStart w:id="60" w:name="_Toc225455099"/>
+      <w:bookmarkStart w:id="60" w:name="_Toc225498980"/>
       <w:r>
         <w:rPr>
           <w:bCs/>
@@ -16078,7 +18378,7 @@
         </w:rPr>
       </w:pPr>
       <w:bookmarkStart w:id="61" w:name="_Toc213824873"/>
-      <w:bookmarkStart w:id="62" w:name="_Toc225455100"/>
+      <w:bookmarkStart w:id="62" w:name="_Toc225498981"/>
       <w:r>
         <w:rPr>
           <w:bCs/>
@@ -16290,7 +18590,7 @@
         </w:rPr>
       </w:pPr>
       <w:bookmarkStart w:id="63" w:name="_Toc213824874"/>
-      <w:bookmarkStart w:id="64" w:name="_Toc225455101"/>
+      <w:bookmarkStart w:id="64" w:name="_Toc225498982"/>
       <w:r>
         <w:rPr>
           <w:bCs/>
@@ -16543,7 +18843,7 @@
         </w:rPr>
       </w:pPr>
       <w:bookmarkStart w:id="65" w:name="_Toc213824875"/>
-      <w:bookmarkStart w:id="66" w:name="_Toc225455102"/>
+      <w:bookmarkStart w:id="66" w:name="_Toc225498983"/>
       <w:r>
         <w:rPr>
           <w:bCs/>
@@ -16742,7 +19042,7 @@
         </w:rPr>
       </w:pPr>
       <w:bookmarkStart w:id="67" w:name="_Toc213824876"/>
-      <w:bookmarkStart w:id="68" w:name="_Toc225455103"/>
+      <w:bookmarkStart w:id="68" w:name="_Toc225498984"/>
       <w:r>
         <w:rPr>
           <w:bCs/>
@@ -16988,7 +19288,7 @@
         </w:rPr>
       </w:pPr>
       <w:bookmarkStart w:id="69" w:name="_Toc213824877"/>
-      <w:bookmarkStart w:id="70" w:name="_Toc225455104"/>
+      <w:bookmarkStart w:id="70" w:name="_Toc225498985"/>
       <w:r>
         <w:rPr>
           <w:bCs/>
@@ -17165,7 +19465,7 @@
         </w:rPr>
       </w:pPr>
       <w:bookmarkStart w:id="71" w:name="_Toc213824878"/>
-      <w:bookmarkStart w:id="72" w:name="_Toc225455105"/>
+      <w:bookmarkStart w:id="72" w:name="_Toc225498986"/>
       <w:r>
         <w:rPr>
           <w:bCs/>
@@ -17370,7 +19670,7 @@
         </w:rPr>
       </w:pPr>
       <w:bookmarkStart w:id="73" w:name="_Toc213824879"/>
-      <w:bookmarkStart w:id="74" w:name="_Toc225455106"/>
+      <w:bookmarkStart w:id="74" w:name="_Toc225498987"/>
       <w:r>
         <w:rPr>
           <w:bCs/>
@@ -17570,7 +19870,7 @@
         </w:rPr>
       </w:pPr>
       <w:bookmarkStart w:id="75" w:name="_Toc213824880"/>
-      <w:bookmarkStart w:id="76" w:name="_Toc225455107"/>
+      <w:bookmarkStart w:id="76" w:name="_Toc225498988"/>
       <w:r>
         <w:rPr>
           <w:bCs/>
@@ -17742,7 +20042,7 @@
         </w:rPr>
       </w:pPr>
       <w:bookmarkStart w:id="77" w:name="_Toc213824881"/>
-      <w:bookmarkStart w:id="78" w:name="_Toc225455108"/>
+      <w:bookmarkStart w:id="78" w:name="_Toc225498989"/>
       <w:r>
         <w:rPr>
           <w:bCs/>
@@ -17939,7 +20239,7 @@
         </w:rPr>
       </w:pPr>
       <w:bookmarkStart w:id="79" w:name="_Toc213824882"/>
-      <w:bookmarkStart w:id="80" w:name="_Toc225455109"/>
+      <w:bookmarkStart w:id="80" w:name="_Toc225498990"/>
       <w:r>
         <w:rPr>
           <w:bCs/>
@@ -18092,7 +20392,7 @@
         </w:rPr>
       </w:pPr>
       <w:bookmarkStart w:id="81" w:name="_Toc213824883"/>
-      <w:bookmarkStart w:id="82" w:name="_Toc225455110"/>
+      <w:bookmarkStart w:id="82" w:name="_Toc225498991"/>
       <w:r>
         <w:rPr>
           <w:bCs/>
@@ -18245,7 +20545,7 @@
         </w:rPr>
       </w:pPr>
       <w:bookmarkStart w:id="83" w:name="_Toc213824884"/>
-      <w:bookmarkStart w:id="84" w:name="_Toc225455111"/>
+      <w:bookmarkStart w:id="84" w:name="_Toc225498992"/>
       <w:r>
         <w:rPr>
           <w:bCs/>
@@ -18407,7 +20707,7 @@
         <w:pageBreakBefore/>
       </w:pPr>
       <w:bookmarkStart w:id="85" w:name="_Toc213824885"/>
-      <w:bookmarkStart w:id="86" w:name="_Toc225455112"/>
+      <w:bookmarkStart w:id="86" w:name="_Toc225498993"/>
       <w:r>
         <w:lastRenderedPageBreak/>
         <w:t>inner_region (</w:t>
@@ -18579,7 +20879,7 @@
         <w:pStyle w:val="Cmsor2"/>
       </w:pPr>
       <w:bookmarkStart w:id="87" w:name="_Toc213824886"/>
-      <w:bookmarkStart w:id="88" w:name="_Toc225455113"/>
+      <w:bookmarkStart w:id="88" w:name="_Toc225498994"/>
       <w:r>
         <w:t>settlement (Települések)</w:t>
       </w:r>
@@ -18742,7 +21042,7 @@
       <w:pPr>
         <w:pStyle w:val="Cmsor1"/>
       </w:pPr>
-      <w:bookmarkStart w:id="89" w:name="_Toc225455114"/>
+      <w:bookmarkStart w:id="89" w:name="_Toc225498995"/>
       <w:r>
         <w:lastRenderedPageBreak/>
         <w:t>Tesztesetek</w:t>
@@ -18753,7 +21053,7 @@
       <w:pPr>
         <w:pStyle w:val="Cmsor2"/>
       </w:pPr>
-      <w:bookmarkStart w:id="90" w:name="_Toc225455115"/>
+      <w:bookmarkStart w:id="90" w:name="_Toc225498996"/>
       <w:r>
         <w:t>Frontend tesztelés</w:t>
       </w:r>
@@ -18764,7 +21064,7 @@
         <w:pStyle w:val="Cmsor3"/>
       </w:pPr>
       <w:bookmarkStart w:id="91" w:name="_Toc223080408"/>
-      <w:bookmarkStart w:id="92" w:name="_Toc225455116"/>
+      <w:bookmarkStart w:id="92" w:name="_Toc225498997"/>
       <w:bookmarkEnd w:id="53"/>
       <w:r>
         <w:t>Sikeres regisztráció</w:t>
@@ -18994,7 +21294,7 @@
         <w:pageBreakBefore/>
       </w:pPr>
       <w:bookmarkStart w:id="93" w:name="_Toc223080409"/>
-      <w:bookmarkStart w:id="94" w:name="_Toc225455117"/>
+      <w:bookmarkStart w:id="94" w:name="_Toc225498998"/>
       <w:r>
         <w:lastRenderedPageBreak/>
         <w:t>Regisztráció gyenge jelszóval</w:t>
@@ -19225,7 +21525,7 @@
         <w:pageBreakBefore/>
       </w:pPr>
       <w:bookmarkStart w:id="95" w:name="_Toc223080410"/>
-      <w:bookmarkStart w:id="96" w:name="_Toc225455118"/>
+      <w:bookmarkStart w:id="96" w:name="_Toc225498999"/>
       <w:r>
         <w:lastRenderedPageBreak/>
         <w:t>Regisztráció ÁSZF elfogadása nélkül</w:t>
@@ -19514,7 +21814,7 @@
         <w:pageBreakBefore/>
       </w:pPr>
       <w:bookmarkStart w:id="97" w:name="_Toc223080411"/>
-      <w:bookmarkStart w:id="98" w:name="_Toc225455119"/>
+      <w:bookmarkStart w:id="98" w:name="_Toc225499000"/>
       <w:r>
         <w:lastRenderedPageBreak/>
         <w:t>Regisztráció eltérő jelszavakkal</w:t>
@@ -19784,7 +22084,7 @@
         </w:rPr>
       </w:pPr>
       <w:bookmarkStart w:id="99" w:name="_Toc223080412"/>
-      <w:bookmarkStart w:id="100" w:name="_Toc225455120"/>
+      <w:bookmarkStart w:id="100" w:name="_Toc225499001"/>
       <w:r>
         <w:rPr>
           <w:lang w:eastAsia="hu-HU"/>
@@ -20057,7 +22357,7 @@
         </w:rPr>
       </w:pPr>
       <w:bookmarkStart w:id="101" w:name="_Toc223080413"/>
-      <w:bookmarkStart w:id="102" w:name="_Toc225455121"/>
+      <w:bookmarkStart w:id="102" w:name="_Toc225499002"/>
       <w:r>
         <w:rPr>
           <w:lang w:eastAsia="hu-HU"/>
@@ -20358,7 +22658,7 @@
         </w:rPr>
       </w:pPr>
       <w:bookmarkStart w:id="103" w:name="_Toc223080414"/>
-      <w:bookmarkStart w:id="104" w:name="_Toc225455122"/>
+      <w:bookmarkStart w:id="104" w:name="_Toc225499003"/>
       <w:r>
         <w:rPr>
           <w:lang w:eastAsia="hu-HU"/>
@@ -20663,7 +22963,7 @@
         </w:rPr>
       </w:pPr>
       <w:bookmarkStart w:id="105" w:name="_Toc223080415"/>
-      <w:bookmarkStart w:id="106" w:name="_Toc225455123"/>
+      <w:bookmarkStart w:id="106" w:name="_Toc225499004"/>
       <w:r>
         <w:rPr>
           <w:lang w:eastAsia="hu-HU"/>
@@ -20928,7 +23228,7 @@
         </w:rPr>
       </w:pPr>
       <w:bookmarkStart w:id="107" w:name="_Toc223080416"/>
-      <w:bookmarkStart w:id="108" w:name="_Toc225455124"/>
+      <w:bookmarkStart w:id="108" w:name="_Toc225499005"/>
       <w:r>
         <w:rPr>
           <w:lang w:eastAsia="hu-HU"/>
@@ -21210,7 +23510,7 @@
         </w:rPr>
       </w:pPr>
       <w:bookmarkStart w:id="109" w:name="_Toc223080417"/>
-      <w:bookmarkStart w:id="110" w:name="_Toc225455125"/>
+      <w:bookmarkStart w:id="110" w:name="_Toc225499006"/>
       <w:r>
         <w:rPr>
           <w:lang w:eastAsia="hu-HU"/>
@@ -21454,7 +23754,7 @@
         <w:pageBreakBefore/>
       </w:pPr>
       <w:bookmarkStart w:id="111" w:name="_Toc223080418"/>
-      <w:bookmarkStart w:id="112" w:name="_Toc225455126"/>
+      <w:bookmarkStart w:id="112" w:name="_Toc225499007"/>
       <w:r>
         <w:lastRenderedPageBreak/>
         <w:t>Admin intézmény létrehozása sikeresen</w:t>
@@ -21730,7 +24030,7 @@
         <w:pageBreakBefore/>
       </w:pPr>
       <w:bookmarkStart w:id="113" w:name="_Toc223080419"/>
-      <w:bookmarkStart w:id="114" w:name="_Toc225455127"/>
+      <w:bookmarkStart w:id="114" w:name="_Toc225499008"/>
       <w:r>
         <w:lastRenderedPageBreak/>
         <w:t>Admin intézmény létrehozása duplikált névvel (hibakezelés)</w:t>
@@ -22020,7 +24320,7 @@
         </w:rPr>
       </w:pPr>
       <w:bookmarkStart w:id="115" w:name="_Toc223080420"/>
-      <w:bookmarkStart w:id="116" w:name="_Toc225455128"/>
+      <w:bookmarkStart w:id="116" w:name="_Toc225499009"/>
       <w:r>
         <w:rPr>
           <w:lang w:eastAsia="hu-HU"/>
@@ -22039,7 +24339,7 @@
         </w:rPr>
       </w:pPr>
       <w:bookmarkStart w:id="117" w:name="_Toc223080421"/>
-      <w:bookmarkStart w:id="118" w:name="_Toc225455129"/>
+      <w:bookmarkStart w:id="118" w:name="_Toc225499010"/>
       <w:r>
         <w:rPr>
           <w:lang w:eastAsia="hu-HU"/>
@@ -22272,7 +24572,7 @@
         </w:rPr>
       </w:pPr>
       <w:bookmarkStart w:id="119" w:name="_Toc223080422"/>
-      <w:bookmarkStart w:id="120" w:name="_Toc225455130"/>
+      <w:bookmarkStart w:id="120" w:name="_Toc225499011"/>
       <w:r>
         <w:rPr>
           <w:lang w:eastAsia="hu-HU"/>
@@ -22469,7 +24769,7 @@
         </w:rPr>
       </w:pPr>
       <w:bookmarkStart w:id="121" w:name="_Toc223080423"/>
-      <w:bookmarkStart w:id="122" w:name="_Toc225455131"/>
+      <w:bookmarkStart w:id="122" w:name="_Toc225499012"/>
       <w:r>
         <w:rPr>
           <w:lang w:eastAsia="hu-HU"/>
@@ -22703,7 +25003,7 @@
         </w:rPr>
       </w:pPr>
       <w:bookmarkStart w:id="123" w:name="_Toc223080424"/>
-      <w:bookmarkStart w:id="124" w:name="_Toc225455132"/>
+      <w:bookmarkStart w:id="124" w:name="_Toc225499013"/>
       <w:r>
         <w:rPr>
           <w:lang w:eastAsia="hu-HU"/>
@@ -22913,7 +25213,7 @@
         </w:rPr>
       </w:pPr>
       <w:bookmarkStart w:id="125" w:name="_Toc223080425"/>
-      <w:bookmarkStart w:id="126" w:name="_Toc225455133"/>
+      <w:bookmarkStart w:id="126" w:name="_Toc225499014"/>
       <w:r>
         <w:rPr>
           <w:lang w:eastAsia="hu-HU"/>
@@ -23143,7 +25443,7 @@
         </w:rPr>
       </w:pPr>
       <w:bookmarkStart w:id="127" w:name="_Toc223080426"/>
-      <w:bookmarkStart w:id="128" w:name="_Toc225455134"/>
+      <w:bookmarkStart w:id="128" w:name="_Toc225499015"/>
       <w:r>
         <w:rPr>
           <w:lang w:eastAsia="hu-HU"/>
@@ -23379,7 +25679,7 @@
         </w:rPr>
       </w:pPr>
       <w:bookmarkStart w:id="129" w:name="_Toc223080427"/>
-      <w:bookmarkStart w:id="130" w:name="_Toc225455135"/>
+      <w:bookmarkStart w:id="130" w:name="_Toc225499016"/>
       <w:r>
         <w:rPr>
           <w:lang w:eastAsia="hu-HU"/>
@@ -23699,7 +25999,7 @@
         </w:rPr>
       </w:pPr>
       <w:bookmarkStart w:id="131" w:name="_Toc223080428"/>
-      <w:bookmarkStart w:id="132" w:name="_Toc225455136"/>
+      <w:bookmarkStart w:id="132" w:name="_Toc225499017"/>
       <w:r>
         <w:rPr>
           <w:lang w:eastAsia="hu-HU"/>
@@ -23947,7 +26247,7 @@
         </w:rPr>
       </w:pPr>
       <w:bookmarkStart w:id="133" w:name="_Toc223080429"/>
-      <w:bookmarkStart w:id="134" w:name="_Toc225455137"/>
+      <w:bookmarkStart w:id="134" w:name="_Toc225499018"/>
       <w:r>
         <w:rPr>
           <w:lang w:eastAsia="hu-HU"/>
@@ -24161,7 +26461,7 @@
         </w:rPr>
       </w:pPr>
       <w:bookmarkStart w:id="135" w:name="_Toc223080430"/>
-      <w:bookmarkStart w:id="136" w:name="_Toc225455138"/>
+      <w:bookmarkStart w:id="136" w:name="_Toc225499019"/>
       <w:r>
         <w:rPr>
           <w:lang w:eastAsia="hu-HU"/>
@@ -24398,9 +26698,1991 @@
     </w:p>
     <w:p>
       <w:pPr>
-        <w:pStyle w:val="pszeudo"/>
-        <w:ind w:left="0"/>
-      </w:pPr>
+        <w:pStyle w:val="Cmsor1"/>
+        <w:rPr>
+          <w:lang w:eastAsia="hu-HU"/>
+        </w:rPr>
+      </w:pPr>
+      <w:bookmarkStart w:id="137" w:name="_Toc225499020"/>
+      <w:r>
+        <w:rPr>
+          <w:lang w:eastAsia="hu-HU"/>
+        </w:rPr>
+        <w:lastRenderedPageBreak/>
+        <w:t>Felhasználói dokumentáció</w:t>
+      </w:r>
+      <w:bookmarkEnd w:id="137"/>
+    </w:p>
+    <w:p>
+      <w:pPr>
+        <w:pStyle w:val="Cmsor2"/>
+        <w:rPr>
+          <w:lang w:eastAsia="hu-HU"/>
+        </w:rPr>
+      </w:pPr>
+      <w:bookmarkStart w:id="138" w:name="_Toc225499021"/>
+      <w:r>
+        <w:rPr>
+          <w:lang w:eastAsia="hu-HU"/>
+        </w:rPr>
+        <w:t>A rendszer rövid bemutatása</w:t>
+      </w:r>
+      <w:bookmarkEnd w:id="138"/>
+    </w:p>
+    <w:p>
+      <w:pPr>
+        <w:rPr>
+          <w:lang w:eastAsia="hu-HU"/>
+        </w:rPr>
+      </w:pPr>
+      <w:r>
+        <w:rPr>
+          <w:lang w:eastAsia="hu-HU"/>
+        </w:rPr>
+        <w:t xml:space="preserve">Az </w:t>
+      </w:r>
+      <w:proofErr w:type="spellStart"/>
+      <w:r>
+        <w:rPr>
+          <w:lang w:eastAsia="hu-HU"/>
+        </w:rPr>
+        <w:t>EseményTér</w:t>
+      </w:r>
+      <w:proofErr w:type="spellEnd"/>
+      <w:r>
+        <w:rPr>
+          <w:lang w:eastAsia="hu-HU"/>
+        </w:rPr>
+        <w:t xml:space="preserve"> egy webes felület, amely az iskolai események szervezését és kommunikációját támogatja. A rendszerben a felhasználók szerepkör alapján férnek hozzá az egyes funkciókhoz.</w:t>
+      </w:r>
+    </w:p>
+    <w:p>
+      <w:pPr>
+        <w:rPr>
+          <w:lang w:eastAsia="hu-HU"/>
+        </w:rPr>
+      </w:pPr>
+    </w:p>
+    <w:p>
+      <w:pPr>
+        <w:rPr>
+          <w:b/>
+          <w:bCs/>
+          <w:lang w:eastAsia="hu-HU"/>
+        </w:rPr>
+      </w:pPr>
+      <w:r>
+        <w:rPr>
+          <w:b/>
+          <w:bCs/>
+          <w:lang w:eastAsia="hu-HU"/>
+        </w:rPr>
+        <w:t>Támogatott szerepkörök:</w:t>
+      </w:r>
+    </w:p>
+    <w:p>
+      <w:pPr>
+        <w:pStyle w:val="Listaszerbekezds"/>
+        <w:numPr>
+          <w:ilvl w:val="0"/>
+          <w:numId w:val="34"/>
+        </w:numPr>
+        <w:rPr>
+          <w:lang w:eastAsia="hu-HU"/>
+        </w:rPr>
+      </w:pPr>
+      <w:r>
+        <w:rPr>
+          <w:lang w:eastAsia="hu-HU"/>
+        </w:rPr>
+        <w:t>vendég (nem bejelentkezett felhasználó)</w:t>
+      </w:r>
+    </w:p>
+    <w:p>
+      <w:pPr>
+        <w:pStyle w:val="Listaszerbekezds"/>
+        <w:numPr>
+          <w:ilvl w:val="0"/>
+          <w:numId w:val="34"/>
+        </w:numPr>
+        <w:rPr>
+          <w:lang w:eastAsia="hu-HU"/>
+        </w:rPr>
+      </w:pPr>
+      <w:r>
+        <w:rPr>
+          <w:lang w:eastAsia="hu-HU"/>
+        </w:rPr>
+        <w:t>diák</w:t>
+      </w:r>
+    </w:p>
+    <w:p>
+      <w:pPr>
+        <w:pStyle w:val="Listaszerbekezds"/>
+        <w:numPr>
+          <w:ilvl w:val="0"/>
+          <w:numId w:val="34"/>
+        </w:numPr>
+        <w:rPr>
+          <w:lang w:eastAsia="hu-HU"/>
+        </w:rPr>
+      </w:pPr>
+      <w:r>
+        <w:rPr>
+          <w:lang w:eastAsia="hu-HU"/>
+        </w:rPr>
+        <w:t>tanár</w:t>
+      </w:r>
+    </w:p>
+    <w:p>
+      <w:pPr>
+        <w:pStyle w:val="Listaszerbekezds"/>
+        <w:numPr>
+          <w:ilvl w:val="0"/>
+          <w:numId w:val="34"/>
+        </w:numPr>
+        <w:rPr>
+          <w:lang w:eastAsia="hu-HU"/>
+        </w:rPr>
+      </w:pPr>
+      <w:r>
+        <w:rPr>
+          <w:lang w:eastAsia="hu-HU"/>
+        </w:rPr>
+        <w:t>adminisztrátor</w:t>
+      </w:r>
+    </w:p>
+    <w:p>
+      <w:pPr>
+        <w:pStyle w:val="Cmsor2"/>
+        <w:rPr>
+          <w:lang w:eastAsia="hu-HU"/>
+        </w:rPr>
+      </w:pPr>
+      <w:bookmarkStart w:id="139" w:name="_Toc225499022"/>
+      <w:r>
+        <w:rPr>
+          <w:lang w:eastAsia="hu-HU"/>
+        </w:rPr>
+        <w:t>Belépés és fiókhasználat</w:t>
+      </w:r>
+      <w:bookmarkEnd w:id="139"/>
+    </w:p>
+    <w:p>
+      <w:pPr>
+        <w:pStyle w:val="Cmsor3"/>
+        <w:rPr>
+          <w:lang w:eastAsia="hu-HU"/>
+        </w:rPr>
+      </w:pPr>
+      <w:bookmarkStart w:id="140" w:name="_Toc225499023"/>
+      <w:r>
+        <w:rPr>
+          <w:lang w:eastAsia="hu-HU"/>
+        </w:rPr>
+        <w:t>Regisztráció</w:t>
+      </w:r>
+      <w:bookmarkEnd w:id="140"/>
+    </w:p>
+    <w:p>
+      <w:pPr>
+        <w:pStyle w:val="Listaszerbekezds"/>
+        <w:numPr>
+          <w:ilvl w:val="0"/>
+          <w:numId w:val="35"/>
+        </w:numPr>
+        <w:rPr>
+          <w:lang w:eastAsia="hu-HU"/>
+        </w:rPr>
+      </w:pPr>
+      <w:r>
+        <w:rPr>
+          <w:lang w:eastAsia="hu-HU"/>
+        </w:rPr>
+        <w:t>Nyisd meg a Regisztráció oldalt</w:t>
+      </w:r>
+      <w:r>
+        <w:rPr>
+          <w:lang w:eastAsia="hu-HU"/>
+        </w:rPr>
+        <w:t>.</w:t>
+      </w:r>
+    </w:p>
+    <w:p>
+      <w:pPr>
+        <w:pStyle w:val="Listaszerbekezds"/>
+        <w:numPr>
+          <w:ilvl w:val="0"/>
+          <w:numId w:val="35"/>
+        </w:numPr>
+        <w:rPr>
+          <w:lang w:eastAsia="hu-HU"/>
+        </w:rPr>
+      </w:pPr>
+      <w:r>
+        <w:rPr>
+          <w:lang w:eastAsia="hu-HU"/>
+        </w:rPr>
+        <w:t>Add meg a nevedet, email címedet és jelszavadat.</w:t>
+      </w:r>
+    </w:p>
+    <w:p>
+      <w:pPr>
+        <w:pStyle w:val="Listaszerbekezds"/>
+        <w:numPr>
+          <w:ilvl w:val="0"/>
+          <w:numId w:val="35"/>
+        </w:numPr>
+        <w:rPr>
+          <w:lang w:eastAsia="hu-HU"/>
+        </w:rPr>
+      </w:pPr>
+      <w:r>
+        <w:rPr>
+          <w:lang w:eastAsia="hu-HU"/>
+        </w:rPr>
+        <w:t>Erősítsd meg a jelszót.</w:t>
+      </w:r>
+    </w:p>
+    <w:p>
+      <w:pPr>
+        <w:pStyle w:val="Listaszerbekezds"/>
+        <w:numPr>
+          <w:ilvl w:val="0"/>
+          <w:numId w:val="35"/>
+        </w:numPr>
+        <w:rPr>
+          <w:lang w:eastAsia="hu-HU"/>
+        </w:rPr>
+      </w:pPr>
+      <w:r>
+        <w:rPr>
+          <w:lang w:eastAsia="hu-HU"/>
+        </w:rPr>
+        <w:t>Fogadd el az ÁSZF-et és az adatvédelmi nyilatkozatot.</w:t>
+      </w:r>
+    </w:p>
+    <w:p>
+      <w:pPr>
+        <w:pStyle w:val="Listaszerbekezds"/>
+        <w:numPr>
+          <w:ilvl w:val="0"/>
+          <w:numId w:val="35"/>
+        </w:numPr>
+        <w:rPr>
+          <w:lang w:eastAsia="hu-HU"/>
+        </w:rPr>
+      </w:pPr>
+      <w:r>
+        <w:rPr>
+          <w:lang w:eastAsia="hu-HU"/>
+        </w:rPr>
+        <w:t>Kattints a Regisztráció gombra.</w:t>
+      </w:r>
+    </w:p>
+    <w:p>
+      <w:pPr>
+        <w:pStyle w:val="Cmsor3"/>
+        <w:rPr>
+          <w:lang w:eastAsia="hu-HU"/>
+        </w:rPr>
+      </w:pPr>
+      <w:bookmarkStart w:id="141" w:name="_Toc225499024"/>
+      <w:r>
+        <w:rPr>
+          <w:lang w:eastAsia="hu-HU"/>
+        </w:rPr>
+        <w:t>Email megerősítés</w:t>
+      </w:r>
+      <w:bookmarkEnd w:id="141"/>
+    </w:p>
+    <w:p>
+      <w:pPr>
+        <w:pStyle w:val="Listaszerbekezds"/>
+        <w:numPr>
+          <w:ilvl w:val="0"/>
+          <w:numId w:val="36"/>
+        </w:numPr>
+        <w:rPr>
+          <w:lang w:eastAsia="hu-HU"/>
+        </w:rPr>
+      </w:pPr>
+      <w:r>
+        <w:rPr>
+          <w:lang w:eastAsia="hu-HU"/>
+        </w:rPr>
+        <w:t>A rendszer megerősítő emailt küld a megadott címre.</w:t>
+      </w:r>
+    </w:p>
+    <w:p>
+      <w:pPr>
+        <w:pStyle w:val="Listaszerbekezds"/>
+        <w:numPr>
+          <w:ilvl w:val="0"/>
+          <w:numId w:val="36"/>
+        </w:numPr>
+        <w:rPr>
+          <w:lang w:eastAsia="hu-HU"/>
+        </w:rPr>
+      </w:pPr>
+      <w:r>
+        <w:rPr>
+          <w:lang w:eastAsia="hu-HU"/>
+        </w:rPr>
+        <w:t>Az emailben található linkre kattintva hitelesítsd a fiókot.</w:t>
+      </w:r>
+    </w:p>
+    <w:p>
+      <w:pPr>
+        <w:pStyle w:val="Listaszerbekezds"/>
+        <w:numPr>
+          <w:ilvl w:val="0"/>
+          <w:numId w:val="36"/>
+        </w:numPr>
+        <w:rPr>
+          <w:lang w:eastAsia="hu-HU"/>
+        </w:rPr>
+      </w:pPr>
+      <w:r>
+        <w:rPr>
+          <w:lang w:eastAsia="hu-HU"/>
+        </w:rPr>
+        <w:t>Sikeres megerősítés után be tudsz jelentkezni és teljes hozzáférést kapsz.</w:t>
+      </w:r>
+    </w:p>
+    <w:p>
+      <w:pPr>
+        <w:pStyle w:val="Cmsor3"/>
+        <w:rPr>
+          <w:lang w:eastAsia="hu-HU"/>
+        </w:rPr>
+      </w:pPr>
+      <w:bookmarkStart w:id="142" w:name="_Toc225499025"/>
+      <w:r>
+        <w:rPr>
+          <w:lang w:eastAsia="hu-HU"/>
+        </w:rPr>
+        <w:t>Bejelentkezés</w:t>
+      </w:r>
+      <w:bookmarkEnd w:id="142"/>
+    </w:p>
+    <w:p>
+      <w:pPr>
+        <w:pStyle w:val="Listaszerbekezds"/>
+        <w:numPr>
+          <w:ilvl w:val="0"/>
+          <w:numId w:val="37"/>
+        </w:numPr>
+        <w:rPr>
+          <w:lang w:eastAsia="hu-HU"/>
+        </w:rPr>
+      </w:pPr>
+      <w:r>
+        <w:rPr>
+          <w:lang w:eastAsia="hu-HU"/>
+        </w:rPr>
+        <w:t>A Bejelentkezés oldalon add meg email címedet és jelszavadat.</w:t>
+      </w:r>
+    </w:p>
+    <w:p>
+      <w:pPr>
+        <w:pStyle w:val="Listaszerbekezds"/>
+        <w:numPr>
+          <w:ilvl w:val="0"/>
+          <w:numId w:val="37"/>
+        </w:numPr>
+        <w:rPr>
+          <w:lang w:eastAsia="hu-HU"/>
+        </w:rPr>
+      </w:pPr>
+      <w:r>
+        <w:rPr>
+          <w:lang w:eastAsia="hu-HU"/>
+        </w:rPr>
+        <w:t>Igény szerint használd az Emlékezz rám opciót.</w:t>
+      </w:r>
+    </w:p>
+    <w:p>
+      <w:pPr>
+        <w:pStyle w:val="Listaszerbekezds"/>
+        <w:numPr>
+          <w:ilvl w:val="0"/>
+          <w:numId w:val="37"/>
+        </w:numPr>
+        <w:rPr>
+          <w:lang w:eastAsia="hu-HU"/>
+        </w:rPr>
+      </w:pPr>
+      <w:r>
+        <w:rPr>
+          <w:lang w:eastAsia="hu-HU"/>
+        </w:rPr>
+        <w:t>Sikeres bejelentkezés után a rendszer a megfelelő irányítópultra navigál.</w:t>
+      </w:r>
+    </w:p>
+    <w:p>
+      <w:pPr>
+        <w:pStyle w:val="Cmsor3"/>
+        <w:pageBreakBefore/>
+        <w:rPr>
+          <w:lang w:eastAsia="hu-HU"/>
+        </w:rPr>
+      </w:pPr>
+      <w:bookmarkStart w:id="143" w:name="_Toc225499026"/>
+      <w:r>
+        <w:rPr>
+          <w:lang w:eastAsia="hu-HU"/>
+        </w:rPr>
+        <w:lastRenderedPageBreak/>
+        <w:t>Bejelentkezés szerepkör szerint (diák, tanár, admin)</w:t>
+      </w:r>
+      <w:bookmarkEnd w:id="143"/>
+    </w:p>
+    <w:p>
+      <w:pPr>
+        <w:rPr>
+          <w:lang w:eastAsia="hu-HU"/>
+        </w:rPr>
+      </w:pPr>
+      <w:r>
+        <w:rPr>
+          <w:lang w:eastAsia="hu-HU"/>
+        </w:rPr>
+        <w:t>A regisztráció után a felhasználó kiválasztja, milyen szerepkörben szeretné használni a rendszert.</w:t>
+      </w:r>
+    </w:p>
+    <w:p>
+      <w:pPr>
+        <w:rPr>
+          <w:lang w:eastAsia="hu-HU"/>
+        </w:rPr>
+      </w:pPr>
+    </w:p>
+    <w:p>
+      <w:pPr>
+        <w:rPr>
+          <w:lang w:eastAsia="hu-HU"/>
+        </w:rPr>
+      </w:pPr>
+      <w:r>
+        <w:rPr>
+          <w:lang w:eastAsia="hu-HU"/>
+        </w:rPr>
+        <w:t>Diák jelentkezés:</w:t>
+      </w:r>
+    </w:p>
+    <w:p>
+      <w:pPr>
+        <w:pStyle w:val="Listaszerbekezds"/>
+        <w:numPr>
+          <w:ilvl w:val="0"/>
+          <w:numId w:val="40"/>
+        </w:numPr>
+        <w:rPr>
+          <w:lang w:eastAsia="hu-HU"/>
+        </w:rPr>
+      </w:pPr>
+      <w:r>
+        <w:rPr>
+          <w:lang w:eastAsia="hu-HU"/>
+        </w:rPr>
+        <w:t>Válaszd a diák szerepkört a profilbeállítás során.</w:t>
+      </w:r>
+    </w:p>
+    <w:p>
+      <w:pPr>
+        <w:pStyle w:val="Listaszerbekezds"/>
+        <w:numPr>
+          <w:ilvl w:val="0"/>
+          <w:numId w:val="40"/>
+        </w:numPr>
+        <w:rPr>
+          <w:lang w:eastAsia="hu-HU"/>
+        </w:rPr>
+      </w:pPr>
+      <w:r>
+        <w:rPr>
+          <w:lang w:eastAsia="hu-HU"/>
+        </w:rPr>
+        <w:t>Add meg az intézményi adatokat (régió, település, intézmény).</w:t>
+      </w:r>
+    </w:p>
+    <w:p>
+      <w:pPr>
+        <w:pStyle w:val="Listaszerbekezds"/>
+        <w:numPr>
+          <w:ilvl w:val="0"/>
+          <w:numId w:val="40"/>
+        </w:numPr>
+        <w:rPr>
+          <w:lang w:eastAsia="hu-HU"/>
+        </w:rPr>
+      </w:pPr>
+      <w:r>
+        <w:rPr>
+          <w:lang w:eastAsia="hu-HU"/>
+        </w:rPr>
+        <w:t>Küldd be az intézményi csatlakozási kérelmet diák szerepkörrel.</w:t>
+      </w:r>
+    </w:p>
+    <w:p>
+      <w:pPr>
+        <w:pStyle w:val="Listaszerbekezds"/>
+        <w:numPr>
+          <w:ilvl w:val="0"/>
+          <w:numId w:val="40"/>
+        </w:numPr>
+        <w:rPr>
+          <w:lang w:eastAsia="hu-HU"/>
+        </w:rPr>
+      </w:pPr>
+      <w:r>
+        <w:rPr>
+          <w:lang w:eastAsia="hu-HU"/>
+        </w:rPr>
+        <w:t>Az intézményi admin jóváhagyása után aktiválódik a diák tagság.</w:t>
+      </w:r>
+    </w:p>
+    <w:p>
+      <w:pPr>
+        <w:ind w:left="928" w:firstLine="0"/>
+        <w:rPr>
+          <w:lang w:eastAsia="hu-HU"/>
+        </w:rPr>
+      </w:pPr>
+    </w:p>
+    <w:p>
+      <w:pPr>
+        <w:rPr>
+          <w:lang w:eastAsia="hu-HU"/>
+        </w:rPr>
+      </w:pPr>
+      <w:r>
+        <w:rPr>
+          <w:lang w:eastAsia="hu-HU"/>
+        </w:rPr>
+        <w:t>Tanár jelentkezés:</w:t>
+      </w:r>
+    </w:p>
+    <w:p>
+      <w:pPr>
+        <w:pStyle w:val="Listaszerbekezds"/>
+        <w:numPr>
+          <w:ilvl w:val="0"/>
+          <w:numId w:val="41"/>
+        </w:numPr>
+        <w:rPr>
+          <w:lang w:eastAsia="hu-HU"/>
+        </w:rPr>
+      </w:pPr>
+      <w:r>
+        <w:rPr>
+          <w:lang w:eastAsia="hu-HU"/>
+        </w:rPr>
+        <w:t>Válaszd a tanár szerepkört a profilbeállítás során.</w:t>
+      </w:r>
+    </w:p>
+    <w:p>
+      <w:pPr>
+        <w:pStyle w:val="Listaszerbekezds"/>
+        <w:numPr>
+          <w:ilvl w:val="0"/>
+          <w:numId w:val="41"/>
+        </w:numPr>
+        <w:rPr>
+          <w:lang w:eastAsia="hu-HU"/>
+        </w:rPr>
+      </w:pPr>
+      <w:r>
+        <w:rPr>
+          <w:lang w:eastAsia="hu-HU"/>
+        </w:rPr>
+        <w:t>Add meg az intézményi adatokat (régió, település, intézmény).</w:t>
+      </w:r>
+    </w:p>
+    <w:p>
+      <w:pPr>
+        <w:pStyle w:val="Listaszerbekezds"/>
+        <w:numPr>
+          <w:ilvl w:val="0"/>
+          <w:numId w:val="41"/>
+        </w:numPr>
+        <w:rPr>
+          <w:lang w:eastAsia="hu-HU"/>
+        </w:rPr>
+      </w:pPr>
+      <w:r>
+        <w:rPr>
+          <w:lang w:eastAsia="hu-HU"/>
+        </w:rPr>
+        <w:t>Küldd be az intézményi csatlakozási kérelmet tanár szerepkörrel.</w:t>
+      </w:r>
+    </w:p>
+    <w:p>
+      <w:pPr>
+        <w:pStyle w:val="Listaszerbekezds"/>
+        <w:numPr>
+          <w:ilvl w:val="0"/>
+          <w:numId w:val="41"/>
+        </w:numPr>
+        <w:rPr>
+          <w:lang w:eastAsia="hu-HU"/>
+        </w:rPr>
+      </w:pPr>
+      <w:r>
+        <w:rPr>
+          <w:lang w:eastAsia="hu-HU"/>
+        </w:rPr>
+        <w:t>Jóváhagyás után a rendszer tanári jogosultságokat biztosít.</w:t>
+      </w:r>
+    </w:p>
+    <w:p>
+      <w:pPr>
+        <w:rPr>
+          <w:lang w:eastAsia="hu-HU"/>
+        </w:rPr>
+      </w:pPr>
+    </w:p>
+    <w:p>
+      <w:pPr>
+        <w:rPr>
+          <w:lang w:eastAsia="hu-HU"/>
+        </w:rPr>
+      </w:pPr>
+      <w:proofErr w:type="spellStart"/>
+      <w:r>
+        <w:rPr>
+          <w:lang w:eastAsia="hu-HU"/>
+        </w:rPr>
+        <w:t>Admin</w:t>
+      </w:r>
+      <w:proofErr w:type="spellEnd"/>
+      <w:r>
+        <w:rPr>
+          <w:lang w:eastAsia="hu-HU"/>
+        </w:rPr>
+        <w:t xml:space="preserve"> jelentkezés:</w:t>
+      </w:r>
+    </w:p>
+    <w:p>
+      <w:pPr>
+        <w:pStyle w:val="Listaszerbekezds"/>
+        <w:numPr>
+          <w:ilvl w:val="0"/>
+          <w:numId w:val="42"/>
+        </w:numPr>
+        <w:rPr>
+          <w:lang w:eastAsia="hu-HU"/>
+        </w:rPr>
+      </w:pPr>
+      <w:r>
+        <w:rPr>
+          <w:lang w:eastAsia="hu-HU"/>
+        </w:rPr>
+        <w:t>Válaszd az admin/intézményvezetői irányt a profilbeállítás során.</w:t>
+      </w:r>
+    </w:p>
+    <w:p>
+      <w:pPr>
+        <w:pStyle w:val="Listaszerbekezds"/>
+        <w:numPr>
+          <w:ilvl w:val="0"/>
+          <w:numId w:val="42"/>
+        </w:numPr>
+        <w:rPr>
+          <w:lang w:eastAsia="hu-HU"/>
+        </w:rPr>
+      </w:pPr>
+      <w:r>
+        <w:rPr>
+          <w:lang w:eastAsia="hu-HU"/>
+        </w:rPr>
+        <w:t>Add meg az intézményhez tartozó kötelező adatokat.</w:t>
+      </w:r>
+    </w:p>
+    <w:p>
+      <w:pPr>
+        <w:pStyle w:val="Listaszerbekezds"/>
+        <w:numPr>
+          <w:ilvl w:val="0"/>
+          <w:numId w:val="42"/>
+        </w:numPr>
+        <w:rPr>
+          <w:lang w:eastAsia="hu-HU"/>
+        </w:rPr>
+      </w:pPr>
+      <w:r>
+        <w:rPr>
+          <w:lang w:eastAsia="hu-HU"/>
+        </w:rPr>
+        <w:t>Hozd létre az intézményi profilt.</w:t>
+      </w:r>
+    </w:p>
+    <w:p>
+      <w:pPr>
+        <w:pStyle w:val="Listaszerbekezds"/>
+        <w:numPr>
+          <w:ilvl w:val="0"/>
+          <w:numId w:val="42"/>
+        </w:numPr>
+        <w:rPr>
+          <w:lang w:eastAsia="hu-HU"/>
+        </w:rPr>
+      </w:pPr>
+      <w:r>
+        <w:rPr>
+          <w:lang w:eastAsia="hu-HU"/>
+        </w:rPr>
+        <w:t>Sikeres mentés után elérhetővé válik az intézményvezetői irányítópult.</w:t>
+      </w:r>
+    </w:p>
+    <w:p>
+      <w:pPr>
+        <w:pStyle w:val="Cmsor2"/>
+        <w:pageBreakBefore/>
+        <w:rPr>
+          <w:lang w:eastAsia="hu-HU"/>
+        </w:rPr>
+      </w:pPr>
+      <w:bookmarkStart w:id="144" w:name="_Toc225499027"/>
+      <w:r>
+        <w:rPr>
+          <w:lang w:eastAsia="hu-HU"/>
+        </w:rPr>
+        <w:lastRenderedPageBreak/>
+        <w:t>Navigáció és fő oldalak</w:t>
+      </w:r>
+      <w:bookmarkEnd w:id="144"/>
+    </w:p>
+    <w:p>
+      <w:pPr>
+        <w:rPr>
+          <w:lang w:eastAsia="hu-HU"/>
+        </w:rPr>
+      </w:pPr>
+      <w:r>
+        <w:rPr>
+          <w:lang w:eastAsia="hu-HU"/>
+        </w:rPr>
+        <w:t>Bejelentkezés után a fő menüből elérhetők:</w:t>
+      </w:r>
+    </w:p>
+    <w:p>
+      <w:pPr>
+        <w:pStyle w:val="Listaszerbekezds"/>
+        <w:numPr>
+          <w:ilvl w:val="0"/>
+          <w:numId w:val="38"/>
+        </w:numPr>
+        <w:rPr>
+          <w:lang w:eastAsia="hu-HU"/>
+        </w:rPr>
+      </w:pPr>
+      <w:r>
+        <w:rPr>
+          <w:lang w:eastAsia="hu-HU"/>
+        </w:rPr>
+        <w:t>Felhasználói irányítópult</w:t>
+      </w:r>
+    </w:p>
+    <w:p>
+      <w:pPr>
+        <w:pStyle w:val="Listaszerbekezds"/>
+        <w:numPr>
+          <w:ilvl w:val="0"/>
+          <w:numId w:val="38"/>
+        </w:numPr>
+        <w:rPr>
+          <w:lang w:eastAsia="hu-HU"/>
+        </w:rPr>
+      </w:pPr>
+      <w:r>
+        <w:rPr>
+          <w:lang w:eastAsia="hu-HU"/>
+        </w:rPr>
+        <w:t>Események listája</w:t>
+      </w:r>
+    </w:p>
+    <w:p>
+      <w:pPr>
+        <w:pStyle w:val="Listaszerbekezds"/>
+        <w:numPr>
+          <w:ilvl w:val="0"/>
+          <w:numId w:val="38"/>
+        </w:numPr>
+        <w:rPr>
+          <w:lang w:eastAsia="hu-HU"/>
+        </w:rPr>
+      </w:pPr>
+      <w:r>
+        <w:rPr>
+          <w:lang w:eastAsia="hu-HU"/>
+        </w:rPr>
+        <w:t>Eseménynaptár</w:t>
+      </w:r>
+    </w:p>
+    <w:p>
+      <w:pPr>
+        <w:pStyle w:val="Listaszerbekezds"/>
+        <w:numPr>
+          <w:ilvl w:val="0"/>
+          <w:numId w:val="38"/>
+        </w:numPr>
+        <w:rPr>
+          <w:lang w:eastAsia="hu-HU"/>
+        </w:rPr>
+      </w:pPr>
+      <w:r>
+        <w:rPr>
+          <w:lang w:eastAsia="hu-HU"/>
+        </w:rPr>
+        <w:t>Profil</w:t>
+      </w:r>
+    </w:p>
+    <w:p>
+      <w:pPr>
+        <w:pStyle w:val="Listaszerbekezds"/>
+        <w:numPr>
+          <w:ilvl w:val="0"/>
+          <w:numId w:val="38"/>
+        </w:numPr>
+        <w:rPr>
+          <w:lang w:eastAsia="hu-HU"/>
+        </w:rPr>
+      </w:pPr>
+      <w:r>
+        <w:rPr>
+          <w:lang w:eastAsia="hu-HU"/>
+        </w:rPr>
+        <w:t>Kijelentkezés</w:t>
+      </w:r>
+    </w:p>
+    <w:p>
+      <w:pPr>
+        <w:rPr>
+          <w:lang w:eastAsia="hu-HU"/>
+        </w:rPr>
+      </w:pPr>
+    </w:p>
+    <w:p>
+      <w:pPr>
+        <w:rPr>
+          <w:lang w:eastAsia="hu-HU"/>
+        </w:rPr>
+      </w:pPr>
+      <w:r>
+        <w:rPr>
+          <w:lang w:eastAsia="hu-HU"/>
+        </w:rPr>
+        <w:t>A rendszer reszponzív, ezért asztali gépen és mobil eszközön is használható.</w:t>
+      </w:r>
+    </w:p>
+    <w:p>
+      <w:pPr>
+        <w:pStyle w:val="Cmsor2"/>
+        <w:rPr>
+          <w:lang w:eastAsia="hu-HU"/>
+        </w:rPr>
+      </w:pPr>
+      <w:bookmarkStart w:id="145" w:name="_Toc225499028"/>
+      <w:r>
+        <w:rPr>
+          <w:lang w:eastAsia="hu-HU"/>
+        </w:rPr>
+        <w:t>Események kezelése felhasználóként</w:t>
+      </w:r>
+      <w:bookmarkEnd w:id="145"/>
+    </w:p>
+    <w:p>
+      <w:pPr>
+        <w:pStyle w:val="Cmsor3"/>
+        <w:rPr>
+          <w:lang w:eastAsia="hu-HU"/>
+        </w:rPr>
+      </w:pPr>
+      <w:bookmarkStart w:id="146" w:name="_Toc225499029"/>
+      <w:r>
+        <w:rPr>
+          <w:lang w:eastAsia="hu-HU"/>
+        </w:rPr>
+        <w:t>Eseménylista</w:t>
+      </w:r>
+      <w:bookmarkEnd w:id="146"/>
+    </w:p>
+    <w:p>
+      <w:pPr>
+        <w:rPr>
+          <w:lang w:eastAsia="hu-HU"/>
+        </w:rPr>
+      </w:pPr>
+      <w:r>
+        <w:rPr>
+          <w:lang w:eastAsia="hu-HU"/>
+        </w:rPr>
+        <w:t>Az Események oldalon a felhasználó:</w:t>
+      </w:r>
+    </w:p>
+    <w:p>
+      <w:pPr>
+        <w:pStyle w:val="Listaszerbekezds"/>
+        <w:numPr>
+          <w:ilvl w:val="0"/>
+          <w:numId w:val="39"/>
+        </w:numPr>
+        <w:rPr>
+          <w:lang w:eastAsia="hu-HU"/>
+        </w:rPr>
+      </w:pPr>
+      <w:r>
+        <w:rPr>
+          <w:lang w:eastAsia="hu-HU"/>
+        </w:rPr>
+        <w:t>áttekintheti a számára elérhető eseményeket</w:t>
+      </w:r>
+    </w:p>
+    <w:p>
+      <w:pPr>
+        <w:pStyle w:val="Listaszerbekezds"/>
+        <w:numPr>
+          <w:ilvl w:val="0"/>
+          <w:numId w:val="39"/>
+        </w:numPr>
+        <w:rPr>
+          <w:lang w:eastAsia="hu-HU"/>
+        </w:rPr>
+      </w:pPr>
+      <w:r>
+        <w:rPr>
+          <w:lang w:eastAsia="hu-HU"/>
+        </w:rPr>
+        <w:t>gyors összesítést lát az aktív eseményekről</w:t>
+      </w:r>
+    </w:p>
+    <w:p>
+      <w:pPr>
+        <w:pStyle w:val="Listaszerbekezds"/>
+        <w:numPr>
+          <w:ilvl w:val="0"/>
+          <w:numId w:val="39"/>
+        </w:numPr>
+        <w:rPr>
+          <w:lang w:eastAsia="hu-HU"/>
+        </w:rPr>
+      </w:pPr>
+      <w:r>
+        <w:rPr>
+          <w:lang w:eastAsia="hu-HU"/>
+        </w:rPr>
+        <w:t>naptár nézetbe válthat</w:t>
+      </w:r>
+    </w:p>
+    <w:p>
+      <w:pPr>
+        <w:pStyle w:val="Cmsor3"/>
+        <w:rPr>
+          <w:lang w:eastAsia="hu-HU"/>
+        </w:rPr>
+      </w:pPr>
+      <w:bookmarkStart w:id="147" w:name="_Toc225499030"/>
+      <w:r>
+        <w:rPr>
+          <w:lang w:eastAsia="hu-HU"/>
+        </w:rPr>
+        <w:t>Esemény részletek</w:t>
+      </w:r>
+      <w:bookmarkEnd w:id="147"/>
+    </w:p>
+    <w:p>
+      <w:pPr>
+        <w:rPr>
+          <w:lang w:eastAsia="hu-HU"/>
+        </w:rPr>
+      </w:pPr>
+      <w:r>
+        <w:rPr>
+          <w:lang w:eastAsia="hu-HU"/>
+        </w:rPr>
+        <w:t>Az esemény adatlapja tartalmazza:</w:t>
+      </w:r>
+    </w:p>
+    <w:p>
+      <w:pPr>
+        <w:pStyle w:val="Listaszerbekezds"/>
+        <w:rPr>
+          <w:lang w:eastAsia="hu-HU"/>
+        </w:rPr>
+      </w:pPr>
+      <w:r>
+        <w:rPr>
+          <w:lang w:eastAsia="hu-HU"/>
+        </w:rPr>
+        <w:t>esemény címét és leírását</w:t>
+      </w:r>
+    </w:p>
+    <w:p>
+      <w:pPr>
+        <w:pStyle w:val="Listaszerbekezds"/>
+        <w:rPr>
+          <w:lang w:eastAsia="hu-HU"/>
+        </w:rPr>
+      </w:pPr>
+      <w:r>
+        <w:rPr>
+          <w:lang w:eastAsia="hu-HU"/>
+        </w:rPr>
+        <w:t>típusát és állapotát</w:t>
+      </w:r>
+    </w:p>
+    <w:p>
+      <w:pPr>
+        <w:pStyle w:val="Listaszerbekezds"/>
+        <w:rPr>
+          <w:lang w:eastAsia="hu-HU"/>
+        </w:rPr>
+      </w:pPr>
+      <w:r>
+        <w:rPr>
+          <w:lang w:eastAsia="hu-HU"/>
+        </w:rPr>
+        <w:t>szervezői adatokat</w:t>
+      </w:r>
+    </w:p>
+    <w:p>
+      <w:pPr>
+        <w:pStyle w:val="Listaszerbekezds"/>
+        <w:rPr>
+          <w:lang w:eastAsia="hu-HU"/>
+        </w:rPr>
+      </w:pPr>
+      <w:r>
+        <w:rPr>
+          <w:lang w:eastAsia="hu-HU"/>
+        </w:rPr>
+        <w:t>időpontokat</w:t>
+      </w:r>
+    </w:p>
+    <w:p>
+      <w:pPr>
+        <w:pStyle w:val="Listaszerbekezds"/>
+        <w:rPr>
+          <w:lang w:eastAsia="hu-HU"/>
+        </w:rPr>
+      </w:pPr>
+      <w:r>
+        <w:rPr>
+          <w:lang w:eastAsia="hu-HU"/>
+        </w:rPr>
+        <w:t>felhasználói műveleteket (pl. jelentkezés, kedvencek, megosztás)</w:t>
+      </w:r>
+    </w:p>
+    <w:p>
+      <w:pPr>
+        <w:pStyle w:val="Cmsor3"/>
+        <w:rPr>
+          <w:lang w:eastAsia="hu-HU"/>
+        </w:rPr>
+      </w:pPr>
+      <w:bookmarkStart w:id="148" w:name="_Toc225499031"/>
+      <w:r>
+        <w:rPr>
+          <w:lang w:eastAsia="hu-HU"/>
+        </w:rPr>
+        <w:t>Részvételi visszajelzés</w:t>
+      </w:r>
+      <w:bookmarkEnd w:id="148"/>
+    </w:p>
+    <w:p>
+      <w:pPr>
+        <w:rPr>
+          <w:lang w:eastAsia="hu-HU"/>
+        </w:rPr>
+      </w:pPr>
+      <w:r>
+        <w:rPr>
+          <w:lang w:eastAsia="hu-HU"/>
+        </w:rPr>
+        <w:t>A felhasználó az esemény adatlapján tud visszajelzést adni arról, hogy részt vesz-e az eseményen.</w:t>
+      </w:r>
+    </w:p>
+    <w:p>
+      <w:pPr>
+        <w:pStyle w:val="Cmsor3"/>
+        <w:rPr>
+          <w:lang w:eastAsia="hu-HU"/>
+        </w:rPr>
+      </w:pPr>
+      <w:bookmarkStart w:id="149" w:name="_Toc225499032"/>
+      <w:r>
+        <w:rPr>
+          <w:lang w:eastAsia="hu-HU"/>
+        </w:rPr>
+        <w:t>Kedvenc jelölés</w:t>
+      </w:r>
+      <w:bookmarkEnd w:id="149"/>
+    </w:p>
+    <w:p>
+      <w:pPr>
+        <w:rPr>
+          <w:lang w:eastAsia="hu-HU"/>
+        </w:rPr>
+      </w:pPr>
+      <w:r>
+        <w:rPr>
+          <w:lang w:eastAsia="hu-HU"/>
+        </w:rPr>
+        <w:t>Az esemény kedvencként jelölhető, illetve a jelölés visszavonható.</w:t>
+      </w:r>
+    </w:p>
+    <w:p>
+      <w:pPr>
+        <w:pStyle w:val="Cmsor3"/>
+        <w:rPr>
+          <w:lang w:eastAsia="hu-HU"/>
+        </w:rPr>
+      </w:pPr>
+      <w:bookmarkStart w:id="150" w:name="_Toc225499033"/>
+      <w:r>
+        <w:rPr>
+          <w:lang w:eastAsia="hu-HU"/>
+        </w:rPr>
+        <w:lastRenderedPageBreak/>
+        <w:t>Kommentelés</w:t>
+      </w:r>
+      <w:bookmarkEnd w:id="150"/>
+    </w:p>
+    <w:p>
+      <w:pPr>
+        <w:rPr>
+          <w:lang w:eastAsia="hu-HU"/>
+        </w:rPr>
+      </w:pPr>
+      <w:r>
+        <w:rPr>
+          <w:lang w:eastAsia="hu-HU"/>
+        </w:rPr>
+        <w:t>Bejelentkezett felhasználók hozzászólást írhatnak az eseményekhez. A rendszer a túl hosszú kommentet nem engedi menteni.</w:t>
+      </w:r>
+    </w:p>
+    <w:p>
+      <w:pPr>
+        <w:pStyle w:val="Cmsor2"/>
+        <w:rPr>
+          <w:lang w:eastAsia="hu-HU"/>
+        </w:rPr>
+      </w:pPr>
+      <w:bookmarkStart w:id="151" w:name="_Toc225499034"/>
+      <w:r>
+        <w:rPr>
+          <w:lang w:eastAsia="hu-HU"/>
+        </w:rPr>
+        <w:t>Eseménynaptár használata</w:t>
+      </w:r>
+      <w:bookmarkEnd w:id="151"/>
+    </w:p>
+    <w:p>
+      <w:pPr>
+        <w:rPr>
+          <w:lang w:eastAsia="hu-HU"/>
+        </w:rPr>
+      </w:pPr>
+      <w:r>
+        <w:rPr>
+          <w:lang w:eastAsia="hu-HU"/>
+        </w:rPr>
+        <w:t>A Naptár nézetben a felhasználó:</w:t>
+      </w:r>
+    </w:p>
+    <w:p>
+      <w:pPr>
+        <w:pStyle w:val="Listaszerbekezds"/>
+        <w:rPr>
+          <w:lang w:eastAsia="hu-HU"/>
+        </w:rPr>
+      </w:pPr>
+      <w:r>
+        <w:rPr>
+          <w:lang w:eastAsia="hu-HU"/>
+        </w:rPr>
+        <w:t>havi bontásban látja az eseményeket</w:t>
+      </w:r>
+    </w:p>
+    <w:p>
+      <w:pPr>
+        <w:pStyle w:val="Listaszerbekezds"/>
+        <w:rPr>
+          <w:lang w:eastAsia="hu-HU"/>
+        </w:rPr>
+      </w:pPr>
+      <w:r>
+        <w:rPr>
+          <w:lang w:eastAsia="hu-HU"/>
+        </w:rPr>
+        <w:t>válthat az előző és a következő hónapok között</w:t>
+      </w:r>
+    </w:p>
+    <w:p>
+      <w:pPr>
+        <w:pStyle w:val="Listaszerbekezds"/>
+        <w:rPr>
+          <w:lang w:eastAsia="hu-HU"/>
+        </w:rPr>
+      </w:pPr>
+      <w:r>
+        <w:rPr>
+          <w:lang w:eastAsia="hu-HU"/>
+        </w:rPr>
+        <w:t>a napi mezőkben rövid eseménylistát kap</w:t>
+      </w:r>
+    </w:p>
+    <w:p>
+      <w:pPr>
+        <w:pStyle w:val="Listaszerbekezds"/>
+        <w:rPr>
+          <w:lang w:eastAsia="hu-HU"/>
+        </w:rPr>
+      </w:pPr>
+      <w:r>
+        <w:rPr>
+          <w:lang w:eastAsia="hu-HU"/>
+        </w:rPr>
+        <w:t>egy eseményre kattintva megnyithatja annak részletes oldalát</w:t>
+      </w:r>
+    </w:p>
+    <w:p>
+      <w:pPr>
+        <w:rPr>
+          <w:lang w:eastAsia="hu-HU"/>
+        </w:rPr>
+      </w:pPr>
+    </w:p>
+    <w:p>
+      <w:pPr>
+        <w:rPr>
+          <w:lang w:eastAsia="hu-HU"/>
+        </w:rPr>
+      </w:pPr>
+      <w:r>
+        <w:rPr>
+          <w:lang w:eastAsia="hu-HU"/>
+        </w:rPr>
+        <w:t xml:space="preserve">Az ismétlődő események alkalmai és a </w:t>
+      </w:r>
+      <w:proofErr w:type="spellStart"/>
+      <w:r>
+        <w:rPr>
+          <w:lang w:eastAsia="hu-HU"/>
+        </w:rPr>
+        <w:t>törölt</w:t>
+      </w:r>
+      <w:proofErr w:type="spellEnd"/>
+      <w:r>
+        <w:rPr>
+          <w:lang w:eastAsia="hu-HU"/>
+        </w:rPr>
+        <w:t xml:space="preserve"> alkalmak jelölése is megjelenik.</w:t>
+      </w:r>
+    </w:p>
+    <w:p>
+      <w:pPr>
+        <w:pStyle w:val="Cmsor2"/>
+        <w:rPr>
+          <w:lang w:eastAsia="hu-HU"/>
+        </w:rPr>
+      </w:pPr>
+      <w:bookmarkStart w:id="152" w:name="_Toc225499035"/>
+      <w:r>
+        <w:rPr>
+          <w:lang w:eastAsia="hu-HU"/>
+        </w:rPr>
+        <w:t>Esemény létrehozása</w:t>
+      </w:r>
+      <w:bookmarkEnd w:id="152"/>
+    </w:p>
+    <w:p>
+      <w:pPr>
+        <w:rPr>
+          <w:lang w:eastAsia="hu-HU"/>
+        </w:rPr>
+      </w:pPr>
+      <w:r>
+        <w:rPr>
+          <w:lang w:eastAsia="hu-HU"/>
+        </w:rPr>
+        <w:t>Az esemény létrehozás funkció jogosultsághoz kötött.</w:t>
+      </w:r>
+    </w:p>
+    <w:p>
+      <w:pPr>
+        <w:rPr>
+          <w:lang w:eastAsia="hu-HU"/>
+        </w:rPr>
+      </w:pPr>
+    </w:p>
+    <w:p>
+      <w:pPr>
+        <w:rPr>
+          <w:lang w:eastAsia="hu-HU"/>
+        </w:rPr>
+      </w:pPr>
+      <w:r>
+        <w:rPr>
+          <w:lang w:eastAsia="hu-HU"/>
+        </w:rPr>
+        <w:t>A folyamat fő lépései:</w:t>
+      </w:r>
+    </w:p>
+    <w:p>
+      <w:pPr>
+        <w:pStyle w:val="Listaszerbekezds"/>
+        <w:numPr>
+          <w:ilvl w:val="0"/>
+          <w:numId w:val="43"/>
+        </w:numPr>
+        <w:rPr>
+          <w:lang w:eastAsia="hu-HU"/>
+        </w:rPr>
+      </w:pPr>
+      <w:r>
+        <w:rPr>
+          <w:lang w:eastAsia="hu-HU"/>
+        </w:rPr>
+        <w:t>Esemény szintjének kiválasztása (iskolai vagy globális).</w:t>
+      </w:r>
+    </w:p>
+    <w:p>
+      <w:pPr>
+        <w:pStyle w:val="Listaszerbekezds"/>
+        <w:numPr>
+          <w:ilvl w:val="0"/>
+          <w:numId w:val="43"/>
+        </w:numPr>
+        <w:rPr>
+          <w:lang w:eastAsia="hu-HU"/>
+        </w:rPr>
+      </w:pPr>
+      <w:r>
+        <w:rPr>
+          <w:lang w:eastAsia="hu-HU"/>
+        </w:rPr>
+        <w:t>Célcsoport vagy érintett terület megadása.</w:t>
+      </w:r>
+    </w:p>
+    <w:p>
+      <w:pPr>
+        <w:pStyle w:val="Listaszerbekezds"/>
+        <w:numPr>
+          <w:ilvl w:val="0"/>
+          <w:numId w:val="43"/>
+        </w:numPr>
+        <w:rPr>
+          <w:lang w:eastAsia="hu-HU"/>
+        </w:rPr>
+      </w:pPr>
+      <w:r>
+        <w:rPr>
+          <w:lang w:eastAsia="hu-HU"/>
+        </w:rPr>
+        <w:t>Esemény alapadatainak kitöltése.</w:t>
+      </w:r>
+    </w:p>
+    <w:p>
+      <w:pPr>
+        <w:pStyle w:val="Listaszerbekezds"/>
+        <w:numPr>
+          <w:ilvl w:val="0"/>
+          <w:numId w:val="43"/>
+        </w:numPr>
+        <w:rPr>
+          <w:lang w:eastAsia="hu-HU"/>
+        </w:rPr>
+      </w:pPr>
+      <w:r>
+        <w:rPr>
+          <w:lang w:eastAsia="hu-HU"/>
+        </w:rPr>
+        <w:t>Időzítés és opcionális ismétlődés beállítása.</w:t>
+      </w:r>
+    </w:p>
+    <w:p>
+      <w:pPr>
+        <w:pStyle w:val="Listaszerbekezds"/>
+        <w:numPr>
+          <w:ilvl w:val="0"/>
+          <w:numId w:val="43"/>
+        </w:numPr>
+        <w:rPr>
+          <w:lang w:eastAsia="hu-HU"/>
+        </w:rPr>
+      </w:pPr>
+      <w:r>
+        <w:rPr>
+          <w:lang w:eastAsia="hu-HU"/>
+        </w:rPr>
+        <w:t>Mentés és közzététel.</w:t>
+      </w:r>
+    </w:p>
+    <w:p>
+      <w:pPr>
+        <w:rPr>
+          <w:lang w:eastAsia="hu-HU"/>
+        </w:rPr>
+      </w:pPr>
+    </w:p>
+    <w:p>
+      <w:pPr>
+        <w:rPr>
+          <w:lang w:eastAsia="hu-HU"/>
+        </w:rPr>
+      </w:pPr>
+      <w:r>
+        <w:rPr>
+          <w:lang w:eastAsia="hu-HU"/>
+        </w:rPr>
+        <w:t>Ha a felhasználó nem jogosult eseményt létrehozni, a rendszer figyelmeztető üzenetet jelenít meg.</w:t>
+      </w:r>
+    </w:p>
+    <w:p>
+      <w:pPr>
+        <w:pStyle w:val="Cmsor2"/>
+        <w:rPr>
+          <w:lang w:eastAsia="hu-HU"/>
+        </w:rPr>
+      </w:pPr>
+      <w:bookmarkStart w:id="153" w:name="_Toc225499036"/>
+      <w:r>
+        <w:rPr>
+          <w:lang w:eastAsia="hu-HU"/>
+        </w:rPr>
+        <w:t>Profilkezelés</w:t>
+      </w:r>
+      <w:bookmarkEnd w:id="153"/>
+    </w:p>
+    <w:p>
+      <w:pPr>
+        <w:rPr>
+          <w:lang w:eastAsia="hu-HU"/>
+        </w:rPr>
+      </w:pPr>
+      <w:r>
+        <w:rPr>
+          <w:lang w:eastAsia="hu-HU"/>
+        </w:rPr>
+        <w:t>A Profil oldalon a felhasználó:</w:t>
+      </w:r>
+    </w:p>
+    <w:p>
+      <w:pPr>
+        <w:pStyle w:val="Listaszerbekezds"/>
+        <w:rPr>
+          <w:lang w:eastAsia="hu-HU"/>
+        </w:rPr>
+      </w:pPr>
+      <w:r>
+        <w:rPr>
+          <w:lang w:eastAsia="hu-HU"/>
+        </w:rPr>
+        <w:t>megtekintheti saját adatait</w:t>
+      </w:r>
+    </w:p>
+    <w:p>
+      <w:pPr>
+        <w:pStyle w:val="Listaszerbekezds"/>
+        <w:rPr>
+          <w:lang w:eastAsia="hu-HU"/>
+        </w:rPr>
+      </w:pPr>
+      <w:r>
+        <w:rPr>
+          <w:lang w:eastAsia="hu-HU"/>
+        </w:rPr>
+        <w:t>szerkesztheti a profilinformációit</w:t>
+      </w:r>
+    </w:p>
+    <w:p>
+      <w:pPr>
+        <w:pStyle w:val="Listaszerbekezds"/>
+        <w:rPr>
+          <w:lang w:eastAsia="hu-HU"/>
+        </w:rPr>
+      </w:pPr>
+      <w:r>
+        <w:rPr>
+          <w:lang w:eastAsia="hu-HU"/>
+        </w:rPr>
+        <w:t>ellenőrizheti aktuális szerepkörét</w:t>
+      </w:r>
+    </w:p>
+    <w:p>
+      <w:pPr>
+        <w:pStyle w:val="Cmsor2"/>
+        <w:rPr>
+          <w:lang w:eastAsia="hu-HU"/>
+        </w:rPr>
+      </w:pPr>
+      <w:bookmarkStart w:id="154" w:name="_Toc225499037"/>
+      <w:r>
+        <w:rPr>
+          <w:lang w:eastAsia="hu-HU"/>
+        </w:rPr>
+        <w:lastRenderedPageBreak/>
+        <w:t>Intézményvezetői funkciók</w:t>
+      </w:r>
+      <w:bookmarkEnd w:id="154"/>
+    </w:p>
+    <w:p>
+      <w:pPr>
+        <w:rPr>
+          <w:lang w:eastAsia="hu-HU"/>
+        </w:rPr>
+      </w:pPr>
+      <w:r>
+        <w:rPr>
+          <w:lang w:eastAsia="hu-HU"/>
+        </w:rPr>
+        <w:t>Az intézményvezetői irányítópult az alábbi funkciókat tartalmazza:</w:t>
+      </w:r>
+    </w:p>
+    <w:p>
+      <w:pPr>
+        <w:pStyle w:val="Listaszerbekezds"/>
+        <w:rPr>
+          <w:lang w:eastAsia="hu-HU"/>
+        </w:rPr>
+      </w:pPr>
+      <w:r>
+        <w:rPr>
+          <w:lang w:eastAsia="hu-HU"/>
+        </w:rPr>
+        <w:t>intézményi statisztikák megtekintése</w:t>
+      </w:r>
+    </w:p>
+    <w:p>
+      <w:pPr>
+        <w:pStyle w:val="Listaszerbekezds"/>
+        <w:rPr>
+          <w:lang w:eastAsia="hu-HU"/>
+        </w:rPr>
+      </w:pPr>
+      <w:r>
+        <w:rPr>
+          <w:lang w:eastAsia="hu-HU"/>
+        </w:rPr>
+        <w:t>globális esemény meghívások elfogadása vagy elutasítása</w:t>
+      </w:r>
+    </w:p>
+    <w:p>
+      <w:pPr>
+        <w:pStyle w:val="Listaszerbekezds"/>
+        <w:rPr>
+          <w:lang w:eastAsia="hu-HU"/>
+        </w:rPr>
+      </w:pPr>
+      <w:r>
+        <w:rPr>
+          <w:lang w:eastAsia="hu-HU"/>
+        </w:rPr>
+        <w:t>tanári és diák csatlakozási kérelmek kezelése</w:t>
+      </w:r>
+    </w:p>
+    <w:p>
+      <w:pPr>
+        <w:pStyle w:val="Listaszerbekezds"/>
+        <w:rPr>
+          <w:lang w:eastAsia="hu-HU"/>
+        </w:rPr>
+      </w:pPr>
+      <w:r>
+        <w:rPr>
+          <w:lang w:eastAsia="hu-HU"/>
+        </w:rPr>
+        <w:t>kérelmek keresése és tömeges feldolgozása</w:t>
+      </w:r>
+    </w:p>
+    <w:p>
+      <w:pPr>
+        <w:pStyle w:val="Cmsor2"/>
+        <w:rPr>
+          <w:lang w:eastAsia="hu-HU"/>
+        </w:rPr>
+      </w:pPr>
+      <w:bookmarkStart w:id="155" w:name="_Toc225499038"/>
+      <w:r>
+        <w:rPr>
+          <w:lang w:eastAsia="hu-HU"/>
+        </w:rPr>
+        <w:t>Függő jóváhagyás állapot</w:t>
+      </w:r>
+      <w:bookmarkEnd w:id="155"/>
+    </w:p>
+    <w:p>
+      <w:pPr>
+        <w:rPr>
+          <w:lang w:eastAsia="hu-HU"/>
+        </w:rPr>
+      </w:pPr>
+      <w:r>
+        <w:rPr>
+          <w:lang w:eastAsia="hu-HU"/>
+        </w:rPr>
+        <w:t>Ha a felhasználó intézményi kérelem elbírálására vár, a rendszer külön oldalon jelzi, hogy a kérelem feldolgozás alatt áll.</w:t>
+      </w:r>
+    </w:p>
+    <w:p>
+      <w:pPr>
+        <w:pStyle w:val="Cmsor2"/>
+        <w:rPr>
+          <w:lang w:eastAsia="hu-HU"/>
+        </w:rPr>
+      </w:pPr>
+      <w:bookmarkStart w:id="156" w:name="_Toc225499039"/>
+      <w:r>
+        <w:rPr>
+          <w:lang w:eastAsia="hu-HU"/>
+        </w:rPr>
+        <w:t>Jogszabályi tájékoztatók</w:t>
+      </w:r>
+      <w:bookmarkEnd w:id="156"/>
+    </w:p>
+    <w:p>
+      <w:pPr>
+        <w:rPr>
+          <w:lang w:eastAsia="hu-HU"/>
+        </w:rPr>
+      </w:pPr>
+      <w:r>
+        <w:rPr>
+          <w:lang w:eastAsia="hu-HU"/>
+        </w:rPr>
+        <w:t>A rendszerben külön oldalon érhető el:</w:t>
+      </w:r>
+    </w:p>
+    <w:p>
+      <w:pPr>
+        <w:pStyle w:val="Listaszerbekezds"/>
+        <w:rPr>
+          <w:lang w:eastAsia="hu-HU"/>
+        </w:rPr>
+      </w:pPr>
+      <w:r>
+        <w:rPr>
+          <w:lang w:eastAsia="hu-HU"/>
+        </w:rPr>
+        <w:t>Általános Szerződési Feltételek (ÁSZF)</w:t>
+      </w:r>
+    </w:p>
+    <w:p>
+      <w:pPr>
+        <w:pStyle w:val="Listaszerbekezds"/>
+        <w:rPr>
+          <w:lang w:eastAsia="hu-HU"/>
+        </w:rPr>
+      </w:pPr>
+      <w:r>
+        <w:rPr>
+          <w:lang w:eastAsia="hu-HU"/>
+        </w:rPr>
+        <w:t>Adatvédelmi nyilatkozat</w:t>
+      </w:r>
+    </w:p>
+    <w:p>
+      <w:pPr>
+        <w:pStyle w:val="Cmsor2"/>
+        <w:rPr>
+          <w:lang w:eastAsia="hu-HU"/>
+        </w:rPr>
+      </w:pPr>
+      <w:bookmarkStart w:id="157" w:name="_Toc225499040"/>
+      <w:r>
+        <w:rPr>
+          <w:lang w:eastAsia="hu-HU"/>
+        </w:rPr>
+        <w:t>Rövid felhasználói folyamatok</w:t>
+      </w:r>
+      <w:bookmarkEnd w:id="157"/>
+    </w:p>
+    <w:p>
+      <w:pPr>
+        <w:pStyle w:val="Cmsor3"/>
+        <w:rPr>
+          <w:lang w:eastAsia="hu-HU"/>
+        </w:rPr>
+      </w:pPr>
+      <w:bookmarkStart w:id="158" w:name="_Toc225499041"/>
+      <w:r>
+        <w:rPr>
+          <w:lang w:eastAsia="hu-HU"/>
+        </w:rPr>
+        <w:t>Diák</w:t>
+      </w:r>
+      <w:bookmarkEnd w:id="158"/>
+    </w:p>
+    <w:p>
+      <w:pPr>
+        <w:pStyle w:val="Listaszerbekezds"/>
+        <w:numPr>
+          <w:ilvl w:val="0"/>
+          <w:numId w:val="44"/>
+        </w:numPr>
+        <w:rPr>
+          <w:lang w:eastAsia="hu-HU"/>
+        </w:rPr>
+      </w:pPr>
+      <w:r>
+        <w:rPr>
+          <w:lang w:eastAsia="hu-HU"/>
+        </w:rPr>
+        <w:t>Regisztráció és email megerősítés.</w:t>
+      </w:r>
+    </w:p>
+    <w:p>
+      <w:pPr>
+        <w:pStyle w:val="Listaszerbekezds"/>
+        <w:numPr>
+          <w:ilvl w:val="0"/>
+          <w:numId w:val="44"/>
+        </w:numPr>
+        <w:rPr>
+          <w:lang w:eastAsia="hu-HU"/>
+        </w:rPr>
+      </w:pPr>
+      <w:r>
+        <w:rPr>
+          <w:lang w:eastAsia="hu-HU"/>
+        </w:rPr>
+        <w:t>Bejelentkezés.</w:t>
+      </w:r>
+    </w:p>
+    <w:p>
+      <w:pPr>
+        <w:pStyle w:val="Listaszerbekezds"/>
+        <w:numPr>
+          <w:ilvl w:val="0"/>
+          <w:numId w:val="44"/>
+        </w:numPr>
+        <w:rPr>
+          <w:lang w:eastAsia="hu-HU"/>
+        </w:rPr>
+      </w:pPr>
+      <w:r>
+        <w:rPr>
+          <w:lang w:eastAsia="hu-HU"/>
+        </w:rPr>
+        <w:t>Események böngészése.</w:t>
+      </w:r>
+    </w:p>
+    <w:p>
+      <w:pPr>
+        <w:pStyle w:val="Listaszerbekezds"/>
+        <w:numPr>
+          <w:ilvl w:val="0"/>
+          <w:numId w:val="44"/>
+        </w:numPr>
+        <w:rPr>
+          <w:lang w:eastAsia="hu-HU"/>
+        </w:rPr>
+      </w:pPr>
+      <w:r>
+        <w:rPr>
+          <w:lang w:eastAsia="hu-HU"/>
+        </w:rPr>
+        <w:t>Részvételi visszajelzés és kommentelés.</w:t>
+      </w:r>
+    </w:p>
+    <w:p>
+      <w:pPr>
+        <w:pStyle w:val="Listaszerbekezds"/>
+        <w:numPr>
+          <w:ilvl w:val="0"/>
+          <w:numId w:val="44"/>
+        </w:numPr>
+        <w:rPr>
+          <w:lang w:eastAsia="hu-HU"/>
+        </w:rPr>
+      </w:pPr>
+      <w:r>
+        <w:rPr>
+          <w:lang w:eastAsia="hu-HU"/>
+        </w:rPr>
+        <w:t>Naptár rendszeres követése.</w:t>
+      </w:r>
+    </w:p>
+    <w:p>
+      <w:pPr>
+        <w:pStyle w:val="Cmsor3"/>
+        <w:rPr>
+          <w:lang w:eastAsia="hu-HU"/>
+        </w:rPr>
+      </w:pPr>
+      <w:bookmarkStart w:id="159" w:name="_Toc225499042"/>
+      <w:r>
+        <w:rPr>
+          <w:lang w:eastAsia="hu-HU"/>
+        </w:rPr>
+        <w:t>Tanár</w:t>
+      </w:r>
+      <w:bookmarkEnd w:id="159"/>
+    </w:p>
+    <w:p>
+      <w:pPr>
+        <w:pStyle w:val="Listaszerbekezds"/>
+        <w:numPr>
+          <w:ilvl w:val="0"/>
+          <w:numId w:val="45"/>
+        </w:numPr>
+        <w:rPr>
+          <w:lang w:eastAsia="hu-HU"/>
+        </w:rPr>
+      </w:pPr>
+      <w:r>
+        <w:rPr>
+          <w:lang w:eastAsia="hu-HU"/>
+        </w:rPr>
+        <w:t>Bejelentkezés.</w:t>
+      </w:r>
+    </w:p>
+    <w:p>
+      <w:pPr>
+        <w:pStyle w:val="Listaszerbekezds"/>
+        <w:numPr>
+          <w:ilvl w:val="0"/>
+          <w:numId w:val="45"/>
+        </w:numPr>
+        <w:rPr>
+          <w:lang w:eastAsia="hu-HU"/>
+        </w:rPr>
+      </w:pPr>
+      <w:r>
+        <w:rPr>
+          <w:lang w:eastAsia="hu-HU"/>
+        </w:rPr>
+        <w:t>Események kezelése és kommunikáció.</w:t>
+      </w:r>
+    </w:p>
+    <w:p>
+      <w:pPr>
+        <w:pStyle w:val="Listaszerbekezds"/>
+        <w:numPr>
+          <w:ilvl w:val="0"/>
+          <w:numId w:val="45"/>
+        </w:numPr>
+        <w:rPr>
+          <w:lang w:eastAsia="hu-HU"/>
+        </w:rPr>
+      </w:pPr>
+      <w:r>
+        <w:rPr>
+          <w:lang w:eastAsia="hu-HU"/>
+        </w:rPr>
+        <w:t>Jogosultság esetén esemény létrehozása.</w:t>
+      </w:r>
+    </w:p>
+    <w:p>
+      <w:pPr>
+        <w:pStyle w:val="Listaszerbekezds"/>
+        <w:numPr>
+          <w:ilvl w:val="0"/>
+          <w:numId w:val="45"/>
+        </w:numPr>
+        <w:rPr>
+          <w:lang w:eastAsia="hu-HU"/>
+        </w:rPr>
+      </w:pPr>
+      <w:r>
+        <w:rPr>
+          <w:lang w:eastAsia="hu-HU"/>
+        </w:rPr>
+        <w:t>Naptár alapú követés.</w:t>
+      </w:r>
+    </w:p>
+    <w:p>
+      <w:pPr>
+        <w:pStyle w:val="Cmsor3"/>
+        <w:pageBreakBefore/>
+        <w:rPr>
+          <w:lang w:eastAsia="hu-HU"/>
+        </w:rPr>
+      </w:pPr>
+      <w:bookmarkStart w:id="160" w:name="_Toc225499043"/>
+      <w:r>
+        <w:rPr>
+          <w:lang w:eastAsia="hu-HU"/>
+        </w:rPr>
+        <w:lastRenderedPageBreak/>
+        <w:t>Adminisztrátor</w:t>
+      </w:r>
+      <w:bookmarkEnd w:id="160"/>
+    </w:p>
+    <w:p>
+      <w:pPr>
+        <w:pStyle w:val="Listaszerbekezds"/>
+        <w:numPr>
+          <w:ilvl w:val="0"/>
+          <w:numId w:val="46"/>
+        </w:numPr>
+        <w:rPr>
+          <w:lang w:eastAsia="hu-HU"/>
+        </w:rPr>
+      </w:pPr>
+      <w:r>
+        <w:rPr>
+          <w:lang w:eastAsia="hu-HU"/>
+        </w:rPr>
+        <w:t>Intézményvezetői irányítópult használata.</w:t>
+      </w:r>
+    </w:p>
+    <w:p>
+      <w:pPr>
+        <w:pStyle w:val="Listaszerbekezds"/>
+        <w:numPr>
+          <w:ilvl w:val="0"/>
+          <w:numId w:val="46"/>
+        </w:numPr>
+        <w:rPr>
+          <w:lang w:eastAsia="hu-HU"/>
+        </w:rPr>
+      </w:pPr>
+      <w:r>
+        <w:rPr>
+          <w:lang w:eastAsia="hu-HU"/>
+        </w:rPr>
+        <w:t>Csatlakozási kérelmek kezelése.</w:t>
+      </w:r>
+    </w:p>
+    <w:p>
+      <w:pPr>
+        <w:pStyle w:val="Listaszerbekezds"/>
+        <w:numPr>
+          <w:ilvl w:val="0"/>
+          <w:numId w:val="46"/>
+        </w:numPr>
+        <w:rPr>
+          <w:lang w:eastAsia="hu-HU"/>
+        </w:rPr>
+      </w:pPr>
+      <w:r>
+        <w:rPr>
+          <w:lang w:eastAsia="hu-HU"/>
+        </w:rPr>
+        <w:t>Globális meghívások feldolgozása.</w:t>
+      </w:r>
+    </w:p>
+    <w:p>
+      <w:pPr>
+        <w:pStyle w:val="Listaszerbekezds"/>
+        <w:numPr>
+          <w:ilvl w:val="0"/>
+          <w:numId w:val="46"/>
+        </w:numPr>
+        <w:rPr>
+          <w:lang w:eastAsia="hu-HU"/>
+        </w:rPr>
+      </w:pPr>
+      <w:r>
+        <w:rPr>
+          <w:lang w:eastAsia="hu-HU"/>
+        </w:rPr>
+        <w:t>Intézményi események felügyelete.</w:t>
+      </w:r>
     </w:p>
     <w:sectPr>
       <w:headerReference w:type="default" r:id="rId51"/>
@@ -24805,6 +29087,205 @@
     </w:lvl>
   </w:abstractNum>
   <w:abstractNum w:abstractNumId="2" w15:restartNumberingAfterBreak="0">
+    <w:nsid w:val="0ECB4152"/>
+    <w:multiLevelType w:val="hybridMultilevel"/>
+    <w:tmpl w:val="303821D2"/>
+    <w:lvl w:ilvl="0" w:tplc="040E0001">
+      <w:start w:val="1"/>
+      <w:numFmt w:val="bullet"/>
+      <w:lvlText w:val=""/>
+      <w:lvlJc w:val="left"/>
+      <w:pPr>
+        <w:ind w:left="1288" w:hanging="360"/>
+      </w:pPr>
+      <w:rPr>
+        <w:rFonts w:ascii="Symbol" w:hAnsi="Symbol" w:hint="default"/>
+      </w:rPr>
+    </w:lvl>
+    <w:lvl w:ilvl="1" w:tplc="040E0003" w:tentative="1">
+      <w:start w:val="1"/>
+      <w:numFmt w:val="bullet"/>
+      <w:lvlText w:val="o"/>
+      <w:lvlJc w:val="left"/>
+      <w:pPr>
+        <w:ind w:left="2008" w:hanging="360"/>
+      </w:pPr>
+      <w:rPr>
+        <w:rFonts w:ascii="Courier New" w:hAnsi="Courier New" w:cs="Courier New" w:hint="default"/>
+      </w:rPr>
+    </w:lvl>
+    <w:lvl w:ilvl="2" w:tplc="040E0005" w:tentative="1">
+      <w:start w:val="1"/>
+      <w:numFmt w:val="bullet"/>
+      <w:lvlText w:val=""/>
+      <w:lvlJc w:val="left"/>
+      <w:pPr>
+        <w:ind w:left="2728" w:hanging="360"/>
+      </w:pPr>
+      <w:rPr>
+        <w:rFonts w:ascii="Wingdings" w:hAnsi="Wingdings" w:hint="default"/>
+      </w:rPr>
+    </w:lvl>
+    <w:lvl w:ilvl="3" w:tplc="040E0001" w:tentative="1">
+      <w:start w:val="1"/>
+      <w:numFmt w:val="bullet"/>
+      <w:lvlText w:val=""/>
+      <w:lvlJc w:val="left"/>
+      <w:pPr>
+        <w:ind w:left="3448" w:hanging="360"/>
+      </w:pPr>
+      <w:rPr>
+        <w:rFonts w:ascii="Symbol" w:hAnsi="Symbol" w:hint="default"/>
+      </w:rPr>
+    </w:lvl>
+    <w:lvl w:ilvl="4" w:tplc="040E0003" w:tentative="1">
+      <w:start w:val="1"/>
+      <w:numFmt w:val="bullet"/>
+      <w:lvlText w:val="o"/>
+      <w:lvlJc w:val="left"/>
+      <w:pPr>
+        <w:ind w:left="4168" w:hanging="360"/>
+      </w:pPr>
+      <w:rPr>
+        <w:rFonts w:ascii="Courier New" w:hAnsi="Courier New" w:cs="Courier New" w:hint="default"/>
+      </w:rPr>
+    </w:lvl>
+    <w:lvl w:ilvl="5" w:tplc="040E0005" w:tentative="1">
+      <w:start w:val="1"/>
+      <w:numFmt w:val="bullet"/>
+      <w:lvlText w:val=""/>
+      <w:lvlJc w:val="left"/>
+      <w:pPr>
+        <w:ind w:left="4888" w:hanging="360"/>
+      </w:pPr>
+      <w:rPr>
+        <w:rFonts w:ascii="Wingdings" w:hAnsi="Wingdings" w:hint="default"/>
+      </w:rPr>
+    </w:lvl>
+    <w:lvl w:ilvl="6" w:tplc="040E0001" w:tentative="1">
+      <w:start w:val="1"/>
+      <w:numFmt w:val="bullet"/>
+      <w:lvlText w:val=""/>
+      <w:lvlJc w:val="left"/>
+      <w:pPr>
+        <w:ind w:left="5608" w:hanging="360"/>
+      </w:pPr>
+      <w:rPr>
+        <w:rFonts w:ascii="Symbol" w:hAnsi="Symbol" w:hint="default"/>
+      </w:rPr>
+    </w:lvl>
+    <w:lvl w:ilvl="7" w:tplc="040E0003" w:tentative="1">
+      <w:start w:val="1"/>
+      <w:numFmt w:val="bullet"/>
+      <w:lvlText w:val="o"/>
+      <w:lvlJc w:val="left"/>
+      <w:pPr>
+        <w:ind w:left="6328" w:hanging="360"/>
+      </w:pPr>
+      <w:rPr>
+        <w:rFonts w:ascii="Courier New" w:hAnsi="Courier New" w:cs="Courier New" w:hint="default"/>
+      </w:rPr>
+    </w:lvl>
+    <w:lvl w:ilvl="8" w:tplc="040E0005" w:tentative="1">
+      <w:start w:val="1"/>
+      <w:numFmt w:val="bullet"/>
+      <w:lvlText w:val=""/>
+      <w:lvlJc w:val="left"/>
+      <w:pPr>
+        <w:ind w:left="7048" w:hanging="360"/>
+      </w:pPr>
+      <w:rPr>
+        <w:rFonts w:ascii="Wingdings" w:hAnsi="Wingdings" w:hint="default"/>
+      </w:rPr>
+    </w:lvl>
+  </w:abstractNum>
+  <w:abstractNum w:abstractNumId="3" w15:restartNumberingAfterBreak="0">
+    <w:nsid w:val="0F404827"/>
+    <w:multiLevelType w:val="hybridMultilevel"/>
+    <w:tmpl w:val="A386C624"/>
+    <w:lvl w:ilvl="0" w:tplc="040E000F">
+      <w:start w:val="1"/>
+      <w:numFmt w:val="decimal"/>
+      <w:lvlText w:val="%1."/>
+      <w:lvlJc w:val="left"/>
+      <w:pPr>
+        <w:ind w:left="1288" w:hanging="360"/>
+      </w:pPr>
+    </w:lvl>
+    <w:lvl w:ilvl="1" w:tplc="040E0019" w:tentative="1">
+      <w:start w:val="1"/>
+      <w:numFmt w:val="lowerLetter"/>
+      <w:lvlText w:val="%2."/>
+      <w:lvlJc w:val="left"/>
+      <w:pPr>
+        <w:ind w:left="2008" w:hanging="360"/>
+      </w:pPr>
+    </w:lvl>
+    <w:lvl w:ilvl="2" w:tplc="040E001B" w:tentative="1">
+      <w:start w:val="1"/>
+      <w:numFmt w:val="lowerRoman"/>
+      <w:lvlText w:val="%3."/>
+      <w:lvlJc w:val="right"/>
+      <w:pPr>
+        <w:ind w:left="2728" w:hanging="180"/>
+      </w:pPr>
+    </w:lvl>
+    <w:lvl w:ilvl="3" w:tplc="040E000F" w:tentative="1">
+      <w:start w:val="1"/>
+      <w:numFmt w:val="decimal"/>
+      <w:lvlText w:val="%4."/>
+      <w:lvlJc w:val="left"/>
+      <w:pPr>
+        <w:ind w:left="3448" w:hanging="360"/>
+      </w:pPr>
+    </w:lvl>
+    <w:lvl w:ilvl="4" w:tplc="040E0019" w:tentative="1">
+      <w:start w:val="1"/>
+      <w:numFmt w:val="lowerLetter"/>
+      <w:lvlText w:val="%5."/>
+      <w:lvlJc w:val="left"/>
+      <w:pPr>
+        <w:ind w:left="4168" w:hanging="360"/>
+      </w:pPr>
+    </w:lvl>
+    <w:lvl w:ilvl="5" w:tplc="040E001B" w:tentative="1">
+      <w:start w:val="1"/>
+      <w:numFmt w:val="lowerRoman"/>
+      <w:lvlText w:val="%6."/>
+      <w:lvlJc w:val="right"/>
+      <w:pPr>
+        <w:ind w:left="4888" w:hanging="180"/>
+      </w:pPr>
+    </w:lvl>
+    <w:lvl w:ilvl="6" w:tplc="040E000F" w:tentative="1">
+      <w:start w:val="1"/>
+      <w:numFmt w:val="decimal"/>
+      <w:lvlText w:val="%7."/>
+      <w:lvlJc w:val="left"/>
+      <w:pPr>
+        <w:ind w:left="5608" w:hanging="360"/>
+      </w:pPr>
+    </w:lvl>
+    <w:lvl w:ilvl="7" w:tplc="040E0019" w:tentative="1">
+      <w:start w:val="1"/>
+      <w:numFmt w:val="lowerLetter"/>
+      <w:lvlText w:val="%8."/>
+      <w:lvlJc w:val="left"/>
+      <w:pPr>
+        <w:ind w:left="6328" w:hanging="360"/>
+      </w:pPr>
+    </w:lvl>
+    <w:lvl w:ilvl="8" w:tplc="040E001B" w:tentative="1">
+      <w:start w:val="1"/>
+      <w:numFmt w:val="lowerRoman"/>
+      <w:lvlText w:val="%9."/>
+      <w:lvlJc w:val="right"/>
+      <w:pPr>
+        <w:ind w:left="7048" w:hanging="180"/>
+      </w:pPr>
+    </w:lvl>
+  </w:abstractNum>
+  <w:abstractNum w:abstractNumId="4" w15:restartNumberingAfterBreak="0">
     <w:nsid w:val="11732477"/>
     <w:multiLevelType w:val="multilevel"/>
     <w:tmpl w:val="040E001F"/>
@@ -24890,7 +29371,7 @@
       </w:pPr>
     </w:lvl>
   </w:abstractNum>
-  <w:abstractNum w:abstractNumId="3" w15:restartNumberingAfterBreak="0">
+  <w:abstractNum w:abstractNumId="5" w15:restartNumberingAfterBreak="0">
     <w:nsid w:val="11A47E0A"/>
     <w:multiLevelType w:val="hybridMultilevel"/>
     <w:tmpl w:val="5156CFB6"/>
@@ -25003,7 +29484,93 @@
       </w:rPr>
     </w:lvl>
   </w:abstractNum>
-  <w:abstractNum w:abstractNumId="4" w15:restartNumberingAfterBreak="0">
+  <w:abstractNum w:abstractNumId="6" w15:restartNumberingAfterBreak="0">
+    <w:nsid w:val="16173426"/>
+    <w:multiLevelType w:val="hybridMultilevel"/>
+    <w:tmpl w:val="B588D2F2"/>
+    <w:lvl w:ilvl="0" w:tplc="040E000F">
+      <w:start w:val="1"/>
+      <w:numFmt w:val="decimal"/>
+      <w:lvlText w:val="%1."/>
+      <w:lvlJc w:val="left"/>
+      <w:pPr>
+        <w:ind w:left="1288" w:hanging="360"/>
+      </w:pPr>
+    </w:lvl>
+    <w:lvl w:ilvl="1" w:tplc="040E0019" w:tentative="1">
+      <w:start w:val="1"/>
+      <w:numFmt w:val="lowerLetter"/>
+      <w:lvlText w:val="%2."/>
+      <w:lvlJc w:val="left"/>
+      <w:pPr>
+        <w:ind w:left="2008" w:hanging="360"/>
+      </w:pPr>
+    </w:lvl>
+    <w:lvl w:ilvl="2" w:tplc="040E001B" w:tentative="1">
+      <w:start w:val="1"/>
+      <w:numFmt w:val="lowerRoman"/>
+      <w:lvlText w:val="%3."/>
+      <w:lvlJc w:val="right"/>
+      <w:pPr>
+        <w:ind w:left="2728" w:hanging="180"/>
+      </w:pPr>
+    </w:lvl>
+    <w:lvl w:ilvl="3" w:tplc="040E000F" w:tentative="1">
+      <w:start w:val="1"/>
+      <w:numFmt w:val="decimal"/>
+      <w:lvlText w:val="%4."/>
+      <w:lvlJc w:val="left"/>
+      <w:pPr>
+        <w:ind w:left="3448" w:hanging="360"/>
+      </w:pPr>
+    </w:lvl>
+    <w:lvl w:ilvl="4" w:tplc="040E0019" w:tentative="1">
+      <w:start w:val="1"/>
+      <w:numFmt w:val="lowerLetter"/>
+      <w:lvlText w:val="%5."/>
+      <w:lvlJc w:val="left"/>
+      <w:pPr>
+        <w:ind w:left="4168" w:hanging="360"/>
+      </w:pPr>
+    </w:lvl>
+    <w:lvl w:ilvl="5" w:tplc="040E001B" w:tentative="1">
+      <w:start w:val="1"/>
+      <w:numFmt w:val="lowerRoman"/>
+      <w:lvlText w:val="%6."/>
+      <w:lvlJc w:val="right"/>
+      <w:pPr>
+        <w:ind w:left="4888" w:hanging="180"/>
+      </w:pPr>
+    </w:lvl>
+    <w:lvl w:ilvl="6" w:tplc="040E000F" w:tentative="1">
+      <w:start w:val="1"/>
+      <w:numFmt w:val="decimal"/>
+      <w:lvlText w:val="%7."/>
+      <w:lvlJc w:val="left"/>
+      <w:pPr>
+        <w:ind w:left="5608" w:hanging="360"/>
+      </w:pPr>
+    </w:lvl>
+    <w:lvl w:ilvl="7" w:tplc="040E0019" w:tentative="1">
+      <w:start w:val="1"/>
+      <w:numFmt w:val="lowerLetter"/>
+      <w:lvlText w:val="%8."/>
+      <w:lvlJc w:val="left"/>
+      <w:pPr>
+        <w:ind w:left="6328" w:hanging="360"/>
+      </w:pPr>
+    </w:lvl>
+    <w:lvl w:ilvl="8" w:tplc="040E001B" w:tentative="1">
+      <w:start w:val="1"/>
+      <w:numFmt w:val="lowerRoman"/>
+      <w:lvlText w:val="%9."/>
+      <w:lvlJc w:val="right"/>
+      <w:pPr>
+        <w:ind w:left="7048" w:hanging="180"/>
+      </w:pPr>
+    </w:lvl>
+  </w:abstractNum>
+  <w:abstractNum w:abstractNumId="7" w15:restartNumberingAfterBreak="0">
     <w:nsid w:val="16F57C33"/>
     <w:multiLevelType w:val="hybridMultilevel"/>
     <w:tmpl w:val="67BAC2DC"/>
@@ -25092,7 +29659,206 @@
       </w:pPr>
     </w:lvl>
   </w:abstractNum>
-  <w:abstractNum w:abstractNumId="5" w15:restartNumberingAfterBreak="0">
+  <w:abstractNum w:abstractNumId="8" w15:restartNumberingAfterBreak="0">
+    <w:nsid w:val="1B3D39E1"/>
+    <w:multiLevelType w:val="hybridMultilevel"/>
+    <w:tmpl w:val="32DC9E68"/>
+    <w:lvl w:ilvl="0" w:tplc="040E0001">
+      <w:start w:val="1"/>
+      <w:numFmt w:val="bullet"/>
+      <w:lvlText w:val=""/>
+      <w:lvlJc w:val="left"/>
+      <w:pPr>
+        <w:ind w:left="1288" w:hanging="360"/>
+      </w:pPr>
+      <w:rPr>
+        <w:rFonts w:ascii="Symbol" w:hAnsi="Symbol" w:hint="default"/>
+      </w:rPr>
+    </w:lvl>
+    <w:lvl w:ilvl="1" w:tplc="040E0003" w:tentative="1">
+      <w:start w:val="1"/>
+      <w:numFmt w:val="bullet"/>
+      <w:lvlText w:val="o"/>
+      <w:lvlJc w:val="left"/>
+      <w:pPr>
+        <w:ind w:left="2008" w:hanging="360"/>
+      </w:pPr>
+      <w:rPr>
+        <w:rFonts w:ascii="Courier New" w:hAnsi="Courier New" w:cs="Courier New" w:hint="default"/>
+      </w:rPr>
+    </w:lvl>
+    <w:lvl w:ilvl="2" w:tplc="040E0005" w:tentative="1">
+      <w:start w:val="1"/>
+      <w:numFmt w:val="bullet"/>
+      <w:lvlText w:val=""/>
+      <w:lvlJc w:val="left"/>
+      <w:pPr>
+        <w:ind w:left="2728" w:hanging="360"/>
+      </w:pPr>
+      <w:rPr>
+        <w:rFonts w:ascii="Wingdings" w:hAnsi="Wingdings" w:hint="default"/>
+      </w:rPr>
+    </w:lvl>
+    <w:lvl w:ilvl="3" w:tplc="040E0001" w:tentative="1">
+      <w:start w:val="1"/>
+      <w:numFmt w:val="bullet"/>
+      <w:lvlText w:val=""/>
+      <w:lvlJc w:val="left"/>
+      <w:pPr>
+        <w:ind w:left="3448" w:hanging="360"/>
+      </w:pPr>
+      <w:rPr>
+        <w:rFonts w:ascii="Symbol" w:hAnsi="Symbol" w:hint="default"/>
+      </w:rPr>
+    </w:lvl>
+    <w:lvl w:ilvl="4" w:tplc="040E0003" w:tentative="1">
+      <w:start w:val="1"/>
+      <w:numFmt w:val="bullet"/>
+      <w:lvlText w:val="o"/>
+      <w:lvlJc w:val="left"/>
+      <w:pPr>
+        <w:ind w:left="4168" w:hanging="360"/>
+      </w:pPr>
+      <w:rPr>
+        <w:rFonts w:ascii="Courier New" w:hAnsi="Courier New" w:cs="Courier New" w:hint="default"/>
+      </w:rPr>
+    </w:lvl>
+    <w:lvl w:ilvl="5" w:tplc="040E0005" w:tentative="1">
+      <w:start w:val="1"/>
+      <w:numFmt w:val="bullet"/>
+      <w:lvlText w:val=""/>
+      <w:lvlJc w:val="left"/>
+      <w:pPr>
+        <w:ind w:left="4888" w:hanging="360"/>
+      </w:pPr>
+      <w:rPr>
+        <w:rFonts w:ascii="Wingdings" w:hAnsi="Wingdings" w:hint="default"/>
+      </w:rPr>
+    </w:lvl>
+    <w:lvl w:ilvl="6" w:tplc="040E0001" w:tentative="1">
+      <w:start w:val="1"/>
+      <w:numFmt w:val="bullet"/>
+      <w:lvlText w:val=""/>
+      <w:lvlJc w:val="left"/>
+      <w:pPr>
+        <w:ind w:left="5608" w:hanging="360"/>
+      </w:pPr>
+      <w:rPr>
+        <w:rFonts w:ascii="Symbol" w:hAnsi="Symbol" w:hint="default"/>
+      </w:rPr>
+    </w:lvl>
+    <w:lvl w:ilvl="7" w:tplc="040E0003" w:tentative="1">
+      <w:start w:val="1"/>
+      <w:numFmt w:val="bullet"/>
+      <w:lvlText w:val="o"/>
+      <w:lvlJc w:val="left"/>
+      <w:pPr>
+        <w:ind w:left="6328" w:hanging="360"/>
+      </w:pPr>
+      <w:rPr>
+        <w:rFonts w:ascii="Courier New" w:hAnsi="Courier New" w:cs="Courier New" w:hint="default"/>
+      </w:rPr>
+    </w:lvl>
+    <w:lvl w:ilvl="8" w:tplc="040E0005" w:tentative="1">
+      <w:start w:val="1"/>
+      <w:numFmt w:val="bullet"/>
+      <w:lvlText w:val=""/>
+      <w:lvlJc w:val="left"/>
+      <w:pPr>
+        <w:ind w:left="7048" w:hanging="360"/>
+      </w:pPr>
+      <w:rPr>
+        <w:rFonts w:ascii="Wingdings" w:hAnsi="Wingdings" w:hint="default"/>
+      </w:rPr>
+    </w:lvl>
+  </w:abstractNum>
+  <w:abstractNum w:abstractNumId="9" w15:restartNumberingAfterBreak="0">
+    <w:nsid w:val="1D241FB9"/>
+    <w:multiLevelType w:val="hybridMultilevel"/>
+    <w:tmpl w:val="6DB63E34"/>
+    <w:lvl w:ilvl="0" w:tplc="040E000F">
+      <w:start w:val="1"/>
+      <w:numFmt w:val="decimal"/>
+      <w:lvlText w:val="%1."/>
+      <w:lvlJc w:val="left"/>
+      <w:pPr>
+        <w:ind w:left="1288" w:hanging="360"/>
+      </w:pPr>
+    </w:lvl>
+    <w:lvl w:ilvl="1" w:tplc="040E0019" w:tentative="1">
+      <w:start w:val="1"/>
+      <w:numFmt w:val="lowerLetter"/>
+      <w:lvlText w:val="%2."/>
+      <w:lvlJc w:val="left"/>
+      <w:pPr>
+        <w:ind w:left="2008" w:hanging="360"/>
+      </w:pPr>
+    </w:lvl>
+    <w:lvl w:ilvl="2" w:tplc="040E001B" w:tentative="1">
+      <w:start w:val="1"/>
+      <w:numFmt w:val="lowerRoman"/>
+      <w:lvlText w:val="%3."/>
+      <w:lvlJc w:val="right"/>
+      <w:pPr>
+        <w:ind w:left="2728" w:hanging="180"/>
+      </w:pPr>
+    </w:lvl>
+    <w:lvl w:ilvl="3" w:tplc="040E000F" w:tentative="1">
+      <w:start w:val="1"/>
+      <w:numFmt w:val="decimal"/>
+      <w:lvlText w:val="%4."/>
+      <w:lvlJc w:val="left"/>
+      <w:pPr>
+        <w:ind w:left="3448" w:hanging="360"/>
+      </w:pPr>
+    </w:lvl>
+    <w:lvl w:ilvl="4" w:tplc="040E0019" w:tentative="1">
+      <w:start w:val="1"/>
+      <w:numFmt w:val="lowerLetter"/>
+      <w:lvlText w:val="%5."/>
+      <w:lvlJc w:val="left"/>
+      <w:pPr>
+        <w:ind w:left="4168" w:hanging="360"/>
+      </w:pPr>
+    </w:lvl>
+    <w:lvl w:ilvl="5" w:tplc="040E001B" w:tentative="1">
+      <w:start w:val="1"/>
+      <w:numFmt w:val="lowerRoman"/>
+      <w:lvlText w:val="%6."/>
+      <w:lvlJc w:val="right"/>
+      <w:pPr>
+        <w:ind w:left="4888" w:hanging="180"/>
+      </w:pPr>
+    </w:lvl>
+    <w:lvl w:ilvl="6" w:tplc="040E000F" w:tentative="1">
+      <w:start w:val="1"/>
+      <w:numFmt w:val="decimal"/>
+      <w:lvlText w:val="%7."/>
+      <w:lvlJc w:val="left"/>
+      <w:pPr>
+        <w:ind w:left="5608" w:hanging="360"/>
+      </w:pPr>
+    </w:lvl>
+    <w:lvl w:ilvl="7" w:tplc="040E0019" w:tentative="1">
+      <w:start w:val="1"/>
+      <w:numFmt w:val="lowerLetter"/>
+      <w:lvlText w:val="%8."/>
+      <w:lvlJc w:val="left"/>
+      <w:pPr>
+        <w:ind w:left="6328" w:hanging="360"/>
+      </w:pPr>
+    </w:lvl>
+    <w:lvl w:ilvl="8" w:tplc="040E001B" w:tentative="1">
+      <w:start w:val="1"/>
+      <w:numFmt w:val="lowerRoman"/>
+      <w:lvlText w:val="%9."/>
+      <w:lvlJc w:val="right"/>
+      <w:pPr>
+        <w:ind w:left="7048" w:hanging="180"/>
+      </w:pPr>
+    </w:lvl>
+  </w:abstractNum>
+  <w:abstractNum w:abstractNumId="10" w15:restartNumberingAfterBreak="0">
     <w:nsid w:val="1D417533"/>
     <w:multiLevelType w:val="hybridMultilevel"/>
     <w:tmpl w:val="2594F57C"/>
@@ -25181,7 +29947,7 @@
       </w:pPr>
     </w:lvl>
   </w:abstractNum>
-  <w:abstractNum w:abstractNumId="6" w15:restartNumberingAfterBreak="0">
+  <w:abstractNum w:abstractNumId="11" w15:restartNumberingAfterBreak="0">
     <w:nsid w:val="234D7471"/>
     <w:multiLevelType w:val="hybridMultilevel"/>
     <w:tmpl w:val="AF7CB7B8"/>
@@ -25294,7 +30060,93 @@
       </w:rPr>
     </w:lvl>
   </w:abstractNum>
-  <w:abstractNum w:abstractNumId="7" w15:restartNumberingAfterBreak="0">
+  <w:abstractNum w:abstractNumId="12" w15:restartNumberingAfterBreak="0">
+    <w:nsid w:val="291D6647"/>
+    <w:multiLevelType w:val="hybridMultilevel"/>
+    <w:tmpl w:val="0458EB52"/>
+    <w:lvl w:ilvl="0" w:tplc="040E000F">
+      <w:start w:val="1"/>
+      <w:numFmt w:val="decimal"/>
+      <w:lvlText w:val="%1."/>
+      <w:lvlJc w:val="left"/>
+      <w:pPr>
+        <w:ind w:left="1288" w:hanging="360"/>
+      </w:pPr>
+    </w:lvl>
+    <w:lvl w:ilvl="1" w:tplc="040E0019" w:tentative="1">
+      <w:start w:val="1"/>
+      <w:numFmt w:val="lowerLetter"/>
+      <w:lvlText w:val="%2."/>
+      <w:lvlJc w:val="left"/>
+      <w:pPr>
+        <w:ind w:left="2008" w:hanging="360"/>
+      </w:pPr>
+    </w:lvl>
+    <w:lvl w:ilvl="2" w:tplc="040E001B" w:tentative="1">
+      <w:start w:val="1"/>
+      <w:numFmt w:val="lowerRoman"/>
+      <w:lvlText w:val="%3."/>
+      <w:lvlJc w:val="right"/>
+      <w:pPr>
+        <w:ind w:left="2728" w:hanging="180"/>
+      </w:pPr>
+    </w:lvl>
+    <w:lvl w:ilvl="3" w:tplc="040E000F" w:tentative="1">
+      <w:start w:val="1"/>
+      <w:numFmt w:val="decimal"/>
+      <w:lvlText w:val="%4."/>
+      <w:lvlJc w:val="left"/>
+      <w:pPr>
+        <w:ind w:left="3448" w:hanging="360"/>
+      </w:pPr>
+    </w:lvl>
+    <w:lvl w:ilvl="4" w:tplc="040E0019" w:tentative="1">
+      <w:start w:val="1"/>
+      <w:numFmt w:val="lowerLetter"/>
+      <w:lvlText w:val="%5."/>
+      <w:lvlJc w:val="left"/>
+      <w:pPr>
+        <w:ind w:left="4168" w:hanging="360"/>
+      </w:pPr>
+    </w:lvl>
+    <w:lvl w:ilvl="5" w:tplc="040E001B" w:tentative="1">
+      <w:start w:val="1"/>
+      <w:numFmt w:val="lowerRoman"/>
+      <w:lvlText w:val="%6."/>
+      <w:lvlJc w:val="right"/>
+      <w:pPr>
+        <w:ind w:left="4888" w:hanging="180"/>
+      </w:pPr>
+    </w:lvl>
+    <w:lvl w:ilvl="6" w:tplc="040E000F" w:tentative="1">
+      <w:start w:val="1"/>
+      <w:numFmt w:val="decimal"/>
+      <w:lvlText w:val="%7."/>
+      <w:lvlJc w:val="left"/>
+      <w:pPr>
+        <w:ind w:left="5608" w:hanging="360"/>
+      </w:pPr>
+    </w:lvl>
+    <w:lvl w:ilvl="7" w:tplc="040E0019" w:tentative="1">
+      <w:start w:val="1"/>
+      <w:numFmt w:val="lowerLetter"/>
+      <w:lvlText w:val="%8."/>
+      <w:lvlJc w:val="left"/>
+      <w:pPr>
+        <w:ind w:left="6328" w:hanging="360"/>
+      </w:pPr>
+    </w:lvl>
+    <w:lvl w:ilvl="8" w:tplc="040E001B" w:tentative="1">
+      <w:start w:val="1"/>
+      <w:numFmt w:val="lowerRoman"/>
+      <w:lvlText w:val="%9."/>
+      <w:lvlJc w:val="right"/>
+      <w:pPr>
+        <w:ind w:left="7048" w:hanging="180"/>
+      </w:pPr>
+    </w:lvl>
+  </w:abstractNum>
+  <w:abstractNum w:abstractNumId="13" w15:restartNumberingAfterBreak="0">
     <w:nsid w:val="2AB802CF"/>
     <w:multiLevelType w:val="hybridMultilevel"/>
     <w:tmpl w:val="6B3AF36A"/>
@@ -25383,7 +30235,7 @@
       </w:pPr>
     </w:lvl>
   </w:abstractNum>
-  <w:abstractNum w:abstractNumId="8" w15:restartNumberingAfterBreak="0">
+  <w:abstractNum w:abstractNumId="14" w15:restartNumberingAfterBreak="0">
     <w:nsid w:val="2C487606"/>
     <w:multiLevelType w:val="hybridMultilevel"/>
     <w:tmpl w:val="25DCB88C"/>
@@ -25496,7 +30348,93 @@
       </w:rPr>
     </w:lvl>
   </w:abstractNum>
-  <w:abstractNum w:abstractNumId="9" w15:restartNumberingAfterBreak="0">
+  <w:abstractNum w:abstractNumId="15" w15:restartNumberingAfterBreak="0">
+    <w:nsid w:val="2E5E007D"/>
+    <w:multiLevelType w:val="hybridMultilevel"/>
+    <w:tmpl w:val="AF003076"/>
+    <w:lvl w:ilvl="0" w:tplc="040E000F">
+      <w:start w:val="1"/>
+      <w:numFmt w:val="decimal"/>
+      <w:lvlText w:val="%1."/>
+      <w:lvlJc w:val="left"/>
+      <w:pPr>
+        <w:ind w:left="1288" w:hanging="360"/>
+      </w:pPr>
+    </w:lvl>
+    <w:lvl w:ilvl="1" w:tplc="040E0019" w:tentative="1">
+      <w:start w:val="1"/>
+      <w:numFmt w:val="lowerLetter"/>
+      <w:lvlText w:val="%2."/>
+      <w:lvlJc w:val="left"/>
+      <w:pPr>
+        <w:ind w:left="2008" w:hanging="360"/>
+      </w:pPr>
+    </w:lvl>
+    <w:lvl w:ilvl="2" w:tplc="040E001B" w:tentative="1">
+      <w:start w:val="1"/>
+      <w:numFmt w:val="lowerRoman"/>
+      <w:lvlText w:val="%3."/>
+      <w:lvlJc w:val="right"/>
+      <w:pPr>
+        <w:ind w:left="2728" w:hanging="180"/>
+      </w:pPr>
+    </w:lvl>
+    <w:lvl w:ilvl="3" w:tplc="040E000F" w:tentative="1">
+      <w:start w:val="1"/>
+      <w:numFmt w:val="decimal"/>
+      <w:lvlText w:val="%4."/>
+      <w:lvlJc w:val="left"/>
+      <w:pPr>
+        <w:ind w:left="3448" w:hanging="360"/>
+      </w:pPr>
+    </w:lvl>
+    <w:lvl w:ilvl="4" w:tplc="040E0019" w:tentative="1">
+      <w:start w:val="1"/>
+      <w:numFmt w:val="lowerLetter"/>
+      <w:lvlText w:val="%5."/>
+      <w:lvlJc w:val="left"/>
+      <w:pPr>
+        <w:ind w:left="4168" w:hanging="360"/>
+      </w:pPr>
+    </w:lvl>
+    <w:lvl w:ilvl="5" w:tplc="040E001B" w:tentative="1">
+      <w:start w:val="1"/>
+      <w:numFmt w:val="lowerRoman"/>
+      <w:lvlText w:val="%6."/>
+      <w:lvlJc w:val="right"/>
+      <w:pPr>
+        <w:ind w:left="4888" w:hanging="180"/>
+      </w:pPr>
+    </w:lvl>
+    <w:lvl w:ilvl="6" w:tplc="040E000F" w:tentative="1">
+      <w:start w:val="1"/>
+      <w:numFmt w:val="decimal"/>
+      <w:lvlText w:val="%7."/>
+      <w:lvlJc w:val="left"/>
+      <w:pPr>
+        <w:ind w:left="5608" w:hanging="360"/>
+      </w:pPr>
+    </w:lvl>
+    <w:lvl w:ilvl="7" w:tplc="040E0019" w:tentative="1">
+      <w:start w:val="1"/>
+      <w:numFmt w:val="lowerLetter"/>
+      <w:lvlText w:val="%8."/>
+      <w:lvlJc w:val="left"/>
+      <w:pPr>
+        <w:ind w:left="6328" w:hanging="360"/>
+      </w:pPr>
+    </w:lvl>
+    <w:lvl w:ilvl="8" w:tplc="040E001B" w:tentative="1">
+      <w:start w:val="1"/>
+      <w:numFmt w:val="lowerRoman"/>
+      <w:lvlText w:val="%9."/>
+      <w:lvlJc w:val="right"/>
+      <w:pPr>
+        <w:ind w:left="7048" w:hanging="180"/>
+      </w:pPr>
+    </w:lvl>
+  </w:abstractNum>
+  <w:abstractNum w:abstractNumId="16" w15:restartNumberingAfterBreak="0">
     <w:nsid w:val="2E930716"/>
     <w:multiLevelType w:val="hybridMultilevel"/>
     <w:tmpl w:val="CF4C5104"/>
@@ -25585,7 +30523,7 @@
       </w:pPr>
     </w:lvl>
   </w:abstractNum>
-  <w:abstractNum w:abstractNumId="10" w15:restartNumberingAfterBreak="0">
+  <w:abstractNum w:abstractNumId="17" w15:restartNumberingAfterBreak="0">
     <w:nsid w:val="2F620CCB"/>
     <w:multiLevelType w:val="hybridMultilevel"/>
     <w:tmpl w:val="F5E01EBC"/>
@@ -25674,7 +30612,7 @@
       </w:pPr>
     </w:lvl>
   </w:abstractNum>
-  <w:abstractNum w:abstractNumId="11" w15:restartNumberingAfterBreak="0">
+  <w:abstractNum w:abstractNumId="18" w15:restartNumberingAfterBreak="0">
     <w:nsid w:val="3A5632FE"/>
     <w:multiLevelType w:val="hybridMultilevel"/>
     <w:tmpl w:val="064A8054"/>
@@ -25787,7 +30725,7 @@
       </w:rPr>
     </w:lvl>
   </w:abstractNum>
-  <w:abstractNum w:abstractNumId="12" w15:restartNumberingAfterBreak="0">
+  <w:abstractNum w:abstractNumId="19" w15:restartNumberingAfterBreak="0">
     <w:nsid w:val="3ACD1445"/>
     <w:multiLevelType w:val="hybridMultilevel"/>
     <w:tmpl w:val="6150B02C"/>
@@ -25876,7 +30814,7 @@
       </w:pPr>
     </w:lvl>
   </w:abstractNum>
-  <w:abstractNum w:abstractNumId="13" w15:restartNumberingAfterBreak="0">
+  <w:abstractNum w:abstractNumId="20" w15:restartNumberingAfterBreak="0">
     <w:nsid w:val="3D1624F5"/>
     <w:multiLevelType w:val="hybridMultilevel"/>
     <w:tmpl w:val="4DF66B12"/>
@@ -25988,7 +30926,7 @@
       </w:rPr>
     </w:lvl>
   </w:abstractNum>
-  <w:abstractNum w:abstractNumId="14" w15:restartNumberingAfterBreak="0">
+  <w:abstractNum w:abstractNumId="21" w15:restartNumberingAfterBreak="0">
     <w:nsid w:val="3E3C5155"/>
     <w:multiLevelType w:val="hybridMultilevel"/>
     <w:tmpl w:val="F38A9C3A"/>
@@ -26077,7 +31015,7 @@
       </w:pPr>
     </w:lvl>
   </w:abstractNum>
-  <w:abstractNum w:abstractNumId="15" w15:restartNumberingAfterBreak="0">
+  <w:abstractNum w:abstractNumId="22" w15:restartNumberingAfterBreak="0">
     <w:nsid w:val="429D4955"/>
     <w:multiLevelType w:val="multilevel"/>
     <w:tmpl w:val="21F64594"/>
@@ -26226,7 +31164,93 @@
       </w:rPr>
     </w:lvl>
   </w:abstractNum>
-  <w:abstractNum w:abstractNumId="16" w15:restartNumberingAfterBreak="0">
+  <w:abstractNum w:abstractNumId="23" w15:restartNumberingAfterBreak="0">
+    <w:nsid w:val="49CE2396"/>
+    <w:multiLevelType w:val="hybridMultilevel"/>
+    <w:tmpl w:val="C79E8220"/>
+    <w:lvl w:ilvl="0" w:tplc="040E000F">
+      <w:start w:val="1"/>
+      <w:numFmt w:val="decimal"/>
+      <w:lvlText w:val="%1."/>
+      <w:lvlJc w:val="left"/>
+      <w:pPr>
+        <w:ind w:left="1288" w:hanging="360"/>
+      </w:pPr>
+    </w:lvl>
+    <w:lvl w:ilvl="1" w:tplc="040E0019" w:tentative="1">
+      <w:start w:val="1"/>
+      <w:numFmt w:val="lowerLetter"/>
+      <w:lvlText w:val="%2."/>
+      <w:lvlJc w:val="left"/>
+      <w:pPr>
+        <w:ind w:left="2008" w:hanging="360"/>
+      </w:pPr>
+    </w:lvl>
+    <w:lvl w:ilvl="2" w:tplc="040E001B" w:tentative="1">
+      <w:start w:val="1"/>
+      <w:numFmt w:val="lowerRoman"/>
+      <w:lvlText w:val="%3."/>
+      <w:lvlJc w:val="right"/>
+      <w:pPr>
+        <w:ind w:left="2728" w:hanging="180"/>
+      </w:pPr>
+    </w:lvl>
+    <w:lvl w:ilvl="3" w:tplc="040E000F" w:tentative="1">
+      <w:start w:val="1"/>
+      <w:numFmt w:val="decimal"/>
+      <w:lvlText w:val="%4."/>
+      <w:lvlJc w:val="left"/>
+      <w:pPr>
+        <w:ind w:left="3448" w:hanging="360"/>
+      </w:pPr>
+    </w:lvl>
+    <w:lvl w:ilvl="4" w:tplc="040E0019" w:tentative="1">
+      <w:start w:val="1"/>
+      <w:numFmt w:val="lowerLetter"/>
+      <w:lvlText w:val="%5."/>
+      <w:lvlJc w:val="left"/>
+      <w:pPr>
+        <w:ind w:left="4168" w:hanging="360"/>
+      </w:pPr>
+    </w:lvl>
+    <w:lvl w:ilvl="5" w:tplc="040E001B" w:tentative="1">
+      <w:start w:val="1"/>
+      <w:numFmt w:val="lowerRoman"/>
+      <w:lvlText w:val="%6."/>
+      <w:lvlJc w:val="right"/>
+      <w:pPr>
+        <w:ind w:left="4888" w:hanging="180"/>
+      </w:pPr>
+    </w:lvl>
+    <w:lvl w:ilvl="6" w:tplc="040E000F" w:tentative="1">
+      <w:start w:val="1"/>
+      <w:numFmt w:val="decimal"/>
+      <w:lvlText w:val="%7."/>
+      <w:lvlJc w:val="left"/>
+      <w:pPr>
+        <w:ind w:left="5608" w:hanging="360"/>
+      </w:pPr>
+    </w:lvl>
+    <w:lvl w:ilvl="7" w:tplc="040E0019" w:tentative="1">
+      <w:start w:val="1"/>
+      <w:numFmt w:val="lowerLetter"/>
+      <w:lvlText w:val="%8."/>
+      <w:lvlJc w:val="left"/>
+      <w:pPr>
+        <w:ind w:left="6328" w:hanging="360"/>
+      </w:pPr>
+    </w:lvl>
+    <w:lvl w:ilvl="8" w:tplc="040E001B" w:tentative="1">
+      <w:start w:val="1"/>
+      <w:numFmt w:val="lowerRoman"/>
+      <w:lvlText w:val="%9."/>
+      <w:lvlJc w:val="right"/>
+      <w:pPr>
+        <w:ind w:left="7048" w:hanging="180"/>
+      </w:pPr>
+    </w:lvl>
+  </w:abstractNum>
+  <w:abstractNum w:abstractNumId="24" w15:restartNumberingAfterBreak="0">
     <w:nsid w:val="49FA4C06"/>
     <w:multiLevelType w:val="hybridMultilevel"/>
     <w:tmpl w:val="854A11DA"/>
@@ -26315,7 +31339,7 @@
       </w:pPr>
     </w:lvl>
   </w:abstractNum>
-  <w:abstractNum w:abstractNumId="17" w15:restartNumberingAfterBreak="0">
+  <w:abstractNum w:abstractNumId="25" w15:restartNumberingAfterBreak="0">
     <w:nsid w:val="4C3B2A94"/>
     <w:multiLevelType w:val="multilevel"/>
     <w:tmpl w:val="693C88C2"/>
@@ -26428,7 +31452,7 @@
       </w:rPr>
     </w:lvl>
   </w:abstractNum>
-  <w:abstractNum w:abstractNumId="18" w15:restartNumberingAfterBreak="0">
+  <w:abstractNum w:abstractNumId="26" w15:restartNumberingAfterBreak="0">
     <w:nsid w:val="555725DB"/>
     <w:multiLevelType w:val="hybridMultilevel"/>
     <w:tmpl w:val="60D8DA36"/>
@@ -26517,7 +31541,93 @@
       </w:pPr>
     </w:lvl>
   </w:abstractNum>
-  <w:abstractNum w:abstractNumId="19" w15:restartNumberingAfterBreak="0">
+  <w:abstractNum w:abstractNumId="27" w15:restartNumberingAfterBreak="0">
+    <w:nsid w:val="58480EA4"/>
+    <w:multiLevelType w:val="hybridMultilevel"/>
+    <w:tmpl w:val="98BAB0F2"/>
+    <w:lvl w:ilvl="0" w:tplc="040E000F">
+      <w:start w:val="1"/>
+      <w:numFmt w:val="decimal"/>
+      <w:lvlText w:val="%1."/>
+      <w:lvlJc w:val="left"/>
+      <w:pPr>
+        <w:ind w:left="1288" w:hanging="360"/>
+      </w:pPr>
+    </w:lvl>
+    <w:lvl w:ilvl="1" w:tplc="040E0019" w:tentative="1">
+      <w:start w:val="1"/>
+      <w:numFmt w:val="lowerLetter"/>
+      <w:lvlText w:val="%2."/>
+      <w:lvlJc w:val="left"/>
+      <w:pPr>
+        <w:ind w:left="2008" w:hanging="360"/>
+      </w:pPr>
+    </w:lvl>
+    <w:lvl w:ilvl="2" w:tplc="040E001B" w:tentative="1">
+      <w:start w:val="1"/>
+      <w:numFmt w:val="lowerRoman"/>
+      <w:lvlText w:val="%3."/>
+      <w:lvlJc w:val="right"/>
+      <w:pPr>
+        <w:ind w:left="2728" w:hanging="180"/>
+      </w:pPr>
+    </w:lvl>
+    <w:lvl w:ilvl="3" w:tplc="040E000F" w:tentative="1">
+      <w:start w:val="1"/>
+      <w:numFmt w:val="decimal"/>
+      <w:lvlText w:val="%4."/>
+      <w:lvlJc w:val="left"/>
+      <w:pPr>
+        <w:ind w:left="3448" w:hanging="360"/>
+      </w:pPr>
+    </w:lvl>
+    <w:lvl w:ilvl="4" w:tplc="040E0019" w:tentative="1">
+      <w:start w:val="1"/>
+      <w:numFmt w:val="lowerLetter"/>
+      <w:lvlText w:val="%5."/>
+      <w:lvlJc w:val="left"/>
+      <w:pPr>
+        <w:ind w:left="4168" w:hanging="360"/>
+      </w:pPr>
+    </w:lvl>
+    <w:lvl w:ilvl="5" w:tplc="040E001B" w:tentative="1">
+      <w:start w:val="1"/>
+      <w:numFmt w:val="lowerRoman"/>
+      <w:lvlText w:val="%6."/>
+      <w:lvlJc w:val="right"/>
+      <w:pPr>
+        <w:ind w:left="4888" w:hanging="180"/>
+      </w:pPr>
+    </w:lvl>
+    <w:lvl w:ilvl="6" w:tplc="040E000F" w:tentative="1">
+      <w:start w:val="1"/>
+      <w:numFmt w:val="decimal"/>
+      <w:lvlText w:val="%7."/>
+      <w:lvlJc w:val="left"/>
+      <w:pPr>
+        <w:ind w:left="5608" w:hanging="360"/>
+      </w:pPr>
+    </w:lvl>
+    <w:lvl w:ilvl="7" w:tplc="040E0019" w:tentative="1">
+      <w:start w:val="1"/>
+      <w:numFmt w:val="lowerLetter"/>
+      <w:lvlText w:val="%8."/>
+      <w:lvlJc w:val="left"/>
+      <w:pPr>
+        <w:ind w:left="6328" w:hanging="360"/>
+      </w:pPr>
+    </w:lvl>
+    <w:lvl w:ilvl="8" w:tplc="040E001B" w:tentative="1">
+      <w:start w:val="1"/>
+      <w:numFmt w:val="lowerRoman"/>
+      <w:lvlText w:val="%9."/>
+      <w:lvlJc w:val="right"/>
+      <w:pPr>
+        <w:ind w:left="7048" w:hanging="180"/>
+      </w:pPr>
+    </w:lvl>
+  </w:abstractNum>
+  <w:abstractNum w:abstractNumId="28" w15:restartNumberingAfterBreak="0">
     <w:nsid w:val="5CE74B93"/>
     <w:multiLevelType w:val="hybridMultilevel"/>
     <w:tmpl w:val="05803D82"/>
@@ -26630,7 +31740,7 @@
       </w:rPr>
     </w:lvl>
   </w:abstractNum>
-  <w:abstractNum w:abstractNumId="20" w15:restartNumberingAfterBreak="0">
+  <w:abstractNum w:abstractNumId="29" w15:restartNumberingAfterBreak="0">
     <w:nsid w:val="5D363C1B"/>
     <w:multiLevelType w:val="hybridMultilevel"/>
     <w:tmpl w:val="82A0D50E"/>
@@ -26719,7 +31829,7 @@
       </w:pPr>
     </w:lvl>
   </w:abstractNum>
-  <w:abstractNum w:abstractNumId="21" w15:restartNumberingAfterBreak="0">
+  <w:abstractNum w:abstractNumId="30" w15:restartNumberingAfterBreak="0">
     <w:nsid w:val="5EBC2AB8"/>
     <w:multiLevelType w:val="hybridMultilevel"/>
     <w:tmpl w:val="8D78A730"/>
@@ -26808,7 +31918,7 @@
       </w:pPr>
     </w:lvl>
   </w:abstractNum>
-  <w:abstractNum w:abstractNumId="22" w15:restartNumberingAfterBreak="0">
+  <w:abstractNum w:abstractNumId="31" w15:restartNumberingAfterBreak="0">
     <w:nsid w:val="5FB90A5E"/>
     <w:multiLevelType w:val="hybridMultilevel"/>
     <w:tmpl w:val="418AD984"/>
@@ -26897,7 +32007,93 @@
       </w:pPr>
     </w:lvl>
   </w:abstractNum>
-  <w:abstractNum w:abstractNumId="23" w15:restartNumberingAfterBreak="0">
+  <w:abstractNum w:abstractNumId="32" w15:restartNumberingAfterBreak="0">
+    <w:nsid w:val="62175A0F"/>
+    <w:multiLevelType w:val="hybridMultilevel"/>
+    <w:tmpl w:val="814E0942"/>
+    <w:lvl w:ilvl="0" w:tplc="040E000F">
+      <w:start w:val="1"/>
+      <w:numFmt w:val="decimal"/>
+      <w:lvlText w:val="%1."/>
+      <w:lvlJc w:val="left"/>
+      <w:pPr>
+        <w:ind w:left="1288" w:hanging="360"/>
+      </w:pPr>
+    </w:lvl>
+    <w:lvl w:ilvl="1" w:tplc="040E0019" w:tentative="1">
+      <w:start w:val="1"/>
+      <w:numFmt w:val="lowerLetter"/>
+      <w:lvlText w:val="%2."/>
+      <w:lvlJc w:val="left"/>
+      <w:pPr>
+        <w:ind w:left="2008" w:hanging="360"/>
+      </w:pPr>
+    </w:lvl>
+    <w:lvl w:ilvl="2" w:tplc="040E001B" w:tentative="1">
+      <w:start w:val="1"/>
+      <w:numFmt w:val="lowerRoman"/>
+      <w:lvlText w:val="%3."/>
+      <w:lvlJc w:val="right"/>
+      <w:pPr>
+        <w:ind w:left="2728" w:hanging="180"/>
+      </w:pPr>
+    </w:lvl>
+    <w:lvl w:ilvl="3" w:tplc="040E000F" w:tentative="1">
+      <w:start w:val="1"/>
+      <w:numFmt w:val="decimal"/>
+      <w:lvlText w:val="%4."/>
+      <w:lvlJc w:val="left"/>
+      <w:pPr>
+        <w:ind w:left="3448" w:hanging="360"/>
+      </w:pPr>
+    </w:lvl>
+    <w:lvl w:ilvl="4" w:tplc="040E0019" w:tentative="1">
+      <w:start w:val="1"/>
+      <w:numFmt w:val="lowerLetter"/>
+      <w:lvlText w:val="%5."/>
+      <w:lvlJc w:val="left"/>
+      <w:pPr>
+        <w:ind w:left="4168" w:hanging="360"/>
+      </w:pPr>
+    </w:lvl>
+    <w:lvl w:ilvl="5" w:tplc="040E001B" w:tentative="1">
+      <w:start w:val="1"/>
+      <w:numFmt w:val="lowerRoman"/>
+      <w:lvlText w:val="%6."/>
+      <w:lvlJc w:val="right"/>
+      <w:pPr>
+        <w:ind w:left="4888" w:hanging="180"/>
+      </w:pPr>
+    </w:lvl>
+    <w:lvl w:ilvl="6" w:tplc="040E000F" w:tentative="1">
+      <w:start w:val="1"/>
+      <w:numFmt w:val="decimal"/>
+      <w:lvlText w:val="%7."/>
+      <w:lvlJc w:val="left"/>
+      <w:pPr>
+        <w:ind w:left="5608" w:hanging="360"/>
+      </w:pPr>
+    </w:lvl>
+    <w:lvl w:ilvl="7" w:tplc="040E0019" w:tentative="1">
+      <w:start w:val="1"/>
+      <w:numFmt w:val="lowerLetter"/>
+      <w:lvlText w:val="%8."/>
+      <w:lvlJc w:val="left"/>
+      <w:pPr>
+        <w:ind w:left="6328" w:hanging="360"/>
+      </w:pPr>
+    </w:lvl>
+    <w:lvl w:ilvl="8" w:tplc="040E001B" w:tentative="1">
+      <w:start w:val="1"/>
+      <w:numFmt w:val="lowerRoman"/>
+      <w:lvlText w:val="%9."/>
+      <w:lvlJc w:val="right"/>
+      <w:pPr>
+        <w:ind w:left="7048" w:hanging="180"/>
+      </w:pPr>
+    </w:lvl>
+  </w:abstractNum>
+  <w:abstractNum w:abstractNumId="33" w15:restartNumberingAfterBreak="0">
     <w:nsid w:val="6243682A"/>
     <w:multiLevelType w:val="hybridMultilevel"/>
     <w:tmpl w:val="10B09D84"/>
@@ -26986,7 +32182,120 @@
       </w:pPr>
     </w:lvl>
   </w:abstractNum>
-  <w:abstractNum w:abstractNumId="24" w15:restartNumberingAfterBreak="0">
+  <w:abstractNum w:abstractNumId="34" w15:restartNumberingAfterBreak="0">
+    <w:nsid w:val="628B3260"/>
+    <w:multiLevelType w:val="hybridMultilevel"/>
+    <w:tmpl w:val="A4B4218C"/>
+    <w:lvl w:ilvl="0" w:tplc="040E0001">
+      <w:start w:val="1"/>
+      <w:numFmt w:val="bullet"/>
+      <w:lvlText w:val=""/>
+      <w:lvlJc w:val="left"/>
+      <w:pPr>
+        <w:ind w:left="1288" w:hanging="360"/>
+      </w:pPr>
+      <w:rPr>
+        <w:rFonts w:ascii="Symbol" w:hAnsi="Symbol" w:hint="default"/>
+      </w:rPr>
+    </w:lvl>
+    <w:lvl w:ilvl="1" w:tplc="040E0003" w:tentative="1">
+      <w:start w:val="1"/>
+      <w:numFmt w:val="bullet"/>
+      <w:lvlText w:val="o"/>
+      <w:lvlJc w:val="left"/>
+      <w:pPr>
+        <w:ind w:left="2008" w:hanging="360"/>
+      </w:pPr>
+      <w:rPr>
+        <w:rFonts w:ascii="Courier New" w:hAnsi="Courier New" w:cs="Courier New" w:hint="default"/>
+      </w:rPr>
+    </w:lvl>
+    <w:lvl w:ilvl="2" w:tplc="040E0005" w:tentative="1">
+      <w:start w:val="1"/>
+      <w:numFmt w:val="bullet"/>
+      <w:lvlText w:val=""/>
+      <w:lvlJc w:val="left"/>
+      <w:pPr>
+        <w:ind w:left="2728" w:hanging="360"/>
+      </w:pPr>
+      <w:rPr>
+        <w:rFonts w:ascii="Wingdings" w:hAnsi="Wingdings" w:hint="default"/>
+      </w:rPr>
+    </w:lvl>
+    <w:lvl w:ilvl="3" w:tplc="040E0001" w:tentative="1">
+      <w:start w:val="1"/>
+      <w:numFmt w:val="bullet"/>
+      <w:lvlText w:val=""/>
+      <w:lvlJc w:val="left"/>
+      <w:pPr>
+        <w:ind w:left="3448" w:hanging="360"/>
+      </w:pPr>
+      <w:rPr>
+        <w:rFonts w:ascii="Symbol" w:hAnsi="Symbol" w:hint="default"/>
+      </w:rPr>
+    </w:lvl>
+    <w:lvl w:ilvl="4" w:tplc="040E0003" w:tentative="1">
+      <w:start w:val="1"/>
+      <w:numFmt w:val="bullet"/>
+      <w:lvlText w:val="o"/>
+      <w:lvlJc w:val="left"/>
+      <w:pPr>
+        <w:ind w:left="4168" w:hanging="360"/>
+      </w:pPr>
+      <w:rPr>
+        <w:rFonts w:ascii="Courier New" w:hAnsi="Courier New" w:cs="Courier New" w:hint="default"/>
+      </w:rPr>
+    </w:lvl>
+    <w:lvl w:ilvl="5" w:tplc="040E0005" w:tentative="1">
+      <w:start w:val="1"/>
+      <w:numFmt w:val="bullet"/>
+      <w:lvlText w:val=""/>
+      <w:lvlJc w:val="left"/>
+      <w:pPr>
+        <w:ind w:left="4888" w:hanging="360"/>
+      </w:pPr>
+      <w:rPr>
+        <w:rFonts w:ascii="Wingdings" w:hAnsi="Wingdings" w:hint="default"/>
+      </w:rPr>
+    </w:lvl>
+    <w:lvl w:ilvl="6" w:tplc="040E0001" w:tentative="1">
+      <w:start w:val="1"/>
+      <w:numFmt w:val="bullet"/>
+      <w:lvlText w:val=""/>
+      <w:lvlJc w:val="left"/>
+      <w:pPr>
+        <w:ind w:left="5608" w:hanging="360"/>
+      </w:pPr>
+      <w:rPr>
+        <w:rFonts w:ascii="Symbol" w:hAnsi="Symbol" w:hint="default"/>
+      </w:rPr>
+    </w:lvl>
+    <w:lvl w:ilvl="7" w:tplc="040E0003" w:tentative="1">
+      <w:start w:val="1"/>
+      <w:numFmt w:val="bullet"/>
+      <w:lvlText w:val="o"/>
+      <w:lvlJc w:val="left"/>
+      <w:pPr>
+        <w:ind w:left="6328" w:hanging="360"/>
+      </w:pPr>
+      <w:rPr>
+        <w:rFonts w:ascii="Courier New" w:hAnsi="Courier New" w:cs="Courier New" w:hint="default"/>
+      </w:rPr>
+    </w:lvl>
+    <w:lvl w:ilvl="8" w:tplc="040E0005" w:tentative="1">
+      <w:start w:val="1"/>
+      <w:numFmt w:val="bullet"/>
+      <w:lvlText w:val=""/>
+      <w:lvlJc w:val="left"/>
+      <w:pPr>
+        <w:ind w:left="7048" w:hanging="360"/>
+      </w:pPr>
+      <w:rPr>
+        <w:rFonts w:ascii="Wingdings" w:hAnsi="Wingdings" w:hint="default"/>
+      </w:rPr>
+    </w:lvl>
+  </w:abstractNum>
+  <w:abstractNum w:abstractNumId="35" w15:restartNumberingAfterBreak="0">
     <w:nsid w:val="63046BA7"/>
     <w:multiLevelType w:val="multilevel"/>
     <w:tmpl w:val="040E001F"/>
@@ -27072,7 +32381,7 @@
       </w:pPr>
     </w:lvl>
   </w:abstractNum>
-  <w:abstractNum w:abstractNumId="25" w15:restartNumberingAfterBreak="0">
+  <w:abstractNum w:abstractNumId="36" w15:restartNumberingAfterBreak="0">
     <w:nsid w:val="634651BC"/>
     <w:multiLevelType w:val="multilevel"/>
     <w:tmpl w:val="040E001F"/>
@@ -27158,7 +32467,7 @@
       </w:pPr>
     </w:lvl>
   </w:abstractNum>
-  <w:abstractNum w:abstractNumId="26" w15:restartNumberingAfterBreak="0">
+  <w:abstractNum w:abstractNumId="37" w15:restartNumberingAfterBreak="0">
     <w:nsid w:val="64607064"/>
     <w:multiLevelType w:val="hybridMultilevel"/>
     <w:tmpl w:val="48D0A192"/>
@@ -27247,7 +32556,93 @@
       </w:pPr>
     </w:lvl>
   </w:abstractNum>
-  <w:abstractNum w:abstractNumId="27" w15:restartNumberingAfterBreak="0">
+  <w:abstractNum w:abstractNumId="38" w15:restartNumberingAfterBreak="0">
+    <w:nsid w:val="6A047BE6"/>
+    <w:multiLevelType w:val="hybridMultilevel"/>
+    <w:tmpl w:val="D59087BC"/>
+    <w:lvl w:ilvl="0" w:tplc="040E000F">
+      <w:start w:val="1"/>
+      <w:numFmt w:val="decimal"/>
+      <w:lvlText w:val="%1."/>
+      <w:lvlJc w:val="left"/>
+      <w:pPr>
+        <w:ind w:left="1288" w:hanging="360"/>
+      </w:pPr>
+    </w:lvl>
+    <w:lvl w:ilvl="1" w:tplc="040E0019" w:tentative="1">
+      <w:start w:val="1"/>
+      <w:numFmt w:val="lowerLetter"/>
+      <w:lvlText w:val="%2."/>
+      <w:lvlJc w:val="left"/>
+      <w:pPr>
+        <w:ind w:left="2008" w:hanging="360"/>
+      </w:pPr>
+    </w:lvl>
+    <w:lvl w:ilvl="2" w:tplc="040E001B" w:tentative="1">
+      <w:start w:val="1"/>
+      <w:numFmt w:val="lowerRoman"/>
+      <w:lvlText w:val="%3."/>
+      <w:lvlJc w:val="right"/>
+      <w:pPr>
+        <w:ind w:left="2728" w:hanging="180"/>
+      </w:pPr>
+    </w:lvl>
+    <w:lvl w:ilvl="3" w:tplc="040E000F" w:tentative="1">
+      <w:start w:val="1"/>
+      <w:numFmt w:val="decimal"/>
+      <w:lvlText w:val="%4."/>
+      <w:lvlJc w:val="left"/>
+      <w:pPr>
+        <w:ind w:left="3448" w:hanging="360"/>
+      </w:pPr>
+    </w:lvl>
+    <w:lvl w:ilvl="4" w:tplc="040E0019" w:tentative="1">
+      <w:start w:val="1"/>
+      <w:numFmt w:val="lowerLetter"/>
+      <w:lvlText w:val="%5."/>
+      <w:lvlJc w:val="left"/>
+      <w:pPr>
+        <w:ind w:left="4168" w:hanging="360"/>
+      </w:pPr>
+    </w:lvl>
+    <w:lvl w:ilvl="5" w:tplc="040E001B" w:tentative="1">
+      <w:start w:val="1"/>
+      <w:numFmt w:val="lowerRoman"/>
+      <w:lvlText w:val="%6."/>
+      <w:lvlJc w:val="right"/>
+      <w:pPr>
+        <w:ind w:left="4888" w:hanging="180"/>
+      </w:pPr>
+    </w:lvl>
+    <w:lvl w:ilvl="6" w:tplc="040E000F" w:tentative="1">
+      <w:start w:val="1"/>
+      <w:numFmt w:val="decimal"/>
+      <w:lvlText w:val="%7."/>
+      <w:lvlJc w:val="left"/>
+      <w:pPr>
+        <w:ind w:left="5608" w:hanging="360"/>
+      </w:pPr>
+    </w:lvl>
+    <w:lvl w:ilvl="7" w:tplc="040E0019" w:tentative="1">
+      <w:start w:val="1"/>
+      <w:numFmt w:val="lowerLetter"/>
+      <w:lvlText w:val="%8."/>
+      <w:lvlJc w:val="left"/>
+      <w:pPr>
+        <w:ind w:left="6328" w:hanging="360"/>
+      </w:pPr>
+    </w:lvl>
+    <w:lvl w:ilvl="8" w:tplc="040E001B" w:tentative="1">
+      <w:start w:val="1"/>
+      <w:numFmt w:val="lowerRoman"/>
+      <w:lvlText w:val="%9."/>
+      <w:lvlJc w:val="right"/>
+      <w:pPr>
+        <w:ind w:left="7048" w:hanging="180"/>
+      </w:pPr>
+    </w:lvl>
+  </w:abstractNum>
+  <w:abstractNum w:abstractNumId="39" w15:restartNumberingAfterBreak="0">
     <w:nsid w:val="6C2B7B22"/>
     <w:multiLevelType w:val="hybridMultilevel"/>
     <w:tmpl w:val="8E0871A2"/>
@@ -27361,7 +32756,93 @@
       </w:rPr>
     </w:lvl>
   </w:abstractNum>
-  <w:abstractNum w:abstractNumId="28" w15:restartNumberingAfterBreak="0">
+  <w:abstractNum w:abstractNumId="40" w15:restartNumberingAfterBreak="0">
+    <w:nsid w:val="769C2335"/>
+    <w:multiLevelType w:val="hybridMultilevel"/>
+    <w:tmpl w:val="CCBCC080"/>
+    <w:lvl w:ilvl="0" w:tplc="040E000F">
+      <w:start w:val="1"/>
+      <w:numFmt w:val="decimal"/>
+      <w:lvlText w:val="%1."/>
+      <w:lvlJc w:val="left"/>
+      <w:pPr>
+        <w:ind w:left="1288" w:hanging="360"/>
+      </w:pPr>
+    </w:lvl>
+    <w:lvl w:ilvl="1" w:tplc="040E0019" w:tentative="1">
+      <w:start w:val="1"/>
+      <w:numFmt w:val="lowerLetter"/>
+      <w:lvlText w:val="%2."/>
+      <w:lvlJc w:val="left"/>
+      <w:pPr>
+        <w:ind w:left="2008" w:hanging="360"/>
+      </w:pPr>
+    </w:lvl>
+    <w:lvl w:ilvl="2" w:tplc="040E001B" w:tentative="1">
+      <w:start w:val="1"/>
+      <w:numFmt w:val="lowerRoman"/>
+      <w:lvlText w:val="%3."/>
+      <w:lvlJc w:val="right"/>
+      <w:pPr>
+        <w:ind w:left="2728" w:hanging="180"/>
+      </w:pPr>
+    </w:lvl>
+    <w:lvl w:ilvl="3" w:tplc="040E000F" w:tentative="1">
+      <w:start w:val="1"/>
+      <w:numFmt w:val="decimal"/>
+      <w:lvlText w:val="%4."/>
+      <w:lvlJc w:val="left"/>
+      <w:pPr>
+        <w:ind w:left="3448" w:hanging="360"/>
+      </w:pPr>
+    </w:lvl>
+    <w:lvl w:ilvl="4" w:tplc="040E0019" w:tentative="1">
+      <w:start w:val="1"/>
+      <w:numFmt w:val="lowerLetter"/>
+      <w:lvlText w:val="%5."/>
+      <w:lvlJc w:val="left"/>
+      <w:pPr>
+        <w:ind w:left="4168" w:hanging="360"/>
+      </w:pPr>
+    </w:lvl>
+    <w:lvl w:ilvl="5" w:tplc="040E001B" w:tentative="1">
+      <w:start w:val="1"/>
+      <w:numFmt w:val="lowerRoman"/>
+      <w:lvlText w:val="%6."/>
+      <w:lvlJc w:val="right"/>
+      <w:pPr>
+        <w:ind w:left="4888" w:hanging="180"/>
+      </w:pPr>
+    </w:lvl>
+    <w:lvl w:ilvl="6" w:tplc="040E000F" w:tentative="1">
+      <w:start w:val="1"/>
+      <w:numFmt w:val="decimal"/>
+      <w:lvlText w:val="%7."/>
+      <w:lvlJc w:val="left"/>
+      <w:pPr>
+        <w:ind w:left="5608" w:hanging="360"/>
+      </w:pPr>
+    </w:lvl>
+    <w:lvl w:ilvl="7" w:tplc="040E0019" w:tentative="1">
+      <w:start w:val="1"/>
+      <w:numFmt w:val="lowerLetter"/>
+      <w:lvlText w:val="%8."/>
+      <w:lvlJc w:val="left"/>
+      <w:pPr>
+        <w:ind w:left="6328" w:hanging="360"/>
+      </w:pPr>
+    </w:lvl>
+    <w:lvl w:ilvl="8" w:tplc="040E001B" w:tentative="1">
+      <w:start w:val="1"/>
+      <w:numFmt w:val="lowerRoman"/>
+      <w:lvlText w:val="%9."/>
+      <w:lvlJc w:val="right"/>
+      <w:pPr>
+        <w:ind w:left="7048" w:hanging="180"/>
+      </w:pPr>
+    </w:lvl>
+  </w:abstractNum>
+  <w:abstractNum w:abstractNumId="41" w15:restartNumberingAfterBreak="0">
     <w:nsid w:val="787035A4"/>
     <w:multiLevelType w:val="multilevel"/>
     <w:tmpl w:val="3EBC1194"/>
@@ -27510,7 +32991,7 @@
       </w:rPr>
     </w:lvl>
   </w:abstractNum>
-  <w:abstractNum w:abstractNumId="29" w15:restartNumberingAfterBreak="0">
+  <w:abstractNum w:abstractNumId="42" w15:restartNumberingAfterBreak="0">
     <w:nsid w:val="7AA558AC"/>
     <w:multiLevelType w:val="multilevel"/>
     <w:tmpl w:val="21E0DE86"/>
@@ -27626,7 +33107,7 @@
       </w:rPr>
     </w:lvl>
   </w:abstractNum>
-  <w:abstractNum w:abstractNumId="30" w15:restartNumberingAfterBreak="0">
+  <w:abstractNum w:abstractNumId="43" w15:restartNumberingAfterBreak="0">
     <w:nsid w:val="7D130323"/>
     <w:multiLevelType w:val="multilevel"/>
     <w:tmpl w:val="268E892A"/>
@@ -27713,103 +33194,103 @@
     </w:lvl>
   </w:abstractNum>
   <w:num w:numId="1" w16cid:durableId="1212571866">
-    <w:abstractNumId w:val="29"/>
+    <w:abstractNumId w:val="42"/>
   </w:num>
   <w:num w:numId="2" w16cid:durableId="690761563">
-    <w:abstractNumId w:val="2"/>
+    <w:abstractNumId w:val="4"/>
   </w:num>
   <w:num w:numId="3" w16cid:durableId="2080513835">
-    <w:abstractNumId w:val="29"/>
+    <w:abstractNumId w:val="42"/>
   </w:num>
   <w:num w:numId="4" w16cid:durableId="401024283">
+    <w:abstractNumId w:val="18"/>
+  </w:num>
+  <w:num w:numId="5" w16cid:durableId="1035279011">
+    <w:abstractNumId w:val="14"/>
+  </w:num>
+  <w:num w:numId="6" w16cid:durableId="180510536">
     <w:abstractNumId w:val="11"/>
   </w:num>
-  <w:num w:numId="5" w16cid:durableId="1035279011">
-    <w:abstractNumId w:val="8"/>
-  </w:num>
-  <w:num w:numId="6" w16cid:durableId="180510536">
-    <w:abstractNumId w:val="6"/>
-  </w:num>
   <w:num w:numId="7" w16cid:durableId="967974107">
-    <w:abstractNumId w:val="25"/>
+    <w:abstractNumId w:val="36"/>
   </w:num>
   <w:num w:numId="8" w16cid:durableId="1819225105">
-    <w:abstractNumId w:val="24"/>
+    <w:abstractNumId w:val="35"/>
   </w:num>
   <w:num w:numId="9" w16cid:durableId="1146319877">
-    <w:abstractNumId w:val="30"/>
+    <w:abstractNumId w:val="43"/>
   </w:num>
   <w:num w:numId="10" w16cid:durableId="1156653901">
-    <w:abstractNumId w:val="17"/>
+    <w:abstractNumId w:val="25"/>
   </w:num>
   <w:num w:numId="11" w16cid:durableId="1024936215">
     <w:abstractNumId w:val="1"/>
   </w:num>
   <w:num w:numId="12" w16cid:durableId="854150281">
-    <w:abstractNumId w:val="27"/>
+    <w:abstractNumId w:val="39"/>
   </w:num>
   <w:num w:numId="13" w16cid:durableId="1335913126">
+    <w:abstractNumId w:val="28"/>
+  </w:num>
+  <w:num w:numId="14" w16cid:durableId="116070901">
+    <w:abstractNumId w:val="5"/>
+  </w:num>
+  <w:num w:numId="15" w16cid:durableId="1347638919">
+    <w:abstractNumId w:val="22"/>
+  </w:num>
+  <w:num w:numId="16" w16cid:durableId="1406800822">
+    <w:abstractNumId w:val="41"/>
+  </w:num>
+  <w:num w:numId="17" w16cid:durableId="1546481394">
+    <w:abstractNumId w:val="20"/>
+  </w:num>
+  <w:num w:numId="18" w16cid:durableId="840630474">
+    <w:abstractNumId w:val="16"/>
+  </w:num>
+  <w:num w:numId="19" w16cid:durableId="1209956828">
+    <w:abstractNumId w:val="24"/>
+  </w:num>
+  <w:num w:numId="20" w16cid:durableId="572933971">
+    <w:abstractNumId w:val="31"/>
+  </w:num>
+  <w:num w:numId="21" w16cid:durableId="2070223776">
     <w:abstractNumId w:val="19"/>
   </w:num>
-  <w:num w:numId="14" w16cid:durableId="116070901">
-    <w:abstractNumId w:val="3"/>
+  <w:num w:numId="22" w16cid:durableId="1102913311">
+    <w:abstractNumId w:val="7"/>
   </w:num>
-  <w:num w:numId="15" w16cid:durableId="1347638919">
-    <w:abstractNumId w:val="15"/>
+  <w:num w:numId="23" w16cid:durableId="1394233864">
+    <w:abstractNumId w:val="33"/>
   </w:num>
-  <w:num w:numId="16" w16cid:durableId="1406800822">
-    <w:abstractNumId w:val="28"/>
+  <w:num w:numId="24" w16cid:durableId="788857333">
+    <w:abstractNumId w:val="21"/>
   </w:num>
-  <w:num w:numId="17" w16cid:durableId="1546481394">
+  <w:num w:numId="25" w16cid:durableId="1378159454">
+    <w:abstractNumId w:val="30"/>
+  </w:num>
+  <w:num w:numId="26" w16cid:durableId="148450608">
+    <w:abstractNumId w:val="17"/>
+  </w:num>
+  <w:num w:numId="27" w16cid:durableId="1625497521">
+    <w:abstractNumId w:val="26"/>
+  </w:num>
+  <w:num w:numId="28" w16cid:durableId="1001616923">
+    <w:abstractNumId w:val="10"/>
+  </w:num>
+  <w:num w:numId="29" w16cid:durableId="856693139">
     <w:abstractNumId w:val="13"/>
   </w:num>
-  <w:num w:numId="18" w16cid:durableId="840630474">
-    <w:abstractNumId w:val="9"/>
-  </w:num>
-  <w:num w:numId="19" w16cid:durableId="1209956828">
-    <w:abstractNumId w:val="16"/>
-  </w:num>
-  <w:num w:numId="20" w16cid:durableId="572933971">
-    <w:abstractNumId w:val="22"/>
-  </w:num>
-  <w:num w:numId="21" w16cid:durableId="2070223776">
-    <w:abstractNumId w:val="12"/>
-  </w:num>
-  <w:num w:numId="22" w16cid:durableId="1102913311">
-    <w:abstractNumId w:val="4"/>
-  </w:num>
-  <w:num w:numId="23" w16cid:durableId="1394233864">
-    <w:abstractNumId w:val="23"/>
-  </w:num>
-  <w:num w:numId="24" w16cid:durableId="788857333">
-    <w:abstractNumId w:val="14"/>
-  </w:num>
-  <w:num w:numId="25" w16cid:durableId="1378159454">
-    <w:abstractNumId w:val="21"/>
-  </w:num>
-  <w:num w:numId="26" w16cid:durableId="148450608">
-    <w:abstractNumId w:val="10"/>
-  </w:num>
-  <w:num w:numId="27" w16cid:durableId="1625497521">
-    <w:abstractNumId w:val="18"/>
-  </w:num>
-  <w:num w:numId="28" w16cid:durableId="1001616923">
-    <w:abstractNumId w:val="5"/>
-  </w:num>
-  <w:num w:numId="29" w16cid:durableId="856693139">
-    <w:abstractNumId w:val="7"/>
-  </w:num>
   <w:num w:numId="30" w16cid:durableId="720132359">
-    <w:abstractNumId w:val="26"/>
+    <w:abstractNumId w:val="37"/>
   </w:num>
   <w:num w:numId="31" w16cid:durableId="1412971268">
     <w:abstractNumId w:val="0"/>
   </w:num>
   <w:num w:numId="32" w16cid:durableId="186531626">
-    <w:abstractNumId w:val="20"/>
+    <w:abstractNumId w:val="29"/>
   </w:num>
   <w:num w:numId="33" w16cid:durableId="600265218">
-    <w:abstractNumId w:val="29"/>
+    <w:abstractNumId w:val="42"/>
     <w:lvlOverride w:ilvl="0">
       <w:startOverride w:val="1"/>
     </w:lvlOverride>
@@ -27837,6 +33318,45 @@
     <w:lvlOverride w:ilvl="8">
       <w:startOverride w:val="1"/>
     </w:lvlOverride>
+  </w:num>
+  <w:num w:numId="34" w16cid:durableId="615528613">
+    <w:abstractNumId w:val="34"/>
+  </w:num>
+  <w:num w:numId="35" w16cid:durableId="1256553585">
+    <w:abstractNumId w:val="27"/>
+  </w:num>
+  <w:num w:numId="36" w16cid:durableId="1241712286">
+    <w:abstractNumId w:val="6"/>
+  </w:num>
+  <w:num w:numId="37" w16cid:durableId="26877233">
+    <w:abstractNumId w:val="3"/>
+  </w:num>
+  <w:num w:numId="38" w16cid:durableId="492716970">
+    <w:abstractNumId w:val="2"/>
+  </w:num>
+  <w:num w:numId="39" w16cid:durableId="107703547">
+    <w:abstractNumId w:val="8"/>
+  </w:num>
+  <w:num w:numId="40" w16cid:durableId="354159588">
+    <w:abstractNumId w:val="23"/>
+  </w:num>
+  <w:num w:numId="41" w16cid:durableId="24795604">
+    <w:abstractNumId w:val="32"/>
+  </w:num>
+  <w:num w:numId="42" w16cid:durableId="1863321717">
+    <w:abstractNumId w:val="12"/>
+  </w:num>
+  <w:num w:numId="43" w16cid:durableId="722097949">
+    <w:abstractNumId w:val="15"/>
+  </w:num>
+  <w:num w:numId="44" w16cid:durableId="1618029457">
+    <w:abstractNumId w:val="9"/>
+  </w:num>
+  <w:num w:numId="45" w16cid:durableId="1631936213">
+    <w:abstractNumId w:val="38"/>
+  </w:num>
+  <w:num w:numId="46" w16cid:durableId="765348324">
+    <w:abstractNumId w:val="40"/>
   </w:num>
 </w:numbering>
 </file>
@@ -28362,7 +33882,6 @@
   <w:style w:type="character" w:default="1" w:styleId="Bekezdsalapbettpusa">
     <w:name w:val="Default Paragraph Font"/>
     <w:uiPriority w:val="1"/>
-    <w:semiHidden/>
     <w:unhideWhenUsed/>
   </w:style>
   <w:style w:type="table" w:default="1" w:styleId="Normltblzat">

--- a/dokumentumok/Dokumentáció.docx
+++ b/dokumentumok/Dokumentáció.docx
@@ -17897,6 +17897,9 @@
         </w:rPr>
       </w:pPr>
       <w:r>
+        <w:rPr>
+          <w:noProof/>
+        </w:rPr>
         <w:drawing>
           <wp:anchor distT="0" distB="0" distL="114300" distR="114300" simplePos="0" relativeHeight="251675648" behindDoc="0" locked="0" layoutInCell="1" allowOverlap="1" wp14:anchorId="6FA1F504" wp14:editId="5D742F53">
             <wp:simplePos x="0" y="0"/>
@@ -18141,17 +18144,20 @@
         </w:rPr>
       </w:pPr>
       <w:r>
+        <w:rPr>
+          <w:noProof/>
+        </w:rPr>
         <w:drawing>
-          <wp:anchor distT="0" distB="0" distL="114300" distR="114300" simplePos="0" relativeHeight="251676672" behindDoc="0" locked="0" layoutInCell="1" allowOverlap="1" wp14:anchorId="336955A3" wp14:editId="4F84DEE0">
+          <wp:anchor distT="0" distB="0" distL="114300" distR="114300" simplePos="0" relativeHeight="251676672" behindDoc="0" locked="0" layoutInCell="1" allowOverlap="1" wp14:anchorId="336955A3" wp14:editId="132E4381">
             <wp:simplePos x="0" y="0"/>
             <wp:positionH relativeFrom="margin">
-              <wp:align>right</wp:align>
+              <wp:posOffset>4057015</wp:posOffset>
             </wp:positionH>
             <wp:positionV relativeFrom="paragraph">
-              <wp:posOffset>266750</wp:posOffset>
+              <wp:posOffset>253365</wp:posOffset>
             </wp:positionV>
-            <wp:extent cx="1884680" cy="3474720"/>
-            <wp:effectExtent l="0" t="0" r="1270" b="0"/>
+            <wp:extent cx="2457450" cy="3676015"/>
+            <wp:effectExtent l="0" t="0" r="0" b="635"/>
             <wp:wrapSquare wrapText="bothSides"/>
             <wp:docPr id="1419885654" name="Kép 1"/>
             <wp:cNvGraphicFramePr>
@@ -18161,7 +18167,7 @@
               <a:graphicData uri="http://schemas.openxmlformats.org/drawingml/2006/picture">
                 <pic:pic xmlns:pic="http://schemas.openxmlformats.org/drawingml/2006/picture">
                   <pic:nvPicPr>
-                    <pic:cNvPr id="1419885654" name=""/>
+                    <pic:cNvPr id="1419885654" name="Kép 1"/>
                     <pic:cNvPicPr/>
                   </pic:nvPicPr>
                   <pic:blipFill>
@@ -18179,7 +18185,7 @@
                   <pic:spPr>
                     <a:xfrm>
                       <a:off x="0" y="0"/>
-                      <a:ext cx="1884680" cy="3474720"/>
+                      <a:ext cx="2457450" cy="3676015"/>
                     </a:xfrm>
                     <a:prstGeom prst="rect">
                       <a:avLst/>
@@ -18416,7 +18422,15 @@
           <w:bCs/>
           <w:lang w:eastAsia="hu-HU"/>
         </w:rPr>
-        <w:t>verified:</w:t>
+        <w:t>accepts_join_requests</w:t>
+      </w:r>
+      <w:r>
+        <w:rPr>
+          <w:b/>
+          <w:bCs/>
+          <w:lang w:eastAsia="hu-HU"/>
+        </w:rPr>
+        <w:t>:</w:t>
       </w:r>
       <w:r>
         <w:rPr>
@@ -18843,6 +18857,9 @@
         </w:rPr>
       </w:pPr>
       <w:r>
+        <w:rPr>
+          <w:noProof/>
+        </w:rPr>
         <w:drawing>
           <wp:anchor distT="0" distB="0" distL="114300" distR="114300" simplePos="0" relativeHeight="251678720" behindDoc="0" locked="0" layoutInCell="1" allowOverlap="1" wp14:anchorId="188A051B" wp14:editId="788611B6">
             <wp:simplePos x="0" y="0"/>
@@ -19115,6 +19132,9 @@
         </w:rPr>
       </w:pPr>
       <w:r>
+        <w:rPr>
+          <w:noProof/>
+        </w:rPr>
         <w:drawing>
           <wp:anchor distT="0" distB="0" distL="114300" distR="114300" simplePos="0" relativeHeight="251679744" behindDoc="0" locked="0" layoutInCell="1" allowOverlap="1" wp14:anchorId="3EF5D418" wp14:editId="0BB12DE1">
             <wp:simplePos x="0" y="0"/>
@@ -20469,6 +20489,7 @@
       </w:pPr>
       <w:r>
         <w:rPr>
+          <w:noProof/>
           <w:lang w:eastAsia="hu-HU"/>
         </w:rPr>
         <w:drawing>
@@ -20702,6 +20723,9 @@
         </w:rPr>
       </w:pPr>
       <w:r>
+        <w:rPr>
+          <w:noProof/>
+        </w:rPr>
         <w:drawing>
           <wp:anchor distT="0" distB="0" distL="114300" distR="114300" simplePos="0" relativeHeight="251684864" behindDoc="0" locked="0" layoutInCell="1" allowOverlap="1" wp14:anchorId="1899615D" wp14:editId="7FF494BA">
             <wp:simplePos x="0" y="0"/>
@@ -21080,6 +21104,9 @@
         </w:rPr>
       </w:pPr>
       <w:r>
+        <w:rPr>
+          <w:noProof/>
+        </w:rPr>
         <w:drawing>
           <wp:anchor distT="0" distB="0" distL="114300" distR="114300" simplePos="0" relativeHeight="251685888" behindDoc="0" locked="0" layoutInCell="1" allowOverlap="1" wp14:anchorId="1A504478" wp14:editId="1D555D40">
             <wp:simplePos x="0" y="0"/>
@@ -21269,6 +21296,9 @@
         </w:rPr>
       </w:pPr>
       <w:r>
+        <w:rPr>
+          <w:noProof/>
+        </w:rPr>
         <w:drawing>
           <wp:anchor distT="0" distB="0" distL="114300" distR="114300" simplePos="0" relativeHeight="251686912" behindDoc="0" locked="0" layoutInCell="1" allowOverlap="1" wp14:anchorId="3EC9C572" wp14:editId="30E80B5B">
             <wp:simplePos x="0" y="0"/>
@@ -21470,6 +21500,9 @@
         <w:jc w:val="left"/>
       </w:pPr>
       <w:r>
+        <w:rPr>
+          <w:noProof/>
+        </w:rPr>
         <w:drawing>
           <wp:anchor distT="0" distB="0" distL="114300" distR="114300" simplePos="0" relativeHeight="251687936" behindDoc="0" locked="0" layoutInCell="1" allowOverlap="1" wp14:anchorId="116E99C2" wp14:editId="558FB603">
             <wp:simplePos x="0" y="0"/>
@@ -21595,6 +21628,9 @@
         </w:rPr>
       </w:pPr>
       <w:r>
+        <w:rPr>
+          <w:noProof/>
+        </w:rPr>
         <w:drawing>
           <wp:anchor distT="0" distB="0" distL="114300" distR="114300" simplePos="0" relativeHeight="251688960" behindDoc="0" locked="0" layoutInCell="1" allowOverlap="1" wp14:anchorId="4B4E5D25" wp14:editId="0D022E68">
             <wp:simplePos x="0" y="0"/>
@@ -21730,6 +21766,9 @@
         </w:rPr>
       </w:pPr>
       <w:r>
+        <w:rPr>
+          <w:noProof/>
+        </w:rPr>
         <w:drawing>
           <wp:anchor distT="0" distB="0" distL="114300" distR="114300" simplePos="0" relativeHeight="251689984" behindDoc="0" locked="0" layoutInCell="1" allowOverlap="1" wp14:anchorId="2A4F1D05" wp14:editId="7743DE21">
             <wp:simplePos x="0" y="0"/>
@@ -34811,6 +34850,7 @@
   <w:style w:type="character" w:default="1" w:styleId="Bekezdsalapbettpusa">
     <w:name w:val="Default Paragraph Font"/>
     <w:uiPriority w:val="1"/>
+    <w:semiHidden/>
     <w:unhideWhenUsed/>
   </w:style>
   <w:style w:type="table" w:default="1" w:styleId="Normltblzat">

--- a/dokumentumok/Dokumentáció.docx
+++ b/dokumentumok/Dokumentáció.docx
@@ -1,6 +1,6 @@
 
 <file path=word/document.xml><?xml version="1.0" encoding="utf-8"?>
-<w:document xmlns:wpc="http://schemas.microsoft.com/office/word/2010/wordprocessingCanvas" xmlns:cx="http://schemas.microsoft.com/office/drawing/2014/chartex" xmlns:cx1="http://schemas.microsoft.com/office/drawing/2015/9/8/chartex" xmlns:cx2="http://schemas.microsoft.com/office/drawing/2015/10/21/chartex" xmlns:cx3="http://schemas.microsoft.com/office/drawing/2016/5/9/chartex" xmlns:cx4="http://schemas.microsoft.com/office/drawing/2016/5/10/chartex" xmlns:cx5="http://schemas.microsoft.com/office/drawing/2016/5/11/chartex" xmlns:cx6="http://schemas.microsoft.com/office/drawing/2016/5/12/chartex" xmlns:cx7="http://schemas.microsoft.com/office/drawing/2016/5/13/chartex" xmlns:cx8="http://schemas.microsoft.com/office/drawing/2016/5/14/chartex" xmlns:mc="http://schemas.openxmlformats.org/markup-compatibility/2006" xmlns:aink="http://schemas.microsoft.com/office/drawing/2016/ink" xmlns:am3d="http://schemas.microsoft.com/office/drawing/2017/model3d" xmlns:o="urn:schemas-microsoft-com:office:office" xmlns:oel="http://schemas.microsoft.com/office/2019/extlst" xmlns:r="http://schemas.openxmlformats.org/officeDocument/2006/relationships" xmlns:m="http://schemas.openxmlformats.org/officeDocument/2006/math" xmlns:v="urn:schemas-microsoft-com:vml" xmlns:wp14="http://schemas.microsoft.com/office/word/2010/wordprocessingDrawing" xmlns:wp="http://schemas.openxmlformats.org/drawingml/2006/wordprocessingDrawing" xmlns:w10="urn:schemas-microsoft-com:office:word" xmlns:w="http://schemas.openxmlformats.org/wordprocessingml/2006/main" xmlns:w14="http://schemas.microsoft.com/office/word/2010/wordml" xmlns:w15="http://schemas.microsoft.com/office/word/2012/wordml" xmlns:w16cex="http://schemas.microsoft.com/office/word/2018/wordml/cex" xmlns:w16cid="http://schemas.microsoft.com/office/word/2016/wordml/cid" xmlns:w16="http://schemas.microsoft.com/office/word/2018/wordml" xmlns:w16du="http://schemas.microsoft.com/office/word/2023/wordml/word16du" xmlns:w16sdtdh="http://schemas.microsoft.com/office/word/2020/wordml/sdtdatahash" xmlns:w16sdtfl="http://schemas.microsoft.com/office/word/2024/wordml/sdtformatlock" xmlns:w16se="http://schemas.microsoft.com/office/word/2015/wordml/symex" xmlns:wpg="http://schemas.microsoft.com/office/word/2010/wordprocessingGroup" xmlns:wpi="http://schemas.microsoft.com/office/word/2010/wordprocessingInk" xmlns:wne="http://schemas.microsoft.com/office/word/2006/wordml" xmlns:wps="http://schemas.microsoft.com/office/word/2010/wordprocessingShape" mc:Ignorable="w14 w15 w16se w16cid w16 w16cex w16sdtdh w16sdtfl w16du wp14">
+<w:document xmlns:wpc="http://schemas.microsoft.com/office/word/2010/wordprocessingCanvas" xmlns:cx="http://schemas.microsoft.com/office/drawing/2014/chartex" xmlns:cx1="http://schemas.microsoft.com/office/drawing/2015/9/8/chartex" xmlns:cx2="http://schemas.microsoft.com/office/drawing/2015/10/21/chartex" xmlns:cx3="http://schemas.microsoft.com/office/drawing/2016/5/9/chartex" xmlns:cx4="http://schemas.microsoft.com/office/drawing/2016/5/10/chartex" xmlns:cx5="http://schemas.microsoft.com/office/drawing/2016/5/11/chartex" xmlns:cx6="http://schemas.microsoft.com/office/drawing/2016/5/12/chartex" xmlns:cx7="http://schemas.microsoft.com/office/drawing/2016/5/13/chartex" xmlns:cx8="http://schemas.microsoft.com/office/drawing/2016/5/14/chartex" xmlns:mc="http://schemas.openxmlformats.org/markup-compatibility/2006" xmlns:aink="http://schemas.microsoft.com/office/drawing/2016/ink" xmlns:am3d="http://schemas.microsoft.com/office/drawing/2017/model3d" xmlns:o="urn:schemas-microsoft-com:office:office" xmlns:r="http://schemas.openxmlformats.org/officeDocument/2006/relationships" xmlns:m="http://schemas.openxmlformats.org/officeDocument/2006/math" xmlns:v="urn:schemas-microsoft-com:vml" xmlns:wp14="http://schemas.microsoft.com/office/word/2010/wordprocessingDrawing" xmlns:wp="http://schemas.openxmlformats.org/drawingml/2006/wordprocessingDrawing" xmlns:w10="urn:schemas-microsoft-com:office:word" xmlns:w="http://schemas.openxmlformats.org/wordprocessingml/2006/main" xmlns:w14="http://schemas.microsoft.com/office/word/2010/wordml" xmlns:w15="http://schemas.microsoft.com/office/word/2012/wordml" xmlns:w16cex="http://schemas.microsoft.com/office/word/2018/wordml/cex" xmlns:w16cid="http://schemas.microsoft.com/office/word/2016/wordml/cid" xmlns:w16="http://schemas.microsoft.com/office/word/2018/wordml" xmlns:w16sdtdh="http://schemas.microsoft.com/office/word/2020/wordml/sdtdatahash" xmlns:w16se="http://schemas.microsoft.com/office/word/2015/wordml/symex" xmlns:wpg="http://schemas.microsoft.com/office/word/2010/wordprocessingGroup" xmlns:wpi="http://schemas.microsoft.com/office/word/2010/wordprocessingInk" xmlns:wne="http://schemas.microsoft.com/office/word/2006/wordml" xmlns:wps="http://schemas.microsoft.com/office/word/2010/wordprocessingShape" mc:Ignorable="w14 w15 w16se w16cid w16 w16cex w16sdtdh wp14">
   <w:body>
     <w:p>
       <w:pPr>
@@ -147,6 +147,7 @@
           <w:docPartUnique/>
         </w:docPartObj>
       </w:sdtPr>
+      <w:sdtEndPr/>
       <w:sdtContent>
         <w:p>
           <w:pPr>
@@ -12452,15 +12453,7 @@
         </w:numPr>
       </w:pPr>
       <w:r>
-        <w:t xml:space="preserve">Ha nincs ilyen </w:t>
-      </w:r>
-      <w:proofErr w:type="gramStart"/>
-      <w:r>
-        <w:t>felhasználó,</w:t>
-      </w:r>
-      <w:proofErr w:type="gramEnd"/>
-      <w:r>
-        <w:t xml:space="preserve"> vagy jelszó </w:t>
+        <w:t xml:space="preserve">Ha nincs ilyen felhasználó, vagy jelszó </w:t>
       </w:r>
       <w:proofErr w:type="spellStart"/>
       <w:r>
@@ -13882,17 +13875,12 @@
         </w:numPr>
       </w:pPr>
       <w:proofErr w:type="spellStart"/>
-      <w:proofErr w:type="gramStart"/>
       <w:r>
         <w:t>users</w:t>
       </w:r>
       <w:proofErr w:type="spellEnd"/>
       <w:r>
-        <w:t>[</w:t>
-      </w:r>
-      <w:proofErr w:type="gramEnd"/>
-      <w:r>
-        <w:t>] (</w:t>
+        <w:t>[] (</w:t>
       </w:r>
       <w:proofErr w:type="spellStart"/>
       <w:r>
@@ -14013,17 +14001,12 @@
         <w:t xml:space="preserve">, </w:t>
       </w:r>
       <w:proofErr w:type="spellStart"/>
-      <w:proofErr w:type="gramStart"/>
       <w:r>
         <w:t>users</w:t>
       </w:r>
       <w:proofErr w:type="spellEnd"/>
       <w:r>
-        <w:t>[</w:t>
-      </w:r>
-      <w:proofErr w:type="gramEnd"/>
-      <w:r>
-        <w:t xml:space="preserve">] lista </w:t>
+        <w:t xml:space="preserve">[] lista </w:t>
       </w:r>
       <w:proofErr w:type="spellStart"/>
       <w:r>
@@ -14549,19 +14532,11 @@
       </w:pPr>
       <w:proofErr w:type="spellStart"/>
       <w:r>
-        <w:t>request_</w:t>
-      </w:r>
-      <w:proofErr w:type="gramStart"/>
-      <w:r>
-        <w:t>id</w:t>
-      </w:r>
-      <w:proofErr w:type="spellEnd"/>
-      <w:r>
-        <w:t>[</w:t>
-      </w:r>
-      <w:proofErr w:type="gramEnd"/>
-      <w:r>
-        <w:t>]</w:t>
+        <w:t>request_id</w:t>
+      </w:r>
+      <w:proofErr w:type="spellEnd"/>
+      <w:r>
+        <w:t>[]</w:t>
       </w:r>
     </w:p>
     <w:p>
@@ -14725,13 +14700,8 @@
         </w:numPr>
       </w:pPr>
       <w:proofErr w:type="spellStart"/>
-      <w:proofErr w:type="gramStart"/>
-      <w:r>
-        <w:t>user.establishment</w:t>
-      </w:r>
-      <w:proofErr w:type="gramEnd"/>
-      <w:r>
-        <w:t>_id</w:t>
+      <w:r>
+        <w:t>user.establishment_id</w:t>
       </w:r>
       <w:proofErr w:type="spellEnd"/>
       <w:r>
@@ -15061,14 +15031,9 @@
       </w:r>
       <w:proofErr w:type="spellStart"/>
       <w:r>
-        <w:t>evfolyam_</w:t>
-      </w:r>
-      <w:proofErr w:type="gramStart"/>
-      <w:r>
-        <w:t>szintu</w:t>
-      </w:r>
-      <w:proofErr w:type="spellEnd"/>
-      <w:proofErr w:type="gramEnd"/>
+        <w:t>evfolyam_szintu</w:t>
+      </w:r>
+      <w:proofErr w:type="spellEnd"/>
       <w:r>
         <w:t xml:space="preserve"> vagy </w:t>
       </w:r>
@@ -15088,19 +15053,11 @@
       </w:pPr>
       <w:proofErr w:type="spellStart"/>
       <w:r>
-        <w:t>selected_class_</w:t>
-      </w:r>
-      <w:proofErr w:type="gramStart"/>
-      <w:r>
-        <w:t>ids</w:t>
-      </w:r>
-      <w:proofErr w:type="spellEnd"/>
-      <w:r>
-        <w:t>[</w:t>
-      </w:r>
-      <w:proofErr w:type="gramEnd"/>
-      <w:r>
-        <w:t xml:space="preserve">] </w:t>
+        <w:t>selected_class_ids</w:t>
+      </w:r>
+      <w:proofErr w:type="spellEnd"/>
+      <w:r>
+        <w:t xml:space="preserve">[] </w:t>
       </w:r>
       <w:r>
         <w:t xml:space="preserve">(ha </w:t>
@@ -15132,19 +15089,11 @@
       </w:pPr>
       <w:proofErr w:type="spellStart"/>
       <w:r>
-        <w:t>selected_grade_</w:t>
-      </w:r>
-      <w:proofErr w:type="gramStart"/>
-      <w:r>
-        <w:t>ids</w:t>
-      </w:r>
-      <w:proofErr w:type="spellEnd"/>
-      <w:r>
-        <w:t>[</w:t>
-      </w:r>
-      <w:proofErr w:type="gramEnd"/>
-      <w:r>
-        <w:t xml:space="preserve">] (ha </w:t>
+        <w:t>selected_grade_ids</w:t>
+      </w:r>
+      <w:proofErr w:type="spellEnd"/>
+      <w:r>
+        <w:t xml:space="preserve">[] (ha </w:t>
       </w:r>
       <w:proofErr w:type="spellStart"/>
       <w:r>
@@ -15243,17 +15192,12 @@
         </w:numPr>
       </w:pPr>
       <w:proofErr w:type="spellStart"/>
-      <w:proofErr w:type="gramStart"/>
       <w:r>
         <w:t>users</w:t>
       </w:r>
       <w:proofErr w:type="spellEnd"/>
       <w:r>
-        <w:t>[</w:t>
-      </w:r>
-      <w:proofErr w:type="gramEnd"/>
-      <w:r>
-        <w:t>]</w:t>
+        <w:t>[]</w:t>
       </w:r>
     </w:p>
     <w:p>
@@ -15405,19 +15349,11 @@
       </w:pPr>
       <w:proofErr w:type="spellStart"/>
       <w:r>
-        <w:t>collab_establishment_</w:t>
-      </w:r>
-      <w:proofErr w:type="gramStart"/>
-      <w:r>
-        <w:t>ids</w:t>
-      </w:r>
-      <w:proofErr w:type="spellEnd"/>
-      <w:r>
-        <w:t>[</w:t>
-      </w:r>
-      <w:proofErr w:type="gramEnd"/>
-      <w:r>
-        <w:t>] (legalább 1)</w:t>
+        <w:t>collab_establishment_ids</w:t>
+      </w:r>
+      <w:proofErr w:type="spellEnd"/>
+      <w:r>
+        <w:t>[] (legalább 1)</w:t>
       </w:r>
     </w:p>
     <w:p>
@@ -17552,12 +17488,10 @@
         </w:numPr>
       </w:pPr>
       <w:proofErr w:type="spellStart"/>
-      <w:proofErr w:type="gramStart"/>
       <w:r>
         <w:t>event.status</w:t>
       </w:r>
       <w:proofErr w:type="spellEnd"/>
-      <w:proofErr w:type="gramEnd"/>
       <w:r>
         <w:t xml:space="preserve"> &lt;- ended</w:t>
       </w:r>
@@ -17571,13 +17505,8 @@
         </w:numPr>
       </w:pPr>
       <w:proofErr w:type="spellStart"/>
-      <w:proofErr w:type="gramStart"/>
-      <w:r>
-        <w:t>event.cancelled</w:t>
-      </w:r>
-      <w:proofErr w:type="gramEnd"/>
-      <w:r>
-        <w:t>_at</w:t>
+      <w:r>
+        <w:t>event.cancelled_at</w:t>
       </w:r>
       <w:proofErr w:type="spellEnd"/>
       <w:r>
@@ -17653,13 +17582,8 @@
         </w:numPr>
       </w:pPr>
       <w:proofErr w:type="spellStart"/>
-      <w:proofErr w:type="gramStart"/>
-      <w:r>
-        <w:t>event.start</w:t>
-      </w:r>
-      <w:proofErr w:type="gramEnd"/>
-      <w:r>
-        <w:t>_date</w:t>
+      <w:r>
+        <w:t>event.start_date</w:t>
       </w:r>
       <w:proofErr w:type="spellEnd"/>
       <w:r>
@@ -17702,12 +17626,10 @@
         </w:numPr>
       </w:pPr>
       <w:proofErr w:type="spellStart"/>
-      <w:proofErr w:type="gramStart"/>
       <w:r>
         <w:t>event.status</w:t>
       </w:r>
       <w:proofErr w:type="spellEnd"/>
-      <w:proofErr w:type="gramEnd"/>
       <w:r>
         <w:t xml:space="preserve"> &lt;- </w:t>
       </w:r>
@@ -17726,13 +17648,8 @@
         </w:numPr>
       </w:pPr>
       <w:proofErr w:type="spellStart"/>
-      <w:proofErr w:type="gramStart"/>
-      <w:r>
-        <w:t>event.cancelled</w:t>
-      </w:r>
-      <w:proofErr w:type="gramEnd"/>
-      <w:r>
-        <w:t>_at</w:t>
+      <w:r>
+        <w:t>event.cancelled_at</w:t>
       </w:r>
       <w:proofErr w:type="spellEnd"/>
       <w:r>
@@ -17808,9 +17725,9 @@
           <w:noProof/>
         </w:rPr>
         <w:drawing>
-          <wp:inline distT="0" distB="0" distL="0" distR="0" wp14:anchorId="247A7165" wp14:editId="206FAB80">
-            <wp:extent cx="7564755" cy="5486400"/>
-            <wp:effectExtent l="0" t="0" r="0" b="0"/>
+          <wp:inline distT="0" distB="0" distL="0" distR="0" wp14:anchorId="247A7165" wp14:editId="2ACE5D81">
+            <wp:extent cx="7614373" cy="4748748"/>
+            <wp:effectExtent l="0" t="0" r="5715" b="0"/>
             <wp:docPr id="5" name="Kép 4">
               <a:extLst xmlns:a="http://schemas.openxmlformats.org/drawingml/2006/main">
                 <a:ext uri="{FF2B5EF4-FFF2-40B4-BE49-F238E27FC236}">
@@ -17837,7 +17754,13 @@
                     </pic:cNvPicPr>
                   </pic:nvPicPr>
                   <pic:blipFill>
-                    <a:blip r:embed="rId12"/>
+                    <a:blip r:embed="rId12">
+                      <a:extLst>
+                        <a:ext uri="{28A0092B-C50C-407E-A947-70E740481C1C}">
+                          <a14:useLocalDpi xmlns:a14="http://schemas.microsoft.com/office/drawing/2010/main" val="0"/>
+                        </a:ext>
+                      </a:extLst>
+                    </a:blip>
                     <a:stretch>
                       <a:fillRect/>
                     </a:stretch>
@@ -17845,7 +17768,7 @@
                   <pic:spPr>
                     <a:xfrm>
                       <a:off x="0" y="0"/>
-                      <a:ext cx="7614373" cy="5522386"/>
+                      <a:ext cx="7614373" cy="4748748"/>
                     </a:xfrm>
                     <a:prstGeom prst="rect">
                       <a:avLst/>
@@ -18148,16 +18071,16 @@
           <w:noProof/>
         </w:rPr>
         <w:drawing>
-          <wp:anchor distT="0" distB="0" distL="114300" distR="114300" simplePos="0" relativeHeight="251676672" behindDoc="0" locked="0" layoutInCell="1" allowOverlap="1" wp14:anchorId="336955A3" wp14:editId="132E4381">
+          <wp:anchor distT="0" distB="0" distL="114300" distR="114300" simplePos="0" relativeHeight="251676672" behindDoc="0" locked="0" layoutInCell="1" allowOverlap="1" wp14:anchorId="336955A3" wp14:editId="24B54D4E">
             <wp:simplePos x="0" y="0"/>
             <wp:positionH relativeFrom="margin">
-              <wp:posOffset>4057015</wp:posOffset>
+              <wp:posOffset>3964940</wp:posOffset>
             </wp:positionH>
             <wp:positionV relativeFrom="paragraph">
-              <wp:posOffset>253365</wp:posOffset>
+              <wp:posOffset>478155</wp:posOffset>
             </wp:positionV>
-            <wp:extent cx="2457450" cy="3676015"/>
-            <wp:effectExtent l="0" t="0" r="0" b="635"/>
+            <wp:extent cx="2547620" cy="3339465"/>
+            <wp:effectExtent l="0" t="0" r="5080" b="0"/>
             <wp:wrapSquare wrapText="bothSides"/>
             <wp:docPr id="1419885654" name="Kép 1"/>
             <wp:cNvGraphicFramePr>
@@ -18185,7 +18108,7 @@
                   <pic:spPr>
                     <a:xfrm>
                       <a:off x="0" y="0"/>
-                      <a:ext cx="2457450" cy="3676015"/>
+                      <a:ext cx="2547620" cy="3339465"/>
                     </a:xfrm>
                     <a:prstGeom prst="rect">
                       <a:avLst/>
@@ -18442,7 +18365,7 @@
         <w:rPr>
           <w:lang w:eastAsia="hu-HU"/>
         </w:rPr>
-        <w:t>hitelesítési állapot</w:t>
+        <w:t>kérelmek fogadása</w:t>
       </w:r>
     </w:p>
     <w:p>
@@ -18861,16 +18784,16 @@
           <w:noProof/>
         </w:rPr>
         <w:drawing>
-          <wp:anchor distT="0" distB="0" distL="114300" distR="114300" simplePos="0" relativeHeight="251678720" behindDoc="0" locked="0" layoutInCell="1" allowOverlap="1" wp14:anchorId="188A051B" wp14:editId="788611B6">
+          <wp:anchor distT="0" distB="0" distL="114300" distR="114300" simplePos="0" relativeHeight="251678720" behindDoc="0" locked="0" layoutInCell="1" allowOverlap="1" wp14:anchorId="188A051B" wp14:editId="2D01EFA6">
             <wp:simplePos x="0" y="0"/>
             <wp:positionH relativeFrom="margin">
-              <wp:align>right</wp:align>
+              <wp:posOffset>3643630</wp:posOffset>
             </wp:positionH>
             <wp:positionV relativeFrom="paragraph">
-              <wp:posOffset>323266</wp:posOffset>
+              <wp:posOffset>321310</wp:posOffset>
             </wp:positionV>
-            <wp:extent cx="2479040" cy="2105025"/>
-            <wp:effectExtent l="0" t="0" r="0" b="9525"/>
+            <wp:extent cx="2110105" cy="2105025"/>
+            <wp:effectExtent l="0" t="0" r="4445" b="9525"/>
             <wp:wrapSquare wrapText="bothSides"/>
             <wp:docPr id="277326485" name="Kép 1"/>
             <wp:cNvGraphicFramePr>
@@ -18880,7 +18803,7 @@
               <a:graphicData uri="http://schemas.openxmlformats.org/drawingml/2006/picture">
                 <pic:pic xmlns:pic="http://schemas.openxmlformats.org/drawingml/2006/picture">
                   <pic:nvPicPr>
-                    <pic:cNvPr id="277326485" name=""/>
+                    <pic:cNvPr id="277326485" name="Kép 1"/>
                     <pic:cNvPicPr/>
                   </pic:nvPicPr>
                   <pic:blipFill>
@@ -18898,7 +18821,7 @@
                   <pic:spPr>
                     <a:xfrm>
                       <a:off x="0" y="0"/>
-                      <a:ext cx="2479040" cy="2105025"/>
+                      <a:ext cx="2110105" cy="2105025"/>
                     </a:xfrm>
                     <a:prstGeom prst="rect">
                       <a:avLst/>
@@ -18979,19 +18902,13 @@
           <w:bCs/>
           <w:lang w:eastAsia="hu-HU"/>
         </w:rPr>
-        <w:t>establishment_id:</w:t>
-      </w:r>
-      <w:r>
-        <w:rPr>
-          <w:lang w:eastAsia="hu-HU"/>
-        </w:rPr>
-        <w:t xml:space="preserve"> </w:t>
-      </w:r>
-      <w:r>
-        <w:rPr>
-          <w:lang w:eastAsia="hu-HU"/>
-        </w:rPr>
-        <w:t>kapcsolódó iskola</w:t>
+        <w:t xml:space="preserve">alias: </w:t>
+      </w:r>
+      <w:r>
+        <w:rPr>
+          <w:lang w:eastAsia="hu-HU"/>
+        </w:rPr>
+        <w:t>intézményi név</w:t>
       </w:r>
     </w:p>
     <w:p>
@@ -19008,13 +18925,7 @@
           <w:bCs/>
           <w:lang w:eastAsia="hu-HU"/>
         </w:rPr>
-        <w:t>user_id:</w:t>
-      </w:r>
-      <w:r>
-        <w:rPr>
-          <w:lang w:eastAsia="hu-HU"/>
-        </w:rPr>
-        <w:t xml:space="preserve"> felhasználó</w:t>
+        <w:t>establishment_id:</w:t>
       </w:r>
       <w:r>
         <w:rPr>
@@ -19026,7 +18937,7 @@
         <w:rPr>
           <w:lang w:eastAsia="hu-HU"/>
         </w:rPr>
-        <w:t>azonosító</w:t>
+        <w:t>kapcsolódó iskola</w:t>
       </w:r>
     </w:p>
     <w:p>
@@ -19043,7 +18954,13 @@
           <w:bCs/>
           <w:lang w:eastAsia="hu-HU"/>
         </w:rPr>
-        <w:t>class_id:</w:t>
+        <w:t>user_id:</w:t>
+      </w:r>
+      <w:r>
+        <w:rPr>
+          <w:lang w:eastAsia="hu-HU"/>
+        </w:rPr>
+        <w:t xml:space="preserve"> felhasználó</w:t>
       </w:r>
       <w:r>
         <w:rPr>
@@ -19055,7 +18972,7 @@
         <w:rPr>
           <w:lang w:eastAsia="hu-HU"/>
         </w:rPr>
-        <w:t>az adott osztályhoz rendelhető tanár</w:t>
+        <w:t>azonosító</w:t>
       </w:r>
     </w:p>
     <w:p>
@@ -19072,6 +18989,35 @@
           <w:bCs/>
           <w:lang w:eastAsia="hu-HU"/>
         </w:rPr>
+        <w:t>class_id:</w:t>
+      </w:r>
+      <w:r>
+        <w:rPr>
+          <w:lang w:eastAsia="hu-HU"/>
+        </w:rPr>
+        <w:t xml:space="preserve"> </w:t>
+      </w:r>
+      <w:r>
+        <w:rPr>
+          <w:lang w:eastAsia="hu-HU"/>
+        </w:rPr>
+        <w:t>az adott osztályhoz rendelhető tanár</w:t>
+      </w:r>
+    </w:p>
+    <w:p>
+      <w:pPr>
+        <w:pStyle w:val="Listaszerbekezds"/>
+        <w:jc w:val="left"/>
+        <w:rPr>
+          <w:lang w:eastAsia="hu-HU"/>
+        </w:rPr>
+      </w:pPr>
+      <w:r>
+        <w:rPr>
+          <w:b/>
+          <w:bCs/>
+          <w:lang w:eastAsia="hu-HU"/>
+        </w:rPr>
         <w:t>created_at</w:t>
       </w:r>
       <w:r>
@@ -19136,7 +19082,7 @@
           <w:noProof/>
         </w:rPr>
         <w:drawing>
-          <wp:anchor distT="0" distB="0" distL="114300" distR="114300" simplePos="0" relativeHeight="251679744" behindDoc="0" locked="0" layoutInCell="1" allowOverlap="1" wp14:anchorId="3EF5D418" wp14:editId="0BB12DE1">
+          <wp:anchor distT="0" distB="0" distL="114300" distR="114300" simplePos="0" relativeHeight="251679744" behindDoc="0" locked="0" layoutInCell="1" allowOverlap="1" wp14:anchorId="3EF5D418" wp14:editId="00F41A2D">
             <wp:simplePos x="0" y="0"/>
             <wp:positionH relativeFrom="margin">
               <wp:align>right</wp:align>
@@ -19144,8 +19090,8 @@
             <wp:positionV relativeFrom="paragraph">
               <wp:posOffset>343941</wp:posOffset>
             </wp:positionV>
-            <wp:extent cx="2099945" cy="1885315"/>
-            <wp:effectExtent l="0" t="0" r="0" b="635"/>
+            <wp:extent cx="2094230" cy="1885315"/>
+            <wp:effectExtent l="0" t="0" r="1270" b="635"/>
             <wp:wrapSquare wrapText="bothSides"/>
             <wp:docPr id="157601028" name="Kép 1"/>
             <wp:cNvGraphicFramePr>
@@ -19155,7 +19101,7 @@
               <a:graphicData uri="http://schemas.openxmlformats.org/drawingml/2006/picture">
                 <pic:pic xmlns:pic="http://schemas.openxmlformats.org/drawingml/2006/picture">
                   <pic:nvPicPr>
-                    <pic:cNvPr id="157601028" name=""/>
+                    <pic:cNvPr id="157601028" name="Kép 1"/>
                     <pic:cNvPicPr/>
                   </pic:nvPicPr>
                   <pic:blipFill>
@@ -19173,7 +19119,7 @@
                   <pic:spPr>
                     <a:xfrm>
                       <a:off x="0" y="0"/>
-                      <a:ext cx="2099945" cy="1885315"/>
+                      <a:ext cx="2094794" cy="1885315"/>
                     </a:xfrm>
                     <a:prstGeom prst="rect">
                       <a:avLst/>
@@ -19464,7 +19410,7 @@
       </w:pPr>
       <w:r>
         <w:drawing>
-          <wp:anchor distT="0" distB="0" distL="114300" distR="114300" simplePos="0" relativeHeight="251680768" behindDoc="0" locked="0" layoutInCell="1" allowOverlap="1" wp14:anchorId="170FC06A" wp14:editId="60B6FE0F">
+          <wp:anchor distT="0" distB="0" distL="114300" distR="114300" simplePos="0" relativeHeight="251680768" behindDoc="0" locked="0" layoutInCell="1" allowOverlap="1" wp14:anchorId="170FC06A" wp14:editId="75991DF5">
             <wp:simplePos x="0" y="0"/>
             <wp:positionH relativeFrom="margin">
               <wp:align>right</wp:align>
@@ -19483,7 +19429,7 @@
               <a:graphicData uri="http://schemas.openxmlformats.org/drawingml/2006/picture">
                 <pic:pic xmlns:pic="http://schemas.openxmlformats.org/drawingml/2006/picture">
                   <pic:nvPicPr>
-                    <pic:cNvPr id="1804671317" name=""/>
+                    <pic:cNvPr id="1804671317" name="Kép 1"/>
                     <pic:cNvPicPr/>
                   </pic:nvPicPr>
                   <pic:blipFill>
@@ -20003,15 +19949,15 @@
       </w:pPr>
       <w:r>
         <w:drawing>
-          <wp:anchor distT="0" distB="0" distL="114300" distR="114300" simplePos="0" relativeHeight="251681792" behindDoc="0" locked="0" layoutInCell="1" allowOverlap="1" wp14:anchorId="34944A89" wp14:editId="45D18682">
+          <wp:anchor distT="0" distB="0" distL="114300" distR="114300" simplePos="0" relativeHeight="251681792" behindDoc="0" locked="0" layoutInCell="1" allowOverlap="1" wp14:anchorId="34944A89" wp14:editId="0626CC8D">
             <wp:simplePos x="0" y="0"/>
             <wp:positionH relativeFrom="margin">
-              <wp:align>right</wp:align>
+              <wp:posOffset>3943985</wp:posOffset>
             </wp:positionH>
             <wp:positionV relativeFrom="paragraph">
-              <wp:posOffset>85422</wp:posOffset>
+              <wp:posOffset>81915</wp:posOffset>
             </wp:positionV>
-            <wp:extent cx="2004695" cy="1755775"/>
+            <wp:extent cx="1988820" cy="1755775"/>
             <wp:effectExtent l="0" t="0" r="0" b="0"/>
             <wp:wrapSquare wrapText="bothSides"/>
             <wp:docPr id="931507212" name="Kép 1"/>
@@ -20022,7 +19968,7 @@
               <a:graphicData uri="http://schemas.openxmlformats.org/drawingml/2006/picture">
                 <pic:pic xmlns:pic="http://schemas.openxmlformats.org/drawingml/2006/picture">
                   <pic:nvPicPr>
-                    <pic:cNvPr id="931507212" name=""/>
+                    <pic:cNvPr id="931507212" name="Kép 1"/>
                     <pic:cNvPicPr/>
                   </pic:nvPicPr>
                   <pic:blipFill>
@@ -20040,7 +19986,7 @@
                   <pic:spPr>
                     <a:xfrm>
                       <a:off x="0" y="0"/>
-                      <a:ext cx="2004695" cy="1755775"/>
+                      <a:ext cx="1988820" cy="1755775"/>
                     </a:xfrm>
                     <a:prstGeom prst="rect">
                       <a:avLst/>
@@ -20235,16 +20181,16 @@
       <w:bookmarkStart w:id="72" w:name="_Toc227013241"/>
       <w:r>
         <w:drawing>
-          <wp:anchor distT="0" distB="0" distL="114300" distR="114300" simplePos="0" relativeHeight="251682816" behindDoc="0" locked="0" layoutInCell="1" allowOverlap="1" wp14:anchorId="66F45875" wp14:editId="48CCFDDF">
+          <wp:anchor distT="0" distB="0" distL="114300" distR="114300" simplePos="0" relativeHeight="251682816" behindDoc="0" locked="0" layoutInCell="1" allowOverlap="1" wp14:anchorId="66F45875" wp14:editId="45799409">
             <wp:simplePos x="0" y="0"/>
             <wp:positionH relativeFrom="margin">
-              <wp:align>right</wp:align>
+              <wp:posOffset>4071620</wp:posOffset>
             </wp:positionH>
             <wp:positionV relativeFrom="paragraph">
-              <wp:posOffset>491300</wp:posOffset>
+              <wp:posOffset>597535</wp:posOffset>
             </wp:positionV>
-            <wp:extent cx="1866265" cy="2080895"/>
-            <wp:effectExtent l="0" t="0" r="635" b="0"/>
+            <wp:extent cx="1866265" cy="1866265"/>
+            <wp:effectExtent l="0" t="0" r="635" b="635"/>
             <wp:wrapSquare wrapText="bothSides"/>
             <wp:docPr id="147161887" name="Kép 1"/>
             <wp:cNvGraphicFramePr>
@@ -20254,7 +20200,7 @@
               <a:graphicData uri="http://schemas.openxmlformats.org/drawingml/2006/picture">
                 <pic:pic xmlns:pic="http://schemas.openxmlformats.org/drawingml/2006/picture">
                   <pic:nvPicPr>
-                    <pic:cNvPr id="147161887" name=""/>
+                    <pic:cNvPr id="147161887" name="Kép 1"/>
                     <pic:cNvPicPr/>
                   </pic:nvPicPr>
                   <pic:blipFill>
@@ -20272,7 +20218,7 @@
                   <pic:spPr>
                     <a:xfrm>
                       <a:off x="0" y="0"/>
-                      <a:ext cx="1866265" cy="2080895"/>
+                      <a:ext cx="1866265" cy="1866265"/>
                     </a:xfrm>
                     <a:prstGeom prst="rect">
                       <a:avLst/>
@@ -20394,6 +20340,35 @@
           <w:lang w:eastAsia="hu-HU"/>
         </w:rPr>
         <w:t>üzenet írója</w:t>
+      </w:r>
+    </w:p>
+    <w:p>
+      <w:pPr>
+        <w:pStyle w:val="Listaszerbekezds"/>
+        <w:jc w:val="left"/>
+        <w:rPr>
+          <w:lang w:eastAsia="hu-HU"/>
+        </w:rPr>
+      </w:pPr>
+      <w:r>
+        <w:rPr>
+          <w:b/>
+          <w:bCs/>
+          <w:lang w:eastAsia="hu-HU"/>
+        </w:rPr>
+        <w:t>is_important:</w:t>
+      </w:r>
+      <w:r>
+        <w:rPr>
+          <w:lang w:eastAsia="hu-HU"/>
+        </w:rPr>
+        <w:t xml:space="preserve"> üzenőfal</w:t>
+      </w:r>
+      <w:r>
+        <w:rPr>
+          <w:lang w:eastAsia="hu-HU"/>
+        </w:rPr>
+        <w:t>i üzenet</w:t>
       </w:r>
     </w:p>
     <w:p>
@@ -20727,15 +20702,15 @@
           <w:noProof/>
         </w:rPr>
         <w:drawing>
-          <wp:anchor distT="0" distB="0" distL="114300" distR="114300" simplePos="0" relativeHeight="251684864" behindDoc="0" locked="0" layoutInCell="1" allowOverlap="1" wp14:anchorId="1899615D" wp14:editId="7FF494BA">
+          <wp:anchor distT="0" distB="0" distL="114300" distR="114300" simplePos="0" relativeHeight="251684864" behindDoc="0" locked="0" layoutInCell="1" allowOverlap="1" wp14:anchorId="1899615D" wp14:editId="2E244AAB">
             <wp:simplePos x="0" y="0"/>
             <wp:positionH relativeFrom="margin">
-              <wp:align>right</wp:align>
+              <wp:posOffset>3785235</wp:posOffset>
             </wp:positionH>
             <wp:positionV relativeFrom="paragraph">
-              <wp:posOffset>71623</wp:posOffset>
+              <wp:posOffset>81915</wp:posOffset>
             </wp:positionV>
-            <wp:extent cx="2152015" cy="3068955"/>
+            <wp:extent cx="2152015" cy="3053715"/>
             <wp:effectExtent l="0" t="0" r="635" b="0"/>
             <wp:wrapSquare wrapText="bothSides"/>
             <wp:docPr id="1821520721" name="Kép 1"/>
@@ -20746,7 +20721,7 @@
               <a:graphicData uri="http://schemas.openxmlformats.org/drawingml/2006/picture">
                 <pic:pic xmlns:pic="http://schemas.openxmlformats.org/drawingml/2006/picture">
                   <pic:nvPicPr>
-                    <pic:cNvPr id="1821520721" name=""/>
+                    <pic:cNvPr id="1821520721" name="Kép 1"/>
                     <pic:cNvPicPr/>
                   </pic:nvPicPr>
                   <pic:blipFill>
@@ -20764,7 +20739,7 @@
                   <pic:spPr>
                     <a:xfrm>
                       <a:off x="0" y="0"/>
-                      <a:ext cx="2152015" cy="3068955"/>
+                      <a:ext cx="2152015" cy="3053715"/>
                     </a:xfrm>
                     <a:prstGeom prst="rect">
                       <a:avLst/>
@@ -22027,21 +22002,12 @@
         <w:t xml:space="preserve"> test </w:t>
       </w:r>
       <w:proofErr w:type="spellStart"/>
-      <w:proofErr w:type="gramStart"/>
-      <w:r>
-        <w:rPr>
-          <w:b/>
-          <w:bCs/>
-        </w:rPr>
-        <w:t>register.spec</w:t>
-      </w:r>
-      <w:proofErr w:type="gramEnd"/>
-      <w:r>
-        <w:rPr>
-          <w:b/>
-          <w:bCs/>
-        </w:rPr>
-        <w:t>.ts</w:t>
+      <w:r>
+        <w:rPr>
+          <w:b/>
+          <w:bCs/>
+        </w:rPr>
+        <w:t>register.spec.ts</w:t>
       </w:r>
       <w:proofErr w:type="spellEnd"/>
       <w:r>
@@ -22266,23 +22232,7 @@
           <w:b/>
           <w:bCs/>
         </w:rPr>
-        <w:t>register-weak-</w:t>
-      </w:r>
-      <w:proofErr w:type="gramStart"/>
-      <w:r>
-        <w:rPr>
-          <w:b/>
-          <w:bCs/>
-        </w:rPr>
-        <w:t>password.spec</w:t>
-      </w:r>
-      <w:proofErr w:type="gramEnd"/>
-      <w:r>
-        <w:rPr>
-          <w:b/>
-          <w:bCs/>
-        </w:rPr>
-        <w:t>.ts</w:t>
+        <w:t>register-weak-password.spec.ts</w:t>
       </w:r>
       <w:proofErr w:type="spellEnd"/>
       <w:r>
@@ -22524,33 +22474,15 @@
           <w:bCs/>
           <w:lang w:eastAsia="hu-HU"/>
         </w:rPr>
-        <w:t>-terms-not-</w:t>
-      </w:r>
-      <w:proofErr w:type="gramStart"/>
-      <w:r>
-        <w:rPr>
-          <w:b/>
-          <w:bCs/>
-          <w:lang w:eastAsia="hu-HU"/>
-        </w:rPr>
-        <w:t>accepted</w:t>
-      </w:r>
-      <w:r>
-        <w:rPr>
-          <w:b/>
-          <w:bCs/>
-          <w:lang w:eastAsia="hu-HU"/>
-        </w:rPr>
-        <w:t>.spec</w:t>
-      </w:r>
-      <w:proofErr w:type="gramEnd"/>
-      <w:r>
-        <w:rPr>
-          <w:b/>
-          <w:bCs/>
-          <w:lang w:eastAsia="hu-HU"/>
-        </w:rPr>
-        <w:t>.ts</w:t>
+        <w:t>-terms-not-accepted</w:t>
+      </w:r>
+      <w:r>
+        <w:rPr>
+          <w:b/>
+          <w:bCs/>
+          <w:lang w:eastAsia="hu-HU"/>
+        </w:rPr>
+        <w:t>.spec.ts</w:t>
       </w:r>
       <w:proofErr w:type="spellEnd"/>
       <w:r>
@@ -22792,25 +22724,7 @@
           <w:bCs/>
           <w:lang w:eastAsia="hu-HU"/>
         </w:rPr>
-        <w:t>register-password-</w:t>
-      </w:r>
-      <w:proofErr w:type="gramStart"/>
-      <w:r>
-        <w:rPr>
-          <w:b/>
-          <w:bCs/>
-          <w:lang w:eastAsia="hu-HU"/>
-        </w:rPr>
-        <w:t>mismatch.spec</w:t>
-      </w:r>
-      <w:proofErr w:type="gramEnd"/>
-      <w:r>
-        <w:rPr>
-          <w:b/>
-          <w:bCs/>
-          <w:lang w:eastAsia="hu-HU"/>
-        </w:rPr>
-        <w:t>.ts</w:t>
+        <w:t>register-password-mismatch.spec.ts</w:t>
       </w:r>
       <w:proofErr w:type="spellEnd"/>
       <w:r>
@@ -23065,25 +22979,7 @@
           <w:bCs/>
           <w:lang w:eastAsia="hu-HU"/>
         </w:rPr>
-        <w:t>register-invalid-</w:t>
-      </w:r>
-      <w:proofErr w:type="gramStart"/>
-      <w:r>
-        <w:rPr>
-          <w:b/>
-          <w:bCs/>
-          <w:lang w:eastAsia="hu-HU"/>
-        </w:rPr>
-        <w:t>email.spec</w:t>
-      </w:r>
-      <w:proofErr w:type="gramEnd"/>
-      <w:r>
-        <w:rPr>
-          <w:b/>
-          <w:bCs/>
-          <w:lang w:eastAsia="hu-HU"/>
-        </w:rPr>
-        <w:t>.ts</w:t>
+        <w:t>register-invalid-email.spec.ts</w:t>
       </w:r>
       <w:proofErr w:type="spellEnd"/>
       <w:r>
@@ -23360,23 +23256,13 @@
         <w:t xml:space="preserve"> test </w:t>
       </w:r>
       <w:proofErr w:type="spellStart"/>
-      <w:proofErr w:type="gramStart"/>
-      <w:r>
-        <w:rPr>
-          <w:b/>
-          <w:bCs/>
-          <w:lang w:eastAsia="hu-HU"/>
-        </w:rPr>
-        <w:t>login.spec</w:t>
-      </w:r>
-      <w:proofErr w:type="gramEnd"/>
-      <w:r>
-        <w:rPr>
-          <w:b/>
-          <w:bCs/>
-          <w:lang w:eastAsia="hu-HU"/>
-        </w:rPr>
-        <w:t>.ts</w:t>
+      <w:r>
+        <w:rPr>
+          <w:b/>
+          <w:bCs/>
+          <w:lang w:eastAsia="hu-HU"/>
+        </w:rPr>
+        <w:t>login.spec.ts</w:t>
       </w:r>
       <w:proofErr w:type="spellEnd"/>
       <w:r>
@@ -23665,7 +23551,6 @@
         <w:t>-</w:t>
       </w:r>
       <w:proofErr w:type="spellStart"/>
-      <w:proofErr w:type="gramStart"/>
       <w:r>
         <w:rPr>
           <w:b/>
@@ -23680,16 +23565,7 @@
           <w:bCs/>
           <w:lang w:eastAsia="hu-HU"/>
         </w:rPr>
-        <w:t>.spec</w:t>
-      </w:r>
-      <w:proofErr w:type="gramEnd"/>
-      <w:r>
-        <w:rPr>
-          <w:b/>
-          <w:bCs/>
-          <w:lang w:eastAsia="hu-HU"/>
-        </w:rPr>
-        <w:t>.ts</w:t>
+        <w:t>.spec.ts</w:t>
       </w:r>
       <w:proofErr w:type="spellEnd"/>
       <w:r>
@@ -23938,23 +23814,13 @@
         <w:t xml:space="preserve"> test </w:t>
       </w:r>
       <w:proofErr w:type="spellStart"/>
-      <w:proofErr w:type="gramStart"/>
-      <w:r>
-        <w:rPr>
-          <w:b/>
-          <w:bCs/>
-          <w:lang w:eastAsia="hu-HU"/>
-        </w:rPr>
-        <w:t>logout.spec</w:t>
-      </w:r>
-      <w:proofErr w:type="gramEnd"/>
-      <w:r>
-        <w:rPr>
-          <w:b/>
-          <w:bCs/>
-          <w:lang w:eastAsia="hu-HU"/>
-        </w:rPr>
-        <w:t>.ts</w:t>
+      <w:r>
+        <w:rPr>
+          <w:b/>
+          <w:bCs/>
+          <w:lang w:eastAsia="hu-HU"/>
+        </w:rPr>
+        <w:t>logout.spec.ts</w:t>
       </w:r>
       <w:proofErr w:type="spellEnd"/>
       <w:r>
@@ -24240,21 +24106,12 @@
         </w:rPr>
         <w:t>_</w:t>
       </w:r>
-      <w:proofErr w:type="gramStart"/>
-      <w:r>
-        <w:rPr>
-          <w:b/>
-          <w:bCs/>
-        </w:rPr>
-        <w:t>setup.spec</w:t>
-      </w:r>
-      <w:proofErr w:type="gramEnd"/>
-      <w:r>
-        <w:rPr>
-          <w:b/>
-          <w:bCs/>
-        </w:rPr>
-        <w:t>.ts</w:t>
+      <w:r>
+        <w:rPr>
+          <w:b/>
+          <w:bCs/>
+        </w:rPr>
+        <w:t>setup.spec.ts</w:t>
       </w:r>
       <w:proofErr w:type="spellEnd"/>
       <w:r>
@@ -24494,21 +24351,12 @@
         </w:rPr>
         <w:t>_</w:t>
       </w:r>
-      <w:proofErr w:type="gramStart"/>
-      <w:r>
-        <w:rPr>
-          <w:b/>
-          <w:bCs/>
-        </w:rPr>
-        <w:t>setup.spec</w:t>
-      </w:r>
-      <w:proofErr w:type="gramEnd"/>
-      <w:r>
-        <w:rPr>
-          <w:b/>
-          <w:bCs/>
-        </w:rPr>
-        <w:t>.ts</w:t>
+      <w:r>
+        <w:rPr>
+          <w:b/>
+          <w:bCs/>
+        </w:rPr>
+        <w:t>setup.spec.ts</w:t>
       </w:r>
       <w:proofErr w:type="spellEnd"/>
       <w:r>
@@ -24768,23 +24616,7 @@
           <w:b/>
           <w:bCs/>
         </w:rPr>
-        <w:t>admin_school-</w:t>
-      </w:r>
-      <w:proofErr w:type="gramStart"/>
-      <w:r>
-        <w:rPr>
-          <w:b/>
-          <w:bCs/>
-        </w:rPr>
-        <w:t>profile.spec</w:t>
-      </w:r>
-      <w:proofErr w:type="gramEnd"/>
-      <w:r>
-        <w:rPr>
-          <w:b/>
-          <w:bCs/>
-        </w:rPr>
-        <w:t>.ts</w:t>
+        <w:t>admin_school-profile.spec.ts</w:t>
       </w:r>
       <w:proofErr w:type="spellEnd"/>
       <w:r>
@@ -25036,25 +24868,7 @@
           <w:bCs/>
           <w:lang w:eastAsia="hu-HU"/>
         </w:rPr>
-        <w:t>admin_school-profile-</w:t>
-      </w:r>
-      <w:proofErr w:type="gramStart"/>
-      <w:r>
-        <w:rPr>
-          <w:b/>
-          <w:bCs/>
-          <w:lang w:eastAsia="hu-HU"/>
-        </w:rPr>
-        <w:t>duplicate.spec</w:t>
-      </w:r>
-      <w:proofErr w:type="gramEnd"/>
-      <w:r>
-        <w:rPr>
-          <w:b/>
-          <w:bCs/>
-          <w:lang w:eastAsia="hu-HU"/>
-        </w:rPr>
-        <w:t>.ts</w:t>
+        <w:t>admin_school-profile-duplicate.spec.ts</w:t>
       </w:r>
       <w:proofErr w:type="spellEnd"/>
       <w:r>
@@ -29550,7 +29364,7 @@
 </file>
 
 <file path=word/endnotes.xml><?xml version="1.0" encoding="utf-8"?>
-<w:endnotes xmlns:wpc="http://schemas.microsoft.com/office/word/2010/wordprocessingCanvas" xmlns:cx="http://schemas.microsoft.com/office/drawing/2014/chartex" xmlns:cx1="http://schemas.microsoft.com/office/drawing/2015/9/8/chartex" xmlns:cx2="http://schemas.microsoft.com/office/drawing/2015/10/21/chartex" xmlns:cx3="http://schemas.microsoft.com/office/drawing/2016/5/9/chartex" xmlns:cx4="http://schemas.microsoft.com/office/drawing/2016/5/10/chartex" xmlns:cx5="http://schemas.microsoft.com/office/drawing/2016/5/11/chartex" xmlns:cx6="http://schemas.microsoft.com/office/drawing/2016/5/12/chartex" xmlns:cx7="http://schemas.microsoft.com/office/drawing/2016/5/13/chartex" xmlns:cx8="http://schemas.microsoft.com/office/drawing/2016/5/14/chartex" xmlns:mc="http://schemas.openxmlformats.org/markup-compatibility/2006" xmlns:aink="http://schemas.microsoft.com/office/drawing/2016/ink" xmlns:am3d="http://schemas.microsoft.com/office/drawing/2017/model3d" xmlns:o="urn:schemas-microsoft-com:office:office" xmlns:oel="http://schemas.microsoft.com/office/2019/extlst" xmlns:r="http://schemas.openxmlformats.org/officeDocument/2006/relationships" xmlns:m="http://schemas.openxmlformats.org/officeDocument/2006/math" xmlns:v="urn:schemas-microsoft-com:vml" xmlns:wp14="http://schemas.microsoft.com/office/word/2010/wordprocessingDrawing" xmlns:wp="http://schemas.openxmlformats.org/drawingml/2006/wordprocessingDrawing" xmlns:w10="urn:schemas-microsoft-com:office:word" xmlns:w="http://schemas.openxmlformats.org/wordprocessingml/2006/main" xmlns:w14="http://schemas.microsoft.com/office/word/2010/wordml" xmlns:w15="http://schemas.microsoft.com/office/word/2012/wordml" xmlns:w16cex="http://schemas.microsoft.com/office/word/2018/wordml/cex" xmlns:w16cid="http://schemas.microsoft.com/office/word/2016/wordml/cid" xmlns:w16="http://schemas.microsoft.com/office/word/2018/wordml" xmlns:w16du="http://schemas.microsoft.com/office/word/2023/wordml/word16du" xmlns:w16sdtdh="http://schemas.microsoft.com/office/word/2020/wordml/sdtdatahash" xmlns:w16sdtfl="http://schemas.microsoft.com/office/word/2024/wordml/sdtformatlock" xmlns:w16se="http://schemas.microsoft.com/office/word/2015/wordml/symex" xmlns:wpg="http://schemas.microsoft.com/office/word/2010/wordprocessingGroup" xmlns:wpi="http://schemas.microsoft.com/office/word/2010/wordprocessingInk" xmlns:wne="http://schemas.microsoft.com/office/word/2006/wordml" xmlns:wps="http://schemas.microsoft.com/office/word/2010/wordprocessingShape" mc:Ignorable="w14 w15 w16se w16cid w16 w16cex w16sdtdh w16sdtfl w16du wp14">
+<w:endnotes xmlns:wpc="http://schemas.microsoft.com/office/word/2010/wordprocessingCanvas" xmlns:cx="http://schemas.microsoft.com/office/drawing/2014/chartex" xmlns:cx1="http://schemas.microsoft.com/office/drawing/2015/9/8/chartex" xmlns:cx2="http://schemas.microsoft.com/office/drawing/2015/10/21/chartex" xmlns:cx3="http://schemas.microsoft.com/office/drawing/2016/5/9/chartex" xmlns:cx4="http://schemas.microsoft.com/office/drawing/2016/5/10/chartex" xmlns:cx5="http://schemas.microsoft.com/office/drawing/2016/5/11/chartex" xmlns:cx6="http://schemas.microsoft.com/office/drawing/2016/5/12/chartex" xmlns:cx7="http://schemas.microsoft.com/office/drawing/2016/5/13/chartex" xmlns:cx8="http://schemas.microsoft.com/office/drawing/2016/5/14/chartex" xmlns:mc="http://schemas.openxmlformats.org/markup-compatibility/2006" xmlns:aink="http://schemas.microsoft.com/office/drawing/2016/ink" xmlns:am3d="http://schemas.microsoft.com/office/drawing/2017/model3d" xmlns:o="urn:schemas-microsoft-com:office:office" xmlns:r="http://schemas.openxmlformats.org/officeDocument/2006/relationships" xmlns:m="http://schemas.openxmlformats.org/officeDocument/2006/math" xmlns:v="urn:schemas-microsoft-com:vml" xmlns:wp14="http://schemas.microsoft.com/office/word/2010/wordprocessingDrawing" xmlns:wp="http://schemas.openxmlformats.org/drawingml/2006/wordprocessingDrawing" xmlns:w10="urn:schemas-microsoft-com:office:word" xmlns:w="http://schemas.openxmlformats.org/wordprocessingml/2006/main" xmlns:w14="http://schemas.microsoft.com/office/word/2010/wordml" xmlns:w15="http://schemas.microsoft.com/office/word/2012/wordml" xmlns:w16cex="http://schemas.microsoft.com/office/word/2018/wordml/cex" xmlns:w16cid="http://schemas.microsoft.com/office/word/2016/wordml/cid" xmlns:w16="http://schemas.microsoft.com/office/word/2018/wordml" xmlns:w16sdtdh="http://schemas.microsoft.com/office/word/2020/wordml/sdtdatahash" xmlns:w16se="http://schemas.microsoft.com/office/word/2015/wordml/symex" xmlns:wpg="http://schemas.microsoft.com/office/word/2010/wordprocessingGroup" xmlns:wpi="http://schemas.microsoft.com/office/word/2010/wordprocessingInk" xmlns:wne="http://schemas.microsoft.com/office/word/2006/wordml" xmlns:wps="http://schemas.microsoft.com/office/word/2010/wordprocessingShape" mc:Ignorable="w14 w15 w16se w16cid w16 w16cex w16sdtdh wp14">
   <w:endnote w:type="separator" w:id="-1">
     <w:p>
       <w:r>
@@ -29569,7 +29383,7 @@
 </file>
 
 <file path=word/footer1.xml><?xml version="1.0" encoding="utf-8"?>
-<w:ftr xmlns:wpc="http://schemas.microsoft.com/office/word/2010/wordprocessingCanvas" xmlns:cx="http://schemas.microsoft.com/office/drawing/2014/chartex" xmlns:cx1="http://schemas.microsoft.com/office/drawing/2015/9/8/chartex" xmlns:cx2="http://schemas.microsoft.com/office/drawing/2015/10/21/chartex" xmlns:cx3="http://schemas.microsoft.com/office/drawing/2016/5/9/chartex" xmlns:cx4="http://schemas.microsoft.com/office/drawing/2016/5/10/chartex" xmlns:cx5="http://schemas.microsoft.com/office/drawing/2016/5/11/chartex" xmlns:cx6="http://schemas.microsoft.com/office/drawing/2016/5/12/chartex" xmlns:cx7="http://schemas.microsoft.com/office/drawing/2016/5/13/chartex" xmlns:cx8="http://schemas.microsoft.com/office/drawing/2016/5/14/chartex" xmlns:mc="http://schemas.openxmlformats.org/markup-compatibility/2006" xmlns:aink="http://schemas.microsoft.com/office/drawing/2016/ink" xmlns:am3d="http://schemas.microsoft.com/office/drawing/2017/model3d" xmlns:o="urn:schemas-microsoft-com:office:office" xmlns:oel="http://schemas.microsoft.com/office/2019/extlst" xmlns:r="http://schemas.openxmlformats.org/officeDocument/2006/relationships" xmlns:m="http://schemas.openxmlformats.org/officeDocument/2006/math" xmlns:v="urn:schemas-microsoft-com:vml" xmlns:wp14="http://schemas.microsoft.com/office/word/2010/wordprocessingDrawing" xmlns:wp="http://schemas.openxmlformats.org/drawingml/2006/wordprocessingDrawing" xmlns:w10="urn:schemas-microsoft-com:office:word" xmlns:w="http://schemas.openxmlformats.org/wordprocessingml/2006/main" xmlns:w14="http://schemas.microsoft.com/office/word/2010/wordml" xmlns:w15="http://schemas.microsoft.com/office/word/2012/wordml" xmlns:w16cex="http://schemas.microsoft.com/office/word/2018/wordml/cex" xmlns:w16cid="http://schemas.microsoft.com/office/word/2016/wordml/cid" xmlns:w16="http://schemas.microsoft.com/office/word/2018/wordml" xmlns:w16du="http://schemas.microsoft.com/office/word/2023/wordml/word16du" xmlns:w16sdtdh="http://schemas.microsoft.com/office/word/2020/wordml/sdtdatahash" xmlns:w16sdtfl="http://schemas.microsoft.com/office/word/2024/wordml/sdtformatlock" xmlns:w16se="http://schemas.microsoft.com/office/word/2015/wordml/symex" xmlns:wpg="http://schemas.microsoft.com/office/word/2010/wordprocessingGroup" xmlns:wpi="http://schemas.microsoft.com/office/word/2010/wordprocessingInk" xmlns:wne="http://schemas.microsoft.com/office/word/2006/wordml" xmlns:wps="http://schemas.microsoft.com/office/word/2010/wordprocessingShape" mc:Ignorable="w14 w15 w16se w16cid w16 w16cex w16sdtdh w16sdtfl w16du wp14">
+<w:ftr xmlns:wpc="http://schemas.microsoft.com/office/word/2010/wordprocessingCanvas" xmlns:cx="http://schemas.microsoft.com/office/drawing/2014/chartex" xmlns:cx1="http://schemas.microsoft.com/office/drawing/2015/9/8/chartex" xmlns:cx2="http://schemas.microsoft.com/office/drawing/2015/10/21/chartex" xmlns:cx3="http://schemas.microsoft.com/office/drawing/2016/5/9/chartex" xmlns:cx4="http://schemas.microsoft.com/office/drawing/2016/5/10/chartex" xmlns:cx5="http://schemas.microsoft.com/office/drawing/2016/5/11/chartex" xmlns:cx6="http://schemas.microsoft.com/office/drawing/2016/5/12/chartex" xmlns:cx7="http://schemas.microsoft.com/office/drawing/2016/5/13/chartex" xmlns:cx8="http://schemas.microsoft.com/office/drawing/2016/5/14/chartex" xmlns:mc="http://schemas.openxmlformats.org/markup-compatibility/2006" xmlns:aink="http://schemas.microsoft.com/office/drawing/2016/ink" xmlns:am3d="http://schemas.microsoft.com/office/drawing/2017/model3d" xmlns:o="urn:schemas-microsoft-com:office:office" xmlns:r="http://schemas.openxmlformats.org/officeDocument/2006/relationships" xmlns:m="http://schemas.openxmlformats.org/officeDocument/2006/math" xmlns:v="urn:schemas-microsoft-com:vml" xmlns:wp14="http://schemas.microsoft.com/office/word/2010/wordprocessingDrawing" xmlns:wp="http://schemas.openxmlformats.org/drawingml/2006/wordprocessingDrawing" xmlns:w10="urn:schemas-microsoft-com:office:word" xmlns:w="http://schemas.openxmlformats.org/wordprocessingml/2006/main" xmlns:w14="http://schemas.microsoft.com/office/word/2010/wordml" xmlns:w15="http://schemas.microsoft.com/office/word/2012/wordml" xmlns:w16cex="http://schemas.microsoft.com/office/word/2018/wordml/cex" xmlns:w16cid="http://schemas.microsoft.com/office/word/2016/wordml/cid" xmlns:w16="http://schemas.microsoft.com/office/word/2018/wordml" xmlns:w16sdtdh="http://schemas.microsoft.com/office/word/2020/wordml/sdtdatahash" xmlns:w16se="http://schemas.microsoft.com/office/word/2015/wordml/symex" xmlns:wpg="http://schemas.microsoft.com/office/word/2010/wordprocessingGroup" xmlns:wpi="http://schemas.microsoft.com/office/word/2010/wordprocessingInk" xmlns:wne="http://schemas.microsoft.com/office/word/2006/wordml" xmlns:wps="http://schemas.microsoft.com/office/word/2010/wordprocessingShape" mc:Ignorable="w14 w15 w16se w16cid w16 w16cex w16sdtdh wp14">
   <w:sdt>
     <w:sdtPr>
       <w:id w:val="-1863659306"/>
@@ -29578,6 +29392,7 @@
         <w:docPartUnique/>
       </w:docPartObj>
     </w:sdtPr>
+    <w:sdtEndPr/>
     <w:sdtContent>
       <w:sdt>
         <w:sdtPr>
@@ -29587,6 +29402,7 @@
             <w:docPartUnique/>
           </w:docPartObj>
         </w:sdtPr>
+        <w:sdtEndPr/>
         <w:sdtContent>
           <w:p>
             <w:pPr>
@@ -29639,7 +29455,7 @@
 </file>
 
 <file path=word/footnotes.xml><?xml version="1.0" encoding="utf-8"?>
-<w:footnotes xmlns:wpc="http://schemas.microsoft.com/office/word/2010/wordprocessingCanvas" xmlns:cx="http://schemas.microsoft.com/office/drawing/2014/chartex" xmlns:cx1="http://schemas.microsoft.com/office/drawing/2015/9/8/chartex" xmlns:cx2="http://schemas.microsoft.com/office/drawing/2015/10/21/chartex" xmlns:cx3="http://schemas.microsoft.com/office/drawing/2016/5/9/chartex" xmlns:cx4="http://schemas.microsoft.com/office/drawing/2016/5/10/chartex" xmlns:cx5="http://schemas.microsoft.com/office/drawing/2016/5/11/chartex" xmlns:cx6="http://schemas.microsoft.com/office/drawing/2016/5/12/chartex" xmlns:cx7="http://schemas.microsoft.com/office/drawing/2016/5/13/chartex" xmlns:cx8="http://schemas.microsoft.com/office/drawing/2016/5/14/chartex" xmlns:mc="http://schemas.openxmlformats.org/markup-compatibility/2006" xmlns:aink="http://schemas.microsoft.com/office/drawing/2016/ink" xmlns:am3d="http://schemas.microsoft.com/office/drawing/2017/model3d" xmlns:o="urn:schemas-microsoft-com:office:office" xmlns:oel="http://schemas.microsoft.com/office/2019/extlst" xmlns:r="http://schemas.openxmlformats.org/officeDocument/2006/relationships" xmlns:m="http://schemas.openxmlformats.org/officeDocument/2006/math" xmlns:v="urn:schemas-microsoft-com:vml" xmlns:wp14="http://schemas.microsoft.com/office/word/2010/wordprocessingDrawing" xmlns:wp="http://schemas.openxmlformats.org/drawingml/2006/wordprocessingDrawing" xmlns:w10="urn:schemas-microsoft-com:office:word" xmlns:w="http://schemas.openxmlformats.org/wordprocessingml/2006/main" xmlns:w14="http://schemas.microsoft.com/office/word/2010/wordml" xmlns:w15="http://schemas.microsoft.com/office/word/2012/wordml" xmlns:w16cex="http://schemas.microsoft.com/office/word/2018/wordml/cex" xmlns:w16cid="http://schemas.microsoft.com/office/word/2016/wordml/cid" xmlns:w16="http://schemas.microsoft.com/office/word/2018/wordml" xmlns:w16du="http://schemas.microsoft.com/office/word/2023/wordml/word16du" xmlns:w16sdtdh="http://schemas.microsoft.com/office/word/2020/wordml/sdtdatahash" xmlns:w16sdtfl="http://schemas.microsoft.com/office/word/2024/wordml/sdtformatlock" xmlns:w16se="http://schemas.microsoft.com/office/word/2015/wordml/symex" xmlns:wpg="http://schemas.microsoft.com/office/word/2010/wordprocessingGroup" xmlns:wpi="http://schemas.microsoft.com/office/word/2010/wordprocessingInk" xmlns:wne="http://schemas.microsoft.com/office/word/2006/wordml" xmlns:wps="http://schemas.microsoft.com/office/word/2010/wordprocessingShape" mc:Ignorable="w14 w15 w16se w16cid w16 w16cex w16sdtdh w16sdtfl w16du wp14">
+<w:footnotes xmlns:wpc="http://schemas.microsoft.com/office/word/2010/wordprocessingCanvas" xmlns:cx="http://schemas.microsoft.com/office/drawing/2014/chartex" xmlns:cx1="http://schemas.microsoft.com/office/drawing/2015/9/8/chartex" xmlns:cx2="http://schemas.microsoft.com/office/drawing/2015/10/21/chartex" xmlns:cx3="http://schemas.microsoft.com/office/drawing/2016/5/9/chartex" xmlns:cx4="http://schemas.microsoft.com/office/drawing/2016/5/10/chartex" xmlns:cx5="http://schemas.microsoft.com/office/drawing/2016/5/11/chartex" xmlns:cx6="http://schemas.microsoft.com/office/drawing/2016/5/12/chartex" xmlns:cx7="http://schemas.microsoft.com/office/drawing/2016/5/13/chartex" xmlns:cx8="http://schemas.microsoft.com/office/drawing/2016/5/14/chartex" xmlns:mc="http://schemas.openxmlformats.org/markup-compatibility/2006" xmlns:aink="http://schemas.microsoft.com/office/drawing/2016/ink" xmlns:am3d="http://schemas.microsoft.com/office/drawing/2017/model3d" xmlns:o="urn:schemas-microsoft-com:office:office" xmlns:r="http://schemas.openxmlformats.org/officeDocument/2006/relationships" xmlns:m="http://schemas.openxmlformats.org/officeDocument/2006/math" xmlns:v="urn:schemas-microsoft-com:vml" xmlns:wp14="http://schemas.microsoft.com/office/word/2010/wordprocessingDrawing" xmlns:wp="http://schemas.openxmlformats.org/drawingml/2006/wordprocessingDrawing" xmlns:w10="urn:schemas-microsoft-com:office:word" xmlns:w="http://schemas.openxmlformats.org/wordprocessingml/2006/main" xmlns:w14="http://schemas.microsoft.com/office/word/2010/wordml" xmlns:w15="http://schemas.microsoft.com/office/word/2012/wordml" xmlns:w16cex="http://schemas.microsoft.com/office/word/2018/wordml/cex" xmlns:w16cid="http://schemas.microsoft.com/office/word/2016/wordml/cid" xmlns:w16="http://schemas.microsoft.com/office/word/2018/wordml" xmlns:w16sdtdh="http://schemas.microsoft.com/office/word/2020/wordml/sdtdatahash" xmlns:w16se="http://schemas.microsoft.com/office/word/2015/wordml/symex" xmlns:wpg="http://schemas.microsoft.com/office/word/2010/wordprocessingGroup" xmlns:wpi="http://schemas.microsoft.com/office/word/2010/wordprocessingInk" xmlns:wne="http://schemas.microsoft.com/office/word/2006/wordml" xmlns:wps="http://schemas.microsoft.com/office/word/2010/wordprocessingShape" mc:Ignorable="w14 w15 w16se w16cid w16 w16cex w16sdtdh wp14">
   <w:footnote w:type="separator" w:id="-1">
     <w:p>
       <w:r>
@@ -29658,7 +29474,7 @@
 </file>
 
 <file path=word/header1.xml><?xml version="1.0" encoding="utf-8"?>
-<w:hdr xmlns:wpc="http://schemas.microsoft.com/office/word/2010/wordprocessingCanvas" xmlns:cx="http://schemas.microsoft.com/office/drawing/2014/chartex" xmlns:cx1="http://schemas.microsoft.com/office/drawing/2015/9/8/chartex" xmlns:cx2="http://schemas.microsoft.com/office/drawing/2015/10/21/chartex" xmlns:cx3="http://schemas.microsoft.com/office/drawing/2016/5/9/chartex" xmlns:cx4="http://schemas.microsoft.com/office/drawing/2016/5/10/chartex" xmlns:cx5="http://schemas.microsoft.com/office/drawing/2016/5/11/chartex" xmlns:cx6="http://schemas.microsoft.com/office/drawing/2016/5/12/chartex" xmlns:cx7="http://schemas.microsoft.com/office/drawing/2016/5/13/chartex" xmlns:cx8="http://schemas.microsoft.com/office/drawing/2016/5/14/chartex" xmlns:mc="http://schemas.openxmlformats.org/markup-compatibility/2006" xmlns:aink="http://schemas.microsoft.com/office/drawing/2016/ink" xmlns:am3d="http://schemas.microsoft.com/office/drawing/2017/model3d" xmlns:o="urn:schemas-microsoft-com:office:office" xmlns:oel="http://schemas.microsoft.com/office/2019/extlst" xmlns:r="http://schemas.openxmlformats.org/officeDocument/2006/relationships" xmlns:m="http://schemas.openxmlformats.org/officeDocument/2006/math" xmlns:v="urn:schemas-microsoft-com:vml" xmlns:wp14="http://schemas.microsoft.com/office/word/2010/wordprocessingDrawing" xmlns:wp="http://schemas.openxmlformats.org/drawingml/2006/wordprocessingDrawing" xmlns:w10="urn:schemas-microsoft-com:office:word" xmlns:w="http://schemas.openxmlformats.org/wordprocessingml/2006/main" xmlns:w14="http://schemas.microsoft.com/office/word/2010/wordml" xmlns:w15="http://schemas.microsoft.com/office/word/2012/wordml" xmlns:w16cex="http://schemas.microsoft.com/office/word/2018/wordml/cex" xmlns:w16cid="http://schemas.microsoft.com/office/word/2016/wordml/cid" xmlns:w16="http://schemas.microsoft.com/office/word/2018/wordml" xmlns:w16du="http://schemas.microsoft.com/office/word/2023/wordml/word16du" xmlns:w16sdtdh="http://schemas.microsoft.com/office/word/2020/wordml/sdtdatahash" xmlns:w16sdtfl="http://schemas.microsoft.com/office/word/2024/wordml/sdtformatlock" xmlns:w16se="http://schemas.microsoft.com/office/word/2015/wordml/symex" xmlns:wpg="http://schemas.microsoft.com/office/word/2010/wordprocessingGroup" xmlns:wpi="http://schemas.microsoft.com/office/word/2010/wordprocessingInk" xmlns:wne="http://schemas.microsoft.com/office/word/2006/wordml" xmlns:wps="http://schemas.microsoft.com/office/word/2010/wordprocessingShape" mc:Ignorable="w14 w15 w16se w16cid w16 w16cex w16sdtdh w16sdtfl w16du wp14">
+<w:hdr xmlns:wpc="http://schemas.microsoft.com/office/word/2010/wordprocessingCanvas" xmlns:cx="http://schemas.microsoft.com/office/drawing/2014/chartex" xmlns:cx1="http://schemas.microsoft.com/office/drawing/2015/9/8/chartex" xmlns:cx2="http://schemas.microsoft.com/office/drawing/2015/10/21/chartex" xmlns:cx3="http://schemas.microsoft.com/office/drawing/2016/5/9/chartex" xmlns:cx4="http://schemas.microsoft.com/office/drawing/2016/5/10/chartex" xmlns:cx5="http://schemas.microsoft.com/office/drawing/2016/5/11/chartex" xmlns:cx6="http://schemas.microsoft.com/office/drawing/2016/5/12/chartex" xmlns:cx7="http://schemas.microsoft.com/office/drawing/2016/5/13/chartex" xmlns:cx8="http://schemas.microsoft.com/office/drawing/2016/5/14/chartex" xmlns:mc="http://schemas.openxmlformats.org/markup-compatibility/2006" xmlns:aink="http://schemas.microsoft.com/office/drawing/2016/ink" xmlns:am3d="http://schemas.microsoft.com/office/drawing/2017/model3d" xmlns:o="urn:schemas-microsoft-com:office:office" xmlns:r="http://schemas.openxmlformats.org/officeDocument/2006/relationships" xmlns:m="http://schemas.openxmlformats.org/officeDocument/2006/math" xmlns:v="urn:schemas-microsoft-com:vml" xmlns:wp14="http://schemas.microsoft.com/office/word/2010/wordprocessingDrawing" xmlns:wp="http://schemas.openxmlformats.org/drawingml/2006/wordprocessingDrawing" xmlns:w10="urn:schemas-microsoft-com:office:word" xmlns:w="http://schemas.openxmlformats.org/wordprocessingml/2006/main" xmlns:w14="http://schemas.microsoft.com/office/word/2010/wordml" xmlns:w15="http://schemas.microsoft.com/office/word/2012/wordml" xmlns:w16cex="http://schemas.microsoft.com/office/word/2018/wordml/cex" xmlns:w16cid="http://schemas.microsoft.com/office/word/2016/wordml/cid" xmlns:w16="http://schemas.microsoft.com/office/word/2018/wordml" xmlns:w16sdtdh="http://schemas.microsoft.com/office/word/2020/wordml/sdtdatahash" xmlns:w16se="http://schemas.microsoft.com/office/word/2015/wordml/symex" xmlns:wpg="http://schemas.microsoft.com/office/word/2010/wordprocessingGroup" xmlns:wpi="http://schemas.microsoft.com/office/word/2010/wordprocessingInk" xmlns:wne="http://schemas.microsoft.com/office/word/2006/wordml" xmlns:wps="http://schemas.microsoft.com/office/word/2010/wordprocessingShape" mc:Ignorable="w14 w15 w16se w16cid w16 w16cex w16sdtdh wp14">
   <w:p>
     <w:pPr>
       <w:pStyle w:val="lfej"/>
@@ -29735,7 +29551,7 @@
 </file>
 
 <file path=word/numbering.xml><?xml version="1.0" encoding="utf-8"?>
-<w:numbering xmlns:wpc="http://schemas.microsoft.com/office/word/2010/wordprocessingCanvas" xmlns:cx="http://schemas.microsoft.com/office/drawing/2014/chartex" xmlns:cx1="http://schemas.microsoft.com/office/drawing/2015/9/8/chartex" xmlns:cx2="http://schemas.microsoft.com/office/drawing/2015/10/21/chartex" xmlns:cx3="http://schemas.microsoft.com/office/drawing/2016/5/9/chartex" xmlns:cx4="http://schemas.microsoft.com/office/drawing/2016/5/10/chartex" xmlns:cx5="http://schemas.microsoft.com/office/drawing/2016/5/11/chartex" xmlns:cx6="http://schemas.microsoft.com/office/drawing/2016/5/12/chartex" xmlns:cx7="http://schemas.microsoft.com/office/drawing/2016/5/13/chartex" xmlns:cx8="http://schemas.microsoft.com/office/drawing/2016/5/14/chartex" xmlns:mc="http://schemas.openxmlformats.org/markup-compatibility/2006" xmlns:aink="http://schemas.microsoft.com/office/drawing/2016/ink" xmlns:am3d="http://schemas.microsoft.com/office/drawing/2017/model3d" xmlns:o="urn:schemas-microsoft-com:office:office" xmlns:oel="http://schemas.microsoft.com/office/2019/extlst" xmlns:r="http://schemas.openxmlformats.org/officeDocument/2006/relationships" xmlns:m="http://schemas.openxmlformats.org/officeDocument/2006/math" xmlns:v="urn:schemas-microsoft-com:vml" xmlns:wp14="http://schemas.microsoft.com/office/word/2010/wordprocessingDrawing" xmlns:wp="http://schemas.openxmlformats.org/drawingml/2006/wordprocessingDrawing" xmlns:w10="urn:schemas-microsoft-com:office:word" xmlns:w="http://schemas.openxmlformats.org/wordprocessingml/2006/main" xmlns:w14="http://schemas.microsoft.com/office/word/2010/wordml" xmlns:w15="http://schemas.microsoft.com/office/word/2012/wordml" xmlns:w16cex="http://schemas.microsoft.com/office/word/2018/wordml/cex" xmlns:w16cid="http://schemas.microsoft.com/office/word/2016/wordml/cid" xmlns:w16="http://schemas.microsoft.com/office/word/2018/wordml" xmlns:w16du="http://schemas.microsoft.com/office/word/2023/wordml/word16du" xmlns:w16sdtdh="http://schemas.microsoft.com/office/word/2020/wordml/sdtdatahash" xmlns:w16sdtfl="http://schemas.microsoft.com/office/word/2024/wordml/sdtformatlock" xmlns:w16se="http://schemas.microsoft.com/office/word/2015/wordml/symex" xmlns:wpg="http://schemas.microsoft.com/office/word/2010/wordprocessingGroup" xmlns:wpi="http://schemas.microsoft.com/office/word/2010/wordprocessingInk" xmlns:wne="http://schemas.microsoft.com/office/word/2006/wordml" xmlns:wps="http://schemas.microsoft.com/office/word/2010/wordprocessingShape" mc:Ignorable="w14 w15 w16se w16cid w16 w16cex w16sdtdh w16sdtfl w16du wp14">
+<w:numbering xmlns:wpc="http://schemas.microsoft.com/office/word/2010/wordprocessingCanvas" xmlns:cx="http://schemas.microsoft.com/office/drawing/2014/chartex" xmlns:cx1="http://schemas.microsoft.com/office/drawing/2015/9/8/chartex" xmlns:cx2="http://schemas.microsoft.com/office/drawing/2015/10/21/chartex" xmlns:cx3="http://schemas.microsoft.com/office/drawing/2016/5/9/chartex" xmlns:cx4="http://schemas.microsoft.com/office/drawing/2016/5/10/chartex" xmlns:cx5="http://schemas.microsoft.com/office/drawing/2016/5/11/chartex" xmlns:cx6="http://schemas.microsoft.com/office/drawing/2016/5/12/chartex" xmlns:cx7="http://schemas.microsoft.com/office/drawing/2016/5/13/chartex" xmlns:cx8="http://schemas.microsoft.com/office/drawing/2016/5/14/chartex" xmlns:mc="http://schemas.openxmlformats.org/markup-compatibility/2006" xmlns:aink="http://schemas.microsoft.com/office/drawing/2016/ink" xmlns:am3d="http://schemas.microsoft.com/office/drawing/2017/model3d" xmlns:o="urn:schemas-microsoft-com:office:office" xmlns:r="http://schemas.openxmlformats.org/officeDocument/2006/relationships" xmlns:m="http://schemas.openxmlformats.org/officeDocument/2006/math" xmlns:v="urn:schemas-microsoft-com:vml" xmlns:wp14="http://schemas.microsoft.com/office/word/2010/wordprocessingDrawing" xmlns:wp="http://schemas.openxmlformats.org/drawingml/2006/wordprocessingDrawing" xmlns:w10="urn:schemas-microsoft-com:office:word" xmlns:w="http://schemas.openxmlformats.org/wordprocessingml/2006/main" xmlns:w14="http://schemas.microsoft.com/office/word/2010/wordml" xmlns:w15="http://schemas.microsoft.com/office/word/2012/wordml" xmlns:w16cex="http://schemas.microsoft.com/office/word/2018/wordml/cex" xmlns:w16cid="http://schemas.microsoft.com/office/word/2016/wordml/cid" xmlns:w16="http://schemas.microsoft.com/office/word/2018/wordml" xmlns:w16sdtdh="http://schemas.microsoft.com/office/word/2020/wordml/sdtdatahash" xmlns:w16se="http://schemas.microsoft.com/office/word/2015/wordml/symex" xmlns:wpg="http://schemas.microsoft.com/office/word/2010/wordprocessingGroup" xmlns:wpi="http://schemas.microsoft.com/office/word/2010/wordprocessingInk" xmlns:wne="http://schemas.microsoft.com/office/word/2006/wordml" xmlns:wps="http://schemas.microsoft.com/office/word/2010/wordprocessingShape" mc:Ignorable="w14 w15 w16se w16cid w16 w16cex w16sdtdh wp14">
   <w:abstractNum w:abstractNumId="0" w15:restartNumberingAfterBreak="0">
     <w:nsid w:val="057B002A"/>
     <w:multiLevelType w:val="hybridMultilevel"/>
@@ -34158,103 +33974,103 @@
       </w:pPr>
     </w:lvl>
   </w:abstractNum>
-  <w:num w:numId="1" w16cid:durableId="1212571866">
+  <w:num w:numId="1">
     <w:abstractNumId w:val="43"/>
   </w:num>
-  <w:num w:numId="2" w16cid:durableId="690761563">
+  <w:num w:numId="2">
     <w:abstractNumId w:val="4"/>
   </w:num>
-  <w:num w:numId="3" w16cid:durableId="2080513835">
+  <w:num w:numId="3">
     <w:abstractNumId w:val="43"/>
   </w:num>
-  <w:num w:numId="4" w16cid:durableId="401024283">
+  <w:num w:numId="4">
     <w:abstractNumId w:val="18"/>
   </w:num>
-  <w:num w:numId="5" w16cid:durableId="1035279011">
+  <w:num w:numId="5">
     <w:abstractNumId w:val="14"/>
   </w:num>
-  <w:num w:numId="6" w16cid:durableId="180510536">
+  <w:num w:numId="6">
     <w:abstractNumId w:val="11"/>
   </w:num>
-  <w:num w:numId="7" w16cid:durableId="967974107">
+  <w:num w:numId="7">
     <w:abstractNumId w:val="37"/>
   </w:num>
-  <w:num w:numId="8" w16cid:durableId="1819225105">
+  <w:num w:numId="8">
     <w:abstractNumId w:val="36"/>
   </w:num>
-  <w:num w:numId="9" w16cid:durableId="1146319877">
+  <w:num w:numId="9">
     <w:abstractNumId w:val="44"/>
   </w:num>
-  <w:num w:numId="10" w16cid:durableId="1156653901">
+  <w:num w:numId="10">
     <w:abstractNumId w:val="25"/>
   </w:num>
-  <w:num w:numId="11" w16cid:durableId="1024936215">
+  <w:num w:numId="11">
     <w:abstractNumId w:val="1"/>
   </w:num>
-  <w:num w:numId="12" w16cid:durableId="854150281">
+  <w:num w:numId="12">
     <w:abstractNumId w:val="40"/>
   </w:num>
-  <w:num w:numId="13" w16cid:durableId="1335913126">
+  <w:num w:numId="13">
     <w:abstractNumId w:val="29"/>
   </w:num>
-  <w:num w:numId="14" w16cid:durableId="116070901">
+  <w:num w:numId="14">
     <w:abstractNumId w:val="5"/>
   </w:num>
-  <w:num w:numId="15" w16cid:durableId="1347638919">
+  <w:num w:numId="15">
     <w:abstractNumId w:val="22"/>
   </w:num>
-  <w:num w:numId="16" w16cid:durableId="1406800822">
+  <w:num w:numId="16">
     <w:abstractNumId w:val="42"/>
   </w:num>
-  <w:num w:numId="17" w16cid:durableId="1546481394">
+  <w:num w:numId="17">
     <w:abstractNumId w:val="20"/>
   </w:num>
-  <w:num w:numId="18" w16cid:durableId="840630474">
+  <w:num w:numId="18">
     <w:abstractNumId w:val="16"/>
   </w:num>
-  <w:num w:numId="19" w16cid:durableId="1209956828">
+  <w:num w:numId="19">
     <w:abstractNumId w:val="24"/>
   </w:num>
-  <w:num w:numId="20" w16cid:durableId="572933971">
+  <w:num w:numId="20">
     <w:abstractNumId w:val="32"/>
   </w:num>
-  <w:num w:numId="21" w16cid:durableId="2070223776">
+  <w:num w:numId="21">
     <w:abstractNumId w:val="19"/>
   </w:num>
-  <w:num w:numId="22" w16cid:durableId="1102913311">
+  <w:num w:numId="22">
     <w:abstractNumId w:val="7"/>
   </w:num>
-  <w:num w:numId="23" w16cid:durableId="1394233864">
+  <w:num w:numId="23">
     <w:abstractNumId w:val="34"/>
   </w:num>
-  <w:num w:numId="24" w16cid:durableId="788857333">
+  <w:num w:numId="24">
     <w:abstractNumId w:val="21"/>
   </w:num>
-  <w:num w:numId="25" w16cid:durableId="1378159454">
+  <w:num w:numId="25">
     <w:abstractNumId w:val="31"/>
   </w:num>
-  <w:num w:numId="26" w16cid:durableId="148450608">
+  <w:num w:numId="26">
     <w:abstractNumId w:val="17"/>
   </w:num>
-  <w:num w:numId="27" w16cid:durableId="1625497521">
+  <w:num w:numId="27">
     <w:abstractNumId w:val="27"/>
   </w:num>
-  <w:num w:numId="28" w16cid:durableId="1001616923">
+  <w:num w:numId="28">
     <w:abstractNumId w:val="10"/>
   </w:num>
-  <w:num w:numId="29" w16cid:durableId="856693139">
+  <w:num w:numId="29">
     <w:abstractNumId w:val="13"/>
   </w:num>
-  <w:num w:numId="30" w16cid:durableId="720132359">
+  <w:num w:numId="30">
     <w:abstractNumId w:val="38"/>
   </w:num>
-  <w:num w:numId="31" w16cid:durableId="1412971268">
+  <w:num w:numId="31">
     <w:abstractNumId w:val="0"/>
   </w:num>
-  <w:num w:numId="32" w16cid:durableId="186531626">
+  <w:num w:numId="32">
     <w:abstractNumId w:val="30"/>
   </w:num>
-  <w:num w:numId="33" w16cid:durableId="600265218">
+  <w:num w:numId="33">
     <w:abstractNumId w:val="43"/>
     <w:lvlOverride w:ilvl="0">
       <w:startOverride w:val="1"/>
@@ -34284,53 +34100,53 @@
       <w:startOverride w:val="1"/>
     </w:lvlOverride>
   </w:num>
-  <w:num w:numId="34" w16cid:durableId="615528613">
+  <w:num w:numId="34">
     <w:abstractNumId w:val="35"/>
   </w:num>
-  <w:num w:numId="35" w16cid:durableId="1256553585">
+  <w:num w:numId="35">
     <w:abstractNumId w:val="28"/>
   </w:num>
-  <w:num w:numId="36" w16cid:durableId="1241712286">
+  <w:num w:numId="36">
     <w:abstractNumId w:val="6"/>
   </w:num>
-  <w:num w:numId="37" w16cid:durableId="26877233">
+  <w:num w:numId="37">
     <w:abstractNumId w:val="3"/>
   </w:num>
-  <w:num w:numId="38" w16cid:durableId="492716970">
+  <w:num w:numId="38">
     <w:abstractNumId w:val="2"/>
   </w:num>
-  <w:num w:numId="39" w16cid:durableId="107703547">
+  <w:num w:numId="39">
     <w:abstractNumId w:val="8"/>
   </w:num>
-  <w:num w:numId="40" w16cid:durableId="354159588">
+  <w:num w:numId="40">
     <w:abstractNumId w:val="23"/>
   </w:num>
-  <w:num w:numId="41" w16cid:durableId="24795604">
+  <w:num w:numId="41">
     <w:abstractNumId w:val="33"/>
   </w:num>
-  <w:num w:numId="42" w16cid:durableId="1863321717">
+  <w:num w:numId="42">
     <w:abstractNumId w:val="12"/>
   </w:num>
-  <w:num w:numId="43" w16cid:durableId="722097949">
+  <w:num w:numId="43">
     <w:abstractNumId w:val="15"/>
   </w:num>
-  <w:num w:numId="44" w16cid:durableId="1618029457">
+  <w:num w:numId="44">
     <w:abstractNumId w:val="9"/>
   </w:num>
-  <w:num w:numId="45" w16cid:durableId="1631936213">
+  <w:num w:numId="45">
     <w:abstractNumId w:val="39"/>
   </w:num>
-  <w:num w:numId="46" w16cid:durableId="765348324">
+  <w:num w:numId="46">
     <w:abstractNumId w:val="41"/>
   </w:num>
-  <w:num w:numId="47" w16cid:durableId="1735927632">
+  <w:num w:numId="47">
     <w:abstractNumId w:val="26"/>
   </w:num>
 </w:numbering>
 </file>
 
 <file path=word/styles.xml><?xml version="1.0" encoding="utf-8"?>
-<w:styles xmlns:mc="http://schemas.openxmlformats.org/markup-compatibility/2006" xmlns:r="http://schemas.openxmlformats.org/officeDocument/2006/relationships" xmlns:w="http://schemas.openxmlformats.org/wordprocessingml/2006/main" xmlns:w14="http://schemas.microsoft.com/office/word/2010/wordml" xmlns:w15="http://schemas.microsoft.com/office/word/2012/wordml" xmlns:w16cex="http://schemas.microsoft.com/office/word/2018/wordml/cex" xmlns:w16cid="http://schemas.microsoft.com/office/word/2016/wordml/cid" xmlns:w16="http://schemas.microsoft.com/office/word/2018/wordml" xmlns:w16du="http://schemas.microsoft.com/office/word/2023/wordml/word16du" xmlns:w16sdtdh="http://schemas.microsoft.com/office/word/2020/wordml/sdtdatahash" xmlns:w16sdtfl="http://schemas.microsoft.com/office/word/2024/wordml/sdtformatlock" xmlns:w16se="http://schemas.microsoft.com/office/word/2015/wordml/symex" mc:Ignorable="w14 w15 w16se w16cid w16 w16cex w16sdtdh w16sdtfl w16du">
+<w:styles xmlns:mc="http://schemas.openxmlformats.org/markup-compatibility/2006" xmlns:r="http://schemas.openxmlformats.org/officeDocument/2006/relationships" xmlns:w="http://schemas.openxmlformats.org/wordprocessingml/2006/main" xmlns:w14="http://schemas.microsoft.com/office/word/2010/wordml" xmlns:w15="http://schemas.microsoft.com/office/word/2012/wordml" xmlns:w16cex="http://schemas.microsoft.com/office/word/2018/wordml/cex" xmlns:w16cid="http://schemas.microsoft.com/office/word/2016/wordml/cid" xmlns:w16="http://schemas.microsoft.com/office/word/2018/wordml" xmlns:w16sdtdh="http://schemas.microsoft.com/office/word/2020/wordml/sdtdatahash" xmlns:w16se="http://schemas.microsoft.com/office/word/2015/wordml/symex" mc:Ignorable="w14 w15 w16se w16cid w16 w16cex w16sdtdh">
   <w:docDefaults>
     <w:rPrDefault>
       <w:rPr>
